--- a/大作业文档.docx
+++ b/大作业文档.docx
@@ -475,7 +475,26 @@
           <w:szCs w:val="24"/>
           <w:u w:val="single"/>
         </w:rPr>
-        <w:t xml:space="preserve">                       </w:t>
+        <w:t xml:space="preserve">   </w:t>
+      </w:r>
+      <w:r>
+        <w:rPr>
+          <w:rFonts w:hint="eastAsia" w:ascii="Times New Roman" w:hAnsi="Times New Roman" w:eastAsia="宋体" w:cs="Times New Roman"/>
+          <w:sz w:val="36"/>
+          <w:szCs w:val="24"/>
+          <w:u w:val="single"/>
+          <w:lang w:val="en-US" w:eastAsia="zh-CN"/>
+        </w:rPr>
+        <w:t>Simultaneously</w:t>
+      </w:r>
+      <w:r>
+        <w:rPr>
+          <w:rFonts w:hint="eastAsia" w:ascii="Times New Roman" w:hAnsi="Times New Roman" w:eastAsia="宋体" w:cs="Times New Roman"/>
+          <w:sz w:val="36"/>
+          <w:szCs w:val="24"/>
+          <w:u w:val="single"/>
+        </w:rPr>
+        <w:t xml:space="preserve">        </w:t>
       </w:r>
     </w:p>
     <w:p>
@@ -504,7 +523,18 @@
           <w:szCs w:val="24"/>
           <w:u w:val="single"/>
         </w:rPr>
-        <w:t xml:space="preserve">                       </w:t>
+        <w:t xml:space="preserve">              </w:t>
+      </w:r>
+      <w:bookmarkStart w:id="0" w:name="_GoBack"/>
+      <w:bookmarkEnd w:id="0"/>
+      <w:r>
+        <w:rPr>
+          <w:rFonts w:hint="eastAsia" w:ascii="Times New Roman" w:hAnsi="Times New Roman" w:eastAsia="宋体" w:cs="Times New Roman"/>
+          <w:sz w:val="36"/>
+          <w:szCs w:val="24"/>
+          <w:u w:val="single"/>
+        </w:rPr>
+        <w:t xml:space="preserve">         </w:t>
       </w:r>
     </w:p>
     <w:p>
@@ -2344,18 +2374,7 @@
           <w:szCs w:val="24"/>
           <w:lang w:val="en-US" w:eastAsia="zh-CN"/>
         </w:rPr>
-        <w:t>关键功能的实现</w:t>
-      </w:r>
-      <w:bookmarkStart w:id="0" w:name="_GoBack"/>
-      <w:bookmarkEnd w:id="0"/>
-      <w:r>
-        <w:rPr>
-          <w:rFonts w:hint="eastAsia" w:ascii="Times New Roman" w:hAnsi="Times New Roman" w:eastAsia="宋体"/>
-          <w:sz w:val="24"/>
-          <w:szCs w:val="24"/>
-          <w:lang w:val="en-US" w:eastAsia="zh-CN"/>
-        </w:rPr>
-        <w:t>，注意说明</w:t>
+        <w:t>关键功能的实现，注意说明</w:t>
       </w:r>
       <w:r>
         <w:rPr>
@@ -2837,7 +2856,7 @@
     <w:sdtPr>
       <w:id w:val="-1607726684"/>
       <w:docPartObj>
-        <w:docPartGallery w:val="AutoText"/>
+        <w:docPartGallery w:val="autotext"/>
       </w:docPartObj>
     </w:sdtPr>
     <w:sdtContent>
@@ -3144,7 +3163,7 @@
     <w:lsdException w:uiPriority="99" w:name="Table Web 2"/>
     <w:lsdException w:uiPriority="99" w:name="Table Web 3"/>
     <w:lsdException w:uiPriority="99" w:name="Balloon Text"/>
-    <w:lsdException w:unhideWhenUsed="0" w:uiPriority="39" w:semiHidden="0" w:name="Table Grid"/>
+    <w:lsdException w:qFormat="1" w:unhideWhenUsed="0" w:uiPriority="39" w:semiHidden="0" w:name="Table Grid"/>
     <w:lsdException w:uiPriority="99" w:name="Table Theme"/>
     <w:lsdException w:unhideWhenUsed="0" w:uiPriority="60" w:semiHidden="0" w:name="Light Shading"/>
     <w:lsdException w:unhideWhenUsed="0" w:uiPriority="61" w:semiHidden="0" w:name="Light List"/>
@@ -3360,6 +3379,7 @@
   <w:style w:type="table" w:styleId="7">
     <w:name w:val="Table Grid"/>
     <w:basedOn w:val="6"/>
+    <w:qFormat/>
     <w:uiPriority w:val="39"/>
     <w:tblPr>
       <w:tblBorders>

--- a/大作业文档.docx
+++ b/大作业文档.docx
@@ -1,13 +1,13 @@
 
 <file path=word/document.xml><?xml version="1.0" encoding="utf-8"?>
-<w:document xmlns:wpc="http://schemas.microsoft.com/office/word/2010/wordprocessingCanvas" xmlns:mc="http://schemas.openxmlformats.org/markup-compatibility/2006" xmlns:o="urn:schemas-microsoft-com:office:office" xmlns:r="http://schemas.openxmlformats.org/officeDocument/2006/relationships" xmlns:m="http://schemas.openxmlformats.org/officeDocument/2006/math" xmlns:v="urn:schemas-microsoft-com:vml" xmlns:wp14="http://schemas.microsoft.com/office/word/2010/wordprocessingDrawing" xmlns:wp="http://schemas.openxmlformats.org/drawingml/2006/wordprocessingDrawing" xmlns:w="http://schemas.openxmlformats.org/wordprocessingml/2006/main" xmlns:w14="http://schemas.microsoft.com/office/word/2010/wordml" xmlns:w10="urn:schemas-microsoft-com:office:word" xmlns:w15="http://schemas.microsoft.com/office/word/2012/wordml" xmlns:wpg="http://schemas.microsoft.com/office/word/2010/wordprocessingGroup" xmlns:wpi="http://schemas.microsoft.com/office/word/2010/wordprocessingInk" xmlns:wne="http://schemas.microsoft.com/office/word/2006/wordml" xmlns:wps="http://schemas.microsoft.com/office/word/2010/wordprocessingShape" xmlns:wpsCustomData="http://www.wps.cn/officeDocument/2013/wpsCustomData" mc:Ignorable="w14 w15 wp14">
+<w:document xmlns:wpc="http://schemas.microsoft.com/office/word/2010/wordprocessingCanvas" xmlns:cx="http://schemas.microsoft.com/office/drawing/2014/chartex" xmlns:cx1="http://schemas.microsoft.com/office/drawing/2015/9/8/chartex" xmlns:cx2="http://schemas.microsoft.com/office/drawing/2015/10/21/chartex" xmlns:cx3="http://schemas.microsoft.com/office/drawing/2016/5/9/chartex" xmlns:cx4="http://schemas.microsoft.com/office/drawing/2016/5/10/chartex" xmlns:cx5="http://schemas.microsoft.com/office/drawing/2016/5/11/chartex" xmlns:cx6="http://schemas.microsoft.com/office/drawing/2016/5/12/chartex" xmlns:cx7="http://schemas.microsoft.com/office/drawing/2016/5/13/chartex" xmlns:cx8="http://schemas.microsoft.com/office/drawing/2016/5/14/chartex" xmlns:mc="http://schemas.openxmlformats.org/markup-compatibility/2006" xmlns:aink="http://schemas.microsoft.com/office/drawing/2016/ink" xmlns:am3d="http://schemas.microsoft.com/office/drawing/2017/model3d" xmlns:o="urn:schemas-microsoft-com:office:office" xmlns:oel="http://schemas.microsoft.com/office/2019/extlst" xmlns:r="http://schemas.openxmlformats.org/officeDocument/2006/relationships" xmlns:m="http://schemas.openxmlformats.org/officeDocument/2006/math" xmlns:v="urn:schemas-microsoft-com:vml" xmlns:wp14="http://schemas.microsoft.com/office/word/2010/wordprocessingDrawing" xmlns:wp="http://schemas.openxmlformats.org/drawingml/2006/wordprocessingDrawing" xmlns:w10="urn:schemas-microsoft-com:office:word" xmlns:w="http://schemas.openxmlformats.org/wordprocessingml/2006/main" xmlns:w14="http://schemas.microsoft.com/office/word/2010/wordml" xmlns:w15="http://schemas.microsoft.com/office/word/2012/wordml" xmlns:w16cex="http://schemas.microsoft.com/office/word/2018/wordml/cex" xmlns:w16cid="http://schemas.microsoft.com/office/word/2016/wordml/cid" xmlns:w16="http://schemas.microsoft.com/office/word/2018/wordml" xmlns:w16du="http://schemas.microsoft.com/office/word/2023/wordml/word16du" xmlns:w16sdtdh="http://schemas.microsoft.com/office/word/2020/wordml/sdtdatahash" xmlns:w16sdtfl="http://schemas.microsoft.com/office/word/2024/wordml/sdtformatlock" xmlns:w16se="http://schemas.microsoft.com/office/word/2015/wordml/symex" xmlns:wpg="http://schemas.microsoft.com/office/word/2010/wordprocessingGroup" xmlns:wpi="http://schemas.microsoft.com/office/word/2010/wordprocessingInk" xmlns:wne="http://schemas.microsoft.com/office/word/2006/wordml" xmlns:wps="http://schemas.microsoft.com/office/word/2010/wordprocessingShape" mc:Ignorable="w14 w15 w16se w16cid w16 w16cex w16sdtdh w16sdtfl w16du wp14">
   <w:body>
     <w:p>
       <w:pPr>
         <w:widowControl/>
         <w:jc w:val="left"/>
         <w:rPr>
-          <w:rFonts w:ascii="Times New Roman" w:hAnsi="Times New Roman" w:eastAsia="宋体"/>
+          <w:rFonts w:ascii="Times New Roman" w:eastAsia="宋体" w:hAnsi="Times New Roman" w:hint="eastAsia"/>
         </w:rPr>
       </w:pPr>
     </w:p>
@@ -16,7 +16,7 @@
         <w:widowControl/>
         <w:jc w:val="left"/>
         <w:rPr>
-          <w:rFonts w:ascii="Times New Roman" w:hAnsi="Times New Roman" w:eastAsia="宋体"/>
+          <w:rFonts w:ascii="Times New Roman" w:eastAsia="宋体" w:hAnsi="Times New Roman"/>
         </w:rPr>
       </w:pPr>
     </w:p>
@@ -25,7 +25,7 @@
         <w:spacing w:line="960" w:lineRule="auto"/>
         <w:jc w:val="center"/>
         <w:rPr>
-          <w:rFonts w:ascii="Times New Roman" w:hAnsi="Times New Roman" w:eastAsia="宋体" w:cs="Times New Roman"/>
+          <w:rFonts w:ascii="Times New Roman" w:eastAsia="宋体" w:hAnsi="Times New Roman" w:cs="Times New Roman"/>
           <w:b/>
           <w:bCs/>
           <w:spacing w:val="100"/>
@@ -35,171 +35,297 @@
       </w:pPr>
       <w:r>
         <w:rPr>
-          <w:rFonts w:ascii="Times New Roman" w:hAnsi="Times New Roman" w:eastAsia="宋体" w:cs="Times New Roman"/>
+          <w:rFonts w:ascii="Times New Roman" w:eastAsia="宋体" w:hAnsi="Times New Roman" w:cs="Times New Roman"/>
           <w:szCs w:val="24"/>
         </w:rPr>
         <w:fldChar w:fldCharType="begin"/>
       </w:r>
       <w:r>
         <w:rPr>
-          <w:rFonts w:hint="eastAsia" w:ascii="Times New Roman" w:hAnsi="Times New Roman" w:eastAsia="宋体" w:cs="Times New Roman"/>
-          <w:szCs w:val="24"/>
-        </w:rPr>
-        <w:instrText xml:space="preserve"> INCLUDEPICTURE "D:\\backup\\实践管理科\\JNDX_M.GIF" \* MERGEFORMAT </w:instrText>
-      </w:r>
-      <w:r>
-        <w:rPr>
-          <w:rFonts w:ascii="Times New Roman" w:hAnsi="Times New Roman" w:eastAsia="宋体" w:cs="Times New Roman"/>
+          <w:rFonts w:ascii="Times New Roman" w:eastAsia="宋体" w:hAnsi="Times New Roman" w:cs="Times New Roman" w:hint="eastAsia"/>
+          <w:szCs w:val="24"/>
+        </w:rPr>
+        <w:instrText xml:space="preserve"> INCLUDEPICTURE "D:\\backup\\</w:instrText>
+      </w:r>
+      <w:r>
+        <w:rPr>
+          <w:rFonts w:ascii="Times New Roman" w:eastAsia="宋体" w:hAnsi="Times New Roman" w:cs="Times New Roman" w:hint="eastAsia"/>
+          <w:szCs w:val="24"/>
+        </w:rPr>
+        <w:instrText>实践管理科</w:instrText>
+      </w:r>
+      <w:r>
+        <w:rPr>
+          <w:rFonts w:ascii="Times New Roman" w:eastAsia="宋体" w:hAnsi="Times New Roman" w:cs="Times New Roman" w:hint="eastAsia"/>
+          <w:szCs w:val="24"/>
+        </w:rPr>
+        <w:instrText xml:space="preserve">\\JNDX_M.GIF" \* MERGEFORMAT </w:instrText>
+      </w:r>
+      <w:r>
+        <w:rPr>
+          <w:rFonts w:ascii="Times New Roman" w:eastAsia="宋体" w:hAnsi="Times New Roman" w:cs="Times New Roman"/>
           <w:szCs w:val="24"/>
         </w:rPr>
         <w:fldChar w:fldCharType="separate"/>
       </w:r>
       <w:r>
         <w:rPr>
-          <w:rFonts w:ascii="Times New Roman" w:hAnsi="Times New Roman" w:eastAsia="宋体" w:cs="Times New Roman"/>
+          <w:rFonts w:ascii="Times New Roman" w:eastAsia="宋体" w:hAnsi="Times New Roman" w:cs="Times New Roman"/>
           <w:szCs w:val="24"/>
         </w:rPr>
         <w:fldChar w:fldCharType="begin"/>
       </w:r>
       <w:r>
         <w:rPr>
-          <w:rFonts w:ascii="Times New Roman" w:hAnsi="Times New Roman" w:eastAsia="宋体" w:cs="Times New Roman"/>
+          <w:rFonts w:ascii="Times New Roman" w:eastAsia="宋体" w:hAnsi="Times New Roman" w:cs="Times New Roman"/>
           <w:szCs w:val="24"/>
         </w:rPr>
         <w:instrText xml:space="preserve"> </w:instrText>
       </w:r>
       <w:r>
         <w:rPr>
-          <w:rFonts w:hint="eastAsia" w:ascii="Times New Roman" w:hAnsi="Times New Roman" w:eastAsia="宋体" w:cs="Times New Roman"/>
-          <w:szCs w:val="24"/>
-        </w:rPr>
-        <w:instrText xml:space="preserve">INCLUDEPICTURE  "D:\\backup\\实践管理科\\JNDX_M.GIF" \* MERGEFORMATINET</w:instrText>
-      </w:r>
-      <w:r>
-        <w:rPr>
-          <w:rFonts w:ascii="Times New Roman" w:hAnsi="Times New Roman" w:eastAsia="宋体" w:cs="Times New Roman"/>
+          <w:rFonts w:ascii="Times New Roman" w:eastAsia="宋体" w:hAnsi="Times New Roman" w:cs="Times New Roman" w:hint="eastAsia"/>
+          <w:szCs w:val="24"/>
+        </w:rPr>
+        <w:instrText>INCLUDEPICTURE  "D:\\backup\\</w:instrText>
+      </w:r>
+      <w:r>
+        <w:rPr>
+          <w:rFonts w:ascii="Times New Roman" w:eastAsia="宋体" w:hAnsi="Times New Roman" w:cs="Times New Roman" w:hint="eastAsia"/>
+          <w:szCs w:val="24"/>
+        </w:rPr>
+        <w:instrText>实践管理科</w:instrText>
+      </w:r>
+      <w:r>
+        <w:rPr>
+          <w:rFonts w:ascii="Times New Roman" w:eastAsia="宋体" w:hAnsi="Times New Roman" w:cs="Times New Roman" w:hint="eastAsia"/>
+          <w:szCs w:val="24"/>
+        </w:rPr>
+        <w:instrText>\\JNDX_M.GIF" \* MERGEFORMATINET</w:instrText>
+      </w:r>
+      <w:r>
+        <w:rPr>
+          <w:rFonts w:ascii="Times New Roman" w:eastAsia="宋体" w:hAnsi="Times New Roman" w:cs="Times New Roman"/>
           <w:szCs w:val="24"/>
         </w:rPr>
         <w:instrText xml:space="preserve"> </w:instrText>
       </w:r>
       <w:r>
         <w:rPr>
-          <w:rFonts w:ascii="Times New Roman" w:hAnsi="Times New Roman" w:eastAsia="宋体" w:cs="Times New Roman"/>
+          <w:rFonts w:ascii="Times New Roman" w:eastAsia="宋体" w:hAnsi="Times New Roman" w:cs="Times New Roman"/>
           <w:szCs w:val="24"/>
         </w:rPr>
         <w:fldChar w:fldCharType="separate"/>
       </w:r>
       <w:r>
         <w:rPr>
-          <w:rFonts w:ascii="Times New Roman" w:hAnsi="Times New Roman" w:eastAsia="宋体" w:cs="Times New Roman"/>
+          <w:rFonts w:ascii="Times New Roman" w:eastAsia="宋体" w:hAnsi="Times New Roman" w:cs="Times New Roman"/>
           <w:szCs w:val="24"/>
         </w:rPr>
         <w:fldChar w:fldCharType="begin"/>
       </w:r>
       <w:r>
         <w:rPr>
-          <w:rFonts w:ascii="Times New Roman" w:hAnsi="Times New Roman" w:eastAsia="宋体" w:cs="Times New Roman"/>
+          <w:rFonts w:ascii="Times New Roman" w:eastAsia="宋体" w:hAnsi="Times New Roman" w:cs="Times New Roman"/>
           <w:szCs w:val="24"/>
         </w:rPr>
         <w:instrText xml:space="preserve"> </w:instrText>
       </w:r>
       <w:r>
         <w:rPr>
-          <w:rFonts w:hint="eastAsia" w:ascii="Times New Roman" w:hAnsi="Times New Roman" w:eastAsia="宋体" w:cs="Times New Roman"/>
-          <w:szCs w:val="24"/>
-        </w:rPr>
-        <w:instrText xml:space="preserve">INCLUDEPICTURE  "D:\\backup\\实践管理科\\JNDX_M.GIF" \* MERGEFORMATINET</w:instrText>
-      </w:r>
-      <w:r>
-        <w:rPr>
-          <w:rFonts w:ascii="Times New Roman" w:hAnsi="Times New Roman" w:eastAsia="宋体" w:cs="Times New Roman"/>
+          <w:rFonts w:ascii="Times New Roman" w:eastAsia="宋体" w:hAnsi="Times New Roman" w:cs="Times New Roman" w:hint="eastAsia"/>
+          <w:szCs w:val="24"/>
+        </w:rPr>
+        <w:instrText>INCLUDEPICTURE  "D:\\backup\\</w:instrText>
+      </w:r>
+      <w:r>
+        <w:rPr>
+          <w:rFonts w:ascii="Times New Roman" w:eastAsia="宋体" w:hAnsi="Times New Roman" w:cs="Times New Roman" w:hint="eastAsia"/>
+          <w:szCs w:val="24"/>
+        </w:rPr>
+        <w:instrText>实践管理科</w:instrText>
+      </w:r>
+      <w:r>
+        <w:rPr>
+          <w:rFonts w:ascii="Times New Roman" w:eastAsia="宋体" w:hAnsi="Times New Roman" w:cs="Times New Roman" w:hint="eastAsia"/>
+          <w:szCs w:val="24"/>
+        </w:rPr>
+        <w:instrText>\\JNDX_M.GIF" \* MERGEFORMATINET</w:instrText>
+      </w:r>
+      <w:r>
+        <w:rPr>
+          <w:rFonts w:ascii="Times New Roman" w:eastAsia="宋体" w:hAnsi="Times New Roman" w:cs="Times New Roman"/>
           <w:szCs w:val="24"/>
         </w:rPr>
         <w:instrText xml:space="preserve"> </w:instrText>
       </w:r>
       <w:r>
         <w:rPr>
-          <w:rFonts w:ascii="Times New Roman" w:hAnsi="Times New Roman" w:eastAsia="宋体" w:cs="Times New Roman"/>
+          <w:rFonts w:ascii="Times New Roman" w:eastAsia="宋体" w:hAnsi="Times New Roman" w:cs="Times New Roman"/>
           <w:szCs w:val="24"/>
         </w:rPr>
         <w:fldChar w:fldCharType="separate"/>
       </w:r>
       <w:r>
         <w:rPr>
-          <w:rFonts w:ascii="Times New Roman" w:hAnsi="Times New Roman" w:eastAsia="宋体" w:cs="Times New Roman"/>
+          <w:rFonts w:ascii="Times New Roman" w:eastAsia="宋体" w:hAnsi="Times New Roman" w:cs="Times New Roman"/>
           <w:szCs w:val="24"/>
         </w:rPr>
         <w:fldChar w:fldCharType="begin"/>
       </w:r>
       <w:r>
         <w:rPr>
-          <w:rFonts w:ascii="Times New Roman" w:hAnsi="Times New Roman" w:eastAsia="宋体" w:cs="Times New Roman"/>
+          <w:rFonts w:ascii="Times New Roman" w:eastAsia="宋体" w:hAnsi="Times New Roman" w:cs="Times New Roman"/>
           <w:szCs w:val="24"/>
         </w:rPr>
         <w:instrText xml:space="preserve"> </w:instrText>
       </w:r>
       <w:r>
         <w:rPr>
-          <w:rFonts w:hint="eastAsia" w:ascii="Times New Roman" w:hAnsi="Times New Roman" w:eastAsia="宋体" w:cs="Times New Roman"/>
-          <w:szCs w:val="24"/>
-        </w:rPr>
-        <w:instrText xml:space="preserve">INCLUDEPICTURE  "D:\\实践管理科\\JNDX_M.GIF" \* MERGEFORMATINET</w:instrText>
-      </w:r>
-      <w:r>
-        <w:rPr>
-          <w:rFonts w:ascii="Times New Roman" w:hAnsi="Times New Roman" w:eastAsia="宋体" w:cs="Times New Roman"/>
+          <w:rFonts w:ascii="Times New Roman" w:eastAsia="宋体" w:hAnsi="Times New Roman" w:cs="Times New Roman" w:hint="eastAsia"/>
+          <w:szCs w:val="24"/>
+        </w:rPr>
+        <w:instrText>INCLUDEPICTURE  "D:\\</w:instrText>
+      </w:r>
+      <w:r>
+        <w:rPr>
+          <w:rFonts w:ascii="Times New Roman" w:eastAsia="宋体" w:hAnsi="Times New Roman" w:cs="Times New Roman" w:hint="eastAsia"/>
+          <w:szCs w:val="24"/>
+        </w:rPr>
+        <w:instrText>实践管理科</w:instrText>
+      </w:r>
+      <w:r>
+        <w:rPr>
+          <w:rFonts w:ascii="Times New Roman" w:eastAsia="宋体" w:hAnsi="Times New Roman" w:cs="Times New Roman" w:hint="eastAsia"/>
+          <w:szCs w:val="24"/>
+        </w:rPr>
+        <w:instrText>\\JNDX_M.GIF" \* MERGEFORMATINET</w:instrText>
+      </w:r>
+      <w:r>
+        <w:rPr>
+          <w:rFonts w:ascii="Times New Roman" w:eastAsia="宋体" w:hAnsi="Times New Roman" w:cs="Times New Roman"/>
           <w:szCs w:val="24"/>
         </w:rPr>
         <w:instrText xml:space="preserve"> </w:instrText>
       </w:r>
       <w:r>
         <w:rPr>
-          <w:rFonts w:ascii="Times New Roman" w:hAnsi="Times New Roman" w:eastAsia="宋体" w:cs="Times New Roman"/>
+          <w:rFonts w:ascii="Times New Roman" w:eastAsia="宋体" w:hAnsi="Times New Roman" w:cs="Times New Roman"/>
           <w:szCs w:val="24"/>
         </w:rPr>
         <w:fldChar w:fldCharType="separate"/>
       </w:r>
       <w:r>
         <w:rPr>
-          <w:rFonts w:ascii="Times New Roman" w:hAnsi="Times New Roman" w:eastAsia="宋体" w:cs="Times New Roman"/>
+          <w:rFonts w:ascii="Times New Roman" w:eastAsia="宋体" w:hAnsi="Times New Roman" w:cs="Times New Roman"/>
+          <w:szCs w:val="24"/>
+        </w:rPr>
+        <w:fldChar w:fldCharType="begin"/>
+      </w:r>
+      <w:r>
+        <w:rPr>
+          <w:rFonts w:ascii="Times New Roman" w:eastAsia="宋体" w:hAnsi="Times New Roman" w:cs="Times New Roman"/>
+          <w:szCs w:val="24"/>
+        </w:rPr>
+        <w:instrText xml:space="preserve"> </w:instrText>
+      </w:r>
+      <w:r>
+        <w:rPr>
+          <w:rFonts w:ascii="Times New Roman" w:eastAsia="宋体" w:hAnsi="Times New Roman" w:cs="Times New Roman" w:hint="eastAsia"/>
+          <w:szCs w:val="24"/>
+        </w:rPr>
+        <w:instrText>INCLUDEPICTURE  "/Users/../</w:instrText>
+      </w:r>
+      <w:r>
+        <w:rPr>
+          <w:rFonts w:ascii="Times New Roman" w:eastAsia="宋体" w:hAnsi="Times New Roman" w:cs="Times New Roman" w:hint="eastAsia"/>
+          <w:szCs w:val="24"/>
+        </w:rPr>
+        <w:instrText>实践管理科</w:instrText>
+      </w:r>
+      <w:r>
+        <w:rPr>
+          <w:rFonts w:ascii="Times New Roman" w:eastAsia="宋体" w:hAnsi="Times New Roman" w:cs="Times New Roman" w:hint="eastAsia"/>
+          <w:szCs w:val="24"/>
+        </w:rPr>
+        <w:instrText>/JNDX_M.GIF" \* MERGEFORMATINET</w:instrText>
+      </w:r>
+      <w:r>
+        <w:rPr>
+          <w:rFonts w:ascii="Times New Roman" w:eastAsia="宋体" w:hAnsi="Times New Roman" w:cs="Times New Roman"/>
+          <w:szCs w:val="24"/>
+        </w:rPr>
+        <w:instrText xml:space="preserve"> </w:instrText>
+      </w:r>
+      <w:r>
+        <w:rPr>
+          <w:rFonts w:ascii="Times New Roman" w:eastAsia="宋体" w:hAnsi="Times New Roman" w:cs="Times New Roman"/>
+          <w:szCs w:val="24"/>
+        </w:rPr>
+        <w:fldChar w:fldCharType="separate"/>
+      </w:r>
+      <w:r>
+        <w:rPr>
+          <w:rFonts w:ascii="Times New Roman" w:eastAsia="宋体" w:hAnsi="Times New Roman" w:cs="Times New Roman"/>
+          <w:noProof/>
           <w:szCs w:val="24"/>
         </w:rPr>
         <w:pict>
-          <v:shape id="_x0000_i1025" o:spt="75" type="#_x0000_t75" style="height:58.2pt;width:173.95pt;" filled="f" o:preferrelative="t" stroked="f" coordsize="21600,21600">
-            <v:path/>
-            <v:fill on="f" focussize="0,0"/>
-            <v:stroke on="f" joinstyle="miter"/>
-            <v:imagedata r:id="rId7" r:href="rId8" o:title=""/>
+          <v:shapetype id="_x0000_t75" coordsize="21600,21600" o:spt="75" o:preferrelative="t" path="m@4@5l@4@11@9@11@9@5xe" filled="f" stroked="f">
+            <v:stroke joinstyle="miter"/>
+            <v:formulas>
+              <v:f eqn="if lineDrawn pixelLineWidth 0"/>
+              <v:f eqn="sum @0 1 0"/>
+              <v:f eqn="sum 0 0 @1"/>
+              <v:f eqn="prod @2 1 2"/>
+              <v:f eqn="prod @3 21600 pixelWidth"/>
+              <v:f eqn="prod @3 21600 pixelHeight"/>
+              <v:f eqn="sum @0 0 1"/>
+              <v:f eqn="prod @6 1 2"/>
+              <v:f eqn="prod @7 21600 pixelWidth"/>
+              <v:f eqn="sum @8 21600 0"/>
+              <v:f eqn="prod @7 21600 pixelHeight"/>
+              <v:f eqn="sum @10 21600 0"/>
+            </v:formulas>
+            <v:path o:extrusionok="f" gradientshapeok="t" o:connecttype="rect"/>
             <o:lock v:ext="edit" aspectratio="t"/>
-            <w10:wrap type="none"/>
-            <w10:anchorlock/>
+          </v:shapetype>
+          <v:shape id="_x0000_i1025" type="#_x0000_t75" alt="" style="width:173.75pt;height:58.15pt;mso-width-percent:0;mso-height-percent:0;mso-width-percent:0;mso-height-percent:0">
+            <v:imagedata r:id="rId8" r:href="rId9"/>
           </v:shape>
         </w:pict>
       </w:r>
       <w:r>
         <w:rPr>
-          <w:rFonts w:ascii="Times New Roman" w:hAnsi="Times New Roman" w:eastAsia="宋体" w:cs="Times New Roman"/>
+          <w:rFonts w:ascii="Times New Roman" w:eastAsia="宋体" w:hAnsi="Times New Roman" w:cs="Times New Roman"/>
           <w:szCs w:val="24"/>
         </w:rPr>
         <w:fldChar w:fldCharType="end"/>
       </w:r>
       <w:r>
         <w:rPr>
-          <w:rFonts w:ascii="Times New Roman" w:hAnsi="Times New Roman" w:eastAsia="宋体" w:cs="Times New Roman"/>
+          <w:rFonts w:ascii="Times New Roman" w:eastAsia="宋体" w:hAnsi="Times New Roman" w:cs="Times New Roman"/>
           <w:szCs w:val="24"/>
         </w:rPr>
         <w:fldChar w:fldCharType="end"/>
       </w:r>
       <w:r>
         <w:rPr>
-          <w:rFonts w:ascii="Times New Roman" w:hAnsi="Times New Roman" w:eastAsia="宋体" w:cs="Times New Roman"/>
+          <w:rFonts w:ascii="Times New Roman" w:eastAsia="宋体" w:hAnsi="Times New Roman" w:cs="Times New Roman"/>
           <w:szCs w:val="24"/>
         </w:rPr>
         <w:fldChar w:fldCharType="end"/>
       </w:r>
       <w:r>
         <w:rPr>
-          <w:rFonts w:ascii="Times New Roman" w:hAnsi="Times New Roman" w:eastAsia="宋体" w:cs="Times New Roman"/>
+          <w:rFonts w:ascii="Times New Roman" w:eastAsia="宋体" w:hAnsi="Times New Roman" w:cs="Times New Roman"/>
+          <w:szCs w:val="24"/>
+        </w:rPr>
+        <w:fldChar w:fldCharType="end"/>
+      </w:r>
+      <w:r>
+        <w:rPr>
+          <w:rFonts w:ascii="Times New Roman" w:eastAsia="宋体" w:hAnsi="Times New Roman" w:cs="Times New Roman"/>
           <w:szCs w:val="24"/>
         </w:rPr>
         <w:fldChar w:fldCharType="end"/>
@@ -210,7 +336,7 @@
         <w:spacing w:line="480" w:lineRule="auto"/>
         <w:jc w:val="center"/>
         <w:rPr>
-          <w:rFonts w:ascii="Times New Roman" w:hAnsi="Times New Roman" w:eastAsia="宋体" w:cs="Times New Roman"/>
+          <w:rFonts w:ascii="Times New Roman" w:eastAsia="宋体" w:hAnsi="Times New Roman" w:cs="Times New Roman"/>
           <w:b/>
           <w:bCs/>
           <w:spacing w:val="60"/>
@@ -221,7 +347,7 @@
       </w:pPr>
       <w:r>
         <w:rPr>
-          <w:rFonts w:hint="eastAsia" w:ascii="Times New Roman" w:hAnsi="Times New Roman" w:eastAsia="宋体" w:cs="Times New Roman"/>
+          <w:rFonts w:ascii="Times New Roman" w:eastAsia="宋体" w:hAnsi="Times New Roman" w:cs="Times New Roman" w:hint="eastAsia"/>
           <w:b/>
           <w:bCs/>
           <w:spacing w:val="60"/>
@@ -237,7 +363,7 @@
         <w:spacing w:line="480" w:lineRule="auto"/>
         <w:jc w:val="center"/>
         <w:rPr>
-          <w:rFonts w:ascii="Times New Roman" w:hAnsi="Times New Roman" w:eastAsia="宋体" w:cs="Times New Roman"/>
+          <w:rFonts w:ascii="Times New Roman" w:eastAsia="宋体" w:hAnsi="Times New Roman" w:cs="Times New Roman"/>
           <w:b/>
           <w:bCs/>
           <w:spacing w:val="60"/>
@@ -248,7 +374,7 @@
       </w:pPr>
       <w:r>
         <w:rPr>
-          <w:rFonts w:hint="eastAsia" w:ascii="Times New Roman" w:hAnsi="Times New Roman" w:eastAsia="宋体" w:cs="Times New Roman"/>
+          <w:rFonts w:ascii="Times New Roman" w:eastAsia="宋体" w:hAnsi="Times New Roman" w:cs="Times New Roman" w:hint="eastAsia"/>
           <w:b/>
           <w:bCs/>
           <w:spacing w:val="60"/>
@@ -264,7 +390,7 @@
         <w:spacing w:line="480" w:lineRule="auto"/>
         <w:jc w:val="center"/>
         <w:rPr>
-          <w:rFonts w:ascii="Times New Roman" w:hAnsi="Times New Roman" w:eastAsia="宋体" w:cs="Times New Roman"/>
+          <w:rFonts w:ascii="Times New Roman" w:eastAsia="宋体" w:hAnsi="Times New Roman" w:cs="Times New Roman"/>
           <w:b/>
           <w:bCs/>
           <w:spacing w:val="60"/>
@@ -279,7 +405,7 @@
         <w:spacing w:line="480" w:lineRule="auto"/>
         <w:jc w:val="center"/>
         <w:rPr>
-          <w:rFonts w:ascii="Times New Roman" w:hAnsi="Times New Roman" w:eastAsia="宋体" w:cs="Times New Roman"/>
+          <w:rFonts w:ascii="Times New Roman" w:eastAsia="宋体" w:hAnsi="Times New Roman" w:cs="Times New Roman"/>
           <w:b/>
           <w:bCs/>
           <w:spacing w:val="60"/>
@@ -294,7 +420,7 @@
         <w:spacing w:line="480" w:lineRule="auto"/>
         <w:jc w:val="center"/>
         <w:rPr>
-          <w:rFonts w:ascii="Times New Roman" w:hAnsi="Times New Roman" w:eastAsia="宋体" w:cs="Times New Roman"/>
+          <w:rFonts w:ascii="Times New Roman" w:eastAsia="宋体" w:hAnsi="Times New Roman" w:cs="Times New Roman"/>
           <w:spacing w:val="60"/>
           <w:kern w:val="0"/>
           <w:sz w:val="52"/>
@@ -307,7 +433,7 @@
         <w:spacing w:line="480" w:lineRule="auto"/>
         <w:jc w:val="center"/>
         <w:rPr>
-          <w:rFonts w:ascii="Times New Roman" w:hAnsi="Times New Roman" w:eastAsia="宋体" w:cs="Times New Roman"/>
+          <w:rFonts w:ascii="Times New Roman" w:eastAsia="宋体" w:hAnsi="Times New Roman" w:cs="Times New Roman"/>
           <w:b/>
           <w:bCs/>
           <w:spacing w:val="60"/>
@@ -320,9 +446,9 @@
     <w:p>
       <w:pPr>
         <w:spacing w:line="480" w:lineRule="auto"/>
-        <w:ind w:firstLine="179" w:firstLineChars="56"/>
-        <w:rPr>
-          <w:rFonts w:ascii="Times New Roman" w:hAnsi="Times New Roman" w:eastAsia="宋体" w:cs="Times New Roman"/>
+        <w:ind w:firstLineChars="56" w:firstLine="179"/>
+        <w:rPr>
+          <w:rFonts w:ascii="Times New Roman" w:eastAsia="宋体" w:hAnsi="Times New Roman" w:cs="Times New Roman"/>
           <w:b/>
           <w:bCs/>
           <w:kern w:val="0"/>
@@ -332,55 +458,86 @@
       </w:pPr>
       <w:r>
         <w:rPr>
-          <w:rFonts w:hint="eastAsia" w:ascii="Times New Roman" w:hAnsi="Times New Roman" w:eastAsia="宋体" w:cs="Times New Roman"/>
+          <w:rFonts w:ascii="Times New Roman" w:eastAsia="宋体" w:hAnsi="Times New Roman" w:cs="Times New Roman" w:hint="eastAsia"/>
           <w:kern w:val="0"/>
           <w:sz w:val="32"/>
           <w:szCs w:val="24"/>
           <w:u w:val="single"/>
         </w:rPr>
-        <w:t xml:space="preserve">人工智能与计算机  </w:t>
-      </w:r>
-      <w:r>
-        <w:rPr>
-          <w:rFonts w:hint="eastAsia" w:ascii="Times New Roman" w:hAnsi="Times New Roman" w:eastAsia="宋体" w:cs="Times New Roman"/>
+        <w:t>人工智能与计算机</w:t>
+      </w:r>
+      <w:r>
+        <w:rPr>
+          <w:rFonts w:ascii="Times New Roman" w:eastAsia="宋体" w:hAnsi="Times New Roman" w:cs="Times New Roman" w:hint="eastAsia"/>
+          <w:kern w:val="0"/>
+          <w:sz w:val="32"/>
+          <w:szCs w:val="24"/>
+          <w:u w:val="single"/>
+        </w:rPr>
+        <w:t xml:space="preserve">  </w:t>
+      </w:r>
+      <w:r>
+        <w:rPr>
+          <w:rFonts w:ascii="Times New Roman" w:eastAsia="宋体" w:hAnsi="Times New Roman" w:cs="Times New Roman" w:hint="eastAsia"/>
           <w:b/>
           <w:bCs/>
           <w:kern w:val="0"/>
           <w:sz w:val="30"/>
           <w:szCs w:val="24"/>
         </w:rPr>
-        <w:t xml:space="preserve">学院 </w:t>
-      </w:r>
-      <w:r>
-        <w:rPr>
-          <w:rFonts w:hint="eastAsia" w:ascii="Times New Roman" w:hAnsi="Times New Roman" w:eastAsia="宋体" w:cs="Times New Roman"/>
+        <w:t>学院</w:t>
+      </w:r>
+      <w:r>
+        <w:rPr>
+          <w:rFonts w:ascii="Times New Roman" w:eastAsia="宋体" w:hAnsi="Times New Roman" w:cs="Times New Roman" w:hint="eastAsia"/>
           <w:b/>
           <w:bCs/>
           <w:kern w:val="0"/>
           <w:sz w:val="30"/>
           <w:szCs w:val="24"/>
-          <w:u w:val="single"/>
-        </w:rPr>
-        <w:t xml:space="preserve">    </w:t>
-      </w:r>
-      <w:r>
-        <w:rPr>
-          <w:rFonts w:hint="eastAsia" w:ascii="Times New Roman" w:hAnsi="Times New Roman" w:eastAsia="宋体" w:cs="Times New Roman"/>
-          <w:kern w:val="0"/>
-          <w:sz w:val="32"/>
-          <w:szCs w:val="24"/>
-          <w:u w:val="single"/>
-        </w:rPr>
-        <w:t xml:space="preserve">计算机科学与技术    </w:t>
-      </w:r>
-      <w:r>
-        <w:rPr>
-          <w:rFonts w:hint="eastAsia" w:ascii="Times New Roman" w:hAnsi="Times New Roman" w:eastAsia="宋体" w:cs="Times New Roman"/>
+        </w:rPr>
+        <w:t xml:space="preserve"> </w:t>
+      </w:r>
+      <w:r>
+        <w:rPr>
+          <w:rFonts w:ascii="Times New Roman" w:eastAsia="宋体" w:hAnsi="Times New Roman" w:cs="Times New Roman" w:hint="eastAsia"/>
           <w:b/>
           <w:bCs/>
           <w:kern w:val="0"/>
           <w:sz w:val="30"/>
           <w:szCs w:val="24"/>
+          <w:u w:val="single"/>
+        </w:rPr>
+        <w:t xml:space="preserve">    </w:t>
+      </w:r>
+      <w:r>
+        <w:rPr>
+          <w:rFonts w:ascii="Times New Roman" w:eastAsia="宋体" w:hAnsi="Times New Roman" w:cs="Times New Roman" w:hint="eastAsia"/>
+          <w:kern w:val="0"/>
+          <w:sz w:val="32"/>
+          <w:szCs w:val="24"/>
+          <w:u w:val="single"/>
+        </w:rPr>
+        <w:t>计算机科学与技术</w:t>
+      </w:r>
+      <w:r>
+        <w:rPr>
+          <w:rFonts w:ascii="Times New Roman" w:eastAsia="宋体" w:hAnsi="Times New Roman" w:cs="Times New Roman" w:hint="eastAsia"/>
+          <w:kern w:val="0"/>
+          <w:sz w:val="32"/>
+          <w:szCs w:val="24"/>
+          <w:u w:val="single"/>
+        </w:rPr>
+        <w:t xml:space="preserve">    </w:t>
+      </w:r>
+      <w:r>
+        <w:rPr>
+          <w:rFonts w:ascii="Times New Roman" w:eastAsia="宋体" w:hAnsi="Times New Roman" w:cs="Times New Roman" w:hint="eastAsia"/>
+          <w:b/>
+          <w:bCs/>
+          <w:kern w:val="0"/>
+          <w:sz w:val="30"/>
+          <w:szCs w:val="24"/>
         </w:rPr>
         <w:t>专业</w:t>
       </w:r>
@@ -390,7 +547,7 @@
         <w:spacing w:line="480" w:lineRule="auto"/>
         <w:jc w:val="center"/>
         <w:rPr>
-          <w:rFonts w:ascii="Times New Roman" w:hAnsi="Times New Roman" w:eastAsia="宋体" w:cs="Times New Roman"/>
+          <w:rFonts w:ascii="Times New Roman" w:eastAsia="宋体" w:hAnsi="Times New Roman" w:cs="Times New Roman"/>
           <w:b/>
           <w:bCs/>
           <w:spacing w:val="60"/>
@@ -405,7 +562,7 @@
         <w:spacing w:line="480" w:lineRule="auto"/>
         <w:jc w:val="center"/>
         <w:rPr>
-          <w:rFonts w:ascii="Times New Roman" w:hAnsi="Times New Roman" w:eastAsia="宋体" w:cs="Times New Roman"/>
+          <w:rFonts w:ascii="Times New Roman" w:eastAsia="宋体" w:hAnsi="Times New Roman" w:cs="Times New Roman"/>
           <w:b/>
           <w:bCs/>
           <w:spacing w:val="60"/>
@@ -420,7 +577,7 @@
         <w:spacing w:line="480" w:lineRule="auto"/>
         <w:jc w:val="center"/>
         <w:rPr>
-          <w:rFonts w:hint="eastAsia" w:ascii="Times New Roman" w:hAnsi="Times New Roman" w:eastAsia="宋体" w:cs="Times New Roman"/>
+          <w:rFonts w:ascii="Times New Roman" w:eastAsia="宋体" w:hAnsi="Times New Roman" w:cs="Times New Roman"/>
           <w:b/>
           <w:bCs/>
           <w:spacing w:val="60"/>
@@ -433,9 +590,9 @@
     <w:p>
       <w:pPr>
         <w:spacing w:line="600" w:lineRule="auto"/>
-        <w:ind w:firstLine="1080" w:firstLineChars="300"/>
-        <w:rPr>
-          <w:rFonts w:ascii="Times New Roman" w:hAnsi="Times New Roman" w:eastAsia="宋体" w:cs="Times New Roman"/>
+        <w:ind w:firstLineChars="300" w:firstLine="1080"/>
+        <w:rPr>
+          <w:rFonts w:ascii="Times New Roman" w:eastAsia="宋体" w:hAnsi="Times New Roman" w:cs="Times New Roman"/>
           <w:b/>
           <w:bCs/>
           <w:spacing w:val="60"/>
@@ -446,23 +603,31 @@
       </w:pPr>
       <w:r>
         <w:rPr>
-          <w:rFonts w:hint="eastAsia" w:ascii="Times New Roman" w:hAnsi="Times New Roman" w:eastAsia="宋体" w:cs="Times New Roman"/>
+          <w:rFonts w:ascii="Times New Roman" w:eastAsia="宋体" w:hAnsi="Times New Roman" w:cs="Times New Roman" w:hint="eastAsia"/>
           <w:sz w:val="36"/>
           <w:szCs w:val="24"/>
         </w:rPr>
-        <w:t xml:space="preserve">组 </w:t>
-      </w:r>
-      <w:r>
-        <w:rPr>
-          <w:rFonts w:ascii="Times New Roman" w:hAnsi="Times New Roman" w:eastAsia="宋体" w:cs="Times New Roman"/>
+        <w:t>组</w:t>
+      </w:r>
+      <w:r>
+        <w:rPr>
+          <w:rFonts w:ascii="Times New Roman" w:eastAsia="宋体" w:hAnsi="Times New Roman" w:cs="Times New Roman" w:hint="eastAsia"/>
           <w:sz w:val="36"/>
           <w:szCs w:val="24"/>
         </w:rPr>
+        <w:t xml:space="preserve"> </w:t>
+      </w:r>
+      <w:r>
+        <w:rPr>
+          <w:rFonts w:ascii="Times New Roman" w:eastAsia="宋体" w:hAnsi="Times New Roman" w:cs="Times New Roman"/>
+          <w:sz w:val="36"/>
+          <w:szCs w:val="24"/>
+        </w:rPr>
         <w:t xml:space="preserve">   </w:t>
       </w:r>
       <w:r>
         <w:rPr>
-          <w:rFonts w:hint="eastAsia" w:ascii="Times New Roman" w:hAnsi="Times New Roman" w:eastAsia="宋体" w:cs="Times New Roman"/>
+          <w:rFonts w:ascii="Times New Roman" w:eastAsia="宋体" w:hAnsi="Times New Roman" w:cs="Times New Roman" w:hint="eastAsia"/>
           <w:sz w:val="36"/>
           <w:szCs w:val="24"/>
         </w:rPr>
@@ -470,7 +635,7 @@
       </w:r>
       <w:r>
         <w:rPr>
-          <w:rFonts w:hint="eastAsia" w:ascii="Times New Roman" w:hAnsi="Times New Roman" w:eastAsia="宋体" w:cs="Times New Roman"/>
+          <w:rFonts w:ascii="Times New Roman" w:eastAsia="宋体" w:hAnsi="Times New Roman" w:cs="Times New Roman" w:hint="eastAsia"/>
           <w:sz w:val="36"/>
           <w:szCs w:val="24"/>
           <w:u w:val="single"/>
@@ -479,30 +644,29 @@
       </w:r>
       <w:r>
         <w:rPr>
-          <w:rFonts w:hint="eastAsia" w:ascii="Times New Roman" w:hAnsi="Times New Roman" w:eastAsia="宋体" w:cs="Times New Roman"/>
+          <w:rFonts w:ascii="Times New Roman" w:eastAsia="宋体" w:hAnsi="Times New Roman" w:cs="Times New Roman" w:hint="eastAsia"/>
           <w:sz w:val="36"/>
           <w:szCs w:val="24"/>
           <w:u w:val="single"/>
-          <w:lang w:val="en-US" w:eastAsia="zh-CN"/>
-        </w:rPr>
-        <w:t>Simultaneously</w:t>
-      </w:r>
-      <w:r>
-        <w:rPr>
-          <w:rFonts w:hint="eastAsia" w:ascii="Times New Roman" w:hAnsi="Times New Roman" w:eastAsia="宋体" w:cs="Times New Roman"/>
+        </w:rPr>
+        <w:t xml:space="preserve">  </w:t>
+      </w:r>
+      <w:r>
+        <w:rPr>
+          <w:rFonts w:ascii="Times New Roman" w:eastAsia="宋体" w:hAnsi="Times New Roman" w:cs="Times New Roman" w:hint="eastAsia"/>
           <w:sz w:val="36"/>
           <w:szCs w:val="24"/>
           <w:u w:val="single"/>
         </w:rPr>
-        <w:t xml:space="preserve">        </w:t>
+        <w:t xml:space="preserve">Simultaneously     </w:t>
       </w:r>
     </w:p>
     <w:p>
       <w:pPr>
         <w:spacing w:line="600" w:lineRule="auto"/>
-        <w:ind w:firstLine="1080" w:firstLineChars="300"/>
-        <w:rPr>
-          <w:rFonts w:ascii="Times New Roman" w:hAnsi="Times New Roman" w:eastAsia="宋体" w:cs="Times New Roman"/>
+        <w:ind w:firstLineChars="300" w:firstLine="1080"/>
+        <w:rPr>
+          <w:rFonts w:ascii="Times New Roman" w:eastAsia="宋体" w:hAnsi="Times New Roman" w:cs="Times New Roman"/>
           <w:sz w:val="36"/>
           <w:szCs w:val="24"/>
           <w:u w:val="single"/>
@@ -510,7 +674,7 @@
       </w:pPr>
       <w:r>
         <w:rPr>
-          <w:rFonts w:hint="eastAsia" w:ascii="Times New Roman" w:hAnsi="Times New Roman" w:eastAsia="宋体" w:cs="Times New Roman"/>
+          <w:rFonts w:ascii="Times New Roman" w:eastAsia="宋体" w:hAnsi="Times New Roman" w:cs="Times New Roman" w:hint="eastAsia"/>
           <w:sz w:val="36"/>
           <w:szCs w:val="24"/>
         </w:rPr>
@@ -518,31 +682,56 @@
       </w:r>
       <w:r>
         <w:rPr>
-          <w:rFonts w:hint="eastAsia" w:ascii="Times New Roman" w:hAnsi="Times New Roman" w:eastAsia="宋体" w:cs="Times New Roman"/>
+          <w:rFonts w:ascii="Times New Roman" w:eastAsia="宋体" w:hAnsi="Times New Roman" w:cs="Times New Roman" w:hint="eastAsia"/>
           <w:sz w:val="36"/>
           <w:szCs w:val="24"/>
           <w:u w:val="single"/>
         </w:rPr>
-        <w:t xml:space="preserve">              </w:t>
-      </w:r>
-      <w:bookmarkStart w:id="0" w:name="_GoBack"/>
-      <w:bookmarkEnd w:id="0"/>
-      <w:r>
-        <w:rPr>
-          <w:rFonts w:hint="eastAsia" w:ascii="Times New Roman" w:hAnsi="Times New Roman" w:eastAsia="宋体" w:cs="Times New Roman"/>
+        <w:t xml:space="preserve">      </w:t>
+      </w:r>
+      <w:r>
+        <w:rPr>
+          <w:rFonts w:ascii="Times New Roman" w:eastAsia="宋体" w:hAnsi="Times New Roman" w:cs="Times New Roman" w:hint="eastAsia"/>
           <w:sz w:val="36"/>
           <w:szCs w:val="24"/>
           <w:u w:val="single"/>
         </w:rPr>
+        <w:t xml:space="preserve"> </w:t>
+      </w:r>
+      <w:r>
+        <w:rPr>
+          <w:rFonts w:ascii="Times New Roman" w:eastAsia="宋体" w:hAnsi="Times New Roman" w:cs="Times New Roman" w:hint="eastAsia"/>
+          <w:sz w:val="36"/>
+          <w:szCs w:val="24"/>
+          <w:u w:val="single"/>
+        </w:rPr>
+        <w:t xml:space="preserve"> </w:t>
+      </w:r>
+      <w:r>
+        <w:rPr>
+          <w:rFonts w:ascii="Times New Roman" w:eastAsia="宋体" w:hAnsi="Times New Roman" w:cs="Times New Roman" w:hint="eastAsia"/>
+          <w:sz w:val="36"/>
+          <w:szCs w:val="24"/>
+          <w:u w:val="single"/>
+        </w:rPr>
+        <w:t>陆辰睿</w:t>
+      </w:r>
+      <w:r>
+        <w:rPr>
+          <w:rFonts w:ascii="Times New Roman" w:eastAsia="宋体" w:hAnsi="Times New Roman" w:cs="Times New Roman" w:hint="eastAsia"/>
+          <w:sz w:val="36"/>
+          <w:szCs w:val="24"/>
+          <w:u w:val="single"/>
+        </w:rPr>
         <w:t xml:space="preserve">         </w:t>
       </w:r>
     </w:p>
     <w:p>
       <w:pPr>
         <w:spacing w:line="600" w:lineRule="auto"/>
-        <w:ind w:firstLine="1080" w:firstLineChars="300"/>
-        <w:rPr>
-          <w:rFonts w:ascii="Times New Roman" w:hAnsi="Times New Roman" w:eastAsia="宋体" w:cs="Times New Roman"/>
+        <w:ind w:firstLineChars="300" w:firstLine="1080"/>
+        <w:rPr>
+          <w:rFonts w:ascii="Times New Roman" w:eastAsia="宋体" w:hAnsi="Times New Roman" w:cs="Times New Roman"/>
           <w:sz w:val="36"/>
           <w:szCs w:val="24"/>
           <w:u w:val="single"/>
@@ -550,7 +739,7 @@
       </w:pPr>
       <w:r>
         <w:rPr>
-          <w:rFonts w:hint="eastAsia" w:ascii="Times New Roman" w:hAnsi="Times New Roman" w:eastAsia="宋体" w:cs="Times New Roman"/>
+          <w:rFonts w:ascii="Times New Roman" w:eastAsia="宋体" w:hAnsi="Times New Roman" w:cs="Times New Roman" w:hint="eastAsia"/>
           <w:sz w:val="36"/>
           <w:szCs w:val="24"/>
         </w:rPr>
@@ -558,19 +747,37 @@
       </w:r>
       <w:r>
         <w:rPr>
-          <w:rFonts w:hint="eastAsia" w:ascii="Times New Roman" w:hAnsi="Times New Roman" w:eastAsia="宋体" w:cs="Times New Roman"/>
+          <w:rFonts w:ascii="Times New Roman" w:eastAsia="宋体" w:hAnsi="Times New Roman" w:cs="Times New Roman" w:hint="eastAsia"/>
           <w:sz w:val="36"/>
           <w:szCs w:val="24"/>
           <w:u w:val="single"/>
         </w:rPr>
-        <w:t xml:space="preserve">                       </w:t>
-      </w:r>
-    </w:p>
-    <w:p>
-      <w:pPr>
-        <w:ind w:firstLine="2891" w:firstLineChars="800"/>
-        <w:rPr>
-          <w:rFonts w:ascii="Times New Roman" w:hAnsi="Times New Roman" w:eastAsia="宋体" w:cs="Times New Roman"/>
+        <w:t xml:space="preserve">      </w:t>
+      </w:r>
+      <w:r>
+        <w:rPr>
+          <w:rFonts w:ascii="Times New Roman" w:eastAsia="宋体" w:hAnsi="Times New Roman" w:cs="Times New Roman" w:hint="eastAsia"/>
+          <w:sz w:val="36"/>
+          <w:szCs w:val="24"/>
+          <w:u w:val="single"/>
+        </w:rPr>
+        <w:t>1190325118</w:t>
+      </w:r>
+      <w:r>
+        <w:rPr>
+          <w:rFonts w:ascii="Times New Roman" w:eastAsia="宋体" w:hAnsi="Times New Roman" w:cs="Times New Roman" w:hint="eastAsia"/>
+          <w:sz w:val="36"/>
+          <w:szCs w:val="24"/>
+          <w:u w:val="single"/>
+        </w:rPr>
+        <w:t xml:space="preserve">       </w:t>
+      </w:r>
+    </w:p>
+    <w:p>
+      <w:pPr>
+        <w:ind w:firstLineChars="800" w:firstLine="2891"/>
+        <w:rPr>
+          <w:rFonts w:ascii="Times New Roman" w:eastAsia="宋体" w:hAnsi="Times New Roman" w:cs="Times New Roman"/>
           <w:b/>
           <w:bCs/>
           <w:sz w:val="36"/>
@@ -580,9 +787,9 @@
     </w:p>
     <w:p>
       <w:pPr>
-        <w:ind w:firstLine="2891" w:firstLineChars="800"/>
-        <w:rPr>
-          <w:rFonts w:hint="eastAsia" w:ascii="Times New Roman" w:hAnsi="Times New Roman" w:eastAsia="宋体" w:cs="Times New Roman"/>
+        <w:ind w:firstLineChars="800" w:firstLine="2891"/>
+        <w:rPr>
+          <w:rFonts w:ascii="Times New Roman" w:eastAsia="宋体" w:hAnsi="Times New Roman" w:cs="Times New Roman"/>
           <w:b/>
           <w:bCs/>
           <w:sz w:val="36"/>
@@ -594,13 +801,13 @@
       <w:pPr>
         <w:jc w:val="center"/>
         <w:rPr>
-          <w:rFonts w:ascii="Times New Roman" w:hAnsi="Times New Roman" w:eastAsia="宋体" w:cs="Times New Roman"/>
-          <w:szCs w:val="24"/>
-        </w:rPr>
-      </w:pPr>
-      <w:r>
-        <w:rPr>
-          <w:rFonts w:hint="eastAsia" w:ascii="Times New Roman" w:hAnsi="Times New Roman" w:eastAsia="宋体" w:cs="Times New Roman"/>
+          <w:rFonts w:ascii="Times New Roman" w:eastAsia="宋体" w:hAnsi="Times New Roman" w:cs="Times New Roman"/>
+          <w:szCs w:val="24"/>
+        </w:rPr>
+      </w:pPr>
+      <w:r>
+        <w:rPr>
+          <w:rFonts w:ascii="Times New Roman" w:eastAsia="宋体" w:hAnsi="Times New Roman" w:cs="Times New Roman" w:hint="eastAsia"/>
           <w:b/>
           <w:bCs/>
           <w:sz w:val="36"/>
@@ -610,7 +817,7 @@
       </w:r>
       <w:r>
         <w:rPr>
-          <w:rFonts w:ascii="Times New Roman" w:hAnsi="Times New Roman" w:eastAsia="宋体" w:cs="Times New Roman"/>
+          <w:rFonts w:ascii="Times New Roman" w:eastAsia="宋体" w:hAnsi="Times New Roman" w:cs="Times New Roman"/>
           <w:b/>
           <w:bCs/>
           <w:sz w:val="36"/>
@@ -620,30 +827,49 @@
       </w:r>
       <w:r>
         <w:rPr>
-          <w:rFonts w:ascii="Times New Roman" w:hAnsi="Times New Roman" w:eastAsia="宋体" w:cs="Times New Roman"/>
+          <w:rFonts w:ascii="Times New Roman" w:eastAsia="宋体" w:hAnsi="Times New Roman" w:cs="Times New Roman" w:hint="eastAsia"/>
           <w:b/>
           <w:bCs/>
           <w:sz w:val="36"/>
           <w:szCs w:val="24"/>
-          <w:u w:val="single"/>
-        </w:rPr>
-        <w:t xml:space="preserve">  </w:t>
-      </w:r>
-      <w:r>
-        <w:rPr>
-          <w:rFonts w:hint="eastAsia" w:ascii="Times New Roman" w:hAnsi="Times New Roman" w:eastAsia="宋体" w:cs="Times New Roman"/>
+        </w:rPr>
+        <w:t>6</w:t>
+      </w:r>
+      <w:r>
+        <w:rPr>
+          <w:rFonts w:ascii="Times New Roman" w:eastAsia="宋体" w:hAnsi="Times New Roman" w:cs="Times New Roman" w:hint="eastAsia"/>
           <w:b/>
           <w:bCs/>
           <w:sz w:val="36"/>
           <w:szCs w:val="24"/>
         </w:rPr>
-        <w:t>年 6月</w:t>
-      </w:r>
-    </w:p>
-    <w:p>
-      <w:pPr>
-        <w:rPr>
-          <w:rFonts w:ascii="Times New Roman" w:hAnsi="Times New Roman" w:eastAsia="宋体" w:cs="Times New Roman"/>
+        <w:t>年</w:t>
+      </w:r>
+      <w:r>
+        <w:rPr>
+          <w:rFonts w:ascii="Times New Roman" w:eastAsia="宋体" w:hAnsi="Times New Roman" w:cs="Times New Roman" w:hint="eastAsia"/>
+          <w:b/>
+          <w:bCs/>
+          <w:sz w:val="36"/>
+          <w:szCs w:val="24"/>
+        </w:rPr>
+        <w:t xml:space="preserve"> 6</w:t>
+      </w:r>
+      <w:r>
+        <w:rPr>
+          <w:rFonts w:ascii="Times New Roman" w:eastAsia="宋体" w:hAnsi="Times New Roman" w:cs="Times New Roman" w:hint="eastAsia"/>
+          <w:b/>
+          <w:bCs/>
+          <w:sz w:val="36"/>
+          <w:szCs w:val="24"/>
+        </w:rPr>
+        <w:t>月</w:t>
+      </w:r>
+    </w:p>
+    <w:p>
+      <w:pPr>
+        <w:rPr>
+          <w:rFonts w:ascii="Times New Roman" w:eastAsia="宋体" w:hAnsi="Times New Roman" w:cs="Times New Roman"/>
           <w:szCs w:val="24"/>
         </w:rPr>
       </w:pPr>
@@ -653,21 +879,21 @@
         <w:widowControl/>
         <w:jc w:val="left"/>
         <w:rPr>
-          <w:rFonts w:ascii="Times New Roman" w:hAnsi="Times New Roman" w:eastAsia="宋体"/>
-        </w:rPr>
-      </w:pPr>
-    </w:p>
-    <w:p>
-      <w:pPr>
-        <w:rPr>
-          <w:rFonts w:ascii="Times New Roman" w:hAnsi="Times New Roman" w:eastAsia="宋体"/>
+          <w:rFonts w:ascii="Times New Roman" w:eastAsia="宋体" w:hAnsi="Times New Roman"/>
+        </w:rPr>
+      </w:pPr>
+    </w:p>
+    <w:p>
+      <w:pPr>
+        <w:rPr>
+          <w:rFonts w:ascii="Times New Roman" w:eastAsia="宋体" w:hAnsi="Times New Roman"/>
         </w:rPr>
         <w:sectPr>
-          <w:footerReference r:id="rId3" w:type="default"/>
+          <w:footerReference w:type="default" r:id="rId10"/>
           <w:pgSz w:w="11906" w:h="16838"/>
           <w:pgMar w:top="1440" w:right="1800" w:bottom="1440" w:left="1800" w:header="851" w:footer="992" w:gutter="0"/>
-          <w:cols w:space="425" w:num="1"/>
-          <w:docGrid w:type="lines" w:linePitch="312" w:charSpace="0"/>
+          <w:cols w:space="425"/>
+          <w:docGrid w:type="lines" w:linePitch="312"/>
         </w:sectPr>
       </w:pPr>
     </w:p>
@@ -679,33 +905,34 @@
           <w:numId w:val="1"/>
         </w:numPr>
         <w:rPr>
-          <w:rFonts w:ascii="Times New Roman" w:hAnsi="Times New Roman" w:eastAsia="宋体"/>
+          <w:rFonts w:ascii="Times New Roman" w:eastAsia="宋体" w:hAnsi="Times New Roman"/>
           <w:sz w:val="28"/>
           <w:szCs w:val="28"/>
         </w:rPr>
       </w:pPr>
       <w:r>
         <w:rPr>
-          <w:rFonts w:hint="eastAsia" w:ascii="Times New Roman" w:hAnsi="Times New Roman" w:eastAsia="宋体"/>
+          <w:rFonts w:ascii="Times New Roman" w:eastAsia="宋体" w:hAnsi="Times New Roman" w:hint="eastAsia"/>
           <w:sz w:val="28"/>
           <w:szCs w:val="28"/>
         </w:rPr>
+        <w:lastRenderedPageBreak/>
         <w:t>项目简介</w:t>
       </w:r>
     </w:p>
     <w:p>
       <w:pPr>
         <w:spacing w:line="300" w:lineRule="auto"/>
-        <w:ind w:firstLine="480" w:firstLineChars="200"/>
-        <w:rPr>
-          <w:rFonts w:hint="eastAsia" w:ascii="Times New Roman" w:hAnsi="Times New Roman" w:eastAsia="宋体"/>
-          <w:sz w:val="24"/>
-          <w:szCs w:val="24"/>
-        </w:rPr>
-      </w:pPr>
-      <w:r>
-        <w:rPr>
-          <w:rFonts w:hint="eastAsia" w:ascii="Times New Roman" w:hAnsi="Times New Roman" w:eastAsia="宋体"/>
+        <w:ind w:firstLineChars="200" w:firstLine="480"/>
+        <w:rPr>
+          <w:rFonts w:ascii="Times New Roman" w:eastAsia="宋体" w:hAnsi="Times New Roman"/>
+          <w:sz w:val="24"/>
+          <w:szCs w:val="24"/>
+        </w:rPr>
+      </w:pPr>
+      <w:r>
+        <w:rPr>
+          <w:rFonts w:ascii="Times New Roman" w:eastAsia="宋体" w:hAnsi="Times New Roman" w:hint="eastAsia"/>
           <w:sz w:val="24"/>
           <w:szCs w:val="24"/>
         </w:rPr>
@@ -715,16 +942,16 @@
     <w:p>
       <w:pPr>
         <w:spacing w:line="300" w:lineRule="auto"/>
-        <w:ind w:firstLine="480" w:firstLineChars="200"/>
-        <w:rPr>
-          <w:rFonts w:hint="eastAsia" w:ascii="Times New Roman" w:hAnsi="Times New Roman" w:eastAsia="宋体"/>
-          <w:sz w:val="24"/>
-          <w:szCs w:val="24"/>
-        </w:rPr>
-      </w:pPr>
-      <w:r>
-        <w:rPr>
-          <w:rFonts w:hint="eastAsia" w:ascii="Times New Roman" w:hAnsi="Times New Roman" w:eastAsia="宋体"/>
+        <w:ind w:firstLineChars="200" w:firstLine="480"/>
+        <w:rPr>
+          <w:rFonts w:ascii="Times New Roman" w:eastAsia="宋体" w:hAnsi="Times New Roman"/>
+          <w:sz w:val="24"/>
+          <w:szCs w:val="24"/>
+        </w:rPr>
+      </w:pPr>
+      <w:r>
+        <w:rPr>
+          <w:rFonts w:ascii="Times New Roman" w:eastAsia="宋体" w:hAnsi="Times New Roman" w:hint="eastAsia"/>
           <w:sz w:val="24"/>
           <w:szCs w:val="24"/>
         </w:rPr>
@@ -732,7 +959,7 @@
       </w:r>
       <w:r>
         <w:rPr>
-          <w:rFonts w:ascii="Times New Roman" w:hAnsi="Times New Roman" w:eastAsia="宋体"/>
+          <w:rFonts w:ascii="Times New Roman" w:eastAsia="宋体" w:hAnsi="Times New Roman"/>
           <w:sz w:val="24"/>
           <w:szCs w:val="24"/>
         </w:rPr>
@@ -740,15 +967,23 @@
       </w:r>
       <w:r>
         <w:rPr>
-          <w:rFonts w:hint="eastAsia" w:ascii="Times New Roman" w:hAnsi="Times New Roman" w:eastAsia="宋体"/>
-          <w:sz w:val="24"/>
-          <w:szCs w:val="24"/>
-        </w:rPr>
-        <w:t>，行间距为1</w:t>
-      </w:r>
-      <w:r>
-        <w:rPr>
-          <w:rFonts w:ascii="Times New Roman" w:hAnsi="Times New Roman" w:eastAsia="宋体"/>
+          <w:rFonts w:ascii="Times New Roman" w:eastAsia="宋体" w:hAnsi="Times New Roman" w:hint="eastAsia"/>
+          <w:sz w:val="24"/>
+          <w:szCs w:val="24"/>
+        </w:rPr>
+        <w:t>，行间距为</w:t>
+      </w:r>
+      <w:r>
+        <w:rPr>
+          <w:rFonts w:ascii="Times New Roman" w:eastAsia="宋体" w:hAnsi="Times New Roman" w:hint="eastAsia"/>
+          <w:sz w:val="24"/>
+          <w:szCs w:val="24"/>
+        </w:rPr>
+        <w:t>1</w:t>
+      </w:r>
+      <w:r>
+        <w:rPr>
+          <w:rFonts w:ascii="Times New Roman" w:eastAsia="宋体" w:hAnsi="Times New Roman"/>
           <w:sz w:val="24"/>
           <w:szCs w:val="24"/>
         </w:rPr>
@@ -756,11 +991,27 @@
       </w:r>
       <w:r>
         <w:rPr>
-          <w:rFonts w:hint="eastAsia" w:ascii="Times New Roman" w:hAnsi="Times New Roman" w:eastAsia="宋体"/>
-          <w:sz w:val="24"/>
-          <w:szCs w:val="24"/>
-        </w:rPr>
-        <w:t>倍行距，首行缩进2字符。</w:t>
+          <w:rFonts w:ascii="Times New Roman" w:eastAsia="宋体" w:hAnsi="Times New Roman" w:hint="eastAsia"/>
+          <w:sz w:val="24"/>
+          <w:szCs w:val="24"/>
+        </w:rPr>
+        <w:t>倍行距，首行缩进</w:t>
+      </w:r>
+      <w:r>
+        <w:rPr>
+          <w:rFonts w:ascii="Times New Roman" w:eastAsia="宋体" w:hAnsi="Times New Roman" w:hint="eastAsia"/>
+          <w:sz w:val="24"/>
+          <w:szCs w:val="24"/>
+        </w:rPr>
+        <w:t>2</w:t>
+      </w:r>
+      <w:r>
+        <w:rPr>
+          <w:rFonts w:ascii="Times New Roman" w:eastAsia="宋体" w:hAnsi="Times New Roman" w:hint="eastAsia"/>
+          <w:sz w:val="24"/>
+          <w:szCs w:val="24"/>
+        </w:rPr>
+        <w:t>字符。</w:t>
       </w:r>
     </w:p>
     <w:p>
@@ -771,14 +1022,14 @@
           <w:numId w:val="1"/>
         </w:numPr>
         <w:rPr>
-          <w:rFonts w:ascii="Times New Roman" w:hAnsi="Times New Roman" w:eastAsia="宋体"/>
+          <w:rFonts w:ascii="Times New Roman" w:eastAsia="宋体" w:hAnsi="Times New Roman"/>
           <w:sz w:val="28"/>
           <w:szCs w:val="28"/>
         </w:rPr>
       </w:pPr>
       <w:r>
         <w:rPr>
-          <w:rFonts w:hint="eastAsia" w:ascii="Times New Roman" w:hAnsi="Times New Roman" w:eastAsia="宋体"/>
+          <w:rFonts w:ascii="Times New Roman" w:eastAsia="宋体" w:hAnsi="Times New Roman" w:hint="eastAsia"/>
           <w:sz w:val="28"/>
           <w:szCs w:val="28"/>
         </w:rPr>
@@ -787,18 +1038,18 @@
     </w:p>
     <w:p>
       <w:pPr>
-        <w:pStyle w:val="3"/>
+        <w:pStyle w:val="a3"/>
         <w:keepNext/>
         <w:jc w:val="center"/>
         <w:rPr>
-          <w:rFonts w:ascii="宋体" w:hAnsi="宋体" w:eastAsia="宋体"/>
-          <w:sz w:val="24"/>
-          <w:szCs w:val="24"/>
-        </w:rPr>
-      </w:pPr>
-      <w:r>
-        <w:rPr>
-          <w:rFonts w:ascii="宋体" w:hAnsi="宋体" w:eastAsia="宋体"/>
+          <w:rFonts w:ascii="宋体" w:eastAsia="宋体" w:hAnsi="宋体"/>
+          <w:sz w:val="24"/>
+          <w:szCs w:val="24"/>
+        </w:rPr>
+      </w:pPr>
+      <w:r>
+        <w:rPr>
+          <w:rFonts w:ascii="宋体" w:eastAsia="宋体" w:hAnsi="宋体"/>
           <w:sz w:val="24"/>
           <w:szCs w:val="24"/>
         </w:rPr>
@@ -806,7 +1057,7 @@
       </w:r>
       <w:r>
         <w:rPr>
-          <w:rFonts w:ascii="宋体" w:hAnsi="宋体" w:eastAsia="宋体"/>
+          <w:rFonts w:ascii="宋体" w:eastAsia="宋体" w:hAnsi="宋体"/>
           <w:sz w:val="24"/>
           <w:szCs w:val="24"/>
         </w:rPr>
@@ -814,7 +1065,7 @@
       </w:r>
       <w:r>
         <w:rPr>
-          <w:rFonts w:ascii="宋体" w:hAnsi="宋体" w:eastAsia="宋体"/>
+          <w:rFonts w:ascii="宋体" w:eastAsia="宋体" w:hAnsi="宋体"/>
           <w:sz w:val="24"/>
           <w:szCs w:val="24"/>
         </w:rPr>
@@ -822,7 +1073,7 @@
       </w:r>
       <w:r>
         <w:rPr>
-          <w:rFonts w:ascii="宋体" w:hAnsi="宋体" w:eastAsia="宋体"/>
+          <w:rFonts w:ascii="宋体" w:eastAsia="宋体" w:hAnsi="宋体"/>
           <w:sz w:val="24"/>
           <w:szCs w:val="24"/>
         </w:rPr>
@@ -830,7 +1081,7 @@
       </w:r>
       <w:r>
         <w:rPr>
-          <w:rFonts w:ascii="宋体" w:hAnsi="宋体" w:eastAsia="宋体"/>
+          <w:rFonts w:ascii="宋体" w:eastAsia="宋体" w:hAnsi="宋体"/>
           <w:sz w:val="24"/>
           <w:szCs w:val="24"/>
         </w:rPr>
@@ -838,7 +1089,7 @@
       </w:r>
       <w:r>
         <w:rPr>
-          <w:rFonts w:ascii="宋体" w:hAnsi="宋体" w:eastAsia="宋体"/>
+          <w:rFonts w:ascii="宋体" w:eastAsia="宋体" w:hAnsi="宋体"/>
           <w:sz w:val="24"/>
           <w:szCs w:val="24"/>
         </w:rPr>
@@ -846,7 +1097,7 @@
       </w:r>
       <w:r>
         <w:rPr>
-          <w:rFonts w:ascii="宋体" w:hAnsi="宋体" w:eastAsia="宋体"/>
+          <w:rFonts w:ascii="宋体" w:eastAsia="宋体" w:hAnsi="宋体"/>
           <w:sz w:val="24"/>
           <w:szCs w:val="24"/>
         </w:rPr>
@@ -854,7 +1105,7 @@
       </w:r>
       <w:r>
         <w:rPr>
-          <w:rFonts w:hint="eastAsia" w:ascii="宋体" w:hAnsi="宋体" w:eastAsia="宋体"/>
+          <w:rFonts w:ascii="宋体" w:eastAsia="宋体" w:hAnsi="宋体" w:hint="eastAsia"/>
           <w:sz w:val="24"/>
           <w:szCs w:val="24"/>
         </w:rPr>
@@ -863,24 +1114,9 @@
     </w:p>
     <w:tbl>
       <w:tblPr>
-        <w:tblStyle w:val="7"/>
+        <w:tblStyle w:val="a8"/>
         <w:tblW w:w="0" w:type="auto"/>
-        <w:tblInd w:w="0" w:type="dxa"/>
-        <w:tblBorders>
-          <w:top w:val="single" w:color="auto" w:sz="4" w:space="0"/>
-          <w:left w:val="single" w:color="auto" w:sz="4" w:space="0"/>
-          <w:bottom w:val="single" w:color="auto" w:sz="4" w:space="0"/>
-          <w:right w:val="single" w:color="auto" w:sz="4" w:space="0"/>
-          <w:insideH w:val="single" w:color="auto" w:sz="4" w:space="0"/>
-          <w:insideV w:val="single" w:color="auto" w:sz="4" w:space="0"/>
-        </w:tblBorders>
-        <w:tblLayout w:type="autofit"/>
-        <w:tblCellMar>
-          <w:top w:w="0" w:type="dxa"/>
-          <w:left w:w="108" w:type="dxa"/>
-          <w:bottom w:w="0" w:type="dxa"/>
-          <w:right w:w="108" w:type="dxa"/>
-        </w:tblCellMar>
+        <w:tblLook w:val="04A0" w:firstRow="1" w:lastRow="0" w:firstColumn="1" w:lastColumn="0" w:noHBand="0" w:noVBand="1"/>
       </w:tblPr>
       <w:tblGrid>
         <w:gridCol w:w="1555"/>
@@ -888,22 +1124,6 @@
         <w:gridCol w:w="4757"/>
       </w:tblGrid>
       <w:tr>
-        <w:tblPrEx>
-          <w:tblBorders>
-            <w:top w:val="single" w:color="auto" w:sz="4" w:space="0"/>
-            <w:left w:val="single" w:color="auto" w:sz="4" w:space="0"/>
-            <w:bottom w:val="single" w:color="auto" w:sz="4" w:space="0"/>
-            <w:right w:val="single" w:color="auto" w:sz="4" w:space="0"/>
-            <w:insideH w:val="single" w:color="auto" w:sz="4" w:space="0"/>
-            <w:insideV w:val="single" w:color="auto" w:sz="4" w:space="0"/>
-          </w:tblBorders>
-          <w:tblCellMar>
-            <w:top w:w="0" w:type="dxa"/>
-            <w:left w:w="108" w:type="dxa"/>
-            <w:bottom w:w="0" w:type="dxa"/>
-            <w:right w:w="108" w:type="dxa"/>
-          </w:tblCellMar>
-        </w:tblPrEx>
         <w:tc>
           <w:tcPr>
             <w:tcW w:w="1555" w:type="dxa"/>
@@ -913,7 +1133,7 @@
               <w:spacing w:line="300" w:lineRule="auto"/>
               <w:jc w:val="center"/>
               <w:rPr>
-                <w:rFonts w:hint="eastAsia" w:ascii="Times New Roman" w:hAnsi="Times New Roman" w:eastAsia="宋体"/>
+                <w:rFonts w:ascii="Times New Roman" w:eastAsia="宋体" w:hAnsi="Times New Roman"/>
                 <w:b/>
                 <w:bCs/>
                 <w:sz w:val="24"/>
@@ -922,7 +1142,7 @@
             </w:pPr>
             <w:r>
               <w:rPr>
-                <w:rFonts w:hint="eastAsia" w:ascii="Times New Roman" w:hAnsi="Times New Roman" w:eastAsia="宋体"/>
+                <w:rFonts w:ascii="Times New Roman" w:eastAsia="宋体" w:hAnsi="Times New Roman" w:hint="eastAsia"/>
                 <w:b/>
                 <w:bCs/>
                 <w:sz w:val="24"/>
@@ -941,7 +1161,7 @@
               <w:spacing w:line="300" w:lineRule="auto"/>
               <w:jc w:val="center"/>
               <w:rPr>
-                <w:rFonts w:hint="eastAsia" w:ascii="Times New Roman" w:hAnsi="Times New Roman" w:eastAsia="宋体"/>
+                <w:rFonts w:ascii="Times New Roman" w:eastAsia="宋体" w:hAnsi="Times New Roman"/>
                 <w:b/>
                 <w:bCs/>
                 <w:sz w:val="24"/>
@@ -950,7 +1170,7 @@
             </w:pPr>
             <w:r>
               <w:rPr>
-                <w:rFonts w:hint="eastAsia" w:ascii="Times New Roman" w:hAnsi="Times New Roman" w:eastAsia="宋体"/>
+                <w:rFonts w:ascii="Times New Roman" w:eastAsia="宋体" w:hAnsi="Times New Roman" w:hint="eastAsia"/>
                 <w:b/>
                 <w:bCs/>
                 <w:sz w:val="24"/>
@@ -969,7 +1189,7 @@
               <w:spacing w:line="300" w:lineRule="auto"/>
               <w:jc w:val="center"/>
               <w:rPr>
-                <w:rFonts w:hint="eastAsia" w:ascii="Times New Roman" w:hAnsi="Times New Roman" w:eastAsia="宋体"/>
+                <w:rFonts w:ascii="Times New Roman" w:eastAsia="宋体" w:hAnsi="Times New Roman"/>
                 <w:b/>
                 <w:bCs/>
                 <w:sz w:val="24"/>
@@ -978,7 +1198,7 @@
             </w:pPr>
             <w:r>
               <w:rPr>
-                <w:rFonts w:hint="eastAsia" w:ascii="Times New Roman" w:hAnsi="Times New Roman" w:eastAsia="宋体"/>
+                <w:rFonts w:ascii="Times New Roman" w:eastAsia="宋体" w:hAnsi="Times New Roman" w:hint="eastAsia"/>
                 <w:b/>
                 <w:bCs/>
                 <w:sz w:val="24"/>
@@ -990,22 +1210,6 @@
         </w:tc>
       </w:tr>
       <w:tr>
-        <w:tblPrEx>
-          <w:tblBorders>
-            <w:top w:val="single" w:color="auto" w:sz="4" w:space="0"/>
-            <w:left w:val="single" w:color="auto" w:sz="4" w:space="0"/>
-            <w:bottom w:val="single" w:color="auto" w:sz="4" w:space="0"/>
-            <w:right w:val="single" w:color="auto" w:sz="4" w:space="0"/>
-            <w:insideH w:val="single" w:color="auto" w:sz="4" w:space="0"/>
-            <w:insideV w:val="single" w:color="auto" w:sz="4" w:space="0"/>
-          </w:tblBorders>
-          <w:tblCellMar>
-            <w:top w:w="0" w:type="dxa"/>
-            <w:left w:w="108" w:type="dxa"/>
-            <w:bottom w:w="0" w:type="dxa"/>
-            <w:right w:w="108" w:type="dxa"/>
-          </w:tblCellMar>
-        </w:tblPrEx>
         <w:tc>
           <w:tcPr>
             <w:tcW w:w="1555" w:type="dxa"/>
@@ -1014,7 +1218,7 @@
             <w:pPr>
               <w:spacing w:line="300" w:lineRule="auto"/>
               <w:rPr>
-                <w:rFonts w:hint="eastAsia" w:ascii="Times New Roman" w:hAnsi="Times New Roman" w:eastAsia="宋体"/>
+                <w:rFonts w:ascii="Times New Roman" w:eastAsia="宋体" w:hAnsi="Times New Roman"/>
                 <w:sz w:val="24"/>
                 <w:szCs w:val="24"/>
               </w:rPr>
@@ -1029,7 +1233,7 @@
             <w:pPr>
               <w:spacing w:line="300" w:lineRule="auto"/>
               <w:rPr>
-                <w:rFonts w:hint="eastAsia" w:ascii="Times New Roman" w:hAnsi="Times New Roman" w:eastAsia="宋体"/>
+                <w:rFonts w:ascii="Times New Roman" w:eastAsia="宋体" w:hAnsi="Times New Roman"/>
                 <w:sz w:val="24"/>
                 <w:szCs w:val="24"/>
               </w:rPr>
@@ -1044,7 +1248,7 @@
             <w:pPr>
               <w:spacing w:line="300" w:lineRule="auto"/>
               <w:rPr>
-                <w:rFonts w:hint="eastAsia" w:ascii="Times New Roman" w:hAnsi="Times New Roman" w:eastAsia="宋体"/>
+                <w:rFonts w:ascii="Times New Roman" w:eastAsia="宋体" w:hAnsi="Times New Roman"/>
                 <w:sz w:val="24"/>
                 <w:szCs w:val="24"/>
               </w:rPr>
@@ -1053,22 +1257,6 @@
         </w:tc>
       </w:tr>
       <w:tr>
-        <w:tblPrEx>
-          <w:tblBorders>
-            <w:top w:val="single" w:color="auto" w:sz="4" w:space="0"/>
-            <w:left w:val="single" w:color="auto" w:sz="4" w:space="0"/>
-            <w:bottom w:val="single" w:color="auto" w:sz="4" w:space="0"/>
-            <w:right w:val="single" w:color="auto" w:sz="4" w:space="0"/>
-            <w:insideH w:val="single" w:color="auto" w:sz="4" w:space="0"/>
-            <w:insideV w:val="single" w:color="auto" w:sz="4" w:space="0"/>
-          </w:tblBorders>
-          <w:tblCellMar>
-            <w:top w:w="0" w:type="dxa"/>
-            <w:left w:w="108" w:type="dxa"/>
-            <w:bottom w:w="0" w:type="dxa"/>
-            <w:right w:w="108" w:type="dxa"/>
-          </w:tblCellMar>
-        </w:tblPrEx>
         <w:tc>
           <w:tcPr>
             <w:tcW w:w="1555" w:type="dxa"/>
@@ -1077,7 +1265,7 @@
             <w:pPr>
               <w:spacing w:line="300" w:lineRule="auto"/>
               <w:rPr>
-                <w:rFonts w:hint="eastAsia" w:ascii="Times New Roman" w:hAnsi="Times New Roman" w:eastAsia="宋体"/>
+                <w:rFonts w:ascii="Times New Roman" w:eastAsia="宋体" w:hAnsi="Times New Roman"/>
                 <w:sz w:val="24"/>
                 <w:szCs w:val="24"/>
               </w:rPr>
@@ -1092,7 +1280,7 @@
             <w:pPr>
               <w:spacing w:line="300" w:lineRule="auto"/>
               <w:rPr>
-                <w:rFonts w:hint="eastAsia" w:ascii="Times New Roman" w:hAnsi="Times New Roman" w:eastAsia="宋体"/>
+                <w:rFonts w:ascii="Times New Roman" w:eastAsia="宋体" w:hAnsi="Times New Roman"/>
                 <w:sz w:val="24"/>
                 <w:szCs w:val="24"/>
               </w:rPr>
@@ -1107,7 +1295,7 @@
             <w:pPr>
               <w:spacing w:line="300" w:lineRule="auto"/>
               <w:rPr>
-                <w:rFonts w:hint="eastAsia" w:ascii="Times New Roman" w:hAnsi="Times New Roman" w:eastAsia="宋体"/>
+                <w:rFonts w:ascii="Times New Roman" w:eastAsia="宋体" w:hAnsi="Times New Roman"/>
                 <w:sz w:val="24"/>
                 <w:szCs w:val="24"/>
               </w:rPr>
@@ -1116,22 +1304,6 @@
         </w:tc>
       </w:tr>
       <w:tr>
-        <w:tblPrEx>
-          <w:tblBorders>
-            <w:top w:val="single" w:color="auto" w:sz="4" w:space="0"/>
-            <w:left w:val="single" w:color="auto" w:sz="4" w:space="0"/>
-            <w:bottom w:val="single" w:color="auto" w:sz="4" w:space="0"/>
-            <w:right w:val="single" w:color="auto" w:sz="4" w:space="0"/>
-            <w:insideH w:val="single" w:color="auto" w:sz="4" w:space="0"/>
-            <w:insideV w:val="single" w:color="auto" w:sz="4" w:space="0"/>
-          </w:tblBorders>
-          <w:tblCellMar>
-            <w:top w:w="0" w:type="dxa"/>
-            <w:left w:w="108" w:type="dxa"/>
-            <w:bottom w:w="0" w:type="dxa"/>
-            <w:right w:w="108" w:type="dxa"/>
-          </w:tblCellMar>
-        </w:tblPrEx>
         <w:tc>
           <w:tcPr>
             <w:tcW w:w="1555" w:type="dxa"/>
@@ -1140,7 +1312,7 @@
             <w:pPr>
               <w:spacing w:line="300" w:lineRule="auto"/>
               <w:rPr>
-                <w:rFonts w:hint="eastAsia" w:ascii="Times New Roman" w:hAnsi="Times New Roman" w:eastAsia="宋体"/>
+                <w:rFonts w:ascii="Times New Roman" w:eastAsia="宋体" w:hAnsi="Times New Roman"/>
                 <w:sz w:val="24"/>
                 <w:szCs w:val="24"/>
               </w:rPr>
@@ -1155,7 +1327,7 @@
             <w:pPr>
               <w:spacing w:line="300" w:lineRule="auto"/>
               <w:rPr>
-                <w:rFonts w:hint="eastAsia" w:ascii="Times New Roman" w:hAnsi="Times New Roman" w:eastAsia="宋体"/>
+                <w:rFonts w:ascii="Times New Roman" w:eastAsia="宋体" w:hAnsi="Times New Roman"/>
                 <w:sz w:val="24"/>
                 <w:szCs w:val="24"/>
               </w:rPr>
@@ -1170,7 +1342,7 @@
             <w:pPr>
               <w:spacing w:line="300" w:lineRule="auto"/>
               <w:rPr>
-                <w:rFonts w:hint="eastAsia" w:ascii="Times New Roman" w:hAnsi="Times New Roman" w:eastAsia="宋体"/>
+                <w:rFonts w:ascii="Times New Roman" w:eastAsia="宋体" w:hAnsi="Times New Roman"/>
                 <w:sz w:val="24"/>
                 <w:szCs w:val="24"/>
               </w:rPr>
@@ -1179,22 +1351,6 @@
         </w:tc>
       </w:tr>
       <w:tr>
-        <w:tblPrEx>
-          <w:tblBorders>
-            <w:top w:val="single" w:color="auto" w:sz="4" w:space="0"/>
-            <w:left w:val="single" w:color="auto" w:sz="4" w:space="0"/>
-            <w:bottom w:val="single" w:color="auto" w:sz="4" w:space="0"/>
-            <w:right w:val="single" w:color="auto" w:sz="4" w:space="0"/>
-            <w:insideH w:val="single" w:color="auto" w:sz="4" w:space="0"/>
-            <w:insideV w:val="single" w:color="auto" w:sz="4" w:space="0"/>
-          </w:tblBorders>
-          <w:tblCellMar>
-            <w:top w:w="0" w:type="dxa"/>
-            <w:left w:w="108" w:type="dxa"/>
-            <w:bottom w:w="0" w:type="dxa"/>
-            <w:right w:w="108" w:type="dxa"/>
-          </w:tblCellMar>
-        </w:tblPrEx>
         <w:tc>
           <w:tcPr>
             <w:tcW w:w="1555" w:type="dxa"/>
@@ -1203,7 +1359,7 @@
             <w:pPr>
               <w:spacing w:line="300" w:lineRule="auto"/>
               <w:rPr>
-                <w:rFonts w:hint="eastAsia" w:ascii="Times New Roman" w:hAnsi="Times New Roman" w:eastAsia="宋体"/>
+                <w:rFonts w:ascii="Times New Roman" w:eastAsia="宋体" w:hAnsi="Times New Roman"/>
                 <w:sz w:val="24"/>
                 <w:szCs w:val="24"/>
               </w:rPr>
@@ -1218,7 +1374,7 @@
             <w:pPr>
               <w:spacing w:line="300" w:lineRule="auto"/>
               <w:rPr>
-                <w:rFonts w:hint="eastAsia" w:ascii="Times New Roman" w:hAnsi="Times New Roman" w:eastAsia="宋体"/>
+                <w:rFonts w:ascii="Times New Roman" w:eastAsia="宋体" w:hAnsi="Times New Roman"/>
                 <w:sz w:val="24"/>
                 <w:szCs w:val="24"/>
               </w:rPr>
@@ -1233,7 +1389,7 @@
             <w:pPr>
               <w:spacing w:line="300" w:lineRule="auto"/>
               <w:rPr>
-                <w:rFonts w:hint="eastAsia" w:ascii="Times New Roman" w:hAnsi="Times New Roman" w:eastAsia="宋体"/>
+                <w:rFonts w:ascii="Times New Roman" w:eastAsia="宋体" w:hAnsi="Times New Roman"/>
                 <w:sz w:val="24"/>
                 <w:szCs w:val="24"/>
               </w:rPr>
@@ -1245,9 +1401,9 @@
     <w:p>
       <w:pPr>
         <w:spacing w:line="300" w:lineRule="auto"/>
-        <w:ind w:firstLine="480" w:firstLineChars="200"/>
-        <w:rPr>
-          <w:rFonts w:hint="eastAsia" w:ascii="Times New Roman" w:hAnsi="Times New Roman" w:eastAsia="宋体"/>
+        <w:ind w:firstLineChars="200" w:firstLine="480"/>
+        <w:rPr>
+          <w:rFonts w:ascii="Times New Roman" w:eastAsia="宋体" w:hAnsi="Times New Roman"/>
           <w:sz w:val="24"/>
           <w:szCs w:val="24"/>
         </w:rPr>
@@ -1261,14 +1417,14 @@
           <w:numId w:val="1"/>
         </w:numPr>
         <w:rPr>
-          <w:rFonts w:ascii="Times New Roman" w:hAnsi="Times New Roman" w:eastAsia="宋体"/>
+          <w:rFonts w:ascii="Times New Roman" w:eastAsia="宋体" w:hAnsi="Times New Roman"/>
           <w:sz w:val="28"/>
           <w:szCs w:val="28"/>
         </w:rPr>
       </w:pPr>
       <w:r>
         <w:rPr>
-          <w:rFonts w:hint="eastAsia" w:ascii="Times New Roman" w:hAnsi="Times New Roman" w:eastAsia="宋体"/>
+          <w:rFonts w:ascii="Times New Roman" w:eastAsia="宋体" w:hAnsi="Times New Roman" w:hint="eastAsia"/>
           <w:sz w:val="28"/>
           <w:szCs w:val="28"/>
         </w:rPr>
@@ -1278,16 +1434,16 @@
     <w:p>
       <w:pPr>
         <w:spacing w:line="300" w:lineRule="auto"/>
-        <w:ind w:firstLine="480" w:firstLineChars="200"/>
-        <w:rPr>
-          <w:rFonts w:ascii="Times New Roman" w:hAnsi="Times New Roman" w:eastAsia="宋体"/>
-          <w:sz w:val="24"/>
-          <w:szCs w:val="24"/>
-        </w:rPr>
-      </w:pPr>
-      <w:r>
-        <w:rPr>
-          <w:rFonts w:hint="eastAsia" w:ascii="Times New Roman" w:hAnsi="Times New Roman" w:eastAsia="宋体"/>
+        <w:ind w:firstLineChars="200" w:firstLine="480"/>
+        <w:rPr>
+          <w:rFonts w:ascii="Times New Roman" w:eastAsia="宋体" w:hAnsi="Times New Roman"/>
+          <w:sz w:val="24"/>
+          <w:szCs w:val="24"/>
+        </w:rPr>
+      </w:pPr>
+      <w:r>
+        <w:rPr>
+          <w:rFonts w:ascii="Times New Roman" w:eastAsia="宋体" w:hAnsi="Times New Roman" w:hint="eastAsia"/>
           <w:sz w:val="24"/>
           <w:szCs w:val="24"/>
         </w:rPr>
@@ -1297,28 +1453,28 @@
     <w:p>
       <w:pPr>
         <w:spacing w:line="300" w:lineRule="auto"/>
-        <w:ind w:firstLine="480" w:firstLineChars="200"/>
-        <w:rPr>
-          <w:rFonts w:hint="eastAsia" w:ascii="Times New Roman" w:hAnsi="Times New Roman" w:eastAsia="宋体"/>
-          <w:sz w:val="24"/>
-          <w:szCs w:val="24"/>
-        </w:rPr>
-      </w:pPr>
-    </w:p>
-    <w:p>
-      <w:pPr>
-        <w:pStyle w:val="3"/>
+        <w:ind w:firstLineChars="200" w:firstLine="480"/>
+        <w:rPr>
+          <w:rFonts w:ascii="Times New Roman" w:eastAsia="宋体" w:hAnsi="Times New Roman"/>
+          <w:sz w:val="24"/>
+          <w:szCs w:val="24"/>
+        </w:rPr>
+      </w:pPr>
+    </w:p>
+    <w:p>
+      <w:pPr>
+        <w:pStyle w:val="a3"/>
         <w:keepNext/>
         <w:jc w:val="center"/>
         <w:rPr>
-          <w:rFonts w:ascii="宋体" w:hAnsi="宋体" w:eastAsia="宋体"/>
-          <w:sz w:val="24"/>
-          <w:szCs w:val="24"/>
-        </w:rPr>
-      </w:pPr>
-      <w:r>
-        <w:rPr>
-          <w:rFonts w:ascii="宋体" w:hAnsi="宋体" w:eastAsia="宋体"/>
+          <w:rFonts w:ascii="宋体" w:eastAsia="宋体" w:hAnsi="宋体"/>
+          <w:sz w:val="24"/>
+          <w:szCs w:val="24"/>
+        </w:rPr>
+      </w:pPr>
+      <w:r>
+        <w:rPr>
+          <w:rFonts w:ascii="宋体" w:eastAsia="宋体" w:hAnsi="宋体"/>
           <w:sz w:val="24"/>
           <w:szCs w:val="24"/>
         </w:rPr>
@@ -1326,7 +1482,7 @@
       </w:r>
       <w:r>
         <w:rPr>
-          <w:rFonts w:ascii="宋体" w:hAnsi="宋体" w:eastAsia="宋体"/>
+          <w:rFonts w:ascii="宋体" w:eastAsia="宋体" w:hAnsi="宋体"/>
           <w:sz w:val="24"/>
           <w:szCs w:val="24"/>
         </w:rPr>
@@ -1334,7 +1490,7 @@
       </w:r>
       <w:r>
         <w:rPr>
-          <w:rFonts w:ascii="宋体" w:hAnsi="宋体" w:eastAsia="宋体"/>
+          <w:rFonts w:ascii="宋体" w:eastAsia="宋体" w:hAnsi="宋体"/>
           <w:sz w:val="24"/>
           <w:szCs w:val="24"/>
         </w:rPr>
@@ -1342,7 +1498,7 @@
       </w:r>
       <w:r>
         <w:rPr>
-          <w:rFonts w:ascii="宋体" w:hAnsi="宋体" w:eastAsia="宋体"/>
+          <w:rFonts w:ascii="宋体" w:eastAsia="宋体" w:hAnsi="宋体"/>
           <w:sz w:val="24"/>
           <w:szCs w:val="24"/>
         </w:rPr>
@@ -1350,7 +1506,7 @@
       </w:r>
       <w:r>
         <w:rPr>
-          <w:rFonts w:ascii="宋体" w:hAnsi="宋体" w:eastAsia="宋体"/>
+          <w:rFonts w:ascii="宋体" w:eastAsia="宋体" w:hAnsi="宋体"/>
           <w:sz w:val="24"/>
           <w:szCs w:val="24"/>
         </w:rPr>
@@ -1358,7 +1514,7 @@
       </w:r>
       <w:r>
         <w:rPr>
-          <w:rFonts w:ascii="宋体" w:hAnsi="宋体" w:eastAsia="宋体"/>
+          <w:rFonts w:ascii="宋体" w:eastAsia="宋体" w:hAnsi="宋体"/>
           <w:sz w:val="24"/>
           <w:szCs w:val="24"/>
         </w:rPr>
@@ -1366,7 +1522,7 @@
       </w:r>
       <w:r>
         <w:rPr>
-          <w:rFonts w:ascii="宋体" w:hAnsi="宋体" w:eastAsia="宋体"/>
+          <w:rFonts w:ascii="宋体" w:eastAsia="宋体" w:hAnsi="宋体"/>
           <w:sz w:val="24"/>
           <w:szCs w:val="24"/>
         </w:rPr>
@@ -1374,7 +1530,7 @@
       </w:r>
       <w:r>
         <w:rPr>
-          <w:rFonts w:hint="eastAsia" w:ascii="宋体" w:hAnsi="宋体" w:eastAsia="宋体"/>
+          <w:rFonts w:ascii="宋体" w:eastAsia="宋体" w:hAnsi="宋体" w:hint="eastAsia"/>
           <w:sz w:val="24"/>
           <w:szCs w:val="24"/>
         </w:rPr>
@@ -1383,24 +1539,9 @@
     </w:p>
     <w:tbl>
       <w:tblPr>
-        <w:tblStyle w:val="7"/>
+        <w:tblStyle w:val="a8"/>
         <w:tblW w:w="0" w:type="auto"/>
-        <w:tblInd w:w="0" w:type="dxa"/>
-        <w:tblBorders>
-          <w:top w:val="single" w:color="auto" w:sz="4" w:space="0"/>
-          <w:left w:val="single" w:color="auto" w:sz="4" w:space="0"/>
-          <w:bottom w:val="single" w:color="auto" w:sz="4" w:space="0"/>
-          <w:right w:val="single" w:color="auto" w:sz="4" w:space="0"/>
-          <w:insideH w:val="single" w:color="auto" w:sz="4" w:space="0"/>
-          <w:insideV w:val="single" w:color="auto" w:sz="4" w:space="0"/>
-        </w:tblBorders>
-        <w:tblLayout w:type="autofit"/>
-        <w:tblCellMar>
-          <w:top w:w="0" w:type="dxa"/>
-          <w:left w:w="108" w:type="dxa"/>
-          <w:bottom w:w="0" w:type="dxa"/>
-          <w:right w:w="108" w:type="dxa"/>
-        </w:tblCellMar>
+        <w:tblLook w:val="04A0" w:firstRow="1" w:lastRow="0" w:firstColumn="1" w:lastColumn="0" w:noHBand="0" w:noVBand="1"/>
       </w:tblPr>
       <w:tblGrid>
         <w:gridCol w:w="791"/>
@@ -1411,22 +1552,6 @@
         <w:gridCol w:w="2205"/>
       </w:tblGrid>
       <w:tr>
-        <w:tblPrEx>
-          <w:tblBorders>
-            <w:top w:val="single" w:color="auto" w:sz="4" w:space="0"/>
-            <w:left w:val="single" w:color="auto" w:sz="4" w:space="0"/>
-            <w:bottom w:val="single" w:color="auto" w:sz="4" w:space="0"/>
-            <w:right w:val="single" w:color="auto" w:sz="4" w:space="0"/>
-            <w:insideH w:val="single" w:color="auto" w:sz="4" w:space="0"/>
-            <w:insideV w:val="single" w:color="auto" w:sz="4" w:space="0"/>
-          </w:tblBorders>
-          <w:tblCellMar>
-            <w:top w:w="0" w:type="dxa"/>
-            <w:left w:w="108" w:type="dxa"/>
-            <w:bottom w:w="0" w:type="dxa"/>
-            <w:right w:w="108" w:type="dxa"/>
-          </w:tblCellMar>
-        </w:tblPrEx>
         <w:tc>
           <w:tcPr>
             <w:tcW w:w="791" w:type="dxa"/>
@@ -1437,7 +1562,7 @@
               <w:spacing w:line="300" w:lineRule="auto"/>
               <w:jc w:val="center"/>
               <w:rPr>
-                <w:rFonts w:hint="eastAsia" w:ascii="Times New Roman" w:hAnsi="Times New Roman" w:eastAsia="宋体"/>
+                <w:rFonts w:ascii="Times New Roman" w:eastAsia="宋体" w:hAnsi="Times New Roman"/>
                 <w:b/>
                 <w:bCs/>
                 <w:sz w:val="24"/>
@@ -1446,7 +1571,7 @@
             </w:pPr>
             <w:r>
               <w:rPr>
-                <w:rFonts w:hint="eastAsia" w:ascii="Times New Roman" w:hAnsi="Times New Roman" w:eastAsia="宋体"/>
+                <w:rFonts w:ascii="Times New Roman" w:eastAsia="宋体" w:hAnsi="Times New Roman" w:hint="eastAsia"/>
                 <w:b/>
                 <w:bCs/>
                 <w:sz w:val="24"/>
@@ -1466,7 +1591,7 @@
               <w:spacing w:line="300" w:lineRule="auto"/>
               <w:jc w:val="center"/>
               <w:rPr>
-                <w:rFonts w:hint="eastAsia" w:ascii="Times New Roman" w:hAnsi="Times New Roman" w:eastAsia="宋体"/>
+                <w:rFonts w:ascii="Times New Roman" w:eastAsia="宋体" w:hAnsi="Times New Roman"/>
                 <w:b/>
                 <w:bCs/>
                 <w:sz w:val="24"/>
@@ -1475,7 +1600,7 @@
             </w:pPr>
             <w:r>
               <w:rPr>
-                <w:rFonts w:hint="eastAsia" w:ascii="Times New Roman" w:hAnsi="Times New Roman" w:eastAsia="宋体"/>
+                <w:rFonts w:ascii="Times New Roman" w:eastAsia="宋体" w:hAnsi="Times New Roman" w:hint="eastAsia"/>
                 <w:b/>
                 <w:bCs/>
                 <w:sz w:val="24"/>
@@ -1495,7 +1620,7 @@
               <w:spacing w:line="300" w:lineRule="auto"/>
               <w:jc w:val="center"/>
               <w:rPr>
-                <w:rFonts w:hint="eastAsia" w:ascii="Times New Roman" w:hAnsi="Times New Roman" w:eastAsia="宋体"/>
+                <w:rFonts w:ascii="Times New Roman" w:eastAsia="宋体" w:hAnsi="Times New Roman"/>
                 <w:b/>
                 <w:bCs/>
                 <w:sz w:val="24"/>
@@ -1504,7 +1629,7 @@
             </w:pPr>
             <w:r>
               <w:rPr>
-                <w:rFonts w:hint="eastAsia" w:ascii="Times New Roman" w:hAnsi="Times New Roman" w:eastAsia="宋体"/>
+                <w:rFonts w:ascii="Times New Roman" w:eastAsia="宋体" w:hAnsi="Times New Roman" w:hint="eastAsia"/>
                 <w:b/>
                 <w:bCs/>
                 <w:sz w:val="24"/>
@@ -1524,7 +1649,7 @@
               <w:spacing w:line="300" w:lineRule="auto"/>
               <w:jc w:val="center"/>
               <w:rPr>
-                <w:rFonts w:hint="eastAsia" w:ascii="Times New Roman" w:hAnsi="Times New Roman" w:eastAsia="宋体"/>
+                <w:rFonts w:ascii="Times New Roman" w:eastAsia="宋体" w:hAnsi="Times New Roman"/>
                 <w:b/>
                 <w:bCs/>
                 <w:sz w:val="24"/>
@@ -1533,7 +1658,7 @@
             </w:pPr>
             <w:r>
               <w:rPr>
-                <w:rFonts w:hint="eastAsia" w:ascii="Times New Roman" w:hAnsi="Times New Roman" w:eastAsia="宋体"/>
+                <w:rFonts w:ascii="Times New Roman" w:eastAsia="宋体" w:hAnsi="Times New Roman" w:hint="eastAsia"/>
                 <w:b/>
                 <w:bCs/>
                 <w:sz w:val="24"/>
@@ -1553,7 +1678,7 @@
               <w:spacing w:line="300" w:lineRule="auto"/>
               <w:jc w:val="center"/>
               <w:rPr>
-                <w:rFonts w:hint="eastAsia" w:ascii="Times New Roman" w:hAnsi="Times New Roman" w:eastAsia="宋体"/>
+                <w:rFonts w:ascii="Times New Roman" w:eastAsia="宋体" w:hAnsi="Times New Roman"/>
                 <w:b/>
                 <w:bCs/>
                 <w:sz w:val="24"/>
@@ -1562,7 +1687,7 @@
             </w:pPr>
             <w:r>
               <w:rPr>
-                <w:rFonts w:hint="eastAsia" w:ascii="Times New Roman" w:hAnsi="Times New Roman" w:eastAsia="宋体"/>
+                <w:rFonts w:ascii="Times New Roman" w:eastAsia="宋体" w:hAnsi="Times New Roman" w:hint="eastAsia"/>
                 <w:b/>
                 <w:bCs/>
                 <w:sz w:val="24"/>
@@ -1582,7 +1707,7 @@
               <w:spacing w:line="300" w:lineRule="auto"/>
               <w:jc w:val="center"/>
               <w:rPr>
-                <w:rFonts w:hint="eastAsia" w:ascii="Times New Roman" w:hAnsi="Times New Roman" w:eastAsia="宋体"/>
+                <w:rFonts w:ascii="Times New Roman" w:eastAsia="宋体" w:hAnsi="Times New Roman"/>
                 <w:b/>
                 <w:bCs/>
                 <w:sz w:val="24"/>
@@ -1591,7 +1716,7 @@
             </w:pPr>
             <w:r>
               <w:rPr>
-                <w:rFonts w:hint="eastAsia" w:ascii="Times New Roman" w:hAnsi="Times New Roman" w:eastAsia="宋体"/>
+                <w:rFonts w:ascii="Times New Roman" w:eastAsia="宋体" w:hAnsi="Times New Roman" w:hint="eastAsia"/>
                 <w:b/>
                 <w:bCs/>
                 <w:sz w:val="24"/>
@@ -1603,22 +1728,6 @@
         </w:tc>
       </w:tr>
       <w:tr>
-        <w:tblPrEx>
-          <w:tblBorders>
-            <w:top w:val="single" w:color="auto" w:sz="4" w:space="0"/>
-            <w:left w:val="single" w:color="auto" w:sz="4" w:space="0"/>
-            <w:bottom w:val="single" w:color="auto" w:sz="4" w:space="0"/>
-            <w:right w:val="single" w:color="auto" w:sz="4" w:space="0"/>
-            <w:insideH w:val="single" w:color="auto" w:sz="4" w:space="0"/>
-            <w:insideV w:val="single" w:color="auto" w:sz="4" w:space="0"/>
-          </w:tblBorders>
-          <w:tblCellMar>
-            <w:top w:w="0" w:type="dxa"/>
-            <w:left w:w="108" w:type="dxa"/>
-            <w:bottom w:w="0" w:type="dxa"/>
-            <w:right w:w="108" w:type="dxa"/>
-          </w:tblCellMar>
-        </w:tblPrEx>
         <w:tc>
           <w:tcPr>
             <w:tcW w:w="791" w:type="dxa"/>
@@ -1629,14 +1738,14 @@
               <w:spacing w:line="300" w:lineRule="auto"/>
               <w:jc w:val="center"/>
               <w:rPr>
-                <w:rFonts w:hint="eastAsia" w:ascii="Times New Roman" w:hAnsi="Times New Roman" w:eastAsia="宋体"/>
+                <w:rFonts w:ascii="Times New Roman" w:eastAsia="宋体" w:hAnsi="Times New Roman"/>
                 <w:sz w:val="24"/>
                 <w:szCs w:val="24"/>
               </w:rPr>
             </w:pPr>
             <w:r>
               <w:rPr>
-                <w:rFonts w:hint="eastAsia" w:ascii="Times New Roman" w:hAnsi="Times New Roman" w:eastAsia="宋体"/>
+                <w:rFonts w:ascii="Times New Roman" w:eastAsia="宋体" w:hAnsi="Times New Roman" w:hint="eastAsia"/>
                 <w:sz w:val="24"/>
                 <w:szCs w:val="24"/>
               </w:rPr>
@@ -1654,14 +1763,14 @@
               <w:spacing w:line="300" w:lineRule="auto"/>
               <w:jc w:val="center"/>
               <w:rPr>
-                <w:rFonts w:hint="eastAsia" w:ascii="Times New Roman" w:hAnsi="Times New Roman" w:eastAsia="宋体"/>
+                <w:rFonts w:ascii="Times New Roman" w:eastAsia="宋体" w:hAnsi="Times New Roman"/>
                 <w:sz w:val="24"/>
                 <w:szCs w:val="24"/>
               </w:rPr>
             </w:pPr>
             <w:r>
               <w:rPr>
-                <w:rFonts w:hint="eastAsia" w:ascii="Times New Roman" w:hAnsi="Times New Roman" w:eastAsia="宋体"/>
+                <w:rFonts w:ascii="Times New Roman" w:eastAsia="宋体" w:hAnsi="Times New Roman" w:hint="eastAsia"/>
                 <w:sz w:val="24"/>
                 <w:szCs w:val="24"/>
               </w:rPr>
@@ -1677,7 +1786,7 @@
             <w:pPr>
               <w:spacing w:line="300" w:lineRule="auto"/>
               <w:rPr>
-                <w:rFonts w:hint="eastAsia" w:ascii="Times New Roman" w:hAnsi="Times New Roman" w:eastAsia="宋体"/>
+                <w:rFonts w:ascii="Times New Roman" w:eastAsia="宋体" w:hAnsi="Times New Roman"/>
                 <w:sz w:val="24"/>
                 <w:szCs w:val="24"/>
               </w:rPr>
@@ -1692,7 +1801,7 @@
             <w:pPr>
               <w:spacing w:line="300" w:lineRule="auto"/>
               <w:rPr>
-                <w:rFonts w:hint="eastAsia" w:ascii="Times New Roman" w:hAnsi="Times New Roman" w:eastAsia="宋体"/>
+                <w:rFonts w:ascii="Times New Roman" w:eastAsia="宋体" w:hAnsi="Times New Roman"/>
                 <w:sz w:val="24"/>
                 <w:szCs w:val="24"/>
               </w:rPr>
@@ -1707,7 +1816,7 @@
             <w:pPr>
               <w:spacing w:line="300" w:lineRule="auto"/>
               <w:rPr>
-                <w:rFonts w:hint="eastAsia" w:ascii="Times New Roman" w:hAnsi="Times New Roman" w:eastAsia="宋体"/>
+                <w:rFonts w:ascii="Times New Roman" w:eastAsia="宋体" w:hAnsi="Times New Roman"/>
                 <w:sz w:val="24"/>
                 <w:szCs w:val="24"/>
               </w:rPr>
@@ -1722,7 +1831,7 @@
             <w:pPr>
               <w:spacing w:line="300" w:lineRule="auto"/>
               <w:rPr>
-                <w:rFonts w:hint="eastAsia" w:ascii="Times New Roman" w:hAnsi="Times New Roman" w:eastAsia="宋体"/>
+                <w:rFonts w:ascii="Times New Roman" w:eastAsia="宋体" w:hAnsi="Times New Roman"/>
                 <w:sz w:val="24"/>
                 <w:szCs w:val="24"/>
               </w:rPr>
@@ -1731,22 +1840,6 @@
         </w:tc>
       </w:tr>
       <w:tr>
-        <w:tblPrEx>
-          <w:tblBorders>
-            <w:top w:val="single" w:color="auto" w:sz="4" w:space="0"/>
-            <w:left w:val="single" w:color="auto" w:sz="4" w:space="0"/>
-            <w:bottom w:val="single" w:color="auto" w:sz="4" w:space="0"/>
-            <w:right w:val="single" w:color="auto" w:sz="4" w:space="0"/>
-            <w:insideH w:val="single" w:color="auto" w:sz="4" w:space="0"/>
-            <w:insideV w:val="single" w:color="auto" w:sz="4" w:space="0"/>
-          </w:tblBorders>
-          <w:tblCellMar>
-            <w:top w:w="0" w:type="dxa"/>
-            <w:left w:w="108" w:type="dxa"/>
-            <w:bottom w:w="0" w:type="dxa"/>
-            <w:right w:w="108" w:type="dxa"/>
-          </w:tblCellMar>
-        </w:tblPrEx>
         <w:tc>
           <w:tcPr>
             <w:tcW w:w="791" w:type="dxa"/>
@@ -1757,14 +1850,14 @@
               <w:spacing w:line="300" w:lineRule="auto"/>
               <w:jc w:val="center"/>
               <w:rPr>
-                <w:rFonts w:hint="eastAsia" w:ascii="Times New Roman" w:hAnsi="Times New Roman" w:eastAsia="宋体"/>
+                <w:rFonts w:ascii="Times New Roman" w:eastAsia="宋体" w:hAnsi="Times New Roman"/>
                 <w:sz w:val="24"/>
                 <w:szCs w:val="24"/>
               </w:rPr>
             </w:pPr>
             <w:r>
               <w:rPr>
-                <w:rFonts w:hint="eastAsia" w:ascii="Times New Roman" w:hAnsi="Times New Roman" w:eastAsia="宋体"/>
+                <w:rFonts w:ascii="Times New Roman" w:eastAsia="宋体" w:hAnsi="Times New Roman" w:hint="eastAsia"/>
                 <w:sz w:val="24"/>
                 <w:szCs w:val="24"/>
               </w:rPr>
@@ -1782,14 +1875,14 @@
               <w:spacing w:line="300" w:lineRule="auto"/>
               <w:jc w:val="center"/>
               <w:rPr>
-                <w:rFonts w:hint="eastAsia" w:ascii="Times New Roman" w:hAnsi="Times New Roman" w:eastAsia="宋体"/>
+                <w:rFonts w:ascii="Times New Roman" w:eastAsia="宋体" w:hAnsi="Times New Roman"/>
                 <w:sz w:val="24"/>
                 <w:szCs w:val="24"/>
               </w:rPr>
             </w:pPr>
             <w:r>
               <w:rPr>
-                <w:rFonts w:hint="eastAsia" w:ascii="Times New Roman" w:hAnsi="Times New Roman" w:eastAsia="宋体"/>
+                <w:rFonts w:ascii="Times New Roman" w:eastAsia="宋体" w:hAnsi="Times New Roman" w:hint="eastAsia"/>
                 <w:sz w:val="24"/>
                 <w:szCs w:val="24"/>
               </w:rPr>
@@ -1805,7 +1898,7 @@
             <w:pPr>
               <w:spacing w:line="300" w:lineRule="auto"/>
               <w:rPr>
-                <w:rFonts w:hint="eastAsia" w:ascii="Times New Roman" w:hAnsi="Times New Roman" w:eastAsia="宋体"/>
+                <w:rFonts w:ascii="Times New Roman" w:eastAsia="宋体" w:hAnsi="Times New Roman"/>
                 <w:sz w:val="24"/>
                 <w:szCs w:val="24"/>
               </w:rPr>
@@ -1820,7 +1913,7 @@
             <w:pPr>
               <w:spacing w:line="300" w:lineRule="auto"/>
               <w:rPr>
-                <w:rFonts w:hint="eastAsia" w:ascii="Times New Roman" w:hAnsi="Times New Roman" w:eastAsia="宋体"/>
+                <w:rFonts w:ascii="Times New Roman" w:eastAsia="宋体" w:hAnsi="Times New Roman"/>
                 <w:sz w:val="24"/>
                 <w:szCs w:val="24"/>
               </w:rPr>
@@ -1835,7 +1928,7 @@
             <w:pPr>
               <w:spacing w:line="300" w:lineRule="auto"/>
               <w:rPr>
-                <w:rFonts w:hint="eastAsia" w:ascii="Times New Roman" w:hAnsi="Times New Roman" w:eastAsia="宋体"/>
+                <w:rFonts w:ascii="Times New Roman" w:eastAsia="宋体" w:hAnsi="Times New Roman"/>
                 <w:sz w:val="24"/>
                 <w:szCs w:val="24"/>
               </w:rPr>
@@ -1850,7 +1943,7 @@
             <w:pPr>
               <w:spacing w:line="300" w:lineRule="auto"/>
               <w:rPr>
-                <w:rFonts w:hint="eastAsia" w:ascii="Times New Roman" w:hAnsi="Times New Roman" w:eastAsia="宋体"/>
+                <w:rFonts w:ascii="Times New Roman" w:eastAsia="宋体" w:hAnsi="Times New Roman"/>
                 <w:sz w:val="24"/>
                 <w:szCs w:val="24"/>
               </w:rPr>
@@ -1859,22 +1952,6 @@
         </w:tc>
       </w:tr>
       <w:tr>
-        <w:tblPrEx>
-          <w:tblBorders>
-            <w:top w:val="single" w:color="auto" w:sz="4" w:space="0"/>
-            <w:left w:val="single" w:color="auto" w:sz="4" w:space="0"/>
-            <w:bottom w:val="single" w:color="auto" w:sz="4" w:space="0"/>
-            <w:right w:val="single" w:color="auto" w:sz="4" w:space="0"/>
-            <w:insideH w:val="single" w:color="auto" w:sz="4" w:space="0"/>
-            <w:insideV w:val="single" w:color="auto" w:sz="4" w:space="0"/>
-          </w:tblBorders>
-          <w:tblCellMar>
-            <w:top w:w="0" w:type="dxa"/>
-            <w:left w:w="108" w:type="dxa"/>
-            <w:bottom w:w="0" w:type="dxa"/>
-            <w:right w:w="108" w:type="dxa"/>
-          </w:tblCellMar>
-        </w:tblPrEx>
         <w:tc>
           <w:tcPr>
             <w:tcW w:w="791" w:type="dxa"/>
@@ -1885,14 +1962,14 @@
               <w:spacing w:line="300" w:lineRule="auto"/>
               <w:jc w:val="center"/>
               <w:rPr>
-                <w:rFonts w:hint="eastAsia" w:ascii="Times New Roman" w:hAnsi="Times New Roman" w:eastAsia="宋体"/>
+                <w:rFonts w:ascii="Times New Roman" w:eastAsia="宋体" w:hAnsi="Times New Roman"/>
                 <w:sz w:val="24"/>
                 <w:szCs w:val="24"/>
               </w:rPr>
             </w:pPr>
             <w:r>
               <w:rPr>
-                <w:rFonts w:hint="eastAsia" w:ascii="Times New Roman" w:hAnsi="Times New Roman" w:eastAsia="宋体"/>
+                <w:rFonts w:ascii="Times New Roman" w:eastAsia="宋体" w:hAnsi="Times New Roman" w:hint="eastAsia"/>
                 <w:sz w:val="24"/>
                 <w:szCs w:val="24"/>
               </w:rPr>
@@ -1910,14 +1987,14 @@
               <w:spacing w:line="300" w:lineRule="auto"/>
               <w:jc w:val="center"/>
               <w:rPr>
-                <w:rFonts w:hint="eastAsia" w:ascii="Times New Roman" w:hAnsi="Times New Roman" w:eastAsia="宋体"/>
+                <w:rFonts w:ascii="Times New Roman" w:eastAsia="宋体" w:hAnsi="Times New Roman"/>
                 <w:sz w:val="24"/>
                 <w:szCs w:val="24"/>
               </w:rPr>
             </w:pPr>
             <w:r>
               <w:rPr>
-                <w:rFonts w:hint="eastAsia" w:ascii="Times New Roman" w:hAnsi="Times New Roman" w:eastAsia="宋体"/>
+                <w:rFonts w:ascii="Times New Roman" w:eastAsia="宋体" w:hAnsi="Times New Roman" w:hint="eastAsia"/>
                 <w:sz w:val="24"/>
                 <w:szCs w:val="24"/>
               </w:rPr>
@@ -1933,7 +2010,7 @@
             <w:pPr>
               <w:spacing w:line="300" w:lineRule="auto"/>
               <w:rPr>
-                <w:rFonts w:hint="eastAsia" w:ascii="Times New Roman" w:hAnsi="Times New Roman" w:eastAsia="宋体"/>
+                <w:rFonts w:ascii="Times New Roman" w:eastAsia="宋体" w:hAnsi="Times New Roman"/>
                 <w:sz w:val="24"/>
                 <w:szCs w:val="24"/>
               </w:rPr>
@@ -1948,7 +2025,7 @@
             <w:pPr>
               <w:spacing w:line="300" w:lineRule="auto"/>
               <w:rPr>
-                <w:rFonts w:hint="eastAsia" w:ascii="Times New Roman" w:hAnsi="Times New Roman" w:eastAsia="宋体"/>
+                <w:rFonts w:ascii="Times New Roman" w:eastAsia="宋体" w:hAnsi="Times New Roman"/>
                 <w:sz w:val="24"/>
                 <w:szCs w:val="24"/>
               </w:rPr>
@@ -1963,7 +2040,7 @@
             <w:pPr>
               <w:spacing w:line="300" w:lineRule="auto"/>
               <w:rPr>
-                <w:rFonts w:hint="eastAsia" w:ascii="Times New Roman" w:hAnsi="Times New Roman" w:eastAsia="宋体"/>
+                <w:rFonts w:ascii="Times New Roman" w:eastAsia="宋体" w:hAnsi="Times New Roman"/>
                 <w:sz w:val="24"/>
                 <w:szCs w:val="24"/>
               </w:rPr>
@@ -1978,7 +2055,7 @@
             <w:pPr>
               <w:spacing w:line="300" w:lineRule="auto"/>
               <w:rPr>
-                <w:rFonts w:hint="eastAsia" w:ascii="Times New Roman" w:hAnsi="Times New Roman" w:eastAsia="宋体"/>
+                <w:rFonts w:ascii="Times New Roman" w:eastAsia="宋体" w:hAnsi="Times New Roman"/>
                 <w:sz w:val="24"/>
                 <w:szCs w:val="24"/>
               </w:rPr>
@@ -1987,22 +2064,6 @@
         </w:tc>
       </w:tr>
       <w:tr>
-        <w:tblPrEx>
-          <w:tblBorders>
-            <w:top w:val="single" w:color="auto" w:sz="4" w:space="0"/>
-            <w:left w:val="single" w:color="auto" w:sz="4" w:space="0"/>
-            <w:bottom w:val="single" w:color="auto" w:sz="4" w:space="0"/>
-            <w:right w:val="single" w:color="auto" w:sz="4" w:space="0"/>
-            <w:insideH w:val="single" w:color="auto" w:sz="4" w:space="0"/>
-            <w:insideV w:val="single" w:color="auto" w:sz="4" w:space="0"/>
-          </w:tblBorders>
-          <w:tblCellMar>
-            <w:top w:w="0" w:type="dxa"/>
-            <w:left w:w="108" w:type="dxa"/>
-            <w:bottom w:w="0" w:type="dxa"/>
-            <w:right w:w="108" w:type="dxa"/>
-          </w:tblCellMar>
-        </w:tblPrEx>
         <w:tc>
           <w:tcPr>
             <w:tcW w:w="791" w:type="dxa"/>
@@ -2013,14 +2074,14 @@
               <w:spacing w:line="300" w:lineRule="auto"/>
               <w:jc w:val="center"/>
               <w:rPr>
-                <w:rFonts w:hint="eastAsia" w:ascii="Times New Roman" w:hAnsi="Times New Roman" w:eastAsia="宋体"/>
+                <w:rFonts w:ascii="Times New Roman" w:eastAsia="宋体" w:hAnsi="Times New Roman"/>
                 <w:sz w:val="24"/>
                 <w:szCs w:val="24"/>
               </w:rPr>
             </w:pPr>
             <w:r>
               <w:rPr>
-                <w:rFonts w:hint="eastAsia" w:ascii="Times New Roman" w:hAnsi="Times New Roman" w:eastAsia="宋体"/>
+                <w:rFonts w:ascii="Times New Roman" w:eastAsia="宋体" w:hAnsi="Times New Roman" w:hint="eastAsia"/>
                 <w:sz w:val="24"/>
                 <w:szCs w:val="24"/>
               </w:rPr>
@@ -2038,14 +2099,14 @@
               <w:spacing w:line="300" w:lineRule="auto"/>
               <w:jc w:val="center"/>
               <w:rPr>
-                <w:rFonts w:hint="eastAsia" w:ascii="Times New Roman" w:hAnsi="Times New Roman" w:eastAsia="宋体"/>
+                <w:rFonts w:ascii="Times New Roman" w:eastAsia="宋体" w:hAnsi="Times New Roman"/>
                 <w:sz w:val="24"/>
                 <w:szCs w:val="24"/>
               </w:rPr>
             </w:pPr>
             <w:r>
               <w:rPr>
-                <w:rFonts w:hint="eastAsia" w:ascii="Times New Roman" w:hAnsi="Times New Roman" w:eastAsia="宋体"/>
+                <w:rFonts w:ascii="Times New Roman" w:eastAsia="宋体" w:hAnsi="Times New Roman" w:hint="eastAsia"/>
                 <w:sz w:val="24"/>
                 <w:szCs w:val="24"/>
               </w:rPr>
@@ -2061,7 +2122,7 @@
             <w:pPr>
               <w:spacing w:line="300" w:lineRule="auto"/>
               <w:rPr>
-                <w:rFonts w:hint="eastAsia" w:ascii="Times New Roman" w:hAnsi="Times New Roman" w:eastAsia="宋体"/>
+                <w:rFonts w:ascii="Times New Roman" w:eastAsia="宋体" w:hAnsi="Times New Roman"/>
                 <w:sz w:val="24"/>
                 <w:szCs w:val="24"/>
               </w:rPr>
@@ -2076,7 +2137,7 @@
             <w:pPr>
               <w:spacing w:line="300" w:lineRule="auto"/>
               <w:rPr>
-                <w:rFonts w:hint="eastAsia" w:ascii="Times New Roman" w:hAnsi="Times New Roman" w:eastAsia="宋体"/>
+                <w:rFonts w:ascii="Times New Roman" w:eastAsia="宋体" w:hAnsi="Times New Roman"/>
                 <w:sz w:val="24"/>
                 <w:szCs w:val="24"/>
               </w:rPr>
@@ -2091,7 +2152,7 @@
             <w:pPr>
               <w:spacing w:line="300" w:lineRule="auto"/>
               <w:rPr>
-                <w:rFonts w:hint="eastAsia" w:ascii="Times New Roman" w:hAnsi="Times New Roman" w:eastAsia="宋体"/>
+                <w:rFonts w:ascii="Times New Roman" w:eastAsia="宋体" w:hAnsi="Times New Roman"/>
                 <w:sz w:val="24"/>
                 <w:szCs w:val="24"/>
               </w:rPr>
@@ -2106,7 +2167,7 @@
             <w:pPr>
               <w:spacing w:line="300" w:lineRule="auto"/>
               <w:rPr>
-                <w:rFonts w:hint="eastAsia" w:ascii="Times New Roman" w:hAnsi="Times New Roman" w:eastAsia="宋体"/>
+                <w:rFonts w:ascii="Times New Roman" w:eastAsia="宋体" w:hAnsi="Times New Roman"/>
                 <w:sz w:val="24"/>
                 <w:szCs w:val="24"/>
               </w:rPr>
@@ -2122,6 +2183,10 @@
         <w:jc w:val="center"/>
       </w:pPr>
       <w:r>
+        <w:rPr>
+          <w:noProof/>
+        </w:rPr>
+        <w:lastRenderedPageBreak/>
         <w:drawing>
           <wp:inline distT="0" distB="0" distL="0" distR="0">
             <wp:extent cx="3475990" cy="2485390"/>
@@ -2140,7 +2205,7 @@
                     </pic:cNvPicPr>
                   </pic:nvPicPr>
                   <pic:blipFill>
-                    <a:blip r:embed="rId9"/>
+                    <a:blip r:embed="rId11"/>
                     <a:stretch>
                       <a:fillRect/>
                     </a:stretch>
@@ -2163,17 +2228,17 @@
     </w:p>
     <w:p>
       <w:pPr>
-        <w:pStyle w:val="3"/>
+        <w:pStyle w:val="a3"/>
         <w:jc w:val="center"/>
         <w:rPr>
-          <w:rFonts w:hint="eastAsia" w:ascii="宋体" w:hAnsi="宋体" w:eastAsia="宋体"/>
-          <w:sz w:val="24"/>
-          <w:szCs w:val="24"/>
-        </w:rPr>
-      </w:pPr>
-      <w:r>
-        <w:rPr>
-          <w:rFonts w:ascii="宋体" w:hAnsi="宋体" w:eastAsia="宋体"/>
+          <w:rFonts w:ascii="宋体" w:eastAsia="宋体" w:hAnsi="宋体"/>
+          <w:sz w:val="24"/>
+          <w:szCs w:val="24"/>
+        </w:rPr>
+      </w:pPr>
+      <w:r>
+        <w:rPr>
+          <w:rFonts w:ascii="宋体" w:eastAsia="宋体" w:hAnsi="宋体"/>
           <w:sz w:val="24"/>
           <w:szCs w:val="24"/>
         </w:rPr>
@@ -2181,7 +2246,7 @@
       </w:r>
       <w:r>
         <w:rPr>
-          <w:rFonts w:ascii="宋体" w:hAnsi="宋体" w:eastAsia="宋体"/>
+          <w:rFonts w:ascii="宋体" w:eastAsia="宋体" w:hAnsi="宋体"/>
           <w:sz w:val="24"/>
           <w:szCs w:val="24"/>
         </w:rPr>
@@ -2189,7 +2254,7 @@
       </w:r>
       <w:r>
         <w:rPr>
-          <w:rFonts w:ascii="宋体" w:hAnsi="宋体" w:eastAsia="宋体"/>
+          <w:rFonts w:ascii="宋体" w:eastAsia="宋体" w:hAnsi="宋体"/>
           <w:sz w:val="24"/>
           <w:szCs w:val="24"/>
         </w:rPr>
@@ -2197,7 +2262,7 @@
       </w:r>
       <w:r>
         <w:rPr>
-          <w:rFonts w:ascii="宋体" w:hAnsi="宋体" w:eastAsia="宋体"/>
+          <w:rFonts w:ascii="宋体" w:eastAsia="宋体" w:hAnsi="宋体"/>
           <w:sz w:val="24"/>
           <w:szCs w:val="24"/>
         </w:rPr>
@@ -2205,7 +2270,7 @@
       </w:r>
       <w:r>
         <w:rPr>
-          <w:rFonts w:ascii="宋体" w:hAnsi="宋体" w:eastAsia="宋体"/>
+          <w:rFonts w:ascii="宋体" w:eastAsia="宋体" w:hAnsi="宋体"/>
           <w:sz w:val="24"/>
           <w:szCs w:val="24"/>
         </w:rPr>
@@ -2213,7 +2278,7 @@
       </w:r>
       <w:r>
         <w:rPr>
-          <w:rFonts w:ascii="宋体" w:hAnsi="宋体" w:eastAsia="宋体"/>
+          <w:rFonts w:ascii="宋体" w:eastAsia="宋体" w:hAnsi="宋体"/>
           <w:sz w:val="24"/>
           <w:szCs w:val="24"/>
         </w:rPr>
@@ -2221,7 +2286,7 @@
       </w:r>
       <w:r>
         <w:rPr>
-          <w:rFonts w:ascii="宋体" w:hAnsi="宋体" w:eastAsia="宋体"/>
+          <w:rFonts w:ascii="宋体" w:eastAsia="宋体" w:hAnsi="宋体"/>
           <w:sz w:val="24"/>
           <w:szCs w:val="24"/>
         </w:rPr>
@@ -2229,7 +2294,7 @@
       </w:r>
       <w:r>
         <w:rPr>
-          <w:rFonts w:hint="eastAsia" w:ascii="宋体" w:hAnsi="宋体" w:eastAsia="宋体"/>
+          <w:rFonts w:ascii="宋体" w:eastAsia="宋体" w:hAnsi="宋体" w:hint="eastAsia"/>
           <w:sz w:val="24"/>
           <w:szCs w:val="24"/>
         </w:rPr>
@@ -2244,14 +2309,14 @@
           <w:numId w:val="1"/>
         </w:numPr>
         <w:rPr>
-          <w:rFonts w:ascii="Times New Roman" w:hAnsi="Times New Roman" w:eastAsia="宋体"/>
+          <w:rFonts w:ascii="Times New Roman" w:eastAsia="宋体" w:hAnsi="Times New Roman"/>
           <w:sz w:val="28"/>
           <w:szCs w:val="28"/>
         </w:rPr>
       </w:pPr>
       <w:r>
         <w:rPr>
-          <w:rFonts w:hint="eastAsia" w:ascii="Times New Roman" w:hAnsi="Times New Roman" w:eastAsia="宋体"/>
+          <w:rFonts w:ascii="Times New Roman" w:eastAsia="宋体" w:hAnsi="Times New Roman" w:hint="eastAsia"/>
           <w:sz w:val="28"/>
           <w:szCs w:val="28"/>
         </w:rPr>
@@ -2261,16 +2326,16 @@
     <w:p>
       <w:pPr>
         <w:spacing w:line="300" w:lineRule="auto"/>
-        <w:ind w:firstLine="480" w:firstLineChars="200"/>
-        <w:rPr>
-          <w:rFonts w:hint="eastAsia" w:ascii="Times New Roman" w:hAnsi="Times New Roman" w:eastAsia="宋体"/>
-          <w:sz w:val="24"/>
-          <w:szCs w:val="24"/>
-        </w:rPr>
-      </w:pPr>
-      <w:r>
-        <w:rPr>
-          <w:rFonts w:hint="eastAsia" w:ascii="Times New Roman" w:hAnsi="Times New Roman" w:eastAsia="宋体"/>
+        <w:ind w:firstLineChars="200" w:firstLine="480"/>
+        <w:rPr>
+          <w:rFonts w:ascii="Times New Roman" w:eastAsia="宋体" w:hAnsi="Times New Roman"/>
+          <w:sz w:val="24"/>
+          <w:szCs w:val="24"/>
+        </w:rPr>
+      </w:pPr>
+      <w:r>
+        <w:rPr>
+          <w:rFonts w:ascii="Times New Roman" w:eastAsia="宋体" w:hAnsi="Times New Roman" w:hint="eastAsia"/>
           <w:sz w:val="24"/>
           <w:szCs w:val="24"/>
         </w:rPr>
@@ -2285,14 +2350,14 @@
           <w:numId w:val="1"/>
         </w:numPr>
         <w:rPr>
-          <w:rFonts w:ascii="Times New Roman" w:hAnsi="Times New Roman" w:eastAsia="宋体"/>
+          <w:rFonts w:ascii="Times New Roman" w:eastAsia="宋体" w:hAnsi="Times New Roman"/>
           <w:sz w:val="28"/>
           <w:szCs w:val="28"/>
         </w:rPr>
       </w:pPr>
       <w:r>
         <w:rPr>
-          <w:rFonts w:hint="eastAsia" w:ascii="Times New Roman" w:hAnsi="Times New Roman" w:eastAsia="宋体"/>
+          <w:rFonts w:ascii="Times New Roman" w:eastAsia="宋体" w:hAnsi="Times New Roman" w:hint="eastAsia"/>
           <w:sz w:val="28"/>
           <w:szCs w:val="28"/>
         </w:rPr>
@@ -2302,16 +2367,16 @@
     <w:p>
       <w:pPr>
         <w:spacing w:line="300" w:lineRule="auto"/>
-        <w:ind w:firstLine="480" w:firstLineChars="200"/>
-        <w:rPr>
-          <w:rFonts w:hint="eastAsia" w:ascii="Times New Roman" w:hAnsi="Times New Roman" w:eastAsia="宋体"/>
-          <w:sz w:val="24"/>
-          <w:szCs w:val="24"/>
-        </w:rPr>
-      </w:pPr>
-      <w:r>
-        <w:rPr>
-          <w:rFonts w:hint="eastAsia" w:ascii="Times New Roman" w:hAnsi="Times New Roman" w:eastAsia="宋体"/>
+        <w:ind w:firstLineChars="200" w:firstLine="480"/>
+        <w:rPr>
+          <w:rFonts w:ascii="Times New Roman" w:eastAsia="宋体" w:hAnsi="Times New Roman"/>
+          <w:sz w:val="24"/>
+          <w:szCs w:val="24"/>
+        </w:rPr>
+      </w:pPr>
+      <w:r>
+        <w:rPr>
+          <w:rFonts w:ascii="Times New Roman" w:eastAsia="宋体" w:hAnsi="Times New Roman" w:hint="eastAsia"/>
           <w:sz w:val="24"/>
           <w:szCs w:val="24"/>
         </w:rPr>
@@ -2326,63 +2391,37 @@
           <w:numId w:val="1"/>
         </w:numPr>
         <w:rPr>
-          <w:rFonts w:ascii="Times New Roman" w:hAnsi="Times New Roman" w:eastAsia="宋体"/>
+          <w:rFonts w:ascii="Times New Roman" w:eastAsia="宋体" w:hAnsi="Times New Roman"/>
           <w:sz w:val="28"/>
           <w:szCs w:val="28"/>
         </w:rPr>
       </w:pPr>
       <w:r>
         <w:rPr>
-          <w:rFonts w:hint="eastAsia" w:ascii="Times New Roman" w:hAnsi="Times New Roman" w:eastAsia="宋体"/>
+          <w:rFonts w:ascii="Times New Roman" w:eastAsia="宋体" w:hAnsi="Times New Roman" w:hint="eastAsia"/>
           <w:sz w:val="28"/>
           <w:szCs w:val="28"/>
-          <w:lang w:val="en-US" w:eastAsia="zh-CN"/>
-        </w:rPr>
-        <w:t>关键功能</w:t>
-      </w:r>
-      <w:r>
-        <w:rPr>
-          <w:rFonts w:hint="eastAsia" w:ascii="Times New Roman" w:hAnsi="Times New Roman" w:eastAsia="宋体"/>
-          <w:sz w:val="28"/>
-          <w:szCs w:val="28"/>
-        </w:rPr>
-        <w:t>实现</w:t>
+        </w:rPr>
+        <w:t>关键功能实现</w:t>
       </w:r>
     </w:p>
     <w:p>
       <w:pPr>
         <w:spacing w:line="300" w:lineRule="auto"/>
-        <w:ind w:firstLine="480" w:firstLineChars="200"/>
-        <w:rPr>
-          <w:rFonts w:hint="eastAsia" w:ascii="Times New Roman" w:hAnsi="Times New Roman" w:eastAsia="宋体"/>
-          <w:sz w:val="24"/>
-          <w:szCs w:val="24"/>
-        </w:rPr>
-      </w:pPr>
-      <w:r>
-        <w:rPr>
-          <w:rFonts w:hint="eastAsia" w:ascii="Times New Roman" w:hAnsi="Times New Roman" w:eastAsia="宋体"/>
-          <w:sz w:val="24"/>
-          <w:szCs w:val="24"/>
-        </w:rPr>
-        <w:t>描述</w:t>
-      </w:r>
-      <w:r>
-        <w:rPr>
-          <w:rFonts w:hint="eastAsia" w:ascii="Times New Roman" w:hAnsi="Times New Roman" w:eastAsia="宋体"/>
-          <w:sz w:val="24"/>
-          <w:szCs w:val="24"/>
-          <w:lang w:val="en-US" w:eastAsia="zh-CN"/>
-        </w:rPr>
-        <w:t>关键功能的实现，注意说明</w:t>
-      </w:r>
-      <w:r>
-        <w:rPr>
-          <w:rFonts w:hint="eastAsia" w:ascii="Times New Roman" w:hAnsi="Times New Roman" w:eastAsia="宋体"/>
-          <w:sz w:val="24"/>
-          <w:szCs w:val="24"/>
-        </w:rPr>
-        <w:t>你是如何一步步将设计转化为实际程序的，包括开发环境搭建、关键功能的实现细节、遇到的问题与解决方法等。</w:t>
+        <w:ind w:firstLineChars="200" w:firstLine="480"/>
+        <w:rPr>
+          <w:rFonts w:ascii="Times New Roman" w:eastAsia="宋体" w:hAnsi="Times New Roman"/>
+          <w:sz w:val="24"/>
+          <w:szCs w:val="24"/>
+        </w:rPr>
+      </w:pPr>
+      <w:r>
+        <w:rPr>
+          <w:rFonts w:ascii="Times New Roman" w:eastAsia="宋体" w:hAnsi="Times New Roman" w:hint="eastAsia"/>
+          <w:sz w:val="24"/>
+          <w:szCs w:val="24"/>
+        </w:rPr>
+        <w:t>描述关键功能的实现，注意说明你是如何一步步将设计转化为实际程序的，包括开发环境搭建、关键功能的实现细节、遇到的问题与解决方法等。</w:t>
       </w:r>
     </w:p>
     <w:p>
@@ -2393,42 +2432,33 @@
           <w:numId w:val="1"/>
         </w:numPr>
         <w:rPr>
-          <w:rFonts w:ascii="Times New Roman" w:hAnsi="Times New Roman" w:eastAsia="宋体"/>
+          <w:rFonts w:ascii="Times New Roman" w:eastAsia="宋体" w:hAnsi="Times New Roman"/>
           <w:sz w:val="28"/>
           <w:szCs w:val="28"/>
         </w:rPr>
       </w:pPr>
       <w:r>
         <w:rPr>
-          <w:rFonts w:hint="eastAsia" w:ascii="Times New Roman" w:hAnsi="Times New Roman" w:eastAsia="宋体"/>
+          <w:rFonts w:ascii="Times New Roman" w:eastAsia="宋体" w:hAnsi="Times New Roman" w:hint="eastAsia"/>
           <w:sz w:val="28"/>
           <w:szCs w:val="28"/>
         </w:rPr>
-        <w:t>测试</w:t>
-      </w:r>
-      <w:r>
-        <w:rPr>
-          <w:rFonts w:hint="eastAsia" w:ascii="Times New Roman" w:hAnsi="Times New Roman" w:eastAsia="宋体"/>
-          <w:sz w:val="28"/>
-          <w:szCs w:val="28"/>
-          <w:lang w:val="en-US" w:eastAsia="zh-CN"/>
-        </w:rPr>
-        <w:t>与结果分析</w:t>
+        <w:t>测试与结果分析</w:t>
       </w:r>
     </w:p>
     <w:p>
       <w:pPr>
         <w:spacing w:line="300" w:lineRule="auto"/>
-        <w:ind w:firstLine="480" w:firstLineChars="200"/>
-        <w:rPr>
-          <w:rFonts w:hint="eastAsia" w:ascii="Times New Roman" w:hAnsi="Times New Roman" w:eastAsia="宋体"/>
-          <w:sz w:val="24"/>
-          <w:szCs w:val="24"/>
-        </w:rPr>
-      </w:pPr>
-      <w:r>
-        <w:rPr>
-          <w:rFonts w:hint="eastAsia" w:ascii="Times New Roman" w:hAnsi="Times New Roman" w:eastAsia="宋体"/>
+        <w:ind w:firstLineChars="200" w:firstLine="480"/>
+        <w:rPr>
+          <w:rFonts w:ascii="Times New Roman" w:eastAsia="宋体" w:hAnsi="Times New Roman"/>
+          <w:sz w:val="24"/>
+          <w:szCs w:val="24"/>
+        </w:rPr>
+      </w:pPr>
+      <w:r>
+        <w:rPr>
+          <w:rFonts w:ascii="Times New Roman" w:eastAsia="宋体" w:hAnsi="Times New Roman" w:hint="eastAsia"/>
           <w:sz w:val="24"/>
           <w:szCs w:val="24"/>
         </w:rPr>
@@ -2443,33 +2473,34 @@
           <w:numId w:val="1"/>
         </w:numPr>
         <w:rPr>
-          <w:rFonts w:ascii="Times New Roman" w:hAnsi="Times New Roman" w:eastAsia="宋体"/>
+          <w:rFonts w:ascii="Times New Roman" w:eastAsia="宋体" w:hAnsi="Times New Roman"/>
           <w:sz w:val="28"/>
           <w:szCs w:val="28"/>
         </w:rPr>
       </w:pPr>
       <w:r>
         <w:rPr>
-          <w:rFonts w:hint="eastAsia" w:ascii="Times New Roman" w:hAnsi="Times New Roman" w:eastAsia="宋体"/>
+          <w:rFonts w:ascii="Times New Roman" w:eastAsia="宋体" w:hAnsi="Times New Roman" w:hint="eastAsia"/>
           <w:sz w:val="28"/>
           <w:szCs w:val="28"/>
         </w:rPr>
+        <w:lastRenderedPageBreak/>
         <w:t>总结展望</w:t>
       </w:r>
     </w:p>
     <w:p>
       <w:pPr>
         <w:spacing w:line="300" w:lineRule="auto"/>
-        <w:ind w:firstLine="480" w:firstLineChars="200"/>
-        <w:rPr>
-          <w:rFonts w:hint="eastAsia" w:ascii="Times New Roman" w:hAnsi="Times New Roman" w:eastAsia="宋体"/>
-          <w:sz w:val="24"/>
-          <w:szCs w:val="24"/>
-        </w:rPr>
-      </w:pPr>
-      <w:r>
-        <w:rPr>
-          <w:rFonts w:hint="eastAsia" w:ascii="Times New Roman" w:hAnsi="Times New Roman" w:eastAsia="宋体"/>
+        <w:ind w:firstLineChars="200" w:firstLine="480"/>
+        <w:rPr>
+          <w:rFonts w:ascii="Times New Roman" w:eastAsia="宋体" w:hAnsi="Times New Roman"/>
+          <w:sz w:val="24"/>
+          <w:szCs w:val="24"/>
+        </w:rPr>
+      </w:pPr>
+      <w:r>
+        <w:rPr>
+          <w:rFonts w:ascii="Times New Roman" w:eastAsia="宋体" w:hAnsi="Times New Roman" w:hint="eastAsia"/>
           <w:sz w:val="24"/>
           <w:szCs w:val="24"/>
         </w:rPr>
@@ -2484,14 +2515,14 @@
           <w:numId w:val="1"/>
         </w:numPr>
         <w:rPr>
-          <w:rFonts w:ascii="Times New Roman" w:hAnsi="Times New Roman" w:eastAsia="宋体"/>
+          <w:rFonts w:ascii="Times New Roman" w:eastAsia="宋体" w:hAnsi="Times New Roman"/>
           <w:sz w:val="28"/>
           <w:szCs w:val="28"/>
         </w:rPr>
       </w:pPr>
       <w:r>
         <w:rPr>
-          <w:rFonts w:hint="eastAsia" w:ascii="Times New Roman" w:hAnsi="Times New Roman" w:eastAsia="宋体"/>
+          <w:rFonts w:ascii="Times New Roman" w:eastAsia="宋体" w:hAnsi="Times New Roman" w:hint="eastAsia"/>
           <w:sz w:val="28"/>
           <w:szCs w:val="28"/>
         </w:rPr>
@@ -2501,16 +2532,16 @@
     <w:p>
       <w:pPr>
         <w:spacing w:line="300" w:lineRule="auto"/>
-        <w:ind w:firstLine="480" w:firstLineChars="200"/>
-        <w:rPr>
-          <w:rFonts w:ascii="Times New Roman" w:hAnsi="Times New Roman" w:eastAsia="宋体"/>
-          <w:sz w:val="24"/>
-          <w:szCs w:val="24"/>
-        </w:rPr>
-      </w:pPr>
-      <w:r>
-        <w:rPr>
-          <w:rFonts w:hint="eastAsia" w:ascii="Times New Roman" w:hAnsi="Times New Roman" w:eastAsia="宋体"/>
+        <w:ind w:firstLineChars="200" w:firstLine="480"/>
+        <w:rPr>
+          <w:rFonts w:ascii="Times New Roman" w:eastAsia="宋体" w:hAnsi="Times New Roman"/>
+          <w:sz w:val="24"/>
+          <w:szCs w:val="24"/>
+        </w:rPr>
+      </w:pPr>
+      <w:r>
+        <w:rPr>
+          <w:rFonts w:ascii="Times New Roman" w:eastAsia="宋体" w:hAnsi="Times New Roman" w:hint="eastAsia"/>
           <w:sz w:val="24"/>
           <w:szCs w:val="24"/>
         </w:rPr>
@@ -2520,16 +2551,16 @@
     <w:p>
       <w:pPr>
         <w:spacing w:line="300" w:lineRule="auto"/>
-        <w:ind w:firstLine="480" w:firstLineChars="200"/>
-        <w:rPr>
-          <w:rFonts w:ascii="Times New Roman" w:hAnsi="Times New Roman" w:eastAsia="宋体"/>
-          <w:sz w:val="24"/>
-          <w:szCs w:val="24"/>
-        </w:rPr>
-      </w:pPr>
-      <w:r>
-        <w:rPr>
-          <w:rFonts w:hint="eastAsia" w:ascii="Times New Roman" w:hAnsi="Times New Roman" w:eastAsia="宋体"/>
+        <w:ind w:firstLineChars="200" w:firstLine="480"/>
+        <w:rPr>
+          <w:rFonts w:ascii="Times New Roman" w:eastAsia="宋体" w:hAnsi="Times New Roman"/>
+          <w:sz w:val="24"/>
+          <w:szCs w:val="24"/>
+        </w:rPr>
+      </w:pPr>
+      <w:r>
+        <w:rPr>
+          <w:rFonts w:ascii="Times New Roman" w:eastAsia="宋体" w:hAnsi="Times New Roman" w:hint="eastAsia"/>
           <w:sz w:val="24"/>
           <w:szCs w:val="24"/>
         </w:rPr>
@@ -2539,16 +2570,16 @@
     <w:p>
       <w:pPr>
         <w:spacing w:line="300" w:lineRule="auto"/>
-        <w:ind w:firstLine="480" w:firstLineChars="200"/>
-        <w:rPr>
-          <w:rFonts w:ascii="Times New Roman" w:hAnsi="Times New Roman" w:eastAsia="宋体"/>
-          <w:sz w:val="24"/>
-          <w:szCs w:val="24"/>
-        </w:rPr>
-      </w:pPr>
-      <w:r>
-        <w:rPr>
-          <w:rFonts w:hint="eastAsia" w:ascii="Times New Roman" w:hAnsi="Times New Roman" w:eastAsia="宋体"/>
+        <w:ind w:firstLineChars="200" w:firstLine="480"/>
+        <w:rPr>
+          <w:rFonts w:ascii="Times New Roman" w:eastAsia="宋体" w:hAnsi="Times New Roman"/>
+          <w:sz w:val="24"/>
+          <w:szCs w:val="24"/>
+        </w:rPr>
+      </w:pPr>
+      <w:r>
+        <w:rPr>
+          <w:rFonts w:ascii="Times New Roman" w:eastAsia="宋体" w:hAnsi="Times New Roman" w:hint="eastAsia"/>
           <w:sz w:val="24"/>
           <w:szCs w:val="24"/>
         </w:rPr>
@@ -2558,16 +2589,16 @@
     <w:p>
       <w:pPr>
         <w:spacing w:line="300" w:lineRule="auto"/>
-        <w:ind w:firstLine="480" w:firstLineChars="200"/>
-        <w:rPr>
-          <w:rFonts w:hint="eastAsia" w:ascii="Times New Roman" w:hAnsi="Times New Roman" w:eastAsia="宋体"/>
-          <w:sz w:val="24"/>
-          <w:szCs w:val="24"/>
-        </w:rPr>
-      </w:pPr>
-      <w:r>
-        <w:rPr>
-          <w:rFonts w:hint="eastAsia" w:ascii="Times New Roman" w:hAnsi="Times New Roman" w:eastAsia="宋体"/>
+        <w:ind w:firstLineChars="200" w:firstLine="480"/>
+        <w:rPr>
+          <w:rFonts w:ascii="Times New Roman" w:eastAsia="宋体" w:hAnsi="Times New Roman"/>
+          <w:sz w:val="24"/>
+          <w:szCs w:val="24"/>
+        </w:rPr>
+      </w:pPr>
+      <w:r>
+        <w:rPr>
+          <w:rFonts w:ascii="Times New Roman" w:eastAsia="宋体" w:hAnsi="Times New Roman" w:hint="eastAsia"/>
           <w:sz w:val="24"/>
           <w:szCs w:val="24"/>
         </w:rPr>
@@ -2577,16 +2608,16 @@
     <w:p>
       <w:pPr>
         <w:spacing w:line="300" w:lineRule="auto"/>
-        <w:ind w:firstLine="480" w:firstLineChars="200"/>
-        <w:rPr>
-          <w:rFonts w:ascii="Times New Roman" w:hAnsi="Times New Roman" w:eastAsia="宋体"/>
-          <w:sz w:val="24"/>
-          <w:szCs w:val="24"/>
-        </w:rPr>
-      </w:pPr>
-      <w:r>
-        <w:rPr>
-          <w:rFonts w:ascii="Times New Roman" w:hAnsi="Times New Roman" w:eastAsia="宋体"/>
+        <w:ind w:firstLineChars="200" w:firstLine="480"/>
+        <w:rPr>
+          <w:rFonts w:ascii="Times New Roman" w:eastAsia="宋体" w:hAnsi="Times New Roman"/>
+          <w:sz w:val="24"/>
+          <w:szCs w:val="24"/>
+        </w:rPr>
+      </w:pPr>
+      <w:r>
+        <w:rPr>
+          <w:rFonts w:ascii="Times New Roman" w:eastAsia="宋体" w:hAnsi="Times New Roman"/>
           <w:sz w:val="24"/>
           <w:szCs w:val="24"/>
         </w:rPr>
@@ -2596,16 +2627,16 @@
     <w:p>
       <w:pPr>
         <w:spacing w:line="300" w:lineRule="auto"/>
-        <w:ind w:firstLine="480" w:firstLineChars="200"/>
-        <w:rPr>
-          <w:rFonts w:ascii="Times New Roman" w:hAnsi="Times New Roman" w:eastAsia="宋体"/>
-          <w:sz w:val="24"/>
-          <w:szCs w:val="24"/>
-        </w:rPr>
-      </w:pPr>
-      <w:r>
-        <w:rPr>
-          <w:rFonts w:ascii="Times New Roman" w:hAnsi="Times New Roman" w:eastAsia="宋体"/>
+        <w:ind w:firstLineChars="200" w:firstLine="480"/>
+        <w:rPr>
+          <w:rFonts w:ascii="Times New Roman" w:eastAsia="宋体" w:hAnsi="Times New Roman"/>
+          <w:sz w:val="24"/>
+          <w:szCs w:val="24"/>
+        </w:rPr>
+      </w:pPr>
+      <w:r>
+        <w:rPr>
+          <w:rFonts w:ascii="Times New Roman" w:eastAsia="宋体" w:hAnsi="Times New Roman"/>
           <w:sz w:val="24"/>
           <w:szCs w:val="24"/>
         </w:rPr>
@@ -2615,35 +2646,147 @@
     <w:p>
       <w:pPr>
         <w:spacing w:line="300" w:lineRule="auto"/>
-        <w:ind w:firstLine="480" w:firstLineChars="200"/>
-        <w:rPr>
-          <w:rFonts w:ascii="Times New Roman" w:hAnsi="Times New Roman" w:eastAsia="宋体"/>
-          <w:sz w:val="24"/>
-          <w:szCs w:val="24"/>
-        </w:rPr>
-      </w:pPr>
-      <w:r>
-        <w:rPr>
-          <w:rFonts w:ascii="Times New Roman" w:hAnsi="Times New Roman" w:eastAsia="宋体"/>
-          <w:sz w:val="24"/>
-          <w:szCs w:val="24"/>
-        </w:rPr>
-        <w:t>[3] 王珊, 萨师煊, 数据库系统概论, 第5版. 北京: 高等教育出版社, 2014.</w:t>
+        <w:ind w:firstLineChars="200" w:firstLine="480"/>
+        <w:rPr>
+          <w:rFonts w:ascii="Times New Roman" w:eastAsia="宋体" w:hAnsi="Times New Roman"/>
+          <w:sz w:val="24"/>
+          <w:szCs w:val="24"/>
+        </w:rPr>
+      </w:pPr>
+      <w:r>
+        <w:rPr>
+          <w:rFonts w:ascii="Times New Roman" w:eastAsia="宋体" w:hAnsi="Times New Roman"/>
+          <w:sz w:val="24"/>
+          <w:szCs w:val="24"/>
+        </w:rPr>
+        <w:t xml:space="preserve">[3] </w:t>
+      </w:r>
+      <w:r>
+        <w:rPr>
+          <w:rFonts w:ascii="Times New Roman" w:eastAsia="宋体" w:hAnsi="Times New Roman"/>
+          <w:sz w:val="24"/>
+          <w:szCs w:val="24"/>
+        </w:rPr>
+        <w:t>王珊</w:t>
+      </w:r>
+      <w:r>
+        <w:rPr>
+          <w:rFonts w:ascii="Times New Roman" w:eastAsia="宋体" w:hAnsi="Times New Roman"/>
+          <w:sz w:val="24"/>
+          <w:szCs w:val="24"/>
+        </w:rPr>
+        <w:t xml:space="preserve">, </w:t>
+      </w:r>
+      <w:r>
+        <w:rPr>
+          <w:rFonts w:ascii="Times New Roman" w:eastAsia="宋体" w:hAnsi="Times New Roman"/>
+          <w:sz w:val="24"/>
+          <w:szCs w:val="24"/>
+        </w:rPr>
+        <w:t>萨师煊</w:t>
+      </w:r>
+      <w:r>
+        <w:rPr>
+          <w:rFonts w:ascii="Times New Roman" w:eastAsia="宋体" w:hAnsi="Times New Roman"/>
+          <w:sz w:val="24"/>
+          <w:szCs w:val="24"/>
+        </w:rPr>
+        <w:t xml:space="preserve">, </w:t>
+      </w:r>
+      <w:r>
+        <w:rPr>
+          <w:rFonts w:ascii="Times New Roman" w:eastAsia="宋体" w:hAnsi="Times New Roman"/>
+          <w:sz w:val="24"/>
+          <w:szCs w:val="24"/>
+        </w:rPr>
+        <w:t>数据库系统概论</w:t>
+      </w:r>
+      <w:r>
+        <w:rPr>
+          <w:rFonts w:ascii="Times New Roman" w:eastAsia="宋体" w:hAnsi="Times New Roman"/>
+          <w:sz w:val="24"/>
+          <w:szCs w:val="24"/>
+        </w:rPr>
+        <w:t xml:space="preserve">, </w:t>
+      </w:r>
+      <w:r>
+        <w:rPr>
+          <w:rFonts w:ascii="Times New Roman" w:eastAsia="宋体" w:hAnsi="Times New Roman"/>
+          <w:sz w:val="24"/>
+          <w:szCs w:val="24"/>
+        </w:rPr>
+        <w:t>第</w:t>
+      </w:r>
+      <w:r>
+        <w:rPr>
+          <w:rFonts w:ascii="Times New Roman" w:eastAsia="宋体" w:hAnsi="Times New Roman"/>
+          <w:sz w:val="24"/>
+          <w:szCs w:val="24"/>
+        </w:rPr>
+        <w:t>5</w:t>
+      </w:r>
+      <w:r>
+        <w:rPr>
+          <w:rFonts w:ascii="Times New Roman" w:eastAsia="宋体" w:hAnsi="Times New Roman"/>
+          <w:sz w:val="24"/>
+          <w:szCs w:val="24"/>
+        </w:rPr>
+        <w:t>版</w:t>
+      </w:r>
+      <w:r>
+        <w:rPr>
+          <w:rFonts w:ascii="Times New Roman" w:eastAsia="宋体" w:hAnsi="Times New Roman"/>
+          <w:sz w:val="24"/>
+          <w:szCs w:val="24"/>
+        </w:rPr>
+        <w:t xml:space="preserve">. </w:t>
+      </w:r>
+      <w:r>
+        <w:rPr>
+          <w:rFonts w:ascii="Times New Roman" w:eastAsia="宋体" w:hAnsi="Times New Roman"/>
+          <w:sz w:val="24"/>
+          <w:szCs w:val="24"/>
+        </w:rPr>
+        <w:t>北京</w:t>
+      </w:r>
+      <w:r>
+        <w:rPr>
+          <w:rFonts w:ascii="Times New Roman" w:eastAsia="宋体" w:hAnsi="Times New Roman"/>
+          <w:sz w:val="24"/>
+          <w:szCs w:val="24"/>
+        </w:rPr>
+        <w:t xml:space="preserve">: </w:t>
+      </w:r>
+      <w:r>
+        <w:rPr>
+          <w:rFonts w:ascii="Times New Roman" w:eastAsia="宋体" w:hAnsi="Times New Roman"/>
+          <w:sz w:val="24"/>
+          <w:szCs w:val="24"/>
+        </w:rPr>
+        <w:t>高等教育出版社</w:t>
+      </w:r>
+      <w:r>
+        <w:rPr>
+          <w:rFonts w:ascii="Times New Roman" w:eastAsia="宋体" w:hAnsi="Times New Roman"/>
+          <w:sz w:val="24"/>
+          <w:szCs w:val="24"/>
+        </w:rPr>
+        <w:t>, 2014.</w:t>
       </w:r>
     </w:p>
     <w:p>
       <w:pPr>
         <w:spacing w:line="300" w:lineRule="auto"/>
-        <w:ind w:firstLine="480" w:firstLineChars="200"/>
-        <w:rPr>
-          <w:rFonts w:ascii="Times New Roman" w:hAnsi="Times New Roman" w:eastAsia="宋体"/>
-          <w:sz w:val="24"/>
-          <w:szCs w:val="24"/>
-        </w:rPr>
-      </w:pPr>
-      <w:r>
-        <w:rPr>
-          <w:rFonts w:hint="eastAsia" w:ascii="Times New Roman" w:hAnsi="Times New Roman" w:eastAsia="宋体"/>
+        <w:ind w:firstLineChars="200" w:firstLine="480"/>
+        <w:rPr>
+          <w:rFonts w:ascii="Times New Roman" w:eastAsia="宋体" w:hAnsi="Times New Roman"/>
+          <w:sz w:val="24"/>
+          <w:szCs w:val="24"/>
+        </w:rPr>
+      </w:pPr>
+      <w:r>
+        <w:rPr>
+          <w:rFonts w:ascii="Times New Roman" w:eastAsia="宋体" w:hAnsi="Times New Roman" w:hint="eastAsia"/>
           <w:sz w:val="24"/>
           <w:szCs w:val="24"/>
         </w:rPr>
@@ -2653,16 +2796,16 @@
     <w:p>
       <w:pPr>
         <w:spacing w:line="300" w:lineRule="auto"/>
-        <w:ind w:firstLine="480" w:firstLineChars="200"/>
-        <w:rPr>
-          <w:rFonts w:ascii="Times New Roman" w:hAnsi="Times New Roman" w:eastAsia="宋体"/>
-          <w:sz w:val="24"/>
-          <w:szCs w:val="24"/>
-        </w:rPr>
-      </w:pPr>
-      <w:r>
-        <w:rPr>
-          <w:rFonts w:ascii="Times New Roman" w:hAnsi="Times New Roman" w:eastAsia="宋体"/>
+        <w:ind w:firstLineChars="200" w:firstLine="480"/>
+        <w:rPr>
+          <w:rFonts w:ascii="Times New Roman" w:eastAsia="宋体" w:hAnsi="Times New Roman"/>
+          <w:sz w:val="24"/>
+          <w:szCs w:val="24"/>
+        </w:rPr>
+      </w:pPr>
+      <w:r>
+        <w:rPr>
+          <w:rFonts w:ascii="Times New Roman" w:eastAsia="宋体" w:hAnsi="Times New Roman"/>
           <w:sz w:val="24"/>
           <w:szCs w:val="24"/>
         </w:rPr>
@@ -2672,35 +2815,83 @@
     <w:p>
       <w:pPr>
         <w:spacing w:line="300" w:lineRule="auto"/>
-        <w:ind w:firstLine="480" w:firstLineChars="200"/>
-        <w:rPr>
-          <w:rFonts w:ascii="Times New Roman" w:hAnsi="Times New Roman" w:eastAsia="宋体"/>
-          <w:sz w:val="24"/>
-          <w:szCs w:val="24"/>
-        </w:rPr>
-      </w:pPr>
-      <w:r>
-        <w:rPr>
-          <w:rFonts w:ascii="Times New Roman" w:hAnsi="Times New Roman" w:eastAsia="宋体"/>
-          <w:sz w:val="24"/>
-          <w:szCs w:val="24"/>
-        </w:rPr>
-        <w:t>[5] 李明, “面向对象编程教学研究,” 计算机教育, no. 8, pp. 45–48, 2023.</w:t>
+        <w:ind w:firstLineChars="200" w:firstLine="480"/>
+        <w:rPr>
+          <w:rFonts w:ascii="Times New Roman" w:eastAsia="宋体" w:hAnsi="Times New Roman"/>
+          <w:sz w:val="24"/>
+          <w:szCs w:val="24"/>
+        </w:rPr>
+      </w:pPr>
+      <w:r>
+        <w:rPr>
+          <w:rFonts w:ascii="Times New Roman" w:eastAsia="宋体" w:hAnsi="Times New Roman"/>
+          <w:sz w:val="24"/>
+          <w:szCs w:val="24"/>
+        </w:rPr>
+        <w:t xml:space="preserve">[5] </w:t>
+      </w:r>
+      <w:r>
+        <w:rPr>
+          <w:rFonts w:ascii="Times New Roman" w:eastAsia="宋体" w:hAnsi="Times New Roman"/>
+          <w:sz w:val="24"/>
+          <w:szCs w:val="24"/>
+        </w:rPr>
+        <w:t>李明</w:t>
+      </w:r>
+      <w:r>
+        <w:rPr>
+          <w:rFonts w:ascii="Times New Roman" w:eastAsia="宋体" w:hAnsi="Times New Roman"/>
+          <w:sz w:val="24"/>
+          <w:szCs w:val="24"/>
+        </w:rPr>
+        <w:t>, “</w:t>
+      </w:r>
+      <w:r>
+        <w:rPr>
+          <w:rFonts w:ascii="Times New Roman" w:eastAsia="宋体" w:hAnsi="Times New Roman"/>
+          <w:sz w:val="24"/>
+          <w:szCs w:val="24"/>
+        </w:rPr>
+        <w:t>面向对象编程教学研究</w:t>
+      </w:r>
+      <w:r>
+        <w:rPr>
+          <w:rFonts w:ascii="Times New Roman" w:eastAsia="宋体" w:hAnsi="Times New Roman"/>
+          <w:sz w:val="24"/>
+          <w:szCs w:val="24"/>
+        </w:rPr>
+        <w:t xml:space="preserve">,” </w:t>
+      </w:r>
+      <w:r>
+        <w:rPr>
+          <w:rFonts w:ascii="Times New Roman" w:eastAsia="宋体" w:hAnsi="Times New Roman"/>
+          <w:sz w:val="24"/>
+          <w:szCs w:val="24"/>
+        </w:rPr>
+        <w:t>计算机教育</w:t>
+      </w:r>
+      <w:r>
+        <w:rPr>
+          <w:rFonts w:ascii="Times New Roman" w:eastAsia="宋体" w:hAnsi="Times New Roman"/>
+          <w:sz w:val="24"/>
+          <w:szCs w:val="24"/>
+        </w:rPr>
+        <w:t>, no. 8, pp. 45–48, 2023.</w:t>
       </w:r>
     </w:p>
     <w:p>
       <w:pPr>
         <w:spacing w:line="300" w:lineRule="auto"/>
-        <w:ind w:firstLine="480" w:firstLineChars="200"/>
-        <w:rPr>
-          <w:rFonts w:ascii="Times New Roman" w:hAnsi="Times New Roman" w:eastAsia="宋体"/>
-          <w:sz w:val="24"/>
-          <w:szCs w:val="24"/>
-        </w:rPr>
-      </w:pPr>
-      <w:r>
-        <w:rPr>
-          <w:rFonts w:hint="eastAsia" w:ascii="Times New Roman" w:hAnsi="Times New Roman" w:eastAsia="宋体"/>
+        <w:ind w:firstLineChars="200" w:firstLine="480"/>
+        <w:rPr>
+          <w:rFonts w:ascii="Times New Roman" w:eastAsia="宋体" w:hAnsi="Times New Roman"/>
+          <w:sz w:val="24"/>
+          <w:szCs w:val="24"/>
+        </w:rPr>
+      </w:pPr>
+      <w:r>
+        <w:rPr>
+          <w:rFonts w:ascii="Times New Roman" w:eastAsia="宋体" w:hAnsi="Times New Roman" w:hint="eastAsia"/>
           <w:sz w:val="24"/>
           <w:szCs w:val="24"/>
         </w:rPr>
@@ -2710,16 +2901,16 @@
     <w:p>
       <w:pPr>
         <w:spacing w:line="300" w:lineRule="auto"/>
-        <w:ind w:firstLine="480" w:firstLineChars="200"/>
-        <w:rPr>
-          <w:rFonts w:ascii="Times New Roman" w:hAnsi="Times New Roman" w:eastAsia="宋体"/>
-          <w:sz w:val="24"/>
-          <w:szCs w:val="24"/>
-        </w:rPr>
-      </w:pPr>
-      <w:r>
-        <w:rPr>
-          <w:rFonts w:ascii="Times New Roman" w:hAnsi="Times New Roman" w:eastAsia="宋体"/>
+        <w:ind w:firstLineChars="200" w:firstLine="480"/>
+        <w:rPr>
+          <w:rFonts w:ascii="Times New Roman" w:eastAsia="宋体" w:hAnsi="Times New Roman"/>
+          <w:sz w:val="24"/>
+          <w:szCs w:val="24"/>
+        </w:rPr>
+      </w:pPr>
+      <w:r>
+        <w:rPr>
+          <w:rFonts w:ascii="Times New Roman" w:eastAsia="宋体" w:hAnsi="Times New Roman"/>
           <w:sz w:val="24"/>
           <w:szCs w:val="24"/>
         </w:rPr>
@@ -2729,35 +2920,115 @@
     <w:p>
       <w:pPr>
         <w:spacing w:line="300" w:lineRule="auto"/>
-        <w:ind w:firstLine="480" w:firstLineChars="200"/>
-        <w:rPr>
-          <w:rFonts w:ascii="Times New Roman" w:hAnsi="Times New Roman" w:eastAsia="宋体"/>
-          <w:sz w:val="24"/>
-          <w:szCs w:val="24"/>
-        </w:rPr>
-      </w:pPr>
-      <w:r>
-        <w:rPr>
-          <w:rFonts w:ascii="Times New Roman" w:hAnsi="Times New Roman" w:eastAsia="宋体"/>
-          <w:sz w:val="24"/>
-          <w:szCs w:val="24"/>
-        </w:rPr>
-        <w:t>[7] 刘强, 王芳, “基于C++的图书馆管理系统设计与实现,” 全国高校计算机教育研讨会论文集, 2022, pp. 112–117.</w:t>
+        <w:ind w:firstLineChars="200" w:firstLine="480"/>
+        <w:rPr>
+          <w:rFonts w:ascii="Times New Roman" w:eastAsia="宋体" w:hAnsi="Times New Roman"/>
+          <w:sz w:val="24"/>
+          <w:szCs w:val="24"/>
+        </w:rPr>
+      </w:pPr>
+      <w:r>
+        <w:rPr>
+          <w:rFonts w:ascii="Times New Roman" w:eastAsia="宋体" w:hAnsi="Times New Roman"/>
+          <w:sz w:val="24"/>
+          <w:szCs w:val="24"/>
+        </w:rPr>
+        <w:t xml:space="preserve">[7] </w:t>
+      </w:r>
+      <w:r>
+        <w:rPr>
+          <w:rFonts w:ascii="Times New Roman" w:eastAsia="宋体" w:hAnsi="Times New Roman"/>
+          <w:sz w:val="24"/>
+          <w:szCs w:val="24"/>
+        </w:rPr>
+        <w:t>刘强</w:t>
+      </w:r>
+      <w:r>
+        <w:rPr>
+          <w:rFonts w:ascii="Times New Roman" w:eastAsia="宋体" w:hAnsi="Times New Roman"/>
+          <w:sz w:val="24"/>
+          <w:szCs w:val="24"/>
+        </w:rPr>
+        <w:t xml:space="preserve">, </w:t>
+      </w:r>
+      <w:r>
+        <w:rPr>
+          <w:rFonts w:ascii="Times New Roman" w:eastAsia="宋体" w:hAnsi="Times New Roman"/>
+          <w:sz w:val="24"/>
+          <w:szCs w:val="24"/>
+        </w:rPr>
+        <w:t>王芳</w:t>
+      </w:r>
+      <w:r>
+        <w:rPr>
+          <w:rFonts w:ascii="Times New Roman" w:eastAsia="宋体" w:hAnsi="Times New Roman"/>
+          <w:sz w:val="24"/>
+          <w:szCs w:val="24"/>
+        </w:rPr>
+        <w:t>, “</w:t>
+      </w:r>
+      <w:r>
+        <w:rPr>
+          <w:rFonts w:ascii="Times New Roman" w:eastAsia="宋体" w:hAnsi="Times New Roman"/>
+          <w:sz w:val="24"/>
+          <w:szCs w:val="24"/>
+        </w:rPr>
+        <w:t>基于</w:t>
+      </w:r>
+      <w:r>
+        <w:rPr>
+          <w:rFonts w:ascii="Times New Roman" w:eastAsia="宋体" w:hAnsi="Times New Roman"/>
+          <w:sz w:val="24"/>
+          <w:szCs w:val="24"/>
+        </w:rPr>
+        <w:t>C++</w:t>
+      </w:r>
+      <w:r>
+        <w:rPr>
+          <w:rFonts w:ascii="Times New Roman" w:eastAsia="宋体" w:hAnsi="Times New Roman"/>
+          <w:sz w:val="24"/>
+          <w:szCs w:val="24"/>
+        </w:rPr>
+        <w:t>的图书馆管理系统设计与实现</w:t>
+      </w:r>
+      <w:r>
+        <w:rPr>
+          <w:rFonts w:ascii="Times New Roman" w:eastAsia="宋体" w:hAnsi="Times New Roman"/>
+          <w:sz w:val="24"/>
+          <w:szCs w:val="24"/>
+        </w:rPr>
+        <w:t xml:space="preserve">,” </w:t>
+      </w:r>
+      <w:r>
+        <w:rPr>
+          <w:rFonts w:ascii="Times New Roman" w:eastAsia="宋体" w:hAnsi="Times New Roman"/>
+          <w:sz w:val="24"/>
+          <w:szCs w:val="24"/>
+        </w:rPr>
+        <w:t>全国高校计算机教育研讨会论文集</w:t>
+      </w:r>
+      <w:r>
+        <w:rPr>
+          <w:rFonts w:ascii="Times New Roman" w:eastAsia="宋体" w:hAnsi="Times New Roman"/>
+          <w:sz w:val="24"/>
+          <w:szCs w:val="24"/>
+        </w:rPr>
+        <w:t>, 2022, pp. 112–117.</w:t>
       </w:r>
     </w:p>
     <w:p>
       <w:pPr>
         <w:spacing w:line="300" w:lineRule="auto"/>
-        <w:ind w:firstLine="480" w:firstLineChars="200"/>
-        <w:rPr>
-          <w:rFonts w:ascii="Times New Roman" w:hAnsi="Times New Roman" w:eastAsia="宋体"/>
-          <w:sz w:val="24"/>
-          <w:szCs w:val="24"/>
-        </w:rPr>
-      </w:pPr>
-      <w:r>
-        <w:rPr>
-          <w:rFonts w:hint="eastAsia" w:ascii="Times New Roman" w:hAnsi="Times New Roman" w:eastAsia="宋体"/>
+        <w:ind w:firstLineChars="200" w:firstLine="480"/>
+        <w:rPr>
+          <w:rFonts w:ascii="Times New Roman" w:eastAsia="宋体" w:hAnsi="Times New Roman"/>
+          <w:sz w:val="24"/>
+          <w:szCs w:val="24"/>
+        </w:rPr>
+      </w:pPr>
+      <w:r>
+        <w:rPr>
+          <w:rFonts w:ascii="Times New Roman" w:eastAsia="宋体" w:hAnsi="Times New Roman" w:hint="eastAsia"/>
           <w:sz w:val="24"/>
           <w:szCs w:val="24"/>
         </w:rPr>
@@ -2767,16 +3038,16 @@
     <w:p>
       <w:pPr>
         <w:spacing w:line="300" w:lineRule="auto"/>
-        <w:ind w:firstLine="480" w:firstLineChars="200"/>
-        <w:rPr>
-          <w:rFonts w:ascii="Times New Roman" w:hAnsi="Times New Roman" w:eastAsia="宋体"/>
-          <w:sz w:val="24"/>
-          <w:szCs w:val="24"/>
-        </w:rPr>
-      </w:pPr>
-      <w:r>
-        <w:rPr>
-          <w:rFonts w:ascii="Times New Roman" w:hAnsi="Times New Roman" w:eastAsia="宋体"/>
+        <w:ind w:firstLineChars="200" w:firstLine="480"/>
+        <w:rPr>
+          <w:rFonts w:ascii="Times New Roman" w:eastAsia="宋体" w:hAnsi="Times New Roman"/>
+          <w:sz w:val="24"/>
+          <w:szCs w:val="24"/>
+        </w:rPr>
+      </w:pPr>
+      <w:r>
+        <w:rPr>
+          <w:rFonts w:ascii="Times New Roman" w:eastAsia="宋体" w:hAnsi="Times New Roman"/>
           <w:sz w:val="24"/>
           <w:szCs w:val="24"/>
         </w:rPr>
@@ -2786,16 +3057,16 @@
     <w:p>
       <w:pPr>
         <w:spacing w:line="300" w:lineRule="auto"/>
-        <w:ind w:firstLine="480" w:firstLineChars="200"/>
-        <w:rPr>
-          <w:rFonts w:ascii="Times New Roman" w:hAnsi="Times New Roman" w:eastAsia="宋体"/>
-          <w:sz w:val="24"/>
-          <w:szCs w:val="24"/>
-        </w:rPr>
-      </w:pPr>
-      <w:r>
-        <w:rPr>
-          <w:rFonts w:ascii="Times New Roman" w:hAnsi="Times New Roman" w:eastAsia="宋体"/>
+        <w:ind w:firstLineChars="200" w:firstLine="480"/>
+        <w:rPr>
+          <w:rFonts w:ascii="Times New Roman" w:eastAsia="宋体" w:hAnsi="Times New Roman"/>
+          <w:sz w:val="24"/>
+          <w:szCs w:val="24"/>
+        </w:rPr>
+      </w:pPr>
+      <w:r>
+        <w:rPr>
+          <w:rFonts w:ascii="Times New Roman" w:eastAsia="宋体" w:hAnsi="Times New Roman"/>
           <w:sz w:val="24"/>
           <w:szCs w:val="24"/>
         </w:rPr>
@@ -2805,16 +3076,16 @@
     <w:p>
       <w:pPr>
         <w:spacing w:line="300" w:lineRule="auto"/>
-        <w:ind w:firstLine="480" w:firstLineChars="200"/>
-        <w:rPr>
-          <w:rFonts w:hint="eastAsia" w:ascii="Times New Roman" w:hAnsi="Times New Roman" w:eastAsia="宋体"/>
-          <w:sz w:val="24"/>
-          <w:szCs w:val="24"/>
-        </w:rPr>
-      </w:pPr>
-      <w:r>
-        <w:rPr>
-          <w:rFonts w:ascii="Times New Roman" w:hAnsi="Times New Roman" w:eastAsia="宋体"/>
+        <w:ind w:firstLineChars="200" w:firstLine="480"/>
+        <w:rPr>
+          <w:rFonts w:ascii="Times New Roman" w:eastAsia="宋体" w:hAnsi="Times New Roman"/>
+          <w:sz w:val="24"/>
+          <w:szCs w:val="24"/>
+        </w:rPr>
+      </w:pPr>
+      <w:r>
+        <w:rPr>
+          <w:rFonts w:ascii="Times New Roman" w:eastAsia="宋体" w:hAnsi="Times New Roman"/>
           <w:sz w:val="24"/>
           <w:szCs w:val="24"/>
         </w:rPr>
@@ -2822,54 +3093,70 @@
       </w:r>
     </w:p>
     <w:sectPr>
-      <w:headerReference r:id="rId4" w:type="default"/>
-      <w:footerReference r:id="rId5" w:type="default"/>
+      <w:headerReference w:type="default" r:id="rId12"/>
+      <w:footerReference w:type="default" r:id="rId13"/>
       <w:pgSz w:w="11906" w:h="16838"/>
       <w:pgMar w:top="1440" w:right="1800" w:bottom="1440" w:left="1800" w:header="851" w:footer="992" w:gutter="0"/>
       <w:pgNumType w:start="1"/>
-      <w:cols w:space="425" w:num="1"/>
-      <w:docGrid w:type="lines" w:linePitch="312" w:charSpace="0"/>
+      <w:cols w:space="425"/>
+      <w:docGrid w:type="lines" w:linePitch="312"/>
     </w:sectPr>
   </w:body>
 </w:document>
 </file>
 
+<file path=word/endnotes.xml><?xml version="1.0" encoding="utf-8"?>
+<w:endnotes xmlns:wpc="http://schemas.microsoft.com/office/word/2010/wordprocessingCanvas" xmlns:cx="http://schemas.microsoft.com/office/drawing/2014/chartex" xmlns:cx1="http://schemas.microsoft.com/office/drawing/2015/9/8/chartex" xmlns:cx2="http://schemas.microsoft.com/office/drawing/2015/10/21/chartex" xmlns:cx3="http://schemas.microsoft.com/office/drawing/2016/5/9/chartex" xmlns:cx4="http://schemas.microsoft.com/office/drawing/2016/5/10/chartex" xmlns:cx5="http://schemas.microsoft.com/office/drawing/2016/5/11/chartex" xmlns:cx6="http://schemas.microsoft.com/office/drawing/2016/5/12/chartex" xmlns:cx7="http://schemas.microsoft.com/office/drawing/2016/5/13/chartex" xmlns:cx8="http://schemas.microsoft.com/office/drawing/2016/5/14/chartex" xmlns:mc="http://schemas.openxmlformats.org/markup-compatibility/2006" xmlns:aink="http://schemas.microsoft.com/office/drawing/2016/ink" xmlns:am3d="http://schemas.microsoft.com/office/drawing/2017/model3d" xmlns:o="urn:schemas-microsoft-com:office:office" xmlns:oel="http://schemas.microsoft.com/office/2019/extlst" xmlns:r="http://schemas.openxmlformats.org/officeDocument/2006/relationships" xmlns:m="http://schemas.openxmlformats.org/officeDocument/2006/math" xmlns:v="urn:schemas-microsoft-com:vml" xmlns:wp14="http://schemas.microsoft.com/office/word/2010/wordprocessingDrawing" xmlns:wp="http://schemas.openxmlformats.org/drawingml/2006/wordprocessingDrawing" xmlns:w10="urn:schemas-microsoft-com:office:word" xmlns:w="http://schemas.openxmlformats.org/wordprocessingml/2006/main" xmlns:w14="http://schemas.microsoft.com/office/word/2010/wordml" xmlns:w15="http://schemas.microsoft.com/office/word/2012/wordml" xmlns:w16cex="http://schemas.microsoft.com/office/word/2018/wordml/cex" xmlns:w16cid="http://schemas.microsoft.com/office/word/2016/wordml/cid" xmlns:w16="http://schemas.microsoft.com/office/word/2018/wordml" xmlns:w16du="http://schemas.microsoft.com/office/word/2023/wordml/word16du" xmlns:w16sdtdh="http://schemas.microsoft.com/office/word/2020/wordml/sdtdatahash" xmlns:w16sdtfl="http://schemas.microsoft.com/office/word/2024/wordml/sdtformatlock" xmlns:w16se="http://schemas.microsoft.com/office/word/2015/wordml/symex" xmlns:wpg="http://schemas.microsoft.com/office/word/2010/wordprocessingGroup" xmlns:wpi="http://schemas.microsoft.com/office/word/2010/wordprocessingInk" xmlns:wne="http://schemas.microsoft.com/office/word/2006/wordml" xmlns:wps="http://schemas.microsoft.com/office/word/2010/wordprocessingShape" mc:Ignorable="w14 w15 w16se w16cid w16 w16cex w16sdtdh w16sdtfl w16du wp14">
+  <w:endnote w:type="separator" w:id="-1">
+    <w:p>
+      <w:r>
+        <w:separator/>
+      </w:r>
+    </w:p>
+  </w:endnote>
+  <w:endnote w:type="continuationSeparator" w:id="0">
+    <w:p>
+      <w:r>
+        <w:continuationSeparator/>
+      </w:r>
+    </w:p>
+  </w:endnote>
+</w:endnotes>
+</file>
+
 <file path=word/footer1.xml><?xml version="1.0" encoding="utf-8"?>
-<w:ftr xmlns:wpc="http://schemas.microsoft.com/office/word/2010/wordprocessingCanvas" xmlns:mc="http://schemas.openxmlformats.org/markup-compatibility/2006" xmlns:o="urn:schemas-microsoft-com:office:office" xmlns:r="http://schemas.openxmlformats.org/officeDocument/2006/relationships" xmlns:m="http://schemas.openxmlformats.org/officeDocument/2006/math" xmlns:v="urn:schemas-microsoft-com:vml" xmlns:wp14="http://schemas.microsoft.com/office/word/2010/wordprocessingDrawing" xmlns:wp="http://schemas.openxmlformats.org/drawingml/2006/wordprocessingDrawing" xmlns:w10="urn:schemas-microsoft-com:office:word" xmlns:w="http://schemas.openxmlformats.org/wordprocessingml/2006/main" xmlns:w14="http://schemas.microsoft.com/office/word/2010/wordml" xmlns:w15="http://schemas.microsoft.com/office/word/2012/wordml" xmlns:wpg="http://schemas.microsoft.com/office/word/2010/wordprocessingGroup" xmlns:wpi="http://schemas.microsoft.com/office/word/2010/wordprocessingInk" xmlns:wne="http://schemas.microsoft.com/office/word/2006/wordml" xmlns:wps="http://schemas.microsoft.com/office/word/2010/wordprocessingShape" xmlns:wpsCustomData="http://www.wps.cn/officeDocument/2013/wpsCustomData" mc:Ignorable="w14 w15 wp14">
+<w:ftr xmlns:wpc="http://schemas.microsoft.com/office/word/2010/wordprocessingCanvas" xmlns:cx="http://schemas.microsoft.com/office/drawing/2014/chartex" xmlns:cx1="http://schemas.microsoft.com/office/drawing/2015/9/8/chartex" xmlns:cx2="http://schemas.microsoft.com/office/drawing/2015/10/21/chartex" xmlns:cx3="http://schemas.microsoft.com/office/drawing/2016/5/9/chartex" xmlns:cx4="http://schemas.microsoft.com/office/drawing/2016/5/10/chartex" xmlns:cx5="http://schemas.microsoft.com/office/drawing/2016/5/11/chartex" xmlns:cx6="http://schemas.microsoft.com/office/drawing/2016/5/12/chartex" xmlns:cx7="http://schemas.microsoft.com/office/drawing/2016/5/13/chartex" xmlns:cx8="http://schemas.microsoft.com/office/drawing/2016/5/14/chartex" xmlns:mc="http://schemas.openxmlformats.org/markup-compatibility/2006" xmlns:aink="http://schemas.microsoft.com/office/drawing/2016/ink" xmlns:am3d="http://schemas.microsoft.com/office/drawing/2017/model3d" xmlns:o="urn:schemas-microsoft-com:office:office" xmlns:oel="http://schemas.microsoft.com/office/2019/extlst" xmlns:r="http://schemas.openxmlformats.org/officeDocument/2006/relationships" xmlns:m="http://schemas.openxmlformats.org/officeDocument/2006/math" xmlns:v="urn:schemas-microsoft-com:vml" xmlns:wp14="http://schemas.microsoft.com/office/word/2010/wordprocessingDrawing" xmlns:wp="http://schemas.openxmlformats.org/drawingml/2006/wordprocessingDrawing" xmlns:w10="urn:schemas-microsoft-com:office:word" xmlns:w="http://schemas.openxmlformats.org/wordprocessingml/2006/main" xmlns:w14="http://schemas.microsoft.com/office/word/2010/wordml" xmlns:w15="http://schemas.microsoft.com/office/word/2012/wordml" xmlns:w16cex="http://schemas.microsoft.com/office/word/2018/wordml/cex" xmlns:w16cid="http://schemas.microsoft.com/office/word/2016/wordml/cid" xmlns:w16="http://schemas.microsoft.com/office/word/2018/wordml" xmlns:w16du="http://schemas.microsoft.com/office/word/2023/wordml/word16du" xmlns:w16sdtdh="http://schemas.microsoft.com/office/word/2020/wordml/sdtdatahash" xmlns:w16sdtfl="http://schemas.microsoft.com/office/word/2024/wordml/sdtformatlock" xmlns:w16se="http://schemas.microsoft.com/office/word/2015/wordml/symex" xmlns:wpg="http://schemas.microsoft.com/office/word/2010/wordprocessingGroup" xmlns:wpi="http://schemas.microsoft.com/office/word/2010/wordprocessingInk" xmlns:wne="http://schemas.microsoft.com/office/word/2006/wordml" xmlns:wps="http://schemas.microsoft.com/office/word/2010/wordprocessingShape" mc:Ignorable="w14 w15 w16se w16cid w16 w16cex w16sdtdh w16sdtfl w16du wp14">
   <w:p>
     <w:pPr>
-      <w:pStyle w:val="4"/>
+      <w:pStyle w:val="a4"/>
       <w:jc w:val="center"/>
     </w:pPr>
   </w:p>
   <w:p>
     <w:pPr>
-      <w:pStyle w:val="4"/>
+      <w:pStyle w:val="a4"/>
     </w:pPr>
   </w:p>
 </w:ftr>
 </file>
 
 <file path=word/footer2.xml><?xml version="1.0" encoding="utf-8"?>
-<w:ftr xmlns:wpc="http://schemas.microsoft.com/office/word/2010/wordprocessingCanvas" xmlns:mc="http://schemas.openxmlformats.org/markup-compatibility/2006" xmlns:o="urn:schemas-microsoft-com:office:office" xmlns:r="http://schemas.openxmlformats.org/officeDocument/2006/relationships" xmlns:m="http://schemas.openxmlformats.org/officeDocument/2006/math" xmlns:v="urn:schemas-microsoft-com:vml" xmlns:wp14="http://schemas.microsoft.com/office/word/2010/wordprocessingDrawing" xmlns:wp="http://schemas.openxmlformats.org/drawingml/2006/wordprocessingDrawing" xmlns:w10="urn:schemas-microsoft-com:office:word" xmlns:w="http://schemas.openxmlformats.org/wordprocessingml/2006/main" xmlns:w14="http://schemas.microsoft.com/office/word/2010/wordml" xmlns:w15="http://schemas.microsoft.com/office/word/2012/wordml" xmlns:wpg="http://schemas.microsoft.com/office/word/2010/wordprocessingGroup" xmlns:wpi="http://schemas.microsoft.com/office/word/2010/wordprocessingInk" xmlns:wne="http://schemas.microsoft.com/office/word/2006/wordml" xmlns:wps="http://schemas.microsoft.com/office/word/2010/wordprocessingShape" xmlns:wpsCustomData="http://www.wps.cn/officeDocument/2013/wpsCustomData" mc:Ignorable="w14 w15 wp14">
+<w:ftr xmlns:wpc="http://schemas.microsoft.com/office/word/2010/wordprocessingCanvas" xmlns:cx="http://schemas.microsoft.com/office/drawing/2014/chartex" xmlns:cx1="http://schemas.microsoft.com/office/drawing/2015/9/8/chartex" xmlns:cx2="http://schemas.microsoft.com/office/drawing/2015/10/21/chartex" xmlns:cx3="http://schemas.microsoft.com/office/drawing/2016/5/9/chartex" xmlns:cx4="http://schemas.microsoft.com/office/drawing/2016/5/10/chartex" xmlns:cx5="http://schemas.microsoft.com/office/drawing/2016/5/11/chartex" xmlns:cx6="http://schemas.microsoft.com/office/drawing/2016/5/12/chartex" xmlns:cx7="http://schemas.microsoft.com/office/drawing/2016/5/13/chartex" xmlns:cx8="http://schemas.microsoft.com/office/drawing/2016/5/14/chartex" xmlns:mc="http://schemas.openxmlformats.org/markup-compatibility/2006" xmlns:aink="http://schemas.microsoft.com/office/drawing/2016/ink" xmlns:am3d="http://schemas.microsoft.com/office/drawing/2017/model3d" xmlns:o="urn:schemas-microsoft-com:office:office" xmlns:oel="http://schemas.microsoft.com/office/2019/extlst" xmlns:r="http://schemas.openxmlformats.org/officeDocument/2006/relationships" xmlns:m="http://schemas.openxmlformats.org/officeDocument/2006/math" xmlns:v="urn:schemas-microsoft-com:vml" xmlns:wp14="http://schemas.microsoft.com/office/word/2010/wordprocessingDrawing" xmlns:wp="http://schemas.openxmlformats.org/drawingml/2006/wordprocessingDrawing" xmlns:w10="urn:schemas-microsoft-com:office:word" xmlns:w="http://schemas.openxmlformats.org/wordprocessingml/2006/main" xmlns:w14="http://schemas.microsoft.com/office/word/2010/wordml" xmlns:w15="http://schemas.microsoft.com/office/word/2012/wordml" xmlns:w16cex="http://schemas.microsoft.com/office/word/2018/wordml/cex" xmlns:w16cid="http://schemas.microsoft.com/office/word/2016/wordml/cid" xmlns:w16="http://schemas.microsoft.com/office/word/2018/wordml" xmlns:w16du="http://schemas.microsoft.com/office/word/2023/wordml/word16du" xmlns:w16sdtdh="http://schemas.microsoft.com/office/word/2020/wordml/sdtdatahash" xmlns:w16sdtfl="http://schemas.microsoft.com/office/word/2024/wordml/sdtformatlock" xmlns:w16se="http://schemas.microsoft.com/office/word/2015/wordml/symex" xmlns:wpg="http://schemas.microsoft.com/office/word/2010/wordprocessingGroup" xmlns:wpi="http://schemas.microsoft.com/office/word/2010/wordprocessingInk" xmlns:wne="http://schemas.microsoft.com/office/word/2006/wordml" xmlns:wps="http://schemas.microsoft.com/office/word/2010/wordprocessingShape" mc:Ignorable="w14 w15 w16se w16cid w16 w16cex w16sdtdh w16sdtfl w16du wp14">
   <w:sdt>
     <w:sdtPr>
       <w:id w:val="-1607726684"/>
-      <w:docPartObj>
-        <w:docPartGallery w:val="autotext"/>
-      </w:docPartObj>
     </w:sdtPr>
     <w:sdtContent>
       <w:p>
         <w:pPr>
-          <w:pStyle w:val="4"/>
+          <w:pStyle w:val="a4"/>
           <w:jc w:val="center"/>
         </w:pPr>
         <w:r>
           <w:fldChar w:fldCharType="begin"/>
         </w:r>
         <w:r>
-          <w:instrText xml:space="preserve">PAGE   \* MERGEFORMAT</w:instrText>
+          <w:instrText>PAGE   \* MERGEFORMAT</w:instrText>
         </w:r>
         <w:r>
           <w:fldChar w:fldCharType="separate"/>
@@ -2888,17 +3175,36 @@
   </w:sdt>
   <w:p>
     <w:pPr>
-      <w:pStyle w:val="4"/>
+      <w:pStyle w:val="a4"/>
     </w:pPr>
   </w:p>
 </w:ftr>
 </file>
 
+<file path=word/footnotes.xml><?xml version="1.0" encoding="utf-8"?>
+<w:footnotes xmlns:wpc="http://schemas.microsoft.com/office/word/2010/wordprocessingCanvas" xmlns:cx="http://schemas.microsoft.com/office/drawing/2014/chartex" xmlns:cx1="http://schemas.microsoft.com/office/drawing/2015/9/8/chartex" xmlns:cx2="http://schemas.microsoft.com/office/drawing/2015/10/21/chartex" xmlns:cx3="http://schemas.microsoft.com/office/drawing/2016/5/9/chartex" xmlns:cx4="http://schemas.microsoft.com/office/drawing/2016/5/10/chartex" xmlns:cx5="http://schemas.microsoft.com/office/drawing/2016/5/11/chartex" xmlns:cx6="http://schemas.microsoft.com/office/drawing/2016/5/12/chartex" xmlns:cx7="http://schemas.microsoft.com/office/drawing/2016/5/13/chartex" xmlns:cx8="http://schemas.microsoft.com/office/drawing/2016/5/14/chartex" xmlns:mc="http://schemas.openxmlformats.org/markup-compatibility/2006" xmlns:aink="http://schemas.microsoft.com/office/drawing/2016/ink" xmlns:am3d="http://schemas.microsoft.com/office/drawing/2017/model3d" xmlns:o="urn:schemas-microsoft-com:office:office" xmlns:oel="http://schemas.microsoft.com/office/2019/extlst" xmlns:r="http://schemas.openxmlformats.org/officeDocument/2006/relationships" xmlns:m="http://schemas.openxmlformats.org/officeDocument/2006/math" xmlns:v="urn:schemas-microsoft-com:vml" xmlns:wp14="http://schemas.microsoft.com/office/word/2010/wordprocessingDrawing" xmlns:wp="http://schemas.openxmlformats.org/drawingml/2006/wordprocessingDrawing" xmlns:w10="urn:schemas-microsoft-com:office:word" xmlns:w="http://schemas.openxmlformats.org/wordprocessingml/2006/main" xmlns:w14="http://schemas.microsoft.com/office/word/2010/wordml" xmlns:w15="http://schemas.microsoft.com/office/word/2012/wordml" xmlns:w16cex="http://schemas.microsoft.com/office/word/2018/wordml/cex" xmlns:w16cid="http://schemas.microsoft.com/office/word/2016/wordml/cid" xmlns:w16="http://schemas.microsoft.com/office/word/2018/wordml" xmlns:w16du="http://schemas.microsoft.com/office/word/2023/wordml/word16du" xmlns:w16sdtdh="http://schemas.microsoft.com/office/word/2020/wordml/sdtdatahash" xmlns:w16sdtfl="http://schemas.microsoft.com/office/word/2024/wordml/sdtformatlock" xmlns:w16se="http://schemas.microsoft.com/office/word/2015/wordml/symex" xmlns:wpg="http://schemas.microsoft.com/office/word/2010/wordprocessingGroup" xmlns:wpi="http://schemas.microsoft.com/office/word/2010/wordprocessingInk" xmlns:wne="http://schemas.microsoft.com/office/word/2006/wordml" xmlns:wps="http://schemas.microsoft.com/office/word/2010/wordprocessingShape" mc:Ignorable="w14 w15 w16se w16cid w16 w16cex w16sdtdh w16sdtfl w16du wp14">
+  <w:footnote w:type="separator" w:id="-1">
+    <w:p>
+      <w:r>
+        <w:separator/>
+      </w:r>
+    </w:p>
+  </w:footnote>
+  <w:footnote w:type="continuationSeparator" w:id="0">
+    <w:p>
+      <w:r>
+        <w:continuationSeparator/>
+      </w:r>
+    </w:p>
+  </w:footnote>
+</w:footnotes>
+</file>
+
 <file path=word/header1.xml><?xml version="1.0" encoding="utf-8"?>
-<w:hdr xmlns:wpc="http://schemas.microsoft.com/office/word/2010/wordprocessingCanvas" xmlns:mc="http://schemas.openxmlformats.org/markup-compatibility/2006" xmlns:o="urn:schemas-microsoft-com:office:office" xmlns:r="http://schemas.openxmlformats.org/officeDocument/2006/relationships" xmlns:m="http://schemas.openxmlformats.org/officeDocument/2006/math" xmlns:v="urn:schemas-microsoft-com:vml" xmlns:wp14="http://schemas.microsoft.com/office/word/2010/wordprocessingDrawing" xmlns:wp="http://schemas.openxmlformats.org/drawingml/2006/wordprocessingDrawing" xmlns:w10="urn:schemas-microsoft-com:office:word" xmlns:w="http://schemas.openxmlformats.org/wordprocessingml/2006/main" xmlns:w14="http://schemas.microsoft.com/office/word/2010/wordml" xmlns:w15="http://schemas.microsoft.com/office/word/2012/wordml" xmlns:wpg="http://schemas.microsoft.com/office/word/2010/wordprocessingGroup" xmlns:wpi="http://schemas.microsoft.com/office/word/2010/wordprocessingInk" xmlns:wne="http://schemas.microsoft.com/office/word/2006/wordml" xmlns:wps="http://schemas.microsoft.com/office/word/2010/wordprocessingShape" xmlns:wpsCustomData="http://www.wps.cn/officeDocument/2013/wpsCustomData" mc:Ignorable="w14 w15 wp14">
+<w:hdr xmlns:wpc="http://schemas.microsoft.com/office/word/2010/wordprocessingCanvas" xmlns:cx="http://schemas.microsoft.com/office/drawing/2014/chartex" xmlns:cx1="http://schemas.microsoft.com/office/drawing/2015/9/8/chartex" xmlns:cx2="http://schemas.microsoft.com/office/drawing/2015/10/21/chartex" xmlns:cx3="http://schemas.microsoft.com/office/drawing/2016/5/9/chartex" xmlns:cx4="http://schemas.microsoft.com/office/drawing/2016/5/10/chartex" xmlns:cx5="http://schemas.microsoft.com/office/drawing/2016/5/11/chartex" xmlns:cx6="http://schemas.microsoft.com/office/drawing/2016/5/12/chartex" xmlns:cx7="http://schemas.microsoft.com/office/drawing/2016/5/13/chartex" xmlns:cx8="http://schemas.microsoft.com/office/drawing/2016/5/14/chartex" xmlns:mc="http://schemas.openxmlformats.org/markup-compatibility/2006" xmlns:aink="http://schemas.microsoft.com/office/drawing/2016/ink" xmlns:am3d="http://schemas.microsoft.com/office/drawing/2017/model3d" xmlns:o="urn:schemas-microsoft-com:office:office" xmlns:oel="http://schemas.microsoft.com/office/2019/extlst" xmlns:r="http://schemas.openxmlformats.org/officeDocument/2006/relationships" xmlns:m="http://schemas.openxmlformats.org/officeDocument/2006/math" xmlns:v="urn:schemas-microsoft-com:vml" xmlns:wp14="http://schemas.microsoft.com/office/word/2010/wordprocessingDrawing" xmlns:wp="http://schemas.openxmlformats.org/drawingml/2006/wordprocessingDrawing" xmlns:w10="urn:schemas-microsoft-com:office:word" xmlns:w="http://schemas.openxmlformats.org/wordprocessingml/2006/main" xmlns:w14="http://schemas.microsoft.com/office/word/2010/wordml" xmlns:w15="http://schemas.microsoft.com/office/word/2012/wordml" xmlns:w16cex="http://schemas.microsoft.com/office/word/2018/wordml/cex" xmlns:w16cid="http://schemas.microsoft.com/office/word/2016/wordml/cid" xmlns:w16="http://schemas.microsoft.com/office/word/2018/wordml" xmlns:w16du="http://schemas.microsoft.com/office/word/2023/wordml/word16du" xmlns:w16sdtdh="http://schemas.microsoft.com/office/word/2020/wordml/sdtdatahash" xmlns:w16sdtfl="http://schemas.microsoft.com/office/word/2024/wordml/sdtformatlock" xmlns:w16se="http://schemas.microsoft.com/office/word/2015/wordml/symex" xmlns:wpg="http://schemas.microsoft.com/office/word/2010/wordprocessingGroup" xmlns:wpi="http://schemas.microsoft.com/office/word/2010/wordprocessingInk" xmlns:wne="http://schemas.microsoft.com/office/word/2006/wordml" xmlns:wps="http://schemas.microsoft.com/office/word/2010/wordprocessingShape" mc:Ignorable="w14 w15 w16se w16cid w16 w16cex w16sdtdh w16sdtfl w16du wp14">
   <w:p>
     <w:pPr>
-      <w:pStyle w:val="5"/>
+      <w:pStyle w:val="a6"/>
     </w:pPr>
     <w:r>
       <w:rPr>
@@ -2911,12 +3217,12 @@
 </file>
 
 <file path=word/numbering.xml><?xml version="1.0" encoding="utf-8"?>
-<w:numbering xmlns:wpc="http://schemas.microsoft.com/office/word/2010/wordprocessingCanvas" xmlns:mc="http://schemas.openxmlformats.org/markup-compatibility/2006" xmlns:o="urn:schemas-microsoft-com:office:office" xmlns:r="http://schemas.openxmlformats.org/officeDocument/2006/relationships" xmlns:m="http://schemas.openxmlformats.org/officeDocument/2006/math" xmlns:v="urn:schemas-microsoft-com:vml" xmlns:wp14="http://schemas.microsoft.com/office/word/2010/wordprocessingDrawing" xmlns:wp="http://schemas.openxmlformats.org/drawingml/2006/wordprocessingDrawing" xmlns:w10="urn:schemas-microsoft-com:office:word" xmlns:w="http://schemas.openxmlformats.org/wordprocessingml/2006/main" xmlns:w14="http://schemas.microsoft.com/office/word/2010/wordml" xmlns:wpg="http://schemas.microsoft.com/office/word/2010/wordprocessingGroup" xmlns:wpi="http://schemas.microsoft.com/office/word/2010/wordprocessingInk" xmlns:wne="http://schemas.microsoft.com/office/word/2006/wordml" xmlns:wps="http://schemas.microsoft.com/office/word/2010/wordprocessingShape" xmlns:wpsCustomData="http://www.wps.cn/officeDocument/2013/wpsCustomData" mc:Ignorable="w14 wp14">
-  <w:abstractNum w:abstractNumId="0">
+<w:numbering xmlns:wpc="http://schemas.microsoft.com/office/word/2010/wordprocessingCanvas" xmlns:cx="http://schemas.microsoft.com/office/drawing/2014/chartex" xmlns:cx1="http://schemas.microsoft.com/office/drawing/2015/9/8/chartex" xmlns:cx2="http://schemas.microsoft.com/office/drawing/2015/10/21/chartex" xmlns:cx3="http://schemas.microsoft.com/office/drawing/2016/5/9/chartex" xmlns:cx4="http://schemas.microsoft.com/office/drawing/2016/5/10/chartex" xmlns:cx5="http://schemas.microsoft.com/office/drawing/2016/5/11/chartex" xmlns:cx6="http://schemas.microsoft.com/office/drawing/2016/5/12/chartex" xmlns:cx7="http://schemas.microsoft.com/office/drawing/2016/5/13/chartex" xmlns:cx8="http://schemas.microsoft.com/office/drawing/2016/5/14/chartex" xmlns:mc="http://schemas.openxmlformats.org/markup-compatibility/2006" xmlns:aink="http://schemas.microsoft.com/office/drawing/2016/ink" xmlns:am3d="http://schemas.microsoft.com/office/drawing/2017/model3d" xmlns:o="urn:schemas-microsoft-com:office:office" xmlns:oel="http://schemas.microsoft.com/office/2019/extlst" xmlns:r="http://schemas.openxmlformats.org/officeDocument/2006/relationships" xmlns:m="http://schemas.openxmlformats.org/officeDocument/2006/math" xmlns:v="urn:schemas-microsoft-com:vml" xmlns:wp14="http://schemas.microsoft.com/office/word/2010/wordprocessingDrawing" xmlns:wp="http://schemas.openxmlformats.org/drawingml/2006/wordprocessingDrawing" xmlns:w10="urn:schemas-microsoft-com:office:word" xmlns:w="http://schemas.openxmlformats.org/wordprocessingml/2006/main" xmlns:w14="http://schemas.microsoft.com/office/word/2010/wordml" xmlns:w15="http://schemas.microsoft.com/office/word/2012/wordml" xmlns:w16cex="http://schemas.microsoft.com/office/word/2018/wordml/cex" xmlns:w16cid="http://schemas.microsoft.com/office/word/2016/wordml/cid" xmlns:w16="http://schemas.microsoft.com/office/word/2018/wordml" xmlns:w16du="http://schemas.microsoft.com/office/word/2023/wordml/word16du" xmlns:w16sdtdh="http://schemas.microsoft.com/office/word/2020/wordml/sdtdatahash" xmlns:w16sdtfl="http://schemas.microsoft.com/office/word/2024/wordml/sdtformatlock" xmlns:w16se="http://schemas.microsoft.com/office/word/2015/wordml/symex" xmlns:wpg="http://schemas.microsoft.com/office/word/2010/wordprocessingGroup" xmlns:wpi="http://schemas.microsoft.com/office/word/2010/wordprocessingInk" xmlns:wne="http://schemas.microsoft.com/office/word/2006/wordml" xmlns:wps="http://schemas.microsoft.com/office/word/2010/wordprocessingShape" mc:Ignorable="w14 w15 w16se w16cid w16 w16cex w16sdtdh w16sdtfl w16du wp14">
+  <w:abstractNum w:abstractNumId="0" w15:restartNumberingAfterBreak="0">
     <w:nsid w:val="08BB1082"/>
     <w:multiLevelType w:val="multilevel"/>
     <w:tmpl w:val="08BB1082"/>
-    <w:lvl w:ilvl="0" w:tentative="0">
+    <w:lvl w:ilvl="0">
       <w:start w:val="1"/>
       <w:numFmt w:val="chineseCountingThousand"/>
       <w:lvlText w:val="%1、"/>
@@ -2925,7 +3231,7 @@
         <w:ind w:left="420" w:hanging="420"/>
       </w:pPr>
     </w:lvl>
-    <w:lvl w:ilvl="1" w:tentative="0">
+    <w:lvl w:ilvl="1">
       <w:start w:val="1"/>
       <w:numFmt w:val="lowerLetter"/>
       <w:lvlText w:val="%2)"/>
@@ -2934,7 +3240,7 @@
         <w:ind w:left="840" w:hanging="420"/>
       </w:pPr>
     </w:lvl>
-    <w:lvl w:ilvl="2" w:tentative="0">
+    <w:lvl w:ilvl="2">
       <w:start w:val="1"/>
       <w:numFmt w:val="lowerRoman"/>
       <w:lvlText w:val="%3."/>
@@ -2943,7 +3249,7 @@
         <w:ind w:left="1260" w:hanging="420"/>
       </w:pPr>
     </w:lvl>
-    <w:lvl w:ilvl="3" w:tentative="0">
+    <w:lvl w:ilvl="3">
       <w:start w:val="1"/>
       <w:numFmt w:val="decimal"/>
       <w:lvlText w:val="%4."/>
@@ -2952,7 +3258,7 @@
         <w:ind w:left="1680" w:hanging="420"/>
       </w:pPr>
     </w:lvl>
-    <w:lvl w:ilvl="4" w:tentative="0">
+    <w:lvl w:ilvl="4">
       <w:start w:val="1"/>
       <w:numFmt w:val="lowerLetter"/>
       <w:lvlText w:val="%5)"/>
@@ -2961,7 +3267,7 @@
         <w:ind w:left="2100" w:hanging="420"/>
       </w:pPr>
     </w:lvl>
-    <w:lvl w:ilvl="5" w:tentative="0">
+    <w:lvl w:ilvl="5">
       <w:start w:val="1"/>
       <w:numFmt w:val="lowerRoman"/>
       <w:lvlText w:val="%6."/>
@@ -2970,7 +3276,7 @@
         <w:ind w:left="2520" w:hanging="420"/>
       </w:pPr>
     </w:lvl>
-    <w:lvl w:ilvl="6" w:tentative="0">
+    <w:lvl w:ilvl="6">
       <w:start w:val="1"/>
       <w:numFmt w:val="decimal"/>
       <w:lvlText w:val="%7."/>
@@ -2979,7 +3285,7 @@
         <w:ind w:left="2940" w:hanging="420"/>
       </w:pPr>
     </w:lvl>
-    <w:lvl w:ilvl="7" w:tentative="0">
+    <w:lvl w:ilvl="7">
       <w:start w:val="1"/>
       <w:numFmt w:val="lowerLetter"/>
       <w:lvlText w:val="%8)"/>
@@ -2988,7 +3294,7 @@
         <w:ind w:left="3360" w:hanging="420"/>
       </w:pPr>
     </w:lvl>
-    <w:lvl w:ilvl="8" w:tentative="0">
+    <w:lvl w:ilvl="8">
       <w:start w:val="1"/>
       <w:numFmt w:val="lowerRoman"/>
       <w:lvlText w:val="%9."/>
@@ -2998,296 +3304,420 @@
       </w:pPr>
     </w:lvl>
   </w:abstractNum>
-  <w:num w:numId="1">
+  <w:num w:numId="1" w16cid:durableId="1144736778">
     <w:abstractNumId w:val="0"/>
   </w:num>
 </w:numbering>
 </file>
 
 <file path=word/styles.xml><?xml version="1.0" encoding="utf-8"?>
-<w:styles xmlns:mc="http://schemas.openxmlformats.org/markup-compatibility/2006" xmlns:o="urn:schemas-microsoft-com:office:office" xmlns:r="http://schemas.openxmlformats.org/officeDocument/2006/relationships" xmlns:m="http://schemas.openxmlformats.org/officeDocument/2006/math" xmlns:v="urn:schemas-microsoft-com:vml" xmlns:w="http://schemas.openxmlformats.org/wordprocessingml/2006/main" xmlns:w14="http://schemas.microsoft.com/office/word/2010/wordml" xmlns:w10="urn:schemas-microsoft-com:office:word" xmlns:sl="http://schemas.openxmlformats.org/schemaLibrary/2006/main" xmlns:wpsCustomData="http://www.wps.cn/officeDocument/2013/wpsCustomData" mc:Ignorable="w14">
+<w:styles xmlns:mc="http://schemas.openxmlformats.org/markup-compatibility/2006" xmlns:r="http://schemas.openxmlformats.org/officeDocument/2006/relationships" xmlns:w="http://schemas.openxmlformats.org/wordprocessingml/2006/main" xmlns:w14="http://schemas.microsoft.com/office/word/2010/wordml" xmlns:w15="http://schemas.microsoft.com/office/word/2012/wordml" xmlns:w16cex="http://schemas.microsoft.com/office/word/2018/wordml/cex" xmlns:w16cid="http://schemas.microsoft.com/office/word/2016/wordml/cid" xmlns:w16="http://schemas.microsoft.com/office/word/2018/wordml" xmlns:w16du="http://schemas.microsoft.com/office/word/2023/wordml/word16du" xmlns:w16sdtdh="http://schemas.microsoft.com/office/word/2020/wordml/sdtdatahash" xmlns:w16sdtfl="http://schemas.microsoft.com/office/word/2024/wordml/sdtformatlock" xmlns:w16se="http://schemas.microsoft.com/office/word/2015/wordml/symex" mc:Ignorable="w14 w15 w16se w16cid w16 w16cex w16sdtdh w16sdtfl w16du">
   <w:docDefaults>
     <w:rPrDefault>
       <w:rPr>
-        <w:rFonts w:asciiTheme="minorHAnsi" w:hAnsiTheme="minorHAnsi" w:eastAsiaTheme="minorEastAsia" w:cstheme="minorBidi"/>
+        <w:rFonts w:asciiTheme="minorHAnsi" w:eastAsiaTheme="minorEastAsia" w:hAnsiTheme="minorHAnsi" w:cstheme="minorBidi"/>
+        <w:lang w:val="en-US" w:eastAsia="zh-CN" w:bidi="ar-SA"/>
       </w:rPr>
     </w:rPrDefault>
     <w:pPrDefault/>
   </w:docDefaults>
-  <w:latentStyles w:count="260" w:defQFormat="0" w:defUnhideWhenUsed="1" w:defSemiHidden="1" w:defUIPriority="99" w:defLockedState="0">
-    <w:lsdException w:qFormat="1" w:unhideWhenUsed="0" w:uiPriority="0" w:semiHidden="0" w:name="Normal"/>
-    <w:lsdException w:qFormat="1" w:unhideWhenUsed="0" w:uiPriority="9" w:semiHidden="0" w:name="heading 1"/>
-    <w:lsdException w:qFormat="1" w:unhideWhenUsed="0" w:uiPriority="0" w:semiHidden="0" w:name="heading 2"/>
-    <w:lsdException w:qFormat="1" w:uiPriority="9" w:name="heading 3"/>
-    <w:lsdException w:qFormat="1" w:uiPriority="9" w:name="heading 4"/>
-    <w:lsdException w:qFormat="1" w:uiPriority="9" w:name="heading 5"/>
-    <w:lsdException w:qFormat="1" w:uiPriority="9" w:name="heading 6"/>
-    <w:lsdException w:qFormat="1" w:uiPriority="9" w:name="heading 7"/>
-    <w:lsdException w:qFormat="1" w:uiPriority="9" w:name="heading 8"/>
-    <w:lsdException w:qFormat="1" w:uiPriority="9" w:name="heading 9"/>
-    <w:lsdException w:uiPriority="99" w:name="index 1"/>
-    <w:lsdException w:uiPriority="99" w:name="index 2"/>
-    <w:lsdException w:uiPriority="99" w:name="index 3"/>
-    <w:lsdException w:uiPriority="99" w:name="index 4"/>
-    <w:lsdException w:uiPriority="99" w:name="index 5"/>
-    <w:lsdException w:uiPriority="99" w:name="index 6"/>
-    <w:lsdException w:uiPriority="99" w:name="index 7"/>
-    <w:lsdException w:uiPriority="99" w:name="index 8"/>
-    <w:lsdException w:uiPriority="99" w:name="index 9"/>
-    <w:lsdException w:uiPriority="39" w:name="toc 1"/>
-    <w:lsdException w:uiPriority="39" w:name="toc 2"/>
-    <w:lsdException w:uiPriority="39" w:name="toc 3"/>
-    <w:lsdException w:uiPriority="39" w:name="toc 4"/>
-    <w:lsdException w:uiPriority="39" w:name="toc 5"/>
-    <w:lsdException w:uiPriority="39" w:name="toc 6"/>
-    <w:lsdException w:uiPriority="39" w:name="toc 7"/>
-    <w:lsdException w:uiPriority="39" w:name="toc 8"/>
-    <w:lsdException w:uiPriority="39" w:name="toc 9"/>
-    <w:lsdException w:uiPriority="99" w:name="Normal Indent"/>
-    <w:lsdException w:uiPriority="99" w:name="footnote text"/>
-    <w:lsdException w:uiPriority="99" w:name="annotation text"/>
-    <w:lsdException w:uiPriority="99" w:semiHidden="0" w:name="header"/>
-    <w:lsdException w:uiPriority="99" w:semiHidden="0" w:name="footer"/>
-    <w:lsdException w:uiPriority="99" w:name="index heading"/>
-    <w:lsdException w:qFormat="1" w:uiPriority="35" w:semiHidden="0" w:name="caption"/>
-    <w:lsdException w:uiPriority="99" w:name="table of figures"/>
-    <w:lsdException w:uiPriority="99" w:name="envelope address"/>
-    <w:lsdException w:uiPriority="99" w:name="envelope return"/>
-    <w:lsdException w:uiPriority="99" w:name="footnote reference"/>
-    <w:lsdException w:uiPriority="99" w:name="annotation reference"/>
-    <w:lsdException w:uiPriority="99" w:name="line number"/>
-    <w:lsdException w:uiPriority="99" w:name="page number"/>
-    <w:lsdException w:uiPriority="99" w:name="endnote reference"/>
-    <w:lsdException w:uiPriority="99" w:name="endnote text"/>
-    <w:lsdException w:uiPriority="99" w:name="table of authorities"/>
-    <w:lsdException w:uiPriority="99" w:name="macro"/>
-    <w:lsdException w:uiPriority="99" w:name="toa heading"/>
-    <w:lsdException w:uiPriority="99" w:name="List"/>
-    <w:lsdException w:uiPriority="99" w:name="List Bullet"/>
-    <w:lsdException w:uiPriority="99" w:name="List Number"/>
-    <w:lsdException w:uiPriority="99" w:name="List 2"/>
-    <w:lsdException w:uiPriority="99" w:name="List 3"/>
-    <w:lsdException w:uiPriority="99" w:name="List 4"/>
-    <w:lsdException w:uiPriority="99" w:name="List 5"/>
-    <w:lsdException w:uiPriority="99" w:name="List Bullet 2"/>
-    <w:lsdException w:uiPriority="99" w:name="List Bullet 3"/>
-    <w:lsdException w:uiPriority="99" w:name="List Bullet 4"/>
-    <w:lsdException w:uiPriority="99" w:name="List Bullet 5"/>
-    <w:lsdException w:uiPriority="99" w:name="List Number 2"/>
-    <w:lsdException w:uiPriority="99" w:name="List Number 3"/>
-    <w:lsdException w:uiPriority="99" w:name="List Number 4"/>
-    <w:lsdException w:uiPriority="99" w:name="List Number 5"/>
-    <w:lsdException w:qFormat="1" w:unhideWhenUsed="0" w:uiPriority="10" w:semiHidden="0" w:name="Title"/>
-    <w:lsdException w:uiPriority="99" w:name="Closing"/>
-    <w:lsdException w:uiPriority="99" w:name="Signature"/>
-    <w:lsdException w:uiPriority="1" w:name="Default Paragraph Font"/>
-    <w:lsdException w:uiPriority="99" w:name="Body Text"/>
-    <w:lsdException w:uiPriority="99" w:name="Body Text Indent"/>
-    <w:lsdException w:uiPriority="99" w:name="List Continue"/>
-    <w:lsdException w:uiPriority="99" w:name="List Continue 2"/>
-    <w:lsdException w:uiPriority="99" w:name="List Continue 3"/>
-    <w:lsdException w:uiPriority="99" w:name="List Continue 4"/>
-    <w:lsdException w:uiPriority="99" w:name="List Continue 5"/>
-    <w:lsdException w:uiPriority="99" w:name="Message Header"/>
-    <w:lsdException w:qFormat="1" w:unhideWhenUsed="0" w:uiPriority="11" w:semiHidden="0" w:name="Subtitle"/>
-    <w:lsdException w:uiPriority="99" w:name="Salutation"/>
-    <w:lsdException w:uiPriority="99" w:name="Date"/>
-    <w:lsdException w:uiPriority="99" w:name="Body Text First Indent"/>
-    <w:lsdException w:uiPriority="99" w:name="Body Text First Indent 2"/>
-    <w:lsdException w:uiPriority="99" w:name="Note Heading"/>
-    <w:lsdException w:uiPriority="99" w:name="Body Text 2"/>
-    <w:lsdException w:uiPriority="99" w:name="Body Text 3"/>
-    <w:lsdException w:uiPriority="99" w:name="Body Text Indent 2"/>
-    <w:lsdException w:uiPriority="99" w:name="Body Text Indent 3"/>
-    <w:lsdException w:uiPriority="99" w:name="Block Text"/>
-    <w:lsdException w:uiPriority="99" w:name="Hyperlink"/>
-    <w:lsdException w:uiPriority="99" w:name="FollowedHyperlink"/>
-    <w:lsdException w:qFormat="1" w:unhideWhenUsed="0" w:uiPriority="22" w:semiHidden="0" w:name="Strong"/>
-    <w:lsdException w:qFormat="1" w:unhideWhenUsed="0" w:uiPriority="20" w:semiHidden="0" w:name="Emphasis"/>
-    <w:lsdException w:uiPriority="99" w:name="Document Map"/>
-    <w:lsdException w:uiPriority="99" w:name="Plain Text"/>
-    <w:lsdException w:uiPriority="99" w:name="E-mail Signature"/>
-    <w:lsdException w:uiPriority="99" w:name="Normal (Web)"/>
-    <w:lsdException w:uiPriority="99" w:name="HTML Acronym"/>
-    <w:lsdException w:uiPriority="99" w:name="HTML Address"/>
-    <w:lsdException w:uiPriority="99" w:name="HTML Cite"/>
-    <w:lsdException w:uiPriority="99" w:name="HTML Code"/>
-    <w:lsdException w:uiPriority="99" w:name="HTML Definition"/>
-    <w:lsdException w:uiPriority="99" w:name="HTML Keyboard"/>
-    <w:lsdException w:uiPriority="99" w:name="HTML Preformatted"/>
-    <w:lsdException w:uiPriority="99" w:name="HTML Sample"/>
-    <w:lsdException w:uiPriority="99" w:name="HTML Typewriter"/>
-    <w:lsdException w:uiPriority="99" w:name="HTML Variable"/>
-    <w:lsdException w:uiPriority="99" w:name="Normal Table"/>
-    <w:lsdException w:uiPriority="99" w:name="annotation subject"/>
-    <w:lsdException w:uiPriority="99" w:name="Table Simple 1"/>
-    <w:lsdException w:uiPriority="99" w:name="Table Simple 2"/>
-    <w:lsdException w:uiPriority="99" w:name="Table Simple 3"/>
-    <w:lsdException w:uiPriority="99" w:name="Table Classic 1"/>
-    <w:lsdException w:uiPriority="99" w:name="Table Classic 2"/>
-    <w:lsdException w:uiPriority="99" w:name="Table Classic 3"/>
-    <w:lsdException w:uiPriority="99" w:name="Table Classic 4"/>
-    <w:lsdException w:uiPriority="99" w:name="Table Colorful 1"/>
-    <w:lsdException w:uiPriority="99" w:name="Table Colorful 2"/>
-    <w:lsdException w:uiPriority="99" w:name="Table Colorful 3"/>
-    <w:lsdException w:uiPriority="99" w:name="Table Columns 1"/>
-    <w:lsdException w:uiPriority="99" w:name="Table Columns 2"/>
-    <w:lsdException w:uiPriority="99" w:name="Table Columns 3"/>
-    <w:lsdException w:uiPriority="99" w:name="Table Columns 4"/>
-    <w:lsdException w:uiPriority="99" w:name="Table Columns 5"/>
-    <w:lsdException w:uiPriority="99" w:name="Table Grid 1"/>
-    <w:lsdException w:uiPriority="99" w:name="Table Grid 2"/>
-    <w:lsdException w:uiPriority="99" w:name="Table Grid 3"/>
-    <w:lsdException w:uiPriority="99" w:name="Table Grid 4"/>
-    <w:lsdException w:uiPriority="99" w:name="Table Grid 5"/>
-    <w:lsdException w:uiPriority="99" w:name="Table Grid 6"/>
-    <w:lsdException w:uiPriority="99" w:name="Table Grid 7"/>
-    <w:lsdException w:uiPriority="99" w:name="Table Grid 8"/>
-    <w:lsdException w:uiPriority="99" w:name="Table List 1"/>
-    <w:lsdException w:uiPriority="99" w:name="Table List 2"/>
-    <w:lsdException w:uiPriority="99" w:name="Table List 3"/>
-    <w:lsdException w:uiPriority="99" w:name="Table List 4"/>
-    <w:lsdException w:uiPriority="99" w:name="Table List 5"/>
-    <w:lsdException w:uiPriority="99" w:name="Table List 6"/>
-    <w:lsdException w:uiPriority="99" w:name="Table List 7"/>
-    <w:lsdException w:uiPriority="99" w:name="Table List 8"/>
-    <w:lsdException w:uiPriority="99" w:name="Table 3D effects 1"/>
-    <w:lsdException w:uiPriority="99" w:name="Table 3D effects 2"/>
-    <w:lsdException w:uiPriority="99" w:name="Table 3D effects 3"/>
-    <w:lsdException w:uiPriority="99" w:name="Table Contemporary"/>
-    <w:lsdException w:uiPriority="99" w:name="Table Elegant"/>
-    <w:lsdException w:uiPriority="99" w:name="Table Professional"/>
-    <w:lsdException w:uiPriority="99" w:name="Table Subtle 1"/>
-    <w:lsdException w:uiPriority="99" w:name="Table Subtle 2"/>
-    <w:lsdException w:uiPriority="99" w:name="Table Web 1"/>
-    <w:lsdException w:uiPriority="99" w:name="Table Web 2"/>
-    <w:lsdException w:uiPriority="99" w:name="Table Web 3"/>
-    <w:lsdException w:uiPriority="99" w:name="Balloon Text"/>
-    <w:lsdException w:qFormat="1" w:unhideWhenUsed="0" w:uiPriority="39" w:semiHidden="0" w:name="Table Grid"/>
-    <w:lsdException w:uiPriority="99" w:name="Table Theme"/>
-    <w:lsdException w:unhideWhenUsed="0" w:uiPriority="60" w:semiHidden="0" w:name="Light Shading"/>
-    <w:lsdException w:unhideWhenUsed="0" w:uiPriority="61" w:semiHidden="0" w:name="Light List"/>
-    <w:lsdException w:unhideWhenUsed="0" w:uiPriority="62" w:semiHidden="0" w:name="Light Grid"/>
-    <w:lsdException w:unhideWhenUsed="0" w:uiPriority="63" w:semiHidden="0" w:name="Medium Shading 1"/>
-    <w:lsdException w:unhideWhenUsed="0" w:uiPriority="64" w:semiHidden="0" w:name="Medium Shading 2"/>
-    <w:lsdException w:unhideWhenUsed="0" w:uiPriority="65" w:semiHidden="0" w:name="Medium List 1"/>
-    <w:lsdException w:unhideWhenUsed="0" w:uiPriority="66" w:semiHidden="0" w:name="Medium List 2"/>
-    <w:lsdException w:unhideWhenUsed="0" w:uiPriority="67" w:semiHidden="0" w:name="Medium Grid 1"/>
-    <w:lsdException w:unhideWhenUsed="0" w:uiPriority="68" w:semiHidden="0" w:name="Medium Grid 2"/>
-    <w:lsdException w:unhideWhenUsed="0" w:uiPriority="69" w:semiHidden="0" w:name="Medium Grid 3"/>
-    <w:lsdException w:unhideWhenUsed="0" w:uiPriority="70" w:semiHidden="0" w:name="Dark List"/>
-    <w:lsdException w:unhideWhenUsed="0" w:uiPriority="71" w:semiHidden="0" w:name="Colorful Shading"/>
-    <w:lsdException w:unhideWhenUsed="0" w:uiPriority="72" w:semiHidden="0" w:name="Colorful List"/>
-    <w:lsdException w:unhideWhenUsed="0" w:uiPriority="73" w:semiHidden="0" w:name="Colorful Grid"/>
-    <w:lsdException w:unhideWhenUsed="0" w:uiPriority="60" w:semiHidden="0" w:name="Light Shading Accent 1"/>
-    <w:lsdException w:unhideWhenUsed="0" w:uiPriority="61" w:semiHidden="0" w:name="Light List Accent 1"/>
-    <w:lsdException w:unhideWhenUsed="0" w:uiPriority="62" w:semiHidden="0" w:name="Light Grid Accent 1"/>
-    <w:lsdException w:unhideWhenUsed="0" w:uiPriority="63" w:semiHidden="0" w:name="Medium Shading 1 Accent 1"/>
-    <w:lsdException w:unhideWhenUsed="0" w:uiPriority="64" w:semiHidden="0" w:name="Medium Shading 2 Accent 1"/>
-    <w:lsdException w:unhideWhenUsed="0" w:uiPriority="65" w:semiHidden="0" w:name="Medium List 1 Accent 1"/>
-    <w:lsdException w:qFormat="1" w:unhideWhenUsed="0" w:uiPriority="34" w:semiHidden="0" w:name="List Paragraph"/>
-    <w:lsdException w:unhideWhenUsed="0" w:uiPriority="66" w:semiHidden="0" w:name="Medium List 2 Accent 1"/>
-    <w:lsdException w:unhideWhenUsed="0" w:uiPriority="67" w:semiHidden="0" w:name="Medium Grid 1 Accent 1"/>
-    <w:lsdException w:unhideWhenUsed="0" w:uiPriority="68" w:semiHidden="0" w:name="Medium Grid 2 Accent 1"/>
-    <w:lsdException w:unhideWhenUsed="0" w:uiPriority="69" w:semiHidden="0" w:name="Medium Grid 3 Accent 1"/>
-    <w:lsdException w:unhideWhenUsed="0" w:uiPriority="70" w:semiHidden="0" w:name="Dark List Accent 1"/>
-    <w:lsdException w:unhideWhenUsed="0" w:uiPriority="71" w:semiHidden="0" w:name="Colorful Shading Accent 1"/>
-    <w:lsdException w:unhideWhenUsed="0" w:uiPriority="72" w:semiHidden="0" w:name="Colorful List Accent 1"/>
-    <w:lsdException w:unhideWhenUsed="0" w:uiPriority="73" w:semiHidden="0" w:name="Colorful Grid Accent 1"/>
-    <w:lsdException w:unhideWhenUsed="0" w:uiPriority="60" w:semiHidden="0" w:name="Light Shading Accent 2"/>
-    <w:lsdException w:unhideWhenUsed="0" w:uiPriority="61" w:semiHidden="0" w:name="Light List Accent 2"/>
-    <w:lsdException w:unhideWhenUsed="0" w:uiPriority="62" w:semiHidden="0" w:name="Light Grid Accent 2"/>
-    <w:lsdException w:unhideWhenUsed="0" w:uiPriority="63" w:semiHidden="0" w:name="Medium Shading 1 Accent 2"/>
-    <w:lsdException w:unhideWhenUsed="0" w:uiPriority="64" w:semiHidden="0" w:name="Medium Shading 2 Accent 2"/>
-    <w:lsdException w:unhideWhenUsed="0" w:uiPriority="65" w:semiHidden="0" w:name="Medium List 1 Accent 2"/>
-    <w:lsdException w:unhideWhenUsed="0" w:uiPriority="66" w:semiHidden="0" w:name="Medium List 2 Accent 2"/>
-    <w:lsdException w:unhideWhenUsed="0" w:uiPriority="67" w:semiHidden="0" w:name="Medium Grid 1 Accent 2"/>
-    <w:lsdException w:unhideWhenUsed="0" w:uiPriority="68" w:semiHidden="0" w:name="Medium Grid 2 Accent 2"/>
-    <w:lsdException w:unhideWhenUsed="0" w:uiPriority="69" w:semiHidden="0" w:name="Medium Grid 3 Accent 2"/>
-    <w:lsdException w:unhideWhenUsed="0" w:uiPriority="70" w:semiHidden="0" w:name="Dark List Accent 2"/>
-    <w:lsdException w:unhideWhenUsed="0" w:uiPriority="71" w:semiHidden="0" w:name="Colorful Shading Accent 2"/>
-    <w:lsdException w:unhideWhenUsed="0" w:uiPriority="72" w:semiHidden="0" w:name="Colorful List Accent 2"/>
-    <w:lsdException w:unhideWhenUsed="0" w:uiPriority="73" w:semiHidden="0" w:name="Colorful Grid Accent 2"/>
-    <w:lsdException w:unhideWhenUsed="0" w:uiPriority="60" w:semiHidden="0" w:name="Light Shading Accent 3"/>
-    <w:lsdException w:unhideWhenUsed="0" w:uiPriority="61" w:semiHidden="0" w:name="Light List Accent 3"/>
-    <w:lsdException w:unhideWhenUsed="0" w:uiPriority="62" w:semiHidden="0" w:name="Light Grid Accent 3"/>
-    <w:lsdException w:unhideWhenUsed="0" w:uiPriority="63" w:semiHidden="0" w:name="Medium Shading 1 Accent 3"/>
-    <w:lsdException w:unhideWhenUsed="0" w:uiPriority="64" w:semiHidden="0" w:name="Medium Shading 2 Accent 3"/>
-    <w:lsdException w:unhideWhenUsed="0" w:uiPriority="65" w:semiHidden="0" w:name="Medium List 1 Accent 3"/>
-    <w:lsdException w:unhideWhenUsed="0" w:uiPriority="66" w:semiHidden="0" w:name="Medium List 2 Accent 3"/>
-    <w:lsdException w:unhideWhenUsed="0" w:uiPriority="67" w:semiHidden="0" w:name="Medium Grid 1 Accent 3"/>
-    <w:lsdException w:unhideWhenUsed="0" w:uiPriority="68" w:semiHidden="0" w:name="Medium Grid 2 Accent 3"/>
-    <w:lsdException w:unhideWhenUsed="0" w:uiPriority="69" w:semiHidden="0" w:name="Medium Grid 3 Accent 3"/>
-    <w:lsdException w:unhideWhenUsed="0" w:uiPriority="70" w:semiHidden="0" w:name="Dark List Accent 3"/>
-    <w:lsdException w:unhideWhenUsed="0" w:uiPriority="71" w:semiHidden="0" w:name="Colorful Shading Accent 3"/>
-    <w:lsdException w:unhideWhenUsed="0" w:uiPriority="72" w:semiHidden="0" w:name="Colorful List Accent 3"/>
-    <w:lsdException w:unhideWhenUsed="0" w:uiPriority="73" w:semiHidden="0" w:name="Colorful Grid Accent 3"/>
-    <w:lsdException w:unhideWhenUsed="0" w:uiPriority="60" w:semiHidden="0" w:name="Light Shading Accent 4"/>
-    <w:lsdException w:unhideWhenUsed="0" w:uiPriority="61" w:semiHidden="0" w:name="Light List Accent 4"/>
-    <w:lsdException w:unhideWhenUsed="0" w:uiPriority="62" w:semiHidden="0" w:name="Light Grid Accent 4"/>
-    <w:lsdException w:unhideWhenUsed="0" w:uiPriority="63" w:semiHidden="0" w:name="Medium Shading 1 Accent 4"/>
-    <w:lsdException w:unhideWhenUsed="0" w:uiPriority="64" w:semiHidden="0" w:name="Medium Shading 2 Accent 4"/>
-    <w:lsdException w:unhideWhenUsed="0" w:uiPriority="65" w:semiHidden="0" w:name="Medium List 1 Accent 4"/>
-    <w:lsdException w:unhideWhenUsed="0" w:uiPriority="66" w:semiHidden="0" w:name="Medium List 2 Accent 4"/>
-    <w:lsdException w:unhideWhenUsed="0" w:uiPriority="67" w:semiHidden="0" w:name="Medium Grid 1 Accent 4"/>
-    <w:lsdException w:unhideWhenUsed="0" w:uiPriority="68" w:semiHidden="0" w:name="Medium Grid 2 Accent 4"/>
-    <w:lsdException w:unhideWhenUsed="0" w:uiPriority="69" w:semiHidden="0" w:name="Medium Grid 3 Accent 4"/>
-    <w:lsdException w:unhideWhenUsed="0" w:uiPriority="70" w:semiHidden="0" w:name="Dark List Accent 4"/>
-    <w:lsdException w:unhideWhenUsed="0" w:uiPriority="71" w:semiHidden="0" w:name="Colorful Shading Accent 4"/>
-    <w:lsdException w:unhideWhenUsed="0" w:uiPriority="72" w:semiHidden="0" w:name="Colorful List Accent 4"/>
-    <w:lsdException w:unhideWhenUsed="0" w:uiPriority="73" w:semiHidden="0" w:name="Colorful Grid Accent 4"/>
-    <w:lsdException w:unhideWhenUsed="0" w:uiPriority="60" w:semiHidden="0" w:name="Light Shading Accent 5"/>
-    <w:lsdException w:unhideWhenUsed="0" w:uiPriority="61" w:semiHidden="0" w:name="Light List Accent 5"/>
-    <w:lsdException w:unhideWhenUsed="0" w:uiPriority="62" w:semiHidden="0" w:name="Light Grid Accent 5"/>
-    <w:lsdException w:unhideWhenUsed="0" w:uiPriority="63" w:semiHidden="0" w:name="Medium Shading 1 Accent 5"/>
-    <w:lsdException w:unhideWhenUsed="0" w:uiPriority="64" w:semiHidden="0" w:name="Medium Shading 2 Accent 5"/>
-    <w:lsdException w:unhideWhenUsed="0" w:uiPriority="65" w:semiHidden="0" w:name="Medium List 1 Accent 5"/>
-    <w:lsdException w:unhideWhenUsed="0" w:uiPriority="66" w:semiHidden="0" w:name="Medium List 2 Accent 5"/>
-    <w:lsdException w:unhideWhenUsed="0" w:uiPriority="67" w:semiHidden="0" w:name="Medium Grid 1 Accent 5"/>
-    <w:lsdException w:unhideWhenUsed="0" w:uiPriority="68" w:semiHidden="0" w:name="Medium Grid 2 Accent 5"/>
-    <w:lsdException w:unhideWhenUsed="0" w:uiPriority="69" w:semiHidden="0" w:name="Medium Grid 3 Accent 5"/>
-    <w:lsdException w:unhideWhenUsed="0" w:uiPriority="70" w:semiHidden="0" w:name="Dark List Accent 5"/>
-    <w:lsdException w:unhideWhenUsed="0" w:uiPriority="71" w:semiHidden="0" w:name="Colorful Shading Accent 5"/>
-    <w:lsdException w:unhideWhenUsed="0" w:uiPriority="72" w:semiHidden="0" w:name="Colorful List Accent 5"/>
-    <w:lsdException w:unhideWhenUsed="0" w:uiPriority="73" w:semiHidden="0" w:name="Colorful Grid Accent 5"/>
-    <w:lsdException w:unhideWhenUsed="0" w:uiPriority="60" w:semiHidden="0" w:name="Light Shading Accent 6"/>
-    <w:lsdException w:unhideWhenUsed="0" w:uiPriority="61" w:semiHidden="0" w:name="Light List Accent 6"/>
-    <w:lsdException w:unhideWhenUsed="0" w:uiPriority="62" w:semiHidden="0" w:name="Light Grid Accent 6"/>
-    <w:lsdException w:unhideWhenUsed="0" w:uiPriority="63" w:semiHidden="0" w:name="Medium Shading 1 Accent 6"/>
-    <w:lsdException w:unhideWhenUsed="0" w:uiPriority="64" w:semiHidden="0" w:name="Medium Shading 2 Accent 6"/>
-    <w:lsdException w:unhideWhenUsed="0" w:uiPriority="65" w:semiHidden="0" w:name="Medium List 1 Accent 6"/>
-    <w:lsdException w:unhideWhenUsed="0" w:uiPriority="66" w:semiHidden="0" w:name="Medium List 2 Accent 6"/>
-    <w:lsdException w:unhideWhenUsed="0" w:uiPriority="67" w:semiHidden="0" w:name="Medium Grid 1 Accent 6"/>
-    <w:lsdException w:unhideWhenUsed="0" w:uiPriority="68" w:semiHidden="0" w:name="Medium Grid 2 Accent 6"/>
-    <w:lsdException w:unhideWhenUsed="0" w:uiPriority="69" w:semiHidden="0" w:name="Medium Grid 3 Accent 6"/>
-    <w:lsdException w:unhideWhenUsed="0" w:uiPriority="70" w:semiHidden="0" w:name="Dark List Accent 6"/>
-    <w:lsdException w:unhideWhenUsed="0" w:uiPriority="71" w:semiHidden="0" w:name="Colorful Shading Accent 6"/>
-    <w:lsdException w:unhideWhenUsed="0" w:uiPriority="72" w:semiHidden="0" w:name="Colorful List Accent 6"/>
-    <w:lsdException w:unhideWhenUsed="0" w:uiPriority="73" w:semiHidden="0" w:name="Colorful Grid Accent 6"/>
+  <w:latentStyles w:defLockedState="0" w:defUIPriority="99" w:defSemiHidden="0" w:defUnhideWhenUsed="0" w:defQFormat="0" w:count="376">
+    <w:lsdException w:name="Normal" w:uiPriority="0" w:qFormat="1"/>
+    <w:lsdException w:name="heading 1" w:uiPriority="9" w:qFormat="1"/>
+    <w:lsdException w:name="heading 2" w:uiPriority="0" w:qFormat="1"/>
+    <w:lsdException w:name="heading 3" w:semiHidden="1" w:uiPriority="9" w:unhideWhenUsed="1" w:qFormat="1"/>
+    <w:lsdException w:name="heading 4" w:semiHidden="1" w:uiPriority="9" w:unhideWhenUsed="1" w:qFormat="1"/>
+    <w:lsdException w:name="heading 5" w:semiHidden="1" w:uiPriority="9" w:unhideWhenUsed="1" w:qFormat="1"/>
+    <w:lsdException w:name="heading 6" w:semiHidden="1" w:uiPriority="9" w:unhideWhenUsed="1" w:qFormat="1"/>
+    <w:lsdException w:name="heading 7" w:semiHidden="1" w:uiPriority="9" w:unhideWhenUsed="1" w:qFormat="1"/>
+    <w:lsdException w:name="heading 8" w:semiHidden="1" w:uiPriority="9" w:unhideWhenUsed="1" w:qFormat="1"/>
+    <w:lsdException w:name="heading 9" w:semiHidden="1" w:uiPriority="9" w:unhideWhenUsed="1" w:qFormat="1"/>
+    <w:lsdException w:name="index 1" w:semiHidden="1" w:unhideWhenUsed="1"/>
+    <w:lsdException w:name="index 2" w:semiHidden="1" w:unhideWhenUsed="1"/>
+    <w:lsdException w:name="index 3" w:semiHidden="1" w:unhideWhenUsed="1"/>
+    <w:lsdException w:name="index 4" w:semiHidden="1" w:unhideWhenUsed="1"/>
+    <w:lsdException w:name="index 5" w:semiHidden="1" w:unhideWhenUsed="1"/>
+    <w:lsdException w:name="index 6" w:semiHidden="1" w:unhideWhenUsed="1"/>
+    <w:lsdException w:name="index 7" w:semiHidden="1" w:unhideWhenUsed="1"/>
+    <w:lsdException w:name="index 8" w:semiHidden="1" w:unhideWhenUsed="1"/>
+    <w:lsdException w:name="index 9" w:semiHidden="1" w:unhideWhenUsed="1"/>
+    <w:lsdException w:name="toc 1" w:semiHidden="1" w:uiPriority="39" w:unhideWhenUsed="1"/>
+    <w:lsdException w:name="toc 2" w:semiHidden="1" w:uiPriority="39" w:unhideWhenUsed="1"/>
+    <w:lsdException w:name="toc 3" w:semiHidden="1" w:uiPriority="39" w:unhideWhenUsed="1"/>
+    <w:lsdException w:name="toc 4" w:semiHidden="1" w:uiPriority="39" w:unhideWhenUsed="1"/>
+    <w:lsdException w:name="toc 5" w:semiHidden="1" w:uiPriority="39" w:unhideWhenUsed="1"/>
+    <w:lsdException w:name="toc 6" w:semiHidden="1" w:uiPriority="39" w:unhideWhenUsed="1"/>
+    <w:lsdException w:name="toc 7" w:semiHidden="1" w:uiPriority="39" w:unhideWhenUsed="1"/>
+    <w:lsdException w:name="toc 8" w:semiHidden="1" w:uiPriority="39" w:unhideWhenUsed="1"/>
+    <w:lsdException w:name="toc 9" w:semiHidden="1" w:uiPriority="39" w:unhideWhenUsed="1"/>
+    <w:lsdException w:name="Normal Indent" w:semiHidden="1" w:unhideWhenUsed="1"/>
+    <w:lsdException w:name="footnote text" w:semiHidden="1" w:unhideWhenUsed="1"/>
+    <w:lsdException w:name="annotation text" w:semiHidden="1" w:unhideWhenUsed="1"/>
+    <w:lsdException w:name="header" w:unhideWhenUsed="1"/>
+    <w:lsdException w:name="footer" w:unhideWhenUsed="1"/>
+    <w:lsdException w:name="index heading" w:semiHidden="1" w:unhideWhenUsed="1"/>
+    <w:lsdException w:name="caption" w:uiPriority="35" w:unhideWhenUsed="1" w:qFormat="1"/>
+    <w:lsdException w:name="table of figures" w:semiHidden="1" w:unhideWhenUsed="1"/>
+    <w:lsdException w:name="envelope address" w:semiHidden="1" w:unhideWhenUsed="1"/>
+    <w:lsdException w:name="envelope return" w:semiHidden="1" w:unhideWhenUsed="1"/>
+    <w:lsdException w:name="footnote reference" w:semiHidden="1" w:unhideWhenUsed="1"/>
+    <w:lsdException w:name="annotation reference" w:semiHidden="1" w:unhideWhenUsed="1"/>
+    <w:lsdException w:name="line number" w:semiHidden="1" w:unhideWhenUsed="1"/>
+    <w:lsdException w:name="page number" w:semiHidden="1" w:unhideWhenUsed="1"/>
+    <w:lsdException w:name="endnote reference" w:semiHidden="1" w:unhideWhenUsed="1"/>
+    <w:lsdException w:name="endnote text" w:semiHidden="1" w:unhideWhenUsed="1"/>
+    <w:lsdException w:name="table of authorities" w:semiHidden="1" w:unhideWhenUsed="1"/>
+    <w:lsdException w:name="macro" w:semiHidden="1" w:unhideWhenUsed="1"/>
+    <w:lsdException w:name="toa heading" w:semiHidden="1" w:unhideWhenUsed="1"/>
+    <w:lsdException w:name="List" w:semiHidden="1" w:unhideWhenUsed="1"/>
+    <w:lsdException w:name="List Bullet" w:semiHidden="1" w:unhideWhenUsed="1"/>
+    <w:lsdException w:name="List Number" w:semiHidden="1" w:unhideWhenUsed="1"/>
+    <w:lsdException w:name="List 2" w:semiHidden="1" w:unhideWhenUsed="1"/>
+    <w:lsdException w:name="List 3" w:semiHidden="1" w:unhideWhenUsed="1"/>
+    <w:lsdException w:name="List 4" w:semiHidden="1" w:unhideWhenUsed="1"/>
+    <w:lsdException w:name="List 5" w:semiHidden="1" w:unhideWhenUsed="1"/>
+    <w:lsdException w:name="List Bullet 2" w:semiHidden="1" w:unhideWhenUsed="1"/>
+    <w:lsdException w:name="List Bullet 3" w:semiHidden="1" w:unhideWhenUsed="1"/>
+    <w:lsdException w:name="List Bullet 4" w:semiHidden="1" w:unhideWhenUsed="1"/>
+    <w:lsdException w:name="List Bullet 5" w:semiHidden="1" w:unhideWhenUsed="1"/>
+    <w:lsdException w:name="List Number 2" w:semiHidden="1" w:unhideWhenUsed="1"/>
+    <w:lsdException w:name="List Number 3" w:semiHidden="1" w:unhideWhenUsed="1"/>
+    <w:lsdException w:name="List Number 4" w:semiHidden="1" w:unhideWhenUsed="1"/>
+    <w:lsdException w:name="List Number 5" w:semiHidden="1" w:unhideWhenUsed="1"/>
+    <w:lsdException w:name="Title" w:uiPriority="10" w:qFormat="1"/>
+    <w:lsdException w:name="Closing" w:semiHidden="1" w:unhideWhenUsed="1"/>
+    <w:lsdException w:name="Signature" w:semiHidden="1" w:unhideWhenUsed="1"/>
+    <w:lsdException w:name="Default Paragraph Font" w:semiHidden="1" w:uiPriority="1" w:unhideWhenUsed="1"/>
+    <w:lsdException w:name="Body Text" w:semiHidden="1" w:unhideWhenUsed="1"/>
+    <w:lsdException w:name="Body Text Indent" w:semiHidden="1" w:unhideWhenUsed="1"/>
+    <w:lsdException w:name="List Continue" w:semiHidden="1" w:unhideWhenUsed="1"/>
+    <w:lsdException w:name="List Continue 2" w:semiHidden="1" w:unhideWhenUsed="1"/>
+    <w:lsdException w:name="List Continue 3" w:semiHidden="1" w:unhideWhenUsed="1"/>
+    <w:lsdException w:name="List Continue 4" w:semiHidden="1" w:unhideWhenUsed="1"/>
+    <w:lsdException w:name="List Continue 5" w:semiHidden="1" w:unhideWhenUsed="1"/>
+    <w:lsdException w:name="Message Header" w:semiHidden="1" w:unhideWhenUsed="1"/>
+    <w:lsdException w:name="Subtitle" w:uiPriority="11" w:qFormat="1"/>
+    <w:lsdException w:name="Salutation" w:semiHidden="1" w:unhideWhenUsed="1"/>
+    <w:lsdException w:name="Date" w:semiHidden="1" w:unhideWhenUsed="1"/>
+    <w:lsdException w:name="Body Text First Indent" w:semiHidden="1" w:unhideWhenUsed="1"/>
+    <w:lsdException w:name="Body Text First Indent 2" w:semiHidden="1" w:unhideWhenUsed="1"/>
+    <w:lsdException w:name="Note Heading" w:semiHidden="1" w:unhideWhenUsed="1"/>
+    <w:lsdException w:name="Body Text 2" w:semiHidden="1" w:unhideWhenUsed="1"/>
+    <w:lsdException w:name="Body Text 3" w:semiHidden="1" w:unhideWhenUsed="1"/>
+    <w:lsdException w:name="Body Text Indent 2" w:semiHidden="1" w:unhideWhenUsed="1"/>
+    <w:lsdException w:name="Body Text Indent 3" w:semiHidden="1" w:unhideWhenUsed="1"/>
+    <w:lsdException w:name="Block Text" w:semiHidden="1" w:unhideWhenUsed="1"/>
+    <w:lsdException w:name="Hyperlink" w:semiHidden="1" w:unhideWhenUsed="1"/>
+    <w:lsdException w:name="FollowedHyperlink" w:semiHidden="1" w:unhideWhenUsed="1"/>
+    <w:lsdException w:name="Strong" w:uiPriority="22" w:qFormat="1"/>
+    <w:lsdException w:name="Emphasis" w:uiPriority="20" w:qFormat="1"/>
+    <w:lsdException w:name="Document Map" w:semiHidden="1" w:unhideWhenUsed="1"/>
+    <w:lsdException w:name="Plain Text" w:semiHidden="1" w:unhideWhenUsed="1"/>
+    <w:lsdException w:name="E-mail Signature" w:semiHidden="1" w:unhideWhenUsed="1"/>
+    <w:lsdException w:name="HTML Top of Form" w:semiHidden="1" w:unhideWhenUsed="1"/>
+    <w:lsdException w:name="HTML Bottom of Form" w:semiHidden="1" w:unhideWhenUsed="1"/>
+    <w:lsdException w:name="Normal (Web)" w:semiHidden="1" w:unhideWhenUsed="1"/>
+    <w:lsdException w:name="HTML Acronym" w:semiHidden="1" w:unhideWhenUsed="1"/>
+    <w:lsdException w:name="HTML Address" w:semiHidden="1" w:unhideWhenUsed="1"/>
+    <w:lsdException w:name="HTML Cite" w:semiHidden="1" w:unhideWhenUsed="1"/>
+    <w:lsdException w:name="HTML Code" w:semiHidden="1" w:unhideWhenUsed="1"/>
+    <w:lsdException w:name="HTML Definition" w:semiHidden="1" w:unhideWhenUsed="1"/>
+    <w:lsdException w:name="HTML Keyboard" w:semiHidden="1" w:unhideWhenUsed="1"/>
+    <w:lsdException w:name="HTML Preformatted" w:semiHidden="1" w:unhideWhenUsed="1"/>
+    <w:lsdException w:name="HTML Sample" w:semiHidden="1" w:unhideWhenUsed="1"/>
+    <w:lsdException w:name="HTML Typewriter" w:semiHidden="1" w:unhideWhenUsed="1"/>
+    <w:lsdException w:name="HTML Variable" w:semiHidden="1" w:unhideWhenUsed="1"/>
+    <w:lsdException w:name="Normal Table" w:semiHidden="1" w:unhideWhenUsed="1"/>
+    <w:lsdException w:name="annotation subject" w:semiHidden="1" w:unhideWhenUsed="1"/>
+    <w:lsdException w:name="No List" w:semiHidden="1" w:unhideWhenUsed="1"/>
+    <w:lsdException w:name="Outline List 1" w:semiHidden="1" w:unhideWhenUsed="1"/>
+    <w:lsdException w:name="Outline List 2" w:semiHidden="1" w:unhideWhenUsed="1"/>
+    <w:lsdException w:name="Outline List 3" w:semiHidden="1" w:unhideWhenUsed="1"/>
+    <w:lsdException w:name="Table Simple 1" w:semiHidden="1" w:unhideWhenUsed="1"/>
+    <w:lsdException w:name="Table Simple 2" w:semiHidden="1" w:unhideWhenUsed="1"/>
+    <w:lsdException w:name="Table Simple 3" w:semiHidden="1" w:unhideWhenUsed="1"/>
+    <w:lsdException w:name="Table Classic 1" w:semiHidden="1" w:unhideWhenUsed="1"/>
+    <w:lsdException w:name="Table Classic 2" w:semiHidden="1" w:unhideWhenUsed="1"/>
+    <w:lsdException w:name="Table Classic 3" w:semiHidden="1" w:unhideWhenUsed="1"/>
+    <w:lsdException w:name="Table Classic 4" w:semiHidden="1" w:unhideWhenUsed="1"/>
+    <w:lsdException w:name="Table Colorful 1" w:semiHidden="1" w:unhideWhenUsed="1"/>
+    <w:lsdException w:name="Table Colorful 2" w:semiHidden="1" w:unhideWhenUsed="1"/>
+    <w:lsdException w:name="Table Colorful 3" w:semiHidden="1" w:unhideWhenUsed="1"/>
+    <w:lsdException w:name="Table Columns 1" w:semiHidden="1" w:unhideWhenUsed="1"/>
+    <w:lsdException w:name="Table Columns 2" w:semiHidden="1" w:unhideWhenUsed="1"/>
+    <w:lsdException w:name="Table Columns 3" w:semiHidden="1" w:unhideWhenUsed="1"/>
+    <w:lsdException w:name="Table Columns 4" w:semiHidden="1" w:unhideWhenUsed="1"/>
+    <w:lsdException w:name="Table Columns 5" w:semiHidden="1" w:unhideWhenUsed="1"/>
+    <w:lsdException w:name="Table Grid 1" w:semiHidden="1" w:unhideWhenUsed="1"/>
+    <w:lsdException w:name="Table Grid 2" w:semiHidden="1" w:unhideWhenUsed="1"/>
+    <w:lsdException w:name="Table Grid 3" w:semiHidden="1" w:unhideWhenUsed="1"/>
+    <w:lsdException w:name="Table Grid 4" w:semiHidden="1" w:unhideWhenUsed="1"/>
+    <w:lsdException w:name="Table Grid 5" w:semiHidden="1" w:unhideWhenUsed="1"/>
+    <w:lsdException w:name="Table Grid 6" w:semiHidden="1" w:unhideWhenUsed="1"/>
+    <w:lsdException w:name="Table Grid 7" w:semiHidden="1" w:unhideWhenUsed="1"/>
+    <w:lsdException w:name="Table Grid 8" w:semiHidden="1" w:unhideWhenUsed="1"/>
+    <w:lsdException w:name="Table List 1" w:semiHidden="1" w:unhideWhenUsed="1"/>
+    <w:lsdException w:name="Table List 2" w:semiHidden="1" w:unhideWhenUsed="1"/>
+    <w:lsdException w:name="Table List 3" w:semiHidden="1" w:unhideWhenUsed="1"/>
+    <w:lsdException w:name="Table List 4" w:semiHidden="1" w:unhideWhenUsed="1"/>
+    <w:lsdException w:name="Table List 5" w:semiHidden="1" w:unhideWhenUsed="1"/>
+    <w:lsdException w:name="Table List 6" w:semiHidden="1" w:unhideWhenUsed="1"/>
+    <w:lsdException w:name="Table List 7" w:semiHidden="1" w:unhideWhenUsed="1"/>
+    <w:lsdException w:name="Table List 8" w:semiHidden="1" w:unhideWhenUsed="1"/>
+    <w:lsdException w:name="Table 3D effects 1" w:semiHidden="1" w:unhideWhenUsed="1"/>
+    <w:lsdException w:name="Table 3D effects 2" w:semiHidden="1" w:unhideWhenUsed="1"/>
+    <w:lsdException w:name="Table 3D effects 3" w:semiHidden="1" w:unhideWhenUsed="1"/>
+    <w:lsdException w:name="Table Contemporary" w:semiHidden="1" w:unhideWhenUsed="1"/>
+    <w:lsdException w:name="Table Elegant" w:semiHidden="1" w:unhideWhenUsed="1"/>
+    <w:lsdException w:name="Table Professional" w:semiHidden="1" w:unhideWhenUsed="1"/>
+    <w:lsdException w:name="Table Subtle 1" w:semiHidden="1" w:unhideWhenUsed="1"/>
+    <w:lsdException w:name="Table Subtle 2" w:semiHidden="1" w:unhideWhenUsed="1"/>
+    <w:lsdException w:name="Table Web 1" w:semiHidden="1" w:unhideWhenUsed="1"/>
+    <w:lsdException w:name="Table Web 2" w:semiHidden="1" w:unhideWhenUsed="1"/>
+    <w:lsdException w:name="Table Web 3" w:semiHidden="1" w:unhideWhenUsed="1"/>
+    <w:lsdException w:name="Balloon Text" w:semiHidden="1" w:unhideWhenUsed="1"/>
+    <w:lsdException w:name="Table Grid" w:uiPriority="39" w:qFormat="1"/>
+    <w:lsdException w:name="Table Theme" w:semiHidden="1" w:unhideWhenUsed="1"/>
+    <w:lsdException w:name="Placeholder Text" w:semiHidden="1" w:unhideWhenUsed="1"/>
+    <w:lsdException w:name="No Spacing" w:semiHidden="1" w:unhideWhenUsed="1"/>
+    <w:lsdException w:name="Light Shading" w:uiPriority="60"/>
+    <w:lsdException w:name="Light List" w:uiPriority="61"/>
+    <w:lsdException w:name="Light Grid" w:uiPriority="62"/>
+    <w:lsdException w:name="Medium Shading 1" w:uiPriority="63"/>
+    <w:lsdException w:name="Medium Shading 2" w:uiPriority="64"/>
+    <w:lsdException w:name="Medium List 1" w:uiPriority="65"/>
+    <w:lsdException w:name="Medium List 2" w:uiPriority="66"/>
+    <w:lsdException w:name="Medium Grid 1" w:uiPriority="67"/>
+    <w:lsdException w:name="Medium Grid 2" w:uiPriority="68"/>
+    <w:lsdException w:name="Medium Grid 3" w:uiPriority="69"/>
+    <w:lsdException w:name="Dark List" w:uiPriority="70"/>
+    <w:lsdException w:name="Colorful Shading" w:uiPriority="71"/>
+    <w:lsdException w:name="Colorful List" w:uiPriority="72"/>
+    <w:lsdException w:name="Colorful Grid" w:uiPriority="73"/>
+    <w:lsdException w:name="Light Shading Accent 1" w:uiPriority="60"/>
+    <w:lsdException w:name="Light List Accent 1" w:uiPriority="61"/>
+    <w:lsdException w:name="Light Grid Accent 1" w:uiPriority="62"/>
+    <w:lsdException w:name="Medium Shading 1 Accent 1" w:uiPriority="63"/>
+    <w:lsdException w:name="Medium Shading 2 Accent 1" w:uiPriority="64"/>
+    <w:lsdException w:name="Medium List 1 Accent 1" w:uiPriority="65"/>
+    <w:lsdException w:name="Revision" w:semiHidden="1" w:unhideWhenUsed="1"/>
+    <w:lsdException w:name="List Paragraph" w:uiPriority="34" w:qFormat="1"/>
+    <w:lsdException w:name="Quote" w:semiHidden="1" w:unhideWhenUsed="1"/>
+    <w:lsdException w:name="Intense Quote" w:semiHidden="1" w:unhideWhenUsed="1"/>
+    <w:lsdException w:name="Medium List 2 Accent 1" w:uiPriority="66"/>
+    <w:lsdException w:name="Medium Grid 1 Accent 1" w:uiPriority="67"/>
+    <w:lsdException w:name="Medium Grid 2 Accent 1" w:uiPriority="68"/>
+    <w:lsdException w:name="Medium Grid 3 Accent 1" w:uiPriority="69"/>
+    <w:lsdException w:name="Dark List Accent 1" w:uiPriority="70"/>
+    <w:lsdException w:name="Colorful Shading Accent 1" w:uiPriority="71"/>
+    <w:lsdException w:name="Colorful List Accent 1" w:uiPriority="72"/>
+    <w:lsdException w:name="Colorful Grid Accent 1" w:uiPriority="73"/>
+    <w:lsdException w:name="Light Shading Accent 2" w:uiPriority="60"/>
+    <w:lsdException w:name="Light List Accent 2" w:uiPriority="61"/>
+    <w:lsdException w:name="Light Grid Accent 2" w:uiPriority="62"/>
+    <w:lsdException w:name="Medium Shading 1 Accent 2" w:uiPriority="63"/>
+    <w:lsdException w:name="Medium Shading 2 Accent 2" w:uiPriority="64"/>
+    <w:lsdException w:name="Medium List 1 Accent 2" w:uiPriority="65"/>
+    <w:lsdException w:name="Medium List 2 Accent 2" w:uiPriority="66"/>
+    <w:lsdException w:name="Medium Grid 1 Accent 2" w:uiPriority="67"/>
+    <w:lsdException w:name="Medium Grid 2 Accent 2" w:uiPriority="68"/>
+    <w:lsdException w:name="Medium Grid 3 Accent 2" w:uiPriority="69"/>
+    <w:lsdException w:name="Dark List Accent 2" w:uiPriority="70"/>
+    <w:lsdException w:name="Colorful Shading Accent 2" w:uiPriority="71"/>
+    <w:lsdException w:name="Colorful List Accent 2" w:uiPriority="72"/>
+    <w:lsdException w:name="Colorful Grid Accent 2" w:uiPriority="73"/>
+    <w:lsdException w:name="Light Shading Accent 3" w:uiPriority="60"/>
+    <w:lsdException w:name="Light List Accent 3" w:uiPriority="61"/>
+    <w:lsdException w:name="Light Grid Accent 3" w:uiPriority="62"/>
+    <w:lsdException w:name="Medium Shading 1 Accent 3" w:uiPriority="63"/>
+    <w:lsdException w:name="Medium Shading 2 Accent 3" w:uiPriority="64"/>
+    <w:lsdException w:name="Medium List 1 Accent 3" w:uiPriority="65"/>
+    <w:lsdException w:name="Medium List 2 Accent 3" w:uiPriority="66"/>
+    <w:lsdException w:name="Medium Grid 1 Accent 3" w:uiPriority="67"/>
+    <w:lsdException w:name="Medium Grid 2 Accent 3" w:uiPriority="68"/>
+    <w:lsdException w:name="Medium Grid 3 Accent 3" w:uiPriority="69"/>
+    <w:lsdException w:name="Dark List Accent 3" w:uiPriority="70"/>
+    <w:lsdException w:name="Colorful Shading Accent 3" w:uiPriority="71"/>
+    <w:lsdException w:name="Colorful List Accent 3" w:uiPriority="72"/>
+    <w:lsdException w:name="Colorful Grid Accent 3" w:uiPriority="73"/>
+    <w:lsdException w:name="Light Shading Accent 4" w:uiPriority="60"/>
+    <w:lsdException w:name="Light List Accent 4" w:uiPriority="61"/>
+    <w:lsdException w:name="Light Grid Accent 4" w:uiPriority="62"/>
+    <w:lsdException w:name="Medium Shading 1 Accent 4" w:uiPriority="63"/>
+    <w:lsdException w:name="Medium Shading 2 Accent 4" w:uiPriority="64"/>
+    <w:lsdException w:name="Medium List 1 Accent 4" w:uiPriority="65"/>
+    <w:lsdException w:name="Medium List 2 Accent 4" w:uiPriority="66"/>
+    <w:lsdException w:name="Medium Grid 1 Accent 4" w:uiPriority="67"/>
+    <w:lsdException w:name="Medium Grid 2 Accent 4" w:uiPriority="68"/>
+    <w:lsdException w:name="Medium Grid 3 Accent 4" w:uiPriority="69"/>
+    <w:lsdException w:name="Dark List Accent 4" w:uiPriority="70"/>
+    <w:lsdException w:name="Colorful Shading Accent 4" w:uiPriority="71"/>
+    <w:lsdException w:name="Colorful List Accent 4" w:uiPriority="72"/>
+    <w:lsdException w:name="Colorful Grid Accent 4" w:uiPriority="73"/>
+    <w:lsdException w:name="Light Shading Accent 5" w:uiPriority="60"/>
+    <w:lsdException w:name="Light List Accent 5" w:uiPriority="61"/>
+    <w:lsdException w:name="Light Grid Accent 5" w:uiPriority="62"/>
+    <w:lsdException w:name="Medium Shading 1 Accent 5" w:uiPriority="63"/>
+    <w:lsdException w:name="Medium Shading 2 Accent 5" w:uiPriority="64"/>
+    <w:lsdException w:name="Medium List 1 Accent 5" w:uiPriority="65"/>
+    <w:lsdException w:name="Medium List 2 Accent 5" w:uiPriority="66"/>
+    <w:lsdException w:name="Medium Grid 1 Accent 5" w:uiPriority="67"/>
+    <w:lsdException w:name="Medium Grid 2 Accent 5" w:uiPriority="68"/>
+    <w:lsdException w:name="Medium Grid 3 Accent 5" w:uiPriority="69"/>
+    <w:lsdException w:name="Dark List Accent 5" w:uiPriority="70"/>
+    <w:lsdException w:name="Colorful Shading Accent 5" w:uiPriority="71"/>
+    <w:lsdException w:name="Colorful List Accent 5" w:uiPriority="72"/>
+    <w:lsdException w:name="Colorful Grid Accent 5" w:uiPriority="73"/>
+    <w:lsdException w:name="Light Shading Accent 6" w:uiPriority="60"/>
+    <w:lsdException w:name="Light List Accent 6" w:uiPriority="61"/>
+    <w:lsdException w:name="Light Grid Accent 6" w:uiPriority="62"/>
+    <w:lsdException w:name="Medium Shading 1 Accent 6" w:uiPriority="63"/>
+    <w:lsdException w:name="Medium Shading 2 Accent 6" w:uiPriority="64"/>
+    <w:lsdException w:name="Medium List 1 Accent 6" w:uiPriority="65"/>
+    <w:lsdException w:name="Medium List 2 Accent 6" w:uiPriority="66"/>
+    <w:lsdException w:name="Medium Grid 1 Accent 6" w:uiPriority="67"/>
+    <w:lsdException w:name="Medium Grid 2 Accent 6" w:uiPriority="68"/>
+    <w:lsdException w:name="Medium Grid 3 Accent 6" w:uiPriority="69"/>
+    <w:lsdException w:name="Dark List Accent 6" w:uiPriority="70"/>
+    <w:lsdException w:name="Colorful Shading Accent 6" w:uiPriority="71"/>
+    <w:lsdException w:name="Colorful List Accent 6" w:uiPriority="72"/>
+    <w:lsdException w:name="Colorful Grid Accent 6" w:uiPriority="73"/>
+    <w:lsdException w:name="Subtle Emphasis" w:uiPriority="19" w:qFormat="1"/>
+    <w:lsdException w:name="Intense Emphasis" w:uiPriority="21" w:qFormat="1"/>
+    <w:lsdException w:name="Subtle Reference" w:uiPriority="31" w:qFormat="1"/>
+    <w:lsdException w:name="Intense Reference" w:uiPriority="32" w:qFormat="1"/>
+    <w:lsdException w:name="Book Title" w:uiPriority="33" w:qFormat="1"/>
+    <w:lsdException w:name="Bibliography" w:semiHidden="1" w:uiPriority="37" w:unhideWhenUsed="1"/>
+    <w:lsdException w:name="TOC Heading" w:semiHidden="1" w:uiPriority="39" w:unhideWhenUsed="1" w:qFormat="1"/>
+    <w:lsdException w:name="Plain Table 1" w:uiPriority="41"/>
+    <w:lsdException w:name="Plain Table 2" w:uiPriority="42"/>
+    <w:lsdException w:name="Plain Table 3" w:uiPriority="43"/>
+    <w:lsdException w:name="Plain Table 4" w:uiPriority="44"/>
+    <w:lsdException w:name="Plain Table 5" w:uiPriority="45"/>
+    <w:lsdException w:name="Grid Table Light" w:uiPriority="40"/>
+    <w:lsdException w:name="Grid Table 1 Light" w:uiPriority="46"/>
+    <w:lsdException w:name="Grid Table 2" w:uiPriority="47"/>
+    <w:lsdException w:name="Grid Table 3" w:uiPriority="48"/>
+    <w:lsdException w:name="Grid Table 4" w:uiPriority="49"/>
+    <w:lsdException w:name="Grid Table 5 Dark" w:uiPriority="50"/>
+    <w:lsdException w:name="Grid Table 6 Colorful" w:uiPriority="51"/>
+    <w:lsdException w:name="Grid Table 7 Colorful" w:uiPriority="52"/>
+    <w:lsdException w:name="Grid Table 1 Light Accent 1" w:uiPriority="46"/>
+    <w:lsdException w:name="Grid Table 2 Accent 1" w:uiPriority="47"/>
+    <w:lsdException w:name="Grid Table 3 Accent 1" w:uiPriority="48"/>
+    <w:lsdException w:name="Grid Table 4 Accent 1" w:uiPriority="49"/>
+    <w:lsdException w:name="Grid Table 5 Dark Accent 1" w:uiPriority="50"/>
+    <w:lsdException w:name="Grid Table 6 Colorful Accent 1" w:uiPriority="51"/>
+    <w:lsdException w:name="Grid Table 7 Colorful Accent 1" w:uiPriority="52"/>
+    <w:lsdException w:name="Grid Table 1 Light Accent 2" w:uiPriority="46"/>
+    <w:lsdException w:name="Grid Table 2 Accent 2" w:uiPriority="47"/>
+    <w:lsdException w:name="Grid Table 3 Accent 2" w:uiPriority="48"/>
+    <w:lsdException w:name="Grid Table 4 Accent 2" w:uiPriority="49"/>
+    <w:lsdException w:name="Grid Table 5 Dark Accent 2" w:uiPriority="50"/>
+    <w:lsdException w:name="Grid Table 6 Colorful Accent 2" w:uiPriority="51"/>
+    <w:lsdException w:name="Grid Table 7 Colorful Accent 2" w:uiPriority="52"/>
+    <w:lsdException w:name="Grid Table 1 Light Accent 3" w:uiPriority="46"/>
+    <w:lsdException w:name="Grid Table 2 Accent 3" w:uiPriority="47"/>
+    <w:lsdException w:name="Grid Table 3 Accent 3" w:uiPriority="48"/>
+    <w:lsdException w:name="Grid Table 4 Accent 3" w:uiPriority="49"/>
+    <w:lsdException w:name="Grid Table 5 Dark Accent 3" w:uiPriority="50"/>
+    <w:lsdException w:name="Grid Table 6 Colorful Accent 3" w:uiPriority="51"/>
+    <w:lsdException w:name="Grid Table 7 Colorful Accent 3" w:uiPriority="52"/>
+    <w:lsdException w:name="Grid Table 1 Light Accent 4" w:uiPriority="46"/>
+    <w:lsdException w:name="Grid Table 2 Accent 4" w:uiPriority="47"/>
+    <w:lsdException w:name="Grid Table 3 Accent 4" w:uiPriority="48"/>
+    <w:lsdException w:name="Grid Table 4 Accent 4" w:uiPriority="49"/>
+    <w:lsdException w:name="Grid Table 5 Dark Accent 4" w:uiPriority="50"/>
+    <w:lsdException w:name="Grid Table 6 Colorful Accent 4" w:uiPriority="51"/>
+    <w:lsdException w:name="Grid Table 7 Colorful Accent 4" w:uiPriority="52"/>
+    <w:lsdException w:name="Grid Table 1 Light Accent 5" w:uiPriority="46"/>
+    <w:lsdException w:name="Grid Table 2 Accent 5" w:uiPriority="47"/>
+    <w:lsdException w:name="Grid Table 3 Accent 5" w:uiPriority="48"/>
+    <w:lsdException w:name="Grid Table 4 Accent 5" w:uiPriority="49"/>
+    <w:lsdException w:name="Grid Table 5 Dark Accent 5" w:uiPriority="50"/>
+    <w:lsdException w:name="Grid Table 6 Colorful Accent 5" w:uiPriority="51"/>
+    <w:lsdException w:name="Grid Table 7 Colorful Accent 5" w:uiPriority="52"/>
+    <w:lsdException w:name="Grid Table 1 Light Accent 6" w:uiPriority="46"/>
+    <w:lsdException w:name="Grid Table 2 Accent 6" w:uiPriority="47"/>
+    <w:lsdException w:name="Grid Table 3 Accent 6" w:uiPriority="48"/>
+    <w:lsdException w:name="Grid Table 4 Accent 6" w:uiPriority="49"/>
+    <w:lsdException w:name="Grid Table 5 Dark Accent 6" w:uiPriority="50"/>
+    <w:lsdException w:name="Grid Table 6 Colorful Accent 6" w:uiPriority="51"/>
+    <w:lsdException w:name="Grid Table 7 Colorful Accent 6" w:uiPriority="52"/>
+    <w:lsdException w:name="List Table 1 Light" w:uiPriority="46"/>
+    <w:lsdException w:name="List Table 2" w:uiPriority="47"/>
+    <w:lsdException w:name="List Table 3" w:uiPriority="48"/>
+    <w:lsdException w:name="List Table 4" w:uiPriority="49"/>
+    <w:lsdException w:name="List Table 5 Dark" w:uiPriority="50"/>
+    <w:lsdException w:name="List Table 6 Colorful" w:uiPriority="51"/>
+    <w:lsdException w:name="List Table 7 Colorful" w:uiPriority="52"/>
+    <w:lsdException w:name="List Table 1 Light Accent 1" w:uiPriority="46"/>
+    <w:lsdException w:name="List Table 2 Accent 1" w:uiPriority="47"/>
+    <w:lsdException w:name="List Table 3 Accent 1" w:uiPriority="48"/>
+    <w:lsdException w:name="List Table 4 Accent 1" w:uiPriority="49"/>
+    <w:lsdException w:name="List Table 5 Dark Accent 1" w:uiPriority="50"/>
+    <w:lsdException w:name="List Table 6 Colorful Accent 1" w:uiPriority="51"/>
+    <w:lsdException w:name="List Table 7 Colorful Accent 1" w:uiPriority="52"/>
+    <w:lsdException w:name="List Table 1 Light Accent 2" w:uiPriority="46"/>
+    <w:lsdException w:name="List Table 2 Accent 2" w:uiPriority="47"/>
+    <w:lsdException w:name="List Table 3 Accent 2" w:uiPriority="48"/>
+    <w:lsdException w:name="List Table 4 Accent 2" w:uiPriority="49"/>
+    <w:lsdException w:name="List Table 5 Dark Accent 2" w:uiPriority="50"/>
+    <w:lsdException w:name="List Table 6 Colorful Accent 2" w:uiPriority="51"/>
+    <w:lsdException w:name="List Table 7 Colorful Accent 2" w:uiPriority="52"/>
+    <w:lsdException w:name="List Table 1 Light Accent 3" w:uiPriority="46"/>
+    <w:lsdException w:name="List Table 2 Accent 3" w:uiPriority="47"/>
+    <w:lsdException w:name="List Table 3 Accent 3" w:uiPriority="48"/>
+    <w:lsdException w:name="List Table 4 Accent 3" w:uiPriority="49"/>
+    <w:lsdException w:name="List Table 5 Dark Accent 3" w:uiPriority="50"/>
+    <w:lsdException w:name="List Table 6 Colorful Accent 3" w:uiPriority="51"/>
+    <w:lsdException w:name="List Table 7 Colorful Accent 3" w:uiPriority="52"/>
+    <w:lsdException w:name="List Table 1 Light Accent 4" w:uiPriority="46"/>
+    <w:lsdException w:name="List Table 2 Accent 4" w:uiPriority="47"/>
+    <w:lsdException w:name="List Table 3 Accent 4" w:uiPriority="48"/>
+    <w:lsdException w:name="List Table 4 Accent 4" w:uiPriority="49"/>
+    <w:lsdException w:name="List Table 5 Dark Accent 4" w:uiPriority="50"/>
+    <w:lsdException w:name="List Table 6 Colorful Accent 4" w:uiPriority="51"/>
+    <w:lsdException w:name="List Table 7 Colorful Accent 4" w:uiPriority="52"/>
+    <w:lsdException w:name="List Table 1 Light Accent 5" w:uiPriority="46"/>
+    <w:lsdException w:name="List Table 2 Accent 5" w:uiPriority="47"/>
+    <w:lsdException w:name="List Table 3 Accent 5" w:uiPriority="48"/>
+    <w:lsdException w:name="List Table 4 Accent 5" w:uiPriority="49"/>
+    <w:lsdException w:name="List Table 5 Dark Accent 5" w:uiPriority="50"/>
+    <w:lsdException w:name="List Table 6 Colorful Accent 5" w:uiPriority="51"/>
+    <w:lsdException w:name="List Table 7 Colorful Accent 5" w:uiPriority="52"/>
+    <w:lsdException w:name="List Table 1 Light Accent 6" w:uiPriority="46"/>
+    <w:lsdException w:name="List Table 2 Accent 6" w:uiPriority="47"/>
+    <w:lsdException w:name="List Table 3 Accent 6" w:uiPriority="48"/>
+    <w:lsdException w:name="List Table 4 Accent 6" w:uiPriority="49"/>
+    <w:lsdException w:name="List Table 5 Dark Accent 6" w:uiPriority="50"/>
+    <w:lsdException w:name="List Table 6 Colorful Accent 6" w:uiPriority="51"/>
+    <w:lsdException w:name="List Table 7 Colorful Accent 6" w:uiPriority="52"/>
+    <w:lsdException w:name="Mention" w:semiHidden="1" w:unhideWhenUsed="1"/>
+    <w:lsdException w:name="Smart Hyperlink" w:semiHidden="1" w:unhideWhenUsed="1"/>
+    <w:lsdException w:name="Hashtag" w:semiHidden="1" w:unhideWhenUsed="1"/>
+    <w:lsdException w:name="Unresolved Mention" w:semiHidden="1" w:unhideWhenUsed="1"/>
+    <w:lsdException w:name="Smart Link" w:semiHidden="1" w:unhideWhenUsed="1"/>
   </w:latentStyles>
-  <w:style w:type="paragraph" w:default="1" w:styleId="1">
+  <w:style w:type="paragraph" w:default="1" w:styleId="a">
     <w:name w:val="Normal"/>
     <w:qFormat/>
-    <w:uiPriority w:val="0"/>
     <w:pPr>
       <w:widowControl w:val="0"/>
       <w:jc w:val="both"/>
     </w:pPr>
     <w:rPr>
-      <w:rFonts w:asciiTheme="minorHAnsi" w:hAnsiTheme="minorHAnsi" w:eastAsiaTheme="minorEastAsia" w:cstheme="minorBidi"/>
       <w:kern w:val="2"/>
       <w:sz w:val="21"/>
       <w:szCs w:val="22"/>
-      <w:lang w:val="en-US" w:eastAsia="zh-CN" w:bidi="ar-SA"/>
     </w:rPr>
   </w:style>
   <w:style w:type="paragraph" w:styleId="2">
     <w:name w:val="heading 2"/>
-    <w:basedOn w:val="1"/>
-    <w:next w:val="1"/>
-    <w:link w:val="14"/>
+    <w:basedOn w:val="a"/>
+    <w:next w:val="a"/>
+    <w:link w:val="20"/>
     <w:qFormat/>
-    <w:uiPriority w:val="0"/>
     <w:pPr>
       <w:keepNext/>
       <w:keepLines/>
@@ -3295,25 +3725,26 @@
       <w:outlineLvl w:val="1"/>
     </w:pPr>
     <w:rPr>
-      <w:rFonts w:ascii="Arial" w:hAnsi="Arial" w:eastAsia="黑体" w:cs="Times New Roman"/>
+      <w:rFonts w:ascii="Arial" w:eastAsia="黑体" w:hAnsi="Arial" w:cs="Times New Roman"/>
       <w:b/>
       <w:bCs/>
       <w:sz w:val="32"/>
       <w:szCs w:val="32"/>
     </w:rPr>
   </w:style>
-  <w:style w:type="character" w:default="1" w:styleId="8">
+  <w:style w:type="character" w:default="1" w:styleId="a0">
     <w:name w:val="Default Paragraph Font"/>
+    <w:uiPriority w:val="1"/>
     <w:semiHidden/>
     <w:unhideWhenUsed/>
-    <w:uiPriority w:val="1"/>
   </w:style>
-  <w:style w:type="table" w:default="1" w:styleId="6">
+  <w:style w:type="table" w:default="1" w:styleId="a1">
     <w:name w:val="Normal Table"/>
+    <w:uiPriority w:val="99"/>
     <w:semiHidden/>
     <w:unhideWhenUsed/>
-    <w:uiPriority w:val="99"/>
     <w:tblPr>
+      <w:tblInd w:w="0" w:type="dxa"/>
       <w:tblCellMar>
         <w:top w:w="0" w:type="dxa"/>
         <w:left w:w="108" w:type="dxa"/>
@@ -3322,25 +3753,31 @@
       </w:tblCellMar>
     </w:tblPr>
   </w:style>
-  <w:style w:type="paragraph" w:styleId="3">
+  <w:style w:type="numbering" w:default="1" w:styleId="a2">
+    <w:name w:val="No List"/>
+    <w:uiPriority w:val="99"/>
+    <w:semiHidden/>
+    <w:unhideWhenUsed/>
+  </w:style>
+  <w:style w:type="paragraph" w:styleId="a3">
     <w:name w:val="caption"/>
-    <w:basedOn w:val="1"/>
-    <w:next w:val="1"/>
+    <w:basedOn w:val="a"/>
+    <w:next w:val="a"/>
+    <w:uiPriority w:val="35"/>
     <w:unhideWhenUsed/>
     <w:qFormat/>
-    <w:uiPriority w:val="35"/>
     <w:rPr>
-      <w:rFonts w:eastAsia="黑体" w:asciiTheme="majorHAnsi" w:hAnsiTheme="majorHAnsi" w:cstheme="majorBidi"/>
+      <w:rFonts w:asciiTheme="majorHAnsi" w:eastAsia="黑体" w:hAnsiTheme="majorHAnsi" w:cstheme="majorBidi"/>
       <w:sz w:val="20"/>
       <w:szCs w:val="20"/>
     </w:rPr>
   </w:style>
-  <w:style w:type="paragraph" w:styleId="4">
+  <w:style w:type="paragraph" w:styleId="a4">
     <w:name w:val="footer"/>
-    <w:basedOn w:val="1"/>
-    <w:link w:val="12"/>
+    <w:basedOn w:val="a"/>
+    <w:link w:val="a5"/>
+    <w:uiPriority w:val="99"/>
     <w:unhideWhenUsed/>
-    <w:uiPriority w:val="99"/>
     <w:pPr>
       <w:tabs>
         <w:tab w:val="center" w:pos="4153"/>
@@ -3354,15 +3791,15 @@
       <w:szCs w:val="18"/>
     </w:rPr>
   </w:style>
-  <w:style w:type="paragraph" w:styleId="5">
+  <w:style w:type="paragraph" w:styleId="a6">
     <w:name w:val="header"/>
-    <w:basedOn w:val="1"/>
-    <w:link w:val="11"/>
+    <w:basedOn w:val="a"/>
+    <w:link w:val="a7"/>
+    <w:uiPriority w:val="99"/>
     <w:unhideWhenUsed/>
-    <w:uiPriority w:val="99"/>
     <w:pPr>
       <w:pBdr>
-        <w:bottom w:val="single" w:color="auto" w:sz="6" w:space="1"/>
+        <w:bottom w:val="single" w:sz="6" w:space="1" w:color="auto"/>
       </w:pBdr>
       <w:tabs>
         <w:tab w:val="center" w:pos="4153"/>
@@ -3376,80 +3813,79 @@
       <w:szCs w:val="18"/>
     </w:rPr>
   </w:style>
-  <w:style w:type="table" w:styleId="7">
+  <w:style w:type="table" w:styleId="a8">
     <w:name w:val="Table Grid"/>
-    <w:basedOn w:val="6"/>
+    <w:basedOn w:val="a1"/>
+    <w:uiPriority w:val="39"/>
     <w:qFormat/>
-    <w:uiPriority w:val="39"/>
     <w:tblPr>
       <w:tblBorders>
-        <w:top w:val="single" w:color="auto" w:sz="4" w:space="0"/>
-        <w:left w:val="single" w:color="auto" w:sz="4" w:space="0"/>
-        <w:bottom w:val="single" w:color="auto" w:sz="4" w:space="0"/>
-        <w:right w:val="single" w:color="auto" w:sz="4" w:space="0"/>
-        <w:insideH w:val="single" w:color="auto" w:sz="4" w:space="0"/>
-        <w:insideV w:val="single" w:color="auto" w:sz="4" w:space="0"/>
+        <w:top w:val="single" w:sz="4" w:space="0" w:color="auto"/>
+        <w:left w:val="single" w:sz="4" w:space="0" w:color="auto"/>
+        <w:bottom w:val="single" w:sz="4" w:space="0" w:color="auto"/>
+        <w:right w:val="single" w:sz="4" w:space="0" w:color="auto"/>
+        <w:insideH w:val="single" w:sz="4" w:space="0" w:color="auto"/>
+        <w:insideV w:val="single" w:sz="4" w:space="0" w:color="auto"/>
       </w:tblBorders>
     </w:tblPr>
   </w:style>
-  <w:style w:type="character" w:styleId="9">
+  <w:style w:type="character" w:styleId="a9">
     <w:name w:val="Strong"/>
-    <w:basedOn w:val="8"/>
+    <w:basedOn w:val="a0"/>
+    <w:uiPriority w:val="22"/>
     <w:qFormat/>
-    <w:uiPriority w:val="22"/>
     <w:rPr>
       <w:b/>
       <w:bCs/>
     </w:rPr>
   </w:style>
-  <w:style w:type="character" w:styleId="10">
+  <w:style w:type="character" w:styleId="HTML">
     <w:name w:val="HTML Code"/>
-    <w:basedOn w:val="8"/>
+    <w:basedOn w:val="a0"/>
+    <w:uiPriority w:val="99"/>
     <w:semiHidden/>
     <w:unhideWhenUsed/>
-    <w:uiPriority w:val="99"/>
     <w:rPr>
-      <w:rFonts w:ascii="宋体" w:hAnsi="宋体" w:eastAsia="宋体" w:cs="宋体"/>
+      <w:rFonts w:ascii="宋体" w:eastAsia="宋体" w:hAnsi="宋体" w:cs="宋体"/>
       <w:sz w:val="24"/>
       <w:szCs w:val="24"/>
     </w:rPr>
   </w:style>
-  <w:style w:type="character" w:customStyle="1" w:styleId="11">
+  <w:style w:type="character" w:customStyle="1" w:styleId="a7">
     <w:name w:val="页眉 字符"/>
-    <w:basedOn w:val="8"/>
-    <w:link w:val="5"/>
+    <w:basedOn w:val="a0"/>
+    <w:link w:val="a6"/>
     <w:uiPriority w:val="99"/>
     <w:rPr>
       <w:sz w:val="18"/>
       <w:szCs w:val="18"/>
     </w:rPr>
   </w:style>
-  <w:style w:type="character" w:customStyle="1" w:styleId="12">
+  <w:style w:type="character" w:customStyle="1" w:styleId="a5">
     <w:name w:val="页脚 字符"/>
-    <w:basedOn w:val="8"/>
-    <w:link w:val="4"/>
+    <w:basedOn w:val="a0"/>
+    <w:link w:val="a4"/>
     <w:uiPriority w:val="99"/>
     <w:rPr>
       <w:sz w:val="18"/>
       <w:szCs w:val="18"/>
     </w:rPr>
   </w:style>
-  <w:style w:type="paragraph" w:styleId="13">
+  <w:style w:type="paragraph" w:styleId="aa">
     <w:name w:val="List Paragraph"/>
-    <w:basedOn w:val="1"/>
+    <w:basedOn w:val="a"/>
+    <w:uiPriority w:val="34"/>
     <w:qFormat/>
-    <w:uiPriority w:val="34"/>
     <w:pPr>
-      <w:ind w:firstLine="420" w:firstLineChars="200"/>
+      <w:ind w:firstLineChars="200" w:firstLine="420"/>
     </w:pPr>
   </w:style>
-  <w:style w:type="character" w:customStyle="1" w:styleId="14">
+  <w:style w:type="character" w:customStyle="1" w:styleId="20">
     <w:name w:val="标题 2 字符"/>
-    <w:basedOn w:val="8"/>
+    <w:basedOn w:val="a0"/>
     <w:link w:val="2"/>
-    <w:uiPriority w:val="0"/>
     <w:rPr>
-      <w:rFonts w:ascii="Arial" w:hAnsi="Arial" w:eastAsia="黑体" w:cs="Times New Roman"/>
+      <w:rFonts w:ascii="Arial" w:eastAsia="黑体" w:hAnsi="Arial" w:cs="Times New Roman"/>
       <w:b/>
       <w:bCs/>
       <w:sz w:val="32"/>
@@ -3711,6 +4147,7 @@
     </a:fmtScheme>
   </a:themeElements>
   <a:objectDefaults/>
+  <a:extraClrSchemeLst/>
 </a:theme>
 </file>
 
@@ -3720,6 +4157,8 @@
 
 <file path=customXml/itemProps1.xml><?xml version="1.0" encoding="utf-8"?>
 <ds:datastoreItem xmlns:ds="http://schemas.openxmlformats.org/officeDocument/2006/customXml" ds:itemID="{B1D8C0FB-7BF1-44D5-9F27-75219381D875}">
-  <ds:schemaRefs/>
+  <ds:schemaRefs>
+    <ds:schemaRef ds:uri="http://schemas.openxmlformats.org/officeDocument/2006/bibliography"/>
+  </ds:schemaRefs>
 </ds:datastoreItem>
 </file>
--- a/大作业文档.docx
+++ b/大作业文档.docx
@@ -1,13 +1,13 @@
 
 <file path=word/document.xml><?xml version="1.0" encoding="utf-8"?>
-<w:document xmlns:wpc="http://schemas.microsoft.com/office/word/2010/wordprocessingCanvas" xmlns:cx="http://schemas.microsoft.com/office/drawing/2014/chartex" xmlns:cx1="http://schemas.microsoft.com/office/drawing/2015/9/8/chartex" xmlns:cx2="http://schemas.microsoft.com/office/drawing/2015/10/21/chartex" xmlns:cx3="http://schemas.microsoft.com/office/drawing/2016/5/9/chartex" xmlns:cx4="http://schemas.microsoft.com/office/drawing/2016/5/10/chartex" xmlns:cx5="http://schemas.microsoft.com/office/drawing/2016/5/11/chartex" xmlns:cx6="http://schemas.microsoft.com/office/drawing/2016/5/12/chartex" xmlns:cx7="http://schemas.microsoft.com/office/drawing/2016/5/13/chartex" xmlns:cx8="http://schemas.microsoft.com/office/drawing/2016/5/14/chartex" xmlns:mc="http://schemas.openxmlformats.org/markup-compatibility/2006" xmlns:aink="http://schemas.microsoft.com/office/drawing/2016/ink" xmlns:am3d="http://schemas.microsoft.com/office/drawing/2017/model3d" xmlns:o="urn:schemas-microsoft-com:office:office" xmlns:oel="http://schemas.microsoft.com/office/2019/extlst" xmlns:r="http://schemas.openxmlformats.org/officeDocument/2006/relationships" xmlns:m="http://schemas.openxmlformats.org/officeDocument/2006/math" xmlns:v="urn:schemas-microsoft-com:vml" xmlns:wp14="http://schemas.microsoft.com/office/word/2010/wordprocessingDrawing" xmlns:wp="http://schemas.openxmlformats.org/drawingml/2006/wordprocessingDrawing" xmlns:w10="urn:schemas-microsoft-com:office:word" xmlns:w="http://schemas.openxmlformats.org/wordprocessingml/2006/main" xmlns:w14="http://schemas.microsoft.com/office/word/2010/wordml" xmlns:w15="http://schemas.microsoft.com/office/word/2012/wordml" xmlns:w16cex="http://schemas.microsoft.com/office/word/2018/wordml/cex" xmlns:w16cid="http://schemas.microsoft.com/office/word/2016/wordml/cid" xmlns:w16="http://schemas.microsoft.com/office/word/2018/wordml" xmlns:w16du="http://schemas.microsoft.com/office/word/2023/wordml/word16du" xmlns:w16sdtdh="http://schemas.microsoft.com/office/word/2020/wordml/sdtdatahash" xmlns:w16sdtfl="http://schemas.microsoft.com/office/word/2024/wordml/sdtformatlock" xmlns:w16se="http://schemas.microsoft.com/office/word/2015/wordml/symex" xmlns:wpg="http://schemas.microsoft.com/office/word/2010/wordprocessingGroup" xmlns:wpi="http://schemas.microsoft.com/office/word/2010/wordprocessingInk" xmlns:wne="http://schemas.microsoft.com/office/word/2006/wordml" xmlns:wps="http://schemas.microsoft.com/office/word/2010/wordprocessingShape" mc:Ignorable="w14 w15 w16se w16cid w16 w16cex w16sdtdh w16sdtfl w16du wp14">
+<w:document xmlns:wpc="http://schemas.microsoft.com/office/word/2010/wordprocessingCanvas" xmlns:mc="http://schemas.openxmlformats.org/markup-compatibility/2006" xmlns:o="urn:schemas-microsoft-com:office:office" xmlns:r="http://schemas.openxmlformats.org/officeDocument/2006/relationships" xmlns:m="http://schemas.openxmlformats.org/officeDocument/2006/math" xmlns:v="urn:schemas-microsoft-com:vml" xmlns:wp14="http://schemas.microsoft.com/office/word/2010/wordprocessingDrawing" xmlns:wp="http://schemas.openxmlformats.org/drawingml/2006/wordprocessingDrawing" xmlns:w="http://schemas.openxmlformats.org/wordprocessingml/2006/main" xmlns:w14="http://schemas.microsoft.com/office/word/2010/wordml" xmlns:w10="urn:schemas-microsoft-com:office:word" xmlns:w15="http://schemas.microsoft.com/office/word/2012/wordml" xmlns:wpg="http://schemas.microsoft.com/office/word/2010/wordprocessingGroup" xmlns:wpi="http://schemas.microsoft.com/office/word/2010/wordprocessingInk" xmlns:wne="http://schemas.microsoft.com/office/word/2006/wordml" xmlns:wps="http://schemas.microsoft.com/office/word/2010/wordprocessingShape" xmlns:wpsCustomData="http://www.wps.cn/officeDocument/2013/wpsCustomData" mc:Ignorable="w14 w15 wp14">
   <w:body>
     <w:p>
       <w:pPr>
         <w:widowControl/>
         <w:jc w:val="left"/>
         <w:rPr>
-          <w:rFonts w:ascii="Times New Roman" w:eastAsia="宋体" w:hAnsi="Times New Roman" w:hint="eastAsia"/>
+          <w:rFonts w:hint="eastAsia" w:ascii="Times New Roman" w:hAnsi="Times New Roman" w:eastAsia="宋体"/>
         </w:rPr>
       </w:pPr>
     </w:p>
@@ -16,7 +16,7 @@
         <w:widowControl/>
         <w:jc w:val="left"/>
         <w:rPr>
-          <w:rFonts w:ascii="Times New Roman" w:eastAsia="宋体" w:hAnsi="Times New Roman"/>
+          <w:rFonts w:ascii="Times New Roman" w:hAnsi="Times New Roman" w:eastAsia="宋体"/>
         </w:rPr>
       </w:pPr>
     </w:p>
@@ -25,7 +25,7 @@
         <w:spacing w:line="960" w:lineRule="auto"/>
         <w:jc w:val="center"/>
         <w:rPr>
-          <w:rFonts w:ascii="Times New Roman" w:eastAsia="宋体" w:hAnsi="Times New Roman" w:cs="Times New Roman"/>
+          <w:rFonts w:ascii="Times New Roman" w:hAnsi="Times New Roman" w:eastAsia="宋体" w:cs="Times New Roman"/>
           <w:b/>
           <w:bCs/>
           <w:spacing w:val="100"/>
@@ -35,297 +35,213 @@
       </w:pPr>
       <w:r>
         <w:rPr>
-          <w:rFonts w:ascii="Times New Roman" w:eastAsia="宋体" w:hAnsi="Times New Roman" w:cs="Times New Roman"/>
+          <w:rFonts w:ascii="Times New Roman" w:hAnsi="Times New Roman" w:eastAsia="宋体" w:cs="Times New Roman"/>
           <w:szCs w:val="24"/>
         </w:rPr>
         <w:fldChar w:fldCharType="begin"/>
       </w:r>
       <w:r>
         <w:rPr>
-          <w:rFonts w:ascii="Times New Roman" w:eastAsia="宋体" w:hAnsi="Times New Roman" w:cs="Times New Roman" w:hint="eastAsia"/>
-          <w:szCs w:val="24"/>
-        </w:rPr>
-        <w:instrText xml:space="preserve"> INCLUDEPICTURE "D:\\backup\\</w:instrText>
-      </w:r>
-      <w:r>
-        <w:rPr>
-          <w:rFonts w:ascii="Times New Roman" w:eastAsia="宋体" w:hAnsi="Times New Roman" w:cs="Times New Roman" w:hint="eastAsia"/>
-          <w:szCs w:val="24"/>
-        </w:rPr>
-        <w:instrText>实践管理科</w:instrText>
-      </w:r>
-      <w:r>
-        <w:rPr>
-          <w:rFonts w:ascii="Times New Roman" w:eastAsia="宋体" w:hAnsi="Times New Roman" w:cs="Times New Roman" w:hint="eastAsia"/>
-          <w:szCs w:val="24"/>
-        </w:rPr>
-        <w:instrText xml:space="preserve">\\JNDX_M.GIF" \* MERGEFORMAT </w:instrText>
-      </w:r>
-      <w:r>
-        <w:rPr>
-          <w:rFonts w:ascii="Times New Roman" w:eastAsia="宋体" w:hAnsi="Times New Roman" w:cs="Times New Roman"/>
+          <w:rFonts w:hint="eastAsia" w:ascii="Times New Roman" w:hAnsi="Times New Roman" w:eastAsia="宋体" w:cs="Times New Roman"/>
+          <w:szCs w:val="24"/>
+        </w:rPr>
+        <w:instrText xml:space="preserve"> INCLUDEPICTURE "D:\\backup\\实践管理科\\JNDX_M.GIF" \* MERGEFORMAT </w:instrText>
+      </w:r>
+      <w:r>
+        <w:rPr>
+          <w:rFonts w:ascii="Times New Roman" w:hAnsi="Times New Roman" w:eastAsia="宋体" w:cs="Times New Roman"/>
           <w:szCs w:val="24"/>
         </w:rPr>
         <w:fldChar w:fldCharType="separate"/>
       </w:r>
       <w:r>
         <w:rPr>
-          <w:rFonts w:ascii="Times New Roman" w:eastAsia="宋体" w:hAnsi="Times New Roman" w:cs="Times New Roman"/>
+          <w:rFonts w:ascii="Times New Roman" w:hAnsi="Times New Roman" w:eastAsia="宋体" w:cs="Times New Roman"/>
           <w:szCs w:val="24"/>
         </w:rPr>
         <w:fldChar w:fldCharType="begin"/>
       </w:r>
       <w:r>
         <w:rPr>
-          <w:rFonts w:ascii="Times New Roman" w:eastAsia="宋体" w:hAnsi="Times New Roman" w:cs="Times New Roman"/>
+          <w:rFonts w:ascii="Times New Roman" w:hAnsi="Times New Roman" w:eastAsia="宋体" w:cs="Times New Roman"/>
           <w:szCs w:val="24"/>
         </w:rPr>
         <w:instrText xml:space="preserve"> </w:instrText>
       </w:r>
       <w:r>
         <w:rPr>
-          <w:rFonts w:ascii="Times New Roman" w:eastAsia="宋体" w:hAnsi="Times New Roman" w:cs="Times New Roman" w:hint="eastAsia"/>
-          <w:szCs w:val="24"/>
-        </w:rPr>
-        <w:instrText>INCLUDEPICTURE  "D:\\backup\\</w:instrText>
-      </w:r>
-      <w:r>
-        <w:rPr>
-          <w:rFonts w:ascii="Times New Roman" w:eastAsia="宋体" w:hAnsi="Times New Roman" w:cs="Times New Roman" w:hint="eastAsia"/>
-          <w:szCs w:val="24"/>
-        </w:rPr>
-        <w:instrText>实践管理科</w:instrText>
-      </w:r>
-      <w:r>
-        <w:rPr>
-          <w:rFonts w:ascii="Times New Roman" w:eastAsia="宋体" w:hAnsi="Times New Roman" w:cs="Times New Roman" w:hint="eastAsia"/>
-          <w:szCs w:val="24"/>
-        </w:rPr>
-        <w:instrText>\\JNDX_M.GIF" \* MERGEFORMATINET</w:instrText>
-      </w:r>
-      <w:r>
-        <w:rPr>
-          <w:rFonts w:ascii="Times New Roman" w:eastAsia="宋体" w:hAnsi="Times New Roman" w:cs="Times New Roman"/>
+          <w:rFonts w:hint="eastAsia" w:ascii="Times New Roman" w:hAnsi="Times New Roman" w:eastAsia="宋体" w:cs="Times New Roman"/>
+          <w:szCs w:val="24"/>
+        </w:rPr>
+        <w:instrText xml:space="preserve">INCLUDEPICTURE  "D:\\backup\\实践管理科\\JNDX_M.GIF" \* MERGEFORMATINET</w:instrText>
+      </w:r>
+      <w:r>
+        <w:rPr>
+          <w:rFonts w:ascii="Times New Roman" w:hAnsi="Times New Roman" w:eastAsia="宋体" w:cs="Times New Roman"/>
           <w:szCs w:val="24"/>
         </w:rPr>
         <w:instrText xml:space="preserve"> </w:instrText>
       </w:r>
       <w:r>
         <w:rPr>
-          <w:rFonts w:ascii="Times New Roman" w:eastAsia="宋体" w:hAnsi="Times New Roman" w:cs="Times New Roman"/>
+          <w:rFonts w:ascii="Times New Roman" w:hAnsi="Times New Roman" w:eastAsia="宋体" w:cs="Times New Roman"/>
           <w:szCs w:val="24"/>
         </w:rPr>
         <w:fldChar w:fldCharType="separate"/>
       </w:r>
       <w:r>
         <w:rPr>
-          <w:rFonts w:ascii="Times New Roman" w:eastAsia="宋体" w:hAnsi="Times New Roman" w:cs="Times New Roman"/>
+          <w:rFonts w:ascii="Times New Roman" w:hAnsi="Times New Roman" w:eastAsia="宋体" w:cs="Times New Roman"/>
           <w:szCs w:val="24"/>
         </w:rPr>
         <w:fldChar w:fldCharType="begin"/>
       </w:r>
       <w:r>
         <w:rPr>
-          <w:rFonts w:ascii="Times New Roman" w:eastAsia="宋体" w:hAnsi="Times New Roman" w:cs="Times New Roman"/>
+          <w:rFonts w:ascii="Times New Roman" w:hAnsi="Times New Roman" w:eastAsia="宋体" w:cs="Times New Roman"/>
           <w:szCs w:val="24"/>
         </w:rPr>
         <w:instrText xml:space="preserve"> </w:instrText>
       </w:r>
       <w:r>
         <w:rPr>
-          <w:rFonts w:ascii="Times New Roman" w:eastAsia="宋体" w:hAnsi="Times New Roman" w:cs="Times New Roman" w:hint="eastAsia"/>
-          <w:szCs w:val="24"/>
-        </w:rPr>
-        <w:instrText>INCLUDEPICTURE  "D:\\backup\\</w:instrText>
-      </w:r>
-      <w:r>
-        <w:rPr>
-          <w:rFonts w:ascii="Times New Roman" w:eastAsia="宋体" w:hAnsi="Times New Roman" w:cs="Times New Roman" w:hint="eastAsia"/>
-          <w:szCs w:val="24"/>
-        </w:rPr>
-        <w:instrText>实践管理科</w:instrText>
-      </w:r>
-      <w:r>
-        <w:rPr>
-          <w:rFonts w:ascii="Times New Roman" w:eastAsia="宋体" w:hAnsi="Times New Roman" w:cs="Times New Roman" w:hint="eastAsia"/>
-          <w:szCs w:val="24"/>
-        </w:rPr>
-        <w:instrText>\\JNDX_M.GIF" \* MERGEFORMATINET</w:instrText>
-      </w:r>
-      <w:r>
-        <w:rPr>
-          <w:rFonts w:ascii="Times New Roman" w:eastAsia="宋体" w:hAnsi="Times New Roman" w:cs="Times New Roman"/>
+          <w:rFonts w:hint="eastAsia" w:ascii="Times New Roman" w:hAnsi="Times New Roman" w:eastAsia="宋体" w:cs="Times New Roman"/>
+          <w:szCs w:val="24"/>
+        </w:rPr>
+        <w:instrText xml:space="preserve">INCLUDEPICTURE  "D:\\backup\\实践管理科\\JNDX_M.GIF" \* MERGEFORMATINET</w:instrText>
+      </w:r>
+      <w:r>
+        <w:rPr>
+          <w:rFonts w:ascii="Times New Roman" w:hAnsi="Times New Roman" w:eastAsia="宋体" w:cs="Times New Roman"/>
           <w:szCs w:val="24"/>
         </w:rPr>
         <w:instrText xml:space="preserve"> </w:instrText>
       </w:r>
       <w:r>
         <w:rPr>
-          <w:rFonts w:ascii="Times New Roman" w:eastAsia="宋体" w:hAnsi="Times New Roman" w:cs="Times New Roman"/>
+          <w:rFonts w:ascii="Times New Roman" w:hAnsi="Times New Roman" w:eastAsia="宋体" w:cs="Times New Roman"/>
           <w:szCs w:val="24"/>
         </w:rPr>
         <w:fldChar w:fldCharType="separate"/>
       </w:r>
       <w:r>
         <w:rPr>
-          <w:rFonts w:ascii="Times New Roman" w:eastAsia="宋体" w:hAnsi="Times New Roman" w:cs="Times New Roman"/>
+          <w:rFonts w:ascii="Times New Roman" w:hAnsi="Times New Roman" w:eastAsia="宋体" w:cs="Times New Roman"/>
           <w:szCs w:val="24"/>
         </w:rPr>
         <w:fldChar w:fldCharType="begin"/>
       </w:r>
       <w:r>
         <w:rPr>
-          <w:rFonts w:ascii="Times New Roman" w:eastAsia="宋体" w:hAnsi="Times New Roman" w:cs="Times New Roman"/>
+          <w:rFonts w:ascii="Times New Roman" w:hAnsi="Times New Roman" w:eastAsia="宋体" w:cs="Times New Roman"/>
           <w:szCs w:val="24"/>
         </w:rPr>
         <w:instrText xml:space="preserve"> </w:instrText>
       </w:r>
       <w:r>
         <w:rPr>
-          <w:rFonts w:ascii="Times New Roman" w:eastAsia="宋体" w:hAnsi="Times New Roman" w:cs="Times New Roman" w:hint="eastAsia"/>
-          <w:szCs w:val="24"/>
-        </w:rPr>
-        <w:instrText>INCLUDEPICTURE  "D:\\</w:instrText>
-      </w:r>
-      <w:r>
-        <w:rPr>
-          <w:rFonts w:ascii="Times New Roman" w:eastAsia="宋体" w:hAnsi="Times New Roman" w:cs="Times New Roman" w:hint="eastAsia"/>
-          <w:szCs w:val="24"/>
-        </w:rPr>
-        <w:instrText>实践管理科</w:instrText>
-      </w:r>
-      <w:r>
-        <w:rPr>
-          <w:rFonts w:ascii="Times New Roman" w:eastAsia="宋体" w:hAnsi="Times New Roman" w:cs="Times New Roman" w:hint="eastAsia"/>
-          <w:szCs w:val="24"/>
-        </w:rPr>
-        <w:instrText>\\JNDX_M.GIF" \* MERGEFORMATINET</w:instrText>
-      </w:r>
-      <w:r>
-        <w:rPr>
-          <w:rFonts w:ascii="Times New Roman" w:eastAsia="宋体" w:hAnsi="Times New Roman" w:cs="Times New Roman"/>
+          <w:rFonts w:hint="eastAsia" w:ascii="Times New Roman" w:hAnsi="Times New Roman" w:eastAsia="宋体" w:cs="Times New Roman"/>
+          <w:szCs w:val="24"/>
+        </w:rPr>
+        <w:instrText xml:space="preserve">INCLUDEPICTURE  "D:\\实践管理科\\JNDX_M.GIF" \* MERGEFORMATINET</w:instrText>
+      </w:r>
+      <w:r>
+        <w:rPr>
+          <w:rFonts w:ascii="Times New Roman" w:hAnsi="Times New Roman" w:eastAsia="宋体" w:cs="Times New Roman"/>
           <w:szCs w:val="24"/>
         </w:rPr>
         <w:instrText xml:space="preserve"> </w:instrText>
       </w:r>
       <w:r>
         <w:rPr>
-          <w:rFonts w:ascii="Times New Roman" w:eastAsia="宋体" w:hAnsi="Times New Roman" w:cs="Times New Roman"/>
+          <w:rFonts w:ascii="Times New Roman" w:hAnsi="Times New Roman" w:eastAsia="宋体" w:cs="Times New Roman"/>
           <w:szCs w:val="24"/>
         </w:rPr>
         <w:fldChar w:fldCharType="separate"/>
       </w:r>
       <w:r>
         <w:rPr>
-          <w:rFonts w:ascii="Times New Roman" w:eastAsia="宋体" w:hAnsi="Times New Roman" w:cs="Times New Roman"/>
+          <w:rFonts w:ascii="Times New Roman" w:hAnsi="Times New Roman" w:eastAsia="宋体" w:cs="Times New Roman"/>
           <w:szCs w:val="24"/>
         </w:rPr>
         <w:fldChar w:fldCharType="begin"/>
       </w:r>
       <w:r>
         <w:rPr>
-          <w:rFonts w:ascii="Times New Roman" w:eastAsia="宋体" w:hAnsi="Times New Roman" w:cs="Times New Roman"/>
+          <w:rFonts w:ascii="Times New Roman" w:hAnsi="Times New Roman" w:eastAsia="宋体" w:cs="Times New Roman"/>
           <w:szCs w:val="24"/>
         </w:rPr>
         <w:instrText xml:space="preserve"> </w:instrText>
       </w:r>
       <w:r>
         <w:rPr>
-          <w:rFonts w:ascii="Times New Roman" w:eastAsia="宋体" w:hAnsi="Times New Roman" w:cs="Times New Roman" w:hint="eastAsia"/>
-          <w:szCs w:val="24"/>
-        </w:rPr>
-        <w:instrText>INCLUDEPICTURE  "/Users/../</w:instrText>
-      </w:r>
-      <w:r>
-        <w:rPr>
-          <w:rFonts w:ascii="Times New Roman" w:eastAsia="宋体" w:hAnsi="Times New Roman" w:cs="Times New Roman" w:hint="eastAsia"/>
-          <w:szCs w:val="24"/>
-        </w:rPr>
-        <w:instrText>实践管理科</w:instrText>
-      </w:r>
-      <w:r>
-        <w:rPr>
-          <w:rFonts w:ascii="Times New Roman" w:eastAsia="宋体" w:hAnsi="Times New Roman" w:cs="Times New Roman" w:hint="eastAsia"/>
-          <w:szCs w:val="24"/>
-        </w:rPr>
-        <w:instrText>/JNDX_M.GIF" \* MERGEFORMATINET</w:instrText>
-      </w:r>
-      <w:r>
-        <w:rPr>
-          <w:rFonts w:ascii="Times New Roman" w:eastAsia="宋体" w:hAnsi="Times New Roman" w:cs="Times New Roman"/>
+          <w:rFonts w:hint="eastAsia" w:ascii="Times New Roman" w:hAnsi="Times New Roman" w:eastAsia="宋体" w:cs="Times New Roman"/>
+          <w:szCs w:val="24"/>
+        </w:rPr>
+        <w:instrText xml:space="preserve">INCLUDEPICTURE  "/Users/../实践管理科/JNDX_M.GIF" \* MERGEFORMATINET</w:instrText>
+      </w:r>
+      <w:r>
+        <w:rPr>
+          <w:rFonts w:ascii="Times New Roman" w:hAnsi="Times New Roman" w:eastAsia="宋体" w:cs="Times New Roman"/>
           <w:szCs w:val="24"/>
         </w:rPr>
         <w:instrText xml:space="preserve"> </w:instrText>
       </w:r>
       <w:r>
         <w:rPr>
-          <w:rFonts w:ascii="Times New Roman" w:eastAsia="宋体" w:hAnsi="Times New Roman" w:cs="Times New Roman"/>
+          <w:rFonts w:ascii="Times New Roman" w:hAnsi="Times New Roman" w:eastAsia="宋体" w:cs="Times New Roman"/>
           <w:szCs w:val="24"/>
         </w:rPr>
         <w:fldChar w:fldCharType="separate"/>
       </w:r>
       <w:r>
         <w:rPr>
-          <w:rFonts w:ascii="Times New Roman" w:eastAsia="宋体" w:hAnsi="Times New Roman" w:cs="Times New Roman"/>
-          <w:noProof/>
+          <w:rFonts w:ascii="Times New Roman" w:hAnsi="Times New Roman" w:eastAsia="宋体" w:cs="Times New Roman"/>
           <w:szCs w:val="24"/>
         </w:rPr>
         <w:pict>
-          <v:shapetype id="_x0000_t75" coordsize="21600,21600" o:spt="75" o:preferrelative="t" path="m@4@5l@4@11@9@11@9@5xe" filled="f" stroked="f">
-            <v:stroke joinstyle="miter"/>
-            <v:formulas>
-              <v:f eqn="if lineDrawn pixelLineWidth 0"/>
-              <v:f eqn="sum @0 1 0"/>
-              <v:f eqn="sum 0 0 @1"/>
-              <v:f eqn="prod @2 1 2"/>
-              <v:f eqn="prod @3 21600 pixelWidth"/>
-              <v:f eqn="prod @3 21600 pixelHeight"/>
-              <v:f eqn="sum @0 0 1"/>
-              <v:f eqn="prod @6 1 2"/>
-              <v:f eqn="prod @7 21600 pixelWidth"/>
-              <v:f eqn="sum @8 21600 0"/>
-              <v:f eqn="prod @7 21600 pixelHeight"/>
-              <v:f eqn="sum @10 21600 0"/>
-            </v:formulas>
-            <v:path o:extrusionok="f" gradientshapeok="t" o:connecttype="rect"/>
+          <v:shape id="_x0000_i1025" o:spt="75" type="#_x0000_t75" style="height:58.15pt;width:173.75pt;" filled="f" o:preferrelative="t" stroked="f" coordsize="21600,21600">
+            <v:path/>
+            <v:fill on="f" focussize="0,0"/>
+            <v:stroke on="f" joinstyle="miter"/>
+            <v:imagedata r:id="rId7" r:href="rId8" o:title=""/>
             <o:lock v:ext="edit" aspectratio="t"/>
-          </v:shapetype>
-          <v:shape id="_x0000_i1025" type="#_x0000_t75" alt="" style="width:173.75pt;height:58.15pt;mso-width-percent:0;mso-height-percent:0;mso-width-percent:0;mso-height-percent:0">
-            <v:imagedata r:id="rId8" r:href="rId9"/>
+            <w10:wrap type="none"/>
+            <w10:anchorlock/>
           </v:shape>
         </w:pict>
       </w:r>
       <w:r>
         <w:rPr>
-          <w:rFonts w:ascii="Times New Roman" w:eastAsia="宋体" w:hAnsi="Times New Roman" w:cs="Times New Roman"/>
+          <w:rFonts w:ascii="Times New Roman" w:hAnsi="Times New Roman" w:eastAsia="宋体" w:cs="Times New Roman"/>
           <w:szCs w:val="24"/>
         </w:rPr>
         <w:fldChar w:fldCharType="end"/>
       </w:r>
       <w:r>
         <w:rPr>
-          <w:rFonts w:ascii="Times New Roman" w:eastAsia="宋体" w:hAnsi="Times New Roman" w:cs="Times New Roman"/>
+          <w:rFonts w:ascii="Times New Roman" w:hAnsi="Times New Roman" w:eastAsia="宋体" w:cs="Times New Roman"/>
           <w:szCs w:val="24"/>
         </w:rPr>
         <w:fldChar w:fldCharType="end"/>
       </w:r>
       <w:r>
         <w:rPr>
-          <w:rFonts w:ascii="Times New Roman" w:eastAsia="宋体" w:hAnsi="Times New Roman" w:cs="Times New Roman"/>
+          <w:rFonts w:ascii="Times New Roman" w:hAnsi="Times New Roman" w:eastAsia="宋体" w:cs="Times New Roman"/>
           <w:szCs w:val="24"/>
         </w:rPr>
         <w:fldChar w:fldCharType="end"/>
       </w:r>
       <w:r>
         <w:rPr>
-          <w:rFonts w:ascii="Times New Roman" w:eastAsia="宋体" w:hAnsi="Times New Roman" w:cs="Times New Roman"/>
+          <w:rFonts w:ascii="Times New Roman" w:hAnsi="Times New Roman" w:eastAsia="宋体" w:cs="Times New Roman"/>
           <w:szCs w:val="24"/>
         </w:rPr>
         <w:fldChar w:fldCharType="end"/>
       </w:r>
       <w:r>
         <w:rPr>
-          <w:rFonts w:ascii="Times New Roman" w:eastAsia="宋体" w:hAnsi="Times New Roman" w:cs="Times New Roman"/>
+          <w:rFonts w:ascii="Times New Roman" w:hAnsi="Times New Roman" w:eastAsia="宋体" w:cs="Times New Roman"/>
           <w:szCs w:val="24"/>
         </w:rPr>
         <w:fldChar w:fldCharType="end"/>
@@ -336,7 +252,7 @@
         <w:spacing w:line="480" w:lineRule="auto"/>
         <w:jc w:val="center"/>
         <w:rPr>
-          <w:rFonts w:ascii="Times New Roman" w:eastAsia="宋体" w:hAnsi="Times New Roman" w:cs="Times New Roman"/>
+          <w:rFonts w:ascii="Times New Roman" w:hAnsi="Times New Roman" w:eastAsia="宋体" w:cs="Times New Roman"/>
           <w:b/>
           <w:bCs/>
           <w:spacing w:val="60"/>
@@ -347,7 +263,7 @@
       </w:pPr>
       <w:r>
         <w:rPr>
-          <w:rFonts w:ascii="Times New Roman" w:eastAsia="宋体" w:hAnsi="Times New Roman" w:cs="Times New Roman" w:hint="eastAsia"/>
+          <w:rFonts w:hint="eastAsia" w:ascii="Times New Roman" w:hAnsi="Times New Roman" w:eastAsia="宋体" w:cs="Times New Roman"/>
           <w:b/>
           <w:bCs/>
           <w:spacing w:val="60"/>
@@ -363,7 +279,7 @@
         <w:spacing w:line="480" w:lineRule="auto"/>
         <w:jc w:val="center"/>
         <w:rPr>
-          <w:rFonts w:ascii="Times New Roman" w:eastAsia="宋体" w:hAnsi="Times New Roman" w:cs="Times New Roman"/>
+          <w:rFonts w:ascii="Times New Roman" w:hAnsi="Times New Roman" w:eastAsia="宋体" w:cs="Times New Roman"/>
           <w:b/>
           <w:bCs/>
           <w:spacing w:val="60"/>
@@ -374,7 +290,7 @@
       </w:pPr>
       <w:r>
         <w:rPr>
-          <w:rFonts w:ascii="Times New Roman" w:eastAsia="宋体" w:hAnsi="Times New Roman" w:cs="Times New Roman" w:hint="eastAsia"/>
+          <w:rFonts w:hint="eastAsia" w:ascii="Times New Roman" w:hAnsi="Times New Roman" w:eastAsia="宋体" w:cs="Times New Roman"/>
           <w:b/>
           <w:bCs/>
           <w:spacing w:val="60"/>
@@ -390,7 +306,7 @@
         <w:spacing w:line="480" w:lineRule="auto"/>
         <w:jc w:val="center"/>
         <w:rPr>
-          <w:rFonts w:ascii="Times New Roman" w:eastAsia="宋体" w:hAnsi="Times New Roman" w:cs="Times New Roman"/>
+          <w:rFonts w:ascii="Times New Roman" w:hAnsi="Times New Roman" w:eastAsia="宋体" w:cs="Times New Roman"/>
           <w:b/>
           <w:bCs/>
           <w:spacing w:val="60"/>
@@ -405,7 +321,7 @@
         <w:spacing w:line="480" w:lineRule="auto"/>
         <w:jc w:val="center"/>
         <w:rPr>
-          <w:rFonts w:ascii="Times New Roman" w:eastAsia="宋体" w:hAnsi="Times New Roman" w:cs="Times New Roman"/>
+          <w:rFonts w:ascii="Times New Roman" w:hAnsi="Times New Roman" w:eastAsia="宋体" w:cs="Times New Roman"/>
           <w:b/>
           <w:bCs/>
           <w:spacing w:val="60"/>
@@ -420,7 +336,7 @@
         <w:spacing w:line="480" w:lineRule="auto"/>
         <w:jc w:val="center"/>
         <w:rPr>
-          <w:rFonts w:ascii="Times New Roman" w:eastAsia="宋体" w:hAnsi="Times New Roman" w:cs="Times New Roman"/>
+          <w:rFonts w:ascii="Times New Roman" w:hAnsi="Times New Roman" w:eastAsia="宋体" w:cs="Times New Roman"/>
           <w:spacing w:val="60"/>
           <w:kern w:val="0"/>
           <w:sz w:val="52"/>
@@ -433,7 +349,7 @@
         <w:spacing w:line="480" w:lineRule="auto"/>
         <w:jc w:val="center"/>
         <w:rPr>
-          <w:rFonts w:ascii="Times New Roman" w:eastAsia="宋体" w:hAnsi="Times New Roman" w:cs="Times New Roman"/>
+          <w:rFonts w:ascii="Times New Roman" w:hAnsi="Times New Roman" w:eastAsia="宋体" w:cs="Times New Roman"/>
           <w:b/>
           <w:bCs/>
           <w:spacing w:val="60"/>
@@ -446,9 +362,9 @@
     <w:p>
       <w:pPr>
         <w:spacing w:line="480" w:lineRule="auto"/>
-        <w:ind w:firstLineChars="56" w:firstLine="179"/>
-        <w:rPr>
-          <w:rFonts w:ascii="Times New Roman" w:eastAsia="宋体" w:hAnsi="Times New Roman" w:cs="Times New Roman"/>
+        <w:ind w:firstLine="179" w:firstLineChars="56"/>
+        <w:rPr>
+          <w:rFonts w:ascii="Times New Roman" w:hAnsi="Times New Roman" w:eastAsia="宋体" w:cs="Times New Roman"/>
           <w:b/>
           <w:bCs/>
           <w:kern w:val="0"/>
@@ -458,86 +374,55 @@
       </w:pPr>
       <w:r>
         <w:rPr>
-          <w:rFonts w:ascii="Times New Roman" w:eastAsia="宋体" w:hAnsi="Times New Roman" w:cs="Times New Roman" w:hint="eastAsia"/>
+          <w:rFonts w:hint="eastAsia" w:ascii="Times New Roman" w:hAnsi="Times New Roman" w:eastAsia="宋体" w:cs="Times New Roman"/>
           <w:kern w:val="0"/>
           <w:sz w:val="32"/>
           <w:szCs w:val="24"/>
           <w:u w:val="single"/>
         </w:rPr>
-        <w:t>人工智能与计算机</w:t>
-      </w:r>
-      <w:r>
-        <w:rPr>
-          <w:rFonts w:ascii="Times New Roman" w:eastAsia="宋体" w:hAnsi="Times New Roman" w:cs="Times New Roman" w:hint="eastAsia"/>
-          <w:kern w:val="0"/>
-          <w:sz w:val="32"/>
-          <w:szCs w:val="24"/>
-          <w:u w:val="single"/>
-        </w:rPr>
-        <w:t xml:space="preserve">  </w:t>
-      </w:r>
-      <w:r>
-        <w:rPr>
-          <w:rFonts w:ascii="Times New Roman" w:eastAsia="宋体" w:hAnsi="Times New Roman" w:cs="Times New Roman" w:hint="eastAsia"/>
+        <w:t xml:space="preserve">人工智能与计算机  </w:t>
+      </w:r>
+      <w:r>
+        <w:rPr>
+          <w:rFonts w:hint="eastAsia" w:ascii="Times New Roman" w:hAnsi="Times New Roman" w:eastAsia="宋体" w:cs="Times New Roman"/>
           <w:b/>
           <w:bCs/>
           <w:kern w:val="0"/>
           <w:sz w:val="30"/>
           <w:szCs w:val="24"/>
         </w:rPr>
-        <w:t>学院</w:t>
-      </w:r>
-      <w:r>
-        <w:rPr>
-          <w:rFonts w:ascii="Times New Roman" w:eastAsia="宋体" w:hAnsi="Times New Roman" w:cs="Times New Roman" w:hint="eastAsia"/>
+        <w:t xml:space="preserve">学院 </w:t>
+      </w:r>
+      <w:r>
+        <w:rPr>
+          <w:rFonts w:hint="eastAsia" w:ascii="Times New Roman" w:hAnsi="Times New Roman" w:eastAsia="宋体" w:cs="Times New Roman"/>
           <w:b/>
           <w:bCs/>
           <w:kern w:val="0"/>
           <w:sz w:val="30"/>
           <w:szCs w:val="24"/>
-        </w:rPr>
-        <w:t xml:space="preserve"> </w:t>
-      </w:r>
-      <w:r>
-        <w:rPr>
-          <w:rFonts w:ascii="Times New Roman" w:eastAsia="宋体" w:hAnsi="Times New Roman" w:cs="Times New Roman" w:hint="eastAsia"/>
+          <w:u w:val="single"/>
+        </w:rPr>
+        <w:t xml:space="preserve">    </w:t>
+      </w:r>
+      <w:r>
+        <w:rPr>
+          <w:rFonts w:hint="eastAsia" w:ascii="Times New Roman" w:hAnsi="Times New Roman" w:eastAsia="宋体" w:cs="Times New Roman"/>
+          <w:kern w:val="0"/>
+          <w:sz w:val="32"/>
+          <w:szCs w:val="24"/>
+          <w:u w:val="single"/>
+        </w:rPr>
+        <w:t xml:space="preserve">计算机科学与技术    </w:t>
+      </w:r>
+      <w:r>
+        <w:rPr>
+          <w:rFonts w:hint="eastAsia" w:ascii="Times New Roman" w:hAnsi="Times New Roman" w:eastAsia="宋体" w:cs="Times New Roman"/>
           <w:b/>
           <w:bCs/>
           <w:kern w:val="0"/>
           <w:sz w:val="30"/>
           <w:szCs w:val="24"/>
-          <w:u w:val="single"/>
-        </w:rPr>
-        <w:t xml:space="preserve">    </w:t>
-      </w:r>
-      <w:r>
-        <w:rPr>
-          <w:rFonts w:ascii="Times New Roman" w:eastAsia="宋体" w:hAnsi="Times New Roman" w:cs="Times New Roman" w:hint="eastAsia"/>
-          <w:kern w:val="0"/>
-          <w:sz w:val="32"/>
-          <w:szCs w:val="24"/>
-          <w:u w:val="single"/>
-        </w:rPr>
-        <w:t>计算机科学与技术</w:t>
-      </w:r>
-      <w:r>
-        <w:rPr>
-          <w:rFonts w:ascii="Times New Roman" w:eastAsia="宋体" w:hAnsi="Times New Roman" w:cs="Times New Roman" w:hint="eastAsia"/>
-          <w:kern w:val="0"/>
-          <w:sz w:val="32"/>
-          <w:szCs w:val="24"/>
-          <w:u w:val="single"/>
-        </w:rPr>
-        <w:t xml:space="preserve">    </w:t>
-      </w:r>
-      <w:r>
-        <w:rPr>
-          <w:rFonts w:ascii="Times New Roman" w:eastAsia="宋体" w:hAnsi="Times New Roman" w:cs="Times New Roman" w:hint="eastAsia"/>
-          <w:b/>
-          <w:bCs/>
-          <w:kern w:val="0"/>
-          <w:sz w:val="30"/>
-          <w:szCs w:val="24"/>
         </w:rPr>
         <w:t>专业</w:t>
       </w:r>
@@ -547,7 +432,7 @@
         <w:spacing w:line="480" w:lineRule="auto"/>
         <w:jc w:val="center"/>
         <w:rPr>
-          <w:rFonts w:ascii="Times New Roman" w:eastAsia="宋体" w:hAnsi="Times New Roman" w:cs="Times New Roman"/>
+          <w:rFonts w:ascii="Times New Roman" w:hAnsi="Times New Roman" w:eastAsia="宋体" w:cs="Times New Roman"/>
           <w:b/>
           <w:bCs/>
           <w:spacing w:val="60"/>
@@ -562,7 +447,7 @@
         <w:spacing w:line="480" w:lineRule="auto"/>
         <w:jc w:val="center"/>
         <w:rPr>
-          <w:rFonts w:ascii="Times New Roman" w:eastAsia="宋体" w:hAnsi="Times New Roman" w:cs="Times New Roman"/>
+          <w:rFonts w:ascii="Times New Roman" w:hAnsi="Times New Roman" w:eastAsia="宋体" w:cs="Times New Roman"/>
           <w:b/>
           <w:bCs/>
           <w:spacing w:val="60"/>
@@ -577,7 +462,7 @@
         <w:spacing w:line="480" w:lineRule="auto"/>
         <w:jc w:val="center"/>
         <w:rPr>
-          <w:rFonts w:ascii="Times New Roman" w:eastAsia="宋体" w:hAnsi="Times New Roman" w:cs="Times New Roman"/>
+          <w:rFonts w:ascii="Times New Roman" w:hAnsi="Times New Roman" w:eastAsia="宋体" w:cs="Times New Roman"/>
           <w:b/>
           <w:bCs/>
           <w:spacing w:val="60"/>
@@ -590,9 +475,9 @@
     <w:p>
       <w:pPr>
         <w:spacing w:line="600" w:lineRule="auto"/>
-        <w:ind w:firstLineChars="300" w:firstLine="1080"/>
-        <w:rPr>
-          <w:rFonts w:ascii="Times New Roman" w:eastAsia="宋体" w:hAnsi="Times New Roman" w:cs="Times New Roman"/>
+        <w:ind w:firstLine="1080" w:firstLineChars="300"/>
+        <w:rPr>
+          <w:rFonts w:ascii="Times New Roman" w:hAnsi="Times New Roman" w:eastAsia="宋体" w:cs="Times New Roman"/>
           <w:b/>
           <w:bCs/>
           <w:spacing w:val="60"/>
@@ -603,181 +488,101 @@
       </w:pPr>
       <w:r>
         <w:rPr>
-          <w:rFonts w:ascii="Times New Roman" w:eastAsia="宋体" w:hAnsi="Times New Roman" w:cs="Times New Roman" w:hint="eastAsia"/>
+          <w:rFonts w:hint="eastAsia" w:ascii="Times New Roman" w:hAnsi="Times New Roman" w:eastAsia="宋体" w:cs="Times New Roman"/>
           <w:sz w:val="36"/>
           <w:szCs w:val="24"/>
         </w:rPr>
-        <w:t>组</w:t>
-      </w:r>
-      <w:r>
-        <w:rPr>
-          <w:rFonts w:ascii="Times New Roman" w:eastAsia="宋体" w:hAnsi="Times New Roman" w:cs="Times New Roman" w:hint="eastAsia"/>
+        <w:t xml:space="preserve">组 </w:t>
+      </w:r>
+      <w:r>
+        <w:rPr>
+          <w:rFonts w:ascii="Times New Roman" w:hAnsi="Times New Roman" w:eastAsia="宋体" w:cs="Times New Roman"/>
           <w:sz w:val="36"/>
           <w:szCs w:val="24"/>
         </w:rPr>
-        <w:t xml:space="preserve"> </w:t>
-      </w:r>
-      <w:r>
-        <w:rPr>
-          <w:rFonts w:ascii="Times New Roman" w:eastAsia="宋体" w:hAnsi="Times New Roman" w:cs="Times New Roman"/>
+        <w:t xml:space="preserve">   </w:t>
+      </w:r>
+      <w:r>
+        <w:rPr>
+          <w:rFonts w:hint="eastAsia" w:ascii="Times New Roman" w:hAnsi="Times New Roman" w:eastAsia="宋体" w:cs="Times New Roman"/>
           <w:sz w:val="36"/>
           <w:szCs w:val="24"/>
         </w:rPr>
-        <w:t xml:space="preserve">   </w:t>
-      </w:r>
-      <w:r>
-        <w:rPr>
-          <w:rFonts w:ascii="Times New Roman" w:eastAsia="宋体" w:hAnsi="Times New Roman" w:cs="Times New Roman" w:hint="eastAsia"/>
+        <w:t>名：</w:t>
+      </w:r>
+      <w:r>
+        <w:rPr>
+          <w:rFonts w:hint="eastAsia" w:ascii="Times New Roman" w:hAnsi="Times New Roman" w:eastAsia="宋体" w:cs="Times New Roman"/>
           <w:sz w:val="36"/>
           <w:szCs w:val="24"/>
-        </w:rPr>
-        <w:t>名：</w:t>
-      </w:r>
-      <w:r>
-        <w:rPr>
-          <w:rFonts w:ascii="Times New Roman" w:eastAsia="宋体" w:hAnsi="Times New Roman" w:cs="Times New Roman" w:hint="eastAsia"/>
+          <w:u w:val="single"/>
+        </w:rPr>
+        <w:t xml:space="preserve">     Simultaneously     </w:t>
+      </w:r>
+    </w:p>
+    <w:p>
+      <w:pPr>
+        <w:spacing w:line="600" w:lineRule="auto"/>
+        <w:ind w:firstLine="1080" w:firstLineChars="300"/>
+        <w:rPr>
+          <w:rFonts w:ascii="Times New Roman" w:hAnsi="Times New Roman" w:eastAsia="宋体" w:cs="Times New Roman"/>
           <w:sz w:val="36"/>
           <w:szCs w:val="24"/>
           <w:u w:val="single"/>
         </w:rPr>
-        <w:t xml:space="preserve">   </w:t>
-      </w:r>
-      <w:r>
-        <w:rPr>
-          <w:rFonts w:ascii="Times New Roman" w:eastAsia="宋体" w:hAnsi="Times New Roman" w:cs="Times New Roman" w:hint="eastAsia"/>
+      </w:pPr>
+      <w:r>
+        <w:rPr>
+          <w:rFonts w:hint="eastAsia" w:ascii="Times New Roman" w:hAnsi="Times New Roman" w:eastAsia="宋体" w:cs="Times New Roman"/>
           <w:sz w:val="36"/>
           <w:szCs w:val="24"/>
+        </w:rPr>
+        <w:t>组长姓名：</w:t>
+      </w:r>
+      <w:r>
+        <w:rPr>
+          <w:rFonts w:hint="eastAsia" w:ascii="Times New Roman" w:hAnsi="Times New Roman" w:eastAsia="宋体" w:cs="Times New Roman"/>
+          <w:sz w:val="36"/>
+          <w:szCs w:val="24"/>
           <w:u w:val="single"/>
         </w:rPr>
-        <w:t xml:space="preserve">  </w:t>
-      </w:r>
-      <w:r>
-        <w:rPr>
-          <w:rFonts w:ascii="Times New Roman" w:eastAsia="宋体" w:hAnsi="Times New Roman" w:cs="Times New Roman" w:hint="eastAsia"/>
+        <w:t xml:space="preserve">        陆辰睿         </w:t>
+      </w:r>
+    </w:p>
+    <w:p>
+      <w:pPr>
+        <w:spacing w:line="600" w:lineRule="auto"/>
+        <w:ind w:firstLine="1080" w:firstLineChars="300"/>
+        <w:rPr>
+          <w:rFonts w:ascii="Times New Roman" w:hAnsi="Times New Roman" w:eastAsia="宋体" w:cs="Times New Roman"/>
           <w:sz w:val="36"/>
           <w:szCs w:val="24"/>
           <w:u w:val="single"/>
         </w:rPr>
-        <w:t xml:space="preserve">Simultaneously     </w:t>
-      </w:r>
-    </w:p>
-    <w:p>
-      <w:pPr>
-        <w:spacing w:line="600" w:lineRule="auto"/>
-        <w:ind w:firstLineChars="300" w:firstLine="1080"/>
-        <w:rPr>
-          <w:rFonts w:ascii="Times New Roman" w:eastAsia="宋体" w:hAnsi="Times New Roman" w:cs="Times New Roman"/>
+      </w:pPr>
+      <w:r>
+        <w:rPr>
+          <w:rFonts w:hint="eastAsia" w:ascii="Times New Roman" w:hAnsi="Times New Roman" w:eastAsia="宋体" w:cs="Times New Roman"/>
           <w:sz w:val="36"/>
           <w:szCs w:val="24"/>
+        </w:rPr>
+        <w:t>组长学号：</w:t>
+      </w:r>
+      <w:r>
+        <w:rPr>
+          <w:rFonts w:hint="eastAsia" w:ascii="Times New Roman" w:hAnsi="Times New Roman" w:eastAsia="宋体" w:cs="Times New Roman"/>
+          <w:sz w:val="36"/>
+          <w:szCs w:val="24"/>
           <w:u w:val="single"/>
         </w:rPr>
-      </w:pPr>
-      <w:r>
-        <w:rPr>
-          <w:rFonts w:ascii="Times New Roman" w:eastAsia="宋体" w:hAnsi="Times New Roman" w:cs="Times New Roman" w:hint="eastAsia"/>
-          <w:sz w:val="36"/>
-          <w:szCs w:val="24"/>
-        </w:rPr>
-        <w:t>组长姓名：</w:t>
-      </w:r>
-      <w:r>
-        <w:rPr>
-          <w:rFonts w:ascii="Times New Roman" w:eastAsia="宋体" w:hAnsi="Times New Roman" w:cs="Times New Roman" w:hint="eastAsia"/>
-          <w:sz w:val="36"/>
-          <w:szCs w:val="24"/>
-          <w:u w:val="single"/>
-        </w:rPr>
-        <w:t xml:space="preserve">      </w:t>
-      </w:r>
-      <w:r>
-        <w:rPr>
-          <w:rFonts w:ascii="Times New Roman" w:eastAsia="宋体" w:hAnsi="Times New Roman" w:cs="Times New Roman" w:hint="eastAsia"/>
-          <w:sz w:val="36"/>
-          <w:szCs w:val="24"/>
-          <w:u w:val="single"/>
-        </w:rPr>
-        <w:t xml:space="preserve"> </w:t>
-      </w:r>
-      <w:r>
-        <w:rPr>
-          <w:rFonts w:ascii="Times New Roman" w:eastAsia="宋体" w:hAnsi="Times New Roman" w:cs="Times New Roman" w:hint="eastAsia"/>
-          <w:sz w:val="36"/>
-          <w:szCs w:val="24"/>
-          <w:u w:val="single"/>
-        </w:rPr>
-        <w:t xml:space="preserve"> </w:t>
-      </w:r>
-      <w:r>
-        <w:rPr>
-          <w:rFonts w:ascii="Times New Roman" w:eastAsia="宋体" w:hAnsi="Times New Roman" w:cs="Times New Roman" w:hint="eastAsia"/>
-          <w:sz w:val="36"/>
-          <w:szCs w:val="24"/>
-          <w:u w:val="single"/>
-        </w:rPr>
-        <w:t>陆辰睿</w:t>
-      </w:r>
-      <w:r>
-        <w:rPr>
-          <w:rFonts w:ascii="Times New Roman" w:eastAsia="宋体" w:hAnsi="Times New Roman" w:cs="Times New Roman" w:hint="eastAsia"/>
-          <w:sz w:val="36"/>
-          <w:szCs w:val="24"/>
-          <w:u w:val="single"/>
-        </w:rPr>
-        <w:t xml:space="preserve">         </w:t>
-      </w:r>
-    </w:p>
-    <w:p>
-      <w:pPr>
-        <w:spacing w:line="600" w:lineRule="auto"/>
-        <w:ind w:firstLineChars="300" w:firstLine="1080"/>
-        <w:rPr>
-          <w:rFonts w:ascii="Times New Roman" w:eastAsia="宋体" w:hAnsi="Times New Roman" w:cs="Times New Roman"/>
-          <w:sz w:val="36"/>
-          <w:szCs w:val="24"/>
-          <w:u w:val="single"/>
-        </w:rPr>
-      </w:pPr>
-      <w:r>
-        <w:rPr>
-          <w:rFonts w:ascii="Times New Roman" w:eastAsia="宋体" w:hAnsi="Times New Roman" w:cs="Times New Roman" w:hint="eastAsia"/>
-          <w:sz w:val="36"/>
-          <w:szCs w:val="24"/>
-        </w:rPr>
-        <w:t>组长学号：</w:t>
-      </w:r>
-      <w:r>
-        <w:rPr>
-          <w:rFonts w:ascii="Times New Roman" w:eastAsia="宋体" w:hAnsi="Times New Roman" w:cs="Times New Roman" w:hint="eastAsia"/>
-          <w:sz w:val="36"/>
-          <w:szCs w:val="24"/>
-          <w:u w:val="single"/>
-        </w:rPr>
-        <w:t xml:space="preserve">      </w:t>
-      </w:r>
-      <w:r>
-        <w:rPr>
-          <w:rFonts w:ascii="Times New Roman" w:eastAsia="宋体" w:hAnsi="Times New Roman" w:cs="Times New Roman" w:hint="eastAsia"/>
-          <w:sz w:val="36"/>
-          <w:szCs w:val="24"/>
-          <w:u w:val="single"/>
-        </w:rPr>
-        <w:t>1190325118</w:t>
-      </w:r>
-      <w:r>
-        <w:rPr>
-          <w:rFonts w:ascii="Times New Roman" w:eastAsia="宋体" w:hAnsi="Times New Roman" w:cs="Times New Roman" w:hint="eastAsia"/>
-          <w:sz w:val="36"/>
-          <w:szCs w:val="24"/>
-          <w:u w:val="single"/>
-        </w:rPr>
-        <w:t xml:space="preserve">       </w:t>
-      </w:r>
-    </w:p>
-    <w:p>
-      <w:pPr>
-        <w:ind w:firstLineChars="800" w:firstLine="2891"/>
-        <w:rPr>
-          <w:rFonts w:ascii="Times New Roman" w:eastAsia="宋体" w:hAnsi="Times New Roman" w:cs="Times New Roman"/>
+        <w:t xml:space="preserve">      1190325118       </w:t>
+      </w:r>
+    </w:p>
+    <w:p>
+      <w:pPr>
+        <w:ind w:firstLine="2891" w:firstLineChars="800"/>
+        <w:rPr>
+          <w:rFonts w:ascii="Times New Roman" w:hAnsi="Times New Roman" w:eastAsia="宋体" w:cs="Times New Roman"/>
           <w:b/>
           <w:bCs/>
           <w:sz w:val="36"/>
@@ -787,9 +592,9 @@
     </w:p>
     <w:p>
       <w:pPr>
-        <w:ind w:firstLineChars="800" w:firstLine="2891"/>
-        <w:rPr>
-          <w:rFonts w:ascii="Times New Roman" w:eastAsia="宋体" w:hAnsi="Times New Roman" w:cs="Times New Roman"/>
+        <w:ind w:firstLine="2891" w:firstLineChars="800"/>
+        <w:rPr>
+          <w:rFonts w:ascii="Times New Roman" w:hAnsi="Times New Roman" w:eastAsia="宋体" w:cs="Times New Roman"/>
           <w:b/>
           <w:bCs/>
           <w:sz w:val="36"/>
@@ -801,13 +606,13 @@
       <w:pPr>
         <w:jc w:val="center"/>
         <w:rPr>
-          <w:rFonts w:ascii="Times New Roman" w:eastAsia="宋体" w:hAnsi="Times New Roman" w:cs="Times New Roman"/>
-          <w:szCs w:val="24"/>
-        </w:rPr>
-      </w:pPr>
-      <w:r>
-        <w:rPr>
-          <w:rFonts w:ascii="Times New Roman" w:eastAsia="宋体" w:hAnsi="Times New Roman" w:cs="Times New Roman" w:hint="eastAsia"/>
+          <w:rFonts w:ascii="Times New Roman" w:hAnsi="Times New Roman" w:eastAsia="宋体" w:cs="Times New Roman"/>
+          <w:szCs w:val="24"/>
+        </w:rPr>
+      </w:pPr>
+      <w:r>
+        <w:rPr>
+          <w:rFonts w:hint="eastAsia" w:ascii="Times New Roman" w:hAnsi="Times New Roman" w:eastAsia="宋体" w:cs="Times New Roman"/>
           <w:b/>
           <w:bCs/>
           <w:sz w:val="36"/>
@@ -817,7 +622,7 @@
       </w:r>
       <w:r>
         <w:rPr>
-          <w:rFonts w:ascii="Times New Roman" w:eastAsia="宋体" w:hAnsi="Times New Roman" w:cs="Times New Roman"/>
+          <w:rFonts w:ascii="Times New Roman" w:hAnsi="Times New Roman" w:eastAsia="宋体" w:cs="Times New Roman"/>
           <w:b/>
           <w:bCs/>
           <w:sz w:val="36"/>
@@ -827,49 +632,19 @@
       </w:r>
       <w:r>
         <w:rPr>
-          <w:rFonts w:ascii="Times New Roman" w:eastAsia="宋体" w:hAnsi="Times New Roman" w:cs="Times New Roman" w:hint="eastAsia"/>
+          <w:rFonts w:hint="eastAsia" w:ascii="Times New Roman" w:hAnsi="Times New Roman" w:eastAsia="宋体" w:cs="Times New Roman"/>
           <w:b/>
           <w:bCs/>
           <w:sz w:val="36"/>
           <w:szCs w:val="24"/>
         </w:rPr>
-        <w:t>6</w:t>
-      </w:r>
-      <w:r>
-        <w:rPr>
-          <w:rFonts w:ascii="Times New Roman" w:eastAsia="宋体" w:hAnsi="Times New Roman" w:cs="Times New Roman" w:hint="eastAsia"/>
-          <w:b/>
-          <w:bCs/>
-          <w:sz w:val="36"/>
-          <w:szCs w:val="24"/>
-        </w:rPr>
-        <w:t>年</w:t>
-      </w:r>
-      <w:r>
-        <w:rPr>
-          <w:rFonts w:ascii="Times New Roman" w:eastAsia="宋体" w:hAnsi="Times New Roman" w:cs="Times New Roman" w:hint="eastAsia"/>
-          <w:b/>
-          <w:bCs/>
-          <w:sz w:val="36"/>
-          <w:szCs w:val="24"/>
-        </w:rPr>
-        <w:t xml:space="preserve"> 6</w:t>
-      </w:r>
-      <w:r>
-        <w:rPr>
-          <w:rFonts w:ascii="Times New Roman" w:eastAsia="宋体" w:hAnsi="Times New Roman" w:cs="Times New Roman" w:hint="eastAsia"/>
-          <w:b/>
-          <w:bCs/>
-          <w:sz w:val="36"/>
-          <w:szCs w:val="24"/>
-        </w:rPr>
-        <w:t>月</w:t>
-      </w:r>
-    </w:p>
-    <w:p>
-      <w:pPr>
-        <w:rPr>
-          <w:rFonts w:ascii="Times New Roman" w:eastAsia="宋体" w:hAnsi="Times New Roman" w:cs="Times New Roman"/>
+        <w:t>6年 6月</w:t>
+      </w:r>
+    </w:p>
+    <w:p>
+      <w:pPr>
+        <w:rPr>
+          <w:rFonts w:ascii="Times New Roman" w:hAnsi="Times New Roman" w:eastAsia="宋体" w:cs="Times New Roman"/>
           <w:szCs w:val="24"/>
         </w:rPr>
       </w:pPr>
@@ -879,21 +654,21 @@
         <w:widowControl/>
         <w:jc w:val="left"/>
         <w:rPr>
-          <w:rFonts w:ascii="Times New Roman" w:eastAsia="宋体" w:hAnsi="Times New Roman"/>
-        </w:rPr>
-      </w:pPr>
-    </w:p>
-    <w:p>
-      <w:pPr>
-        <w:rPr>
-          <w:rFonts w:ascii="Times New Roman" w:eastAsia="宋体" w:hAnsi="Times New Roman"/>
+          <w:rFonts w:ascii="Times New Roman" w:hAnsi="Times New Roman" w:eastAsia="宋体"/>
+        </w:rPr>
+      </w:pPr>
+    </w:p>
+    <w:p>
+      <w:pPr>
+        <w:rPr>
+          <w:rFonts w:ascii="Times New Roman" w:hAnsi="Times New Roman" w:eastAsia="宋体"/>
         </w:rPr>
         <w:sectPr>
-          <w:footerReference w:type="default" r:id="rId10"/>
+          <w:footerReference r:id="rId3" w:type="default"/>
           <w:pgSz w:w="11906" w:h="16838"/>
           <w:pgMar w:top="1440" w:right="1800" w:bottom="1440" w:left="1800" w:header="851" w:footer="992" w:gutter="0"/>
-          <w:cols w:space="425"/>
-          <w:docGrid w:type="lines" w:linePitch="312"/>
+          <w:cols w:space="425" w:num="1"/>
+          <w:docGrid w:type="lines" w:linePitch="312" w:charSpace="0"/>
         </w:sectPr>
       </w:pPr>
     </w:p>
@@ -905,114 +680,83 @@
           <w:numId w:val="1"/>
         </w:numPr>
         <w:rPr>
-          <w:rFonts w:ascii="Times New Roman" w:eastAsia="宋体" w:hAnsi="Times New Roman"/>
+          <w:rFonts w:ascii="Times New Roman" w:hAnsi="Times New Roman" w:eastAsia="宋体"/>
           <w:sz w:val="28"/>
           <w:szCs w:val="28"/>
         </w:rPr>
       </w:pPr>
       <w:r>
         <w:rPr>
-          <w:rFonts w:ascii="Times New Roman" w:eastAsia="宋体" w:hAnsi="Times New Roman" w:hint="eastAsia"/>
+          <w:rFonts w:hint="eastAsia" w:ascii="Times New Roman" w:hAnsi="Times New Roman" w:eastAsia="宋体"/>
           <w:sz w:val="28"/>
           <w:szCs w:val="28"/>
         </w:rPr>
-        <w:lastRenderedPageBreak/>
         <w:t>项目简介</w:t>
       </w:r>
     </w:p>
     <w:p>
       <w:pPr>
+        <w:spacing w:before="0" w:after="120" w:line="300" w:lineRule="auto"/>
+        <w:ind w:firstLine="480"/>
+      </w:pPr>
+      <w:r>
+        <w:rPr>
+          <w:rFonts w:ascii="Times New Roman" w:hAnsi="Times New Roman" w:eastAsia="宋体"/>
+          <w:b w:val="0"/>
+          <w:sz w:val="24"/>
+        </w:rPr>
+        <w:t>《校园RPG：大学生存物语》是一款基于 C++20 和 Qt6 开发的校园主题角色扮演游戏。项目以大学校园生活为背景，将课堂、宿舍、走廊、商店、室外等场景组织成可探索的 2D 俯视角地图，玩家可以通过键盘控制角色移动，在地图中触发商店、战斗、黑市等交互事件，形成完整的校园冒险体验。</w:t>
+      </w:r>
+    </w:p>
+    <w:p>
+      <w:pPr>
+        <w:spacing w:before="0" w:after="120" w:line="300" w:lineRule="auto"/>
+        <w:ind w:firstLine="480"/>
+      </w:pPr>
+      <w:r>
+        <w:rPr>
+          <w:rFonts w:ascii="Times New Roman" w:hAnsi="Times New Roman" w:eastAsia="宋体"/>
+          <w:b w:val="0"/>
+          <w:sz w:val="24"/>
+        </w:rPr>
+        <w:t>本项目在传统文字 RPG 的角色属性、背包、商店、战斗等核心玩法基础上，引入 QGraphicsScene/QGraphicsView 图形视图框架和 Tiled JSON 地图资源，实现了可视化地图渲染、平滑移动、碰撞检测、昼夜更替和可交互实体管理。游戏底层逻辑由 GameEngine 统一调度，界面层通过清晰接口读取角色、地图、商店和战斗数据，从而降低了界面代码与业务逻辑的耦合。</w:t>
+      </w:r>
+    </w:p>
+    <w:p>
+      <w:pPr>
+        <w:spacing w:before="0" w:after="120" w:line="300" w:lineRule="auto"/>
+        <w:ind w:firstLine="480"/>
+      </w:pPr>
+      <w:r>
+        <w:rPr>
+          <w:rFonts w:ascii="Times New Roman" w:hAnsi="Times New Roman" w:eastAsia="宋体"/>
+          <w:b w:val="0"/>
+          <w:sz w:val="24"/>
+        </w:rPr>
+        <w:t>项目的主要目标是综合运用面向对象程序设计、STL 容器、智能指针、异常处理、Qt 事件机制和数据库存档等知识，完成一个具备可运行界面、明确模块划分和较强扩展性的课程设计作品。通过该项目，团队能够展示 C++ 类封装、继承与多态、状态机设计、图形化交互以及工程化构建等方面的实践能力。</w:t>
+      </w:r>
+    </w:p>
+    <w:p>
+      <w:pPr>
         <w:spacing w:line="300" w:lineRule="auto"/>
-        <w:ind w:firstLineChars="200" w:firstLine="480"/>
-        <w:rPr>
-          <w:rFonts w:ascii="Times New Roman" w:eastAsia="宋体" w:hAnsi="Times New Roman"/>
-          <w:sz w:val="24"/>
-          <w:szCs w:val="24"/>
-        </w:rPr>
-      </w:pPr>
-      <w:r>
-        <w:rPr>
-          <w:rFonts w:ascii="Times New Roman" w:eastAsia="宋体" w:hAnsi="Times New Roman" w:hint="eastAsia"/>
-          <w:sz w:val="24"/>
-          <w:szCs w:val="24"/>
-        </w:rPr>
-        <w:t>简要介绍项目背景。</w:t>
-      </w:r>
+        <w:ind w:firstLine="480" w:firstLineChars="200"/>
+        <w:rPr>
+          <w:rFonts w:hint="eastAsia" w:ascii="Times New Roman" w:hAnsi="Times New Roman" w:eastAsia="宋体"/>
+          <w:sz w:val="24"/>
+          <w:szCs w:val="24"/>
+        </w:rPr>
+      </w:pPr>
     </w:p>
     <w:p>
       <w:pPr>
         <w:spacing w:line="300" w:lineRule="auto"/>
-        <w:ind w:firstLineChars="200" w:firstLine="480"/>
-        <w:rPr>
-          <w:rFonts w:ascii="Times New Roman" w:eastAsia="宋体" w:hAnsi="Times New Roman"/>
-          <w:sz w:val="24"/>
-          <w:szCs w:val="24"/>
-        </w:rPr>
-      </w:pPr>
-      <w:r>
-        <w:rPr>
-          <w:rFonts w:ascii="Times New Roman" w:eastAsia="宋体" w:hAnsi="Times New Roman" w:hint="eastAsia"/>
-          <w:sz w:val="24"/>
-          <w:szCs w:val="24"/>
-        </w:rPr>
-        <w:t>正文中中文采用宋体小四，英文采用</w:t>
-      </w:r>
-      <w:r>
-        <w:rPr>
-          <w:rFonts w:ascii="Times New Roman" w:eastAsia="宋体" w:hAnsi="Times New Roman"/>
-          <w:sz w:val="24"/>
-          <w:szCs w:val="24"/>
-        </w:rPr>
-        <w:t xml:space="preserve">Times New Roman </w:t>
-      </w:r>
-      <w:r>
-        <w:rPr>
-          <w:rFonts w:ascii="Times New Roman" w:eastAsia="宋体" w:hAnsi="Times New Roman" w:hint="eastAsia"/>
-          <w:sz w:val="24"/>
-          <w:szCs w:val="24"/>
-        </w:rPr>
-        <w:t>，行间距为</w:t>
-      </w:r>
-      <w:r>
-        <w:rPr>
-          <w:rFonts w:ascii="Times New Roman" w:eastAsia="宋体" w:hAnsi="Times New Roman" w:hint="eastAsia"/>
-          <w:sz w:val="24"/>
-          <w:szCs w:val="24"/>
-        </w:rPr>
-        <w:t>1</w:t>
-      </w:r>
-      <w:r>
-        <w:rPr>
-          <w:rFonts w:ascii="Times New Roman" w:eastAsia="宋体" w:hAnsi="Times New Roman"/>
-          <w:sz w:val="24"/>
-          <w:szCs w:val="24"/>
-        </w:rPr>
-        <w:t>.25</w:t>
-      </w:r>
-      <w:r>
-        <w:rPr>
-          <w:rFonts w:ascii="Times New Roman" w:eastAsia="宋体" w:hAnsi="Times New Roman" w:hint="eastAsia"/>
-          <w:sz w:val="24"/>
-          <w:szCs w:val="24"/>
-        </w:rPr>
-        <w:t>倍行距，首行缩进</w:t>
-      </w:r>
-      <w:r>
-        <w:rPr>
-          <w:rFonts w:ascii="Times New Roman" w:eastAsia="宋体" w:hAnsi="Times New Roman" w:hint="eastAsia"/>
-          <w:sz w:val="24"/>
-          <w:szCs w:val="24"/>
-        </w:rPr>
-        <w:t>2</w:t>
-      </w:r>
-      <w:r>
-        <w:rPr>
-          <w:rFonts w:ascii="Times New Roman" w:eastAsia="宋体" w:hAnsi="Times New Roman" w:hint="eastAsia"/>
-          <w:sz w:val="24"/>
-          <w:szCs w:val="24"/>
-        </w:rPr>
-        <w:t>字符。</w:t>
-      </w:r>
+        <w:ind w:firstLine="480" w:firstLineChars="200"/>
+        <w:rPr>
+          <w:rFonts w:hint="eastAsia" w:ascii="Times New Roman" w:hAnsi="Times New Roman" w:eastAsia="宋体"/>
+          <w:sz w:val="24"/>
+          <w:szCs w:val="24"/>
+        </w:rPr>
+      </w:pPr>
     </w:p>
     <w:p>
       <w:pPr>
@@ -1022,14 +766,14 @@
           <w:numId w:val="1"/>
         </w:numPr>
         <w:rPr>
-          <w:rFonts w:ascii="Times New Roman" w:eastAsia="宋体" w:hAnsi="Times New Roman"/>
+          <w:rFonts w:ascii="Times New Roman" w:hAnsi="Times New Roman" w:eastAsia="宋体"/>
           <w:sz w:val="28"/>
           <w:szCs w:val="28"/>
         </w:rPr>
       </w:pPr>
       <w:r>
         <w:rPr>
-          <w:rFonts w:ascii="Times New Roman" w:eastAsia="宋体" w:hAnsi="Times New Roman" w:hint="eastAsia"/>
+          <w:rFonts w:hint="eastAsia" w:ascii="Times New Roman" w:hAnsi="Times New Roman" w:eastAsia="宋体"/>
           <w:sz w:val="28"/>
           <w:szCs w:val="28"/>
         </w:rPr>
@@ -1038,18 +782,18 @@
     </w:p>
     <w:p>
       <w:pPr>
-        <w:pStyle w:val="a3"/>
+        <w:pStyle w:val="3"/>
         <w:keepNext/>
         <w:jc w:val="center"/>
         <w:rPr>
-          <w:rFonts w:ascii="宋体" w:eastAsia="宋体" w:hAnsi="宋体"/>
-          <w:sz w:val="24"/>
-          <w:szCs w:val="24"/>
-        </w:rPr>
-      </w:pPr>
-      <w:r>
-        <w:rPr>
-          <w:rFonts w:ascii="宋体" w:eastAsia="宋体" w:hAnsi="宋体"/>
+          <w:rFonts w:hint="eastAsia" w:ascii="宋体" w:hAnsi="宋体" w:eastAsia="宋体"/>
+          <w:sz w:val="24"/>
+          <w:szCs w:val="24"/>
+        </w:rPr>
+      </w:pPr>
+      <w:r>
+        <w:rPr>
+          <w:rFonts w:ascii="宋体" w:hAnsi="宋体" w:eastAsia="宋体"/>
           <w:sz w:val="24"/>
           <w:szCs w:val="24"/>
         </w:rPr>
@@ -1057,7 +801,7 @@
       </w:r>
       <w:r>
         <w:rPr>
-          <w:rFonts w:ascii="宋体" w:eastAsia="宋体" w:hAnsi="宋体"/>
+          <w:rFonts w:ascii="宋体" w:hAnsi="宋体" w:eastAsia="宋体"/>
           <w:sz w:val="24"/>
           <w:szCs w:val="24"/>
         </w:rPr>
@@ -1065,7 +809,7 @@
       </w:r>
       <w:r>
         <w:rPr>
-          <w:rFonts w:ascii="宋体" w:eastAsia="宋体" w:hAnsi="宋体"/>
+          <w:rFonts w:ascii="宋体" w:hAnsi="宋体" w:eastAsia="宋体"/>
           <w:sz w:val="24"/>
           <w:szCs w:val="24"/>
         </w:rPr>
@@ -1073,7 +817,7 @@
       </w:r>
       <w:r>
         <w:rPr>
-          <w:rFonts w:ascii="宋体" w:eastAsia="宋体" w:hAnsi="宋体"/>
+          <w:rFonts w:ascii="宋体" w:hAnsi="宋体" w:eastAsia="宋体"/>
           <w:sz w:val="24"/>
           <w:szCs w:val="24"/>
         </w:rPr>
@@ -1081,7 +825,7 @@
       </w:r>
       <w:r>
         <w:rPr>
-          <w:rFonts w:ascii="宋体" w:eastAsia="宋体" w:hAnsi="宋体"/>
+          <w:rFonts w:ascii="宋体" w:hAnsi="宋体" w:eastAsia="宋体"/>
           <w:sz w:val="24"/>
           <w:szCs w:val="24"/>
         </w:rPr>
@@ -1089,7 +833,7 @@
       </w:r>
       <w:r>
         <w:rPr>
-          <w:rFonts w:ascii="宋体" w:eastAsia="宋体" w:hAnsi="宋体"/>
+          <w:rFonts w:ascii="宋体" w:hAnsi="宋体" w:eastAsia="宋体"/>
           <w:sz w:val="24"/>
           <w:szCs w:val="24"/>
         </w:rPr>
@@ -1097,7 +841,7 @@
       </w:r>
       <w:r>
         <w:rPr>
-          <w:rFonts w:ascii="宋体" w:eastAsia="宋体" w:hAnsi="宋体"/>
+          <w:rFonts w:ascii="宋体" w:hAnsi="宋体" w:eastAsia="宋体"/>
           <w:sz w:val="24"/>
           <w:szCs w:val="24"/>
         </w:rPr>
@@ -1105,7 +849,7 @@
       </w:r>
       <w:r>
         <w:rPr>
-          <w:rFonts w:ascii="宋体" w:eastAsia="宋体" w:hAnsi="宋体" w:hint="eastAsia"/>
+          <w:rFonts w:hint="eastAsia" w:ascii="宋体" w:hAnsi="宋体" w:eastAsia="宋体"/>
           <w:sz w:val="24"/>
           <w:szCs w:val="24"/>
         </w:rPr>
@@ -1114,9 +858,24 @@
     </w:p>
     <w:tbl>
       <w:tblPr>
-        <w:tblStyle w:val="a8"/>
+        <w:tblStyle w:val="7"/>
         <w:tblW w:w="0" w:type="auto"/>
-        <w:tblLook w:val="04A0" w:firstRow="1" w:lastRow="0" w:firstColumn="1" w:lastColumn="0" w:noHBand="0" w:noVBand="1"/>
+        <w:tblInd w:w="0" w:type="dxa"/>
+        <w:tblBorders>
+          <w:top w:val="single" w:color="auto" w:sz="4" w:space="0"/>
+          <w:left w:val="single" w:color="auto" w:sz="4" w:space="0"/>
+          <w:bottom w:val="single" w:color="auto" w:sz="4" w:space="0"/>
+          <w:right w:val="single" w:color="auto" w:sz="4" w:space="0"/>
+          <w:insideH w:val="single" w:color="auto" w:sz="4" w:space="0"/>
+          <w:insideV w:val="single" w:color="auto" w:sz="4" w:space="0"/>
+        </w:tblBorders>
+        <w:tblLayout w:type="autofit"/>
+        <w:tblCellMar>
+          <w:top w:w="0" w:type="dxa"/>
+          <w:left w:w="108" w:type="dxa"/>
+          <w:bottom w:w="0" w:type="dxa"/>
+          <w:right w:w="108" w:type="dxa"/>
+        </w:tblCellMar>
       </w:tblPr>
       <w:tblGrid>
         <w:gridCol w:w="1555"/>
@@ -1124,6 +883,22 @@
         <w:gridCol w:w="4757"/>
       </w:tblGrid>
       <w:tr>
+        <w:tblPrEx>
+          <w:tblBorders>
+            <w:top w:val="single" w:color="auto" w:sz="4" w:space="0"/>
+            <w:left w:val="single" w:color="auto" w:sz="4" w:space="0"/>
+            <w:bottom w:val="single" w:color="auto" w:sz="4" w:space="0"/>
+            <w:right w:val="single" w:color="auto" w:sz="4" w:space="0"/>
+            <w:insideH w:val="single" w:color="auto" w:sz="4" w:space="0"/>
+            <w:insideV w:val="single" w:color="auto" w:sz="4" w:space="0"/>
+          </w:tblBorders>
+          <w:tblCellMar>
+            <w:top w:w="0" w:type="dxa"/>
+            <w:left w:w="108" w:type="dxa"/>
+            <w:bottom w:w="0" w:type="dxa"/>
+            <w:right w:w="108" w:type="dxa"/>
+          </w:tblCellMar>
+        </w:tblPrEx>
         <w:tc>
           <w:tcPr>
             <w:tcW w:w="1555" w:type="dxa"/>
@@ -1133,7 +908,7 @@
               <w:spacing w:line="300" w:lineRule="auto"/>
               <w:jc w:val="center"/>
               <w:rPr>
-                <w:rFonts w:ascii="Times New Roman" w:eastAsia="宋体" w:hAnsi="Times New Roman"/>
+                <w:rFonts w:hint="eastAsia" w:ascii="Times New Roman" w:hAnsi="Times New Roman" w:eastAsia="宋体"/>
                 <w:b/>
                 <w:bCs/>
                 <w:sz w:val="24"/>
@@ -1142,7 +917,7 @@
             </w:pPr>
             <w:r>
               <w:rPr>
-                <w:rFonts w:ascii="Times New Roman" w:eastAsia="宋体" w:hAnsi="Times New Roman" w:hint="eastAsia"/>
+                <w:rFonts w:hint="eastAsia" w:ascii="Times New Roman" w:hAnsi="Times New Roman" w:eastAsia="宋体"/>
                 <w:b/>
                 <w:bCs/>
                 <w:sz w:val="24"/>
@@ -1161,7 +936,7 @@
               <w:spacing w:line="300" w:lineRule="auto"/>
               <w:jc w:val="center"/>
               <w:rPr>
-                <w:rFonts w:ascii="Times New Roman" w:eastAsia="宋体" w:hAnsi="Times New Roman"/>
+                <w:rFonts w:hint="eastAsia" w:ascii="Times New Roman" w:hAnsi="Times New Roman" w:eastAsia="宋体"/>
                 <w:b/>
                 <w:bCs/>
                 <w:sz w:val="24"/>
@@ -1170,7 +945,7 @@
             </w:pPr>
             <w:r>
               <w:rPr>
-                <w:rFonts w:ascii="Times New Roman" w:eastAsia="宋体" w:hAnsi="Times New Roman" w:hint="eastAsia"/>
+                <w:rFonts w:hint="eastAsia" w:ascii="Times New Roman" w:hAnsi="Times New Roman" w:eastAsia="宋体"/>
                 <w:b/>
                 <w:bCs/>
                 <w:sz w:val="24"/>
@@ -1189,7 +964,7 @@
               <w:spacing w:line="300" w:lineRule="auto"/>
               <w:jc w:val="center"/>
               <w:rPr>
-                <w:rFonts w:ascii="Times New Roman" w:eastAsia="宋体" w:hAnsi="Times New Roman"/>
+                <w:rFonts w:hint="eastAsia" w:ascii="Times New Roman" w:hAnsi="Times New Roman" w:eastAsia="宋体"/>
                 <w:b/>
                 <w:bCs/>
                 <w:sz w:val="24"/>
@@ -1198,7 +973,7 @@
             </w:pPr>
             <w:r>
               <w:rPr>
-                <w:rFonts w:ascii="Times New Roman" w:eastAsia="宋体" w:hAnsi="Times New Roman" w:hint="eastAsia"/>
+                <w:rFonts w:hint="eastAsia" w:ascii="Times New Roman" w:hAnsi="Times New Roman" w:eastAsia="宋体"/>
                 <w:b/>
                 <w:bCs/>
                 <w:sz w:val="24"/>
@@ -1210,200 +985,238 @@
         </w:tc>
       </w:tr>
       <w:tr>
+        <w:tblPrEx>
+          <w:tblBorders>
+            <w:top w:val="single" w:color="auto" w:sz="4" w:space="0"/>
+            <w:left w:val="single" w:color="auto" w:sz="4" w:space="0"/>
+            <w:bottom w:val="single" w:color="auto" w:sz="4" w:space="0"/>
+            <w:right w:val="single" w:color="auto" w:sz="4" w:space="0"/>
+            <w:insideH w:val="single" w:color="auto" w:sz="4" w:space="0"/>
+            <w:insideV w:val="single" w:color="auto" w:sz="4" w:space="0"/>
+          </w:tblBorders>
+          <w:tblCellMar>
+            <w:top w:w="0" w:type="dxa"/>
+            <w:left w:w="108" w:type="dxa"/>
+            <w:bottom w:w="0" w:type="dxa"/>
+            <w:right w:w="108" w:type="dxa"/>
+          </w:tblCellMar>
+        </w:tblPrEx>
         <w:tc>
           <w:tcPr>
             <w:tcW w:w="1555" w:type="dxa"/>
+            <w:vAlign w:val="center"/>
           </w:tcPr>
           <w:p>
             <w:pPr>
-              <w:spacing w:line="300" w:lineRule="auto"/>
-              <w:rPr>
-                <w:rFonts w:ascii="Times New Roman" w:eastAsia="宋体" w:hAnsi="Times New Roman"/>
-                <w:sz w:val="24"/>
-                <w:szCs w:val="24"/>
-              </w:rPr>
+              <w:spacing w:before="0" w:after="0" w:line="300" w:lineRule="auto"/>
+              <w:jc w:val="center"/>
             </w:pPr>
+            <w:r>
+              <w:rPr>
+                <w:rFonts w:ascii="Times New Roman" w:hAnsi="Times New Roman" w:eastAsia="宋体"/>
+                <w:sz w:val="24"/>
+              </w:rPr>
+              <w:t>1</w:t>
+            </w:r>
           </w:p>
         </w:tc>
         <w:tc>
           <w:tcPr>
             <w:tcW w:w="1984" w:type="dxa"/>
+            <w:vAlign w:val="center"/>
           </w:tcPr>
           <w:p>
             <w:pPr>
-              <w:spacing w:line="300" w:lineRule="auto"/>
-              <w:rPr>
-                <w:rFonts w:ascii="Times New Roman" w:eastAsia="宋体" w:hAnsi="Times New Roman"/>
-                <w:sz w:val="24"/>
-                <w:szCs w:val="24"/>
-              </w:rPr>
+              <w:spacing w:before="0" w:after="0" w:line="300" w:lineRule="auto"/>
+              <w:jc w:val="center"/>
             </w:pPr>
+            <w:r>
+              <w:rPr>
+                <w:rFonts w:ascii="Times New Roman" w:hAnsi="Times New Roman" w:eastAsia="宋体"/>
+                <w:sz w:val="24"/>
+              </w:rPr>
+              <w:t>挑战二：多线程技术</w:t>
+            </w:r>
           </w:p>
         </w:tc>
         <w:tc>
           <w:tcPr>
             <w:tcW w:w="4757" w:type="dxa"/>
+            <w:vAlign w:val="center"/>
           </w:tcPr>
           <w:p>
             <w:pPr>
-              <w:spacing w:line="300" w:lineRule="auto"/>
-              <w:rPr>
-                <w:rFonts w:ascii="Times New Roman" w:eastAsia="宋体" w:hAnsi="Times New Roman"/>
-                <w:sz w:val="24"/>
-                <w:szCs w:val="24"/>
-              </w:rPr>
+              <w:spacing w:before="0" w:after="0" w:line="300" w:lineRule="auto"/>
+              <w:jc w:val="left"/>
             </w:pPr>
+            <w:r>
+              <w:rPr>
+                <w:rFonts w:ascii="Times New Roman" w:hAnsi="Times New Roman" w:eastAsia="宋体"/>
+                <w:sz w:val="24"/>
+              </w:rPr>
+              <w:t>项目引入 GameClock 后台计时线程，使用 std::thread、std::mutex 和 std::atomic 管理游戏时间。时间线程每隔固定周期推进游戏分钟数，并在昼夜切换时触发黑市商人、夜晚怪物等定时事件，体现了多线程在游戏计时与事件调度中的应用。</w:t>
+            </w:r>
           </w:p>
         </w:tc>
       </w:tr>
       <w:tr>
+        <w:tblPrEx>
+          <w:tblBorders>
+            <w:top w:val="single" w:color="auto" w:sz="4" w:space="0"/>
+            <w:left w:val="single" w:color="auto" w:sz="4" w:space="0"/>
+            <w:bottom w:val="single" w:color="auto" w:sz="4" w:space="0"/>
+            <w:right w:val="single" w:color="auto" w:sz="4" w:space="0"/>
+            <w:insideH w:val="single" w:color="auto" w:sz="4" w:space="0"/>
+            <w:insideV w:val="single" w:color="auto" w:sz="4" w:space="0"/>
+          </w:tblBorders>
+          <w:tblCellMar>
+            <w:top w:w="0" w:type="dxa"/>
+            <w:left w:w="108" w:type="dxa"/>
+            <w:bottom w:w="0" w:type="dxa"/>
+            <w:right w:w="108" w:type="dxa"/>
+          </w:tblCellMar>
+        </w:tblPrEx>
         <w:tc>
           <w:tcPr>
             <w:tcW w:w="1555" w:type="dxa"/>
+            <w:vAlign w:val="center"/>
           </w:tcPr>
           <w:p>
             <w:pPr>
-              <w:spacing w:line="300" w:lineRule="auto"/>
-              <w:rPr>
-                <w:rFonts w:ascii="Times New Roman" w:eastAsia="宋体" w:hAnsi="Times New Roman"/>
-                <w:sz w:val="24"/>
-                <w:szCs w:val="24"/>
-              </w:rPr>
+              <w:spacing w:before="0" w:after="0" w:line="300" w:lineRule="auto"/>
+              <w:jc w:val="center"/>
             </w:pPr>
+            <w:r>
+              <w:rPr>
+                <w:rFonts w:ascii="Times New Roman" w:hAnsi="Times New Roman" w:eastAsia="宋体"/>
+                <w:sz w:val="24"/>
+              </w:rPr>
+              <w:t>2</w:t>
+            </w:r>
           </w:p>
         </w:tc>
         <w:tc>
           <w:tcPr>
             <w:tcW w:w="1984" w:type="dxa"/>
+            <w:vAlign w:val="center"/>
           </w:tcPr>
           <w:p>
             <w:pPr>
-              <w:spacing w:line="300" w:lineRule="auto"/>
-              <w:rPr>
-                <w:rFonts w:ascii="Times New Roman" w:eastAsia="宋体" w:hAnsi="Times New Roman"/>
-                <w:sz w:val="24"/>
-                <w:szCs w:val="24"/>
-              </w:rPr>
+              <w:spacing w:before="0" w:after="0" w:line="300" w:lineRule="auto"/>
+              <w:jc w:val="center"/>
             </w:pPr>
+            <w:r>
+              <w:rPr>
+                <w:rFonts w:ascii="Times New Roman" w:hAnsi="Times New Roman" w:eastAsia="宋体"/>
+                <w:sz w:val="24"/>
+              </w:rPr>
+              <w:t>挑战三：图形用户界面技术</w:t>
+            </w:r>
           </w:p>
         </w:tc>
         <w:tc>
           <w:tcPr>
             <w:tcW w:w="4757" w:type="dxa"/>
+            <w:vAlign w:val="center"/>
           </w:tcPr>
           <w:p>
             <w:pPr>
-              <w:spacing w:line="300" w:lineRule="auto"/>
-              <w:rPr>
-                <w:rFonts w:ascii="Times New Roman" w:eastAsia="宋体" w:hAnsi="Times New Roman"/>
-                <w:sz w:val="24"/>
-                <w:szCs w:val="24"/>
-              </w:rPr>
+              <w:spacing w:before="0" w:after="0" w:line="300" w:lineRule="auto"/>
+              <w:jc w:val="left"/>
             </w:pPr>
+            <w:r>
+              <w:rPr>
+                <w:rFonts w:ascii="Times New Roman" w:hAnsi="Times New Roman" w:eastAsia="宋体"/>
+                <w:sz w:val="24"/>
+              </w:rPr>
+              <w:t>项目采用 Qt 图形界面代替命令行交互，使用 QGraphicsScene/QGraphicsView 渲染 2D 校园地图，通过 QTimer 和键盘事件实现角色平滑移动、碰撞检测、商店提示、地图查看等可视化交互。</w:t>
+            </w:r>
           </w:p>
         </w:tc>
       </w:tr>
       <w:tr>
+        <w:tblPrEx>
+          <w:tblBorders>
+            <w:top w:val="single" w:color="auto" w:sz="4" w:space="0"/>
+            <w:left w:val="single" w:color="auto" w:sz="4" w:space="0"/>
+            <w:bottom w:val="single" w:color="auto" w:sz="4" w:space="0"/>
+            <w:right w:val="single" w:color="auto" w:sz="4" w:space="0"/>
+            <w:insideH w:val="single" w:color="auto" w:sz="4" w:space="0"/>
+            <w:insideV w:val="single" w:color="auto" w:sz="4" w:space="0"/>
+          </w:tblBorders>
+          <w:tblCellMar>
+            <w:top w:w="0" w:type="dxa"/>
+            <w:left w:w="108" w:type="dxa"/>
+            <w:bottom w:w="0" w:type="dxa"/>
+            <w:right w:w="108" w:type="dxa"/>
+          </w:tblCellMar>
+        </w:tblPrEx>
         <w:tc>
           <w:tcPr>
             <w:tcW w:w="1555" w:type="dxa"/>
+            <w:vAlign w:val="center"/>
           </w:tcPr>
           <w:p>
             <w:pPr>
-              <w:spacing w:line="300" w:lineRule="auto"/>
-              <w:rPr>
-                <w:rFonts w:ascii="Times New Roman" w:eastAsia="宋体" w:hAnsi="Times New Roman"/>
-                <w:sz w:val="24"/>
-                <w:szCs w:val="24"/>
-              </w:rPr>
+              <w:spacing w:before="0" w:after="0" w:line="300" w:lineRule="auto"/>
+              <w:jc w:val="center"/>
             </w:pPr>
+            <w:r>
+              <w:rPr>
+                <w:rFonts w:ascii="Times New Roman" w:hAnsi="Times New Roman" w:eastAsia="宋体"/>
+                <w:sz w:val="24"/>
+              </w:rPr>
+              <w:t>3</w:t>
+            </w:r>
           </w:p>
         </w:tc>
         <w:tc>
           <w:tcPr>
             <w:tcW w:w="1984" w:type="dxa"/>
+            <w:vAlign w:val="center"/>
           </w:tcPr>
           <w:p>
             <w:pPr>
-              <w:spacing w:line="300" w:lineRule="auto"/>
-              <w:rPr>
-                <w:rFonts w:ascii="Times New Roman" w:eastAsia="宋体" w:hAnsi="Times New Roman"/>
-                <w:sz w:val="24"/>
-                <w:szCs w:val="24"/>
-              </w:rPr>
+              <w:spacing w:before="0" w:after="0" w:line="300" w:lineRule="auto"/>
+              <w:jc w:val="center"/>
             </w:pPr>
+            <w:r>
+              <w:rPr>
+                <w:rFonts w:ascii="Times New Roman" w:hAnsi="Times New Roman" w:eastAsia="宋体"/>
+                <w:sz w:val="24"/>
+              </w:rPr>
+              <w:t>挑战六：STL高级应用</w:t>
+            </w:r>
           </w:p>
         </w:tc>
         <w:tc>
           <w:tcPr>
             <w:tcW w:w="4757" w:type="dxa"/>
+            <w:vAlign w:val="center"/>
           </w:tcPr>
           <w:p>
             <w:pPr>
-              <w:spacing w:line="300" w:lineRule="auto"/>
-              <w:rPr>
-                <w:rFonts w:ascii="Times New Roman" w:eastAsia="宋体" w:hAnsi="Times New Roman"/>
-                <w:sz w:val="24"/>
-                <w:szCs w:val="24"/>
-              </w:rPr>
+              <w:spacing w:before="0" w:after="0" w:line="300" w:lineRule="auto"/>
+              <w:jc w:val="left"/>
             </w:pPr>
-          </w:p>
-        </w:tc>
-      </w:tr>
-      <w:tr>
-        <w:tc>
-          <w:tcPr>
-            <w:tcW w:w="1555" w:type="dxa"/>
-          </w:tcPr>
-          <w:p>
-            <w:pPr>
-              <w:spacing w:line="300" w:lineRule="auto"/>
-              <w:rPr>
-                <w:rFonts w:ascii="Times New Roman" w:eastAsia="宋体" w:hAnsi="Times New Roman"/>
-                <w:sz w:val="24"/>
-                <w:szCs w:val="24"/>
-              </w:rPr>
-            </w:pPr>
-          </w:p>
-        </w:tc>
-        <w:tc>
-          <w:tcPr>
-            <w:tcW w:w="1984" w:type="dxa"/>
-          </w:tcPr>
-          <w:p>
-            <w:pPr>
-              <w:spacing w:line="300" w:lineRule="auto"/>
-              <w:rPr>
-                <w:rFonts w:ascii="Times New Roman" w:eastAsia="宋体" w:hAnsi="Times New Roman"/>
-                <w:sz w:val="24"/>
-                <w:szCs w:val="24"/>
-              </w:rPr>
-            </w:pPr>
-          </w:p>
-        </w:tc>
-        <w:tc>
-          <w:tcPr>
-            <w:tcW w:w="4757" w:type="dxa"/>
-          </w:tcPr>
-          <w:p>
-            <w:pPr>
-              <w:spacing w:line="300" w:lineRule="auto"/>
-              <w:rPr>
-                <w:rFonts w:ascii="Times New Roman" w:eastAsia="宋体" w:hAnsi="Times New Roman"/>
-                <w:sz w:val="24"/>
-                <w:szCs w:val="24"/>
-              </w:rPr>
-            </w:pPr>
+            <w:r>
+              <w:rPr>
+                <w:rFonts w:ascii="Times New Roman" w:hAnsi="Times New Roman" w:eastAsia="宋体"/>
+                <w:sz w:val="24"/>
+              </w:rPr>
+              <w:t>项目综合使用 std::vector、std::priority_queue、std::unordered_map 等 STL 容器与算法思想。地图寻路模块采用 A* 算法，通过 priority_queue 管理开放节点，并结合栅格地图数据完成路径搜索与可行走性判断。</w:t>
+            </w:r>
           </w:p>
         </w:tc>
       </w:tr>
     </w:tbl>
+    <w:p/>
     <w:p>
       <w:pPr>
         <w:spacing w:line="300" w:lineRule="auto"/>
-        <w:ind w:firstLineChars="200" w:firstLine="480"/>
-        <w:rPr>
-          <w:rFonts w:ascii="Times New Roman" w:eastAsia="宋体" w:hAnsi="Times New Roman"/>
+        <w:ind w:firstLine="480" w:firstLineChars="200"/>
+        <w:rPr>
+          <w:rFonts w:ascii="Times New Roman" w:hAnsi="Times New Roman" w:eastAsia="宋体"/>
           <w:sz w:val="24"/>
           <w:szCs w:val="24"/>
         </w:rPr>
@@ -1417,64 +1230,34 @@
           <w:numId w:val="1"/>
         </w:numPr>
         <w:rPr>
-          <w:rFonts w:ascii="Times New Roman" w:eastAsia="宋体" w:hAnsi="Times New Roman"/>
+          <w:rFonts w:ascii="Times New Roman" w:hAnsi="Times New Roman" w:eastAsia="宋体"/>
+          <w:sz w:val="24"/>
+          <w:szCs w:val="24"/>
+        </w:rPr>
+      </w:pPr>
+      <w:r>
+        <w:rPr>
+          <w:rFonts w:hint="eastAsia" w:ascii="Times New Roman" w:hAnsi="Times New Roman" w:eastAsia="宋体"/>
           <w:sz w:val="28"/>
           <w:szCs w:val="28"/>
         </w:rPr>
-      </w:pPr>
-      <w:r>
-        <w:rPr>
-          <w:rFonts w:ascii="Times New Roman" w:eastAsia="宋体" w:hAnsi="Times New Roman" w:hint="eastAsia"/>
-          <w:sz w:val="28"/>
-          <w:szCs w:val="28"/>
-        </w:rPr>
         <w:t>项目管理</w:t>
       </w:r>
     </w:p>
     <w:p>
       <w:pPr>
-        <w:spacing w:line="300" w:lineRule="auto"/>
-        <w:ind w:firstLineChars="200" w:firstLine="480"/>
-        <w:rPr>
-          <w:rFonts w:ascii="Times New Roman" w:eastAsia="宋体" w:hAnsi="Times New Roman"/>
-          <w:sz w:val="24"/>
-          <w:szCs w:val="24"/>
-        </w:rPr>
-      </w:pPr>
-      <w:r>
-        <w:rPr>
-          <w:rFonts w:ascii="Times New Roman" w:eastAsia="宋体" w:hAnsi="Times New Roman" w:hint="eastAsia"/>
-          <w:sz w:val="24"/>
-          <w:szCs w:val="24"/>
-        </w:rPr>
-        <w:t>本节可以介绍团队分工、项目进度甘特图等。</w:t>
-      </w:r>
-    </w:p>
-    <w:p>
-      <w:pPr>
-        <w:spacing w:line="300" w:lineRule="auto"/>
-        <w:ind w:firstLineChars="200" w:firstLine="480"/>
-        <w:rPr>
-          <w:rFonts w:ascii="Times New Roman" w:eastAsia="宋体" w:hAnsi="Times New Roman"/>
-          <w:sz w:val="24"/>
-          <w:szCs w:val="24"/>
-        </w:rPr>
-      </w:pPr>
-    </w:p>
-    <w:p>
-      <w:pPr>
-        <w:pStyle w:val="a3"/>
+        <w:pStyle w:val="3"/>
         <w:keepNext/>
         <w:jc w:val="center"/>
         <w:rPr>
-          <w:rFonts w:ascii="宋体" w:eastAsia="宋体" w:hAnsi="宋体"/>
-          <w:sz w:val="24"/>
-          <w:szCs w:val="24"/>
-        </w:rPr>
-      </w:pPr>
-      <w:r>
-        <w:rPr>
-          <w:rFonts w:ascii="宋体" w:eastAsia="宋体" w:hAnsi="宋体"/>
+          <w:rFonts w:ascii="宋体" w:hAnsi="宋体" w:eastAsia="宋体"/>
+          <w:sz w:val="24"/>
+          <w:szCs w:val="24"/>
+        </w:rPr>
+      </w:pPr>
+      <w:r>
+        <w:rPr>
+          <w:rFonts w:ascii="宋体" w:hAnsi="宋体" w:eastAsia="宋体"/>
           <w:sz w:val="24"/>
           <w:szCs w:val="24"/>
         </w:rPr>
@@ -1482,7 +1265,7 @@
       </w:r>
       <w:r>
         <w:rPr>
-          <w:rFonts w:ascii="宋体" w:eastAsia="宋体" w:hAnsi="宋体"/>
+          <w:rFonts w:ascii="宋体" w:hAnsi="宋体" w:eastAsia="宋体"/>
           <w:sz w:val="24"/>
           <w:szCs w:val="24"/>
         </w:rPr>
@@ -1490,7 +1273,7 @@
       </w:r>
       <w:r>
         <w:rPr>
-          <w:rFonts w:ascii="宋体" w:eastAsia="宋体" w:hAnsi="宋体"/>
+          <w:rFonts w:ascii="宋体" w:hAnsi="宋体" w:eastAsia="宋体"/>
           <w:sz w:val="24"/>
           <w:szCs w:val="24"/>
         </w:rPr>
@@ -1498,7 +1281,7 @@
       </w:r>
       <w:r>
         <w:rPr>
-          <w:rFonts w:ascii="宋体" w:eastAsia="宋体" w:hAnsi="宋体"/>
+          <w:rFonts w:ascii="宋体" w:hAnsi="宋体" w:eastAsia="宋体"/>
           <w:sz w:val="24"/>
           <w:szCs w:val="24"/>
         </w:rPr>
@@ -1506,7 +1289,7 @@
       </w:r>
       <w:r>
         <w:rPr>
-          <w:rFonts w:ascii="宋体" w:eastAsia="宋体" w:hAnsi="宋体"/>
+          <w:rFonts w:ascii="宋体" w:hAnsi="宋体" w:eastAsia="宋体"/>
           <w:sz w:val="24"/>
           <w:szCs w:val="24"/>
         </w:rPr>
@@ -1514,7 +1297,7 @@
       </w:r>
       <w:r>
         <w:rPr>
-          <w:rFonts w:ascii="宋体" w:eastAsia="宋体" w:hAnsi="宋体"/>
+          <w:rFonts w:ascii="宋体" w:hAnsi="宋体" w:eastAsia="宋体"/>
           <w:sz w:val="24"/>
           <w:szCs w:val="24"/>
         </w:rPr>
@@ -1522,7 +1305,7 @@
       </w:r>
       <w:r>
         <w:rPr>
-          <w:rFonts w:ascii="宋体" w:eastAsia="宋体" w:hAnsi="宋体"/>
+          <w:rFonts w:ascii="宋体" w:hAnsi="宋体" w:eastAsia="宋体"/>
           <w:sz w:val="24"/>
           <w:szCs w:val="24"/>
         </w:rPr>
@@ -1530,31 +1313,65 @@
       </w:r>
       <w:r>
         <w:rPr>
-          <w:rFonts w:ascii="宋体" w:eastAsia="宋体" w:hAnsi="宋体" w:hint="eastAsia"/>
-          <w:sz w:val="24"/>
-          <w:szCs w:val="24"/>
-        </w:rPr>
-        <w:t>项目特色与创新</w:t>
+          <w:rFonts w:ascii="Times New Roman" w:hAnsi="Times New Roman" w:eastAsia="宋体"/>
+          <w:sz w:val="24"/>
+          <w:szCs w:val="24"/>
+        </w:rPr>
+        <w:t>项目成员分工表</w:t>
       </w:r>
     </w:p>
     <w:tbl>
       <w:tblPr>
-        <w:tblStyle w:val="a8"/>
-        <w:tblW w:w="0" w:type="auto"/>
-        <w:tblLook w:val="04A0" w:firstRow="1" w:lastRow="0" w:firstColumn="1" w:lastColumn="0" w:noHBand="0" w:noVBand="1"/>
+        <w:tblStyle w:val="7"/>
+        <w:tblW w:w="9056" w:type="dxa"/>
+        <w:tblInd w:w="0" w:type="dxa"/>
+        <w:tblBorders>
+          <w:top w:val="single" w:color="auto" w:sz="4" w:space="0"/>
+          <w:left w:val="single" w:color="auto" w:sz="4" w:space="0"/>
+          <w:bottom w:val="single" w:color="auto" w:sz="4" w:space="0"/>
+          <w:right w:val="single" w:color="auto" w:sz="4" w:space="0"/>
+          <w:insideH w:val="single" w:color="auto" w:sz="4" w:space="0"/>
+          <w:insideV w:val="single" w:color="auto" w:sz="4" w:space="0"/>
+        </w:tblBorders>
+        <w:tblLayout w:type="autofit"/>
+        <w:tblCellMar>
+          <w:top w:w="0" w:type="dxa"/>
+          <w:left w:w="108" w:type="dxa"/>
+          <w:bottom w:w="0" w:type="dxa"/>
+          <w:right w:w="108" w:type="dxa"/>
+        </w:tblCellMar>
       </w:tblPr>
       <w:tblGrid>
-        <w:gridCol w:w="791"/>
-        <w:gridCol w:w="922"/>
-        <w:gridCol w:w="1259"/>
-        <w:gridCol w:w="1559"/>
-        <w:gridCol w:w="1560"/>
-        <w:gridCol w:w="2205"/>
+        <w:gridCol w:w="863"/>
+        <w:gridCol w:w="1006"/>
+        <w:gridCol w:w="1374"/>
+        <w:gridCol w:w="1702"/>
+        <w:gridCol w:w="1703"/>
+        <w:gridCol w:w="2408"/>
       </w:tblGrid>
       <w:tr>
+        <w:tblPrEx>
+          <w:tblBorders>
+            <w:top w:val="single" w:color="auto" w:sz="4" w:space="0"/>
+            <w:left w:val="single" w:color="auto" w:sz="4" w:space="0"/>
+            <w:bottom w:val="single" w:color="auto" w:sz="4" w:space="0"/>
+            <w:right w:val="single" w:color="auto" w:sz="4" w:space="0"/>
+            <w:insideH w:val="single" w:color="auto" w:sz="4" w:space="0"/>
+            <w:insideV w:val="single" w:color="auto" w:sz="4" w:space="0"/>
+          </w:tblBorders>
+          <w:tblCellMar>
+            <w:top w:w="0" w:type="dxa"/>
+            <w:left w:w="108" w:type="dxa"/>
+            <w:bottom w:w="0" w:type="dxa"/>
+            <w:right w:w="108" w:type="dxa"/>
+          </w:tblCellMar>
+        </w:tblPrEx>
+        <w:trPr>
+          <w:trHeight w:val="958" w:hRule="atLeast"/>
+        </w:trPr>
         <w:tc>
           <w:tcPr>
-            <w:tcW w:w="791" w:type="dxa"/>
+            <w:tcW w:w="863" w:type="dxa"/>
             <w:vAlign w:val="center"/>
           </w:tcPr>
           <w:p>
@@ -1562,7 +1379,7 @@
               <w:spacing w:line="300" w:lineRule="auto"/>
               <w:jc w:val="center"/>
               <w:rPr>
-                <w:rFonts w:ascii="Times New Roman" w:eastAsia="宋体" w:hAnsi="Times New Roman"/>
+                <w:rFonts w:ascii="Times New Roman" w:hAnsi="Times New Roman" w:eastAsia="宋体"/>
                 <w:b/>
                 <w:bCs/>
                 <w:sz w:val="24"/>
@@ -1571,7 +1388,7 @@
             </w:pPr>
             <w:r>
               <w:rPr>
-                <w:rFonts w:ascii="Times New Roman" w:eastAsia="宋体" w:hAnsi="Times New Roman" w:hint="eastAsia"/>
+                <w:rFonts w:hint="eastAsia" w:ascii="Times New Roman" w:hAnsi="Times New Roman" w:eastAsia="宋体"/>
                 <w:b/>
                 <w:bCs/>
                 <w:sz w:val="24"/>
@@ -1583,7 +1400,7 @@
         </w:tc>
         <w:tc>
           <w:tcPr>
-            <w:tcW w:w="922" w:type="dxa"/>
+            <w:tcW w:w="1006" w:type="dxa"/>
             <w:vAlign w:val="center"/>
           </w:tcPr>
           <w:p>
@@ -1591,7 +1408,7 @@
               <w:spacing w:line="300" w:lineRule="auto"/>
               <w:jc w:val="center"/>
               <w:rPr>
-                <w:rFonts w:ascii="Times New Roman" w:eastAsia="宋体" w:hAnsi="Times New Roman"/>
+                <w:rFonts w:ascii="Times New Roman" w:hAnsi="Times New Roman" w:eastAsia="宋体"/>
                 <w:b/>
                 <w:bCs/>
                 <w:sz w:val="24"/>
@@ -1600,7 +1417,7 @@
             </w:pPr>
             <w:r>
               <w:rPr>
-                <w:rFonts w:ascii="Times New Roman" w:eastAsia="宋体" w:hAnsi="Times New Roman" w:hint="eastAsia"/>
+                <w:rFonts w:hint="eastAsia" w:ascii="Times New Roman" w:hAnsi="Times New Roman" w:eastAsia="宋体"/>
                 <w:b/>
                 <w:bCs/>
                 <w:sz w:val="24"/>
@@ -1612,7 +1429,7 @@
         </w:tc>
         <w:tc>
           <w:tcPr>
-            <w:tcW w:w="1259" w:type="dxa"/>
+            <w:tcW w:w="1374" w:type="dxa"/>
             <w:vAlign w:val="center"/>
           </w:tcPr>
           <w:p>
@@ -1620,7 +1437,7 @@
               <w:spacing w:line="300" w:lineRule="auto"/>
               <w:jc w:val="center"/>
               <w:rPr>
-                <w:rFonts w:ascii="Times New Roman" w:eastAsia="宋体" w:hAnsi="Times New Roman"/>
+                <w:rFonts w:ascii="Times New Roman" w:hAnsi="Times New Roman" w:eastAsia="宋体"/>
                 <w:b/>
                 <w:bCs/>
                 <w:sz w:val="24"/>
@@ -1629,7 +1446,7 @@
             </w:pPr>
             <w:r>
               <w:rPr>
-                <w:rFonts w:ascii="Times New Roman" w:eastAsia="宋体" w:hAnsi="Times New Roman" w:hint="eastAsia"/>
+                <w:rFonts w:hint="eastAsia" w:ascii="Times New Roman" w:hAnsi="Times New Roman" w:eastAsia="宋体"/>
                 <w:b/>
                 <w:bCs/>
                 <w:sz w:val="24"/>
@@ -1641,7 +1458,7 @@
         </w:tc>
         <w:tc>
           <w:tcPr>
-            <w:tcW w:w="1559" w:type="dxa"/>
+            <w:tcW w:w="1702" w:type="dxa"/>
             <w:vAlign w:val="center"/>
           </w:tcPr>
           <w:p>
@@ -1649,7 +1466,7 @@
               <w:spacing w:line="300" w:lineRule="auto"/>
               <w:jc w:val="center"/>
               <w:rPr>
-                <w:rFonts w:ascii="Times New Roman" w:eastAsia="宋体" w:hAnsi="Times New Roman"/>
+                <w:rFonts w:ascii="Times New Roman" w:hAnsi="Times New Roman" w:eastAsia="宋体"/>
                 <w:b/>
                 <w:bCs/>
                 <w:sz w:val="24"/>
@@ -1658,7 +1475,7 @@
             </w:pPr>
             <w:r>
               <w:rPr>
-                <w:rFonts w:ascii="Times New Roman" w:eastAsia="宋体" w:hAnsi="Times New Roman" w:hint="eastAsia"/>
+                <w:rFonts w:hint="eastAsia" w:ascii="Times New Roman" w:hAnsi="Times New Roman" w:eastAsia="宋体"/>
                 <w:b/>
                 <w:bCs/>
                 <w:sz w:val="24"/>
@@ -1670,7 +1487,7 @@
         </w:tc>
         <w:tc>
           <w:tcPr>
-            <w:tcW w:w="1560" w:type="dxa"/>
+            <w:tcW w:w="1703" w:type="dxa"/>
             <w:vAlign w:val="center"/>
           </w:tcPr>
           <w:p>
@@ -1678,7 +1495,7 @@
               <w:spacing w:line="300" w:lineRule="auto"/>
               <w:jc w:val="center"/>
               <w:rPr>
-                <w:rFonts w:ascii="Times New Roman" w:eastAsia="宋体" w:hAnsi="Times New Roman"/>
+                <w:rFonts w:ascii="Times New Roman" w:hAnsi="Times New Roman" w:eastAsia="宋体"/>
                 <w:b/>
                 <w:bCs/>
                 <w:sz w:val="24"/>
@@ -1687,7 +1504,7 @@
             </w:pPr>
             <w:r>
               <w:rPr>
-                <w:rFonts w:ascii="Times New Roman" w:eastAsia="宋体" w:hAnsi="Times New Roman" w:hint="eastAsia"/>
+                <w:rFonts w:hint="eastAsia" w:ascii="Times New Roman" w:hAnsi="Times New Roman" w:eastAsia="宋体"/>
                 <w:b/>
                 <w:bCs/>
                 <w:sz w:val="24"/>
@@ -1699,7 +1516,7 @@
         </w:tc>
         <w:tc>
           <w:tcPr>
-            <w:tcW w:w="2205" w:type="dxa"/>
+            <w:tcW w:w="2408" w:type="dxa"/>
             <w:vAlign w:val="center"/>
           </w:tcPr>
           <w:p>
@@ -1707,7 +1524,7 @@
               <w:spacing w:line="300" w:lineRule="auto"/>
               <w:jc w:val="center"/>
               <w:rPr>
-                <w:rFonts w:ascii="Times New Roman" w:eastAsia="宋体" w:hAnsi="Times New Roman"/>
+                <w:rFonts w:ascii="Times New Roman" w:hAnsi="Times New Roman" w:eastAsia="宋体"/>
                 <w:b/>
                 <w:bCs/>
                 <w:sz w:val="24"/>
@@ -1716,7 +1533,7 @@
             </w:pPr>
             <w:r>
               <w:rPr>
-                <w:rFonts w:ascii="Times New Roman" w:eastAsia="宋体" w:hAnsi="Times New Roman" w:hint="eastAsia"/>
+                <w:rFonts w:hint="eastAsia" w:ascii="Times New Roman" w:hAnsi="Times New Roman" w:eastAsia="宋体"/>
                 <w:b/>
                 <w:bCs/>
                 <w:sz w:val="24"/>
@@ -1728,9 +1545,28 @@
         </w:tc>
       </w:tr>
       <w:tr>
+        <w:tblPrEx>
+          <w:tblBorders>
+            <w:top w:val="single" w:color="auto" w:sz="4" w:space="0"/>
+            <w:left w:val="single" w:color="auto" w:sz="4" w:space="0"/>
+            <w:bottom w:val="single" w:color="auto" w:sz="4" w:space="0"/>
+            <w:right w:val="single" w:color="auto" w:sz="4" w:space="0"/>
+            <w:insideH w:val="single" w:color="auto" w:sz="4" w:space="0"/>
+            <w:insideV w:val="single" w:color="auto" w:sz="4" w:space="0"/>
+          </w:tblBorders>
+          <w:tblCellMar>
+            <w:top w:w="0" w:type="dxa"/>
+            <w:left w:w="108" w:type="dxa"/>
+            <w:bottom w:w="0" w:type="dxa"/>
+            <w:right w:w="108" w:type="dxa"/>
+          </w:tblCellMar>
+        </w:tblPrEx>
+        <w:trPr>
+          <w:trHeight w:val="2283" w:hRule="atLeast"/>
+        </w:trPr>
         <w:tc>
           <w:tcPr>
-            <w:tcW w:w="791" w:type="dxa"/>
+            <w:tcW w:w="863" w:type="dxa"/>
             <w:vAlign w:val="center"/>
           </w:tcPr>
           <w:p>
@@ -1738,14 +1574,14 @@
               <w:spacing w:line="300" w:lineRule="auto"/>
               <w:jc w:val="center"/>
               <w:rPr>
-                <w:rFonts w:ascii="Times New Roman" w:eastAsia="宋体" w:hAnsi="Times New Roman"/>
+                <w:rFonts w:ascii="Times New Roman" w:hAnsi="Times New Roman" w:eastAsia="宋体"/>
                 <w:sz w:val="24"/>
                 <w:szCs w:val="24"/>
               </w:rPr>
             </w:pPr>
             <w:r>
               <w:rPr>
-                <w:rFonts w:ascii="Times New Roman" w:eastAsia="宋体" w:hAnsi="Times New Roman" w:hint="eastAsia"/>
+                <w:rFonts w:hint="eastAsia" w:ascii="Times New Roman" w:hAnsi="Times New Roman" w:eastAsia="宋体"/>
                 <w:sz w:val="24"/>
                 <w:szCs w:val="24"/>
               </w:rPr>
@@ -1755,7 +1591,7 @@
         </w:tc>
         <w:tc>
           <w:tcPr>
-            <w:tcW w:w="922" w:type="dxa"/>
+            <w:tcW w:w="1006" w:type="dxa"/>
             <w:vAlign w:val="center"/>
           </w:tcPr>
           <w:p>
@@ -1763,14 +1599,14 @@
               <w:spacing w:line="300" w:lineRule="auto"/>
               <w:jc w:val="center"/>
               <w:rPr>
-                <w:rFonts w:ascii="Times New Roman" w:eastAsia="宋体" w:hAnsi="Times New Roman"/>
+                <w:rFonts w:ascii="Times New Roman" w:hAnsi="Times New Roman" w:eastAsia="宋体"/>
                 <w:sz w:val="24"/>
                 <w:szCs w:val="24"/>
               </w:rPr>
             </w:pPr>
             <w:r>
               <w:rPr>
-                <w:rFonts w:ascii="Times New Roman" w:eastAsia="宋体" w:hAnsi="Times New Roman" w:hint="eastAsia"/>
+                <w:rFonts w:hint="eastAsia" w:ascii="Times New Roman" w:hAnsi="Times New Roman" w:eastAsia="宋体"/>
                 <w:sz w:val="24"/>
                 <w:szCs w:val="24"/>
               </w:rPr>
@@ -1780,69 +1616,141 @@
         </w:tc>
         <w:tc>
           <w:tcPr>
-            <w:tcW w:w="1259" w:type="dxa"/>
+            <w:tcW w:w="1374" w:type="dxa"/>
           </w:tcPr>
           <w:p>
             <w:pPr>
               <w:spacing w:line="300" w:lineRule="auto"/>
-              <w:rPr>
-                <w:rFonts w:ascii="Times New Roman" w:eastAsia="宋体" w:hAnsi="Times New Roman"/>
-                <w:sz w:val="24"/>
-                <w:szCs w:val="24"/>
+              <w:jc w:val="center"/>
+              <w:rPr>
+                <w:rFonts w:hint="eastAsia" w:ascii="Times New Roman" w:hAnsi="Times New Roman" w:eastAsia="宋体"/>
+                <w:sz w:val="24"/>
+                <w:szCs w:val="24"/>
+                <w:lang w:val="en-US" w:eastAsia="zh-CN"/>
               </w:rPr>
             </w:pPr>
+            <w:r>
+              <w:rPr>
+                <w:rFonts w:hint="eastAsia" w:ascii="Times New Roman" w:hAnsi="Times New Roman" w:eastAsia="宋体"/>
+                <w:sz w:val="24"/>
+                <w:szCs w:val="24"/>
+                <w:lang w:val="en-US" w:eastAsia="zh-CN"/>
+              </w:rPr>
+              <w:t>陆辰睿</w:t>
+            </w:r>
           </w:p>
         </w:tc>
         <w:tc>
           <w:tcPr>
-            <w:tcW w:w="1559" w:type="dxa"/>
+            <w:tcW w:w="1702" w:type="dxa"/>
           </w:tcPr>
           <w:p>
             <w:pPr>
               <w:spacing w:line="300" w:lineRule="auto"/>
-              <w:rPr>
-                <w:rFonts w:ascii="Times New Roman" w:eastAsia="宋体" w:hAnsi="Times New Roman"/>
-                <w:sz w:val="24"/>
-                <w:szCs w:val="24"/>
+              <w:jc w:val="center"/>
+              <w:rPr>
+                <w:rFonts w:hint="default" w:ascii="Times New Roman" w:hAnsi="Times New Roman" w:eastAsia="宋体"/>
+                <w:sz w:val="24"/>
+                <w:szCs w:val="24"/>
+                <w:lang w:val="en-US" w:eastAsia="zh-CN"/>
               </w:rPr>
             </w:pPr>
+            <w:r>
+              <w:rPr>
+                <w:rFonts w:hint="eastAsia" w:ascii="Times New Roman" w:hAnsi="Times New Roman" w:eastAsia="宋体"/>
+                <w:sz w:val="24"/>
+                <w:szCs w:val="24"/>
+                <w:lang w:val="en-US" w:eastAsia="zh-CN"/>
+              </w:rPr>
+              <w:t>1190325118</w:t>
+            </w:r>
           </w:p>
         </w:tc>
         <w:tc>
           <w:tcPr>
-            <w:tcW w:w="1560" w:type="dxa"/>
+            <w:tcW w:w="1703" w:type="dxa"/>
           </w:tcPr>
           <w:p>
             <w:pPr>
               <w:spacing w:line="300" w:lineRule="auto"/>
-              <w:rPr>
-                <w:rFonts w:ascii="Times New Roman" w:eastAsia="宋体" w:hAnsi="Times New Roman"/>
-                <w:sz w:val="24"/>
-                <w:szCs w:val="24"/>
+              <w:jc w:val="center"/>
+              <w:rPr>
+                <w:rFonts w:hint="eastAsia" w:ascii="Times New Roman" w:hAnsi="Times New Roman" w:eastAsia="宋体"/>
+                <w:sz w:val="24"/>
+                <w:szCs w:val="24"/>
+                <w:lang w:val="en-US" w:eastAsia="zh-CN"/>
               </w:rPr>
             </w:pPr>
+            <w:r>
+              <w:rPr>
+                <w:rFonts w:hint="eastAsia" w:ascii="Times New Roman" w:hAnsi="Times New Roman" w:eastAsia="宋体"/>
+                <w:sz w:val="24"/>
+                <w:szCs w:val="24"/>
+                <w:lang w:val="en-US" w:eastAsia="zh-CN"/>
+              </w:rPr>
+              <w:t>计科申威</w:t>
+            </w:r>
           </w:p>
         </w:tc>
         <w:tc>
           <w:tcPr>
-            <w:tcW w:w="2205" w:type="dxa"/>
+            <w:tcW w:w="2408" w:type="dxa"/>
+            <w:shd w:val="clear"/>
+            <w:vAlign w:val="center"/>
           </w:tcPr>
           <w:p>
             <w:pPr>
-              <w:spacing w:line="300" w:lineRule="auto"/>
-              <w:rPr>
-                <w:rFonts w:ascii="Times New Roman" w:eastAsia="宋体" w:hAnsi="Times New Roman"/>
-                <w:sz w:val="24"/>
-                <w:szCs w:val="24"/>
+              <w:keepNext w:val="0"/>
+              <w:keepLines w:val="0"/>
+              <w:widowControl/>
+              <w:suppressLineNumbers w:val="0"/>
+              <w:jc w:val="left"/>
+              <w:textAlignment w:val="center"/>
+              <w:rPr>
+                <w:rFonts w:hint="default" w:ascii="微软雅黑" w:hAnsi="微软雅黑" w:eastAsia="微软雅黑" w:cs="微软雅黑"/>
+                <w:i w:val="0"/>
+                <w:iCs w:val="0"/>
+                <w:color w:val="333333"/>
+                <w:kern w:val="2"/>
+                <w:sz w:val="20"/>
+                <w:szCs w:val="20"/>
+                <w:u w:val="none"/>
+                <w:lang w:val="en-US" w:eastAsia="zh-CN" w:bidi="ar-SA"/>
               </w:rPr>
             </w:pPr>
+            <w:r>
+              <w:rPr>
+                <w:rFonts w:ascii="Times New Roman" w:hAnsi="Times New Roman" w:eastAsia="宋体"/>
+                <w:sz w:val="21"/>
+              </w:rPr>
+              <w:t>负责基础逻辑开发与代码仓库整理；完善背包、商店、战斗等逻辑，并参与Qt按钮、进度条与GameEngine接口联调。</w:t>
+            </w:r>
           </w:p>
         </w:tc>
       </w:tr>
       <w:tr>
+        <w:tblPrEx>
+          <w:tblBorders>
+            <w:top w:val="single" w:color="auto" w:sz="4" w:space="0"/>
+            <w:left w:val="single" w:color="auto" w:sz="4" w:space="0"/>
+            <w:bottom w:val="single" w:color="auto" w:sz="4" w:space="0"/>
+            <w:right w:val="single" w:color="auto" w:sz="4" w:space="0"/>
+            <w:insideH w:val="single" w:color="auto" w:sz="4" w:space="0"/>
+            <w:insideV w:val="single" w:color="auto" w:sz="4" w:space="0"/>
+          </w:tblBorders>
+          <w:tblCellMar>
+            <w:top w:w="0" w:type="dxa"/>
+            <w:left w:w="108" w:type="dxa"/>
+            <w:bottom w:w="0" w:type="dxa"/>
+            <w:right w:w="108" w:type="dxa"/>
+          </w:tblCellMar>
+        </w:tblPrEx>
+        <w:trPr>
+          <w:trHeight w:val="485" w:hRule="atLeast"/>
+        </w:trPr>
         <w:tc>
           <w:tcPr>
-            <w:tcW w:w="791" w:type="dxa"/>
+            <w:tcW w:w="863" w:type="dxa"/>
             <w:vAlign w:val="center"/>
           </w:tcPr>
           <w:p>
@@ -1850,14 +1758,14 @@
               <w:spacing w:line="300" w:lineRule="auto"/>
               <w:jc w:val="center"/>
               <w:rPr>
-                <w:rFonts w:ascii="Times New Roman" w:eastAsia="宋体" w:hAnsi="Times New Roman"/>
+                <w:rFonts w:ascii="Times New Roman" w:hAnsi="Times New Roman" w:eastAsia="宋体"/>
                 <w:sz w:val="24"/>
                 <w:szCs w:val="24"/>
               </w:rPr>
             </w:pPr>
             <w:r>
               <w:rPr>
-                <w:rFonts w:ascii="Times New Roman" w:eastAsia="宋体" w:hAnsi="Times New Roman" w:hint="eastAsia"/>
+                <w:rFonts w:hint="eastAsia" w:ascii="Times New Roman" w:hAnsi="Times New Roman" w:eastAsia="宋体"/>
                 <w:sz w:val="24"/>
                 <w:szCs w:val="24"/>
               </w:rPr>
@@ -1867,7 +1775,7 @@
         </w:tc>
         <w:tc>
           <w:tcPr>
-            <w:tcW w:w="922" w:type="dxa"/>
+            <w:tcW w:w="1006" w:type="dxa"/>
             <w:vAlign w:val="center"/>
           </w:tcPr>
           <w:p>
@@ -1875,14 +1783,14 @@
               <w:spacing w:line="300" w:lineRule="auto"/>
               <w:jc w:val="center"/>
               <w:rPr>
-                <w:rFonts w:ascii="Times New Roman" w:eastAsia="宋体" w:hAnsi="Times New Roman"/>
+                <w:rFonts w:ascii="Times New Roman" w:hAnsi="Times New Roman" w:eastAsia="宋体"/>
                 <w:sz w:val="24"/>
                 <w:szCs w:val="24"/>
               </w:rPr>
             </w:pPr>
             <w:r>
               <w:rPr>
-                <w:rFonts w:ascii="Times New Roman" w:eastAsia="宋体" w:hAnsi="Times New Roman" w:hint="eastAsia"/>
+                <w:rFonts w:hint="eastAsia" w:ascii="Times New Roman" w:hAnsi="Times New Roman" w:eastAsia="宋体"/>
                 <w:sz w:val="24"/>
                 <w:szCs w:val="24"/>
               </w:rPr>
@@ -1892,69 +1800,128 @@
         </w:tc>
         <w:tc>
           <w:tcPr>
-            <w:tcW w:w="1259" w:type="dxa"/>
+            <w:tcW w:w="1374" w:type="dxa"/>
           </w:tcPr>
           <w:p>
             <w:pPr>
               <w:spacing w:line="300" w:lineRule="auto"/>
-              <w:rPr>
-                <w:rFonts w:ascii="Times New Roman" w:eastAsia="宋体" w:hAnsi="Times New Roman"/>
-                <w:sz w:val="24"/>
-                <w:szCs w:val="24"/>
+              <w:jc w:val="center"/>
+              <w:rPr>
+                <w:rFonts w:hint="eastAsia" w:ascii="Times New Roman" w:hAnsi="Times New Roman" w:eastAsia="宋体"/>
+                <w:sz w:val="24"/>
+                <w:szCs w:val="24"/>
+                <w:lang w:val="en-US" w:eastAsia="zh-CN"/>
               </w:rPr>
             </w:pPr>
+            <w:r>
+              <w:rPr>
+                <w:rFonts w:hint="eastAsia" w:ascii="Times New Roman" w:hAnsi="Times New Roman" w:eastAsia="宋体"/>
+                <w:sz w:val="24"/>
+                <w:szCs w:val="24"/>
+                <w:lang w:val="en-US" w:eastAsia="zh-CN"/>
+              </w:rPr>
+              <w:t>陈律举</w:t>
+            </w:r>
           </w:p>
         </w:tc>
         <w:tc>
           <w:tcPr>
-            <w:tcW w:w="1559" w:type="dxa"/>
+            <w:tcW w:w="1702" w:type="dxa"/>
           </w:tcPr>
           <w:p>
             <w:pPr>
               <w:spacing w:line="300" w:lineRule="auto"/>
-              <w:rPr>
-                <w:rFonts w:ascii="Times New Roman" w:eastAsia="宋体" w:hAnsi="Times New Roman"/>
-                <w:sz w:val="24"/>
-                <w:szCs w:val="24"/>
+              <w:jc w:val="center"/>
+              <w:rPr>
+                <w:rFonts w:hint="default" w:ascii="Times New Roman" w:hAnsi="Times New Roman" w:eastAsia="宋体"/>
+                <w:sz w:val="24"/>
+                <w:szCs w:val="24"/>
+                <w:lang w:val="en-US" w:eastAsia="zh-CN"/>
               </w:rPr>
             </w:pPr>
+            <w:r>
+              <w:rPr>
+                <w:rFonts w:hint="eastAsia" w:ascii="Times New Roman" w:hAnsi="Times New Roman" w:eastAsia="宋体"/>
+                <w:sz w:val="24"/>
+                <w:szCs w:val="24"/>
+                <w:lang w:val="en-US" w:eastAsia="zh-CN"/>
+              </w:rPr>
+              <w:t>1190325119</w:t>
+            </w:r>
           </w:p>
         </w:tc>
         <w:tc>
           <w:tcPr>
-            <w:tcW w:w="1560" w:type="dxa"/>
+            <w:tcW w:w="1703" w:type="dxa"/>
           </w:tcPr>
           <w:p>
             <w:pPr>
               <w:spacing w:line="300" w:lineRule="auto"/>
-              <w:rPr>
-                <w:rFonts w:ascii="Times New Roman" w:eastAsia="宋体" w:hAnsi="Times New Roman"/>
-                <w:sz w:val="24"/>
-                <w:szCs w:val="24"/>
+              <w:jc w:val="center"/>
+              <w:rPr>
+                <w:rFonts w:hint="eastAsia" w:ascii="Times New Roman" w:hAnsi="Times New Roman" w:eastAsia="宋体"/>
+                <w:sz w:val="24"/>
+                <w:szCs w:val="24"/>
+                <w:lang w:val="en-US" w:eastAsia="zh-CN"/>
               </w:rPr>
             </w:pPr>
+            <w:r>
+              <w:rPr>
+                <w:rFonts w:hint="eastAsia" w:ascii="Times New Roman" w:hAnsi="Times New Roman" w:eastAsia="宋体"/>
+                <w:sz w:val="24"/>
+                <w:szCs w:val="24"/>
+                <w:lang w:val="en-US" w:eastAsia="zh-CN"/>
+              </w:rPr>
+              <w:t>计科申威</w:t>
+            </w:r>
           </w:p>
         </w:tc>
         <w:tc>
           <w:tcPr>
-            <w:tcW w:w="2205" w:type="dxa"/>
+            <w:tcW w:w="2408" w:type="dxa"/>
           </w:tcPr>
           <w:p>
             <w:pPr>
               <w:spacing w:line="300" w:lineRule="auto"/>
               <w:rPr>
-                <w:rFonts w:ascii="Times New Roman" w:eastAsia="宋体" w:hAnsi="Times New Roman"/>
+                <w:rFonts w:ascii="Times New Roman" w:hAnsi="Times New Roman" w:eastAsia="宋体"/>
                 <w:sz w:val="24"/>
                 <w:szCs w:val="24"/>
               </w:rPr>
             </w:pPr>
+            <w:r>
+              <w:rPr>
+                <w:rFonts w:ascii="Times New Roman" w:hAnsi="Times New Roman" w:eastAsia="宋体"/>
+                <w:sz w:val="21"/>
+              </w:rPr>
+              <w:t>负责Qt工程环境搭建、基础文件导入与空窗口跑通；使用Qt Designer完成界面排版，并参与界面与接口联调。</w:t>
+            </w:r>
           </w:p>
         </w:tc>
       </w:tr>
       <w:tr>
+        <w:tblPrEx>
+          <w:tblBorders>
+            <w:top w:val="single" w:color="auto" w:sz="4" w:space="0"/>
+            <w:left w:val="single" w:color="auto" w:sz="4" w:space="0"/>
+            <w:bottom w:val="single" w:color="auto" w:sz="4" w:space="0"/>
+            <w:right w:val="single" w:color="auto" w:sz="4" w:space="0"/>
+            <w:insideH w:val="single" w:color="auto" w:sz="4" w:space="0"/>
+            <w:insideV w:val="single" w:color="auto" w:sz="4" w:space="0"/>
+          </w:tblBorders>
+          <w:tblCellMar>
+            <w:top w:w="0" w:type="dxa"/>
+            <w:left w:w="108" w:type="dxa"/>
+            <w:bottom w:w="0" w:type="dxa"/>
+            <w:right w:w="108" w:type="dxa"/>
+          </w:tblCellMar>
+        </w:tblPrEx>
+        <w:trPr>
+          <w:trHeight w:val="485" w:hRule="atLeast"/>
+        </w:trPr>
         <w:tc>
           <w:tcPr>
-            <w:tcW w:w="791" w:type="dxa"/>
+            <w:tcW w:w="863" w:type="dxa"/>
             <w:vAlign w:val="center"/>
           </w:tcPr>
           <w:p>
@@ -1962,14 +1929,14 @@
               <w:spacing w:line="300" w:lineRule="auto"/>
               <w:jc w:val="center"/>
               <w:rPr>
-                <w:rFonts w:ascii="Times New Roman" w:eastAsia="宋体" w:hAnsi="Times New Roman"/>
+                <w:rFonts w:ascii="Times New Roman" w:hAnsi="Times New Roman" w:eastAsia="宋体"/>
                 <w:sz w:val="24"/>
                 <w:szCs w:val="24"/>
               </w:rPr>
             </w:pPr>
             <w:r>
               <w:rPr>
-                <w:rFonts w:ascii="Times New Roman" w:eastAsia="宋体" w:hAnsi="Times New Roman" w:hint="eastAsia"/>
+                <w:rFonts w:hint="eastAsia" w:ascii="Times New Roman" w:hAnsi="Times New Roman" w:eastAsia="宋体"/>
                 <w:sz w:val="24"/>
                 <w:szCs w:val="24"/>
               </w:rPr>
@@ -1979,7 +1946,7 @@
         </w:tc>
         <w:tc>
           <w:tcPr>
-            <w:tcW w:w="922" w:type="dxa"/>
+            <w:tcW w:w="1006" w:type="dxa"/>
             <w:vAlign w:val="center"/>
           </w:tcPr>
           <w:p>
@@ -1987,14 +1954,14 @@
               <w:spacing w:line="300" w:lineRule="auto"/>
               <w:jc w:val="center"/>
               <w:rPr>
-                <w:rFonts w:ascii="Times New Roman" w:eastAsia="宋体" w:hAnsi="Times New Roman"/>
+                <w:rFonts w:ascii="Times New Roman" w:hAnsi="Times New Roman" w:eastAsia="宋体"/>
                 <w:sz w:val="24"/>
                 <w:szCs w:val="24"/>
               </w:rPr>
             </w:pPr>
             <w:r>
               <w:rPr>
-                <w:rFonts w:ascii="Times New Roman" w:eastAsia="宋体" w:hAnsi="Times New Roman" w:hint="eastAsia"/>
+                <w:rFonts w:hint="eastAsia" w:ascii="Times New Roman" w:hAnsi="Times New Roman" w:eastAsia="宋体"/>
                 <w:sz w:val="24"/>
                 <w:szCs w:val="24"/>
               </w:rPr>
@@ -2004,69 +1971,128 @@
         </w:tc>
         <w:tc>
           <w:tcPr>
-            <w:tcW w:w="1259" w:type="dxa"/>
+            <w:tcW w:w="1374" w:type="dxa"/>
           </w:tcPr>
           <w:p>
             <w:pPr>
               <w:spacing w:line="300" w:lineRule="auto"/>
-              <w:rPr>
-                <w:rFonts w:ascii="Times New Roman" w:eastAsia="宋体" w:hAnsi="Times New Roman"/>
-                <w:sz w:val="24"/>
-                <w:szCs w:val="24"/>
+              <w:jc w:val="center"/>
+              <w:rPr>
+                <w:rFonts w:hint="eastAsia" w:ascii="Times New Roman" w:hAnsi="Times New Roman" w:eastAsia="宋体"/>
+                <w:sz w:val="24"/>
+                <w:szCs w:val="24"/>
+                <w:lang w:val="en-US" w:eastAsia="zh-CN"/>
               </w:rPr>
             </w:pPr>
+            <w:r>
+              <w:rPr>
+                <w:rFonts w:hint="eastAsia" w:ascii="Times New Roman" w:hAnsi="Times New Roman" w:eastAsia="宋体"/>
+                <w:sz w:val="24"/>
+                <w:szCs w:val="24"/>
+                <w:lang w:val="en-US" w:eastAsia="zh-CN"/>
+              </w:rPr>
+              <w:t>王铭钊</w:t>
+            </w:r>
           </w:p>
         </w:tc>
         <w:tc>
           <w:tcPr>
-            <w:tcW w:w="1559" w:type="dxa"/>
+            <w:tcW w:w="1702" w:type="dxa"/>
           </w:tcPr>
           <w:p>
             <w:pPr>
               <w:spacing w:line="300" w:lineRule="auto"/>
-              <w:rPr>
-                <w:rFonts w:ascii="Times New Roman" w:eastAsia="宋体" w:hAnsi="Times New Roman"/>
-                <w:sz w:val="24"/>
-                <w:szCs w:val="24"/>
+              <w:jc w:val="center"/>
+              <w:rPr>
+                <w:rFonts w:hint="default" w:ascii="Times New Roman" w:hAnsi="Times New Roman" w:eastAsia="宋体"/>
+                <w:sz w:val="24"/>
+                <w:szCs w:val="24"/>
+                <w:lang w:val="en-US" w:eastAsia="zh-CN"/>
               </w:rPr>
             </w:pPr>
+            <w:r>
+              <w:rPr>
+                <w:rFonts w:hint="eastAsia" w:ascii="Times New Roman" w:hAnsi="Times New Roman" w:eastAsia="宋体"/>
+                <w:sz w:val="24"/>
+                <w:szCs w:val="24"/>
+                <w:lang w:val="en-US" w:eastAsia="zh-CN"/>
+              </w:rPr>
+              <w:t>1190325120</w:t>
+            </w:r>
           </w:p>
         </w:tc>
         <w:tc>
           <w:tcPr>
-            <w:tcW w:w="1560" w:type="dxa"/>
+            <w:tcW w:w="1703" w:type="dxa"/>
           </w:tcPr>
           <w:p>
             <w:pPr>
               <w:spacing w:line="300" w:lineRule="auto"/>
-              <w:rPr>
-                <w:rFonts w:ascii="Times New Roman" w:eastAsia="宋体" w:hAnsi="Times New Roman"/>
-                <w:sz w:val="24"/>
-                <w:szCs w:val="24"/>
+              <w:jc w:val="center"/>
+              <w:rPr>
+                <w:rFonts w:hint="eastAsia" w:ascii="Times New Roman" w:hAnsi="Times New Roman" w:eastAsia="宋体"/>
+                <w:sz w:val="24"/>
+                <w:szCs w:val="24"/>
+                <w:lang w:val="en-US" w:eastAsia="zh-CN"/>
               </w:rPr>
             </w:pPr>
+            <w:r>
+              <w:rPr>
+                <w:rFonts w:hint="eastAsia" w:ascii="Times New Roman" w:hAnsi="Times New Roman" w:eastAsia="宋体"/>
+                <w:sz w:val="24"/>
+                <w:szCs w:val="24"/>
+                <w:lang w:val="en-US" w:eastAsia="zh-CN"/>
+              </w:rPr>
+              <w:t>计科申威</w:t>
+            </w:r>
           </w:p>
         </w:tc>
         <w:tc>
           <w:tcPr>
-            <w:tcW w:w="2205" w:type="dxa"/>
+            <w:tcW w:w="2408" w:type="dxa"/>
           </w:tcPr>
           <w:p>
             <w:pPr>
               <w:spacing w:line="300" w:lineRule="auto"/>
               <w:rPr>
-                <w:rFonts w:ascii="Times New Roman" w:eastAsia="宋体" w:hAnsi="Times New Roman"/>
+                <w:rFonts w:ascii="Times New Roman" w:hAnsi="Times New Roman" w:eastAsia="宋体"/>
                 <w:sz w:val="24"/>
                 <w:szCs w:val="24"/>
               </w:rPr>
             </w:pPr>
+            <w:r>
+              <w:rPr>
+                <w:rFonts w:ascii="Times New Roman" w:hAnsi="Times New Roman" w:eastAsia="宋体"/>
+                <w:sz w:val="21"/>
+              </w:rPr>
+              <w:t>项目启动与整体统筹；建立文档框架、甘特图；组织阶段汇报、核心验收、结项文档、答辩PPT</w:t>
+            </w:r>
           </w:p>
         </w:tc>
       </w:tr>
       <w:tr>
+        <w:tblPrEx>
+          <w:tblBorders>
+            <w:top w:val="single" w:color="auto" w:sz="4" w:space="0"/>
+            <w:left w:val="single" w:color="auto" w:sz="4" w:space="0"/>
+            <w:bottom w:val="single" w:color="auto" w:sz="4" w:space="0"/>
+            <w:right w:val="single" w:color="auto" w:sz="4" w:space="0"/>
+            <w:insideH w:val="single" w:color="auto" w:sz="4" w:space="0"/>
+            <w:insideV w:val="single" w:color="auto" w:sz="4" w:space="0"/>
+          </w:tblBorders>
+          <w:tblCellMar>
+            <w:top w:w="0" w:type="dxa"/>
+            <w:left w:w="108" w:type="dxa"/>
+            <w:bottom w:w="0" w:type="dxa"/>
+            <w:right w:w="108" w:type="dxa"/>
+          </w:tblCellMar>
+        </w:tblPrEx>
+        <w:trPr>
+          <w:trHeight w:val="497" w:hRule="atLeast"/>
+        </w:trPr>
         <w:tc>
           <w:tcPr>
-            <w:tcW w:w="791" w:type="dxa"/>
+            <w:tcW w:w="863" w:type="dxa"/>
             <w:vAlign w:val="center"/>
           </w:tcPr>
           <w:p>
@@ -2074,14 +2100,14 @@
               <w:spacing w:line="300" w:lineRule="auto"/>
               <w:jc w:val="center"/>
               <w:rPr>
-                <w:rFonts w:ascii="Times New Roman" w:eastAsia="宋体" w:hAnsi="Times New Roman"/>
+                <w:rFonts w:ascii="Times New Roman" w:hAnsi="Times New Roman" w:eastAsia="宋体"/>
                 <w:sz w:val="24"/>
                 <w:szCs w:val="24"/>
               </w:rPr>
             </w:pPr>
             <w:r>
               <w:rPr>
-                <w:rFonts w:ascii="Times New Roman" w:eastAsia="宋体" w:hAnsi="Times New Roman" w:hint="eastAsia"/>
+                <w:rFonts w:hint="eastAsia" w:ascii="Times New Roman" w:hAnsi="Times New Roman" w:eastAsia="宋体"/>
                 <w:sz w:val="24"/>
                 <w:szCs w:val="24"/>
               </w:rPr>
@@ -2091,7 +2117,7 @@
         </w:tc>
         <w:tc>
           <w:tcPr>
-            <w:tcW w:w="922" w:type="dxa"/>
+            <w:tcW w:w="1006" w:type="dxa"/>
             <w:vAlign w:val="center"/>
           </w:tcPr>
           <w:p>
@@ -2099,14 +2125,14 @@
               <w:spacing w:line="300" w:lineRule="auto"/>
               <w:jc w:val="center"/>
               <w:rPr>
-                <w:rFonts w:ascii="Times New Roman" w:eastAsia="宋体" w:hAnsi="Times New Roman"/>
+                <w:rFonts w:ascii="Times New Roman" w:hAnsi="Times New Roman" w:eastAsia="宋体"/>
                 <w:sz w:val="24"/>
                 <w:szCs w:val="24"/>
               </w:rPr>
             </w:pPr>
             <w:r>
               <w:rPr>
-                <w:rFonts w:ascii="Times New Roman" w:eastAsia="宋体" w:hAnsi="Times New Roman" w:hint="eastAsia"/>
+                <w:rFonts w:hint="eastAsia" w:ascii="Times New Roman" w:hAnsi="Times New Roman" w:eastAsia="宋体"/>
                 <w:sz w:val="24"/>
                 <w:szCs w:val="24"/>
               </w:rPr>
@@ -2116,82 +2142,135 @@
         </w:tc>
         <w:tc>
           <w:tcPr>
-            <w:tcW w:w="1259" w:type="dxa"/>
+            <w:tcW w:w="1374" w:type="dxa"/>
           </w:tcPr>
           <w:p>
             <w:pPr>
               <w:spacing w:line="300" w:lineRule="auto"/>
-              <w:rPr>
-                <w:rFonts w:ascii="Times New Roman" w:eastAsia="宋体" w:hAnsi="Times New Roman"/>
-                <w:sz w:val="24"/>
-                <w:szCs w:val="24"/>
+              <w:jc w:val="center"/>
+              <w:rPr>
+                <w:rFonts w:hint="eastAsia" w:ascii="Times New Roman" w:hAnsi="Times New Roman" w:eastAsia="宋体"/>
+                <w:sz w:val="24"/>
+                <w:szCs w:val="24"/>
+                <w:lang w:val="en-US" w:eastAsia="zh-CN"/>
               </w:rPr>
             </w:pPr>
+            <w:r>
+              <w:rPr>
+                <w:rFonts w:hint="eastAsia" w:ascii="Times New Roman" w:hAnsi="Times New Roman" w:eastAsia="宋体"/>
+                <w:sz w:val="24"/>
+                <w:szCs w:val="24"/>
+                <w:lang w:val="en-US" w:eastAsia="zh-CN"/>
+              </w:rPr>
+              <w:t>游云</w:t>
+            </w:r>
           </w:p>
         </w:tc>
         <w:tc>
           <w:tcPr>
-            <w:tcW w:w="1559" w:type="dxa"/>
+            <w:tcW w:w="1702" w:type="dxa"/>
           </w:tcPr>
           <w:p>
             <w:pPr>
               <w:spacing w:line="300" w:lineRule="auto"/>
-              <w:rPr>
-                <w:rFonts w:ascii="Times New Roman" w:eastAsia="宋体" w:hAnsi="Times New Roman"/>
-                <w:sz w:val="24"/>
-                <w:szCs w:val="24"/>
+              <w:jc w:val="center"/>
+              <w:rPr>
+                <w:rFonts w:hint="default" w:ascii="Times New Roman" w:hAnsi="Times New Roman" w:eastAsia="宋体"/>
+                <w:sz w:val="24"/>
+                <w:szCs w:val="24"/>
+                <w:lang w:val="en-US" w:eastAsia="zh-CN"/>
               </w:rPr>
             </w:pPr>
+            <w:r>
+              <w:rPr>
+                <w:rFonts w:hint="eastAsia" w:ascii="Times New Roman" w:hAnsi="Times New Roman" w:eastAsia="宋体"/>
+                <w:sz w:val="24"/>
+                <w:szCs w:val="24"/>
+                <w:lang w:val="en-US" w:eastAsia="zh-CN"/>
+              </w:rPr>
+              <w:t>1190325121</w:t>
+            </w:r>
           </w:p>
         </w:tc>
         <w:tc>
           <w:tcPr>
-            <w:tcW w:w="1560" w:type="dxa"/>
+            <w:tcW w:w="1703" w:type="dxa"/>
           </w:tcPr>
           <w:p>
             <w:pPr>
               <w:spacing w:line="300" w:lineRule="auto"/>
-              <w:rPr>
-                <w:rFonts w:ascii="Times New Roman" w:eastAsia="宋体" w:hAnsi="Times New Roman"/>
-                <w:sz w:val="24"/>
-                <w:szCs w:val="24"/>
+              <w:jc w:val="center"/>
+              <w:rPr>
+                <w:rFonts w:hint="eastAsia" w:ascii="Times New Roman" w:hAnsi="Times New Roman" w:eastAsia="宋体"/>
+                <w:sz w:val="24"/>
+                <w:szCs w:val="24"/>
+                <w:lang w:val="en-US" w:eastAsia="zh-CN"/>
               </w:rPr>
             </w:pPr>
+            <w:r>
+              <w:rPr>
+                <w:rFonts w:hint="eastAsia" w:ascii="Times New Roman" w:hAnsi="Times New Roman" w:eastAsia="宋体"/>
+                <w:sz w:val="24"/>
+                <w:szCs w:val="24"/>
+                <w:lang w:val="en-US" w:eastAsia="zh-CN"/>
+              </w:rPr>
+              <w:t>计科申威</w:t>
+            </w:r>
           </w:p>
         </w:tc>
         <w:tc>
           <w:tcPr>
-            <w:tcW w:w="2205" w:type="dxa"/>
+            <w:tcW w:w="2408" w:type="dxa"/>
           </w:tcPr>
           <w:p>
             <w:pPr>
               <w:spacing w:line="300" w:lineRule="auto"/>
               <w:rPr>
-                <w:rFonts w:ascii="Times New Roman" w:eastAsia="宋体" w:hAnsi="Times New Roman"/>
+                <w:rFonts w:ascii="Times New Roman" w:hAnsi="Times New Roman" w:eastAsia="宋体"/>
                 <w:sz w:val="24"/>
                 <w:szCs w:val="24"/>
               </w:rPr>
             </w:pPr>
+            <w:r>
+              <w:rPr>
+                <w:rFonts w:ascii="Times New Roman" w:hAnsi="Times New Roman" w:eastAsia="宋体"/>
+                <w:sz w:val="21"/>
+              </w:rPr>
+              <w:t>负责UI整体风格设计、主界面和地图界面草图；输出地图瓦片、血条素材、Task界面等PNG切图，并开发Task任务系统核心代码。</w:t>
+            </w:r>
           </w:p>
         </w:tc>
       </w:tr>
     </w:tbl>
-    <w:p/>
+    <w:p>
+      <w:pPr>
+        <w:keepNext/>
+        <w:jc w:val="both"/>
+        <w:rPr>
+          <w:rFonts w:hint="eastAsia" w:eastAsiaTheme="minorEastAsia"/>
+          <w:lang w:eastAsia="zh-CN"/>
+        </w:rPr>
+      </w:pPr>
+    </w:p>
     <w:p>
       <w:pPr>
         <w:keepNext/>
         <w:jc w:val="center"/>
-      </w:pPr>
-      <w:r>
-        <w:rPr>
-          <w:noProof/>
-        </w:rPr>
-        <w:lastRenderedPageBreak/>
+        <w:rPr>
+          <w:rFonts w:hint="eastAsia" w:eastAsiaTheme="minorEastAsia"/>
+          <w:lang w:eastAsia="zh-CN"/>
+        </w:rPr>
+      </w:pPr>
+      <w:r>
+        <w:rPr>
+          <w:rFonts w:hint="eastAsia" w:eastAsiaTheme="minorEastAsia"/>
+          <w:lang w:eastAsia="zh-CN"/>
+        </w:rPr>
         <w:drawing>
-          <wp:inline distT="0" distB="0" distL="0" distR="0">
-            <wp:extent cx="3475990" cy="2485390"/>
-            <wp:effectExtent l="0" t="0" r="0" b="0"/>
-            <wp:docPr id="1" name="图片 1"/>
+          <wp:inline distT="0" distB="0" distL="114300" distR="114300">
+            <wp:extent cx="6059805" cy="2543810"/>
+            <wp:effectExtent l="0" t="0" r="5715" b="1270"/>
+            <wp:docPr id="2" name="图片 2" descr="{29D2948E-CE1D-4C4D-A249-52CADA070936}"/>
             <wp:cNvGraphicFramePr>
               <a:graphicFrameLocks xmlns:a="http://schemas.openxmlformats.org/drawingml/2006/main" noChangeAspect="1"/>
             </wp:cNvGraphicFramePr>
@@ -2199,13 +2278,13 @@
               <a:graphicData uri="http://schemas.openxmlformats.org/drawingml/2006/picture">
                 <pic:pic xmlns:pic="http://schemas.openxmlformats.org/drawingml/2006/picture">
                   <pic:nvPicPr>
-                    <pic:cNvPr id="1" name="图片 1"/>
+                    <pic:cNvPr id="2" name="图片 2" descr="{29D2948E-CE1D-4C4D-A249-52CADA070936}"/>
                     <pic:cNvPicPr>
                       <a:picLocks noChangeAspect="1"/>
                     </pic:cNvPicPr>
                   </pic:nvPicPr>
                   <pic:blipFill>
-                    <a:blip r:embed="rId11"/>
+                    <a:blip r:embed="rId9"/>
                     <a:stretch>
                       <a:fillRect/>
                     </a:stretch>
@@ -2213,7 +2292,7 @@
                   <pic:spPr>
                     <a:xfrm>
                       <a:off x="0" y="0"/>
-                      <a:ext cx="3476190" cy="2485714"/>
+                      <a:ext cx="6059805" cy="2543810"/>
                     </a:xfrm>
                     <a:prstGeom prst="rect">
                       <a:avLst/>
@@ -2228,17 +2307,37 @@
     </w:p>
     <w:p>
       <w:pPr>
-        <w:pStyle w:val="a3"/>
+        <w:keepNext/>
         <w:jc w:val="center"/>
         <w:rPr>
-          <w:rFonts w:ascii="宋体" w:eastAsia="宋体" w:hAnsi="宋体"/>
-          <w:sz w:val="24"/>
-          <w:szCs w:val="24"/>
-        </w:rPr>
-      </w:pPr>
-      <w:r>
-        <w:rPr>
-          <w:rFonts w:ascii="宋体" w:eastAsia="宋体" w:hAnsi="宋体"/>
+          <w:rFonts w:hint="eastAsia" w:eastAsiaTheme="minorEastAsia"/>
+          <w:lang w:eastAsia="zh-CN"/>
+        </w:rPr>
+      </w:pPr>
+    </w:p>
+    <w:p>
+      <w:pPr>
+        <w:keepNext/>
+        <w:jc w:val="center"/>
+        <w:rPr>
+          <w:rFonts w:hint="eastAsia" w:eastAsiaTheme="minorEastAsia"/>
+          <w:lang w:eastAsia="zh-CN"/>
+        </w:rPr>
+      </w:pPr>
+    </w:p>
+    <w:p>
+      <w:pPr>
+        <w:pStyle w:val="3"/>
+        <w:jc w:val="center"/>
+        <w:rPr>
+          <w:rFonts w:ascii="宋体" w:hAnsi="宋体" w:eastAsia="宋体"/>
+          <w:sz w:val="24"/>
+          <w:szCs w:val="24"/>
+        </w:rPr>
+      </w:pPr>
+      <w:r>
+        <w:rPr>
+          <w:rFonts w:ascii="宋体" w:hAnsi="宋体" w:eastAsia="宋体"/>
           <w:sz w:val="24"/>
           <w:szCs w:val="24"/>
         </w:rPr>
@@ -2246,7 +2345,7 @@
       </w:r>
       <w:r>
         <w:rPr>
-          <w:rFonts w:ascii="宋体" w:eastAsia="宋体" w:hAnsi="宋体"/>
+          <w:rFonts w:ascii="宋体" w:hAnsi="宋体" w:eastAsia="宋体"/>
           <w:sz w:val="24"/>
           <w:szCs w:val="24"/>
         </w:rPr>
@@ -2254,7 +2353,7 @@
       </w:r>
       <w:r>
         <w:rPr>
-          <w:rFonts w:ascii="宋体" w:eastAsia="宋体" w:hAnsi="宋体"/>
+          <w:rFonts w:ascii="宋体" w:hAnsi="宋体" w:eastAsia="宋体"/>
           <w:sz w:val="24"/>
           <w:szCs w:val="24"/>
         </w:rPr>
@@ -2262,7 +2361,7 @@
       </w:r>
       <w:r>
         <w:rPr>
-          <w:rFonts w:ascii="宋体" w:eastAsia="宋体" w:hAnsi="宋体"/>
+          <w:rFonts w:ascii="宋体" w:hAnsi="宋体" w:eastAsia="宋体"/>
           <w:sz w:val="24"/>
           <w:szCs w:val="24"/>
         </w:rPr>
@@ -2270,7 +2369,7 @@
       </w:r>
       <w:r>
         <w:rPr>
-          <w:rFonts w:ascii="宋体" w:eastAsia="宋体" w:hAnsi="宋体"/>
+          <w:rFonts w:ascii="宋体" w:hAnsi="宋体" w:eastAsia="宋体"/>
           <w:sz w:val="24"/>
           <w:szCs w:val="24"/>
         </w:rPr>
@@ -2278,7 +2377,7 @@
       </w:r>
       <w:r>
         <w:rPr>
-          <w:rFonts w:ascii="宋体" w:eastAsia="宋体" w:hAnsi="宋体"/>
+          <w:rFonts w:ascii="宋体" w:hAnsi="宋体" w:eastAsia="宋体"/>
           <w:sz w:val="24"/>
           <w:szCs w:val="24"/>
         </w:rPr>
@@ -2286,7 +2385,7 @@
       </w:r>
       <w:r>
         <w:rPr>
-          <w:rFonts w:ascii="宋体" w:eastAsia="宋体" w:hAnsi="宋体"/>
+          <w:rFonts w:ascii="宋体" w:hAnsi="宋体" w:eastAsia="宋体"/>
           <w:sz w:val="24"/>
           <w:szCs w:val="24"/>
         </w:rPr>
@@ -2294,7 +2393,7 @@
       </w:r>
       <w:r>
         <w:rPr>
-          <w:rFonts w:ascii="宋体" w:eastAsia="宋体" w:hAnsi="宋体" w:hint="eastAsia"/>
+          <w:rFonts w:hint="eastAsia" w:ascii="宋体" w:hAnsi="宋体" w:eastAsia="宋体"/>
           <w:sz w:val="24"/>
           <w:szCs w:val="24"/>
         </w:rPr>
@@ -2309,14 +2408,14 @@
           <w:numId w:val="1"/>
         </w:numPr>
         <w:rPr>
-          <w:rFonts w:ascii="Times New Roman" w:eastAsia="宋体" w:hAnsi="Times New Roman"/>
+          <w:rFonts w:ascii="Times New Roman" w:hAnsi="Times New Roman" w:eastAsia="宋体"/>
           <w:sz w:val="28"/>
           <w:szCs w:val="28"/>
         </w:rPr>
       </w:pPr>
       <w:r>
         <w:rPr>
-          <w:rFonts w:ascii="Times New Roman" w:eastAsia="宋体" w:hAnsi="Times New Roman" w:hint="eastAsia"/>
+          <w:rFonts w:hint="eastAsia" w:ascii="Times New Roman" w:hAnsi="Times New Roman" w:eastAsia="宋体"/>
           <w:sz w:val="28"/>
           <w:szCs w:val="28"/>
         </w:rPr>
@@ -2325,21 +2424,156 @@
     </w:p>
     <w:p>
       <w:pPr>
-        <w:spacing w:line="300" w:lineRule="auto"/>
-        <w:ind w:firstLineChars="200" w:firstLine="480"/>
-        <w:rPr>
-          <w:rFonts w:ascii="Times New Roman" w:eastAsia="宋体" w:hAnsi="Times New Roman"/>
-          <w:sz w:val="24"/>
-          <w:szCs w:val="24"/>
-        </w:rPr>
-      </w:pPr>
-      <w:r>
-        <w:rPr>
-          <w:rFonts w:ascii="Times New Roman" w:eastAsia="宋体" w:hAnsi="Times New Roman" w:hint="eastAsia"/>
-          <w:sz w:val="24"/>
-          <w:szCs w:val="24"/>
-        </w:rPr>
-        <w:t>需求分析是软件开发流程中的重要环节，它明确了系统需要实现的功能和性能要求，以及用户的具体需求。可以通过多种方式开展调研，从功能性需求和非功能性需求两方面开展分析。</w:t>
+        <w:spacing w:before="0" w:after="120" w:line="300" w:lineRule="auto"/>
+        <w:ind w:firstLine="480"/>
+      </w:pPr>
+      <w:r>
+        <w:rPr>
+          <w:rFonts w:ascii="Times New Roman" w:hAnsi="Times New Roman" w:eastAsia="宋体"/>
+          <w:b/>
+          <w:sz w:val="24"/>
+        </w:rPr>
+        <w:t>功能性需求：</w:t>
+      </w:r>
+    </w:p>
+    <w:p>
+      <w:pPr>
+        <w:spacing w:before="0" w:after="120" w:line="300" w:lineRule="auto"/>
+        <w:ind w:firstLine="480"/>
+      </w:pPr>
+      <w:r>
+        <w:rPr>
+          <w:rFonts w:ascii="Times New Roman" w:hAnsi="Times New Roman" w:eastAsia="宋体"/>
+          <w:b w:val="0"/>
+          <w:sz w:val="24"/>
+        </w:rPr>
+        <w:t>系统应支持玩家创建角色并选择不同职业。项目当前提供普通学生、体育生、学霸等职业类型，不同职业具有不同的生命值、攻击力、防御力、闪避率和破韧能力，以满足玩家差异化体验和战斗策略选择。</w:t>
+      </w:r>
+    </w:p>
+    <w:p>
+      <w:pPr>
+        <w:spacing w:before="0" w:after="120" w:line="300" w:lineRule="auto"/>
+        <w:ind w:firstLine="480"/>
+      </w:pPr>
+      <w:r>
+        <w:rPr>
+          <w:rFonts w:ascii="Times New Roman" w:hAnsi="Times New Roman" w:eastAsia="宋体"/>
+          <w:b w:val="0"/>
+          <w:sz w:val="24"/>
+        </w:rPr>
+        <w:t>系统应支持校园地图探索。玩家能够通过 W/A/S/D 按键在地图中移动，界面需要根据玩家位置实时刷新视野；地图边界、障碍物和不可通行区域应阻止角色穿越，保证移动行为符合地图规则。</w:t>
+      </w:r>
+    </w:p>
+    <w:p>
+      <w:pPr>
+        <w:spacing w:before="0" w:after="120" w:line="300" w:lineRule="auto"/>
+        <w:ind w:firstLine="480"/>
+      </w:pPr>
+      <w:r>
+        <w:rPr>
+          <w:rFonts w:ascii="Times New Roman" w:hAnsi="Times New Roman" w:eastAsia="宋体"/>
+          <w:b w:val="0"/>
+          <w:sz w:val="24"/>
+        </w:rPr>
+        <w:t>系统应支持地图资源加载与场景组织。地图数据由 Tiled 导出的 JSON/.world 文件描述，程序需要解析瓦片、障碍层和对象层，将地图内容渲染为 Qt 图元，并同步生成底层碰撞数据和可交互实体。</w:t>
+      </w:r>
+    </w:p>
+    <w:p>
+      <w:pPr>
+        <w:spacing w:before="0" w:after="120" w:line="300" w:lineRule="auto"/>
+        <w:ind w:firstLine="480"/>
+      </w:pPr>
+      <w:r>
+        <w:rPr>
+          <w:rFonts w:ascii="Times New Roman" w:hAnsi="Times New Roman" w:eastAsia="宋体"/>
+          <w:b w:val="0"/>
+          <w:sz w:val="24"/>
+        </w:rPr>
+        <w:t>系统应支持角色成长、背包与物品使用。玩家能够查看生命值、金币、等级、经验等状态；背包能够保存食物、药品和装备等不同类型道具，并通过多态机制触发回血、临时增益、装备加成等效果。</w:t>
+      </w:r>
+    </w:p>
+    <w:p>
+      <w:pPr>
+        <w:spacing w:before="0" w:after="120" w:line="300" w:lineRule="auto"/>
+        <w:ind w:firstLine="480"/>
+      </w:pPr>
+      <w:r>
+        <w:rPr>
+          <w:rFonts w:ascii="Times New Roman" w:hAnsi="Times New Roman" w:eastAsia="宋体"/>
+          <w:b w:val="0"/>
+          <w:sz w:val="24"/>
+        </w:rPr>
+        <w:t>系统应支持商店与黑市交易。白天玩家可以进入普通商店购买或出售物品；夜晚由 GameClock 触发黑市商人和夜晚怪物生成，黑市出售专属物品，与普通商店形成差异化经济系统。</w:t>
+      </w:r>
+    </w:p>
+    <w:p>
+      <w:pPr>
+        <w:spacing w:before="0" w:after="120" w:line="300" w:lineRule="auto"/>
+        <w:ind w:firstLine="480"/>
+      </w:pPr>
+      <w:r>
+        <w:rPr>
+          <w:rFonts w:ascii="Times New Roman" w:hAnsi="Times New Roman" w:eastAsia="宋体"/>
+          <w:b w:val="0"/>
+          <w:sz w:val="24"/>
+        </w:rPr>
+        <w:t>系统应支持回合制战斗。玩家靠近怪物或 Boss 后可进入战斗状态，战斗过程应包含玩家攻击、敌人反击、战斗中使用物品、逃跑、经验与金币奖励结算，以及 Boss 破韧、瘫痪和负面状态效果等机制。</w:t>
+      </w:r>
+    </w:p>
+    <w:p>
+      <w:pPr>
+        <w:spacing w:before="0" w:after="120" w:line="300" w:lineRule="auto"/>
+        <w:ind w:firstLine="480"/>
+      </w:pPr>
+      <w:r>
+        <w:rPr>
+          <w:rFonts w:ascii="Times New Roman" w:hAnsi="Times New Roman" w:eastAsia="宋体"/>
+          <w:b w:val="0"/>
+          <w:sz w:val="24"/>
+        </w:rPr>
+        <w:t>系统应支持存档与读档。程序需要将角色职业、属性、背包、装备、当前位置和游戏时间保存到本地数据库，并能在再次启动或选择读档时恢复最新进度。</w:t>
+      </w:r>
+    </w:p>
+    <w:p>
+      <w:pPr>
+        <w:spacing w:before="0" w:after="120" w:line="300" w:lineRule="auto"/>
+        <w:ind w:firstLine="480"/>
+      </w:pPr>
+      <w:r>
+        <w:rPr>
+          <w:rFonts w:ascii="Times New Roman" w:hAnsi="Times New Roman" w:eastAsia="宋体"/>
+          <w:b/>
+          <w:sz w:val="24"/>
+        </w:rPr>
+        <w:t>非功能性需求：</w:t>
+      </w:r>
+    </w:p>
+    <w:p>
+      <w:pPr>
+        <w:spacing w:before="0" w:after="120" w:line="300" w:lineRule="auto"/>
+        <w:ind w:firstLine="480"/>
+      </w:pPr>
+      <w:r>
+        <w:rPr>
+          <w:rFonts w:ascii="Times New Roman" w:hAnsi="Times New Roman" w:eastAsia="宋体"/>
+          <w:b w:val="0"/>
+          <w:sz w:val="24"/>
+        </w:rPr>
+        <w:t>在可用性方面，界面操作应尽量直观，玩家能够通过键盘移动、快捷键进入商店或打开地图，并获得清晰的提示反馈；在稳定性方面，地图越界、非法物品序号、未创建角色时的操作等异常情况应被安全处理，不导致程序崩溃。</w:t>
+      </w:r>
+    </w:p>
+    <w:p>
+      <w:pPr>
+        <w:spacing w:before="0" w:after="120" w:line="300" w:lineRule="auto"/>
+        <w:ind w:firstLine="480"/>
+      </w:pPr>
+      <w:r>
+        <w:rPr>
+          <w:rFonts w:ascii="Times New Roman" w:hAnsi="Times New Roman" w:eastAsia="宋体"/>
+          <w:b w:val="0"/>
+          <w:sz w:val="24"/>
+        </w:rPr>
+        <w:t>在性能方面，地图移动采用定时器刷新并进行必要的碰撞检测，保证角色移动流畅；在可维护性方面，系统应保持逻辑层与 Qt 界面层分离，地图、角色、背包、商店、战斗、存档等模块职责清晰，便于后续继续扩展任务系统、更多地图和更多道具。</w:t>
       </w:r>
     </w:p>
     <w:p>
@@ -2350,14 +2584,14 @@
           <w:numId w:val="1"/>
         </w:numPr>
         <w:rPr>
-          <w:rFonts w:ascii="Times New Roman" w:eastAsia="宋体" w:hAnsi="Times New Roman"/>
+          <w:rFonts w:ascii="Times New Roman" w:hAnsi="Times New Roman" w:eastAsia="宋体"/>
           <w:sz w:val="28"/>
           <w:szCs w:val="28"/>
         </w:rPr>
       </w:pPr>
       <w:r>
         <w:rPr>
-          <w:rFonts w:ascii="Times New Roman" w:eastAsia="宋体" w:hAnsi="Times New Roman" w:hint="eastAsia"/>
+          <w:rFonts w:hint="eastAsia" w:ascii="Times New Roman" w:hAnsi="Times New Roman" w:eastAsia="宋体"/>
           <w:sz w:val="28"/>
           <w:szCs w:val="28"/>
         </w:rPr>
@@ -2366,21 +2600,184 @@
     </w:p>
     <w:p>
       <w:pPr>
-        <w:spacing w:line="300" w:lineRule="auto"/>
-        <w:ind w:firstLineChars="200" w:firstLine="480"/>
-        <w:rPr>
-          <w:rFonts w:ascii="Times New Roman" w:eastAsia="宋体" w:hAnsi="Times New Roman"/>
-          <w:sz w:val="24"/>
-          <w:szCs w:val="24"/>
-        </w:rPr>
-      </w:pPr>
-      <w:r>
-        <w:rPr>
-          <w:rFonts w:ascii="Times New Roman" w:eastAsia="宋体" w:hAnsi="Times New Roman" w:hint="eastAsia"/>
-          <w:sz w:val="24"/>
-          <w:szCs w:val="24"/>
-        </w:rPr>
-        <w:t>描述你在动手写代码之前对整个系统的规划，包括功能模块划分、类的设计、数据结构选择、数据库设计（如有）、交互流程等。</w:t>
+        <w:spacing w:before="0" w:after="120" w:line="300" w:lineRule="auto"/>
+        <w:ind w:firstLine="480"/>
+      </w:pPr>
+      <w:r>
+        <w:rPr>
+          <w:rFonts w:ascii="Times New Roman" w:hAnsi="Times New Roman" w:eastAsia="宋体"/>
+          <w:b/>
+          <w:sz w:val="24"/>
+        </w:rPr>
+        <w:t>总体架构设计：</w:t>
+      </w:r>
+    </w:p>
+    <w:p>
+      <w:pPr>
+        <w:spacing w:before="0" w:after="120" w:line="300" w:lineRule="auto"/>
+        <w:ind w:firstLine="480"/>
+      </w:pPr>
+      <w:r>
+        <w:rPr>
+          <w:rFonts w:ascii="Times New Roman" w:hAnsi="Times New Roman" w:eastAsia="宋体"/>
+          <w:b w:val="0"/>
+          <w:sz w:val="24"/>
+        </w:rPr>
+        <w:t>系统采用“界面层 + 游戏逻辑层 + 数据资源层”的分层结构。界面层主要由 MainWindow、ShopWindow 和 Qt 图形视图组件构成，负责地图显示、键鼠事件、提示标签和窗口交互；游戏逻辑层以 GameEngine 为核心，统一管理角色、背包、商店、黑市、战斗、时间和世界地图；数据资源层包含 Tiled 地图文件、图片素材、Qt 资源文件以及 SQLite 存档数据。</w:t>
+      </w:r>
+    </w:p>
+    <w:p>
+      <w:pPr>
+        <w:spacing w:before="0" w:after="120" w:line="300" w:lineRule="auto"/>
+        <w:ind w:firstLine="480"/>
+      </w:pPr>
+      <w:r>
+        <w:rPr>
+          <w:rFonts w:ascii="Times New Roman" w:hAnsi="Times New Roman" w:eastAsia="宋体"/>
+          <w:b w:val="0"/>
+          <w:sz w:val="24"/>
+        </w:rPr>
+        <w:t>这种设计使界面层不直接修改角色或地图内部状态，而是通过 GameEngine 提供的接口查询和驱动游戏行为。底层逻辑不依赖具体 UI 控件，因此同一套游戏规则既可以被控制台版本调用，也可以被 Qt 图形界面调用，体现了较好的解耦思想。</w:t>
+      </w:r>
+    </w:p>
+    <w:p>
+      <w:pPr>
+        <w:spacing w:before="0" w:after="120" w:line="300" w:lineRule="auto"/>
+        <w:ind w:firstLine="480"/>
+      </w:pPr>
+      <w:r>
+        <w:rPr>
+          <w:rFonts w:ascii="Times New Roman" w:hAnsi="Times New Roman" w:eastAsia="宋体"/>
+          <w:b/>
+          <w:sz w:val="24"/>
+        </w:rPr>
+        <w:t>核心模块划分：</w:t>
+      </w:r>
+    </w:p>
+    <w:p>
+      <w:pPr>
+        <w:spacing w:before="0" w:after="120" w:line="300" w:lineRule="auto"/>
+        <w:ind w:firstLine="480"/>
+      </w:pPr>
+      <w:r>
+        <w:rPr>
+          <w:rFonts w:ascii="Times New Roman" w:hAnsi="Times New Roman" w:eastAsia="宋体"/>
+          <w:b w:val="0"/>
+          <w:sz w:val="24"/>
+        </w:rPr>
+        <w:t>角色模块由 Character 及其派生类组成，封装姓名、生命值、攻击力、防御力、金币、经验、等级、闪避率、状态效果和装备槽等属性。普通学生、体育生、学霸通过继承设置不同初始属性，满足职业差异化需求。</w:t>
+      </w:r>
+    </w:p>
+    <w:p>
+      <w:pPr>
+        <w:spacing w:before="0" w:after="120" w:line="300" w:lineRule="auto"/>
+        <w:ind w:firstLine="480"/>
+      </w:pPr>
+      <w:r>
+        <w:rPr>
+          <w:rFonts w:ascii="Times New Roman" w:hAnsi="Times New Roman" w:eastAsia="宋体"/>
+          <w:b w:val="0"/>
+          <w:sz w:val="24"/>
+        </w:rPr>
+        <w:t>物品与背包模块由 Item、Food、Medicine、Equipment 和 Backpack 构成。背包使用智能指针容纳物品基类对象，通过虚函数和运行时类型判断实现不同物品的展示、使用、出售和装备效果。</w:t>
+      </w:r>
+    </w:p>
+    <w:p>
+      <w:pPr>
+        <w:spacing w:before="0" w:after="120" w:line="300" w:lineRule="auto"/>
+        <w:ind w:firstLine="480"/>
+      </w:pPr>
+      <w:r>
+        <w:rPr>
+          <w:rFonts w:ascii="Times New Roman" w:hAnsi="Times New Roman" w:eastAsia="宋体"/>
+          <w:b w:val="0"/>
+          <w:sz w:val="24"/>
+        </w:rPr>
+        <w:t>地图模块由 WorldMap、MapSystem 与 QtMapLoader 组成。MapSystem 维护二维栅格数据，使用 0/1 表示可通行区域与障碍物，并提供 A* 寻路能力；WorldMap 保存玩家坐标和可交互实体；QtMapLoader 负责把 JSON 地图解析为 Qt 场景图元，同时同步碰撞层和对象层。</w:t>
+      </w:r>
+    </w:p>
+    <w:p>
+      <w:pPr>
+        <w:spacing w:before="0" w:after="120" w:line="300" w:lineRule="auto"/>
+        <w:ind w:firstLine="480"/>
+      </w:pPr>
+      <w:r>
+        <w:rPr>
+          <w:rFonts w:ascii="Times New Roman" w:hAnsi="Times New Roman" w:eastAsia="宋体"/>
+          <w:b w:val="0"/>
+          <w:sz w:val="24"/>
+        </w:rPr>
+        <w:t>时间、商店与黑市模块围绕 GameClock、Shop 和 BlackMarket 展开。GameClock 在后台线程中推进游戏时间，并在昼夜切换时触发回调；普通商店提供日常交易和库存管理，黑市在夜晚生成并出售专属物品，使游戏经济系统具有时间条件和探索属性。</w:t>
+      </w:r>
+    </w:p>
+    <w:p>
+      <w:pPr>
+        <w:spacing w:before="0" w:after="120" w:line="300" w:lineRule="auto"/>
+        <w:ind w:firstLine="480"/>
+      </w:pPr>
+      <w:r>
+        <w:rPr>
+          <w:rFonts w:ascii="Times New Roman" w:hAnsi="Times New Roman" w:eastAsia="宋体"/>
+          <w:b w:val="0"/>
+          <w:sz w:val="24"/>
+        </w:rPr>
+        <w:t>战斗模块由 GameEngine 的战斗状态机与 Enemy 类协同完成。敌人对象保存生命值、攻击力、防御力、经验、金币、破韧值和负面状态配置；引擎根据当前状态处理玩家攻击、战斗中使用物品、敌人反击、逃跑和胜利结算。</w:t>
+      </w:r>
+    </w:p>
+    <w:p>
+      <w:pPr>
+        <w:spacing w:before="0" w:after="120" w:line="300" w:lineRule="auto"/>
+        <w:ind w:firstLine="480"/>
+      </w:pPr>
+      <w:r>
+        <w:rPr>
+          <w:rFonts w:ascii="Times New Roman" w:hAnsi="Times New Roman" w:eastAsia="宋体"/>
+          <w:b w:val="0"/>
+          <w:sz w:val="24"/>
+        </w:rPr>
+        <w:t>存档模块由 SaveSys 实现，使用 Qt SQL 接口保存玩家数据、背包装备、地图坐标和游戏时间。读取存档时根据职业类型重新构造角色对象，并恢复世界坐标与时间状态，保证玩家可以延续上一次游戏进度。</w:t>
+      </w:r>
+    </w:p>
+    <w:p>
+      <w:pPr>
+        <w:spacing w:before="0" w:after="120" w:line="300" w:lineRule="auto"/>
+        <w:ind w:firstLine="480"/>
+      </w:pPr>
+      <w:r>
+        <w:rPr>
+          <w:rFonts w:ascii="Times New Roman" w:hAnsi="Times New Roman" w:eastAsia="宋体"/>
+          <w:b/>
+          <w:sz w:val="24"/>
+        </w:rPr>
+        <w:t>关键数据结构与交互流程：</w:t>
+      </w:r>
+    </w:p>
+    <w:p>
+      <w:pPr>
+        <w:spacing w:before="0" w:after="120" w:line="300" w:lineRule="auto"/>
+        <w:ind w:firstLine="480"/>
+      </w:pPr>
+      <w:r>
+        <w:rPr>
+          <w:rFonts w:ascii="Times New Roman" w:hAnsi="Times New Roman" w:eastAsia="宋体"/>
+          <w:b w:val="0"/>
+          <w:sz w:val="24"/>
+        </w:rPr>
+        <w:t>系统大量使用 std::vector 管理背包物品、商店商品、地图实体和寻路节点，使用 std::unique_ptr/std::shared_ptr 管理多态对象生命周期，使用 std::optional 表示当前战斗敌人等可能不存在的状态。地图以二维数组形式维护格子可通行性，角色坐标通过 GamePoint 在逻辑层传递，再由界面层换算为像素坐标。</w:t>
+      </w:r>
+    </w:p>
+    <w:p>
+      <w:pPr>
+        <w:spacing w:before="0" w:after="120" w:line="300" w:lineRule="auto"/>
+        <w:ind w:firstLine="480"/>
+      </w:pPr>
+      <w:r>
+        <w:rPr>
+          <w:rFonts w:ascii="Times New Roman" w:hAnsi="Times New Roman" w:eastAsia="宋体"/>
+          <w:b w:val="0"/>
+          <w:sz w:val="24"/>
+        </w:rPr>
+        <w:t>玩家移动流程为：Qt 捕获按键事件后记录方向状态，QTimer 以固定间隔计算下一帧位置；界面层根据地图边界和 MapSystem::isWalkable 进行碰撞检测，合法时更新角色图元坐标并移动摄像机视图。玩家靠近商店或实体时，系统显示交互提示，确认后再由 GameEngine::ExecuteInteraction 触发商店、战斗或其他交互。</w:t>
       </w:r>
     </w:p>
     <w:p>
@@ -2391,14 +2788,16 @@
           <w:numId w:val="1"/>
         </w:numPr>
         <w:rPr>
-          <w:rFonts w:ascii="Times New Roman" w:eastAsia="宋体" w:hAnsi="Times New Roman"/>
+          <w:rFonts w:ascii="Times New Roman" w:hAnsi="Times New Roman" w:eastAsia="宋体"/>
           <w:sz w:val="28"/>
           <w:szCs w:val="28"/>
         </w:rPr>
       </w:pPr>
-      <w:r>
-        <w:rPr>
-          <w:rFonts w:ascii="Times New Roman" w:eastAsia="宋体" w:hAnsi="Times New Roman" w:hint="eastAsia"/>
+      <w:bookmarkStart w:id="0" w:name="_GoBack"/>
+      <w:bookmarkEnd w:id="0"/>
+      <w:r>
+        <w:rPr>
+          <w:rFonts w:hint="eastAsia" w:ascii="Times New Roman" w:hAnsi="Times New Roman" w:eastAsia="宋体"/>
           <w:sz w:val="28"/>
           <w:szCs w:val="28"/>
         </w:rPr>
@@ -2408,16 +2807,16 @@
     <w:p>
       <w:pPr>
         <w:spacing w:line="300" w:lineRule="auto"/>
-        <w:ind w:firstLineChars="200" w:firstLine="480"/>
-        <w:rPr>
-          <w:rFonts w:ascii="Times New Roman" w:eastAsia="宋体" w:hAnsi="Times New Roman"/>
-          <w:sz w:val="24"/>
-          <w:szCs w:val="24"/>
-        </w:rPr>
-      </w:pPr>
-      <w:r>
-        <w:rPr>
-          <w:rFonts w:ascii="Times New Roman" w:eastAsia="宋体" w:hAnsi="Times New Roman" w:hint="eastAsia"/>
+        <w:ind w:firstLine="480" w:firstLineChars="200"/>
+        <w:rPr>
+          <w:rFonts w:ascii="Times New Roman" w:hAnsi="Times New Roman" w:eastAsia="宋体"/>
+          <w:sz w:val="24"/>
+          <w:szCs w:val="24"/>
+        </w:rPr>
+      </w:pPr>
+      <w:r>
+        <w:rPr>
+          <w:rFonts w:hint="eastAsia" w:ascii="Times New Roman" w:hAnsi="Times New Roman" w:eastAsia="宋体"/>
           <w:sz w:val="24"/>
           <w:szCs w:val="24"/>
         </w:rPr>
@@ -2432,14 +2831,14 @@
           <w:numId w:val="1"/>
         </w:numPr>
         <w:rPr>
-          <w:rFonts w:ascii="Times New Roman" w:eastAsia="宋体" w:hAnsi="Times New Roman"/>
+          <w:rFonts w:ascii="Times New Roman" w:hAnsi="Times New Roman" w:eastAsia="宋体"/>
           <w:sz w:val="28"/>
           <w:szCs w:val="28"/>
         </w:rPr>
       </w:pPr>
       <w:r>
         <w:rPr>
-          <w:rFonts w:ascii="Times New Roman" w:eastAsia="宋体" w:hAnsi="Times New Roman" w:hint="eastAsia"/>
+          <w:rFonts w:hint="eastAsia" w:ascii="Times New Roman" w:hAnsi="Times New Roman" w:eastAsia="宋体"/>
           <w:sz w:val="28"/>
           <w:szCs w:val="28"/>
         </w:rPr>
@@ -2449,16 +2848,16 @@
     <w:p>
       <w:pPr>
         <w:spacing w:line="300" w:lineRule="auto"/>
-        <w:ind w:firstLineChars="200" w:firstLine="480"/>
-        <w:rPr>
-          <w:rFonts w:ascii="Times New Roman" w:eastAsia="宋体" w:hAnsi="Times New Roman"/>
-          <w:sz w:val="24"/>
-          <w:szCs w:val="24"/>
-        </w:rPr>
-      </w:pPr>
-      <w:r>
-        <w:rPr>
-          <w:rFonts w:ascii="Times New Roman" w:eastAsia="宋体" w:hAnsi="Times New Roman" w:hint="eastAsia"/>
+        <w:ind w:firstLine="480" w:firstLineChars="200"/>
+        <w:rPr>
+          <w:rFonts w:ascii="Times New Roman" w:hAnsi="Times New Roman" w:eastAsia="宋体"/>
+          <w:sz w:val="24"/>
+          <w:szCs w:val="24"/>
+        </w:rPr>
+      </w:pPr>
+      <w:r>
+        <w:rPr>
+          <w:rFonts w:hint="eastAsia" w:ascii="Times New Roman" w:hAnsi="Times New Roman" w:eastAsia="宋体"/>
           <w:sz w:val="24"/>
           <w:szCs w:val="24"/>
         </w:rPr>
@@ -2473,34 +2872,33 @@
           <w:numId w:val="1"/>
         </w:numPr>
         <w:rPr>
-          <w:rFonts w:ascii="Times New Roman" w:eastAsia="宋体" w:hAnsi="Times New Roman"/>
+          <w:rFonts w:ascii="Times New Roman" w:hAnsi="Times New Roman" w:eastAsia="宋体"/>
           <w:sz w:val="28"/>
           <w:szCs w:val="28"/>
         </w:rPr>
       </w:pPr>
       <w:r>
         <w:rPr>
-          <w:rFonts w:ascii="Times New Roman" w:eastAsia="宋体" w:hAnsi="Times New Roman" w:hint="eastAsia"/>
+          <w:rFonts w:hint="eastAsia" w:ascii="Times New Roman" w:hAnsi="Times New Roman" w:eastAsia="宋体"/>
           <w:sz w:val="28"/>
           <w:szCs w:val="28"/>
         </w:rPr>
-        <w:lastRenderedPageBreak/>
         <w:t>总结展望</w:t>
       </w:r>
     </w:p>
     <w:p>
       <w:pPr>
         <w:spacing w:line="300" w:lineRule="auto"/>
-        <w:ind w:firstLineChars="200" w:firstLine="480"/>
-        <w:rPr>
-          <w:rFonts w:ascii="Times New Roman" w:eastAsia="宋体" w:hAnsi="Times New Roman"/>
-          <w:sz w:val="24"/>
-          <w:szCs w:val="24"/>
-        </w:rPr>
-      </w:pPr>
-      <w:r>
-        <w:rPr>
-          <w:rFonts w:ascii="Times New Roman" w:eastAsia="宋体" w:hAnsi="Times New Roman" w:hint="eastAsia"/>
+        <w:ind w:firstLine="480" w:firstLineChars="200"/>
+        <w:rPr>
+          <w:rFonts w:ascii="Times New Roman" w:hAnsi="Times New Roman" w:eastAsia="宋体"/>
+          <w:sz w:val="24"/>
+          <w:szCs w:val="24"/>
+        </w:rPr>
+      </w:pPr>
+      <w:r>
+        <w:rPr>
+          <w:rFonts w:hint="eastAsia" w:ascii="Times New Roman" w:hAnsi="Times New Roman" w:eastAsia="宋体"/>
           <w:sz w:val="24"/>
           <w:szCs w:val="24"/>
         </w:rPr>
@@ -2515,14 +2913,14 @@
           <w:numId w:val="1"/>
         </w:numPr>
         <w:rPr>
-          <w:rFonts w:ascii="Times New Roman" w:eastAsia="宋体" w:hAnsi="Times New Roman"/>
+          <w:rFonts w:ascii="Times New Roman" w:hAnsi="Times New Roman" w:eastAsia="宋体"/>
           <w:sz w:val="28"/>
           <w:szCs w:val="28"/>
         </w:rPr>
       </w:pPr>
       <w:r>
         <w:rPr>
-          <w:rFonts w:ascii="Times New Roman" w:eastAsia="宋体" w:hAnsi="Times New Roman" w:hint="eastAsia"/>
+          <w:rFonts w:hint="eastAsia" w:ascii="Times New Roman" w:hAnsi="Times New Roman" w:eastAsia="宋体"/>
           <w:sz w:val="28"/>
           <w:szCs w:val="28"/>
         </w:rPr>
@@ -2532,16 +2930,16 @@
     <w:p>
       <w:pPr>
         <w:spacing w:line="300" w:lineRule="auto"/>
-        <w:ind w:firstLineChars="200" w:firstLine="480"/>
-        <w:rPr>
-          <w:rFonts w:ascii="Times New Roman" w:eastAsia="宋体" w:hAnsi="Times New Roman"/>
-          <w:sz w:val="24"/>
-          <w:szCs w:val="24"/>
-        </w:rPr>
-      </w:pPr>
-      <w:r>
-        <w:rPr>
-          <w:rFonts w:ascii="Times New Roman" w:eastAsia="宋体" w:hAnsi="Times New Roman" w:hint="eastAsia"/>
+        <w:ind w:firstLine="480" w:firstLineChars="200"/>
+        <w:rPr>
+          <w:rFonts w:ascii="Times New Roman" w:hAnsi="Times New Roman" w:eastAsia="宋体"/>
+          <w:sz w:val="24"/>
+          <w:szCs w:val="24"/>
+        </w:rPr>
+      </w:pPr>
+      <w:r>
+        <w:rPr>
+          <w:rFonts w:hint="eastAsia" w:ascii="Times New Roman" w:hAnsi="Times New Roman" w:eastAsia="宋体"/>
           <w:sz w:val="24"/>
           <w:szCs w:val="24"/>
         </w:rPr>
@@ -2551,16 +2949,16 @@
     <w:p>
       <w:pPr>
         <w:spacing w:line="300" w:lineRule="auto"/>
-        <w:ind w:firstLineChars="200" w:firstLine="480"/>
-        <w:rPr>
-          <w:rFonts w:ascii="Times New Roman" w:eastAsia="宋体" w:hAnsi="Times New Roman"/>
-          <w:sz w:val="24"/>
-          <w:szCs w:val="24"/>
-        </w:rPr>
-      </w:pPr>
-      <w:r>
-        <w:rPr>
-          <w:rFonts w:ascii="Times New Roman" w:eastAsia="宋体" w:hAnsi="Times New Roman" w:hint="eastAsia"/>
+        <w:ind w:firstLine="480" w:firstLineChars="200"/>
+        <w:rPr>
+          <w:rFonts w:ascii="Times New Roman" w:hAnsi="Times New Roman" w:eastAsia="宋体"/>
+          <w:sz w:val="24"/>
+          <w:szCs w:val="24"/>
+        </w:rPr>
+      </w:pPr>
+      <w:r>
+        <w:rPr>
+          <w:rFonts w:hint="eastAsia" w:ascii="Times New Roman" w:hAnsi="Times New Roman" w:eastAsia="宋体"/>
           <w:sz w:val="24"/>
           <w:szCs w:val="24"/>
         </w:rPr>
@@ -2570,16 +2968,16 @@
     <w:p>
       <w:pPr>
         <w:spacing w:line="300" w:lineRule="auto"/>
-        <w:ind w:firstLineChars="200" w:firstLine="480"/>
-        <w:rPr>
-          <w:rFonts w:ascii="Times New Roman" w:eastAsia="宋体" w:hAnsi="Times New Roman"/>
-          <w:sz w:val="24"/>
-          <w:szCs w:val="24"/>
-        </w:rPr>
-      </w:pPr>
-      <w:r>
-        <w:rPr>
-          <w:rFonts w:ascii="Times New Roman" w:eastAsia="宋体" w:hAnsi="Times New Roman" w:hint="eastAsia"/>
+        <w:ind w:firstLine="480" w:firstLineChars="200"/>
+        <w:rPr>
+          <w:rFonts w:ascii="Times New Roman" w:hAnsi="Times New Roman" w:eastAsia="宋体"/>
+          <w:sz w:val="24"/>
+          <w:szCs w:val="24"/>
+        </w:rPr>
+      </w:pPr>
+      <w:r>
+        <w:rPr>
+          <w:rFonts w:hint="eastAsia" w:ascii="Times New Roman" w:hAnsi="Times New Roman" w:eastAsia="宋体"/>
           <w:sz w:val="24"/>
           <w:szCs w:val="24"/>
         </w:rPr>
@@ -2589,16 +2987,16 @@
     <w:p>
       <w:pPr>
         <w:spacing w:line="300" w:lineRule="auto"/>
-        <w:ind w:firstLineChars="200" w:firstLine="480"/>
-        <w:rPr>
-          <w:rFonts w:ascii="Times New Roman" w:eastAsia="宋体" w:hAnsi="Times New Roman"/>
-          <w:sz w:val="24"/>
-          <w:szCs w:val="24"/>
-        </w:rPr>
-      </w:pPr>
-      <w:r>
-        <w:rPr>
-          <w:rFonts w:ascii="Times New Roman" w:eastAsia="宋体" w:hAnsi="Times New Roman" w:hint="eastAsia"/>
+        <w:ind w:firstLine="480" w:firstLineChars="200"/>
+        <w:rPr>
+          <w:rFonts w:ascii="Times New Roman" w:hAnsi="Times New Roman" w:eastAsia="宋体"/>
+          <w:sz w:val="24"/>
+          <w:szCs w:val="24"/>
+        </w:rPr>
+      </w:pPr>
+      <w:r>
+        <w:rPr>
+          <w:rFonts w:hint="eastAsia" w:ascii="Times New Roman" w:hAnsi="Times New Roman" w:eastAsia="宋体"/>
           <w:sz w:val="24"/>
           <w:szCs w:val="24"/>
         </w:rPr>
@@ -2608,16 +3006,16 @@
     <w:p>
       <w:pPr>
         <w:spacing w:line="300" w:lineRule="auto"/>
-        <w:ind w:firstLineChars="200" w:firstLine="480"/>
-        <w:rPr>
-          <w:rFonts w:ascii="Times New Roman" w:eastAsia="宋体" w:hAnsi="Times New Roman"/>
-          <w:sz w:val="24"/>
-          <w:szCs w:val="24"/>
-        </w:rPr>
-      </w:pPr>
-      <w:r>
-        <w:rPr>
-          <w:rFonts w:ascii="Times New Roman" w:eastAsia="宋体" w:hAnsi="Times New Roman"/>
+        <w:ind w:firstLine="480" w:firstLineChars="200"/>
+        <w:rPr>
+          <w:rFonts w:ascii="Times New Roman" w:hAnsi="Times New Roman" w:eastAsia="宋体"/>
+          <w:sz w:val="24"/>
+          <w:szCs w:val="24"/>
+        </w:rPr>
+      </w:pPr>
+      <w:r>
+        <w:rPr>
+          <w:rFonts w:ascii="Times New Roman" w:hAnsi="Times New Roman" w:eastAsia="宋体"/>
           <w:sz w:val="24"/>
           <w:szCs w:val="24"/>
         </w:rPr>
@@ -2627,16 +3025,16 @@
     <w:p>
       <w:pPr>
         <w:spacing w:line="300" w:lineRule="auto"/>
-        <w:ind w:firstLineChars="200" w:firstLine="480"/>
-        <w:rPr>
-          <w:rFonts w:ascii="Times New Roman" w:eastAsia="宋体" w:hAnsi="Times New Roman"/>
-          <w:sz w:val="24"/>
-          <w:szCs w:val="24"/>
-        </w:rPr>
-      </w:pPr>
-      <w:r>
-        <w:rPr>
-          <w:rFonts w:ascii="Times New Roman" w:eastAsia="宋体" w:hAnsi="Times New Roman"/>
+        <w:ind w:firstLine="480" w:firstLineChars="200"/>
+        <w:rPr>
+          <w:rFonts w:ascii="Times New Roman" w:hAnsi="Times New Roman" w:eastAsia="宋体"/>
+          <w:sz w:val="24"/>
+          <w:szCs w:val="24"/>
+        </w:rPr>
+      </w:pPr>
+      <w:r>
+        <w:rPr>
+          <w:rFonts w:ascii="Times New Roman" w:hAnsi="Times New Roman" w:eastAsia="宋体"/>
           <w:sz w:val="24"/>
           <w:szCs w:val="24"/>
         </w:rPr>
@@ -2646,147 +3044,35 @@
     <w:p>
       <w:pPr>
         <w:spacing w:line="300" w:lineRule="auto"/>
-        <w:ind w:firstLineChars="200" w:firstLine="480"/>
-        <w:rPr>
-          <w:rFonts w:ascii="Times New Roman" w:eastAsia="宋体" w:hAnsi="Times New Roman"/>
-          <w:sz w:val="24"/>
-          <w:szCs w:val="24"/>
-        </w:rPr>
-      </w:pPr>
-      <w:r>
-        <w:rPr>
-          <w:rFonts w:ascii="Times New Roman" w:eastAsia="宋体" w:hAnsi="Times New Roman"/>
-          <w:sz w:val="24"/>
-          <w:szCs w:val="24"/>
-        </w:rPr>
-        <w:t xml:space="preserve">[3] </w:t>
-      </w:r>
-      <w:r>
-        <w:rPr>
-          <w:rFonts w:ascii="Times New Roman" w:eastAsia="宋体" w:hAnsi="Times New Roman"/>
-          <w:sz w:val="24"/>
-          <w:szCs w:val="24"/>
-        </w:rPr>
-        <w:t>王珊</w:t>
-      </w:r>
-      <w:r>
-        <w:rPr>
-          <w:rFonts w:ascii="Times New Roman" w:eastAsia="宋体" w:hAnsi="Times New Roman"/>
-          <w:sz w:val="24"/>
-          <w:szCs w:val="24"/>
-        </w:rPr>
-        <w:t xml:space="preserve">, </w:t>
-      </w:r>
-      <w:r>
-        <w:rPr>
-          <w:rFonts w:ascii="Times New Roman" w:eastAsia="宋体" w:hAnsi="Times New Roman"/>
-          <w:sz w:val="24"/>
-          <w:szCs w:val="24"/>
-        </w:rPr>
-        <w:t>萨师煊</w:t>
-      </w:r>
-      <w:r>
-        <w:rPr>
-          <w:rFonts w:ascii="Times New Roman" w:eastAsia="宋体" w:hAnsi="Times New Roman"/>
-          <w:sz w:val="24"/>
-          <w:szCs w:val="24"/>
-        </w:rPr>
-        <w:t xml:space="preserve">, </w:t>
-      </w:r>
-      <w:r>
-        <w:rPr>
-          <w:rFonts w:ascii="Times New Roman" w:eastAsia="宋体" w:hAnsi="Times New Roman"/>
-          <w:sz w:val="24"/>
-          <w:szCs w:val="24"/>
-        </w:rPr>
-        <w:t>数据库系统概论</w:t>
-      </w:r>
-      <w:r>
-        <w:rPr>
-          <w:rFonts w:ascii="Times New Roman" w:eastAsia="宋体" w:hAnsi="Times New Roman"/>
-          <w:sz w:val="24"/>
-          <w:szCs w:val="24"/>
-        </w:rPr>
-        <w:t xml:space="preserve">, </w:t>
-      </w:r>
-      <w:r>
-        <w:rPr>
-          <w:rFonts w:ascii="Times New Roman" w:eastAsia="宋体" w:hAnsi="Times New Roman"/>
-          <w:sz w:val="24"/>
-          <w:szCs w:val="24"/>
-        </w:rPr>
-        <w:t>第</w:t>
-      </w:r>
-      <w:r>
-        <w:rPr>
-          <w:rFonts w:ascii="Times New Roman" w:eastAsia="宋体" w:hAnsi="Times New Roman"/>
-          <w:sz w:val="24"/>
-          <w:szCs w:val="24"/>
-        </w:rPr>
-        <w:t>5</w:t>
-      </w:r>
-      <w:r>
-        <w:rPr>
-          <w:rFonts w:ascii="Times New Roman" w:eastAsia="宋体" w:hAnsi="Times New Roman"/>
-          <w:sz w:val="24"/>
-          <w:szCs w:val="24"/>
-        </w:rPr>
-        <w:t>版</w:t>
-      </w:r>
-      <w:r>
-        <w:rPr>
-          <w:rFonts w:ascii="Times New Roman" w:eastAsia="宋体" w:hAnsi="Times New Roman"/>
-          <w:sz w:val="24"/>
-          <w:szCs w:val="24"/>
-        </w:rPr>
-        <w:t xml:space="preserve">. </w:t>
-      </w:r>
-      <w:r>
-        <w:rPr>
-          <w:rFonts w:ascii="Times New Roman" w:eastAsia="宋体" w:hAnsi="Times New Roman"/>
-          <w:sz w:val="24"/>
-          <w:szCs w:val="24"/>
-        </w:rPr>
-        <w:t>北京</w:t>
-      </w:r>
-      <w:r>
-        <w:rPr>
-          <w:rFonts w:ascii="Times New Roman" w:eastAsia="宋体" w:hAnsi="Times New Roman"/>
-          <w:sz w:val="24"/>
-          <w:szCs w:val="24"/>
-        </w:rPr>
-        <w:t xml:space="preserve">: </w:t>
-      </w:r>
-      <w:r>
-        <w:rPr>
-          <w:rFonts w:ascii="Times New Roman" w:eastAsia="宋体" w:hAnsi="Times New Roman"/>
-          <w:sz w:val="24"/>
-          <w:szCs w:val="24"/>
-        </w:rPr>
-        <w:t>高等教育出版社</w:t>
-      </w:r>
-      <w:r>
-        <w:rPr>
-          <w:rFonts w:ascii="Times New Roman" w:eastAsia="宋体" w:hAnsi="Times New Roman"/>
-          <w:sz w:val="24"/>
-          <w:szCs w:val="24"/>
-        </w:rPr>
-        <w:t>, 2014.</w:t>
+        <w:ind w:firstLine="480" w:firstLineChars="200"/>
+        <w:rPr>
+          <w:rFonts w:ascii="Times New Roman" w:hAnsi="Times New Roman" w:eastAsia="宋体"/>
+          <w:sz w:val="24"/>
+          <w:szCs w:val="24"/>
+        </w:rPr>
+      </w:pPr>
+      <w:r>
+        <w:rPr>
+          <w:rFonts w:ascii="Times New Roman" w:hAnsi="Times New Roman" w:eastAsia="宋体"/>
+          <w:sz w:val="24"/>
+          <w:szCs w:val="24"/>
+        </w:rPr>
+        <w:t>[3] 王珊, 萨师煊, 数据库系统概论, 第5版. 北京: 高等教育出版社, 2014.</w:t>
       </w:r>
     </w:p>
     <w:p>
       <w:pPr>
         <w:spacing w:line="300" w:lineRule="auto"/>
-        <w:ind w:firstLineChars="200" w:firstLine="480"/>
-        <w:rPr>
-          <w:rFonts w:ascii="Times New Roman" w:eastAsia="宋体" w:hAnsi="Times New Roman"/>
-          <w:sz w:val="24"/>
-          <w:szCs w:val="24"/>
-        </w:rPr>
-      </w:pPr>
-      <w:r>
-        <w:rPr>
-          <w:rFonts w:ascii="Times New Roman" w:eastAsia="宋体" w:hAnsi="Times New Roman" w:hint="eastAsia"/>
+        <w:ind w:firstLine="480" w:firstLineChars="200"/>
+        <w:rPr>
+          <w:rFonts w:ascii="Times New Roman" w:hAnsi="Times New Roman" w:eastAsia="宋体"/>
+          <w:sz w:val="24"/>
+          <w:szCs w:val="24"/>
+        </w:rPr>
+      </w:pPr>
+      <w:r>
+        <w:rPr>
+          <w:rFonts w:hint="eastAsia" w:ascii="Times New Roman" w:hAnsi="Times New Roman" w:eastAsia="宋体"/>
           <w:sz w:val="24"/>
           <w:szCs w:val="24"/>
         </w:rPr>
@@ -2796,16 +3082,16 @@
     <w:p>
       <w:pPr>
         <w:spacing w:line="300" w:lineRule="auto"/>
-        <w:ind w:firstLineChars="200" w:firstLine="480"/>
-        <w:rPr>
-          <w:rFonts w:ascii="Times New Roman" w:eastAsia="宋体" w:hAnsi="Times New Roman"/>
-          <w:sz w:val="24"/>
-          <w:szCs w:val="24"/>
-        </w:rPr>
-      </w:pPr>
-      <w:r>
-        <w:rPr>
-          <w:rFonts w:ascii="Times New Roman" w:eastAsia="宋体" w:hAnsi="Times New Roman"/>
+        <w:ind w:firstLine="480" w:firstLineChars="200"/>
+        <w:rPr>
+          <w:rFonts w:ascii="Times New Roman" w:hAnsi="Times New Roman" w:eastAsia="宋体"/>
+          <w:sz w:val="24"/>
+          <w:szCs w:val="24"/>
+        </w:rPr>
+      </w:pPr>
+      <w:r>
+        <w:rPr>
+          <w:rFonts w:ascii="Times New Roman" w:hAnsi="Times New Roman" w:eastAsia="宋体"/>
           <w:sz w:val="24"/>
           <w:szCs w:val="24"/>
         </w:rPr>
@@ -2815,83 +3101,35 @@
     <w:p>
       <w:pPr>
         <w:spacing w:line="300" w:lineRule="auto"/>
-        <w:ind w:firstLineChars="200" w:firstLine="480"/>
-        <w:rPr>
-          <w:rFonts w:ascii="Times New Roman" w:eastAsia="宋体" w:hAnsi="Times New Roman"/>
-          <w:sz w:val="24"/>
-          <w:szCs w:val="24"/>
-        </w:rPr>
-      </w:pPr>
-      <w:r>
-        <w:rPr>
-          <w:rFonts w:ascii="Times New Roman" w:eastAsia="宋体" w:hAnsi="Times New Roman"/>
-          <w:sz w:val="24"/>
-          <w:szCs w:val="24"/>
-        </w:rPr>
-        <w:t xml:space="preserve">[5] </w:t>
-      </w:r>
-      <w:r>
-        <w:rPr>
-          <w:rFonts w:ascii="Times New Roman" w:eastAsia="宋体" w:hAnsi="Times New Roman"/>
-          <w:sz w:val="24"/>
-          <w:szCs w:val="24"/>
-        </w:rPr>
-        <w:t>李明</w:t>
-      </w:r>
-      <w:r>
-        <w:rPr>
-          <w:rFonts w:ascii="Times New Roman" w:eastAsia="宋体" w:hAnsi="Times New Roman"/>
-          <w:sz w:val="24"/>
-          <w:szCs w:val="24"/>
-        </w:rPr>
-        <w:t>, “</w:t>
-      </w:r>
-      <w:r>
-        <w:rPr>
-          <w:rFonts w:ascii="Times New Roman" w:eastAsia="宋体" w:hAnsi="Times New Roman"/>
-          <w:sz w:val="24"/>
-          <w:szCs w:val="24"/>
-        </w:rPr>
-        <w:t>面向对象编程教学研究</w:t>
-      </w:r>
-      <w:r>
-        <w:rPr>
-          <w:rFonts w:ascii="Times New Roman" w:eastAsia="宋体" w:hAnsi="Times New Roman"/>
-          <w:sz w:val="24"/>
-          <w:szCs w:val="24"/>
-        </w:rPr>
-        <w:t xml:space="preserve">,” </w:t>
-      </w:r>
-      <w:r>
-        <w:rPr>
-          <w:rFonts w:ascii="Times New Roman" w:eastAsia="宋体" w:hAnsi="Times New Roman"/>
-          <w:sz w:val="24"/>
-          <w:szCs w:val="24"/>
-        </w:rPr>
-        <w:t>计算机教育</w:t>
-      </w:r>
-      <w:r>
-        <w:rPr>
-          <w:rFonts w:ascii="Times New Roman" w:eastAsia="宋体" w:hAnsi="Times New Roman"/>
-          <w:sz w:val="24"/>
-          <w:szCs w:val="24"/>
-        </w:rPr>
-        <w:t>, no. 8, pp. 45–48, 2023.</w:t>
+        <w:ind w:firstLine="480" w:firstLineChars="200"/>
+        <w:rPr>
+          <w:rFonts w:ascii="Times New Roman" w:hAnsi="Times New Roman" w:eastAsia="宋体"/>
+          <w:sz w:val="24"/>
+          <w:szCs w:val="24"/>
+        </w:rPr>
+      </w:pPr>
+      <w:r>
+        <w:rPr>
+          <w:rFonts w:ascii="Times New Roman" w:hAnsi="Times New Roman" w:eastAsia="宋体"/>
+          <w:sz w:val="24"/>
+          <w:szCs w:val="24"/>
+        </w:rPr>
+        <w:t>[5] 李明, “面向对象编程教学研究,” 计算机教育, no. 8, pp. 45–48, 2023.</w:t>
       </w:r>
     </w:p>
     <w:p>
       <w:pPr>
         <w:spacing w:line="300" w:lineRule="auto"/>
-        <w:ind w:firstLineChars="200" w:firstLine="480"/>
-        <w:rPr>
-          <w:rFonts w:ascii="Times New Roman" w:eastAsia="宋体" w:hAnsi="Times New Roman"/>
-          <w:sz w:val="24"/>
-          <w:szCs w:val="24"/>
-        </w:rPr>
-      </w:pPr>
-      <w:r>
-        <w:rPr>
-          <w:rFonts w:ascii="Times New Roman" w:eastAsia="宋体" w:hAnsi="Times New Roman" w:hint="eastAsia"/>
+        <w:ind w:firstLine="480" w:firstLineChars="200"/>
+        <w:rPr>
+          <w:rFonts w:ascii="Times New Roman" w:hAnsi="Times New Roman" w:eastAsia="宋体"/>
+          <w:sz w:val="24"/>
+          <w:szCs w:val="24"/>
+        </w:rPr>
+      </w:pPr>
+      <w:r>
+        <w:rPr>
+          <w:rFonts w:hint="eastAsia" w:ascii="Times New Roman" w:hAnsi="Times New Roman" w:eastAsia="宋体"/>
           <w:sz w:val="24"/>
           <w:szCs w:val="24"/>
         </w:rPr>
@@ -2901,16 +3139,16 @@
     <w:p>
       <w:pPr>
         <w:spacing w:line="300" w:lineRule="auto"/>
-        <w:ind w:firstLineChars="200" w:firstLine="480"/>
-        <w:rPr>
-          <w:rFonts w:ascii="Times New Roman" w:eastAsia="宋体" w:hAnsi="Times New Roman"/>
-          <w:sz w:val="24"/>
-          <w:szCs w:val="24"/>
-        </w:rPr>
-      </w:pPr>
-      <w:r>
-        <w:rPr>
-          <w:rFonts w:ascii="Times New Roman" w:eastAsia="宋体" w:hAnsi="Times New Roman"/>
+        <w:ind w:firstLine="480" w:firstLineChars="200"/>
+        <w:rPr>
+          <w:rFonts w:ascii="Times New Roman" w:hAnsi="Times New Roman" w:eastAsia="宋体"/>
+          <w:sz w:val="24"/>
+          <w:szCs w:val="24"/>
+        </w:rPr>
+      </w:pPr>
+      <w:r>
+        <w:rPr>
+          <w:rFonts w:ascii="Times New Roman" w:hAnsi="Times New Roman" w:eastAsia="宋体"/>
           <w:sz w:val="24"/>
           <w:szCs w:val="24"/>
         </w:rPr>
@@ -2920,115 +3158,35 @@
     <w:p>
       <w:pPr>
         <w:spacing w:line="300" w:lineRule="auto"/>
-        <w:ind w:firstLineChars="200" w:firstLine="480"/>
-        <w:rPr>
-          <w:rFonts w:ascii="Times New Roman" w:eastAsia="宋体" w:hAnsi="Times New Roman"/>
-          <w:sz w:val="24"/>
-          <w:szCs w:val="24"/>
-        </w:rPr>
-      </w:pPr>
-      <w:r>
-        <w:rPr>
-          <w:rFonts w:ascii="Times New Roman" w:eastAsia="宋体" w:hAnsi="Times New Roman"/>
-          <w:sz w:val="24"/>
-          <w:szCs w:val="24"/>
-        </w:rPr>
-        <w:t xml:space="preserve">[7] </w:t>
-      </w:r>
-      <w:r>
-        <w:rPr>
-          <w:rFonts w:ascii="Times New Roman" w:eastAsia="宋体" w:hAnsi="Times New Roman"/>
-          <w:sz w:val="24"/>
-          <w:szCs w:val="24"/>
-        </w:rPr>
-        <w:t>刘强</w:t>
-      </w:r>
-      <w:r>
-        <w:rPr>
-          <w:rFonts w:ascii="Times New Roman" w:eastAsia="宋体" w:hAnsi="Times New Roman"/>
-          <w:sz w:val="24"/>
-          <w:szCs w:val="24"/>
-        </w:rPr>
-        <w:t xml:space="preserve">, </w:t>
-      </w:r>
-      <w:r>
-        <w:rPr>
-          <w:rFonts w:ascii="Times New Roman" w:eastAsia="宋体" w:hAnsi="Times New Roman"/>
-          <w:sz w:val="24"/>
-          <w:szCs w:val="24"/>
-        </w:rPr>
-        <w:t>王芳</w:t>
-      </w:r>
-      <w:r>
-        <w:rPr>
-          <w:rFonts w:ascii="Times New Roman" w:eastAsia="宋体" w:hAnsi="Times New Roman"/>
-          <w:sz w:val="24"/>
-          <w:szCs w:val="24"/>
-        </w:rPr>
-        <w:t>, “</w:t>
-      </w:r>
-      <w:r>
-        <w:rPr>
-          <w:rFonts w:ascii="Times New Roman" w:eastAsia="宋体" w:hAnsi="Times New Roman"/>
-          <w:sz w:val="24"/>
-          <w:szCs w:val="24"/>
-        </w:rPr>
-        <w:t>基于</w:t>
-      </w:r>
-      <w:r>
-        <w:rPr>
-          <w:rFonts w:ascii="Times New Roman" w:eastAsia="宋体" w:hAnsi="Times New Roman"/>
-          <w:sz w:val="24"/>
-          <w:szCs w:val="24"/>
-        </w:rPr>
-        <w:t>C++</w:t>
-      </w:r>
-      <w:r>
-        <w:rPr>
-          <w:rFonts w:ascii="Times New Roman" w:eastAsia="宋体" w:hAnsi="Times New Roman"/>
-          <w:sz w:val="24"/>
-          <w:szCs w:val="24"/>
-        </w:rPr>
-        <w:t>的图书馆管理系统设计与实现</w:t>
-      </w:r>
-      <w:r>
-        <w:rPr>
-          <w:rFonts w:ascii="Times New Roman" w:eastAsia="宋体" w:hAnsi="Times New Roman"/>
-          <w:sz w:val="24"/>
-          <w:szCs w:val="24"/>
-        </w:rPr>
-        <w:t xml:space="preserve">,” </w:t>
-      </w:r>
-      <w:r>
-        <w:rPr>
-          <w:rFonts w:ascii="Times New Roman" w:eastAsia="宋体" w:hAnsi="Times New Roman"/>
-          <w:sz w:val="24"/>
-          <w:szCs w:val="24"/>
-        </w:rPr>
-        <w:t>全国高校计算机教育研讨会论文集</w:t>
-      </w:r>
-      <w:r>
-        <w:rPr>
-          <w:rFonts w:ascii="Times New Roman" w:eastAsia="宋体" w:hAnsi="Times New Roman"/>
-          <w:sz w:val="24"/>
-          <w:szCs w:val="24"/>
-        </w:rPr>
-        <w:t>, 2022, pp. 112–117.</w:t>
+        <w:ind w:firstLine="480" w:firstLineChars="200"/>
+        <w:rPr>
+          <w:rFonts w:ascii="Times New Roman" w:hAnsi="Times New Roman" w:eastAsia="宋体"/>
+          <w:sz w:val="24"/>
+          <w:szCs w:val="24"/>
+        </w:rPr>
+      </w:pPr>
+      <w:r>
+        <w:rPr>
+          <w:rFonts w:ascii="Times New Roman" w:hAnsi="Times New Roman" w:eastAsia="宋体"/>
+          <w:sz w:val="24"/>
+          <w:szCs w:val="24"/>
+        </w:rPr>
+        <w:t>[7] 刘强, 王芳, “基于C++的图书馆管理系统设计与实现,” 全国高校计算机教育研讨会论文集, 2022, pp. 112–117.</w:t>
       </w:r>
     </w:p>
     <w:p>
       <w:pPr>
         <w:spacing w:line="300" w:lineRule="auto"/>
-        <w:ind w:firstLineChars="200" w:firstLine="480"/>
-        <w:rPr>
-          <w:rFonts w:ascii="Times New Roman" w:eastAsia="宋体" w:hAnsi="Times New Roman"/>
-          <w:sz w:val="24"/>
-          <w:szCs w:val="24"/>
-        </w:rPr>
-      </w:pPr>
-      <w:r>
-        <w:rPr>
-          <w:rFonts w:ascii="Times New Roman" w:eastAsia="宋体" w:hAnsi="Times New Roman" w:hint="eastAsia"/>
+        <w:ind w:firstLine="480" w:firstLineChars="200"/>
+        <w:rPr>
+          <w:rFonts w:ascii="Times New Roman" w:hAnsi="Times New Roman" w:eastAsia="宋体"/>
+          <w:sz w:val="24"/>
+          <w:szCs w:val="24"/>
+        </w:rPr>
+      </w:pPr>
+      <w:r>
+        <w:rPr>
+          <w:rFonts w:hint="eastAsia" w:ascii="Times New Roman" w:hAnsi="Times New Roman" w:eastAsia="宋体"/>
           <w:sz w:val="24"/>
           <w:szCs w:val="24"/>
         </w:rPr>
@@ -3038,16 +3196,16 @@
     <w:p>
       <w:pPr>
         <w:spacing w:line="300" w:lineRule="auto"/>
-        <w:ind w:firstLineChars="200" w:firstLine="480"/>
-        <w:rPr>
-          <w:rFonts w:ascii="Times New Roman" w:eastAsia="宋体" w:hAnsi="Times New Roman"/>
-          <w:sz w:val="24"/>
-          <w:szCs w:val="24"/>
-        </w:rPr>
-      </w:pPr>
-      <w:r>
-        <w:rPr>
-          <w:rFonts w:ascii="Times New Roman" w:eastAsia="宋体" w:hAnsi="Times New Roman"/>
+        <w:ind w:firstLine="480" w:firstLineChars="200"/>
+        <w:rPr>
+          <w:rFonts w:ascii="Times New Roman" w:hAnsi="Times New Roman" w:eastAsia="宋体"/>
+          <w:sz w:val="24"/>
+          <w:szCs w:val="24"/>
+        </w:rPr>
+      </w:pPr>
+      <w:r>
+        <w:rPr>
+          <w:rFonts w:ascii="Times New Roman" w:hAnsi="Times New Roman" w:eastAsia="宋体"/>
           <w:sz w:val="24"/>
           <w:szCs w:val="24"/>
         </w:rPr>
@@ -3057,16 +3215,16 @@
     <w:p>
       <w:pPr>
         <w:spacing w:line="300" w:lineRule="auto"/>
-        <w:ind w:firstLineChars="200" w:firstLine="480"/>
-        <w:rPr>
-          <w:rFonts w:ascii="Times New Roman" w:eastAsia="宋体" w:hAnsi="Times New Roman"/>
-          <w:sz w:val="24"/>
-          <w:szCs w:val="24"/>
-        </w:rPr>
-      </w:pPr>
-      <w:r>
-        <w:rPr>
-          <w:rFonts w:ascii="Times New Roman" w:eastAsia="宋体" w:hAnsi="Times New Roman"/>
+        <w:ind w:firstLine="480" w:firstLineChars="200"/>
+        <w:rPr>
+          <w:rFonts w:ascii="Times New Roman" w:hAnsi="Times New Roman" w:eastAsia="宋体"/>
+          <w:sz w:val="24"/>
+          <w:szCs w:val="24"/>
+        </w:rPr>
+      </w:pPr>
+      <w:r>
+        <w:rPr>
+          <w:rFonts w:ascii="Times New Roman" w:hAnsi="Times New Roman" w:eastAsia="宋体"/>
           <w:sz w:val="24"/>
           <w:szCs w:val="24"/>
         </w:rPr>
@@ -3076,16 +3234,16 @@
     <w:p>
       <w:pPr>
         <w:spacing w:line="300" w:lineRule="auto"/>
-        <w:ind w:firstLineChars="200" w:firstLine="480"/>
-        <w:rPr>
-          <w:rFonts w:ascii="Times New Roman" w:eastAsia="宋体" w:hAnsi="Times New Roman"/>
-          <w:sz w:val="24"/>
-          <w:szCs w:val="24"/>
-        </w:rPr>
-      </w:pPr>
-      <w:r>
-        <w:rPr>
-          <w:rFonts w:ascii="Times New Roman" w:eastAsia="宋体" w:hAnsi="Times New Roman"/>
+        <w:ind w:firstLine="480" w:firstLineChars="200"/>
+        <w:rPr>
+          <w:rFonts w:ascii="Times New Roman" w:hAnsi="Times New Roman" w:eastAsia="宋体"/>
+          <w:sz w:val="24"/>
+          <w:szCs w:val="24"/>
+        </w:rPr>
+      </w:pPr>
+      <w:r>
+        <w:rPr>
+          <w:rFonts w:ascii="Times New Roman" w:hAnsi="Times New Roman" w:eastAsia="宋体"/>
           <w:sz w:val="24"/>
           <w:szCs w:val="24"/>
         </w:rPr>
@@ -3093,55 +3251,36 @@
       </w:r>
     </w:p>
     <w:sectPr>
-      <w:headerReference w:type="default" r:id="rId12"/>
-      <w:footerReference w:type="default" r:id="rId13"/>
+      <w:headerReference r:id="rId4" w:type="default"/>
+      <w:footerReference r:id="rId5" w:type="default"/>
       <w:pgSz w:w="11906" w:h="16838"/>
       <w:pgMar w:top="1440" w:right="1800" w:bottom="1440" w:left="1800" w:header="851" w:footer="992" w:gutter="0"/>
       <w:pgNumType w:start="1"/>
-      <w:cols w:space="425"/>
-      <w:docGrid w:type="lines" w:linePitch="312"/>
+      <w:cols w:space="425" w:num="1"/>
+      <w:docGrid w:type="lines" w:linePitch="312" w:charSpace="0"/>
     </w:sectPr>
   </w:body>
 </w:document>
 </file>
 
-<file path=word/endnotes.xml><?xml version="1.0" encoding="utf-8"?>
-<w:endnotes xmlns:wpc="http://schemas.microsoft.com/office/word/2010/wordprocessingCanvas" xmlns:cx="http://schemas.microsoft.com/office/drawing/2014/chartex" xmlns:cx1="http://schemas.microsoft.com/office/drawing/2015/9/8/chartex" xmlns:cx2="http://schemas.microsoft.com/office/drawing/2015/10/21/chartex" xmlns:cx3="http://schemas.microsoft.com/office/drawing/2016/5/9/chartex" xmlns:cx4="http://schemas.microsoft.com/office/drawing/2016/5/10/chartex" xmlns:cx5="http://schemas.microsoft.com/office/drawing/2016/5/11/chartex" xmlns:cx6="http://schemas.microsoft.com/office/drawing/2016/5/12/chartex" xmlns:cx7="http://schemas.microsoft.com/office/drawing/2016/5/13/chartex" xmlns:cx8="http://schemas.microsoft.com/office/drawing/2016/5/14/chartex" xmlns:mc="http://schemas.openxmlformats.org/markup-compatibility/2006" xmlns:aink="http://schemas.microsoft.com/office/drawing/2016/ink" xmlns:am3d="http://schemas.microsoft.com/office/drawing/2017/model3d" xmlns:o="urn:schemas-microsoft-com:office:office" xmlns:oel="http://schemas.microsoft.com/office/2019/extlst" xmlns:r="http://schemas.openxmlformats.org/officeDocument/2006/relationships" xmlns:m="http://schemas.openxmlformats.org/officeDocument/2006/math" xmlns:v="urn:schemas-microsoft-com:vml" xmlns:wp14="http://schemas.microsoft.com/office/word/2010/wordprocessingDrawing" xmlns:wp="http://schemas.openxmlformats.org/drawingml/2006/wordprocessingDrawing" xmlns:w10="urn:schemas-microsoft-com:office:word" xmlns:w="http://schemas.openxmlformats.org/wordprocessingml/2006/main" xmlns:w14="http://schemas.microsoft.com/office/word/2010/wordml" xmlns:w15="http://schemas.microsoft.com/office/word/2012/wordml" xmlns:w16cex="http://schemas.microsoft.com/office/word/2018/wordml/cex" xmlns:w16cid="http://schemas.microsoft.com/office/word/2016/wordml/cid" xmlns:w16="http://schemas.microsoft.com/office/word/2018/wordml" xmlns:w16du="http://schemas.microsoft.com/office/word/2023/wordml/word16du" xmlns:w16sdtdh="http://schemas.microsoft.com/office/word/2020/wordml/sdtdatahash" xmlns:w16sdtfl="http://schemas.microsoft.com/office/word/2024/wordml/sdtformatlock" xmlns:w16se="http://schemas.microsoft.com/office/word/2015/wordml/symex" xmlns:wpg="http://schemas.microsoft.com/office/word/2010/wordprocessingGroup" xmlns:wpi="http://schemas.microsoft.com/office/word/2010/wordprocessingInk" xmlns:wne="http://schemas.microsoft.com/office/word/2006/wordml" xmlns:wps="http://schemas.microsoft.com/office/word/2010/wordprocessingShape" mc:Ignorable="w14 w15 w16se w16cid w16 w16cex w16sdtdh w16sdtfl w16du wp14">
-  <w:endnote w:type="separator" w:id="-1">
-    <w:p>
-      <w:r>
-        <w:separator/>
-      </w:r>
-    </w:p>
-  </w:endnote>
-  <w:endnote w:type="continuationSeparator" w:id="0">
-    <w:p>
-      <w:r>
-        <w:continuationSeparator/>
-      </w:r>
-    </w:p>
-  </w:endnote>
-</w:endnotes>
-</file>
-
 <file path=word/footer1.xml><?xml version="1.0" encoding="utf-8"?>
-<w:ftr xmlns:wpc="http://schemas.microsoft.com/office/word/2010/wordprocessingCanvas" xmlns:cx="http://schemas.microsoft.com/office/drawing/2014/chartex" xmlns:cx1="http://schemas.microsoft.com/office/drawing/2015/9/8/chartex" xmlns:cx2="http://schemas.microsoft.com/office/drawing/2015/10/21/chartex" xmlns:cx3="http://schemas.microsoft.com/office/drawing/2016/5/9/chartex" xmlns:cx4="http://schemas.microsoft.com/office/drawing/2016/5/10/chartex" xmlns:cx5="http://schemas.microsoft.com/office/drawing/2016/5/11/chartex" xmlns:cx6="http://schemas.microsoft.com/office/drawing/2016/5/12/chartex" xmlns:cx7="http://schemas.microsoft.com/office/drawing/2016/5/13/chartex" xmlns:cx8="http://schemas.microsoft.com/office/drawing/2016/5/14/chartex" xmlns:mc="http://schemas.openxmlformats.org/markup-compatibility/2006" xmlns:aink="http://schemas.microsoft.com/office/drawing/2016/ink" xmlns:am3d="http://schemas.microsoft.com/office/drawing/2017/model3d" xmlns:o="urn:schemas-microsoft-com:office:office" xmlns:oel="http://schemas.microsoft.com/office/2019/extlst" xmlns:r="http://schemas.openxmlformats.org/officeDocument/2006/relationships" xmlns:m="http://schemas.openxmlformats.org/officeDocument/2006/math" xmlns:v="urn:schemas-microsoft-com:vml" xmlns:wp14="http://schemas.microsoft.com/office/word/2010/wordprocessingDrawing" xmlns:wp="http://schemas.openxmlformats.org/drawingml/2006/wordprocessingDrawing" xmlns:w10="urn:schemas-microsoft-com:office:word" xmlns:w="http://schemas.openxmlformats.org/wordprocessingml/2006/main" xmlns:w14="http://schemas.microsoft.com/office/word/2010/wordml" xmlns:w15="http://schemas.microsoft.com/office/word/2012/wordml" xmlns:w16cex="http://schemas.microsoft.com/office/word/2018/wordml/cex" xmlns:w16cid="http://schemas.microsoft.com/office/word/2016/wordml/cid" xmlns:w16="http://schemas.microsoft.com/office/word/2018/wordml" xmlns:w16du="http://schemas.microsoft.com/office/word/2023/wordml/word16du" xmlns:w16sdtdh="http://schemas.microsoft.com/office/word/2020/wordml/sdtdatahash" xmlns:w16sdtfl="http://schemas.microsoft.com/office/word/2024/wordml/sdtformatlock" xmlns:w16se="http://schemas.microsoft.com/office/word/2015/wordml/symex" xmlns:wpg="http://schemas.microsoft.com/office/word/2010/wordprocessingGroup" xmlns:wpi="http://schemas.microsoft.com/office/word/2010/wordprocessingInk" xmlns:wne="http://schemas.microsoft.com/office/word/2006/wordml" xmlns:wps="http://schemas.microsoft.com/office/word/2010/wordprocessingShape" mc:Ignorable="w14 w15 w16se w16cid w16 w16cex w16sdtdh w16sdtfl w16du wp14">
+<w:ftr xmlns:wpc="http://schemas.microsoft.com/office/word/2010/wordprocessingCanvas" xmlns:mc="http://schemas.openxmlformats.org/markup-compatibility/2006" xmlns:o="urn:schemas-microsoft-com:office:office" xmlns:r="http://schemas.openxmlformats.org/officeDocument/2006/relationships" xmlns:m="http://schemas.openxmlformats.org/officeDocument/2006/math" xmlns:v="urn:schemas-microsoft-com:vml" xmlns:wp14="http://schemas.microsoft.com/office/word/2010/wordprocessingDrawing" xmlns:wp="http://schemas.openxmlformats.org/drawingml/2006/wordprocessingDrawing" xmlns:w10="urn:schemas-microsoft-com:office:word" xmlns:w="http://schemas.openxmlformats.org/wordprocessingml/2006/main" xmlns:w14="http://schemas.microsoft.com/office/word/2010/wordml" xmlns:w15="http://schemas.microsoft.com/office/word/2012/wordml" xmlns:wpg="http://schemas.microsoft.com/office/word/2010/wordprocessingGroup" xmlns:wpi="http://schemas.microsoft.com/office/word/2010/wordprocessingInk" xmlns:wne="http://schemas.microsoft.com/office/word/2006/wordml" xmlns:wps="http://schemas.microsoft.com/office/word/2010/wordprocessingShape" xmlns:wpsCustomData="http://www.wps.cn/officeDocument/2013/wpsCustomData" mc:Ignorable="w14 w15 wp14">
   <w:p>
     <w:pPr>
-      <w:pStyle w:val="a4"/>
+      <w:pStyle w:val="4"/>
       <w:jc w:val="center"/>
     </w:pPr>
   </w:p>
   <w:p>
     <w:pPr>
-      <w:pStyle w:val="a4"/>
+      <w:pStyle w:val="4"/>
     </w:pPr>
   </w:p>
 </w:ftr>
 </file>
 
 <file path=word/footer2.xml><?xml version="1.0" encoding="utf-8"?>
-<w:ftr xmlns:wpc="http://schemas.microsoft.com/office/word/2010/wordprocessingCanvas" xmlns:cx="http://schemas.microsoft.com/office/drawing/2014/chartex" xmlns:cx1="http://schemas.microsoft.com/office/drawing/2015/9/8/chartex" xmlns:cx2="http://schemas.microsoft.com/office/drawing/2015/10/21/chartex" xmlns:cx3="http://schemas.microsoft.com/office/drawing/2016/5/9/chartex" xmlns:cx4="http://schemas.microsoft.com/office/drawing/2016/5/10/chartex" xmlns:cx5="http://schemas.microsoft.com/office/drawing/2016/5/11/chartex" xmlns:cx6="http://schemas.microsoft.com/office/drawing/2016/5/12/chartex" xmlns:cx7="http://schemas.microsoft.com/office/drawing/2016/5/13/chartex" xmlns:cx8="http://schemas.microsoft.com/office/drawing/2016/5/14/chartex" xmlns:mc="http://schemas.openxmlformats.org/markup-compatibility/2006" xmlns:aink="http://schemas.microsoft.com/office/drawing/2016/ink" xmlns:am3d="http://schemas.microsoft.com/office/drawing/2017/model3d" xmlns:o="urn:schemas-microsoft-com:office:office" xmlns:oel="http://schemas.microsoft.com/office/2019/extlst" xmlns:r="http://schemas.openxmlformats.org/officeDocument/2006/relationships" xmlns:m="http://schemas.openxmlformats.org/officeDocument/2006/math" xmlns:v="urn:schemas-microsoft-com:vml" xmlns:wp14="http://schemas.microsoft.com/office/word/2010/wordprocessingDrawing" xmlns:wp="http://schemas.openxmlformats.org/drawingml/2006/wordprocessingDrawing" xmlns:w10="urn:schemas-microsoft-com:office:word" xmlns:w="http://schemas.openxmlformats.org/wordprocessingml/2006/main" xmlns:w14="http://schemas.microsoft.com/office/word/2010/wordml" xmlns:w15="http://schemas.microsoft.com/office/word/2012/wordml" xmlns:w16cex="http://schemas.microsoft.com/office/word/2018/wordml/cex" xmlns:w16cid="http://schemas.microsoft.com/office/word/2016/wordml/cid" xmlns:w16="http://schemas.microsoft.com/office/word/2018/wordml" xmlns:w16du="http://schemas.microsoft.com/office/word/2023/wordml/word16du" xmlns:w16sdtdh="http://schemas.microsoft.com/office/word/2020/wordml/sdtdatahash" xmlns:w16sdtfl="http://schemas.microsoft.com/office/word/2024/wordml/sdtformatlock" xmlns:w16se="http://schemas.microsoft.com/office/word/2015/wordml/symex" xmlns:wpg="http://schemas.microsoft.com/office/word/2010/wordprocessingGroup" xmlns:wpi="http://schemas.microsoft.com/office/word/2010/wordprocessingInk" xmlns:wne="http://schemas.microsoft.com/office/word/2006/wordml" xmlns:wps="http://schemas.microsoft.com/office/word/2010/wordprocessingShape" mc:Ignorable="w14 w15 w16se w16cid w16 w16cex w16sdtdh w16sdtfl w16du wp14">
+<w:ftr xmlns:wpc="http://schemas.microsoft.com/office/word/2010/wordprocessingCanvas" xmlns:mc="http://schemas.openxmlformats.org/markup-compatibility/2006" xmlns:o="urn:schemas-microsoft-com:office:office" xmlns:r="http://schemas.openxmlformats.org/officeDocument/2006/relationships" xmlns:m="http://schemas.openxmlformats.org/officeDocument/2006/math" xmlns:v="urn:schemas-microsoft-com:vml" xmlns:wp14="http://schemas.microsoft.com/office/word/2010/wordprocessingDrawing" xmlns:wp="http://schemas.openxmlformats.org/drawingml/2006/wordprocessingDrawing" xmlns:w10="urn:schemas-microsoft-com:office:word" xmlns:w="http://schemas.openxmlformats.org/wordprocessingml/2006/main" xmlns:w14="http://schemas.microsoft.com/office/word/2010/wordml" xmlns:w15="http://schemas.microsoft.com/office/word/2012/wordml" xmlns:wpg="http://schemas.microsoft.com/office/word/2010/wordprocessingGroup" xmlns:wpi="http://schemas.microsoft.com/office/word/2010/wordprocessingInk" xmlns:wne="http://schemas.microsoft.com/office/word/2006/wordml" xmlns:wps="http://schemas.microsoft.com/office/word/2010/wordprocessingShape" xmlns:wpsCustomData="http://www.wps.cn/officeDocument/2013/wpsCustomData" mc:Ignorable="w14 w15 wp14">
   <w:sdt>
     <w:sdtPr>
       <w:id w:val="-1607726684"/>
@@ -3149,14 +3288,14 @@
     <w:sdtContent>
       <w:p>
         <w:pPr>
-          <w:pStyle w:val="a4"/>
+          <w:pStyle w:val="4"/>
           <w:jc w:val="center"/>
         </w:pPr>
         <w:r>
           <w:fldChar w:fldCharType="begin"/>
         </w:r>
         <w:r>
-          <w:instrText>PAGE   \* MERGEFORMAT</w:instrText>
+          <w:instrText xml:space="preserve">PAGE   \* MERGEFORMAT</w:instrText>
         </w:r>
         <w:r>
           <w:fldChar w:fldCharType="separate"/>
@@ -3175,36 +3314,17 @@
   </w:sdt>
   <w:p>
     <w:pPr>
-      <w:pStyle w:val="a4"/>
+      <w:pStyle w:val="4"/>
     </w:pPr>
   </w:p>
 </w:ftr>
 </file>
 
-<file path=word/footnotes.xml><?xml version="1.0" encoding="utf-8"?>
-<w:footnotes xmlns:wpc="http://schemas.microsoft.com/office/word/2010/wordprocessingCanvas" xmlns:cx="http://schemas.microsoft.com/office/drawing/2014/chartex" xmlns:cx1="http://schemas.microsoft.com/office/drawing/2015/9/8/chartex" xmlns:cx2="http://schemas.microsoft.com/office/drawing/2015/10/21/chartex" xmlns:cx3="http://schemas.microsoft.com/office/drawing/2016/5/9/chartex" xmlns:cx4="http://schemas.microsoft.com/office/drawing/2016/5/10/chartex" xmlns:cx5="http://schemas.microsoft.com/office/drawing/2016/5/11/chartex" xmlns:cx6="http://schemas.microsoft.com/office/drawing/2016/5/12/chartex" xmlns:cx7="http://schemas.microsoft.com/office/drawing/2016/5/13/chartex" xmlns:cx8="http://schemas.microsoft.com/office/drawing/2016/5/14/chartex" xmlns:mc="http://schemas.openxmlformats.org/markup-compatibility/2006" xmlns:aink="http://schemas.microsoft.com/office/drawing/2016/ink" xmlns:am3d="http://schemas.microsoft.com/office/drawing/2017/model3d" xmlns:o="urn:schemas-microsoft-com:office:office" xmlns:oel="http://schemas.microsoft.com/office/2019/extlst" xmlns:r="http://schemas.openxmlformats.org/officeDocument/2006/relationships" xmlns:m="http://schemas.openxmlformats.org/officeDocument/2006/math" xmlns:v="urn:schemas-microsoft-com:vml" xmlns:wp14="http://schemas.microsoft.com/office/word/2010/wordprocessingDrawing" xmlns:wp="http://schemas.openxmlformats.org/drawingml/2006/wordprocessingDrawing" xmlns:w10="urn:schemas-microsoft-com:office:word" xmlns:w="http://schemas.openxmlformats.org/wordprocessingml/2006/main" xmlns:w14="http://schemas.microsoft.com/office/word/2010/wordml" xmlns:w15="http://schemas.microsoft.com/office/word/2012/wordml" xmlns:w16cex="http://schemas.microsoft.com/office/word/2018/wordml/cex" xmlns:w16cid="http://schemas.microsoft.com/office/word/2016/wordml/cid" xmlns:w16="http://schemas.microsoft.com/office/word/2018/wordml" xmlns:w16du="http://schemas.microsoft.com/office/word/2023/wordml/word16du" xmlns:w16sdtdh="http://schemas.microsoft.com/office/word/2020/wordml/sdtdatahash" xmlns:w16sdtfl="http://schemas.microsoft.com/office/word/2024/wordml/sdtformatlock" xmlns:w16se="http://schemas.microsoft.com/office/word/2015/wordml/symex" xmlns:wpg="http://schemas.microsoft.com/office/word/2010/wordprocessingGroup" xmlns:wpi="http://schemas.microsoft.com/office/word/2010/wordprocessingInk" xmlns:wne="http://schemas.microsoft.com/office/word/2006/wordml" xmlns:wps="http://schemas.microsoft.com/office/word/2010/wordprocessingShape" mc:Ignorable="w14 w15 w16se w16cid w16 w16cex w16sdtdh w16sdtfl w16du wp14">
-  <w:footnote w:type="separator" w:id="-1">
-    <w:p>
-      <w:r>
-        <w:separator/>
-      </w:r>
-    </w:p>
-  </w:footnote>
-  <w:footnote w:type="continuationSeparator" w:id="0">
-    <w:p>
-      <w:r>
-        <w:continuationSeparator/>
-      </w:r>
-    </w:p>
-  </w:footnote>
-</w:footnotes>
-</file>
-
 <file path=word/header1.xml><?xml version="1.0" encoding="utf-8"?>
-<w:hdr xmlns:wpc="http://schemas.microsoft.com/office/word/2010/wordprocessingCanvas" xmlns:cx="http://schemas.microsoft.com/office/drawing/2014/chartex" xmlns:cx1="http://schemas.microsoft.com/office/drawing/2015/9/8/chartex" xmlns:cx2="http://schemas.microsoft.com/office/drawing/2015/10/21/chartex" xmlns:cx3="http://schemas.microsoft.com/office/drawing/2016/5/9/chartex" xmlns:cx4="http://schemas.microsoft.com/office/drawing/2016/5/10/chartex" xmlns:cx5="http://schemas.microsoft.com/office/drawing/2016/5/11/chartex" xmlns:cx6="http://schemas.microsoft.com/office/drawing/2016/5/12/chartex" xmlns:cx7="http://schemas.microsoft.com/office/drawing/2016/5/13/chartex" xmlns:cx8="http://schemas.microsoft.com/office/drawing/2016/5/14/chartex" xmlns:mc="http://schemas.openxmlformats.org/markup-compatibility/2006" xmlns:aink="http://schemas.microsoft.com/office/drawing/2016/ink" xmlns:am3d="http://schemas.microsoft.com/office/drawing/2017/model3d" xmlns:o="urn:schemas-microsoft-com:office:office" xmlns:oel="http://schemas.microsoft.com/office/2019/extlst" xmlns:r="http://schemas.openxmlformats.org/officeDocument/2006/relationships" xmlns:m="http://schemas.openxmlformats.org/officeDocument/2006/math" xmlns:v="urn:schemas-microsoft-com:vml" xmlns:wp14="http://schemas.microsoft.com/office/word/2010/wordprocessingDrawing" xmlns:wp="http://schemas.openxmlformats.org/drawingml/2006/wordprocessingDrawing" xmlns:w10="urn:schemas-microsoft-com:office:word" xmlns:w="http://schemas.openxmlformats.org/wordprocessingml/2006/main" xmlns:w14="http://schemas.microsoft.com/office/word/2010/wordml" xmlns:w15="http://schemas.microsoft.com/office/word/2012/wordml" xmlns:w16cex="http://schemas.microsoft.com/office/word/2018/wordml/cex" xmlns:w16cid="http://schemas.microsoft.com/office/word/2016/wordml/cid" xmlns:w16="http://schemas.microsoft.com/office/word/2018/wordml" xmlns:w16du="http://schemas.microsoft.com/office/word/2023/wordml/word16du" xmlns:w16sdtdh="http://schemas.microsoft.com/office/word/2020/wordml/sdtdatahash" xmlns:w16sdtfl="http://schemas.microsoft.com/office/word/2024/wordml/sdtformatlock" xmlns:w16se="http://schemas.microsoft.com/office/word/2015/wordml/symex" xmlns:wpg="http://schemas.microsoft.com/office/word/2010/wordprocessingGroup" xmlns:wpi="http://schemas.microsoft.com/office/word/2010/wordprocessingInk" xmlns:wne="http://schemas.microsoft.com/office/word/2006/wordml" xmlns:wps="http://schemas.microsoft.com/office/word/2010/wordprocessingShape" mc:Ignorable="w14 w15 w16se w16cid w16 w16cex w16sdtdh w16sdtfl w16du wp14">
+<w:hdr xmlns:wpc="http://schemas.microsoft.com/office/word/2010/wordprocessingCanvas" xmlns:mc="http://schemas.openxmlformats.org/markup-compatibility/2006" xmlns:o="urn:schemas-microsoft-com:office:office" xmlns:r="http://schemas.openxmlformats.org/officeDocument/2006/relationships" xmlns:m="http://schemas.openxmlformats.org/officeDocument/2006/math" xmlns:v="urn:schemas-microsoft-com:vml" xmlns:wp14="http://schemas.microsoft.com/office/word/2010/wordprocessingDrawing" xmlns:wp="http://schemas.openxmlformats.org/drawingml/2006/wordprocessingDrawing" xmlns:w10="urn:schemas-microsoft-com:office:word" xmlns:w="http://schemas.openxmlformats.org/wordprocessingml/2006/main" xmlns:w14="http://schemas.microsoft.com/office/word/2010/wordml" xmlns:w15="http://schemas.microsoft.com/office/word/2012/wordml" xmlns:wpg="http://schemas.microsoft.com/office/word/2010/wordprocessingGroup" xmlns:wpi="http://schemas.microsoft.com/office/word/2010/wordprocessingInk" xmlns:wne="http://schemas.microsoft.com/office/word/2006/wordml" xmlns:wps="http://schemas.microsoft.com/office/word/2010/wordprocessingShape" xmlns:wpsCustomData="http://www.wps.cn/officeDocument/2013/wpsCustomData" mc:Ignorable="w14 w15 wp14">
   <w:p>
     <w:pPr>
-      <w:pStyle w:val="a6"/>
+      <w:pStyle w:val="5"/>
     </w:pPr>
     <w:r>
       <w:rPr>
@@ -3217,12 +3337,12 @@
 </file>
 
 <file path=word/numbering.xml><?xml version="1.0" encoding="utf-8"?>
-<w:numbering xmlns:wpc="http://schemas.microsoft.com/office/word/2010/wordprocessingCanvas" xmlns:cx="http://schemas.microsoft.com/office/drawing/2014/chartex" xmlns:cx1="http://schemas.microsoft.com/office/drawing/2015/9/8/chartex" xmlns:cx2="http://schemas.microsoft.com/office/drawing/2015/10/21/chartex" xmlns:cx3="http://schemas.microsoft.com/office/drawing/2016/5/9/chartex" xmlns:cx4="http://schemas.microsoft.com/office/drawing/2016/5/10/chartex" xmlns:cx5="http://schemas.microsoft.com/office/drawing/2016/5/11/chartex" xmlns:cx6="http://schemas.microsoft.com/office/drawing/2016/5/12/chartex" xmlns:cx7="http://schemas.microsoft.com/office/drawing/2016/5/13/chartex" xmlns:cx8="http://schemas.microsoft.com/office/drawing/2016/5/14/chartex" xmlns:mc="http://schemas.openxmlformats.org/markup-compatibility/2006" xmlns:aink="http://schemas.microsoft.com/office/drawing/2016/ink" xmlns:am3d="http://schemas.microsoft.com/office/drawing/2017/model3d" xmlns:o="urn:schemas-microsoft-com:office:office" xmlns:oel="http://schemas.microsoft.com/office/2019/extlst" xmlns:r="http://schemas.openxmlformats.org/officeDocument/2006/relationships" xmlns:m="http://schemas.openxmlformats.org/officeDocument/2006/math" xmlns:v="urn:schemas-microsoft-com:vml" xmlns:wp14="http://schemas.microsoft.com/office/word/2010/wordprocessingDrawing" xmlns:wp="http://schemas.openxmlformats.org/drawingml/2006/wordprocessingDrawing" xmlns:w10="urn:schemas-microsoft-com:office:word" xmlns:w="http://schemas.openxmlformats.org/wordprocessingml/2006/main" xmlns:w14="http://schemas.microsoft.com/office/word/2010/wordml" xmlns:w15="http://schemas.microsoft.com/office/word/2012/wordml" xmlns:w16cex="http://schemas.microsoft.com/office/word/2018/wordml/cex" xmlns:w16cid="http://schemas.microsoft.com/office/word/2016/wordml/cid" xmlns:w16="http://schemas.microsoft.com/office/word/2018/wordml" xmlns:w16du="http://schemas.microsoft.com/office/word/2023/wordml/word16du" xmlns:w16sdtdh="http://schemas.microsoft.com/office/word/2020/wordml/sdtdatahash" xmlns:w16sdtfl="http://schemas.microsoft.com/office/word/2024/wordml/sdtformatlock" xmlns:w16se="http://schemas.microsoft.com/office/word/2015/wordml/symex" xmlns:wpg="http://schemas.microsoft.com/office/word/2010/wordprocessingGroup" xmlns:wpi="http://schemas.microsoft.com/office/word/2010/wordprocessingInk" xmlns:wne="http://schemas.microsoft.com/office/word/2006/wordml" xmlns:wps="http://schemas.microsoft.com/office/word/2010/wordprocessingShape" mc:Ignorable="w14 w15 w16se w16cid w16 w16cex w16sdtdh w16sdtfl w16du wp14">
-  <w:abstractNum w:abstractNumId="0" w15:restartNumberingAfterBreak="0">
+<w:numbering xmlns:wpc="http://schemas.microsoft.com/office/word/2010/wordprocessingCanvas" xmlns:mc="http://schemas.openxmlformats.org/markup-compatibility/2006" xmlns:o="urn:schemas-microsoft-com:office:office" xmlns:r="http://schemas.openxmlformats.org/officeDocument/2006/relationships" xmlns:m="http://schemas.openxmlformats.org/officeDocument/2006/math" xmlns:v="urn:schemas-microsoft-com:vml" xmlns:wp14="http://schemas.microsoft.com/office/word/2010/wordprocessingDrawing" xmlns:wp="http://schemas.openxmlformats.org/drawingml/2006/wordprocessingDrawing" xmlns:w10="urn:schemas-microsoft-com:office:word" xmlns:w="http://schemas.openxmlformats.org/wordprocessingml/2006/main" xmlns:w14="http://schemas.microsoft.com/office/word/2010/wordml" xmlns:wpg="http://schemas.microsoft.com/office/word/2010/wordprocessingGroup" xmlns:wpi="http://schemas.microsoft.com/office/word/2010/wordprocessingInk" xmlns:wne="http://schemas.microsoft.com/office/word/2006/wordml" xmlns:wps="http://schemas.microsoft.com/office/word/2010/wordprocessingShape" xmlns:wpsCustomData="http://www.wps.cn/officeDocument/2013/wpsCustomData" mc:Ignorable="w14 wp14">
+  <w:abstractNum w:abstractNumId="0">
     <w:nsid w:val="08BB1082"/>
     <w:multiLevelType w:val="multilevel"/>
     <w:tmpl w:val="08BB1082"/>
-    <w:lvl w:ilvl="0">
+    <w:lvl w:ilvl="0" w:tentative="0">
       <w:start w:val="1"/>
       <w:numFmt w:val="chineseCountingThousand"/>
       <w:lvlText w:val="%1、"/>
@@ -3231,7 +3351,7 @@
         <w:ind w:left="420" w:hanging="420"/>
       </w:pPr>
     </w:lvl>
-    <w:lvl w:ilvl="1">
+    <w:lvl w:ilvl="1" w:tentative="0">
       <w:start w:val="1"/>
       <w:numFmt w:val="lowerLetter"/>
       <w:lvlText w:val="%2)"/>
@@ -3240,7 +3360,7 @@
         <w:ind w:left="840" w:hanging="420"/>
       </w:pPr>
     </w:lvl>
-    <w:lvl w:ilvl="2">
+    <w:lvl w:ilvl="2" w:tentative="0">
       <w:start w:val="1"/>
       <w:numFmt w:val="lowerRoman"/>
       <w:lvlText w:val="%3."/>
@@ -3249,7 +3369,7 @@
         <w:ind w:left="1260" w:hanging="420"/>
       </w:pPr>
     </w:lvl>
-    <w:lvl w:ilvl="3">
+    <w:lvl w:ilvl="3" w:tentative="0">
       <w:start w:val="1"/>
       <w:numFmt w:val="decimal"/>
       <w:lvlText w:val="%4."/>
@@ -3258,7 +3378,7 @@
         <w:ind w:left="1680" w:hanging="420"/>
       </w:pPr>
     </w:lvl>
-    <w:lvl w:ilvl="4">
+    <w:lvl w:ilvl="4" w:tentative="0">
       <w:start w:val="1"/>
       <w:numFmt w:val="lowerLetter"/>
       <w:lvlText w:val="%5)"/>
@@ -3267,7 +3387,7 @@
         <w:ind w:left="2100" w:hanging="420"/>
       </w:pPr>
     </w:lvl>
-    <w:lvl w:ilvl="5">
+    <w:lvl w:ilvl="5" w:tentative="0">
       <w:start w:val="1"/>
       <w:numFmt w:val="lowerRoman"/>
       <w:lvlText w:val="%6."/>
@@ -3276,7 +3396,7 @@
         <w:ind w:left="2520" w:hanging="420"/>
       </w:pPr>
     </w:lvl>
-    <w:lvl w:ilvl="6">
+    <w:lvl w:ilvl="6" w:tentative="0">
       <w:start w:val="1"/>
       <w:numFmt w:val="decimal"/>
       <w:lvlText w:val="%7."/>
@@ -3285,7 +3405,7 @@
         <w:ind w:left="2940" w:hanging="420"/>
       </w:pPr>
     </w:lvl>
-    <w:lvl w:ilvl="7">
+    <w:lvl w:ilvl="7" w:tentative="0">
       <w:start w:val="1"/>
       <w:numFmt w:val="lowerLetter"/>
       <w:lvlText w:val="%8)"/>
@@ -3294,7 +3414,7 @@
         <w:ind w:left="3360" w:hanging="420"/>
       </w:pPr>
     </w:lvl>
-    <w:lvl w:ilvl="8">
+    <w:lvl w:ilvl="8" w:tentative="0">
       <w:start w:val="1"/>
       <w:numFmt w:val="lowerRoman"/>
       <w:lvlText w:val="%9."/>
@@ -3304,420 +3424,296 @@
       </w:pPr>
     </w:lvl>
   </w:abstractNum>
-  <w:num w:numId="1" w16cid:durableId="1144736778">
+  <w:num w:numId="1">
     <w:abstractNumId w:val="0"/>
   </w:num>
 </w:numbering>
 </file>
 
 <file path=word/styles.xml><?xml version="1.0" encoding="utf-8"?>
-<w:styles xmlns:mc="http://schemas.openxmlformats.org/markup-compatibility/2006" xmlns:r="http://schemas.openxmlformats.org/officeDocument/2006/relationships" xmlns:w="http://schemas.openxmlformats.org/wordprocessingml/2006/main" xmlns:w14="http://schemas.microsoft.com/office/word/2010/wordml" xmlns:w15="http://schemas.microsoft.com/office/word/2012/wordml" xmlns:w16cex="http://schemas.microsoft.com/office/word/2018/wordml/cex" xmlns:w16cid="http://schemas.microsoft.com/office/word/2016/wordml/cid" xmlns:w16="http://schemas.microsoft.com/office/word/2018/wordml" xmlns:w16du="http://schemas.microsoft.com/office/word/2023/wordml/word16du" xmlns:w16sdtdh="http://schemas.microsoft.com/office/word/2020/wordml/sdtdatahash" xmlns:w16sdtfl="http://schemas.microsoft.com/office/word/2024/wordml/sdtformatlock" xmlns:w16se="http://schemas.microsoft.com/office/word/2015/wordml/symex" mc:Ignorable="w14 w15 w16se w16cid w16 w16cex w16sdtdh w16sdtfl w16du">
+<w:styles xmlns:mc="http://schemas.openxmlformats.org/markup-compatibility/2006" xmlns:o="urn:schemas-microsoft-com:office:office" xmlns:r="http://schemas.openxmlformats.org/officeDocument/2006/relationships" xmlns:m="http://schemas.openxmlformats.org/officeDocument/2006/math" xmlns:v="urn:schemas-microsoft-com:vml" xmlns:w="http://schemas.openxmlformats.org/wordprocessingml/2006/main" xmlns:w14="http://schemas.microsoft.com/office/word/2010/wordml" xmlns:w10="urn:schemas-microsoft-com:office:word" xmlns:sl="http://schemas.openxmlformats.org/schemaLibrary/2006/main" xmlns:wpsCustomData="http://www.wps.cn/officeDocument/2013/wpsCustomData" mc:Ignorable="w14">
   <w:docDefaults>
     <w:rPrDefault>
       <w:rPr>
-        <w:rFonts w:asciiTheme="minorHAnsi" w:eastAsiaTheme="minorEastAsia" w:hAnsiTheme="minorHAnsi" w:cstheme="minorBidi"/>
-        <w:lang w:val="en-US" w:eastAsia="zh-CN" w:bidi="ar-SA"/>
+        <w:rFonts w:ascii="Times New Roman" w:hAnsi="Times New Roman" w:eastAsia="宋体" w:cs="Times New Roman"/>
       </w:rPr>
     </w:rPrDefault>
     <w:pPrDefault/>
   </w:docDefaults>
-  <w:latentStyles w:defLockedState="0" w:defUIPriority="99" w:defSemiHidden="0" w:defUnhideWhenUsed="0" w:defQFormat="0" w:count="376">
-    <w:lsdException w:name="Normal" w:uiPriority="0" w:qFormat="1"/>
-    <w:lsdException w:name="heading 1" w:uiPriority="9" w:qFormat="1"/>
-    <w:lsdException w:name="heading 2" w:uiPriority="0" w:qFormat="1"/>
-    <w:lsdException w:name="heading 3" w:semiHidden="1" w:uiPriority="9" w:unhideWhenUsed="1" w:qFormat="1"/>
-    <w:lsdException w:name="heading 4" w:semiHidden="1" w:uiPriority="9" w:unhideWhenUsed="1" w:qFormat="1"/>
-    <w:lsdException w:name="heading 5" w:semiHidden="1" w:uiPriority="9" w:unhideWhenUsed="1" w:qFormat="1"/>
-    <w:lsdException w:name="heading 6" w:semiHidden="1" w:uiPriority="9" w:unhideWhenUsed="1" w:qFormat="1"/>
-    <w:lsdException w:name="heading 7" w:semiHidden="1" w:uiPriority="9" w:unhideWhenUsed="1" w:qFormat="1"/>
-    <w:lsdException w:name="heading 8" w:semiHidden="1" w:uiPriority="9" w:unhideWhenUsed="1" w:qFormat="1"/>
-    <w:lsdException w:name="heading 9" w:semiHidden="1" w:uiPriority="9" w:unhideWhenUsed="1" w:qFormat="1"/>
-    <w:lsdException w:name="index 1" w:semiHidden="1" w:unhideWhenUsed="1"/>
-    <w:lsdException w:name="index 2" w:semiHidden="1" w:unhideWhenUsed="1"/>
-    <w:lsdException w:name="index 3" w:semiHidden="1" w:unhideWhenUsed="1"/>
-    <w:lsdException w:name="index 4" w:semiHidden="1" w:unhideWhenUsed="1"/>
-    <w:lsdException w:name="index 5" w:semiHidden="1" w:unhideWhenUsed="1"/>
-    <w:lsdException w:name="index 6" w:semiHidden="1" w:unhideWhenUsed="1"/>
-    <w:lsdException w:name="index 7" w:semiHidden="1" w:unhideWhenUsed="1"/>
-    <w:lsdException w:name="index 8" w:semiHidden="1" w:unhideWhenUsed="1"/>
-    <w:lsdException w:name="index 9" w:semiHidden="1" w:unhideWhenUsed="1"/>
-    <w:lsdException w:name="toc 1" w:semiHidden="1" w:uiPriority="39" w:unhideWhenUsed="1"/>
-    <w:lsdException w:name="toc 2" w:semiHidden="1" w:uiPriority="39" w:unhideWhenUsed="1"/>
-    <w:lsdException w:name="toc 3" w:semiHidden="1" w:uiPriority="39" w:unhideWhenUsed="1"/>
-    <w:lsdException w:name="toc 4" w:semiHidden="1" w:uiPriority="39" w:unhideWhenUsed="1"/>
-    <w:lsdException w:name="toc 5" w:semiHidden="1" w:uiPriority="39" w:unhideWhenUsed="1"/>
-    <w:lsdException w:name="toc 6" w:semiHidden="1" w:uiPriority="39" w:unhideWhenUsed="1"/>
-    <w:lsdException w:name="toc 7" w:semiHidden="1" w:uiPriority="39" w:unhideWhenUsed="1"/>
-    <w:lsdException w:name="toc 8" w:semiHidden="1" w:uiPriority="39" w:unhideWhenUsed="1"/>
-    <w:lsdException w:name="toc 9" w:semiHidden="1" w:uiPriority="39" w:unhideWhenUsed="1"/>
-    <w:lsdException w:name="Normal Indent" w:semiHidden="1" w:unhideWhenUsed="1"/>
-    <w:lsdException w:name="footnote text" w:semiHidden="1" w:unhideWhenUsed="1"/>
-    <w:lsdException w:name="annotation text" w:semiHidden="1" w:unhideWhenUsed="1"/>
-    <w:lsdException w:name="header" w:unhideWhenUsed="1"/>
-    <w:lsdException w:name="footer" w:unhideWhenUsed="1"/>
-    <w:lsdException w:name="index heading" w:semiHidden="1" w:unhideWhenUsed="1"/>
-    <w:lsdException w:name="caption" w:uiPriority="35" w:unhideWhenUsed="1" w:qFormat="1"/>
-    <w:lsdException w:name="table of figures" w:semiHidden="1" w:unhideWhenUsed="1"/>
-    <w:lsdException w:name="envelope address" w:semiHidden="1" w:unhideWhenUsed="1"/>
-    <w:lsdException w:name="envelope return" w:semiHidden="1" w:unhideWhenUsed="1"/>
-    <w:lsdException w:name="footnote reference" w:semiHidden="1" w:unhideWhenUsed="1"/>
-    <w:lsdException w:name="annotation reference" w:semiHidden="1" w:unhideWhenUsed="1"/>
-    <w:lsdException w:name="line number" w:semiHidden="1" w:unhideWhenUsed="1"/>
-    <w:lsdException w:name="page number" w:semiHidden="1" w:unhideWhenUsed="1"/>
-    <w:lsdException w:name="endnote reference" w:semiHidden="1" w:unhideWhenUsed="1"/>
-    <w:lsdException w:name="endnote text" w:semiHidden="1" w:unhideWhenUsed="1"/>
-    <w:lsdException w:name="table of authorities" w:semiHidden="1" w:unhideWhenUsed="1"/>
-    <w:lsdException w:name="macro" w:semiHidden="1" w:unhideWhenUsed="1"/>
-    <w:lsdException w:name="toa heading" w:semiHidden="1" w:unhideWhenUsed="1"/>
-    <w:lsdException w:name="List" w:semiHidden="1" w:unhideWhenUsed="1"/>
-    <w:lsdException w:name="List Bullet" w:semiHidden="1" w:unhideWhenUsed="1"/>
-    <w:lsdException w:name="List Number" w:semiHidden="1" w:unhideWhenUsed="1"/>
-    <w:lsdException w:name="List 2" w:semiHidden="1" w:unhideWhenUsed="1"/>
-    <w:lsdException w:name="List 3" w:semiHidden="1" w:unhideWhenUsed="1"/>
-    <w:lsdException w:name="List 4" w:semiHidden="1" w:unhideWhenUsed="1"/>
-    <w:lsdException w:name="List 5" w:semiHidden="1" w:unhideWhenUsed="1"/>
-    <w:lsdException w:name="List Bullet 2" w:semiHidden="1" w:unhideWhenUsed="1"/>
-    <w:lsdException w:name="List Bullet 3" w:semiHidden="1" w:unhideWhenUsed="1"/>
-    <w:lsdException w:name="List Bullet 4" w:semiHidden="1" w:unhideWhenUsed="1"/>
-    <w:lsdException w:name="List Bullet 5" w:semiHidden="1" w:unhideWhenUsed="1"/>
-    <w:lsdException w:name="List Number 2" w:semiHidden="1" w:unhideWhenUsed="1"/>
-    <w:lsdException w:name="List Number 3" w:semiHidden="1" w:unhideWhenUsed="1"/>
-    <w:lsdException w:name="List Number 4" w:semiHidden="1" w:unhideWhenUsed="1"/>
-    <w:lsdException w:name="List Number 5" w:semiHidden="1" w:unhideWhenUsed="1"/>
-    <w:lsdException w:name="Title" w:uiPriority="10" w:qFormat="1"/>
-    <w:lsdException w:name="Closing" w:semiHidden="1" w:unhideWhenUsed="1"/>
-    <w:lsdException w:name="Signature" w:semiHidden="1" w:unhideWhenUsed="1"/>
-    <w:lsdException w:name="Default Paragraph Font" w:semiHidden="1" w:uiPriority="1" w:unhideWhenUsed="1"/>
-    <w:lsdException w:name="Body Text" w:semiHidden="1" w:unhideWhenUsed="1"/>
-    <w:lsdException w:name="Body Text Indent" w:semiHidden="1" w:unhideWhenUsed="1"/>
-    <w:lsdException w:name="List Continue" w:semiHidden="1" w:unhideWhenUsed="1"/>
-    <w:lsdException w:name="List Continue 2" w:semiHidden="1" w:unhideWhenUsed="1"/>
-    <w:lsdException w:name="List Continue 3" w:semiHidden="1" w:unhideWhenUsed="1"/>
-    <w:lsdException w:name="List Continue 4" w:semiHidden="1" w:unhideWhenUsed="1"/>
-    <w:lsdException w:name="List Continue 5" w:semiHidden="1" w:unhideWhenUsed="1"/>
-    <w:lsdException w:name="Message Header" w:semiHidden="1" w:unhideWhenUsed="1"/>
-    <w:lsdException w:name="Subtitle" w:uiPriority="11" w:qFormat="1"/>
-    <w:lsdException w:name="Salutation" w:semiHidden="1" w:unhideWhenUsed="1"/>
-    <w:lsdException w:name="Date" w:semiHidden="1" w:unhideWhenUsed="1"/>
-    <w:lsdException w:name="Body Text First Indent" w:semiHidden="1" w:unhideWhenUsed="1"/>
-    <w:lsdException w:name="Body Text First Indent 2" w:semiHidden="1" w:unhideWhenUsed="1"/>
-    <w:lsdException w:name="Note Heading" w:semiHidden="1" w:unhideWhenUsed="1"/>
-    <w:lsdException w:name="Body Text 2" w:semiHidden="1" w:unhideWhenUsed="1"/>
-    <w:lsdException w:name="Body Text 3" w:semiHidden="1" w:unhideWhenUsed="1"/>
-    <w:lsdException w:name="Body Text Indent 2" w:semiHidden="1" w:unhideWhenUsed="1"/>
-    <w:lsdException w:name="Body Text Indent 3" w:semiHidden="1" w:unhideWhenUsed="1"/>
-    <w:lsdException w:name="Block Text" w:semiHidden="1" w:unhideWhenUsed="1"/>
-    <w:lsdException w:name="Hyperlink" w:semiHidden="1" w:unhideWhenUsed="1"/>
-    <w:lsdException w:name="FollowedHyperlink" w:semiHidden="1" w:unhideWhenUsed="1"/>
-    <w:lsdException w:name="Strong" w:uiPriority="22" w:qFormat="1"/>
-    <w:lsdException w:name="Emphasis" w:uiPriority="20" w:qFormat="1"/>
-    <w:lsdException w:name="Document Map" w:semiHidden="1" w:unhideWhenUsed="1"/>
-    <w:lsdException w:name="Plain Text" w:semiHidden="1" w:unhideWhenUsed="1"/>
-    <w:lsdException w:name="E-mail Signature" w:semiHidden="1" w:unhideWhenUsed="1"/>
-    <w:lsdException w:name="HTML Top of Form" w:semiHidden="1" w:unhideWhenUsed="1"/>
-    <w:lsdException w:name="HTML Bottom of Form" w:semiHidden="1" w:unhideWhenUsed="1"/>
-    <w:lsdException w:name="Normal (Web)" w:semiHidden="1" w:unhideWhenUsed="1"/>
-    <w:lsdException w:name="HTML Acronym" w:semiHidden="1" w:unhideWhenUsed="1"/>
-    <w:lsdException w:name="HTML Address" w:semiHidden="1" w:unhideWhenUsed="1"/>
-    <w:lsdException w:name="HTML Cite" w:semiHidden="1" w:unhideWhenUsed="1"/>
-    <w:lsdException w:name="HTML Code" w:semiHidden="1" w:unhideWhenUsed="1"/>
-    <w:lsdException w:name="HTML Definition" w:semiHidden="1" w:unhideWhenUsed="1"/>
-    <w:lsdException w:name="HTML Keyboard" w:semiHidden="1" w:unhideWhenUsed="1"/>
-    <w:lsdException w:name="HTML Preformatted" w:semiHidden="1" w:unhideWhenUsed="1"/>
-    <w:lsdException w:name="HTML Sample" w:semiHidden="1" w:unhideWhenUsed="1"/>
-    <w:lsdException w:name="HTML Typewriter" w:semiHidden="1" w:unhideWhenUsed="1"/>
-    <w:lsdException w:name="HTML Variable" w:semiHidden="1" w:unhideWhenUsed="1"/>
-    <w:lsdException w:name="Normal Table" w:semiHidden="1" w:unhideWhenUsed="1"/>
-    <w:lsdException w:name="annotation subject" w:semiHidden="1" w:unhideWhenUsed="1"/>
-    <w:lsdException w:name="No List" w:semiHidden="1" w:unhideWhenUsed="1"/>
-    <w:lsdException w:name="Outline List 1" w:semiHidden="1" w:unhideWhenUsed="1"/>
-    <w:lsdException w:name="Outline List 2" w:semiHidden="1" w:unhideWhenUsed="1"/>
-    <w:lsdException w:name="Outline List 3" w:semiHidden="1" w:unhideWhenUsed="1"/>
-    <w:lsdException w:name="Table Simple 1" w:semiHidden="1" w:unhideWhenUsed="1"/>
-    <w:lsdException w:name="Table Simple 2" w:semiHidden="1" w:unhideWhenUsed="1"/>
-    <w:lsdException w:name="Table Simple 3" w:semiHidden="1" w:unhideWhenUsed="1"/>
-    <w:lsdException w:name="Table Classic 1" w:semiHidden="1" w:unhideWhenUsed="1"/>
-    <w:lsdException w:name="Table Classic 2" w:semiHidden="1" w:unhideWhenUsed="1"/>
-    <w:lsdException w:name="Table Classic 3" w:semiHidden="1" w:unhideWhenUsed="1"/>
-    <w:lsdException w:name="Table Classic 4" w:semiHidden="1" w:unhideWhenUsed="1"/>
-    <w:lsdException w:name="Table Colorful 1" w:semiHidden="1" w:unhideWhenUsed="1"/>
-    <w:lsdException w:name="Table Colorful 2" w:semiHidden="1" w:unhideWhenUsed="1"/>
-    <w:lsdException w:name="Table Colorful 3" w:semiHidden="1" w:unhideWhenUsed="1"/>
-    <w:lsdException w:name="Table Columns 1" w:semiHidden="1" w:unhideWhenUsed="1"/>
-    <w:lsdException w:name="Table Columns 2" w:semiHidden="1" w:unhideWhenUsed="1"/>
-    <w:lsdException w:name="Table Columns 3" w:semiHidden="1" w:unhideWhenUsed="1"/>
-    <w:lsdException w:name="Table Columns 4" w:semiHidden="1" w:unhideWhenUsed="1"/>
-    <w:lsdException w:name="Table Columns 5" w:semiHidden="1" w:unhideWhenUsed="1"/>
-    <w:lsdException w:name="Table Grid 1" w:semiHidden="1" w:unhideWhenUsed="1"/>
-    <w:lsdException w:name="Table Grid 2" w:semiHidden="1" w:unhideWhenUsed="1"/>
-    <w:lsdException w:name="Table Grid 3" w:semiHidden="1" w:unhideWhenUsed="1"/>
-    <w:lsdException w:name="Table Grid 4" w:semiHidden="1" w:unhideWhenUsed="1"/>
-    <w:lsdException w:name="Table Grid 5" w:semiHidden="1" w:unhideWhenUsed="1"/>
-    <w:lsdException w:name="Table Grid 6" w:semiHidden="1" w:unhideWhenUsed="1"/>
-    <w:lsdException w:name="Table Grid 7" w:semiHidden="1" w:unhideWhenUsed="1"/>
-    <w:lsdException w:name="Table Grid 8" w:semiHidden="1" w:unhideWhenUsed="1"/>
-    <w:lsdException w:name="Table List 1" w:semiHidden="1" w:unhideWhenUsed="1"/>
-    <w:lsdException w:name="Table List 2" w:semiHidden="1" w:unhideWhenUsed="1"/>
-    <w:lsdException w:name="Table List 3" w:semiHidden="1" w:unhideWhenUsed="1"/>
-    <w:lsdException w:name="Table List 4" w:semiHidden="1" w:unhideWhenUsed="1"/>
-    <w:lsdException w:name="Table List 5" w:semiHidden="1" w:unhideWhenUsed="1"/>
-    <w:lsdException w:name="Table List 6" w:semiHidden="1" w:unhideWhenUsed="1"/>
-    <w:lsdException w:name="Table List 7" w:semiHidden="1" w:unhideWhenUsed="1"/>
-    <w:lsdException w:name="Table List 8" w:semiHidden="1" w:unhideWhenUsed="1"/>
-    <w:lsdException w:name="Table 3D effects 1" w:semiHidden="1" w:unhideWhenUsed="1"/>
-    <w:lsdException w:name="Table 3D effects 2" w:semiHidden="1" w:unhideWhenUsed="1"/>
-    <w:lsdException w:name="Table 3D effects 3" w:semiHidden="1" w:unhideWhenUsed="1"/>
-    <w:lsdException w:name="Table Contemporary" w:semiHidden="1" w:unhideWhenUsed="1"/>
-    <w:lsdException w:name="Table Elegant" w:semiHidden="1" w:unhideWhenUsed="1"/>
-    <w:lsdException w:name="Table Professional" w:semiHidden="1" w:unhideWhenUsed="1"/>
-    <w:lsdException w:name="Table Subtle 1" w:semiHidden="1" w:unhideWhenUsed="1"/>
-    <w:lsdException w:name="Table Subtle 2" w:semiHidden="1" w:unhideWhenUsed="1"/>
-    <w:lsdException w:name="Table Web 1" w:semiHidden="1" w:unhideWhenUsed="1"/>
-    <w:lsdException w:name="Table Web 2" w:semiHidden="1" w:unhideWhenUsed="1"/>
-    <w:lsdException w:name="Table Web 3" w:semiHidden="1" w:unhideWhenUsed="1"/>
-    <w:lsdException w:name="Balloon Text" w:semiHidden="1" w:unhideWhenUsed="1"/>
-    <w:lsdException w:name="Table Grid" w:uiPriority="39" w:qFormat="1"/>
-    <w:lsdException w:name="Table Theme" w:semiHidden="1" w:unhideWhenUsed="1"/>
-    <w:lsdException w:name="Placeholder Text" w:semiHidden="1" w:unhideWhenUsed="1"/>
-    <w:lsdException w:name="No Spacing" w:semiHidden="1" w:unhideWhenUsed="1"/>
-    <w:lsdException w:name="Light Shading" w:uiPriority="60"/>
-    <w:lsdException w:name="Light List" w:uiPriority="61"/>
-    <w:lsdException w:name="Light Grid" w:uiPriority="62"/>
-    <w:lsdException w:name="Medium Shading 1" w:uiPriority="63"/>
-    <w:lsdException w:name="Medium Shading 2" w:uiPriority="64"/>
-    <w:lsdException w:name="Medium List 1" w:uiPriority="65"/>
-    <w:lsdException w:name="Medium List 2" w:uiPriority="66"/>
-    <w:lsdException w:name="Medium Grid 1" w:uiPriority="67"/>
-    <w:lsdException w:name="Medium Grid 2" w:uiPriority="68"/>
-    <w:lsdException w:name="Medium Grid 3" w:uiPriority="69"/>
-    <w:lsdException w:name="Dark List" w:uiPriority="70"/>
-    <w:lsdException w:name="Colorful Shading" w:uiPriority="71"/>
-    <w:lsdException w:name="Colorful List" w:uiPriority="72"/>
-    <w:lsdException w:name="Colorful Grid" w:uiPriority="73"/>
-    <w:lsdException w:name="Light Shading Accent 1" w:uiPriority="60"/>
-    <w:lsdException w:name="Light List Accent 1" w:uiPriority="61"/>
-    <w:lsdException w:name="Light Grid Accent 1" w:uiPriority="62"/>
-    <w:lsdException w:name="Medium Shading 1 Accent 1" w:uiPriority="63"/>
-    <w:lsdException w:name="Medium Shading 2 Accent 1" w:uiPriority="64"/>
-    <w:lsdException w:name="Medium List 1 Accent 1" w:uiPriority="65"/>
-    <w:lsdException w:name="Revision" w:semiHidden="1" w:unhideWhenUsed="1"/>
-    <w:lsdException w:name="List Paragraph" w:uiPriority="34" w:qFormat="1"/>
-    <w:lsdException w:name="Quote" w:semiHidden="1" w:unhideWhenUsed="1"/>
-    <w:lsdException w:name="Intense Quote" w:semiHidden="1" w:unhideWhenUsed="1"/>
-    <w:lsdException w:name="Medium List 2 Accent 1" w:uiPriority="66"/>
-    <w:lsdException w:name="Medium Grid 1 Accent 1" w:uiPriority="67"/>
-    <w:lsdException w:name="Medium Grid 2 Accent 1" w:uiPriority="68"/>
-    <w:lsdException w:name="Medium Grid 3 Accent 1" w:uiPriority="69"/>
-    <w:lsdException w:name="Dark List Accent 1" w:uiPriority="70"/>
-    <w:lsdException w:name="Colorful Shading Accent 1" w:uiPriority="71"/>
-    <w:lsdException w:name="Colorful List Accent 1" w:uiPriority="72"/>
-    <w:lsdException w:name="Colorful Grid Accent 1" w:uiPriority="73"/>
-    <w:lsdException w:name="Light Shading Accent 2" w:uiPriority="60"/>
-    <w:lsdException w:name="Light List Accent 2" w:uiPriority="61"/>
-    <w:lsdException w:name="Light Grid Accent 2" w:uiPriority="62"/>
-    <w:lsdException w:name="Medium Shading 1 Accent 2" w:uiPriority="63"/>
-    <w:lsdException w:name="Medium Shading 2 Accent 2" w:uiPriority="64"/>
-    <w:lsdException w:name="Medium List 1 Accent 2" w:uiPriority="65"/>
-    <w:lsdException w:name="Medium List 2 Accent 2" w:uiPriority="66"/>
-    <w:lsdException w:name="Medium Grid 1 Accent 2" w:uiPriority="67"/>
-    <w:lsdException w:name="Medium Grid 2 Accent 2" w:uiPriority="68"/>
-    <w:lsdException w:name="Medium Grid 3 Accent 2" w:uiPriority="69"/>
-    <w:lsdException w:name="Dark List Accent 2" w:uiPriority="70"/>
-    <w:lsdException w:name="Colorful Shading Accent 2" w:uiPriority="71"/>
-    <w:lsdException w:name="Colorful List Accent 2" w:uiPriority="72"/>
-    <w:lsdException w:name="Colorful Grid Accent 2" w:uiPriority="73"/>
-    <w:lsdException w:name="Light Shading Accent 3" w:uiPriority="60"/>
-    <w:lsdException w:name="Light List Accent 3" w:uiPriority="61"/>
-    <w:lsdException w:name="Light Grid Accent 3" w:uiPriority="62"/>
-    <w:lsdException w:name="Medium Shading 1 Accent 3" w:uiPriority="63"/>
-    <w:lsdException w:name="Medium Shading 2 Accent 3" w:uiPriority="64"/>
-    <w:lsdException w:name="Medium List 1 Accent 3" w:uiPriority="65"/>
-    <w:lsdException w:name="Medium List 2 Accent 3" w:uiPriority="66"/>
-    <w:lsdException w:name="Medium Grid 1 Accent 3" w:uiPriority="67"/>
-    <w:lsdException w:name="Medium Grid 2 Accent 3" w:uiPriority="68"/>
-    <w:lsdException w:name="Medium Grid 3 Accent 3" w:uiPriority="69"/>
-    <w:lsdException w:name="Dark List Accent 3" w:uiPriority="70"/>
-    <w:lsdException w:name="Colorful Shading Accent 3" w:uiPriority="71"/>
-    <w:lsdException w:name="Colorful List Accent 3" w:uiPriority="72"/>
-    <w:lsdException w:name="Colorful Grid Accent 3" w:uiPriority="73"/>
-    <w:lsdException w:name="Light Shading Accent 4" w:uiPriority="60"/>
-    <w:lsdException w:name="Light List Accent 4" w:uiPriority="61"/>
-    <w:lsdException w:name="Light Grid Accent 4" w:uiPriority="62"/>
-    <w:lsdException w:name="Medium Shading 1 Accent 4" w:uiPriority="63"/>
-    <w:lsdException w:name="Medium Shading 2 Accent 4" w:uiPriority="64"/>
-    <w:lsdException w:name="Medium List 1 Accent 4" w:uiPriority="65"/>
-    <w:lsdException w:name="Medium List 2 Accent 4" w:uiPriority="66"/>
-    <w:lsdException w:name="Medium Grid 1 Accent 4" w:uiPriority="67"/>
-    <w:lsdException w:name="Medium Grid 2 Accent 4" w:uiPriority="68"/>
-    <w:lsdException w:name="Medium Grid 3 Accent 4" w:uiPriority="69"/>
-    <w:lsdException w:name="Dark List Accent 4" w:uiPriority="70"/>
-    <w:lsdException w:name="Colorful Shading Accent 4" w:uiPriority="71"/>
-    <w:lsdException w:name="Colorful List Accent 4" w:uiPriority="72"/>
-    <w:lsdException w:name="Colorful Grid Accent 4" w:uiPriority="73"/>
-    <w:lsdException w:name="Light Shading Accent 5" w:uiPriority="60"/>
-    <w:lsdException w:name="Light List Accent 5" w:uiPriority="61"/>
-    <w:lsdException w:name="Light Grid Accent 5" w:uiPriority="62"/>
-    <w:lsdException w:name="Medium Shading 1 Accent 5" w:uiPriority="63"/>
-    <w:lsdException w:name="Medium Shading 2 Accent 5" w:uiPriority="64"/>
-    <w:lsdException w:name="Medium List 1 Accent 5" w:uiPriority="65"/>
-    <w:lsdException w:name="Medium List 2 Accent 5" w:uiPriority="66"/>
-    <w:lsdException w:name="Medium Grid 1 Accent 5" w:uiPriority="67"/>
-    <w:lsdException w:name="Medium Grid 2 Accent 5" w:uiPriority="68"/>
-    <w:lsdException w:name="Medium Grid 3 Accent 5" w:uiPriority="69"/>
-    <w:lsdException w:name="Dark List Accent 5" w:uiPriority="70"/>
-    <w:lsdException w:name="Colorful Shading Accent 5" w:uiPriority="71"/>
-    <w:lsdException w:name="Colorful List Accent 5" w:uiPriority="72"/>
-    <w:lsdException w:name="Colorful Grid Accent 5" w:uiPriority="73"/>
-    <w:lsdException w:name="Light Shading Accent 6" w:uiPriority="60"/>
-    <w:lsdException w:name="Light List Accent 6" w:uiPriority="61"/>
-    <w:lsdException w:name="Light Grid Accent 6" w:uiPriority="62"/>
-    <w:lsdException w:name="Medium Shading 1 Accent 6" w:uiPriority="63"/>
-    <w:lsdException w:name="Medium Shading 2 Accent 6" w:uiPriority="64"/>
-    <w:lsdException w:name="Medium List 1 Accent 6" w:uiPriority="65"/>
-    <w:lsdException w:name="Medium List 2 Accent 6" w:uiPriority="66"/>
-    <w:lsdException w:name="Medium Grid 1 Accent 6" w:uiPriority="67"/>
-    <w:lsdException w:name="Medium Grid 2 Accent 6" w:uiPriority="68"/>
-    <w:lsdException w:name="Medium Grid 3 Accent 6" w:uiPriority="69"/>
-    <w:lsdException w:name="Dark List Accent 6" w:uiPriority="70"/>
-    <w:lsdException w:name="Colorful Shading Accent 6" w:uiPriority="71"/>
-    <w:lsdException w:name="Colorful List Accent 6" w:uiPriority="72"/>
-    <w:lsdException w:name="Colorful Grid Accent 6" w:uiPriority="73"/>
-    <w:lsdException w:name="Subtle Emphasis" w:uiPriority="19" w:qFormat="1"/>
-    <w:lsdException w:name="Intense Emphasis" w:uiPriority="21" w:qFormat="1"/>
-    <w:lsdException w:name="Subtle Reference" w:uiPriority="31" w:qFormat="1"/>
-    <w:lsdException w:name="Intense Reference" w:uiPriority="32" w:qFormat="1"/>
-    <w:lsdException w:name="Book Title" w:uiPriority="33" w:qFormat="1"/>
-    <w:lsdException w:name="Bibliography" w:semiHidden="1" w:uiPriority="37" w:unhideWhenUsed="1"/>
-    <w:lsdException w:name="TOC Heading" w:semiHidden="1" w:uiPriority="39" w:unhideWhenUsed="1" w:qFormat="1"/>
-    <w:lsdException w:name="Plain Table 1" w:uiPriority="41"/>
-    <w:lsdException w:name="Plain Table 2" w:uiPriority="42"/>
-    <w:lsdException w:name="Plain Table 3" w:uiPriority="43"/>
-    <w:lsdException w:name="Plain Table 4" w:uiPriority="44"/>
-    <w:lsdException w:name="Plain Table 5" w:uiPriority="45"/>
-    <w:lsdException w:name="Grid Table Light" w:uiPriority="40"/>
-    <w:lsdException w:name="Grid Table 1 Light" w:uiPriority="46"/>
-    <w:lsdException w:name="Grid Table 2" w:uiPriority="47"/>
-    <w:lsdException w:name="Grid Table 3" w:uiPriority="48"/>
-    <w:lsdException w:name="Grid Table 4" w:uiPriority="49"/>
-    <w:lsdException w:name="Grid Table 5 Dark" w:uiPriority="50"/>
-    <w:lsdException w:name="Grid Table 6 Colorful" w:uiPriority="51"/>
-    <w:lsdException w:name="Grid Table 7 Colorful" w:uiPriority="52"/>
-    <w:lsdException w:name="Grid Table 1 Light Accent 1" w:uiPriority="46"/>
-    <w:lsdException w:name="Grid Table 2 Accent 1" w:uiPriority="47"/>
-    <w:lsdException w:name="Grid Table 3 Accent 1" w:uiPriority="48"/>
-    <w:lsdException w:name="Grid Table 4 Accent 1" w:uiPriority="49"/>
-    <w:lsdException w:name="Grid Table 5 Dark Accent 1" w:uiPriority="50"/>
-    <w:lsdException w:name="Grid Table 6 Colorful Accent 1" w:uiPriority="51"/>
-    <w:lsdException w:name="Grid Table 7 Colorful Accent 1" w:uiPriority="52"/>
-    <w:lsdException w:name="Grid Table 1 Light Accent 2" w:uiPriority="46"/>
-    <w:lsdException w:name="Grid Table 2 Accent 2" w:uiPriority="47"/>
-    <w:lsdException w:name="Grid Table 3 Accent 2" w:uiPriority="48"/>
-    <w:lsdException w:name="Grid Table 4 Accent 2" w:uiPriority="49"/>
-    <w:lsdException w:name="Grid Table 5 Dark Accent 2" w:uiPriority="50"/>
-    <w:lsdException w:name="Grid Table 6 Colorful Accent 2" w:uiPriority="51"/>
-    <w:lsdException w:name="Grid Table 7 Colorful Accent 2" w:uiPriority="52"/>
-    <w:lsdException w:name="Grid Table 1 Light Accent 3" w:uiPriority="46"/>
-    <w:lsdException w:name="Grid Table 2 Accent 3" w:uiPriority="47"/>
-    <w:lsdException w:name="Grid Table 3 Accent 3" w:uiPriority="48"/>
-    <w:lsdException w:name="Grid Table 4 Accent 3" w:uiPriority="49"/>
-    <w:lsdException w:name="Grid Table 5 Dark Accent 3" w:uiPriority="50"/>
-    <w:lsdException w:name="Grid Table 6 Colorful Accent 3" w:uiPriority="51"/>
-    <w:lsdException w:name="Grid Table 7 Colorful Accent 3" w:uiPriority="52"/>
-    <w:lsdException w:name="Grid Table 1 Light Accent 4" w:uiPriority="46"/>
-    <w:lsdException w:name="Grid Table 2 Accent 4" w:uiPriority="47"/>
-    <w:lsdException w:name="Grid Table 3 Accent 4" w:uiPriority="48"/>
-    <w:lsdException w:name="Grid Table 4 Accent 4" w:uiPriority="49"/>
-    <w:lsdException w:name="Grid Table 5 Dark Accent 4" w:uiPriority="50"/>
-    <w:lsdException w:name="Grid Table 6 Colorful Accent 4" w:uiPriority="51"/>
-    <w:lsdException w:name="Grid Table 7 Colorful Accent 4" w:uiPriority="52"/>
-    <w:lsdException w:name="Grid Table 1 Light Accent 5" w:uiPriority="46"/>
-    <w:lsdException w:name="Grid Table 2 Accent 5" w:uiPriority="47"/>
-    <w:lsdException w:name="Grid Table 3 Accent 5" w:uiPriority="48"/>
-    <w:lsdException w:name="Grid Table 4 Accent 5" w:uiPriority="49"/>
-    <w:lsdException w:name="Grid Table 5 Dark Accent 5" w:uiPriority="50"/>
-    <w:lsdException w:name="Grid Table 6 Colorful Accent 5" w:uiPriority="51"/>
-    <w:lsdException w:name="Grid Table 7 Colorful Accent 5" w:uiPriority="52"/>
-    <w:lsdException w:name="Grid Table 1 Light Accent 6" w:uiPriority="46"/>
-    <w:lsdException w:name="Grid Table 2 Accent 6" w:uiPriority="47"/>
-    <w:lsdException w:name="Grid Table 3 Accent 6" w:uiPriority="48"/>
-    <w:lsdException w:name="Grid Table 4 Accent 6" w:uiPriority="49"/>
-    <w:lsdException w:name="Grid Table 5 Dark Accent 6" w:uiPriority="50"/>
-    <w:lsdException w:name="Grid Table 6 Colorful Accent 6" w:uiPriority="51"/>
-    <w:lsdException w:name="Grid Table 7 Colorful Accent 6" w:uiPriority="52"/>
-    <w:lsdException w:name="List Table 1 Light" w:uiPriority="46"/>
-    <w:lsdException w:name="List Table 2" w:uiPriority="47"/>
-    <w:lsdException w:name="List Table 3" w:uiPriority="48"/>
-    <w:lsdException w:name="List Table 4" w:uiPriority="49"/>
-    <w:lsdException w:name="List Table 5 Dark" w:uiPriority="50"/>
-    <w:lsdException w:name="List Table 6 Colorful" w:uiPriority="51"/>
-    <w:lsdException w:name="List Table 7 Colorful" w:uiPriority="52"/>
-    <w:lsdException w:name="List Table 1 Light Accent 1" w:uiPriority="46"/>
-    <w:lsdException w:name="List Table 2 Accent 1" w:uiPriority="47"/>
-    <w:lsdException w:name="List Table 3 Accent 1" w:uiPriority="48"/>
-    <w:lsdException w:name="List Table 4 Accent 1" w:uiPriority="49"/>
-    <w:lsdException w:name="List Table 5 Dark Accent 1" w:uiPriority="50"/>
-    <w:lsdException w:name="List Table 6 Colorful Accent 1" w:uiPriority="51"/>
-    <w:lsdException w:name="List Table 7 Colorful Accent 1" w:uiPriority="52"/>
-    <w:lsdException w:name="List Table 1 Light Accent 2" w:uiPriority="46"/>
-    <w:lsdException w:name="List Table 2 Accent 2" w:uiPriority="47"/>
-    <w:lsdException w:name="List Table 3 Accent 2" w:uiPriority="48"/>
-    <w:lsdException w:name="List Table 4 Accent 2" w:uiPriority="49"/>
-    <w:lsdException w:name="List Table 5 Dark Accent 2" w:uiPriority="50"/>
-    <w:lsdException w:name="List Table 6 Colorful Accent 2" w:uiPriority="51"/>
-    <w:lsdException w:name="List Table 7 Colorful Accent 2" w:uiPriority="52"/>
-    <w:lsdException w:name="List Table 1 Light Accent 3" w:uiPriority="46"/>
-    <w:lsdException w:name="List Table 2 Accent 3" w:uiPriority="47"/>
-    <w:lsdException w:name="List Table 3 Accent 3" w:uiPriority="48"/>
-    <w:lsdException w:name="List Table 4 Accent 3" w:uiPriority="49"/>
-    <w:lsdException w:name="List Table 5 Dark Accent 3" w:uiPriority="50"/>
-    <w:lsdException w:name="List Table 6 Colorful Accent 3" w:uiPriority="51"/>
-    <w:lsdException w:name="List Table 7 Colorful Accent 3" w:uiPriority="52"/>
-    <w:lsdException w:name="List Table 1 Light Accent 4" w:uiPriority="46"/>
-    <w:lsdException w:name="List Table 2 Accent 4" w:uiPriority="47"/>
-    <w:lsdException w:name="List Table 3 Accent 4" w:uiPriority="48"/>
-    <w:lsdException w:name="List Table 4 Accent 4" w:uiPriority="49"/>
-    <w:lsdException w:name="List Table 5 Dark Accent 4" w:uiPriority="50"/>
-    <w:lsdException w:name="List Table 6 Colorful Accent 4" w:uiPriority="51"/>
-    <w:lsdException w:name="List Table 7 Colorful Accent 4" w:uiPriority="52"/>
-    <w:lsdException w:name="List Table 1 Light Accent 5" w:uiPriority="46"/>
-    <w:lsdException w:name="List Table 2 Accent 5" w:uiPriority="47"/>
-    <w:lsdException w:name="List Table 3 Accent 5" w:uiPriority="48"/>
-    <w:lsdException w:name="List Table 4 Accent 5" w:uiPriority="49"/>
-    <w:lsdException w:name="List Table 5 Dark Accent 5" w:uiPriority="50"/>
-    <w:lsdException w:name="List Table 6 Colorful Accent 5" w:uiPriority="51"/>
-    <w:lsdException w:name="List Table 7 Colorful Accent 5" w:uiPriority="52"/>
-    <w:lsdException w:name="List Table 1 Light Accent 6" w:uiPriority="46"/>
-    <w:lsdException w:name="List Table 2 Accent 6" w:uiPriority="47"/>
-    <w:lsdException w:name="List Table 3 Accent 6" w:uiPriority="48"/>
-    <w:lsdException w:name="List Table 4 Accent 6" w:uiPriority="49"/>
-    <w:lsdException w:name="List Table 5 Dark Accent 6" w:uiPriority="50"/>
-    <w:lsdException w:name="List Table 6 Colorful Accent 6" w:uiPriority="51"/>
-    <w:lsdException w:name="List Table 7 Colorful Accent 6" w:uiPriority="52"/>
-    <w:lsdException w:name="Mention" w:semiHidden="1" w:unhideWhenUsed="1"/>
-    <w:lsdException w:name="Smart Hyperlink" w:semiHidden="1" w:unhideWhenUsed="1"/>
-    <w:lsdException w:name="Hashtag" w:semiHidden="1" w:unhideWhenUsed="1"/>
-    <w:lsdException w:name="Unresolved Mention" w:semiHidden="1" w:unhideWhenUsed="1"/>
-    <w:lsdException w:name="Smart Link" w:semiHidden="1" w:unhideWhenUsed="1"/>
+  <w:latentStyles w:count="260" w:defQFormat="0" w:defUnhideWhenUsed="1" w:defSemiHidden="1" w:defUIPriority="99" w:defLockedState="0">
+    <w:lsdException w:qFormat="1" w:unhideWhenUsed="0" w:uiPriority="0" w:semiHidden="0" w:name="Normal"/>
+    <w:lsdException w:qFormat="1" w:unhideWhenUsed="0" w:uiPriority="9" w:semiHidden="0" w:name="heading 1"/>
+    <w:lsdException w:qFormat="1" w:unhideWhenUsed="0" w:uiPriority="0" w:semiHidden="0" w:name="heading 2"/>
+    <w:lsdException w:qFormat="1" w:uiPriority="9" w:name="heading 3"/>
+    <w:lsdException w:qFormat="1" w:uiPriority="9" w:name="heading 4"/>
+    <w:lsdException w:qFormat="1" w:uiPriority="9" w:name="heading 5"/>
+    <w:lsdException w:qFormat="1" w:uiPriority="9" w:name="heading 6"/>
+    <w:lsdException w:qFormat="1" w:uiPriority="9" w:name="heading 7"/>
+    <w:lsdException w:qFormat="1" w:uiPriority="9" w:name="heading 8"/>
+    <w:lsdException w:qFormat="1" w:uiPriority="9" w:name="heading 9"/>
+    <w:lsdException w:uiPriority="99" w:name="index 1"/>
+    <w:lsdException w:uiPriority="99" w:name="index 2"/>
+    <w:lsdException w:uiPriority="99" w:name="index 3"/>
+    <w:lsdException w:uiPriority="99" w:name="index 4"/>
+    <w:lsdException w:uiPriority="99" w:name="index 5"/>
+    <w:lsdException w:uiPriority="99" w:name="index 6"/>
+    <w:lsdException w:uiPriority="99" w:name="index 7"/>
+    <w:lsdException w:uiPriority="99" w:name="index 8"/>
+    <w:lsdException w:uiPriority="99" w:name="index 9"/>
+    <w:lsdException w:uiPriority="39" w:name="toc 1"/>
+    <w:lsdException w:uiPriority="39" w:name="toc 2"/>
+    <w:lsdException w:uiPriority="39" w:name="toc 3"/>
+    <w:lsdException w:uiPriority="39" w:name="toc 4"/>
+    <w:lsdException w:uiPriority="39" w:name="toc 5"/>
+    <w:lsdException w:uiPriority="39" w:name="toc 6"/>
+    <w:lsdException w:uiPriority="39" w:name="toc 7"/>
+    <w:lsdException w:uiPriority="39" w:name="toc 8"/>
+    <w:lsdException w:uiPriority="39" w:name="toc 9"/>
+    <w:lsdException w:uiPriority="99" w:name="Normal Indent"/>
+    <w:lsdException w:uiPriority="99" w:name="footnote text"/>
+    <w:lsdException w:uiPriority="99" w:name="annotation text"/>
+    <w:lsdException w:qFormat="1" w:uiPriority="99" w:semiHidden="0" w:name="header"/>
+    <w:lsdException w:uiPriority="99" w:semiHidden="0" w:name="footer"/>
+    <w:lsdException w:uiPriority="99" w:name="index heading"/>
+    <w:lsdException w:qFormat="1" w:uiPriority="35" w:semiHidden="0" w:name="caption"/>
+    <w:lsdException w:uiPriority="99" w:name="table of figures"/>
+    <w:lsdException w:uiPriority="99" w:name="envelope address"/>
+    <w:lsdException w:uiPriority="99" w:name="envelope return"/>
+    <w:lsdException w:uiPriority="99" w:name="footnote reference"/>
+    <w:lsdException w:uiPriority="99" w:name="annotation reference"/>
+    <w:lsdException w:uiPriority="99" w:name="line number"/>
+    <w:lsdException w:uiPriority="99" w:name="page number"/>
+    <w:lsdException w:uiPriority="99" w:name="endnote reference"/>
+    <w:lsdException w:uiPriority="99" w:name="endnote text"/>
+    <w:lsdException w:uiPriority="99" w:name="table of authorities"/>
+    <w:lsdException w:uiPriority="99" w:name="macro"/>
+    <w:lsdException w:uiPriority="99" w:name="toa heading"/>
+    <w:lsdException w:uiPriority="99" w:name="List"/>
+    <w:lsdException w:uiPriority="99" w:name="List Bullet"/>
+    <w:lsdException w:uiPriority="99" w:name="List Number"/>
+    <w:lsdException w:uiPriority="99" w:name="List 2"/>
+    <w:lsdException w:uiPriority="99" w:name="List 3"/>
+    <w:lsdException w:uiPriority="99" w:name="List 4"/>
+    <w:lsdException w:uiPriority="99" w:name="List 5"/>
+    <w:lsdException w:uiPriority="99" w:name="List Bullet 2"/>
+    <w:lsdException w:uiPriority="99" w:name="List Bullet 3"/>
+    <w:lsdException w:uiPriority="99" w:name="List Bullet 4"/>
+    <w:lsdException w:uiPriority="99" w:name="List Bullet 5"/>
+    <w:lsdException w:uiPriority="99" w:name="List Number 2"/>
+    <w:lsdException w:uiPriority="99" w:name="List Number 3"/>
+    <w:lsdException w:uiPriority="99" w:name="List Number 4"/>
+    <w:lsdException w:uiPriority="99" w:name="List Number 5"/>
+    <w:lsdException w:qFormat="1" w:unhideWhenUsed="0" w:uiPriority="10" w:semiHidden="0" w:name="Title"/>
+    <w:lsdException w:uiPriority="99" w:name="Closing"/>
+    <w:lsdException w:uiPriority="99" w:name="Signature"/>
+    <w:lsdException w:qFormat="1" w:uiPriority="1" w:name="Default Paragraph Font"/>
+    <w:lsdException w:uiPriority="99" w:name="Body Text"/>
+    <w:lsdException w:uiPriority="99" w:name="Body Text Indent"/>
+    <w:lsdException w:uiPriority="99" w:name="List Continue"/>
+    <w:lsdException w:uiPriority="99" w:name="List Continue 2"/>
+    <w:lsdException w:uiPriority="99" w:name="List Continue 3"/>
+    <w:lsdException w:uiPriority="99" w:name="List Continue 4"/>
+    <w:lsdException w:uiPriority="99" w:name="List Continue 5"/>
+    <w:lsdException w:uiPriority="99" w:name="Message Header"/>
+    <w:lsdException w:qFormat="1" w:unhideWhenUsed="0" w:uiPriority="11" w:semiHidden="0" w:name="Subtitle"/>
+    <w:lsdException w:uiPriority="99" w:name="Salutation"/>
+    <w:lsdException w:uiPriority="99" w:name="Date"/>
+    <w:lsdException w:uiPriority="99" w:name="Body Text First Indent"/>
+    <w:lsdException w:uiPriority="99" w:name="Body Text First Indent 2"/>
+    <w:lsdException w:uiPriority="99" w:name="Note Heading"/>
+    <w:lsdException w:uiPriority="99" w:name="Body Text 2"/>
+    <w:lsdException w:uiPriority="99" w:name="Body Text 3"/>
+    <w:lsdException w:uiPriority="99" w:name="Body Text Indent 2"/>
+    <w:lsdException w:uiPriority="99" w:name="Body Text Indent 3"/>
+    <w:lsdException w:uiPriority="99" w:name="Block Text"/>
+    <w:lsdException w:uiPriority="99" w:name="Hyperlink"/>
+    <w:lsdException w:uiPriority="99" w:name="FollowedHyperlink"/>
+    <w:lsdException w:qFormat="1" w:unhideWhenUsed="0" w:uiPriority="22" w:semiHidden="0" w:name="Strong"/>
+    <w:lsdException w:qFormat="1" w:unhideWhenUsed="0" w:uiPriority="20" w:semiHidden="0" w:name="Emphasis"/>
+    <w:lsdException w:uiPriority="99" w:name="Document Map"/>
+    <w:lsdException w:uiPriority="99" w:name="Plain Text"/>
+    <w:lsdException w:uiPriority="99" w:name="E-mail Signature"/>
+    <w:lsdException w:uiPriority="99" w:name="Normal (Web)"/>
+    <w:lsdException w:uiPriority="99" w:name="HTML Acronym"/>
+    <w:lsdException w:uiPriority="99" w:name="HTML Address"/>
+    <w:lsdException w:uiPriority="99" w:name="HTML Cite"/>
+    <w:lsdException w:qFormat="1" w:uiPriority="99" w:name="HTML Code"/>
+    <w:lsdException w:uiPriority="99" w:name="HTML Definition"/>
+    <w:lsdException w:uiPriority="99" w:name="HTML Keyboard"/>
+    <w:lsdException w:uiPriority="99" w:name="HTML Preformatted"/>
+    <w:lsdException w:uiPriority="99" w:name="HTML Sample"/>
+    <w:lsdException w:uiPriority="99" w:name="HTML Typewriter"/>
+    <w:lsdException w:uiPriority="99" w:name="HTML Variable"/>
+    <w:lsdException w:qFormat="1" w:uiPriority="99" w:name="Normal Table"/>
+    <w:lsdException w:uiPriority="99" w:name="annotation subject"/>
+    <w:lsdException w:uiPriority="99" w:name="Table Simple 1"/>
+    <w:lsdException w:uiPriority="99" w:name="Table Simple 2"/>
+    <w:lsdException w:uiPriority="99" w:name="Table Simple 3"/>
+    <w:lsdException w:uiPriority="99" w:name="Table Classic 1"/>
+    <w:lsdException w:uiPriority="99" w:name="Table Classic 2"/>
+    <w:lsdException w:uiPriority="99" w:name="Table Classic 3"/>
+    <w:lsdException w:uiPriority="99" w:name="Table Classic 4"/>
+    <w:lsdException w:uiPriority="99" w:name="Table Colorful 1"/>
+    <w:lsdException w:uiPriority="99" w:name="Table Colorful 2"/>
+    <w:lsdException w:uiPriority="99" w:name="Table Colorful 3"/>
+    <w:lsdException w:uiPriority="99" w:name="Table Columns 1"/>
+    <w:lsdException w:uiPriority="99" w:name="Table Columns 2"/>
+    <w:lsdException w:uiPriority="99" w:name="Table Columns 3"/>
+    <w:lsdException w:uiPriority="99" w:name="Table Columns 4"/>
+    <w:lsdException w:uiPriority="99" w:name="Table Columns 5"/>
+    <w:lsdException w:uiPriority="99" w:name="Table Grid 1"/>
+    <w:lsdException w:uiPriority="99" w:name="Table Grid 2"/>
+    <w:lsdException w:uiPriority="99" w:name="Table Grid 3"/>
+    <w:lsdException w:uiPriority="99" w:name="Table Grid 4"/>
+    <w:lsdException w:uiPriority="99" w:name="Table Grid 5"/>
+    <w:lsdException w:uiPriority="99" w:name="Table Grid 6"/>
+    <w:lsdException w:uiPriority="99" w:name="Table Grid 7"/>
+    <w:lsdException w:uiPriority="99" w:name="Table Grid 8"/>
+    <w:lsdException w:uiPriority="99" w:name="Table List 1"/>
+    <w:lsdException w:uiPriority="99" w:name="Table List 2"/>
+    <w:lsdException w:uiPriority="99" w:name="Table List 3"/>
+    <w:lsdException w:uiPriority="99" w:name="Table List 4"/>
+    <w:lsdException w:uiPriority="99" w:name="Table List 5"/>
+    <w:lsdException w:uiPriority="99" w:name="Table List 6"/>
+    <w:lsdException w:uiPriority="99" w:name="Table List 7"/>
+    <w:lsdException w:uiPriority="99" w:name="Table List 8"/>
+    <w:lsdException w:uiPriority="99" w:name="Table 3D effects 1"/>
+    <w:lsdException w:uiPriority="99" w:name="Table 3D effects 2"/>
+    <w:lsdException w:uiPriority="99" w:name="Table 3D effects 3"/>
+    <w:lsdException w:uiPriority="99" w:name="Table Contemporary"/>
+    <w:lsdException w:uiPriority="99" w:name="Table Elegant"/>
+    <w:lsdException w:uiPriority="99" w:name="Table Professional"/>
+    <w:lsdException w:uiPriority="99" w:name="Table Subtle 1"/>
+    <w:lsdException w:uiPriority="99" w:name="Table Subtle 2"/>
+    <w:lsdException w:uiPriority="99" w:name="Table Web 1"/>
+    <w:lsdException w:uiPriority="99" w:name="Table Web 2"/>
+    <w:lsdException w:uiPriority="99" w:name="Table Web 3"/>
+    <w:lsdException w:uiPriority="99" w:name="Balloon Text"/>
+    <w:lsdException w:qFormat="1" w:unhideWhenUsed="0" w:uiPriority="39" w:semiHidden="0" w:name="Table Grid"/>
+    <w:lsdException w:uiPriority="99" w:name="Table Theme"/>
+    <w:lsdException w:unhideWhenUsed="0" w:uiPriority="60" w:semiHidden="0" w:name="Light Shading"/>
+    <w:lsdException w:unhideWhenUsed="0" w:uiPriority="61" w:semiHidden="0" w:name="Light List"/>
+    <w:lsdException w:unhideWhenUsed="0" w:uiPriority="62" w:semiHidden="0" w:name="Light Grid"/>
+    <w:lsdException w:unhideWhenUsed="0" w:uiPriority="63" w:semiHidden="0" w:name="Medium Shading 1"/>
+    <w:lsdException w:unhideWhenUsed="0" w:uiPriority="64" w:semiHidden="0" w:name="Medium Shading 2"/>
+    <w:lsdException w:unhideWhenUsed="0" w:uiPriority="65" w:semiHidden="0" w:name="Medium List 1"/>
+    <w:lsdException w:unhideWhenUsed="0" w:uiPriority="66" w:semiHidden="0" w:name="Medium List 2"/>
+    <w:lsdException w:unhideWhenUsed="0" w:uiPriority="67" w:semiHidden="0" w:name="Medium Grid 1"/>
+    <w:lsdException w:unhideWhenUsed="0" w:uiPriority="68" w:semiHidden="0" w:name="Medium Grid 2"/>
+    <w:lsdException w:unhideWhenUsed="0" w:uiPriority="69" w:semiHidden="0" w:name="Medium Grid 3"/>
+    <w:lsdException w:unhideWhenUsed="0" w:uiPriority="70" w:semiHidden="0" w:name="Dark List"/>
+    <w:lsdException w:unhideWhenUsed="0" w:uiPriority="71" w:semiHidden="0" w:name="Colorful Shading"/>
+    <w:lsdException w:unhideWhenUsed="0" w:uiPriority="72" w:semiHidden="0" w:name="Colorful List"/>
+    <w:lsdException w:unhideWhenUsed="0" w:uiPriority="73" w:semiHidden="0" w:name="Colorful Grid"/>
+    <w:lsdException w:unhideWhenUsed="0" w:uiPriority="60" w:semiHidden="0" w:name="Light Shading Accent 1"/>
+    <w:lsdException w:unhideWhenUsed="0" w:uiPriority="61" w:semiHidden="0" w:name="Light List Accent 1"/>
+    <w:lsdException w:unhideWhenUsed="0" w:uiPriority="62" w:semiHidden="0" w:name="Light Grid Accent 1"/>
+    <w:lsdException w:unhideWhenUsed="0" w:uiPriority="63" w:semiHidden="0" w:name="Medium Shading 1 Accent 1"/>
+    <w:lsdException w:unhideWhenUsed="0" w:uiPriority="64" w:semiHidden="0" w:name="Medium Shading 2 Accent 1"/>
+    <w:lsdException w:unhideWhenUsed="0" w:uiPriority="65" w:semiHidden="0" w:name="Medium List 1 Accent 1"/>
+    <w:lsdException w:qFormat="1" w:unhideWhenUsed="0" w:uiPriority="34" w:semiHidden="0" w:name="List Paragraph"/>
+    <w:lsdException w:unhideWhenUsed="0" w:uiPriority="66" w:semiHidden="0" w:name="Medium List 2 Accent 1"/>
+    <w:lsdException w:unhideWhenUsed="0" w:uiPriority="67" w:semiHidden="0" w:name="Medium Grid 1 Accent 1"/>
+    <w:lsdException w:unhideWhenUsed="0" w:uiPriority="68" w:semiHidden="0" w:name="Medium Grid 2 Accent 1"/>
+    <w:lsdException w:unhideWhenUsed="0" w:uiPriority="69" w:semiHidden="0" w:name="Medium Grid 3 Accent 1"/>
+    <w:lsdException w:unhideWhenUsed="0" w:uiPriority="70" w:semiHidden="0" w:name="Dark List Accent 1"/>
+    <w:lsdException w:unhideWhenUsed="0" w:uiPriority="71" w:semiHidden="0" w:name="Colorful Shading Accent 1"/>
+    <w:lsdException w:unhideWhenUsed="0" w:uiPriority="72" w:semiHidden="0" w:name="Colorful List Accent 1"/>
+    <w:lsdException w:unhideWhenUsed="0" w:uiPriority="73" w:semiHidden="0" w:name="Colorful Grid Accent 1"/>
+    <w:lsdException w:unhideWhenUsed="0" w:uiPriority="60" w:semiHidden="0" w:name="Light Shading Accent 2"/>
+    <w:lsdException w:unhideWhenUsed="0" w:uiPriority="61" w:semiHidden="0" w:name="Light List Accent 2"/>
+    <w:lsdException w:unhideWhenUsed="0" w:uiPriority="62" w:semiHidden="0" w:name="Light Grid Accent 2"/>
+    <w:lsdException w:unhideWhenUsed="0" w:uiPriority="63" w:semiHidden="0" w:name="Medium Shading 1 Accent 2"/>
+    <w:lsdException w:unhideWhenUsed="0" w:uiPriority="64" w:semiHidden="0" w:name="Medium Shading 2 Accent 2"/>
+    <w:lsdException w:unhideWhenUsed="0" w:uiPriority="65" w:semiHidden="0" w:name="Medium List 1 Accent 2"/>
+    <w:lsdException w:unhideWhenUsed="0" w:uiPriority="66" w:semiHidden="0" w:name="Medium List 2 Accent 2"/>
+    <w:lsdException w:unhideWhenUsed="0" w:uiPriority="67" w:semiHidden="0" w:name="Medium Grid 1 Accent 2"/>
+    <w:lsdException w:unhideWhenUsed="0" w:uiPriority="68" w:semiHidden="0" w:name="Medium Grid 2 Accent 2"/>
+    <w:lsdException w:unhideWhenUsed="0" w:uiPriority="69" w:semiHidden="0" w:name="Medium Grid 3 Accent 2"/>
+    <w:lsdException w:unhideWhenUsed="0" w:uiPriority="70" w:semiHidden="0" w:name="Dark List Accent 2"/>
+    <w:lsdException w:unhideWhenUsed="0" w:uiPriority="71" w:semiHidden="0" w:name="Colorful Shading Accent 2"/>
+    <w:lsdException w:unhideWhenUsed="0" w:uiPriority="72" w:semiHidden="0" w:name="Colorful List Accent 2"/>
+    <w:lsdException w:unhideWhenUsed="0" w:uiPriority="73" w:semiHidden="0" w:name="Colorful Grid Accent 2"/>
+    <w:lsdException w:unhideWhenUsed="0" w:uiPriority="60" w:semiHidden="0" w:name="Light Shading Accent 3"/>
+    <w:lsdException w:unhideWhenUsed="0" w:uiPriority="61" w:semiHidden="0" w:name="Light List Accent 3"/>
+    <w:lsdException w:unhideWhenUsed="0" w:uiPriority="62" w:semiHidden="0" w:name="Light Grid Accent 3"/>
+    <w:lsdException w:unhideWhenUsed="0" w:uiPriority="63" w:semiHidden="0" w:name="Medium Shading 1 Accent 3"/>
+    <w:lsdException w:unhideWhenUsed="0" w:uiPriority="64" w:semiHidden="0" w:name="Medium Shading 2 Accent 3"/>
+    <w:lsdException w:unhideWhenUsed="0" w:uiPriority="65" w:semiHidden="0" w:name="Medium List 1 Accent 3"/>
+    <w:lsdException w:unhideWhenUsed="0" w:uiPriority="66" w:semiHidden="0" w:name="Medium List 2 Accent 3"/>
+    <w:lsdException w:unhideWhenUsed="0" w:uiPriority="67" w:semiHidden="0" w:name="Medium Grid 1 Accent 3"/>
+    <w:lsdException w:unhideWhenUsed="0" w:uiPriority="68" w:semiHidden="0" w:name="Medium Grid 2 Accent 3"/>
+    <w:lsdException w:unhideWhenUsed="0" w:uiPriority="69" w:semiHidden="0" w:name="Medium Grid 3 Accent 3"/>
+    <w:lsdException w:unhideWhenUsed="0" w:uiPriority="70" w:semiHidden="0" w:name="Dark List Accent 3"/>
+    <w:lsdException w:unhideWhenUsed="0" w:uiPriority="71" w:semiHidden="0" w:name="Colorful Shading Accent 3"/>
+    <w:lsdException w:unhideWhenUsed="0" w:uiPriority="72" w:semiHidden="0" w:name="Colorful List Accent 3"/>
+    <w:lsdException w:unhideWhenUsed="0" w:uiPriority="73" w:semiHidden="0" w:name="Colorful Grid Accent 3"/>
+    <w:lsdException w:unhideWhenUsed="0" w:uiPriority="60" w:semiHidden="0" w:name="Light Shading Accent 4"/>
+    <w:lsdException w:unhideWhenUsed="0" w:uiPriority="61" w:semiHidden="0" w:name="Light List Accent 4"/>
+    <w:lsdException w:unhideWhenUsed="0" w:uiPriority="62" w:semiHidden="0" w:name="Light Grid Accent 4"/>
+    <w:lsdException w:unhideWhenUsed="0" w:uiPriority="63" w:semiHidden="0" w:name="Medium Shading 1 Accent 4"/>
+    <w:lsdException w:unhideWhenUsed="0" w:uiPriority="64" w:semiHidden="0" w:name="Medium Shading 2 Accent 4"/>
+    <w:lsdException w:unhideWhenUsed="0" w:uiPriority="65" w:semiHidden="0" w:name="Medium List 1 Accent 4"/>
+    <w:lsdException w:unhideWhenUsed="0" w:uiPriority="66" w:semiHidden="0" w:name="Medium List 2 Accent 4"/>
+    <w:lsdException w:unhideWhenUsed="0" w:uiPriority="67" w:semiHidden="0" w:name="Medium Grid 1 Accent 4"/>
+    <w:lsdException w:unhideWhenUsed="0" w:uiPriority="68" w:semiHidden="0" w:name="Medium Grid 2 Accent 4"/>
+    <w:lsdException w:unhideWhenUsed="0" w:uiPriority="69" w:semiHidden="0" w:name="Medium Grid 3 Accent 4"/>
+    <w:lsdException w:unhideWhenUsed="0" w:uiPriority="70" w:semiHidden="0" w:name="Dark List Accent 4"/>
+    <w:lsdException w:unhideWhenUsed="0" w:uiPriority="71" w:semiHidden="0" w:name="Colorful Shading Accent 4"/>
+    <w:lsdException w:unhideWhenUsed="0" w:uiPriority="72" w:semiHidden="0" w:name="Colorful List Accent 4"/>
+    <w:lsdException w:unhideWhenUsed="0" w:uiPriority="73" w:semiHidden="0" w:name="Colorful Grid Accent 4"/>
+    <w:lsdException w:unhideWhenUsed="0" w:uiPriority="60" w:semiHidden="0" w:name="Light Shading Accent 5"/>
+    <w:lsdException w:unhideWhenUsed="0" w:uiPriority="61" w:semiHidden="0" w:name="Light List Accent 5"/>
+    <w:lsdException w:unhideWhenUsed="0" w:uiPriority="62" w:semiHidden="0" w:name="Light Grid Accent 5"/>
+    <w:lsdException w:unhideWhenUsed="0" w:uiPriority="63" w:semiHidden="0" w:name="Medium Shading 1 Accent 5"/>
+    <w:lsdException w:unhideWhenUsed="0" w:uiPriority="64" w:semiHidden="0" w:name="Medium Shading 2 Accent 5"/>
+    <w:lsdException w:unhideWhenUsed="0" w:uiPriority="65" w:semiHidden="0" w:name="Medium List 1 Accent 5"/>
+    <w:lsdException w:unhideWhenUsed="0" w:uiPriority="66" w:semiHidden="0" w:name="Medium List 2 Accent 5"/>
+    <w:lsdException w:unhideWhenUsed="0" w:uiPriority="67" w:semiHidden="0" w:name="Medium Grid 1 Accent 5"/>
+    <w:lsdException w:unhideWhenUsed="0" w:uiPriority="68" w:semiHidden="0" w:name="Medium Grid 2 Accent 5"/>
+    <w:lsdException w:unhideWhenUsed="0" w:uiPriority="69" w:semiHidden="0" w:name="Medium Grid 3 Accent 5"/>
+    <w:lsdException w:unhideWhenUsed="0" w:uiPriority="70" w:semiHidden="0" w:name="Dark List Accent 5"/>
+    <w:lsdException w:unhideWhenUsed="0" w:uiPriority="71" w:semiHidden="0" w:name="Colorful Shading Accent 5"/>
+    <w:lsdException w:unhideWhenUsed="0" w:uiPriority="72" w:semiHidden="0" w:name="Colorful List Accent 5"/>
+    <w:lsdException w:unhideWhenUsed="0" w:uiPriority="73" w:semiHidden="0" w:name="Colorful Grid Accent 5"/>
+    <w:lsdException w:unhideWhenUsed="0" w:uiPriority="60" w:semiHidden="0" w:name="Light Shading Accent 6"/>
+    <w:lsdException w:unhideWhenUsed="0" w:uiPriority="61" w:semiHidden="0" w:name="Light List Accent 6"/>
+    <w:lsdException w:unhideWhenUsed="0" w:uiPriority="62" w:semiHidden="0" w:name="Light Grid Accent 6"/>
+    <w:lsdException w:unhideWhenUsed="0" w:uiPriority="63" w:semiHidden="0" w:name="Medium Shading 1 Accent 6"/>
+    <w:lsdException w:unhideWhenUsed="0" w:uiPriority="64" w:semiHidden="0" w:name="Medium Shading 2 Accent 6"/>
+    <w:lsdException w:unhideWhenUsed="0" w:uiPriority="65" w:semiHidden="0" w:name="Medium List 1 Accent 6"/>
+    <w:lsdException w:unhideWhenUsed="0" w:uiPriority="66" w:semiHidden="0" w:name="Medium List 2 Accent 6"/>
+    <w:lsdException w:unhideWhenUsed="0" w:uiPriority="67" w:semiHidden="0" w:name="Medium Grid 1 Accent 6"/>
+    <w:lsdException w:unhideWhenUsed="0" w:uiPriority="68" w:semiHidden="0" w:name="Medium Grid 2 Accent 6"/>
+    <w:lsdException w:unhideWhenUsed="0" w:uiPriority="69" w:semiHidden="0" w:name="Medium Grid 3 Accent 6"/>
+    <w:lsdException w:unhideWhenUsed="0" w:uiPriority="70" w:semiHidden="0" w:name="Dark List Accent 6"/>
+    <w:lsdException w:unhideWhenUsed="0" w:uiPriority="71" w:semiHidden="0" w:name="Colorful Shading Accent 6"/>
+    <w:lsdException w:unhideWhenUsed="0" w:uiPriority="72" w:semiHidden="0" w:name="Colorful List Accent 6"/>
+    <w:lsdException w:unhideWhenUsed="0" w:uiPriority="73" w:semiHidden="0" w:name="Colorful Grid Accent 6"/>
   </w:latentStyles>
-  <w:style w:type="paragraph" w:default="1" w:styleId="a">
+  <w:style w:type="paragraph" w:default="1" w:styleId="1">
     <w:name w:val="Normal"/>
     <w:qFormat/>
+    <w:uiPriority w:val="0"/>
     <w:pPr>
       <w:widowControl w:val="0"/>
       <w:jc w:val="both"/>
     </w:pPr>
     <w:rPr>
+      <w:rFonts w:asciiTheme="minorHAnsi" w:hAnsiTheme="minorHAnsi" w:eastAsiaTheme="minorEastAsia" w:cstheme="minorBidi"/>
       <w:kern w:val="2"/>
       <w:sz w:val="21"/>
       <w:szCs w:val="22"/>
+      <w:lang w:val="en-US" w:eastAsia="zh-CN" w:bidi="ar-SA"/>
     </w:rPr>
   </w:style>
   <w:style w:type="paragraph" w:styleId="2">
     <w:name w:val="heading 2"/>
-    <w:basedOn w:val="a"/>
-    <w:next w:val="a"/>
-    <w:link w:val="20"/>
+    <w:basedOn w:val="1"/>
+    <w:next w:val="1"/>
+    <w:link w:val="14"/>
     <w:qFormat/>
+    <w:uiPriority w:val="0"/>
     <w:pPr>
       <w:keepNext/>
       <w:keepLines/>
@@ -3725,26 +3721,27 @@
       <w:outlineLvl w:val="1"/>
     </w:pPr>
     <w:rPr>
-      <w:rFonts w:ascii="Arial" w:eastAsia="黑体" w:hAnsi="Arial" w:cs="Times New Roman"/>
+      <w:rFonts w:ascii="Arial" w:hAnsi="Arial" w:eastAsia="黑体" w:cs="Times New Roman"/>
       <w:b/>
       <w:bCs/>
       <w:sz w:val="32"/>
       <w:szCs w:val="32"/>
     </w:rPr>
   </w:style>
-  <w:style w:type="character" w:default="1" w:styleId="a0">
+  <w:style w:type="character" w:default="1" w:styleId="8">
     <w:name w:val="Default Paragraph Font"/>
-    <w:uiPriority w:val="1"/>
     <w:semiHidden/>
     <w:unhideWhenUsed/>
+    <w:qFormat/>
+    <w:uiPriority w:val="1"/>
   </w:style>
-  <w:style w:type="table" w:default="1" w:styleId="a1">
+  <w:style w:type="table" w:default="1" w:styleId="6">
     <w:name w:val="Normal Table"/>
-    <w:uiPriority w:val="99"/>
     <w:semiHidden/>
     <w:unhideWhenUsed/>
+    <w:qFormat/>
+    <w:uiPriority w:val="99"/>
     <w:tblPr>
-      <w:tblInd w:w="0" w:type="dxa"/>
       <w:tblCellMar>
         <w:top w:w="0" w:type="dxa"/>
         <w:left w:w="108" w:type="dxa"/>
@@ -3753,31 +3750,25 @@
       </w:tblCellMar>
     </w:tblPr>
   </w:style>
-  <w:style w:type="numbering" w:default="1" w:styleId="a2">
-    <w:name w:val="No List"/>
-    <w:uiPriority w:val="99"/>
-    <w:semiHidden/>
-    <w:unhideWhenUsed/>
-  </w:style>
-  <w:style w:type="paragraph" w:styleId="a3">
+  <w:style w:type="paragraph" w:styleId="3">
     <w:name w:val="caption"/>
-    <w:basedOn w:val="a"/>
-    <w:next w:val="a"/>
-    <w:uiPriority w:val="35"/>
+    <w:basedOn w:val="1"/>
+    <w:next w:val="1"/>
     <w:unhideWhenUsed/>
     <w:qFormat/>
+    <w:uiPriority w:val="35"/>
     <w:rPr>
-      <w:rFonts w:asciiTheme="majorHAnsi" w:eastAsia="黑体" w:hAnsiTheme="majorHAnsi" w:cstheme="majorBidi"/>
+      <w:rFonts w:eastAsia="黑体" w:asciiTheme="majorHAnsi" w:hAnsiTheme="majorHAnsi" w:cstheme="majorBidi"/>
       <w:sz w:val="20"/>
       <w:szCs w:val="20"/>
     </w:rPr>
   </w:style>
-  <w:style w:type="paragraph" w:styleId="a4">
+  <w:style w:type="paragraph" w:styleId="4">
     <w:name w:val="footer"/>
-    <w:basedOn w:val="a"/>
-    <w:link w:val="a5"/>
+    <w:basedOn w:val="1"/>
+    <w:link w:val="12"/>
+    <w:unhideWhenUsed/>
     <w:uiPriority w:val="99"/>
-    <w:unhideWhenUsed/>
     <w:pPr>
       <w:tabs>
         <w:tab w:val="center" w:pos="4153"/>
@@ -3791,15 +3782,16 @@
       <w:szCs w:val="18"/>
     </w:rPr>
   </w:style>
-  <w:style w:type="paragraph" w:styleId="a6">
+  <w:style w:type="paragraph" w:styleId="5">
     <w:name w:val="header"/>
-    <w:basedOn w:val="a"/>
-    <w:link w:val="a7"/>
+    <w:basedOn w:val="1"/>
+    <w:link w:val="11"/>
+    <w:unhideWhenUsed/>
+    <w:qFormat/>
     <w:uiPriority w:val="99"/>
-    <w:unhideWhenUsed/>
     <w:pPr>
       <w:pBdr>
-        <w:bottom w:val="single" w:sz="6" w:space="1" w:color="auto"/>
+        <w:bottom w:val="single" w:color="auto" w:sz="6" w:space="1"/>
       </w:pBdr>
       <w:tabs>
         <w:tab w:val="center" w:pos="4153"/>
@@ -3813,79 +3805,84 @@
       <w:szCs w:val="18"/>
     </w:rPr>
   </w:style>
-  <w:style w:type="table" w:styleId="a8">
+  <w:style w:type="table" w:styleId="7">
     <w:name w:val="Table Grid"/>
-    <w:basedOn w:val="a1"/>
+    <w:basedOn w:val="6"/>
+    <w:qFormat/>
     <w:uiPriority w:val="39"/>
-    <w:qFormat/>
     <w:tblPr>
       <w:tblBorders>
-        <w:top w:val="single" w:sz="4" w:space="0" w:color="auto"/>
-        <w:left w:val="single" w:sz="4" w:space="0" w:color="auto"/>
-        <w:bottom w:val="single" w:sz="4" w:space="0" w:color="auto"/>
-        <w:right w:val="single" w:sz="4" w:space="0" w:color="auto"/>
-        <w:insideH w:val="single" w:sz="4" w:space="0" w:color="auto"/>
-        <w:insideV w:val="single" w:sz="4" w:space="0" w:color="auto"/>
+        <w:top w:val="single" w:color="auto" w:sz="4" w:space="0"/>
+        <w:left w:val="single" w:color="auto" w:sz="4" w:space="0"/>
+        <w:bottom w:val="single" w:color="auto" w:sz="4" w:space="0"/>
+        <w:right w:val="single" w:color="auto" w:sz="4" w:space="0"/>
+        <w:insideH w:val="single" w:color="auto" w:sz="4" w:space="0"/>
+        <w:insideV w:val="single" w:color="auto" w:sz="4" w:space="0"/>
       </w:tblBorders>
     </w:tblPr>
   </w:style>
-  <w:style w:type="character" w:styleId="a9">
+  <w:style w:type="character" w:styleId="9">
     <w:name w:val="Strong"/>
-    <w:basedOn w:val="a0"/>
+    <w:basedOn w:val="8"/>
+    <w:qFormat/>
     <w:uiPriority w:val="22"/>
-    <w:qFormat/>
     <w:rPr>
       <w:b/>
       <w:bCs/>
     </w:rPr>
   </w:style>
-  <w:style w:type="character" w:styleId="HTML">
+  <w:style w:type="character" w:styleId="10">
     <w:name w:val="HTML Code"/>
-    <w:basedOn w:val="a0"/>
-    <w:uiPriority w:val="99"/>
+    <w:basedOn w:val="8"/>
     <w:semiHidden/>
     <w:unhideWhenUsed/>
+    <w:qFormat/>
+    <w:uiPriority w:val="99"/>
     <w:rPr>
-      <w:rFonts w:ascii="宋体" w:eastAsia="宋体" w:hAnsi="宋体" w:cs="宋体"/>
+      <w:rFonts w:ascii="宋体" w:hAnsi="宋体" w:eastAsia="宋体" w:cs="宋体"/>
       <w:sz w:val="24"/>
       <w:szCs w:val="24"/>
     </w:rPr>
   </w:style>
-  <w:style w:type="character" w:customStyle="1" w:styleId="a7">
+  <w:style w:type="character" w:customStyle="1" w:styleId="11">
     <w:name w:val="页眉 字符"/>
-    <w:basedOn w:val="a0"/>
-    <w:link w:val="a6"/>
+    <w:basedOn w:val="8"/>
+    <w:link w:val="5"/>
+    <w:qFormat/>
     <w:uiPriority w:val="99"/>
     <w:rPr>
       <w:sz w:val="18"/>
       <w:szCs w:val="18"/>
     </w:rPr>
   </w:style>
-  <w:style w:type="character" w:customStyle="1" w:styleId="a5">
+  <w:style w:type="character" w:customStyle="1" w:styleId="12">
     <w:name w:val="页脚 字符"/>
-    <w:basedOn w:val="a0"/>
-    <w:link w:val="a4"/>
+    <w:basedOn w:val="8"/>
+    <w:link w:val="4"/>
+    <w:qFormat/>
     <w:uiPriority w:val="99"/>
     <w:rPr>
       <w:sz w:val="18"/>
       <w:szCs w:val="18"/>
     </w:rPr>
   </w:style>
-  <w:style w:type="paragraph" w:styleId="aa">
+  <w:style w:type="paragraph" w:styleId="13">
     <w:name w:val="List Paragraph"/>
-    <w:basedOn w:val="a"/>
+    <w:basedOn w:val="1"/>
+    <w:qFormat/>
     <w:uiPriority w:val="34"/>
-    <w:qFormat/>
     <w:pPr>
-      <w:ind w:firstLineChars="200" w:firstLine="420"/>
+      <w:ind w:firstLine="420" w:firstLineChars="200"/>
     </w:pPr>
   </w:style>
-  <w:style w:type="character" w:customStyle="1" w:styleId="20">
+  <w:style w:type="character" w:customStyle="1" w:styleId="14">
     <w:name w:val="标题 2 字符"/>
-    <w:basedOn w:val="a0"/>
+    <w:basedOn w:val="8"/>
     <w:link w:val="2"/>
+    <w:qFormat/>
+    <w:uiPriority w:val="0"/>
     <w:rPr>
-      <w:rFonts w:ascii="Arial" w:eastAsia="黑体" w:hAnsi="Arial" w:cs="Times New Roman"/>
+      <w:rFonts w:ascii="Arial" w:hAnsi="Arial" w:eastAsia="黑体" w:cs="Times New Roman"/>
       <w:b/>
       <w:bCs/>
       <w:sz w:val="32"/>
@@ -4147,7 +4144,6 @@
     </a:fmtScheme>
   </a:themeElements>
   <a:objectDefaults/>
-  <a:extraClrSchemeLst/>
 </a:theme>
 </file>
 
@@ -4157,8 +4153,6 @@
 
 <file path=customXml/itemProps1.xml><?xml version="1.0" encoding="utf-8"?>
 <ds:datastoreItem xmlns:ds="http://schemas.openxmlformats.org/officeDocument/2006/customXml" ds:itemID="{B1D8C0FB-7BF1-44D5-9F27-75219381D875}">
-  <ds:schemaRefs>
-    <ds:schemaRef ds:uri="http://schemas.openxmlformats.org/officeDocument/2006/bibliography"/>
-  </ds:schemaRefs>
+  <ds:schemaRefs/>
 </ds:datastoreItem>
 </file>
--- a/大作业文档.docx
+++ b/大作业文档.docx
@@ -1,13 +1,13 @@
 
 <file path=word/document.xml><?xml version="1.0" encoding="utf-8"?>
-<w:document xmlns:wpc="http://schemas.microsoft.com/office/word/2010/wordprocessingCanvas" xmlns:mc="http://schemas.openxmlformats.org/markup-compatibility/2006" xmlns:o="urn:schemas-microsoft-com:office:office" xmlns:r="http://schemas.openxmlformats.org/officeDocument/2006/relationships" xmlns:m="http://schemas.openxmlformats.org/officeDocument/2006/math" xmlns:v="urn:schemas-microsoft-com:vml" xmlns:wp14="http://schemas.microsoft.com/office/word/2010/wordprocessingDrawing" xmlns:wp="http://schemas.openxmlformats.org/drawingml/2006/wordprocessingDrawing" xmlns:w="http://schemas.openxmlformats.org/wordprocessingml/2006/main" xmlns:w14="http://schemas.microsoft.com/office/word/2010/wordml" xmlns:w10="urn:schemas-microsoft-com:office:word" xmlns:w15="http://schemas.microsoft.com/office/word/2012/wordml" xmlns:wpg="http://schemas.microsoft.com/office/word/2010/wordprocessingGroup" xmlns:wpi="http://schemas.microsoft.com/office/word/2010/wordprocessingInk" xmlns:wne="http://schemas.microsoft.com/office/word/2006/wordml" xmlns:wps="http://schemas.microsoft.com/office/word/2010/wordprocessingShape" xmlns:wpsCustomData="http://www.wps.cn/officeDocument/2013/wpsCustomData" mc:Ignorable="w14 w15 wp14">
+<w:document xmlns:wpc="http://schemas.microsoft.com/office/word/2010/wordprocessingCanvas" xmlns:cx="http://schemas.microsoft.com/office/drawing/2014/chartex" xmlns:cx1="http://schemas.microsoft.com/office/drawing/2015/9/8/chartex" xmlns:cx2="http://schemas.microsoft.com/office/drawing/2015/10/21/chartex" xmlns:cx3="http://schemas.microsoft.com/office/drawing/2016/5/9/chartex" xmlns:cx4="http://schemas.microsoft.com/office/drawing/2016/5/10/chartex" xmlns:cx5="http://schemas.microsoft.com/office/drawing/2016/5/11/chartex" xmlns:cx6="http://schemas.microsoft.com/office/drawing/2016/5/12/chartex" xmlns:cx7="http://schemas.microsoft.com/office/drawing/2016/5/13/chartex" xmlns:cx8="http://schemas.microsoft.com/office/drawing/2016/5/14/chartex" xmlns:mc="http://schemas.openxmlformats.org/markup-compatibility/2006" xmlns:aink="http://schemas.microsoft.com/office/drawing/2016/ink" xmlns:am3d="http://schemas.microsoft.com/office/drawing/2017/model3d" xmlns:o="urn:schemas-microsoft-com:office:office" xmlns:oel="http://schemas.microsoft.com/office/2019/extlst" xmlns:r="http://schemas.openxmlformats.org/officeDocument/2006/relationships" xmlns:m="http://schemas.openxmlformats.org/officeDocument/2006/math" xmlns:v="urn:schemas-microsoft-com:vml" xmlns:wp14="http://schemas.microsoft.com/office/word/2010/wordprocessingDrawing" xmlns:wp="http://schemas.openxmlformats.org/drawingml/2006/wordprocessingDrawing" xmlns:w10="urn:schemas-microsoft-com:office:word" xmlns:w="http://schemas.openxmlformats.org/wordprocessingml/2006/main" xmlns:w14="http://schemas.microsoft.com/office/word/2010/wordml" xmlns:w15="http://schemas.microsoft.com/office/word/2012/wordml" xmlns:w16cex="http://schemas.microsoft.com/office/word/2018/wordml/cex" xmlns:w16cid="http://schemas.microsoft.com/office/word/2016/wordml/cid" xmlns:w16="http://schemas.microsoft.com/office/word/2018/wordml" xmlns:w16du="http://schemas.microsoft.com/office/word/2023/wordml/word16du" xmlns:w16sdtdh="http://schemas.microsoft.com/office/word/2020/wordml/sdtdatahash" xmlns:w16sdtfl="http://schemas.microsoft.com/office/word/2024/wordml/sdtformatlock" xmlns:w16se="http://schemas.microsoft.com/office/word/2015/wordml/symex" xmlns:wpg="http://schemas.microsoft.com/office/word/2010/wordprocessingGroup" xmlns:wpi="http://schemas.microsoft.com/office/word/2010/wordprocessingInk" xmlns:wne="http://schemas.microsoft.com/office/word/2006/wordml" xmlns:wps="http://schemas.microsoft.com/office/word/2010/wordprocessingShape" mc:Ignorable="w14 w15 w16se w16cid w16 w16cex w16sdtdh w16sdtfl w16du wp14">
   <w:body>
     <w:p>
       <w:pPr>
         <w:widowControl/>
         <w:jc w:val="left"/>
         <w:rPr>
-          <w:rFonts w:hint="eastAsia" w:ascii="Times New Roman" w:hAnsi="Times New Roman" w:eastAsia="宋体"/>
+          <w:rFonts w:ascii="Times New Roman" w:eastAsia="宋体" w:hAnsi="Times New Roman"/>
         </w:rPr>
       </w:pPr>
     </w:p>
@@ -16,7 +16,7 @@
         <w:widowControl/>
         <w:jc w:val="left"/>
         <w:rPr>
-          <w:rFonts w:ascii="Times New Roman" w:hAnsi="Times New Roman" w:eastAsia="宋体"/>
+          <w:rFonts w:ascii="Times New Roman" w:eastAsia="宋体" w:hAnsi="Times New Roman"/>
         </w:rPr>
       </w:pPr>
     </w:p>
@@ -25,7 +25,7 @@
         <w:spacing w:line="960" w:lineRule="auto"/>
         <w:jc w:val="center"/>
         <w:rPr>
-          <w:rFonts w:ascii="Times New Roman" w:hAnsi="Times New Roman" w:eastAsia="宋体" w:cs="Times New Roman"/>
+          <w:rFonts w:ascii="Times New Roman" w:eastAsia="宋体" w:hAnsi="Times New Roman" w:cs="Times New Roman"/>
           <w:b/>
           <w:bCs/>
           <w:spacing w:val="100"/>
@@ -35,213 +35,353 @@
       </w:pPr>
       <w:r>
         <w:rPr>
-          <w:rFonts w:ascii="Times New Roman" w:hAnsi="Times New Roman" w:eastAsia="宋体" w:cs="Times New Roman"/>
+          <w:rFonts w:ascii="Times New Roman" w:eastAsia="宋体" w:hAnsi="Times New Roman" w:cs="Times New Roman"/>
           <w:szCs w:val="24"/>
         </w:rPr>
         <w:fldChar w:fldCharType="begin"/>
       </w:r>
       <w:r>
         <w:rPr>
-          <w:rFonts w:hint="eastAsia" w:ascii="Times New Roman" w:hAnsi="Times New Roman" w:eastAsia="宋体" w:cs="Times New Roman"/>
-          <w:szCs w:val="24"/>
-        </w:rPr>
-        <w:instrText xml:space="preserve"> INCLUDEPICTURE "D:\\backup\\实践管理科\\JNDX_M.GIF" \* MERGEFORMAT </w:instrText>
-      </w:r>
-      <w:r>
-        <w:rPr>
-          <w:rFonts w:ascii="Times New Roman" w:hAnsi="Times New Roman" w:eastAsia="宋体" w:cs="Times New Roman"/>
+          <w:rFonts w:ascii="Times New Roman" w:eastAsia="宋体" w:hAnsi="Times New Roman" w:cs="Times New Roman" w:hint="eastAsia"/>
+          <w:szCs w:val="24"/>
+        </w:rPr>
+        <w:instrText xml:space="preserve"> INCLUDEPICTURE "D:\\backup\\</w:instrText>
+      </w:r>
+      <w:r>
+        <w:rPr>
+          <w:rFonts w:ascii="Times New Roman" w:eastAsia="宋体" w:hAnsi="Times New Roman" w:cs="Times New Roman" w:hint="eastAsia"/>
+          <w:szCs w:val="24"/>
+        </w:rPr>
+        <w:instrText>实践管理科</w:instrText>
+      </w:r>
+      <w:r>
+        <w:rPr>
+          <w:rFonts w:ascii="Times New Roman" w:eastAsia="宋体" w:hAnsi="Times New Roman" w:cs="Times New Roman" w:hint="eastAsia"/>
+          <w:szCs w:val="24"/>
+        </w:rPr>
+        <w:instrText xml:space="preserve">\\JNDX_M.GIF" \* MERGEFORMAT </w:instrText>
+      </w:r>
+      <w:r>
+        <w:rPr>
+          <w:rFonts w:ascii="Times New Roman" w:eastAsia="宋体" w:hAnsi="Times New Roman" w:cs="Times New Roman"/>
           <w:szCs w:val="24"/>
         </w:rPr>
         <w:fldChar w:fldCharType="separate"/>
       </w:r>
       <w:r>
         <w:rPr>
-          <w:rFonts w:ascii="Times New Roman" w:hAnsi="Times New Roman" w:eastAsia="宋体" w:cs="Times New Roman"/>
+          <w:rFonts w:ascii="Times New Roman" w:eastAsia="宋体" w:hAnsi="Times New Roman" w:cs="Times New Roman"/>
           <w:szCs w:val="24"/>
         </w:rPr>
         <w:fldChar w:fldCharType="begin"/>
       </w:r>
       <w:r>
         <w:rPr>
-          <w:rFonts w:ascii="Times New Roman" w:hAnsi="Times New Roman" w:eastAsia="宋体" w:cs="Times New Roman"/>
+          <w:rFonts w:ascii="Times New Roman" w:eastAsia="宋体" w:hAnsi="Times New Roman" w:cs="Times New Roman"/>
           <w:szCs w:val="24"/>
         </w:rPr>
         <w:instrText xml:space="preserve"> </w:instrText>
       </w:r>
       <w:r>
         <w:rPr>
-          <w:rFonts w:hint="eastAsia" w:ascii="Times New Roman" w:hAnsi="Times New Roman" w:eastAsia="宋体" w:cs="Times New Roman"/>
-          <w:szCs w:val="24"/>
-        </w:rPr>
-        <w:instrText xml:space="preserve">INCLUDEPICTURE  "D:\\backup\\实践管理科\\JNDX_M.GIF" \* MERGEFORMATINET</w:instrText>
-      </w:r>
-      <w:r>
-        <w:rPr>
-          <w:rFonts w:ascii="Times New Roman" w:hAnsi="Times New Roman" w:eastAsia="宋体" w:cs="Times New Roman"/>
+          <w:rFonts w:ascii="Times New Roman" w:eastAsia="宋体" w:hAnsi="Times New Roman" w:cs="Times New Roman" w:hint="eastAsia"/>
+          <w:szCs w:val="24"/>
+        </w:rPr>
+        <w:instrText>INCLUDEPICTURE  "D:\\backup\\</w:instrText>
+      </w:r>
+      <w:r>
+        <w:rPr>
+          <w:rFonts w:ascii="Times New Roman" w:eastAsia="宋体" w:hAnsi="Times New Roman" w:cs="Times New Roman" w:hint="eastAsia"/>
+          <w:szCs w:val="24"/>
+        </w:rPr>
+        <w:instrText>实践管理科</w:instrText>
+      </w:r>
+      <w:r>
+        <w:rPr>
+          <w:rFonts w:ascii="Times New Roman" w:eastAsia="宋体" w:hAnsi="Times New Roman" w:cs="Times New Roman" w:hint="eastAsia"/>
+          <w:szCs w:val="24"/>
+        </w:rPr>
+        <w:instrText>\\JNDX_M.GIF" \* MERGEFORMATINET</w:instrText>
+      </w:r>
+      <w:r>
+        <w:rPr>
+          <w:rFonts w:ascii="Times New Roman" w:eastAsia="宋体" w:hAnsi="Times New Roman" w:cs="Times New Roman"/>
           <w:szCs w:val="24"/>
         </w:rPr>
         <w:instrText xml:space="preserve"> </w:instrText>
       </w:r>
       <w:r>
         <w:rPr>
-          <w:rFonts w:ascii="Times New Roman" w:hAnsi="Times New Roman" w:eastAsia="宋体" w:cs="Times New Roman"/>
+          <w:rFonts w:ascii="Times New Roman" w:eastAsia="宋体" w:hAnsi="Times New Roman" w:cs="Times New Roman"/>
           <w:szCs w:val="24"/>
         </w:rPr>
         <w:fldChar w:fldCharType="separate"/>
       </w:r>
       <w:r>
         <w:rPr>
-          <w:rFonts w:ascii="Times New Roman" w:hAnsi="Times New Roman" w:eastAsia="宋体" w:cs="Times New Roman"/>
+          <w:rFonts w:ascii="Times New Roman" w:eastAsia="宋体" w:hAnsi="Times New Roman" w:cs="Times New Roman"/>
           <w:szCs w:val="24"/>
         </w:rPr>
         <w:fldChar w:fldCharType="begin"/>
       </w:r>
       <w:r>
         <w:rPr>
-          <w:rFonts w:ascii="Times New Roman" w:hAnsi="Times New Roman" w:eastAsia="宋体" w:cs="Times New Roman"/>
+          <w:rFonts w:ascii="Times New Roman" w:eastAsia="宋体" w:hAnsi="Times New Roman" w:cs="Times New Roman"/>
           <w:szCs w:val="24"/>
         </w:rPr>
         <w:instrText xml:space="preserve"> </w:instrText>
       </w:r>
       <w:r>
         <w:rPr>
-          <w:rFonts w:hint="eastAsia" w:ascii="Times New Roman" w:hAnsi="Times New Roman" w:eastAsia="宋体" w:cs="Times New Roman"/>
-          <w:szCs w:val="24"/>
-        </w:rPr>
-        <w:instrText xml:space="preserve">INCLUDEPICTURE  "D:\\backup\\实践管理科\\JNDX_M.GIF" \* MERGEFORMATINET</w:instrText>
-      </w:r>
-      <w:r>
-        <w:rPr>
-          <w:rFonts w:ascii="Times New Roman" w:hAnsi="Times New Roman" w:eastAsia="宋体" w:cs="Times New Roman"/>
+          <w:rFonts w:ascii="Times New Roman" w:eastAsia="宋体" w:hAnsi="Times New Roman" w:cs="Times New Roman" w:hint="eastAsia"/>
+          <w:szCs w:val="24"/>
+        </w:rPr>
+        <w:instrText>INCLUDEPICTURE  "D:\\backup\\</w:instrText>
+      </w:r>
+      <w:r>
+        <w:rPr>
+          <w:rFonts w:ascii="Times New Roman" w:eastAsia="宋体" w:hAnsi="Times New Roman" w:cs="Times New Roman" w:hint="eastAsia"/>
+          <w:szCs w:val="24"/>
+        </w:rPr>
+        <w:instrText>实践管理科</w:instrText>
+      </w:r>
+      <w:r>
+        <w:rPr>
+          <w:rFonts w:ascii="Times New Roman" w:eastAsia="宋体" w:hAnsi="Times New Roman" w:cs="Times New Roman" w:hint="eastAsia"/>
+          <w:szCs w:val="24"/>
+        </w:rPr>
+        <w:instrText>\\JNDX_M.GIF" \* MERGEFORMATINET</w:instrText>
+      </w:r>
+      <w:r>
+        <w:rPr>
+          <w:rFonts w:ascii="Times New Roman" w:eastAsia="宋体" w:hAnsi="Times New Roman" w:cs="Times New Roman"/>
           <w:szCs w:val="24"/>
         </w:rPr>
         <w:instrText xml:space="preserve"> </w:instrText>
       </w:r>
       <w:r>
         <w:rPr>
-          <w:rFonts w:ascii="Times New Roman" w:hAnsi="Times New Roman" w:eastAsia="宋体" w:cs="Times New Roman"/>
+          <w:rFonts w:ascii="Times New Roman" w:eastAsia="宋体" w:hAnsi="Times New Roman" w:cs="Times New Roman"/>
           <w:szCs w:val="24"/>
         </w:rPr>
         <w:fldChar w:fldCharType="separate"/>
       </w:r>
       <w:r>
         <w:rPr>
-          <w:rFonts w:ascii="Times New Roman" w:hAnsi="Times New Roman" w:eastAsia="宋体" w:cs="Times New Roman"/>
+          <w:rFonts w:ascii="Times New Roman" w:eastAsia="宋体" w:hAnsi="Times New Roman" w:cs="Times New Roman"/>
           <w:szCs w:val="24"/>
         </w:rPr>
         <w:fldChar w:fldCharType="begin"/>
       </w:r>
       <w:r>
         <w:rPr>
-          <w:rFonts w:ascii="Times New Roman" w:hAnsi="Times New Roman" w:eastAsia="宋体" w:cs="Times New Roman"/>
+          <w:rFonts w:ascii="Times New Roman" w:eastAsia="宋体" w:hAnsi="Times New Roman" w:cs="Times New Roman"/>
           <w:szCs w:val="24"/>
         </w:rPr>
         <w:instrText xml:space="preserve"> </w:instrText>
       </w:r>
       <w:r>
         <w:rPr>
-          <w:rFonts w:hint="eastAsia" w:ascii="Times New Roman" w:hAnsi="Times New Roman" w:eastAsia="宋体" w:cs="Times New Roman"/>
-          <w:szCs w:val="24"/>
-        </w:rPr>
-        <w:instrText xml:space="preserve">INCLUDEPICTURE  "D:\\实践管理科\\JNDX_M.GIF" \* MERGEFORMATINET</w:instrText>
-      </w:r>
-      <w:r>
-        <w:rPr>
-          <w:rFonts w:ascii="Times New Roman" w:hAnsi="Times New Roman" w:eastAsia="宋体" w:cs="Times New Roman"/>
+          <w:rFonts w:ascii="Times New Roman" w:eastAsia="宋体" w:hAnsi="Times New Roman" w:cs="Times New Roman" w:hint="eastAsia"/>
+          <w:szCs w:val="24"/>
+        </w:rPr>
+        <w:instrText>INCLUDEPICTURE  "D:\\</w:instrText>
+      </w:r>
+      <w:r>
+        <w:rPr>
+          <w:rFonts w:ascii="Times New Roman" w:eastAsia="宋体" w:hAnsi="Times New Roman" w:cs="Times New Roman" w:hint="eastAsia"/>
+          <w:szCs w:val="24"/>
+        </w:rPr>
+        <w:instrText>实践管理科</w:instrText>
+      </w:r>
+      <w:r>
+        <w:rPr>
+          <w:rFonts w:ascii="Times New Roman" w:eastAsia="宋体" w:hAnsi="Times New Roman" w:cs="Times New Roman" w:hint="eastAsia"/>
+          <w:szCs w:val="24"/>
+        </w:rPr>
+        <w:instrText>\\JNDX_M.GIF" \* MERGEFORMATINET</w:instrText>
+      </w:r>
+      <w:r>
+        <w:rPr>
+          <w:rFonts w:ascii="Times New Roman" w:eastAsia="宋体" w:hAnsi="Times New Roman" w:cs="Times New Roman"/>
           <w:szCs w:val="24"/>
         </w:rPr>
         <w:instrText xml:space="preserve"> </w:instrText>
       </w:r>
       <w:r>
         <w:rPr>
-          <w:rFonts w:ascii="Times New Roman" w:hAnsi="Times New Roman" w:eastAsia="宋体" w:cs="Times New Roman"/>
+          <w:rFonts w:ascii="Times New Roman" w:eastAsia="宋体" w:hAnsi="Times New Roman" w:cs="Times New Roman"/>
           <w:szCs w:val="24"/>
         </w:rPr>
         <w:fldChar w:fldCharType="separate"/>
       </w:r>
       <w:r>
         <w:rPr>
-          <w:rFonts w:ascii="Times New Roman" w:hAnsi="Times New Roman" w:eastAsia="宋体" w:cs="Times New Roman"/>
+          <w:rFonts w:ascii="Times New Roman" w:eastAsia="宋体" w:hAnsi="Times New Roman" w:cs="Times New Roman"/>
           <w:szCs w:val="24"/>
         </w:rPr>
         <w:fldChar w:fldCharType="begin"/>
       </w:r>
       <w:r>
         <w:rPr>
-          <w:rFonts w:ascii="Times New Roman" w:hAnsi="Times New Roman" w:eastAsia="宋体" w:cs="Times New Roman"/>
+          <w:rFonts w:ascii="Times New Roman" w:eastAsia="宋体" w:hAnsi="Times New Roman" w:cs="Times New Roman"/>
           <w:szCs w:val="24"/>
         </w:rPr>
         <w:instrText xml:space="preserve"> </w:instrText>
       </w:r>
       <w:r>
         <w:rPr>
-          <w:rFonts w:hint="eastAsia" w:ascii="Times New Roman" w:hAnsi="Times New Roman" w:eastAsia="宋体" w:cs="Times New Roman"/>
-          <w:szCs w:val="24"/>
-        </w:rPr>
-        <w:instrText xml:space="preserve">INCLUDEPICTURE  "/Users/../实践管理科/JNDX_M.GIF" \* MERGEFORMATINET</w:instrText>
-      </w:r>
-      <w:r>
-        <w:rPr>
-          <w:rFonts w:ascii="Times New Roman" w:hAnsi="Times New Roman" w:eastAsia="宋体" w:cs="Times New Roman"/>
+          <w:rFonts w:ascii="Times New Roman" w:eastAsia="宋体" w:hAnsi="Times New Roman" w:cs="Times New Roman" w:hint="eastAsia"/>
+          <w:szCs w:val="24"/>
+        </w:rPr>
+        <w:instrText>INCLUDEPICTURE  "/Users/../</w:instrText>
+      </w:r>
+      <w:r>
+        <w:rPr>
+          <w:rFonts w:ascii="Times New Roman" w:eastAsia="宋体" w:hAnsi="Times New Roman" w:cs="Times New Roman" w:hint="eastAsia"/>
+          <w:szCs w:val="24"/>
+        </w:rPr>
+        <w:instrText>实践管理科</w:instrText>
+      </w:r>
+      <w:r>
+        <w:rPr>
+          <w:rFonts w:ascii="Times New Roman" w:eastAsia="宋体" w:hAnsi="Times New Roman" w:cs="Times New Roman" w:hint="eastAsia"/>
+          <w:szCs w:val="24"/>
+        </w:rPr>
+        <w:instrText>/JNDX_M.GIF" \* MERGEFORMATINET</w:instrText>
+      </w:r>
+      <w:r>
+        <w:rPr>
+          <w:rFonts w:ascii="Times New Roman" w:eastAsia="宋体" w:hAnsi="Times New Roman" w:cs="Times New Roman"/>
           <w:szCs w:val="24"/>
         </w:rPr>
         <w:instrText xml:space="preserve"> </w:instrText>
       </w:r>
       <w:r>
         <w:rPr>
-          <w:rFonts w:ascii="Times New Roman" w:hAnsi="Times New Roman" w:eastAsia="宋体" w:cs="Times New Roman"/>
+          <w:rFonts w:ascii="Times New Roman" w:eastAsia="宋体" w:hAnsi="Times New Roman" w:cs="Times New Roman"/>
           <w:szCs w:val="24"/>
         </w:rPr>
         <w:fldChar w:fldCharType="separate"/>
       </w:r>
       <w:r>
         <w:rPr>
-          <w:rFonts w:ascii="Times New Roman" w:hAnsi="Times New Roman" w:eastAsia="宋体" w:cs="Times New Roman"/>
+          <w:rFonts w:ascii="Times New Roman" w:eastAsia="宋体" w:hAnsi="Times New Roman" w:cs="Times New Roman"/>
+          <w:szCs w:val="24"/>
+        </w:rPr>
+        <w:fldChar w:fldCharType="begin"/>
+      </w:r>
+      <w:r>
+        <w:rPr>
+          <w:rFonts w:ascii="Times New Roman" w:eastAsia="宋体" w:hAnsi="Times New Roman" w:cs="Times New Roman"/>
+          <w:szCs w:val="24"/>
+        </w:rPr>
+        <w:instrText xml:space="preserve"> </w:instrText>
+      </w:r>
+      <w:r>
+        <w:rPr>
+          <w:rFonts w:ascii="Times New Roman" w:eastAsia="宋体" w:hAnsi="Times New Roman" w:cs="Times New Roman" w:hint="eastAsia"/>
+          <w:szCs w:val="24"/>
+        </w:rPr>
+        <w:instrText>INCLUDEPICTURE  "/Users/../</w:instrText>
+      </w:r>
+      <w:r>
+        <w:rPr>
+          <w:rFonts w:ascii="Times New Roman" w:eastAsia="宋体" w:hAnsi="Times New Roman" w:cs="Times New Roman" w:hint="eastAsia"/>
+          <w:szCs w:val="24"/>
+        </w:rPr>
+        <w:instrText>实践管理科</w:instrText>
+      </w:r>
+      <w:r>
+        <w:rPr>
+          <w:rFonts w:ascii="Times New Roman" w:eastAsia="宋体" w:hAnsi="Times New Roman" w:cs="Times New Roman" w:hint="eastAsia"/>
+          <w:szCs w:val="24"/>
+        </w:rPr>
+        <w:instrText>/JNDX_M.GIF" \* MERGEFORMATINET</w:instrText>
+      </w:r>
+      <w:r>
+        <w:rPr>
+          <w:rFonts w:ascii="Times New Roman" w:eastAsia="宋体" w:hAnsi="Times New Roman" w:cs="Times New Roman"/>
+          <w:szCs w:val="24"/>
+        </w:rPr>
+        <w:instrText xml:space="preserve"> </w:instrText>
+      </w:r>
+      <w:r>
+        <w:rPr>
+          <w:rFonts w:ascii="Times New Roman" w:eastAsia="宋体" w:hAnsi="Times New Roman" w:cs="Times New Roman"/>
+          <w:szCs w:val="24"/>
+        </w:rPr>
+        <w:fldChar w:fldCharType="separate"/>
+      </w:r>
+      <w:r>
+        <w:rPr>
+          <w:rFonts w:ascii="Times New Roman" w:eastAsia="宋体" w:hAnsi="Times New Roman" w:cs="Times New Roman"/>
+          <w:noProof/>
           <w:szCs w:val="24"/>
         </w:rPr>
         <w:pict>
-          <v:shape id="_x0000_i1025" o:spt="75" type="#_x0000_t75" style="height:58.15pt;width:173.75pt;" filled="f" o:preferrelative="t" stroked="f" coordsize="21600,21600">
-            <v:path/>
-            <v:fill on="f" focussize="0,0"/>
-            <v:stroke on="f" joinstyle="miter"/>
-            <v:imagedata r:id="rId7" r:href="rId8" o:title=""/>
+          <v:shapetype id="_x0000_t75" coordsize="21600,21600" o:spt="75" o:preferrelative="t" path="m@4@5l@4@11@9@11@9@5xe" filled="f" stroked="f">
+            <v:stroke joinstyle="miter"/>
+            <v:formulas>
+              <v:f eqn="if lineDrawn pixelLineWidth 0"/>
+              <v:f eqn="sum @0 1 0"/>
+              <v:f eqn="sum 0 0 @1"/>
+              <v:f eqn="prod @2 1 2"/>
+              <v:f eqn="prod @3 21600 pixelWidth"/>
+              <v:f eqn="prod @3 21600 pixelHeight"/>
+              <v:f eqn="sum @0 0 1"/>
+              <v:f eqn="prod @6 1 2"/>
+              <v:f eqn="prod @7 21600 pixelWidth"/>
+              <v:f eqn="sum @8 21600 0"/>
+              <v:f eqn="prod @7 21600 pixelHeight"/>
+              <v:f eqn="sum @10 21600 0"/>
+            </v:formulas>
+            <v:path o:extrusionok="f" gradientshapeok="t" o:connecttype="rect"/>
             <o:lock v:ext="edit" aspectratio="t"/>
-            <w10:wrap type="none"/>
-            <w10:anchorlock/>
+          </v:shapetype>
+          <v:shape id="_x0000_i1025" type="#_x0000_t75" alt="" style="width:173.55pt;height:57.85pt;mso-width-percent:0;mso-height-percent:0;mso-width-percent:0;mso-height-percent:0">
+            <v:imagedata r:id="rId8" r:href="rId9"/>
           </v:shape>
         </w:pict>
       </w:r>
       <w:r>
         <w:rPr>
-          <w:rFonts w:ascii="Times New Roman" w:hAnsi="Times New Roman" w:eastAsia="宋体" w:cs="Times New Roman"/>
+          <w:rFonts w:ascii="Times New Roman" w:eastAsia="宋体" w:hAnsi="Times New Roman" w:cs="Times New Roman"/>
           <w:szCs w:val="24"/>
         </w:rPr>
         <w:fldChar w:fldCharType="end"/>
       </w:r>
       <w:r>
         <w:rPr>
-          <w:rFonts w:ascii="Times New Roman" w:hAnsi="Times New Roman" w:eastAsia="宋体" w:cs="Times New Roman"/>
+          <w:rFonts w:ascii="Times New Roman" w:eastAsia="宋体" w:hAnsi="Times New Roman" w:cs="Times New Roman"/>
           <w:szCs w:val="24"/>
         </w:rPr>
         <w:fldChar w:fldCharType="end"/>
       </w:r>
       <w:r>
         <w:rPr>
-          <w:rFonts w:ascii="Times New Roman" w:hAnsi="Times New Roman" w:eastAsia="宋体" w:cs="Times New Roman"/>
+          <w:rFonts w:ascii="Times New Roman" w:eastAsia="宋体" w:hAnsi="Times New Roman" w:cs="Times New Roman"/>
           <w:szCs w:val="24"/>
         </w:rPr>
         <w:fldChar w:fldCharType="end"/>
       </w:r>
       <w:r>
         <w:rPr>
-          <w:rFonts w:ascii="Times New Roman" w:hAnsi="Times New Roman" w:eastAsia="宋体" w:cs="Times New Roman"/>
+          <w:rFonts w:ascii="Times New Roman" w:eastAsia="宋体" w:hAnsi="Times New Roman" w:cs="Times New Roman"/>
           <w:szCs w:val="24"/>
         </w:rPr>
         <w:fldChar w:fldCharType="end"/>
       </w:r>
       <w:r>
         <w:rPr>
-          <w:rFonts w:ascii="Times New Roman" w:hAnsi="Times New Roman" w:eastAsia="宋体" w:cs="Times New Roman"/>
+          <w:rFonts w:ascii="Times New Roman" w:eastAsia="宋体" w:hAnsi="Times New Roman" w:cs="Times New Roman"/>
+          <w:szCs w:val="24"/>
+        </w:rPr>
+        <w:fldChar w:fldCharType="end"/>
+      </w:r>
+      <w:r>
+        <w:rPr>
+          <w:rFonts w:ascii="Times New Roman" w:eastAsia="宋体" w:hAnsi="Times New Roman" w:cs="Times New Roman"/>
           <w:szCs w:val="24"/>
         </w:rPr>
         <w:fldChar w:fldCharType="end"/>
@@ -252,7 +392,7 @@
         <w:spacing w:line="480" w:lineRule="auto"/>
         <w:jc w:val="center"/>
         <w:rPr>
-          <w:rFonts w:ascii="Times New Roman" w:hAnsi="Times New Roman" w:eastAsia="宋体" w:cs="Times New Roman"/>
+          <w:rFonts w:ascii="Times New Roman" w:eastAsia="宋体" w:hAnsi="Times New Roman" w:cs="Times New Roman"/>
           <w:b/>
           <w:bCs/>
           <w:spacing w:val="60"/>
@@ -263,7 +403,7 @@
       </w:pPr>
       <w:r>
         <w:rPr>
-          <w:rFonts w:hint="eastAsia" w:ascii="Times New Roman" w:hAnsi="Times New Roman" w:eastAsia="宋体" w:cs="Times New Roman"/>
+          <w:rFonts w:ascii="Times New Roman" w:eastAsia="宋体" w:hAnsi="Times New Roman" w:cs="Times New Roman" w:hint="eastAsia"/>
           <w:b/>
           <w:bCs/>
           <w:spacing w:val="60"/>
@@ -279,7 +419,7 @@
         <w:spacing w:line="480" w:lineRule="auto"/>
         <w:jc w:val="center"/>
         <w:rPr>
-          <w:rFonts w:ascii="Times New Roman" w:hAnsi="Times New Roman" w:eastAsia="宋体" w:cs="Times New Roman"/>
+          <w:rFonts w:ascii="Times New Roman" w:eastAsia="宋体" w:hAnsi="Times New Roman" w:cs="Times New Roman"/>
           <w:b/>
           <w:bCs/>
           <w:spacing w:val="60"/>
@@ -290,7 +430,7 @@
       </w:pPr>
       <w:r>
         <w:rPr>
-          <w:rFonts w:hint="eastAsia" w:ascii="Times New Roman" w:hAnsi="Times New Roman" w:eastAsia="宋体" w:cs="Times New Roman"/>
+          <w:rFonts w:ascii="Times New Roman" w:eastAsia="宋体" w:hAnsi="Times New Roman" w:cs="Times New Roman" w:hint="eastAsia"/>
           <w:b/>
           <w:bCs/>
           <w:spacing w:val="60"/>
@@ -306,7 +446,7 @@
         <w:spacing w:line="480" w:lineRule="auto"/>
         <w:jc w:val="center"/>
         <w:rPr>
-          <w:rFonts w:ascii="Times New Roman" w:hAnsi="Times New Roman" w:eastAsia="宋体" w:cs="Times New Roman"/>
+          <w:rFonts w:ascii="Times New Roman" w:eastAsia="宋体" w:hAnsi="Times New Roman" w:cs="Times New Roman"/>
           <w:b/>
           <w:bCs/>
           <w:spacing w:val="60"/>
@@ -321,7 +461,7 @@
         <w:spacing w:line="480" w:lineRule="auto"/>
         <w:jc w:val="center"/>
         <w:rPr>
-          <w:rFonts w:ascii="Times New Roman" w:hAnsi="Times New Roman" w:eastAsia="宋体" w:cs="Times New Roman"/>
+          <w:rFonts w:ascii="Times New Roman" w:eastAsia="宋体" w:hAnsi="Times New Roman" w:cs="Times New Roman"/>
           <w:b/>
           <w:bCs/>
           <w:spacing w:val="60"/>
@@ -336,7 +476,7 @@
         <w:spacing w:line="480" w:lineRule="auto"/>
         <w:jc w:val="center"/>
         <w:rPr>
-          <w:rFonts w:ascii="Times New Roman" w:hAnsi="Times New Roman" w:eastAsia="宋体" w:cs="Times New Roman"/>
+          <w:rFonts w:ascii="Times New Roman" w:eastAsia="宋体" w:hAnsi="Times New Roman" w:cs="Times New Roman"/>
           <w:spacing w:val="60"/>
           <w:kern w:val="0"/>
           <w:sz w:val="52"/>
@@ -349,7 +489,7 @@
         <w:spacing w:line="480" w:lineRule="auto"/>
         <w:jc w:val="center"/>
         <w:rPr>
-          <w:rFonts w:ascii="Times New Roman" w:hAnsi="Times New Roman" w:eastAsia="宋体" w:cs="Times New Roman"/>
+          <w:rFonts w:ascii="Times New Roman" w:eastAsia="宋体" w:hAnsi="Times New Roman" w:cs="Times New Roman"/>
           <w:b/>
           <w:bCs/>
           <w:spacing w:val="60"/>
@@ -362,9 +502,9 @@
     <w:p>
       <w:pPr>
         <w:spacing w:line="480" w:lineRule="auto"/>
-        <w:ind w:firstLine="179" w:firstLineChars="56"/>
-        <w:rPr>
-          <w:rFonts w:ascii="Times New Roman" w:hAnsi="Times New Roman" w:eastAsia="宋体" w:cs="Times New Roman"/>
+        <w:ind w:firstLineChars="56" w:firstLine="179"/>
+        <w:rPr>
+          <w:rFonts w:ascii="Times New Roman" w:eastAsia="宋体" w:hAnsi="Times New Roman" w:cs="Times New Roman"/>
           <w:b/>
           <w:bCs/>
           <w:kern w:val="0"/>
@@ -374,55 +514,86 @@
       </w:pPr>
       <w:r>
         <w:rPr>
-          <w:rFonts w:hint="eastAsia" w:ascii="Times New Roman" w:hAnsi="Times New Roman" w:eastAsia="宋体" w:cs="Times New Roman"/>
+          <w:rFonts w:ascii="Times New Roman" w:eastAsia="宋体" w:hAnsi="Times New Roman" w:cs="Times New Roman" w:hint="eastAsia"/>
           <w:kern w:val="0"/>
           <w:sz w:val="32"/>
           <w:szCs w:val="24"/>
           <w:u w:val="single"/>
         </w:rPr>
-        <w:t xml:space="preserve">人工智能与计算机  </w:t>
-      </w:r>
-      <w:r>
-        <w:rPr>
-          <w:rFonts w:hint="eastAsia" w:ascii="Times New Roman" w:hAnsi="Times New Roman" w:eastAsia="宋体" w:cs="Times New Roman"/>
+        <w:t>人工智能与计算机</w:t>
+      </w:r>
+      <w:r>
+        <w:rPr>
+          <w:rFonts w:ascii="Times New Roman" w:eastAsia="宋体" w:hAnsi="Times New Roman" w:cs="Times New Roman" w:hint="eastAsia"/>
+          <w:kern w:val="0"/>
+          <w:sz w:val="32"/>
+          <w:szCs w:val="24"/>
+          <w:u w:val="single"/>
+        </w:rPr>
+        <w:t xml:space="preserve">  </w:t>
+      </w:r>
+      <w:r>
+        <w:rPr>
+          <w:rFonts w:ascii="Times New Roman" w:eastAsia="宋体" w:hAnsi="Times New Roman" w:cs="Times New Roman" w:hint="eastAsia"/>
           <w:b/>
           <w:bCs/>
           <w:kern w:val="0"/>
           <w:sz w:val="30"/>
           <w:szCs w:val="24"/>
         </w:rPr>
-        <w:t xml:space="preserve">学院 </w:t>
-      </w:r>
-      <w:r>
-        <w:rPr>
-          <w:rFonts w:hint="eastAsia" w:ascii="Times New Roman" w:hAnsi="Times New Roman" w:eastAsia="宋体" w:cs="Times New Roman"/>
+        <w:t>学院</w:t>
+      </w:r>
+      <w:r>
+        <w:rPr>
+          <w:rFonts w:ascii="Times New Roman" w:eastAsia="宋体" w:hAnsi="Times New Roman" w:cs="Times New Roman" w:hint="eastAsia"/>
           <w:b/>
           <w:bCs/>
           <w:kern w:val="0"/>
           <w:sz w:val="30"/>
           <w:szCs w:val="24"/>
-          <w:u w:val="single"/>
-        </w:rPr>
-        <w:t xml:space="preserve">    </w:t>
-      </w:r>
-      <w:r>
-        <w:rPr>
-          <w:rFonts w:hint="eastAsia" w:ascii="Times New Roman" w:hAnsi="Times New Roman" w:eastAsia="宋体" w:cs="Times New Roman"/>
-          <w:kern w:val="0"/>
-          <w:sz w:val="32"/>
-          <w:szCs w:val="24"/>
-          <w:u w:val="single"/>
-        </w:rPr>
-        <w:t xml:space="preserve">计算机科学与技术    </w:t>
-      </w:r>
-      <w:r>
-        <w:rPr>
-          <w:rFonts w:hint="eastAsia" w:ascii="Times New Roman" w:hAnsi="Times New Roman" w:eastAsia="宋体" w:cs="Times New Roman"/>
+        </w:rPr>
+        <w:t xml:space="preserve"> </w:t>
+      </w:r>
+      <w:r>
+        <w:rPr>
+          <w:rFonts w:ascii="Times New Roman" w:eastAsia="宋体" w:hAnsi="Times New Roman" w:cs="Times New Roman" w:hint="eastAsia"/>
           <w:b/>
           <w:bCs/>
           <w:kern w:val="0"/>
           <w:sz w:val="30"/>
           <w:szCs w:val="24"/>
+          <w:u w:val="single"/>
+        </w:rPr>
+        <w:t xml:space="preserve">    </w:t>
+      </w:r>
+      <w:r>
+        <w:rPr>
+          <w:rFonts w:ascii="Times New Roman" w:eastAsia="宋体" w:hAnsi="Times New Roman" w:cs="Times New Roman" w:hint="eastAsia"/>
+          <w:kern w:val="0"/>
+          <w:sz w:val="32"/>
+          <w:szCs w:val="24"/>
+          <w:u w:val="single"/>
+        </w:rPr>
+        <w:t>计算机科学与技术</w:t>
+      </w:r>
+      <w:r>
+        <w:rPr>
+          <w:rFonts w:ascii="Times New Roman" w:eastAsia="宋体" w:hAnsi="Times New Roman" w:cs="Times New Roman" w:hint="eastAsia"/>
+          <w:kern w:val="0"/>
+          <w:sz w:val="32"/>
+          <w:szCs w:val="24"/>
+          <w:u w:val="single"/>
+        </w:rPr>
+        <w:t xml:space="preserve">    </w:t>
+      </w:r>
+      <w:r>
+        <w:rPr>
+          <w:rFonts w:ascii="Times New Roman" w:eastAsia="宋体" w:hAnsi="Times New Roman" w:cs="Times New Roman" w:hint="eastAsia"/>
+          <w:b/>
+          <w:bCs/>
+          <w:kern w:val="0"/>
+          <w:sz w:val="30"/>
+          <w:szCs w:val="24"/>
         </w:rPr>
         <w:t>专业</w:t>
       </w:r>
@@ -432,7 +603,7 @@
         <w:spacing w:line="480" w:lineRule="auto"/>
         <w:jc w:val="center"/>
         <w:rPr>
-          <w:rFonts w:ascii="Times New Roman" w:hAnsi="Times New Roman" w:eastAsia="宋体" w:cs="Times New Roman"/>
+          <w:rFonts w:ascii="Times New Roman" w:eastAsia="宋体" w:hAnsi="Times New Roman" w:cs="Times New Roman"/>
           <w:b/>
           <w:bCs/>
           <w:spacing w:val="60"/>
@@ -447,7 +618,7 @@
         <w:spacing w:line="480" w:lineRule="auto"/>
         <w:jc w:val="center"/>
         <w:rPr>
-          <w:rFonts w:ascii="Times New Roman" w:hAnsi="Times New Roman" w:eastAsia="宋体" w:cs="Times New Roman"/>
+          <w:rFonts w:ascii="Times New Roman" w:eastAsia="宋体" w:hAnsi="Times New Roman" w:cs="Times New Roman"/>
           <w:b/>
           <w:bCs/>
           <w:spacing w:val="60"/>
@@ -462,7 +633,7 @@
         <w:spacing w:line="480" w:lineRule="auto"/>
         <w:jc w:val="center"/>
         <w:rPr>
-          <w:rFonts w:ascii="Times New Roman" w:hAnsi="Times New Roman" w:eastAsia="宋体" w:cs="Times New Roman"/>
+          <w:rFonts w:ascii="Times New Roman" w:eastAsia="宋体" w:hAnsi="Times New Roman" w:cs="Times New Roman"/>
           <w:b/>
           <w:bCs/>
           <w:spacing w:val="60"/>
@@ -475,9 +646,9 @@
     <w:p>
       <w:pPr>
         <w:spacing w:line="600" w:lineRule="auto"/>
-        <w:ind w:firstLine="1080" w:firstLineChars="300"/>
-        <w:rPr>
-          <w:rFonts w:ascii="Times New Roman" w:hAnsi="Times New Roman" w:eastAsia="宋体" w:cs="Times New Roman"/>
+        <w:ind w:firstLineChars="300" w:firstLine="1080"/>
+        <w:rPr>
+          <w:rFonts w:ascii="Times New Roman" w:eastAsia="宋体" w:hAnsi="Times New Roman" w:cs="Times New Roman"/>
           <w:b/>
           <w:bCs/>
           <w:spacing w:val="60"/>
@@ -488,23 +659,31 @@
       </w:pPr>
       <w:r>
         <w:rPr>
-          <w:rFonts w:hint="eastAsia" w:ascii="Times New Roman" w:hAnsi="Times New Roman" w:eastAsia="宋体" w:cs="Times New Roman"/>
+          <w:rFonts w:ascii="Times New Roman" w:eastAsia="宋体" w:hAnsi="Times New Roman" w:cs="Times New Roman" w:hint="eastAsia"/>
           <w:sz w:val="36"/>
           <w:szCs w:val="24"/>
         </w:rPr>
-        <w:t xml:space="preserve">组 </w:t>
-      </w:r>
-      <w:r>
-        <w:rPr>
-          <w:rFonts w:ascii="Times New Roman" w:hAnsi="Times New Roman" w:eastAsia="宋体" w:cs="Times New Roman"/>
+        <w:t>组</w:t>
+      </w:r>
+      <w:r>
+        <w:rPr>
+          <w:rFonts w:ascii="Times New Roman" w:eastAsia="宋体" w:hAnsi="Times New Roman" w:cs="Times New Roman" w:hint="eastAsia"/>
           <w:sz w:val="36"/>
           <w:szCs w:val="24"/>
         </w:rPr>
+        <w:t xml:space="preserve"> </w:t>
+      </w:r>
+      <w:r>
+        <w:rPr>
+          <w:rFonts w:ascii="Times New Roman" w:eastAsia="宋体" w:hAnsi="Times New Roman" w:cs="Times New Roman"/>
+          <w:sz w:val="36"/>
+          <w:szCs w:val="24"/>
+        </w:rPr>
         <w:t xml:space="preserve">   </w:t>
       </w:r>
       <w:r>
         <w:rPr>
-          <w:rFonts w:hint="eastAsia" w:ascii="Times New Roman" w:hAnsi="Times New Roman" w:eastAsia="宋体" w:cs="Times New Roman"/>
+          <w:rFonts w:ascii="Times New Roman" w:eastAsia="宋体" w:hAnsi="Times New Roman" w:cs="Times New Roman" w:hint="eastAsia"/>
           <w:sz w:val="36"/>
           <w:szCs w:val="24"/>
         </w:rPr>
@@ -512,7 +691,7 @@
       </w:r>
       <w:r>
         <w:rPr>
-          <w:rFonts w:hint="eastAsia" w:ascii="Times New Roman" w:hAnsi="Times New Roman" w:eastAsia="宋体" w:cs="Times New Roman"/>
+          <w:rFonts w:ascii="Times New Roman" w:eastAsia="宋体" w:hAnsi="Times New Roman" w:cs="Times New Roman" w:hint="eastAsia"/>
           <w:sz w:val="36"/>
           <w:szCs w:val="24"/>
           <w:u w:val="single"/>
@@ -523,9 +702,9 @@
     <w:p>
       <w:pPr>
         <w:spacing w:line="600" w:lineRule="auto"/>
-        <w:ind w:firstLine="1080" w:firstLineChars="300"/>
-        <w:rPr>
-          <w:rFonts w:ascii="Times New Roman" w:hAnsi="Times New Roman" w:eastAsia="宋体" w:cs="Times New Roman"/>
+        <w:ind w:firstLineChars="300" w:firstLine="1080"/>
+        <w:rPr>
+          <w:rFonts w:ascii="Times New Roman" w:eastAsia="宋体" w:hAnsi="Times New Roman" w:cs="Times New Roman"/>
           <w:sz w:val="36"/>
           <w:szCs w:val="24"/>
           <w:u w:val="single"/>
@@ -533,7 +712,7 @@
       </w:pPr>
       <w:r>
         <w:rPr>
-          <w:rFonts w:hint="eastAsia" w:ascii="Times New Roman" w:hAnsi="Times New Roman" w:eastAsia="宋体" w:cs="Times New Roman"/>
+          <w:rFonts w:ascii="Times New Roman" w:eastAsia="宋体" w:hAnsi="Times New Roman" w:cs="Times New Roman" w:hint="eastAsia"/>
           <w:sz w:val="36"/>
           <w:szCs w:val="24"/>
         </w:rPr>
@@ -541,20 +720,38 @@
       </w:r>
       <w:r>
         <w:rPr>
-          <w:rFonts w:hint="eastAsia" w:ascii="Times New Roman" w:hAnsi="Times New Roman" w:eastAsia="宋体" w:cs="Times New Roman"/>
+          <w:rFonts w:ascii="Times New Roman" w:eastAsia="宋体" w:hAnsi="Times New Roman" w:cs="Times New Roman" w:hint="eastAsia"/>
           <w:sz w:val="36"/>
           <w:szCs w:val="24"/>
           <w:u w:val="single"/>
         </w:rPr>
-        <w:t xml:space="preserve">        陆辰睿         </w:t>
+        <w:t xml:space="preserve">        </w:t>
+      </w:r>
+      <w:r>
+        <w:rPr>
+          <w:rFonts w:ascii="Times New Roman" w:eastAsia="宋体" w:hAnsi="Times New Roman" w:cs="Times New Roman" w:hint="eastAsia"/>
+          <w:sz w:val="36"/>
+          <w:szCs w:val="24"/>
+          <w:u w:val="single"/>
+        </w:rPr>
+        <w:t>陆辰睿</w:t>
+      </w:r>
+      <w:r>
+        <w:rPr>
+          <w:rFonts w:ascii="Times New Roman" w:eastAsia="宋体" w:hAnsi="Times New Roman" w:cs="Times New Roman" w:hint="eastAsia"/>
+          <w:sz w:val="36"/>
+          <w:szCs w:val="24"/>
+          <w:u w:val="single"/>
+        </w:rPr>
+        <w:t xml:space="preserve">         </w:t>
       </w:r>
     </w:p>
     <w:p>
       <w:pPr>
         <w:spacing w:line="600" w:lineRule="auto"/>
-        <w:ind w:firstLine="1080" w:firstLineChars="300"/>
-        <w:rPr>
-          <w:rFonts w:ascii="Times New Roman" w:hAnsi="Times New Roman" w:eastAsia="宋体" w:cs="Times New Roman"/>
+        <w:ind w:firstLineChars="300" w:firstLine="1080"/>
+        <w:rPr>
+          <w:rFonts w:ascii="Times New Roman" w:eastAsia="宋体" w:hAnsi="Times New Roman" w:cs="Times New Roman"/>
           <w:sz w:val="36"/>
           <w:szCs w:val="24"/>
           <w:u w:val="single"/>
@@ -562,7 +759,7 @@
       </w:pPr>
       <w:r>
         <w:rPr>
-          <w:rFonts w:hint="eastAsia" w:ascii="Times New Roman" w:hAnsi="Times New Roman" w:eastAsia="宋体" w:cs="Times New Roman"/>
+          <w:rFonts w:ascii="Times New Roman" w:eastAsia="宋体" w:hAnsi="Times New Roman" w:cs="Times New Roman" w:hint="eastAsia"/>
           <w:sz w:val="36"/>
           <w:szCs w:val="24"/>
         </w:rPr>
@@ -570,7 +767,7 @@
       </w:r>
       <w:r>
         <w:rPr>
-          <w:rFonts w:hint="eastAsia" w:ascii="Times New Roman" w:hAnsi="Times New Roman" w:eastAsia="宋体" w:cs="Times New Roman"/>
+          <w:rFonts w:ascii="Times New Roman" w:eastAsia="宋体" w:hAnsi="Times New Roman" w:cs="Times New Roman" w:hint="eastAsia"/>
           <w:sz w:val="36"/>
           <w:szCs w:val="24"/>
           <w:u w:val="single"/>
@@ -580,9 +777,9 @@
     </w:p>
     <w:p>
       <w:pPr>
-        <w:ind w:firstLine="2891" w:firstLineChars="800"/>
-        <w:rPr>
-          <w:rFonts w:ascii="Times New Roman" w:hAnsi="Times New Roman" w:eastAsia="宋体" w:cs="Times New Roman"/>
+        <w:ind w:firstLineChars="800" w:firstLine="2891"/>
+        <w:rPr>
+          <w:rFonts w:ascii="Times New Roman" w:eastAsia="宋体" w:hAnsi="Times New Roman" w:cs="Times New Roman"/>
           <w:b/>
           <w:bCs/>
           <w:sz w:val="36"/>
@@ -592,9 +789,9 @@
     </w:p>
     <w:p>
       <w:pPr>
-        <w:ind w:firstLine="2891" w:firstLineChars="800"/>
-        <w:rPr>
-          <w:rFonts w:ascii="Times New Roman" w:hAnsi="Times New Roman" w:eastAsia="宋体" w:cs="Times New Roman"/>
+        <w:ind w:firstLineChars="800" w:firstLine="2891"/>
+        <w:rPr>
+          <w:rFonts w:ascii="Times New Roman" w:eastAsia="宋体" w:hAnsi="Times New Roman" w:cs="Times New Roman"/>
           <w:b/>
           <w:bCs/>
           <w:sz w:val="36"/>
@@ -606,13 +803,13 @@
       <w:pPr>
         <w:jc w:val="center"/>
         <w:rPr>
-          <w:rFonts w:ascii="Times New Roman" w:hAnsi="Times New Roman" w:eastAsia="宋体" w:cs="Times New Roman"/>
-          <w:szCs w:val="24"/>
-        </w:rPr>
-      </w:pPr>
-      <w:r>
-        <w:rPr>
-          <w:rFonts w:hint="eastAsia" w:ascii="Times New Roman" w:hAnsi="Times New Roman" w:eastAsia="宋体" w:cs="Times New Roman"/>
+          <w:rFonts w:ascii="Times New Roman" w:eastAsia="宋体" w:hAnsi="Times New Roman" w:cs="Times New Roman"/>
+          <w:szCs w:val="24"/>
+        </w:rPr>
+      </w:pPr>
+      <w:r>
+        <w:rPr>
+          <w:rFonts w:ascii="Times New Roman" w:eastAsia="宋体" w:hAnsi="Times New Roman" w:cs="Times New Roman" w:hint="eastAsia"/>
           <w:b/>
           <w:bCs/>
           <w:sz w:val="36"/>
@@ -622,7 +819,7 @@
       </w:r>
       <w:r>
         <w:rPr>
-          <w:rFonts w:ascii="Times New Roman" w:hAnsi="Times New Roman" w:eastAsia="宋体" w:cs="Times New Roman"/>
+          <w:rFonts w:ascii="Times New Roman" w:eastAsia="宋体" w:hAnsi="Times New Roman" w:cs="Times New Roman"/>
           <w:b/>
           <w:bCs/>
           <w:sz w:val="36"/>
@@ -632,19 +829,49 @@
       </w:r>
       <w:r>
         <w:rPr>
-          <w:rFonts w:hint="eastAsia" w:ascii="Times New Roman" w:hAnsi="Times New Roman" w:eastAsia="宋体" w:cs="Times New Roman"/>
+          <w:rFonts w:ascii="Times New Roman" w:eastAsia="宋体" w:hAnsi="Times New Roman" w:cs="Times New Roman" w:hint="eastAsia"/>
           <w:b/>
           <w:bCs/>
           <w:sz w:val="36"/>
           <w:szCs w:val="24"/>
         </w:rPr>
-        <w:t>6年 6月</w:t>
-      </w:r>
-    </w:p>
-    <w:p>
-      <w:pPr>
-        <w:rPr>
-          <w:rFonts w:ascii="Times New Roman" w:hAnsi="Times New Roman" w:eastAsia="宋体" w:cs="Times New Roman"/>
+        <w:t>6</w:t>
+      </w:r>
+      <w:r>
+        <w:rPr>
+          <w:rFonts w:ascii="Times New Roman" w:eastAsia="宋体" w:hAnsi="Times New Roman" w:cs="Times New Roman" w:hint="eastAsia"/>
+          <w:b/>
+          <w:bCs/>
+          <w:sz w:val="36"/>
+          <w:szCs w:val="24"/>
+        </w:rPr>
+        <w:t>年</w:t>
+      </w:r>
+      <w:r>
+        <w:rPr>
+          <w:rFonts w:ascii="Times New Roman" w:eastAsia="宋体" w:hAnsi="Times New Roman" w:cs="Times New Roman" w:hint="eastAsia"/>
+          <w:b/>
+          <w:bCs/>
+          <w:sz w:val="36"/>
+          <w:szCs w:val="24"/>
+        </w:rPr>
+        <w:t xml:space="preserve"> 6</w:t>
+      </w:r>
+      <w:r>
+        <w:rPr>
+          <w:rFonts w:ascii="Times New Roman" w:eastAsia="宋体" w:hAnsi="Times New Roman" w:cs="Times New Roman" w:hint="eastAsia"/>
+          <w:b/>
+          <w:bCs/>
+          <w:sz w:val="36"/>
+          <w:szCs w:val="24"/>
+        </w:rPr>
+        <w:t>月</w:t>
+      </w:r>
+    </w:p>
+    <w:p>
+      <w:pPr>
+        <w:rPr>
+          <w:rFonts w:ascii="Times New Roman" w:eastAsia="宋体" w:hAnsi="Times New Roman" w:cs="Times New Roman"/>
           <w:szCs w:val="24"/>
         </w:rPr>
       </w:pPr>
@@ -654,21 +881,21 @@
         <w:widowControl/>
         <w:jc w:val="left"/>
         <w:rPr>
-          <w:rFonts w:ascii="Times New Roman" w:hAnsi="Times New Roman" w:eastAsia="宋体"/>
-        </w:rPr>
-      </w:pPr>
-    </w:p>
-    <w:p>
-      <w:pPr>
-        <w:rPr>
-          <w:rFonts w:ascii="Times New Roman" w:hAnsi="Times New Roman" w:eastAsia="宋体"/>
+          <w:rFonts w:ascii="Times New Roman" w:eastAsia="宋体" w:hAnsi="Times New Roman"/>
+        </w:rPr>
+      </w:pPr>
+    </w:p>
+    <w:p>
+      <w:pPr>
+        <w:rPr>
+          <w:rFonts w:ascii="Times New Roman" w:eastAsia="宋体" w:hAnsi="Times New Roman"/>
         </w:rPr>
         <w:sectPr>
-          <w:footerReference r:id="rId3" w:type="default"/>
+          <w:footerReference w:type="default" r:id="rId10"/>
           <w:pgSz w:w="11906" w:h="16838"/>
           <w:pgMar w:top="1440" w:right="1800" w:bottom="1440" w:left="1800" w:header="851" w:footer="992" w:gutter="0"/>
-          <w:cols w:space="425" w:num="1"/>
-          <w:docGrid w:type="lines" w:linePitch="312" w:charSpace="0"/>
+          <w:cols w:space="425"/>
+          <w:docGrid w:type="lines" w:linePitch="312"/>
         </w:sectPr>
       </w:pPr>
     </w:p>
@@ -680,68 +907,220 @@
           <w:numId w:val="1"/>
         </w:numPr>
         <w:rPr>
-          <w:rFonts w:ascii="Times New Roman" w:hAnsi="Times New Roman" w:eastAsia="宋体"/>
+          <w:rFonts w:ascii="Times New Roman" w:eastAsia="宋体" w:hAnsi="Times New Roman"/>
           <w:sz w:val="28"/>
           <w:szCs w:val="28"/>
         </w:rPr>
       </w:pPr>
       <w:r>
         <w:rPr>
-          <w:rFonts w:hint="eastAsia" w:ascii="Times New Roman" w:hAnsi="Times New Roman" w:eastAsia="宋体"/>
+          <w:rFonts w:ascii="Times New Roman" w:eastAsia="宋体" w:hAnsi="Times New Roman" w:hint="eastAsia"/>
           <w:sz w:val="28"/>
           <w:szCs w:val="28"/>
         </w:rPr>
+        <w:lastRenderedPageBreak/>
         <w:t>项目简介</w:t>
       </w:r>
     </w:p>
     <w:p>
       <w:pPr>
-        <w:spacing w:before="0" w:after="120" w:line="300" w:lineRule="auto"/>
+        <w:spacing w:after="120" w:line="300" w:lineRule="auto"/>
         <w:ind w:firstLine="480"/>
       </w:pPr>
       <w:r>
         <w:rPr>
-          <w:rFonts w:ascii="Times New Roman" w:hAnsi="Times New Roman" w:eastAsia="宋体"/>
-          <w:b w:val="0"/>
-          <w:sz w:val="24"/>
-        </w:rPr>
-        <w:t>《校园RPG：大学生存物语》是一款基于 C++20 和 Qt6 开发的校园主题角色扮演游戏。项目以大学校园生活为背景，将课堂、宿舍、走廊、商店、室外等场景组织成可探索的 2D 俯视角地图，玩家可以通过键盘控制角色移动，在地图中触发商店、战斗、黑市等交互事件，形成完整的校园冒险体验。</w:t>
-      </w:r>
-    </w:p>
-    <w:p>
-      <w:pPr>
-        <w:spacing w:before="0" w:after="120" w:line="300" w:lineRule="auto"/>
+          <w:rFonts w:ascii="Times New Roman" w:eastAsia="宋体" w:hAnsi="Times New Roman"/>
+          <w:sz w:val="24"/>
+        </w:rPr>
+        <w:t>《校园</w:t>
+      </w:r>
+      <w:r>
+        <w:rPr>
+          <w:rFonts w:ascii="Times New Roman" w:eastAsia="宋体" w:hAnsi="Times New Roman"/>
+          <w:sz w:val="24"/>
+        </w:rPr>
+        <w:t>RPG</w:t>
+      </w:r>
+      <w:r>
+        <w:rPr>
+          <w:rFonts w:ascii="Times New Roman" w:eastAsia="宋体" w:hAnsi="Times New Roman"/>
+          <w:sz w:val="24"/>
+        </w:rPr>
+        <w:t>：大学生存物语》是一款基于</w:t>
+      </w:r>
+      <w:r>
+        <w:rPr>
+          <w:rFonts w:ascii="Times New Roman" w:eastAsia="宋体" w:hAnsi="Times New Roman"/>
+          <w:sz w:val="24"/>
+        </w:rPr>
+        <w:t xml:space="preserve"> C++20 </w:t>
+      </w:r>
+      <w:r>
+        <w:rPr>
+          <w:rFonts w:ascii="Times New Roman" w:eastAsia="宋体" w:hAnsi="Times New Roman"/>
+          <w:sz w:val="24"/>
+        </w:rPr>
+        <w:t>和</w:t>
+      </w:r>
+      <w:r>
+        <w:rPr>
+          <w:rFonts w:ascii="Times New Roman" w:eastAsia="宋体" w:hAnsi="Times New Roman"/>
+          <w:sz w:val="24"/>
+        </w:rPr>
+        <w:t xml:space="preserve"> Qt6 </w:t>
+      </w:r>
+      <w:r>
+        <w:rPr>
+          <w:rFonts w:ascii="Times New Roman" w:eastAsia="宋体" w:hAnsi="Times New Roman"/>
+          <w:sz w:val="24"/>
+        </w:rPr>
+        <w:t>开发的校园主题角色扮演游戏。项目以大学校园生活为背景，将课堂、宿舍、走廊、商店、室外等场景组织成可探索的</w:t>
+      </w:r>
+      <w:r>
+        <w:rPr>
+          <w:rFonts w:ascii="Times New Roman" w:eastAsia="宋体" w:hAnsi="Times New Roman"/>
+          <w:sz w:val="24"/>
+        </w:rPr>
+        <w:t xml:space="preserve"> 2D </w:t>
+      </w:r>
+      <w:r>
+        <w:rPr>
+          <w:rFonts w:ascii="Times New Roman" w:eastAsia="宋体" w:hAnsi="Times New Roman"/>
+          <w:sz w:val="24"/>
+        </w:rPr>
+        <w:t>俯视角地图，玩家可以通过键盘控制角色移动，在地图中触发商店、战斗、黑市等交互事件，形成完整的校园冒险体验。</w:t>
+      </w:r>
+    </w:p>
+    <w:p>
+      <w:pPr>
+        <w:spacing w:after="120" w:line="300" w:lineRule="auto"/>
         <w:ind w:firstLine="480"/>
       </w:pPr>
       <w:r>
         <w:rPr>
-          <w:rFonts w:ascii="Times New Roman" w:hAnsi="Times New Roman" w:eastAsia="宋体"/>
-          <w:b w:val="0"/>
-          <w:sz w:val="24"/>
-        </w:rPr>
-        <w:t>本项目在传统文字 RPG 的角色属性、背包、商店、战斗等核心玩法基础上，引入 QGraphicsScene/QGraphicsView 图形视图框架和 Tiled JSON 地图资源，实现了可视化地图渲染、平滑移动、碰撞检测、昼夜更替和可交互实体管理。游戏底层逻辑由 GameEngine 统一调度，界面层通过清晰接口读取角色、地图、商店和战斗数据，从而降低了界面代码与业务逻辑的耦合。</w:t>
-      </w:r>
-    </w:p>
-    <w:p>
-      <w:pPr>
-        <w:spacing w:before="0" w:after="120" w:line="300" w:lineRule="auto"/>
+          <w:rFonts w:ascii="Times New Roman" w:eastAsia="宋体" w:hAnsi="Times New Roman"/>
+          <w:sz w:val="24"/>
+        </w:rPr>
+        <w:t>本项目在传统文字</w:t>
+      </w:r>
+      <w:r>
+        <w:rPr>
+          <w:rFonts w:ascii="Times New Roman" w:eastAsia="宋体" w:hAnsi="Times New Roman"/>
+          <w:sz w:val="24"/>
+        </w:rPr>
+        <w:t xml:space="preserve"> RPG </w:t>
+      </w:r>
+      <w:r>
+        <w:rPr>
+          <w:rFonts w:ascii="Times New Roman" w:eastAsia="宋体" w:hAnsi="Times New Roman"/>
+          <w:sz w:val="24"/>
+        </w:rPr>
+        <w:t>的角色属性、背包、商店、战斗等核心玩法基础上，引入</w:t>
+      </w:r>
+      <w:r>
+        <w:rPr>
+          <w:rFonts w:ascii="Times New Roman" w:eastAsia="宋体" w:hAnsi="Times New Roman"/>
+          <w:sz w:val="24"/>
+        </w:rPr>
+        <w:t xml:space="preserve"> QGraphicsScene/QGraphicsView </w:t>
+      </w:r>
+      <w:r>
+        <w:rPr>
+          <w:rFonts w:ascii="Times New Roman" w:eastAsia="宋体" w:hAnsi="Times New Roman"/>
+          <w:sz w:val="24"/>
+        </w:rPr>
+        <w:t>图形视图框架和</w:t>
+      </w:r>
+      <w:r>
+        <w:rPr>
+          <w:rFonts w:ascii="Times New Roman" w:eastAsia="宋体" w:hAnsi="Times New Roman"/>
+          <w:sz w:val="24"/>
+        </w:rPr>
+        <w:t xml:space="preserve"> Tiled JSON </w:t>
+      </w:r>
+      <w:r>
+        <w:rPr>
+          <w:rFonts w:ascii="Times New Roman" w:eastAsia="宋体" w:hAnsi="Times New Roman"/>
+          <w:sz w:val="24"/>
+        </w:rPr>
+        <w:t>地图资源，实现了可视化地图渲染、平滑移动、碰撞检测、昼夜更替和可交互实体管理。游戏底层逻辑由</w:t>
+      </w:r>
+      <w:r>
+        <w:rPr>
+          <w:rFonts w:ascii="Times New Roman" w:eastAsia="宋体" w:hAnsi="Times New Roman"/>
+          <w:sz w:val="24"/>
+        </w:rPr>
+        <w:t xml:space="preserve"> GameEngine </w:t>
+      </w:r>
+      <w:r>
+        <w:rPr>
+          <w:rFonts w:ascii="Times New Roman" w:eastAsia="宋体" w:hAnsi="Times New Roman"/>
+          <w:sz w:val="24"/>
+        </w:rPr>
+        <w:t>统一调度，界面层通过清晰接口读取角色、地图、商店和战斗数据，从而降低了界面代码与业务逻辑的耦合。</w:t>
+      </w:r>
+    </w:p>
+    <w:p>
+      <w:pPr>
+        <w:spacing w:after="120" w:line="300" w:lineRule="auto"/>
         <w:ind w:firstLine="480"/>
       </w:pPr>
       <w:r>
         <w:rPr>
-          <w:rFonts w:ascii="Times New Roman" w:hAnsi="Times New Roman" w:eastAsia="宋体"/>
-          <w:b w:val="0"/>
-          <w:sz w:val="24"/>
-        </w:rPr>
-        <w:t>项目的主要目标是综合运用面向对象程序设计、STL 容器、智能指针、异常处理、Qt 事件机制和数据库存档等知识，完成一个具备可运行界面、明确模块划分和较强扩展性的课程设计作品。通过该项目，团队能够展示 C++ 类封装、继承与多态、状态机设计、图形化交互以及工程化构建等方面的实践能力。</w:t>
+          <w:rFonts w:ascii="Times New Roman" w:eastAsia="宋体" w:hAnsi="Times New Roman"/>
+          <w:sz w:val="24"/>
+        </w:rPr>
+        <w:t>项目的主要目标是综合运用面向对象程序设计、</w:t>
+      </w:r>
+      <w:r>
+        <w:rPr>
+          <w:rFonts w:ascii="Times New Roman" w:eastAsia="宋体" w:hAnsi="Times New Roman"/>
+          <w:sz w:val="24"/>
+        </w:rPr>
+        <w:t xml:space="preserve">STL </w:t>
+      </w:r>
+      <w:r>
+        <w:rPr>
+          <w:rFonts w:ascii="Times New Roman" w:eastAsia="宋体" w:hAnsi="Times New Roman"/>
+          <w:sz w:val="24"/>
+        </w:rPr>
+        <w:t>容器、智能指针、异常处理、</w:t>
+      </w:r>
+      <w:r>
+        <w:rPr>
+          <w:rFonts w:ascii="Times New Roman" w:eastAsia="宋体" w:hAnsi="Times New Roman"/>
+          <w:sz w:val="24"/>
+        </w:rPr>
+        <w:t xml:space="preserve">Qt </w:t>
+      </w:r>
+      <w:r>
+        <w:rPr>
+          <w:rFonts w:ascii="Times New Roman" w:eastAsia="宋体" w:hAnsi="Times New Roman"/>
+          <w:sz w:val="24"/>
+        </w:rPr>
+        <w:t>事件机制和数据库存档等知识，完成一个具备可运行界面、明确模块划分和较强扩展性的课程设计作品。通过该项目，团队能够展示</w:t>
+      </w:r>
+      <w:r>
+        <w:rPr>
+          <w:rFonts w:ascii="Times New Roman" w:eastAsia="宋体" w:hAnsi="Times New Roman"/>
+          <w:sz w:val="24"/>
+        </w:rPr>
+        <w:t xml:space="preserve"> C++ </w:t>
+      </w:r>
+      <w:r>
+        <w:rPr>
+          <w:rFonts w:ascii="Times New Roman" w:eastAsia="宋体" w:hAnsi="Times New Roman"/>
+          <w:sz w:val="24"/>
+        </w:rPr>
+        <w:t>类封装、继承与多态、状态机设计、图形化交互以及工程化构建等方面的实践能力。</w:t>
       </w:r>
     </w:p>
     <w:p>
       <w:pPr>
         <w:spacing w:line="300" w:lineRule="auto"/>
-        <w:ind w:firstLine="480" w:firstLineChars="200"/>
-        <w:rPr>
-          <w:rFonts w:hint="eastAsia" w:ascii="Times New Roman" w:hAnsi="Times New Roman" w:eastAsia="宋体"/>
+        <w:ind w:firstLineChars="200" w:firstLine="480"/>
+        <w:rPr>
+          <w:rFonts w:ascii="Times New Roman" w:eastAsia="宋体" w:hAnsi="Times New Roman"/>
           <w:sz w:val="24"/>
           <w:szCs w:val="24"/>
         </w:rPr>
@@ -750,9 +1129,9 @@
     <w:p>
       <w:pPr>
         <w:spacing w:line="300" w:lineRule="auto"/>
-        <w:ind w:firstLine="480" w:firstLineChars="200"/>
-        <w:rPr>
-          <w:rFonts w:hint="eastAsia" w:ascii="Times New Roman" w:hAnsi="Times New Roman" w:eastAsia="宋体"/>
+        <w:ind w:firstLineChars="200" w:firstLine="480"/>
+        <w:rPr>
+          <w:rFonts w:ascii="Times New Roman" w:eastAsia="宋体" w:hAnsi="Times New Roman"/>
           <w:sz w:val="24"/>
           <w:szCs w:val="24"/>
         </w:rPr>
@@ -766,14 +1145,14 @@
           <w:numId w:val="1"/>
         </w:numPr>
         <w:rPr>
-          <w:rFonts w:ascii="Times New Roman" w:hAnsi="Times New Roman" w:eastAsia="宋体"/>
+          <w:rFonts w:ascii="Times New Roman" w:eastAsia="宋体" w:hAnsi="Times New Roman"/>
           <w:sz w:val="28"/>
           <w:szCs w:val="28"/>
         </w:rPr>
       </w:pPr>
       <w:r>
         <w:rPr>
-          <w:rFonts w:hint="eastAsia" w:ascii="Times New Roman" w:hAnsi="Times New Roman" w:eastAsia="宋体"/>
+          <w:rFonts w:ascii="Times New Roman" w:eastAsia="宋体" w:hAnsi="Times New Roman" w:hint="eastAsia"/>
           <w:sz w:val="28"/>
           <w:szCs w:val="28"/>
         </w:rPr>
@@ -782,18 +1161,18 @@
     </w:p>
     <w:p>
       <w:pPr>
-        <w:pStyle w:val="3"/>
+        <w:pStyle w:val="a3"/>
         <w:keepNext/>
         <w:jc w:val="center"/>
         <w:rPr>
-          <w:rFonts w:hint="eastAsia" w:ascii="宋体" w:hAnsi="宋体" w:eastAsia="宋体"/>
-          <w:sz w:val="24"/>
-          <w:szCs w:val="24"/>
-        </w:rPr>
-      </w:pPr>
-      <w:r>
-        <w:rPr>
-          <w:rFonts w:ascii="宋体" w:hAnsi="宋体" w:eastAsia="宋体"/>
+          <w:rFonts w:ascii="宋体" w:eastAsia="宋体" w:hAnsi="宋体"/>
+          <w:sz w:val="24"/>
+          <w:szCs w:val="24"/>
+        </w:rPr>
+      </w:pPr>
+      <w:r>
+        <w:rPr>
+          <w:rFonts w:ascii="宋体" w:eastAsia="宋体" w:hAnsi="宋体"/>
           <w:sz w:val="24"/>
           <w:szCs w:val="24"/>
         </w:rPr>
@@ -801,7 +1180,7 @@
       </w:r>
       <w:r>
         <w:rPr>
-          <w:rFonts w:ascii="宋体" w:hAnsi="宋体" w:eastAsia="宋体"/>
+          <w:rFonts w:ascii="宋体" w:eastAsia="宋体" w:hAnsi="宋体"/>
           <w:sz w:val="24"/>
           <w:szCs w:val="24"/>
         </w:rPr>
@@ -809,7 +1188,7 @@
       </w:r>
       <w:r>
         <w:rPr>
-          <w:rFonts w:ascii="宋体" w:hAnsi="宋体" w:eastAsia="宋体"/>
+          <w:rFonts w:ascii="宋体" w:eastAsia="宋体" w:hAnsi="宋体"/>
           <w:sz w:val="24"/>
           <w:szCs w:val="24"/>
         </w:rPr>
@@ -817,7 +1196,7 @@
       </w:r>
       <w:r>
         <w:rPr>
-          <w:rFonts w:ascii="宋体" w:hAnsi="宋体" w:eastAsia="宋体"/>
+          <w:rFonts w:ascii="宋体" w:eastAsia="宋体" w:hAnsi="宋体"/>
           <w:sz w:val="24"/>
           <w:szCs w:val="24"/>
         </w:rPr>
@@ -825,7 +1204,7 @@
       </w:r>
       <w:r>
         <w:rPr>
-          <w:rFonts w:ascii="宋体" w:hAnsi="宋体" w:eastAsia="宋体"/>
+          <w:rFonts w:ascii="宋体" w:eastAsia="宋体" w:hAnsi="宋体"/>
           <w:sz w:val="24"/>
           <w:szCs w:val="24"/>
         </w:rPr>
@@ -833,7 +1212,7 @@
       </w:r>
       <w:r>
         <w:rPr>
-          <w:rFonts w:ascii="宋体" w:hAnsi="宋体" w:eastAsia="宋体"/>
+          <w:rFonts w:ascii="宋体" w:eastAsia="宋体" w:hAnsi="宋体"/>
           <w:sz w:val="24"/>
           <w:szCs w:val="24"/>
         </w:rPr>
@@ -841,7 +1220,7 @@
       </w:r>
       <w:r>
         <w:rPr>
-          <w:rFonts w:ascii="宋体" w:hAnsi="宋体" w:eastAsia="宋体"/>
+          <w:rFonts w:ascii="宋体" w:eastAsia="宋体" w:hAnsi="宋体"/>
           <w:sz w:val="24"/>
           <w:szCs w:val="24"/>
         </w:rPr>
@@ -849,7 +1228,7 @@
       </w:r>
       <w:r>
         <w:rPr>
-          <w:rFonts w:hint="eastAsia" w:ascii="宋体" w:hAnsi="宋体" w:eastAsia="宋体"/>
+          <w:rFonts w:ascii="宋体" w:eastAsia="宋体" w:hAnsi="宋体" w:hint="eastAsia"/>
           <w:sz w:val="24"/>
           <w:szCs w:val="24"/>
         </w:rPr>
@@ -858,24 +1237,9 @@
     </w:p>
     <w:tbl>
       <w:tblPr>
-        <w:tblStyle w:val="7"/>
+        <w:tblStyle w:val="a8"/>
         <w:tblW w:w="0" w:type="auto"/>
-        <w:tblInd w:w="0" w:type="dxa"/>
-        <w:tblBorders>
-          <w:top w:val="single" w:color="auto" w:sz="4" w:space="0"/>
-          <w:left w:val="single" w:color="auto" w:sz="4" w:space="0"/>
-          <w:bottom w:val="single" w:color="auto" w:sz="4" w:space="0"/>
-          <w:right w:val="single" w:color="auto" w:sz="4" w:space="0"/>
-          <w:insideH w:val="single" w:color="auto" w:sz="4" w:space="0"/>
-          <w:insideV w:val="single" w:color="auto" w:sz="4" w:space="0"/>
-        </w:tblBorders>
-        <w:tblLayout w:type="autofit"/>
-        <w:tblCellMar>
-          <w:top w:w="0" w:type="dxa"/>
-          <w:left w:w="108" w:type="dxa"/>
-          <w:bottom w:w="0" w:type="dxa"/>
-          <w:right w:w="108" w:type="dxa"/>
-        </w:tblCellMar>
+        <w:tblLook w:val="04A0" w:firstRow="1" w:lastRow="0" w:firstColumn="1" w:lastColumn="0" w:noHBand="0" w:noVBand="1"/>
       </w:tblPr>
       <w:tblGrid>
         <w:gridCol w:w="1555"/>
@@ -883,22 +1247,6 @@
         <w:gridCol w:w="4757"/>
       </w:tblGrid>
       <w:tr>
-        <w:tblPrEx>
-          <w:tblBorders>
-            <w:top w:val="single" w:color="auto" w:sz="4" w:space="0"/>
-            <w:left w:val="single" w:color="auto" w:sz="4" w:space="0"/>
-            <w:bottom w:val="single" w:color="auto" w:sz="4" w:space="0"/>
-            <w:right w:val="single" w:color="auto" w:sz="4" w:space="0"/>
-            <w:insideH w:val="single" w:color="auto" w:sz="4" w:space="0"/>
-            <w:insideV w:val="single" w:color="auto" w:sz="4" w:space="0"/>
-          </w:tblBorders>
-          <w:tblCellMar>
-            <w:top w:w="0" w:type="dxa"/>
-            <w:left w:w="108" w:type="dxa"/>
-            <w:bottom w:w="0" w:type="dxa"/>
-            <w:right w:w="108" w:type="dxa"/>
-          </w:tblCellMar>
-        </w:tblPrEx>
         <w:tc>
           <w:tcPr>
             <w:tcW w:w="1555" w:type="dxa"/>
@@ -908,7 +1256,7 @@
               <w:spacing w:line="300" w:lineRule="auto"/>
               <w:jc w:val="center"/>
               <w:rPr>
-                <w:rFonts w:hint="eastAsia" w:ascii="Times New Roman" w:hAnsi="Times New Roman" w:eastAsia="宋体"/>
+                <w:rFonts w:ascii="Times New Roman" w:eastAsia="宋体" w:hAnsi="Times New Roman"/>
                 <w:b/>
                 <w:bCs/>
                 <w:sz w:val="24"/>
@@ -917,7 +1265,7 @@
             </w:pPr>
             <w:r>
               <w:rPr>
-                <w:rFonts w:hint="eastAsia" w:ascii="Times New Roman" w:hAnsi="Times New Roman" w:eastAsia="宋体"/>
+                <w:rFonts w:ascii="Times New Roman" w:eastAsia="宋体" w:hAnsi="Times New Roman" w:hint="eastAsia"/>
                 <w:b/>
                 <w:bCs/>
                 <w:sz w:val="24"/>
@@ -936,7 +1284,7 @@
               <w:spacing w:line="300" w:lineRule="auto"/>
               <w:jc w:val="center"/>
               <w:rPr>
-                <w:rFonts w:hint="eastAsia" w:ascii="Times New Roman" w:hAnsi="Times New Roman" w:eastAsia="宋体"/>
+                <w:rFonts w:ascii="Times New Roman" w:eastAsia="宋体" w:hAnsi="Times New Roman"/>
                 <w:b/>
                 <w:bCs/>
                 <w:sz w:val="24"/>
@@ -945,7 +1293,7 @@
             </w:pPr>
             <w:r>
               <w:rPr>
-                <w:rFonts w:hint="eastAsia" w:ascii="Times New Roman" w:hAnsi="Times New Roman" w:eastAsia="宋体"/>
+                <w:rFonts w:ascii="Times New Roman" w:eastAsia="宋体" w:hAnsi="Times New Roman" w:hint="eastAsia"/>
                 <w:b/>
                 <w:bCs/>
                 <w:sz w:val="24"/>
@@ -964,7 +1312,7 @@
               <w:spacing w:line="300" w:lineRule="auto"/>
               <w:jc w:val="center"/>
               <w:rPr>
-                <w:rFonts w:hint="eastAsia" w:ascii="Times New Roman" w:hAnsi="Times New Roman" w:eastAsia="宋体"/>
+                <w:rFonts w:ascii="Times New Roman" w:eastAsia="宋体" w:hAnsi="Times New Roman"/>
                 <w:b/>
                 <w:bCs/>
                 <w:sz w:val="24"/>
@@ -973,7 +1321,7 @@
             </w:pPr>
             <w:r>
               <w:rPr>
-                <w:rFonts w:hint="eastAsia" w:ascii="Times New Roman" w:hAnsi="Times New Roman" w:eastAsia="宋体"/>
+                <w:rFonts w:ascii="Times New Roman" w:eastAsia="宋体" w:hAnsi="Times New Roman" w:hint="eastAsia"/>
                 <w:b/>
                 <w:bCs/>
                 <w:sz w:val="24"/>
@@ -985,22 +1333,6 @@
         </w:tc>
       </w:tr>
       <w:tr>
-        <w:tblPrEx>
-          <w:tblBorders>
-            <w:top w:val="single" w:color="auto" w:sz="4" w:space="0"/>
-            <w:left w:val="single" w:color="auto" w:sz="4" w:space="0"/>
-            <w:bottom w:val="single" w:color="auto" w:sz="4" w:space="0"/>
-            <w:right w:val="single" w:color="auto" w:sz="4" w:space="0"/>
-            <w:insideH w:val="single" w:color="auto" w:sz="4" w:space="0"/>
-            <w:insideV w:val="single" w:color="auto" w:sz="4" w:space="0"/>
-          </w:tblBorders>
-          <w:tblCellMar>
-            <w:top w:w="0" w:type="dxa"/>
-            <w:left w:w="108" w:type="dxa"/>
-            <w:bottom w:w="0" w:type="dxa"/>
-            <w:right w:w="108" w:type="dxa"/>
-          </w:tblCellMar>
-        </w:tblPrEx>
         <w:tc>
           <w:tcPr>
             <w:tcW w:w="1555" w:type="dxa"/>
@@ -1008,12 +1340,12 @@
           </w:tcPr>
           <w:p>
             <w:pPr>
-              <w:spacing w:before="0" w:after="0" w:line="300" w:lineRule="auto"/>
+              <w:spacing w:line="300" w:lineRule="auto"/>
               <w:jc w:val="center"/>
             </w:pPr>
             <w:r>
               <w:rPr>
-                <w:rFonts w:ascii="Times New Roman" w:hAnsi="Times New Roman" w:eastAsia="宋体"/>
+                <w:rFonts w:ascii="Times New Roman" w:eastAsia="宋体" w:hAnsi="Times New Roman"/>
                 <w:sz w:val="24"/>
               </w:rPr>
               <w:t>1</w:t>
@@ -1027,12 +1359,12 @@
           </w:tcPr>
           <w:p>
             <w:pPr>
-              <w:spacing w:before="0" w:after="0" w:line="300" w:lineRule="auto"/>
+              <w:spacing w:line="300" w:lineRule="auto"/>
               <w:jc w:val="center"/>
             </w:pPr>
             <w:r>
               <w:rPr>
-                <w:rFonts w:ascii="Times New Roman" w:hAnsi="Times New Roman" w:eastAsia="宋体"/>
+                <w:rFonts w:ascii="Times New Roman" w:eastAsia="宋体" w:hAnsi="Times New Roman"/>
                 <w:sz w:val="24"/>
               </w:rPr>
               <w:t>挑战二：多线程技术</w:t>
@@ -1046,36 +1378,76 @@
           </w:tcPr>
           <w:p>
             <w:pPr>
-              <w:spacing w:before="0" w:after="0" w:line="300" w:lineRule="auto"/>
+              <w:spacing w:line="300" w:lineRule="auto"/>
               <w:jc w:val="left"/>
             </w:pPr>
             <w:r>
               <w:rPr>
-                <w:rFonts w:ascii="Times New Roman" w:hAnsi="Times New Roman" w:eastAsia="宋体"/>
-                <w:sz w:val="24"/>
-              </w:rPr>
-              <w:t>项目引入 GameClock 后台计时线程，使用 std::thread、std::mutex 和 std::atomic 管理游戏时间。时间线程每隔固定周期推进游戏分钟数，并在昼夜切换时触发黑市商人、夜晚怪物等定时事件，体现了多线程在游戏计时与事件调度中的应用。</w:t>
+                <w:rFonts w:ascii="Times New Roman" w:eastAsia="宋体" w:hAnsi="Times New Roman"/>
+                <w:sz w:val="24"/>
+              </w:rPr>
+              <w:t>项目引入</w:t>
+            </w:r>
+            <w:r>
+              <w:rPr>
+                <w:rFonts w:ascii="Times New Roman" w:eastAsia="宋体" w:hAnsi="Times New Roman"/>
+                <w:sz w:val="24"/>
+              </w:rPr>
+              <w:t xml:space="preserve"> GameClock </w:t>
+            </w:r>
+            <w:r>
+              <w:rPr>
+                <w:rFonts w:ascii="Times New Roman" w:eastAsia="宋体" w:hAnsi="Times New Roman"/>
+                <w:sz w:val="24"/>
+              </w:rPr>
+              <w:t>后台计时线程，使用</w:t>
+            </w:r>
+            <w:r>
+              <w:rPr>
+                <w:rFonts w:ascii="Times New Roman" w:eastAsia="宋体" w:hAnsi="Times New Roman"/>
+                <w:sz w:val="24"/>
+              </w:rPr>
+              <w:t xml:space="preserve"> std::thread</w:t>
+            </w:r>
+            <w:r>
+              <w:rPr>
+                <w:rFonts w:ascii="Times New Roman" w:eastAsia="宋体" w:hAnsi="Times New Roman"/>
+                <w:sz w:val="24"/>
+              </w:rPr>
+              <w:t>、</w:t>
+            </w:r>
+            <w:r>
+              <w:rPr>
+                <w:rFonts w:ascii="Times New Roman" w:eastAsia="宋体" w:hAnsi="Times New Roman"/>
+                <w:sz w:val="24"/>
+              </w:rPr>
+              <w:t xml:space="preserve">std::mutex </w:t>
+            </w:r>
+            <w:r>
+              <w:rPr>
+                <w:rFonts w:ascii="Times New Roman" w:eastAsia="宋体" w:hAnsi="Times New Roman"/>
+                <w:sz w:val="24"/>
+              </w:rPr>
+              <w:t>和</w:t>
+            </w:r>
+            <w:r>
+              <w:rPr>
+                <w:rFonts w:ascii="Times New Roman" w:eastAsia="宋体" w:hAnsi="Times New Roman"/>
+                <w:sz w:val="24"/>
+              </w:rPr>
+              <w:t xml:space="preserve"> std::atomic </w:t>
+            </w:r>
+            <w:r>
+              <w:rPr>
+                <w:rFonts w:ascii="Times New Roman" w:eastAsia="宋体" w:hAnsi="Times New Roman"/>
+                <w:sz w:val="24"/>
+              </w:rPr>
+              <w:t>管理游戏时间。时间线程每隔固定周期推进游戏分钟数，并在昼夜切换时触发黑市商人、夜晚怪物等定时事件，体现了多线程在游戏计时与事件调度中的应用。</w:t>
             </w:r>
           </w:p>
         </w:tc>
       </w:tr>
       <w:tr>
-        <w:tblPrEx>
-          <w:tblBorders>
-            <w:top w:val="single" w:color="auto" w:sz="4" w:space="0"/>
-            <w:left w:val="single" w:color="auto" w:sz="4" w:space="0"/>
-            <w:bottom w:val="single" w:color="auto" w:sz="4" w:space="0"/>
-            <w:right w:val="single" w:color="auto" w:sz="4" w:space="0"/>
-            <w:insideH w:val="single" w:color="auto" w:sz="4" w:space="0"/>
-            <w:insideV w:val="single" w:color="auto" w:sz="4" w:space="0"/>
-          </w:tblBorders>
-          <w:tblCellMar>
-            <w:top w:w="0" w:type="dxa"/>
-            <w:left w:w="108" w:type="dxa"/>
-            <w:bottom w:w="0" w:type="dxa"/>
-            <w:right w:w="108" w:type="dxa"/>
-          </w:tblCellMar>
-        </w:tblPrEx>
         <w:tc>
           <w:tcPr>
             <w:tcW w:w="1555" w:type="dxa"/>
@@ -1083,12 +1455,12 @@
           </w:tcPr>
           <w:p>
             <w:pPr>
-              <w:spacing w:before="0" w:after="0" w:line="300" w:lineRule="auto"/>
+              <w:spacing w:line="300" w:lineRule="auto"/>
               <w:jc w:val="center"/>
             </w:pPr>
             <w:r>
               <w:rPr>
-                <w:rFonts w:ascii="Times New Roman" w:hAnsi="Times New Roman" w:eastAsia="宋体"/>
+                <w:rFonts w:ascii="Times New Roman" w:eastAsia="宋体" w:hAnsi="Times New Roman"/>
                 <w:sz w:val="24"/>
               </w:rPr>
               <w:t>2</w:t>
@@ -1102,12 +1474,12 @@
           </w:tcPr>
           <w:p>
             <w:pPr>
-              <w:spacing w:before="0" w:after="0" w:line="300" w:lineRule="auto"/>
+              <w:spacing w:line="300" w:lineRule="auto"/>
               <w:jc w:val="center"/>
             </w:pPr>
             <w:r>
               <w:rPr>
-                <w:rFonts w:ascii="Times New Roman" w:hAnsi="Times New Roman" w:eastAsia="宋体"/>
+                <w:rFonts w:ascii="Times New Roman" w:eastAsia="宋体" w:hAnsi="Times New Roman"/>
                 <w:sz w:val="24"/>
               </w:rPr>
               <w:t>挑战三：图形用户界面技术</w:t>
@@ -1121,36 +1493,76 @@
           </w:tcPr>
           <w:p>
             <w:pPr>
-              <w:spacing w:before="0" w:after="0" w:line="300" w:lineRule="auto"/>
+              <w:spacing w:line="300" w:lineRule="auto"/>
               <w:jc w:val="left"/>
             </w:pPr>
             <w:r>
               <w:rPr>
-                <w:rFonts w:ascii="Times New Roman" w:hAnsi="Times New Roman" w:eastAsia="宋体"/>
-                <w:sz w:val="24"/>
-              </w:rPr>
-              <w:t>项目采用 Qt 图形界面代替命令行交互，使用 QGraphicsScene/QGraphicsView 渲染 2D 校园地图，通过 QTimer 和键盘事件实现角色平滑移动、碰撞检测、商店提示、地图查看等可视化交互。</w:t>
+                <w:rFonts w:ascii="Times New Roman" w:eastAsia="宋体" w:hAnsi="Times New Roman"/>
+                <w:sz w:val="24"/>
+              </w:rPr>
+              <w:t>项目采用</w:t>
+            </w:r>
+            <w:r>
+              <w:rPr>
+                <w:rFonts w:ascii="Times New Roman" w:eastAsia="宋体" w:hAnsi="Times New Roman"/>
+                <w:sz w:val="24"/>
+              </w:rPr>
+              <w:t xml:space="preserve"> Qt </w:t>
+            </w:r>
+            <w:r>
+              <w:rPr>
+                <w:rFonts w:ascii="Times New Roman" w:eastAsia="宋体" w:hAnsi="Times New Roman"/>
+                <w:sz w:val="24"/>
+              </w:rPr>
+              <w:t>图形界面代替命令行交互，使用</w:t>
+            </w:r>
+            <w:r>
+              <w:rPr>
+                <w:rFonts w:ascii="Times New Roman" w:eastAsia="宋体" w:hAnsi="Times New Roman"/>
+                <w:sz w:val="24"/>
+              </w:rPr>
+              <w:t xml:space="preserve"> QGraphicsScene/QGraphicsView </w:t>
+            </w:r>
+            <w:r>
+              <w:rPr>
+                <w:rFonts w:ascii="Times New Roman" w:eastAsia="宋体" w:hAnsi="Times New Roman"/>
+                <w:sz w:val="24"/>
+              </w:rPr>
+              <w:t>渲染</w:t>
+            </w:r>
+            <w:r>
+              <w:rPr>
+                <w:rFonts w:ascii="Times New Roman" w:eastAsia="宋体" w:hAnsi="Times New Roman"/>
+                <w:sz w:val="24"/>
+              </w:rPr>
+              <w:t xml:space="preserve"> 2D </w:t>
+            </w:r>
+            <w:r>
+              <w:rPr>
+                <w:rFonts w:ascii="Times New Roman" w:eastAsia="宋体" w:hAnsi="Times New Roman"/>
+                <w:sz w:val="24"/>
+              </w:rPr>
+              <w:t>校园地图，通过</w:t>
+            </w:r>
+            <w:r>
+              <w:rPr>
+                <w:rFonts w:ascii="Times New Roman" w:eastAsia="宋体" w:hAnsi="Times New Roman"/>
+                <w:sz w:val="24"/>
+              </w:rPr>
+              <w:t xml:space="preserve"> QTimer </w:t>
+            </w:r>
+            <w:r>
+              <w:rPr>
+                <w:rFonts w:ascii="Times New Roman" w:eastAsia="宋体" w:hAnsi="Times New Roman"/>
+                <w:sz w:val="24"/>
+              </w:rPr>
+              <w:t>和键盘事件实现角色平滑移动、碰撞检测、商店提示、地图查看等可视化交互。</w:t>
             </w:r>
           </w:p>
         </w:tc>
       </w:tr>
       <w:tr>
-        <w:tblPrEx>
-          <w:tblBorders>
-            <w:top w:val="single" w:color="auto" w:sz="4" w:space="0"/>
-            <w:left w:val="single" w:color="auto" w:sz="4" w:space="0"/>
-            <w:bottom w:val="single" w:color="auto" w:sz="4" w:space="0"/>
-            <w:right w:val="single" w:color="auto" w:sz="4" w:space="0"/>
-            <w:insideH w:val="single" w:color="auto" w:sz="4" w:space="0"/>
-            <w:insideV w:val="single" w:color="auto" w:sz="4" w:space="0"/>
-          </w:tblBorders>
-          <w:tblCellMar>
-            <w:top w:w="0" w:type="dxa"/>
-            <w:left w:w="108" w:type="dxa"/>
-            <w:bottom w:w="0" w:type="dxa"/>
-            <w:right w:w="108" w:type="dxa"/>
-          </w:tblCellMar>
-        </w:tblPrEx>
         <w:tc>
           <w:tcPr>
             <w:tcW w:w="1555" w:type="dxa"/>
@@ -1158,14 +1570,15 @@
           </w:tcPr>
           <w:p>
             <w:pPr>
-              <w:spacing w:before="0" w:after="0" w:line="300" w:lineRule="auto"/>
+              <w:spacing w:line="300" w:lineRule="auto"/>
               <w:jc w:val="center"/>
             </w:pPr>
             <w:r>
               <w:rPr>
-                <w:rFonts w:ascii="Times New Roman" w:hAnsi="Times New Roman" w:eastAsia="宋体"/>
-                <w:sz w:val="24"/>
-              </w:rPr>
+                <w:rFonts w:ascii="Times New Roman" w:eastAsia="宋体" w:hAnsi="Times New Roman"/>
+                <w:sz w:val="24"/>
+              </w:rPr>
+              <w:lastRenderedPageBreak/>
               <w:t>3</w:t>
             </w:r>
           </w:p>
@@ -1177,15 +1590,29 @@
           </w:tcPr>
           <w:p>
             <w:pPr>
-              <w:spacing w:before="0" w:after="0" w:line="300" w:lineRule="auto"/>
+              <w:spacing w:line="300" w:lineRule="auto"/>
               <w:jc w:val="center"/>
             </w:pPr>
             <w:r>
               <w:rPr>
-                <w:rFonts w:ascii="Times New Roman" w:hAnsi="Times New Roman" w:eastAsia="宋体"/>
-                <w:sz w:val="24"/>
-              </w:rPr>
-              <w:t>挑战六：STL高级应用</w:t>
+                <w:rFonts w:ascii="Times New Roman" w:eastAsia="宋体" w:hAnsi="Times New Roman"/>
+                <w:sz w:val="24"/>
+              </w:rPr>
+              <w:t>挑战六：</w:t>
+            </w:r>
+            <w:r>
+              <w:rPr>
+                <w:rFonts w:ascii="Times New Roman" w:eastAsia="宋体" w:hAnsi="Times New Roman"/>
+                <w:sz w:val="24"/>
+              </w:rPr>
+              <w:t>STL</w:t>
+            </w:r>
+            <w:r>
+              <w:rPr>
+                <w:rFonts w:ascii="Times New Roman" w:eastAsia="宋体" w:hAnsi="Times New Roman"/>
+                <w:sz w:val="24"/>
+              </w:rPr>
+              <w:t>高级应用</w:t>
             </w:r>
           </w:p>
         </w:tc>
@@ -1196,15 +1623,99 @@
           </w:tcPr>
           <w:p>
             <w:pPr>
-              <w:spacing w:before="0" w:after="0" w:line="300" w:lineRule="auto"/>
+              <w:spacing w:line="300" w:lineRule="auto"/>
               <w:jc w:val="left"/>
             </w:pPr>
             <w:r>
               <w:rPr>
-                <w:rFonts w:ascii="Times New Roman" w:hAnsi="Times New Roman" w:eastAsia="宋体"/>
-                <w:sz w:val="24"/>
-              </w:rPr>
-              <w:t>项目综合使用 std::vector、std::priority_queue、std::unordered_map 等 STL 容器与算法思想。地图寻路模块采用 A* 算法，通过 priority_queue 管理开放节点，并结合栅格地图数据完成路径搜索与可行走性判断。</w:t>
+                <w:rFonts w:ascii="Times New Roman" w:eastAsia="宋体" w:hAnsi="Times New Roman"/>
+                <w:sz w:val="24"/>
+              </w:rPr>
+              <w:t>项目综合使用</w:t>
+            </w:r>
+            <w:r>
+              <w:rPr>
+                <w:rFonts w:ascii="Times New Roman" w:eastAsia="宋体" w:hAnsi="Times New Roman"/>
+                <w:sz w:val="24"/>
+              </w:rPr>
+              <w:t xml:space="preserve"> std::vector</w:t>
+            </w:r>
+            <w:r>
+              <w:rPr>
+                <w:rFonts w:ascii="Times New Roman" w:eastAsia="宋体" w:hAnsi="Times New Roman"/>
+                <w:sz w:val="24"/>
+              </w:rPr>
+              <w:t>、</w:t>
+            </w:r>
+            <w:r>
+              <w:rPr>
+                <w:rFonts w:ascii="Times New Roman" w:eastAsia="宋体" w:hAnsi="Times New Roman"/>
+                <w:sz w:val="24"/>
+              </w:rPr>
+              <w:t>std::priority_queue</w:t>
+            </w:r>
+            <w:r>
+              <w:rPr>
+                <w:rFonts w:ascii="Times New Roman" w:eastAsia="宋体" w:hAnsi="Times New Roman"/>
+                <w:sz w:val="24"/>
+              </w:rPr>
+              <w:t>、</w:t>
+            </w:r>
+            <w:r>
+              <w:rPr>
+                <w:rFonts w:ascii="Times New Roman" w:eastAsia="宋体" w:hAnsi="Times New Roman"/>
+                <w:sz w:val="24"/>
+              </w:rPr>
+              <w:t xml:space="preserve">std::unordered_map </w:t>
+            </w:r>
+            <w:r>
+              <w:rPr>
+                <w:rFonts w:ascii="Times New Roman" w:eastAsia="宋体" w:hAnsi="Times New Roman"/>
+                <w:sz w:val="24"/>
+              </w:rPr>
+              <w:t>等</w:t>
+            </w:r>
+            <w:r>
+              <w:rPr>
+                <w:rFonts w:ascii="Times New Roman" w:eastAsia="宋体" w:hAnsi="Times New Roman"/>
+                <w:sz w:val="24"/>
+              </w:rPr>
+              <w:t xml:space="preserve"> STL </w:t>
+            </w:r>
+            <w:r>
+              <w:rPr>
+                <w:rFonts w:ascii="Times New Roman" w:eastAsia="宋体" w:hAnsi="Times New Roman"/>
+                <w:sz w:val="24"/>
+              </w:rPr>
+              <w:t>容器与算法思想。地图寻路模块采用</w:t>
+            </w:r>
+            <w:r>
+              <w:rPr>
+                <w:rFonts w:ascii="Times New Roman" w:eastAsia="宋体" w:hAnsi="Times New Roman"/>
+                <w:sz w:val="24"/>
+              </w:rPr>
+              <w:t xml:space="preserve"> A* </w:t>
+            </w:r>
+            <w:r>
+              <w:rPr>
+                <w:rFonts w:ascii="Times New Roman" w:eastAsia="宋体" w:hAnsi="Times New Roman"/>
+                <w:sz w:val="24"/>
+              </w:rPr>
+              <w:t>算法，通过</w:t>
+            </w:r>
+            <w:r>
+              <w:rPr>
+                <w:rFonts w:ascii="Times New Roman" w:eastAsia="宋体" w:hAnsi="Times New Roman"/>
+                <w:sz w:val="24"/>
+              </w:rPr>
+              <w:t xml:space="preserve"> priority_queue </w:t>
+            </w:r>
+            <w:r>
+              <w:rPr>
+                <w:rFonts w:ascii="Times New Roman" w:eastAsia="宋体" w:hAnsi="Times New Roman"/>
+                <w:sz w:val="24"/>
+              </w:rPr>
+              <w:t>管理开放节点，并结合栅格地图数据完成路径搜索与可行走性判断。</w:t>
             </w:r>
           </w:p>
         </w:tc>
@@ -1214,9 +1725,9 @@
     <w:p>
       <w:pPr>
         <w:spacing w:line="300" w:lineRule="auto"/>
-        <w:ind w:firstLine="480" w:firstLineChars="200"/>
-        <w:rPr>
-          <w:rFonts w:ascii="Times New Roman" w:hAnsi="Times New Roman" w:eastAsia="宋体"/>
+        <w:ind w:firstLineChars="200" w:firstLine="480"/>
+        <w:rPr>
+          <w:rFonts w:ascii="Times New Roman" w:eastAsia="宋体" w:hAnsi="Times New Roman"/>
           <w:sz w:val="24"/>
           <w:szCs w:val="24"/>
         </w:rPr>
@@ -1230,14 +1741,14 @@
           <w:numId w:val="1"/>
         </w:numPr>
         <w:rPr>
-          <w:rFonts w:ascii="Times New Roman" w:hAnsi="Times New Roman" w:eastAsia="宋体"/>
-          <w:sz w:val="24"/>
-          <w:szCs w:val="24"/>
-        </w:rPr>
-      </w:pPr>
-      <w:r>
-        <w:rPr>
-          <w:rFonts w:hint="eastAsia" w:ascii="Times New Roman" w:hAnsi="Times New Roman" w:eastAsia="宋体"/>
+          <w:rFonts w:ascii="Times New Roman" w:eastAsia="宋体" w:hAnsi="Times New Roman"/>
+          <w:sz w:val="24"/>
+          <w:szCs w:val="24"/>
+        </w:rPr>
+      </w:pPr>
+      <w:r>
+        <w:rPr>
+          <w:rFonts w:ascii="Times New Roman" w:eastAsia="宋体" w:hAnsi="Times New Roman" w:hint="eastAsia"/>
           <w:sz w:val="28"/>
           <w:szCs w:val="28"/>
         </w:rPr>
@@ -1246,18 +1757,18 @@
     </w:p>
     <w:p>
       <w:pPr>
-        <w:pStyle w:val="3"/>
+        <w:pStyle w:val="a3"/>
         <w:keepNext/>
         <w:jc w:val="center"/>
         <w:rPr>
-          <w:rFonts w:ascii="宋体" w:hAnsi="宋体" w:eastAsia="宋体"/>
-          <w:sz w:val="24"/>
-          <w:szCs w:val="24"/>
-        </w:rPr>
-      </w:pPr>
-      <w:r>
-        <w:rPr>
-          <w:rFonts w:ascii="宋体" w:hAnsi="宋体" w:eastAsia="宋体"/>
+          <w:rFonts w:ascii="宋体" w:eastAsia="宋体" w:hAnsi="宋体"/>
+          <w:sz w:val="24"/>
+          <w:szCs w:val="24"/>
+        </w:rPr>
+      </w:pPr>
+      <w:r>
+        <w:rPr>
+          <w:rFonts w:ascii="宋体" w:eastAsia="宋体" w:hAnsi="宋体"/>
           <w:sz w:val="24"/>
           <w:szCs w:val="24"/>
         </w:rPr>
@@ -1265,7 +1776,7 @@
       </w:r>
       <w:r>
         <w:rPr>
-          <w:rFonts w:ascii="宋体" w:hAnsi="宋体" w:eastAsia="宋体"/>
+          <w:rFonts w:ascii="宋体" w:eastAsia="宋体" w:hAnsi="宋体"/>
           <w:sz w:val="24"/>
           <w:szCs w:val="24"/>
         </w:rPr>
@@ -1273,7 +1784,7 @@
       </w:r>
       <w:r>
         <w:rPr>
-          <w:rFonts w:ascii="宋体" w:hAnsi="宋体" w:eastAsia="宋体"/>
+          <w:rFonts w:ascii="宋体" w:eastAsia="宋体" w:hAnsi="宋体"/>
           <w:sz w:val="24"/>
           <w:szCs w:val="24"/>
         </w:rPr>
@@ -1281,7 +1792,7 @@
       </w:r>
       <w:r>
         <w:rPr>
-          <w:rFonts w:ascii="宋体" w:hAnsi="宋体" w:eastAsia="宋体"/>
+          <w:rFonts w:ascii="宋体" w:eastAsia="宋体" w:hAnsi="宋体"/>
           <w:sz w:val="24"/>
           <w:szCs w:val="24"/>
         </w:rPr>
@@ -1289,7 +1800,7 @@
       </w:r>
       <w:r>
         <w:rPr>
-          <w:rFonts w:ascii="宋体" w:hAnsi="宋体" w:eastAsia="宋体"/>
+          <w:rFonts w:ascii="宋体" w:eastAsia="宋体" w:hAnsi="宋体"/>
           <w:sz w:val="24"/>
           <w:szCs w:val="24"/>
         </w:rPr>
@@ -1297,7 +1808,7 @@
       </w:r>
       <w:r>
         <w:rPr>
-          <w:rFonts w:ascii="宋体" w:hAnsi="宋体" w:eastAsia="宋体"/>
+          <w:rFonts w:ascii="宋体" w:eastAsia="宋体" w:hAnsi="宋体"/>
           <w:sz w:val="24"/>
           <w:szCs w:val="24"/>
         </w:rPr>
@@ -1305,7 +1816,7 @@
       </w:r>
       <w:r>
         <w:rPr>
-          <w:rFonts w:ascii="宋体" w:hAnsi="宋体" w:eastAsia="宋体"/>
+          <w:rFonts w:ascii="宋体" w:eastAsia="宋体" w:hAnsi="宋体"/>
           <w:sz w:val="24"/>
           <w:szCs w:val="24"/>
         </w:rPr>
@@ -1313,7 +1824,7 @@
       </w:r>
       <w:r>
         <w:rPr>
-          <w:rFonts w:ascii="Times New Roman" w:hAnsi="Times New Roman" w:eastAsia="宋体"/>
+          <w:rFonts w:ascii="Times New Roman" w:eastAsia="宋体" w:hAnsi="Times New Roman"/>
           <w:sz w:val="24"/>
           <w:szCs w:val="24"/>
         </w:rPr>
@@ -1322,24 +1833,9 @@
     </w:p>
     <w:tbl>
       <w:tblPr>
-        <w:tblStyle w:val="7"/>
+        <w:tblStyle w:val="a8"/>
         <w:tblW w:w="9056" w:type="dxa"/>
-        <w:tblInd w:w="0" w:type="dxa"/>
-        <w:tblBorders>
-          <w:top w:val="single" w:color="auto" w:sz="4" w:space="0"/>
-          <w:left w:val="single" w:color="auto" w:sz="4" w:space="0"/>
-          <w:bottom w:val="single" w:color="auto" w:sz="4" w:space="0"/>
-          <w:right w:val="single" w:color="auto" w:sz="4" w:space="0"/>
-          <w:insideH w:val="single" w:color="auto" w:sz="4" w:space="0"/>
-          <w:insideV w:val="single" w:color="auto" w:sz="4" w:space="0"/>
-        </w:tblBorders>
-        <w:tblLayout w:type="autofit"/>
-        <w:tblCellMar>
-          <w:top w:w="0" w:type="dxa"/>
-          <w:left w:w="108" w:type="dxa"/>
-          <w:bottom w:w="0" w:type="dxa"/>
-          <w:right w:w="108" w:type="dxa"/>
-        </w:tblCellMar>
+        <w:tblLook w:val="04A0" w:firstRow="1" w:lastRow="0" w:firstColumn="1" w:lastColumn="0" w:noHBand="0" w:noVBand="1"/>
       </w:tblPr>
       <w:tblGrid>
         <w:gridCol w:w="863"/>
@@ -1350,24 +1846,8 @@
         <w:gridCol w:w="2408"/>
       </w:tblGrid>
       <w:tr>
-        <w:tblPrEx>
-          <w:tblBorders>
-            <w:top w:val="single" w:color="auto" w:sz="4" w:space="0"/>
-            <w:left w:val="single" w:color="auto" w:sz="4" w:space="0"/>
-            <w:bottom w:val="single" w:color="auto" w:sz="4" w:space="0"/>
-            <w:right w:val="single" w:color="auto" w:sz="4" w:space="0"/>
-            <w:insideH w:val="single" w:color="auto" w:sz="4" w:space="0"/>
-            <w:insideV w:val="single" w:color="auto" w:sz="4" w:space="0"/>
-          </w:tblBorders>
-          <w:tblCellMar>
-            <w:top w:w="0" w:type="dxa"/>
-            <w:left w:w="108" w:type="dxa"/>
-            <w:bottom w:w="0" w:type="dxa"/>
-            <w:right w:w="108" w:type="dxa"/>
-          </w:tblCellMar>
-        </w:tblPrEx>
         <w:trPr>
-          <w:trHeight w:val="958" w:hRule="atLeast"/>
+          <w:trHeight w:val="958"/>
         </w:trPr>
         <w:tc>
           <w:tcPr>
@@ -1379,7 +1859,7 @@
               <w:spacing w:line="300" w:lineRule="auto"/>
               <w:jc w:val="center"/>
               <w:rPr>
-                <w:rFonts w:ascii="Times New Roman" w:hAnsi="Times New Roman" w:eastAsia="宋体"/>
+                <w:rFonts w:ascii="Times New Roman" w:eastAsia="宋体" w:hAnsi="Times New Roman"/>
                 <w:b/>
                 <w:bCs/>
                 <w:sz w:val="24"/>
@@ -1388,7 +1868,7 @@
             </w:pPr>
             <w:r>
               <w:rPr>
-                <w:rFonts w:hint="eastAsia" w:ascii="Times New Roman" w:hAnsi="Times New Roman" w:eastAsia="宋体"/>
+                <w:rFonts w:ascii="Times New Roman" w:eastAsia="宋体" w:hAnsi="Times New Roman" w:hint="eastAsia"/>
                 <w:b/>
                 <w:bCs/>
                 <w:sz w:val="24"/>
@@ -1408,7 +1888,7 @@
               <w:spacing w:line="300" w:lineRule="auto"/>
               <w:jc w:val="center"/>
               <w:rPr>
-                <w:rFonts w:ascii="Times New Roman" w:hAnsi="Times New Roman" w:eastAsia="宋体"/>
+                <w:rFonts w:ascii="Times New Roman" w:eastAsia="宋体" w:hAnsi="Times New Roman"/>
                 <w:b/>
                 <w:bCs/>
                 <w:sz w:val="24"/>
@@ -1417,7 +1897,7 @@
             </w:pPr>
             <w:r>
               <w:rPr>
-                <w:rFonts w:hint="eastAsia" w:ascii="Times New Roman" w:hAnsi="Times New Roman" w:eastAsia="宋体"/>
+                <w:rFonts w:ascii="Times New Roman" w:eastAsia="宋体" w:hAnsi="Times New Roman" w:hint="eastAsia"/>
                 <w:b/>
                 <w:bCs/>
                 <w:sz w:val="24"/>
@@ -1437,7 +1917,7 @@
               <w:spacing w:line="300" w:lineRule="auto"/>
               <w:jc w:val="center"/>
               <w:rPr>
-                <w:rFonts w:ascii="Times New Roman" w:hAnsi="Times New Roman" w:eastAsia="宋体"/>
+                <w:rFonts w:ascii="Times New Roman" w:eastAsia="宋体" w:hAnsi="Times New Roman"/>
                 <w:b/>
                 <w:bCs/>
                 <w:sz w:val="24"/>
@@ -1446,7 +1926,7 @@
             </w:pPr>
             <w:r>
               <w:rPr>
-                <w:rFonts w:hint="eastAsia" w:ascii="Times New Roman" w:hAnsi="Times New Roman" w:eastAsia="宋体"/>
+                <w:rFonts w:ascii="Times New Roman" w:eastAsia="宋体" w:hAnsi="Times New Roman" w:hint="eastAsia"/>
                 <w:b/>
                 <w:bCs/>
                 <w:sz w:val="24"/>
@@ -1466,7 +1946,7 @@
               <w:spacing w:line="300" w:lineRule="auto"/>
               <w:jc w:val="center"/>
               <w:rPr>
-                <w:rFonts w:ascii="Times New Roman" w:hAnsi="Times New Roman" w:eastAsia="宋体"/>
+                <w:rFonts w:ascii="Times New Roman" w:eastAsia="宋体" w:hAnsi="Times New Roman"/>
                 <w:b/>
                 <w:bCs/>
                 <w:sz w:val="24"/>
@@ -1475,7 +1955,7 @@
             </w:pPr>
             <w:r>
               <w:rPr>
-                <w:rFonts w:hint="eastAsia" w:ascii="Times New Roman" w:hAnsi="Times New Roman" w:eastAsia="宋体"/>
+                <w:rFonts w:ascii="Times New Roman" w:eastAsia="宋体" w:hAnsi="Times New Roman" w:hint="eastAsia"/>
                 <w:b/>
                 <w:bCs/>
                 <w:sz w:val="24"/>
@@ -1495,7 +1975,7 @@
               <w:spacing w:line="300" w:lineRule="auto"/>
               <w:jc w:val="center"/>
               <w:rPr>
-                <w:rFonts w:ascii="Times New Roman" w:hAnsi="Times New Roman" w:eastAsia="宋体"/>
+                <w:rFonts w:ascii="Times New Roman" w:eastAsia="宋体" w:hAnsi="Times New Roman"/>
                 <w:b/>
                 <w:bCs/>
                 <w:sz w:val="24"/>
@@ -1504,7 +1984,7 @@
             </w:pPr>
             <w:r>
               <w:rPr>
-                <w:rFonts w:hint="eastAsia" w:ascii="Times New Roman" w:hAnsi="Times New Roman" w:eastAsia="宋体"/>
+                <w:rFonts w:ascii="Times New Roman" w:eastAsia="宋体" w:hAnsi="Times New Roman" w:hint="eastAsia"/>
                 <w:b/>
                 <w:bCs/>
                 <w:sz w:val="24"/>
@@ -1524,7 +2004,7 @@
               <w:spacing w:line="300" w:lineRule="auto"/>
               <w:jc w:val="center"/>
               <w:rPr>
-                <w:rFonts w:ascii="Times New Roman" w:hAnsi="Times New Roman" w:eastAsia="宋体"/>
+                <w:rFonts w:ascii="Times New Roman" w:eastAsia="宋体" w:hAnsi="Times New Roman"/>
                 <w:b/>
                 <w:bCs/>
                 <w:sz w:val="24"/>
@@ -1533,7 +2013,7 @@
             </w:pPr>
             <w:r>
               <w:rPr>
-                <w:rFonts w:hint="eastAsia" w:ascii="Times New Roman" w:hAnsi="Times New Roman" w:eastAsia="宋体"/>
+                <w:rFonts w:ascii="Times New Roman" w:eastAsia="宋体" w:hAnsi="Times New Roman" w:hint="eastAsia"/>
                 <w:b/>
                 <w:bCs/>
                 <w:sz w:val="24"/>
@@ -1545,24 +2025,8 @@
         </w:tc>
       </w:tr>
       <w:tr>
-        <w:tblPrEx>
-          <w:tblBorders>
-            <w:top w:val="single" w:color="auto" w:sz="4" w:space="0"/>
-            <w:left w:val="single" w:color="auto" w:sz="4" w:space="0"/>
-            <w:bottom w:val="single" w:color="auto" w:sz="4" w:space="0"/>
-            <w:right w:val="single" w:color="auto" w:sz="4" w:space="0"/>
-            <w:insideH w:val="single" w:color="auto" w:sz="4" w:space="0"/>
-            <w:insideV w:val="single" w:color="auto" w:sz="4" w:space="0"/>
-          </w:tblBorders>
-          <w:tblCellMar>
-            <w:top w:w="0" w:type="dxa"/>
-            <w:left w:w="108" w:type="dxa"/>
-            <w:bottom w:w="0" w:type="dxa"/>
-            <w:right w:w="108" w:type="dxa"/>
-          </w:tblCellMar>
-        </w:tblPrEx>
         <w:trPr>
-          <w:trHeight w:val="2283" w:hRule="atLeast"/>
+          <w:trHeight w:val="2283"/>
         </w:trPr>
         <w:tc>
           <w:tcPr>
@@ -1574,14 +2038,14 @@
               <w:spacing w:line="300" w:lineRule="auto"/>
               <w:jc w:val="center"/>
               <w:rPr>
-                <w:rFonts w:ascii="Times New Roman" w:hAnsi="Times New Roman" w:eastAsia="宋体"/>
+                <w:rFonts w:ascii="Times New Roman" w:eastAsia="宋体" w:hAnsi="Times New Roman"/>
                 <w:sz w:val="24"/>
                 <w:szCs w:val="24"/>
               </w:rPr>
             </w:pPr>
             <w:r>
               <w:rPr>
-                <w:rFonts w:hint="eastAsia" w:ascii="Times New Roman" w:hAnsi="Times New Roman" w:eastAsia="宋体"/>
+                <w:rFonts w:ascii="Times New Roman" w:eastAsia="宋体" w:hAnsi="Times New Roman" w:hint="eastAsia"/>
                 <w:sz w:val="24"/>
                 <w:szCs w:val="24"/>
               </w:rPr>
@@ -1599,14 +2063,14 @@
               <w:spacing w:line="300" w:lineRule="auto"/>
               <w:jc w:val="center"/>
               <w:rPr>
-                <w:rFonts w:ascii="Times New Roman" w:hAnsi="Times New Roman" w:eastAsia="宋体"/>
+                <w:rFonts w:ascii="Times New Roman" w:eastAsia="宋体" w:hAnsi="Times New Roman"/>
                 <w:sz w:val="24"/>
                 <w:szCs w:val="24"/>
               </w:rPr>
             </w:pPr>
             <w:r>
               <w:rPr>
-                <w:rFonts w:hint="eastAsia" w:ascii="Times New Roman" w:hAnsi="Times New Roman" w:eastAsia="宋体"/>
+                <w:rFonts w:ascii="Times New Roman" w:eastAsia="宋体" w:hAnsi="Times New Roman" w:hint="eastAsia"/>
                 <w:sz w:val="24"/>
                 <w:szCs w:val="24"/>
               </w:rPr>
@@ -1623,18 +2087,16 @@
               <w:spacing w:line="300" w:lineRule="auto"/>
               <w:jc w:val="center"/>
               <w:rPr>
-                <w:rFonts w:hint="eastAsia" w:ascii="Times New Roman" w:hAnsi="Times New Roman" w:eastAsia="宋体"/>
-                <w:sz w:val="24"/>
-                <w:szCs w:val="24"/>
-                <w:lang w:val="en-US" w:eastAsia="zh-CN"/>
+                <w:rFonts w:ascii="Times New Roman" w:eastAsia="宋体" w:hAnsi="Times New Roman"/>
+                <w:sz w:val="24"/>
+                <w:szCs w:val="24"/>
               </w:rPr>
             </w:pPr>
             <w:r>
               <w:rPr>
-                <w:rFonts w:hint="eastAsia" w:ascii="Times New Roman" w:hAnsi="Times New Roman" w:eastAsia="宋体"/>
-                <w:sz w:val="24"/>
-                <w:szCs w:val="24"/>
-                <w:lang w:val="en-US" w:eastAsia="zh-CN"/>
+                <w:rFonts w:ascii="Times New Roman" w:eastAsia="宋体" w:hAnsi="Times New Roman" w:hint="eastAsia"/>
+                <w:sz w:val="24"/>
+                <w:szCs w:val="24"/>
               </w:rPr>
               <w:t>陆辰睿</w:t>
             </w:r>
@@ -1649,18 +2111,16 @@
               <w:spacing w:line="300" w:lineRule="auto"/>
               <w:jc w:val="center"/>
               <w:rPr>
-                <w:rFonts w:hint="default" w:ascii="Times New Roman" w:hAnsi="Times New Roman" w:eastAsia="宋体"/>
-                <w:sz w:val="24"/>
-                <w:szCs w:val="24"/>
-                <w:lang w:val="en-US" w:eastAsia="zh-CN"/>
+                <w:rFonts w:ascii="Times New Roman" w:eastAsia="宋体" w:hAnsi="Times New Roman"/>
+                <w:sz w:val="24"/>
+                <w:szCs w:val="24"/>
               </w:rPr>
             </w:pPr>
             <w:r>
               <w:rPr>
-                <w:rFonts w:hint="eastAsia" w:ascii="Times New Roman" w:hAnsi="Times New Roman" w:eastAsia="宋体"/>
-                <w:sz w:val="24"/>
-                <w:szCs w:val="24"/>
-                <w:lang w:val="en-US" w:eastAsia="zh-CN"/>
+                <w:rFonts w:ascii="Times New Roman" w:eastAsia="宋体" w:hAnsi="Times New Roman" w:hint="eastAsia"/>
+                <w:sz w:val="24"/>
+                <w:szCs w:val="24"/>
               </w:rPr>
               <w:t>1190325118</w:t>
             </w:r>
@@ -1675,18 +2135,16 @@
               <w:spacing w:line="300" w:lineRule="auto"/>
               <w:jc w:val="center"/>
               <w:rPr>
-                <w:rFonts w:hint="eastAsia" w:ascii="Times New Roman" w:hAnsi="Times New Roman" w:eastAsia="宋体"/>
-                <w:sz w:val="24"/>
-                <w:szCs w:val="24"/>
-                <w:lang w:val="en-US" w:eastAsia="zh-CN"/>
+                <w:rFonts w:ascii="Times New Roman" w:eastAsia="宋体" w:hAnsi="Times New Roman"/>
+                <w:sz w:val="24"/>
+                <w:szCs w:val="24"/>
               </w:rPr>
             </w:pPr>
             <w:r>
               <w:rPr>
-                <w:rFonts w:hint="eastAsia" w:ascii="Times New Roman" w:hAnsi="Times New Roman" w:eastAsia="宋体"/>
-                <w:sz w:val="24"/>
-                <w:szCs w:val="24"/>
-                <w:lang w:val="en-US" w:eastAsia="zh-CN"/>
+                <w:rFonts w:ascii="Times New Roman" w:eastAsia="宋体" w:hAnsi="Times New Roman" w:hint="eastAsia"/>
+                <w:sz w:val="24"/>
+                <w:szCs w:val="24"/>
               </w:rPr>
               <w:t>计科申威</w:t>
             </w:r>
@@ -1695,58 +2153,56 @@
         <w:tc>
           <w:tcPr>
             <w:tcW w:w="2408" w:type="dxa"/>
-            <w:shd w:val="clear"/>
             <w:vAlign w:val="center"/>
           </w:tcPr>
           <w:p>
             <w:pPr>
-              <w:keepNext w:val="0"/>
-              <w:keepLines w:val="0"/>
               <w:widowControl/>
-              <w:suppressLineNumbers w:val="0"/>
               <w:jc w:val="left"/>
               <w:textAlignment w:val="center"/>
               <w:rPr>
-                <w:rFonts w:hint="default" w:ascii="微软雅黑" w:hAnsi="微软雅黑" w:eastAsia="微软雅黑" w:cs="微软雅黑"/>
-                <w:i w:val="0"/>
-                <w:iCs w:val="0"/>
+                <w:rFonts w:ascii="微软雅黑" w:eastAsia="微软雅黑" w:hAnsi="微软雅黑" w:cs="微软雅黑"/>
                 <w:color w:val="333333"/>
-                <w:kern w:val="2"/>
                 <w:sz w:val="20"/>
                 <w:szCs w:val="20"/>
-                <w:u w:val="none"/>
-                <w:lang w:val="en-US" w:eastAsia="zh-CN" w:bidi="ar-SA"/>
               </w:rPr>
             </w:pPr>
             <w:r>
               <w:rPr>
-                <w:rFonts w:ascii="Times New Roman" w:hAnsi="Times New Roman" w:eastAsia="宋体"/>
-                <w:sz w:val="21"/>
-              </w:rPr>
-              <w:t>负责基础逻辑开发与代码仓库整理；完善背包、商店、战斗等逻辑，并参与Qt按钮、进度条与GameEngine接口联调。</w:t>
+                <w:rFonts w:ascii="Times New Roman" w:eastAsia="宋体" w:hAnsi="Times New Roman"/>
+              </w:rPr>
+              <w:t>负责基础逻辑开发与代码仓库整理；完善背包、商店、战斗等逻辑，并参与</w:t>
+            </w:r>
+            <w:r>
+              <w:rPr>
+                <w:rFonts w:ascii="Times New Roman" w:eastAsia="宋体" w:hAnsi="Times New Roman"/>
+              </w:rPr>
+              <w:t>Qt</w:t>
+            </w:r>
+            <w:r>
+              <w:rPr>
+                <w:rFonts w:ascii="Times New Roman" w:eastAsia="宋体" w:hAnsi="Times New Roman"/>
+              </w:rPr>
+              <w:t>按钮、进度条与</w:t>
+            </w:r>
+            <w:r>
+              <w:rPr>
+                <w:rFonts w:ascii="Times New Roman" w:eastAsia="宋体" w:hAnsi="Times New Roman"/>
+              </w:rPr>
+              <w:t>GameEngine</w:t>
+            </w:r>
+            <w:r>
+              <w:rPr>
+                <w:rFonts w:ascii="Times New Roman" w:eastAsia="宋体" w:hAnsi="Times New Roman"/>
+              </w:rPr>
+              <w:t>接口联调。</w:t>
             </w:r>
           </w:p>
         </w:tc>
       </w:tr>
       <w:tr>
-        <w:tblPrEx>
-          <w:tblBorders>
-            <w:top w:val="single" w:color="auto" w:sz="4" w:space="0"/>
-            <w:left w:val="single" w:color="auto" w:sz="4" w:space="0"/>
-            <w:bottom w:val="single" w:color="auto" w:sz="4" w:space="0"/>
-            <w:right w:val="single" w:color="auto" w:sz="4" w:space="0"/>
-            <w:insideH w:val="single" w:color="auto" w:sz="4" w:space="0"/>
-            <w:insideV w:val="single" w:color="auto" w:sz="4" w:space="0"/>
-          </w:tblBorders>
-          <w:tblCellMar>
-            <w:top w:w="0" w:type="dxa"/>
-            <w:left w:w="108" w:type="dxa"/>
-            <w:bottom w:w="0" w:type="dxa"/>
-            <w:right w:w="108" w:type="dxa"/>
-          </w:tblCellMar>
-        </w:tblPrEx>
         <w:trPr>
-          <w:trHeight w:val="485" w:hRule="atLeast"/>
+          <w:trHeight w:val="485"/>
         </w:trPr>
         <w:tc>
           <w:tcPr>
@@ -1758,14 +2214,14 @@
               <w:spacing w:line="300" w:lineRule="auto"/>
               <w:jc w:val="center"/>
               <w:rPr>
-                <w:rFonts w:ascii="Times New Roman" w:hAnsi="Times New Roman" w:eastAsia="宋体"/>
+                <w:rFonts w:ascii="Times New Roman" w:eastAsia="宋体" w:hAnsi="Times New Roman"/>
                 <w:sz w:val="24"/>
                 <w:szCs w:val="24"/>
               </w:rPr>
             </w:pPr>
             <w:r>
               <w:rPr>
-                <w:rFonts w:hint="eastAsia" w:ascii="Times New Roman" w:hAnsi="Times New Roman" w:eastAsia="宋体"/>
+                <w:rFonts w:ascii="Times New Roman" w:eastAsia="宋体" w:hAnsi="Times New Roman" w:hint="eastAsia"/>
                 <w:sz w:val="24"/>
                 <w:szCs w:val="24"/>
               </w:rPr>
@@ -1783,14 +2239,14 @@
               <w:spacing w:line="300" w:lineRule="auto"/>
               <w:jc w:val="center"/>
               <w:rPr>
-                <w:rFonts w:ascii="Times New Roman" w:hAnsi="Times New Roman" w:eastAsia="宋体"/>
+                <w:rFonts w:ascii="Times New Roman" w:eastAsia="宋体" w:hAnsi="Times New Roman"/>
                 <w:sz w:val="24"/>
                 <w:szCs w:val="24"/>
               </w:rPr>
             </w:pPr>
             <w:r>
               <w:rPr>
-                <w:rFonts w:hint="eastAsia" w:ascii="Times New Roman" w:hAnsi="Times New Roman" w:eastAsia="宋体"/>
+                <w:rFonts w:ascii="Times New Roman" w:eastAsia="宋体" w:hAnsi="Times New Roman" w:hint="eastAsia"/>
                 <w:sz w:val="24"/>
                 <w:szCs w:val="24"/>
               </w:rPr>
@@ -1807,18 +2263,16 @@
               <w:spacing w:line="300" w:lineRule="auto"/>
               <w:jc w:val="center"/>
               <w:rPr>
-                <w:rFonts w:hint="eastAsia" w:ascii="Times New Roman" w:hAnsi="Times New Roman" w:eastAsia="宋体"/>
-                <w:sz w:val="24"/>
-                <w:szCs w:val="24"/>
-                <w:lang w:val="en-US" w:eastAsia="zh-CN"/>
+                <w:rFonts w:ascii="Times New Roman" w:eastAsia="宋体" w:hAnsi="Times New Roman"/>
+                <w:sz w:val="24"/>
+                <w:szCs w:val="24"/>
               </w:rPr>
             </w:pPr>
             <w:r>
               <w:rPr>
-                <w:rFonts w:hint="eastAsia" w:ascii="Times New Roman" w:hAnsi="Times New Roman" w:eastAsia="宋体"/>
-                <w:sz w:val="24"/>
-                <w:szCs w:val="24"/>
-                <w:lang w:val="en-US" w:eastAsia="zh-CN"/>
+                <w:rFonts w:ascii="Times New Roman" w:eastAsia="宋体" w:hAnsi="Times New Roman" w:hint="eastAsia"/>
+                <w:sz w:val="24"/>
+                <w:szCs w:val="24"/>
               </w:rPr>
               <w:t>陈律举</w:t>
             </w:r>
@@ -1833,18 +2287,16 @@
               <w:spacing w:line="300" w:lineRule="auto"/>
               <w:jc w:val="center"/>
               <w:rPr>
-                <w:rFonts w:hint="default" w:ascii="Times New Roman" w:hAnsi="Times New Roman" w:eastAsia="宋体"/>
-                <w:sz w:val="24"/>
-                <w:szCs w:val="24"/>
-                <w:lang w:val="en-US" w:eastAsia="zh-CN"/>
+                <w:rFonts w:ascii="Times New Roman" w:eastAsia="宋体" w:hAnsi="Times New Roman"/>
+                <w:sz w:val="24"/>
+                <w:szCs w:val="24"/>
               </w:rPr>
             </w:pPr>
             <w:r>
               <w:rPr>
-                <w:rFonts w:hint="eastAsia" w:ascii="Times New Roman" w:hAnsi="Times New Roman" w:eastAsia="宋体"/>
-                <w:sz w:val="24"/>
-                <w:szCs w:val="24"/>
-                <w:lang w:val="en-US" w:eastAsia="zh-CN"/>
+                <w:rFonts w:ascii="Times New Roman" w:eastAsia="宋体" w:hAnsi="Times New Roman" w:hint="eastAsia"/>
+                <w:sz w:val="24"/>
+                <w:szCs w:val="24"/>
               </w:rPr>
               <w:t>1190325119</w:t>
             </w:r>
@@ -1859,18 +2311,16 @@
               <w:spacing w:line="300" w:lineRule="auto"/>
               <w:jc w:val="center"/>
               <w:rPr>
-                <w:rFonts w:hint="eastAsia" w:ascii="Times New Roman" w:hAnsi="Times New Roman" w:eastAsia="宋体"/>
-                <w:sz w:val="24"/>
-                <w:szCs w:val="24"/>
-                <w:lang w:val="en-US" w:eastAsia="zh-CN"/>
+                <w:rFonts w:ascii="Times New Roman" w:eastAsia="宋体" w:hAnsi="Times New Roman"/>
+                <w:sz w:val="24"/>
+                <w:szCs w:val="24"/>
               </w:rPr>
             </w:pPr>
             <w:r>
               <w:rPr>
-                <w:rFonts w:hint="eastAsia" w:ascii="Times New Roman" w:hAnsi="Times New Roman" w:eastAsia="宋体"/>
-                <w:sz w:val="24"/>
-                <w:szCs w:val="24"/>
-                <w:lang w:val="en-US" w:eastAsia="zh-CN"/>
+                <w:rFonts w:ascii="Times New Roman" w:eastAsia="宋体" w:hAnsi="Times New Roman" w:hint="eastAsia"/>
+                <w:sz w:val="24"/>
+                <w:szCs w:val="24"/>
               </w:rPr>
               <w:t>计科申威</w:t>
             </w:r>
@@ -1884,40 +2334,47 @@
             <w:pPr>
               <w:spacing w:line="300" w:lineRule="auto"/>
               <w:rPr>
-                <w:rFonts w:ascii="Times New Roman" w:hAnsi="Times New Roman" w:eastAsia="宋体"/>
+                <w:rFonts w:ascii="Times New Roman" w:eastAsia="宋体" w:hAnsi="Times New Roman"/>
                 <w:sz w:val="24"/>
                 <w:szCs w:val="24"/>
               </w:rPr>
             </w:pPr>
             <w:r>
               <w:rPr>
-                <w:rFonts w:ascii="Times New Roman" w:hAnsi="Times New Roman" w:eastAsia="宋体"/>
-                <w:sz w:val="21"/>
-              </w:rPr>
-              <w:t>负责Qt工程环境搭建、基础文件导入与空窗口跑通；使用Qt Designer完成界面排版，并参与界面与接口联调。</w:t>
+                <w:rFonts w:ascii="Times New Roman" w:eastAsia="宋体" w:hAnsi="Times New Roman"/>
+              </w:rPr>
+              <w:t>负责</w:t>
+            </w:r>
+            <w:r>
+              <w:rPr>
+                <w:rFonts w:ascii="Times New Roman" w:eastAsia="宋体" w:hAnsi="Times New Roman"/>
+              </w:rPr>
+              <w:t>Qt</w:t>
+            </w:r>
+            <w:r>
+              <w:rPr>
+                <w:rFonts w:ascii="Times New Roman" w:eastAsia="宋体" w:hAnsi="Times New Roman"/>
+              </w:rPr>
+              <w:t>工程环境搭建、基础文件导入与空窗口跑通；使用</w:t>
+            </w:r>
+            <w:r>
+              <w:rPr>
+                <w:rFonts w:ascii="Times New Roman" w:eastAsia="宋体" w:hAnsi="Times New Roman"/>
+              </w:rPr>
+              <w:t>Qt Designer</w:t>
+            </w:r>
+            <w:r>
+              <w:rPr>
+                <w:rFonts w:ascii="Times New Roman" w:eastAsia="宋体" w:hAnsi="Times New Roman"/>
+              </w:rPr>
+              <w:t>完成界面排版，并参与界面与接口联调。</w:t>
             </w:r>
           </w:p>
         </w:tc>
       </w:tr>
       <w:tr>
-        <w:tblPrEx>
-          <w:tblBorders>
-            <w:top w:val="single" w:color="auto" w:sz="4" w:space="0"/>
-            <w:left w:val="single" w:color="auto" w:sz="4" w:space="0"/>
-            <w:bottom w:val="single" w:color="auto" w:sz="4" w:space="0"/>
-            <w:right w:val="single" w:color="auto" w:sz="4" w:space="0"/>
-            <w:insideH w:val="single" w:color="auto" w:sz="4" w:space="0"/>
-            <w:insideV w:val="single" w:color="auto" w:sz="4" w:space="0"/>
-          </w:tblBorders>
-          <w:tblCellMar>
-            <w:top w:w="0" w:type="dxa"/>
-            <w:left w:w="108" w:type="dxa"/>
-            <w:bottom w:w="0" w:type="dxa"/>
-            <w:right w:w="108" w:type="dxa"/>
-          </w:tblCellMar>
-        </w:tblPrEx>
         <w:trPr>
-          <w:trHeight w:val="485" w:hRule="atLeast"/>
+          <w:trHeight w:val="485"/>
         </w:trPr>
         <w:tc>
           <w:tcPr>
@@ -1929,14 +2386,14 @@
               <w:spacing w:line="300" w:lineRule="auto"/>
               <w:jc w:val="center"/>
               <w:rPr>
-                <w:rFonts w:ascii="Times New Roman" w:hAnsi="Times New Roman" w:eastAsia="宋体"/>
+                <w:rFonts w:ascii="Times New Roman" w:eastAsia="宋体" w:hAnsi="Times New Roman"/>
                 <w:sz w:val="24"/>
                 <w:szCs w:val="24"/>
               </w:rPr>
             </w:pPr>
             <w:r>
               <w:rPr>
-                <w:rFonts w:hint="eastAsia" w:ascii="Times New Roman" w:hAnsi="Times New Roman" w:eastAsia="宋体"/>
+                <w:rFonts w:ascii="Times New Roman" w:eastAsia="宋体" w:hAnsi="Times New Roman" w:hint="eastAsia"/>
                 <w:sz w:val="24"/>
                 <w:szCs w:val="24"/>
               </w:rPr>
@@ -1954,14 +2411,14 @@
               <w:spacing w:line="300" w:lineRule="auto"/>
               <w:jc w:val="center"/>
               <w:rPr>
-                <w:rFonts w:ascii="Times New Roman" w:hAnsi="Times New Roman" w:eastAsia="宋体"/>
+                <w:rFonts w:ascii="Times New Roman" w:eastAsia="宋体" w:hAnsi="Times New Roman"/>
                 <w:sz w:val="24"/>
                 <w:szCs w:val="24"/>
               </w:rPr>
             </w:pPr>
             <w:r>
               <w:rPr>
-                <w:rFonts w:hint="eastAsia" w:ascii="Times New Roman" w:hAnsi="Times New Roman" w:eastAsia="宋体"/>
+                <w:rFonts w:ascii="Times New Roman" w:eastAsia="宋体" w:hAnsi="Times New Roman" w:hint="eastAsia"/>
                 <w:sz w:val="24"/>
                 <w:szCs w:val="24"/>
               </w:rPr>
@@ -1978,18 +2435,16 @@
               <w:spacing w:line="300" w:lineRule="auto"/>
               <w:jc w:val="center"/>
               <w:rPr>
-                <w:rFonts w:hint="eastAsia" w:ascii="Times New Roman" w:hAnsi="Times New Roman" w:eastAsia="宋体"/>
-                <w:sz w:val="24"/>
-                <w:szCs w:val="24"/>
-                <w:lang w:val="en-US" w:eastAsia="zh-CN"/>
+                <w:rFonts w:ascii="Times New Roman" w:eastAsia="宋体" w:hAnsi="Times New Roman"/>
+                <w:sz w:val="24"/>
+                <w:szCs w:val="24"/>
               </w:rPr>
             </w:pPr>
             <w:r>
               <w:rPr>
-                <w:rFonts w:hint="eastAsia" w:ascii="Times New Roman" w:hAnsi="Times New Roman" w:eastAsia="宋体"/>
-                <w:sz w:val="24"/>
-                <w:szCs w:val="24"/>
-                <w:lang w:val="en-US" w:eastAsia="zh-CN"/>
+                <w:rFonts w:ascii="Times New Roman" w:eastAsia="宋体" w:hAnsi="Times New Roman" w:hint="eastAsia"/>
+                <w:sz w:val="24"/>
+                <w:szCs w:val="24"/>
               </w:rPr>
               <w:t>王铭钊</w:t>
             </w:r>
@@ -2004,18 +2459,16 @@
               <w:spacing w:line="300" w:lineRule="auto"/>
               <w:jc w:val="center"/>
               <w:rPr>
-                <w:rFonts w:hint="default" w:ascii="Times New Roman" w:hAnsi="Times New Roman" w:eastAsia="宋体"/>
-                <w:sz w:val="24"/>
-                <w:szCs w:val="24"/>
-                <w:lang w:val="en-US" w:eastAsia="zh-CN"/>
+                <w:rFonts w:ascii="Times New Roman" w:eastAsia="宋体" w:hAnsi="Times New Roman"/>
+                <w:sz w:val="24"/>
+                <w:szCs w:val="24"/>
               </w:rPr>
             </w:pPr>
             <w:r>
               <w:rPr>
-                <w:rFonts w:hint="eastAsia" w:ascii="Times New Roman" w:hAnsi="Times New Roman" w:eastAsia="宋体"/>
-                <w:sz w:val="24"/>
-                <w:szCs w:val="24"/>
-                <w:lang w:val="en-US" w:eastAsia="zh-CN"/>
+                <w:rFonts w:ascii="Times New Roman" w:eastAsia="宋体" w:hAnsi="Times New Roman" w:hint="eastAsia"/>
+                <w:sz w:val="24"/>
+                <w:szCs w:val="24"/>
               </w:rPr>
               <w:t>1190325120</w:t>
             </w:r>
@@ -2030,18 +2483,16 @@
               <w:spacing w:line="300" w:lineRule="auto"/>
               <w:jc w:val="center"/>
               <w:rPr>
-                <w:rFonts w:hint="eastAsia" w:ascii="Times New Roman" w:hAnsi="Times New Roman" w:eastAsia="宋体"/>
-                <w:sz w:val="24"/>
-                <w:szCs w:val="24"/>
-                <w:lang w:val="en-US" w:eastAsia="zh-CN"/>
+                <w:rFonts w:ascii="Times New Roman" w:eastAsia="宋体" w:hAnsi="Times New Roman"/>
+                <w:sz w:val="24"/>
+                <w:szCs w:val="24"/>
               </w:rPr>
             </w:pPr>
             <w:r>
               <w:rPr>
-                <w:rFonts w:hint="eastAsia" w:ascii="Times New Roman" w:hAnsi="Times New Roman" w:eastAsia="宋体"/>
-                <w:sz w:val="24"/>
-                <w:szCs w:val="24"/>
-                <w:lang w:val="en-US" w:eastAsia="zh-CN"/>
+                <w:rFonts w:ascii="Times New Roman" w:eastAsia="宋体" w:hAnsi="Times New Roman" w:hint="eastAsia"/>
+                <w:sz w:val="24"/>
+                <w:szCs w:val="24"/>
               </w:rPr>
               <w:t>计科申威</w:t>
             </w:r>
@@ -2055,40 +2506,29 @@
             <w:pPr>
               <w:spacing w:line="300" w:lineRule="auto"/>
               <w:rPr>
-                <w:rFonts w:ascii="Times New Roman" w:hAnsi="Times New Roman" w:eastAsia="宋体"/>
+                <w:rFonts w:ascii="Times New Roman" w:eastAsia="宋体" w:hAnsi="Times New Roman"/>
                 <w:sz w:val="24"/>
                 <w:szCs w:val="24"/>
               </w:rPr>
             </w:pPr>
             <w:r>
               <w:rPr>
-                <w:rFonts w:ascii="Times New Roman" w:hAnsi="Times New Roman" w:eastAsia="宋体"/>
-                <w:sz w:val="21"/>
-              </w:rPr>
-              <w:t>项目启动与整体统筹；建立文档框架、甘特图；组织阶段汇报、核心验收、结项文档、答辩PPT</w:t>
+                <w:rFonts w:ascii="Times New Roman" w:eastAsia="宋体" w:hAnsi="Times New Roman"/>
+              </w:rPr>
+              <w:t>项目启动与整体统筹；建立文档框架、甘特图；组织阶段汇报、核心验收、结项文档、答辩</w:t>
+            </w:r>
+            <w:r>
+              <w:rPr>
+                <w:rFonts w:ascii="Times New Roman" w:eastAsia="宋体" w:hAnsi="Times New Roman"/>
+              </w:rPr>
+              <w:t>PPT</w:t>
             </w:r>
           </w:p>
         </w:tc>
       </w:tr>
       <w:tr>
-        <w:tblPrEx>
-          <w:tblBorders>
-            <w:top w:val="single" w:color="auto" w:sz="4" w:space="0"/>
-            <w:left w:val="single" w:color="auto" w:sz="4" w:space="0"/>
-            <w:bottom w:val="single" w:color="auto" w:sz="4" w:space="0"/>
-            <w:right w:val="single" w:color="auto" w:sz="4" w:space="0"/>
-            <w:insideH w:val="single" w:color="auto" w:sz="4" w:space="0"/>
-            <w:insideV w:val="single" w:color="auto" w:sz="4" w:space="0"/>
-          </w:tblBorders>
-          <w:tblCellMar>
-            <w:top w:w="0" w:type="dxa"/>
-            <w:left w:w="108" w:type="dxa"/>
-            <w:bottom w:w="0" w:type="dxa"/>
-            <w:right w:w="108" w:type="dxa"/>
-          </w:tblCellMar>
-        </w:tblPrEx>
         <w:trPr>
-          <w:trHeight w:val="497" w:hRule="atLeast"/>
+          <w:trHeight w:val="497"/>
         </w:trPr>
         <w:tc>
           <w:tcPr>
@@ -2100,14 +2540,14 @@
               <w:spacing w:line="300" w:lineRule="auto"/>
               <w:jc w:val="center"/>
               <w:rPr>
-                <w:rFonts w:ascii="Times New Roman" w:hAnsi="Times New Roman" w:eastAsia="宋体"/>
+                <w:rFonts w:ascii="Times New Roman" w:eastAsia="宋体" w:hAnsi="Times New Roman"/>
                 <w:sz w:val="24"/>
                 <w:szCs w:val="24"/>
               </w:rPr>
             </w:pPr>
             <w:r>
               <w:rPr>
-                <w:rFonts w:hint="eastAsia" w:ascii="Times New Roman" w:hAnsi="Times New Roman" w:eastAsia="宋体"/>
+                <w:rFonts w:ascii="Times New Roman" w:eastAsia="宋体" w:hAnsi="Times New Roman" w:hint="eastAsia"/>
                 <w:sz w:val="24"/>
                 <w:szCs w:val="24"/>
               </w:rPr>
@@ -2125,14 +2565,14 @@
               <w:spacing w:line="300" w:lineRule="auto"/>
               <w:jc w:val="center"/>
               <w:rPr>
-                <w:rFonts w:ascii="Times New Roman" w:hAnsi="Times New Roman" w:eastAsia="宋体"/>
+                <w:rFonts w:ascii="Times New Roman" w:eastAsia="宋体" w:hAnsi="Times New Roman"/>
                 <w:sz w:val="24"/>
                 <w:szCs w:val="24"/>
               </w:rPr>
             </w:pPr>
             <w:r>
               <w:rPr>
-                <w:rFonts w:hint="eastAsia" w:ascii="Times New Roman" w:hAnsi="Times New Roman" w:eastAsia="宋体"/>
+                <w:rFonts w:ascii="Times New Roman" w:eastAsia="宋体" w:hAnsi="Times New Roman" w:hint="eastAsia"/>
                 <w:sz w:val="24"/>
                 <w:szCs w:val="24"/>
               </w:rPr>
@@ -2149,18 +2589,16 @@
               <w:spacing w:line="300" w:lineRule="auto"/>
               <w:jc w:val="center"/>
               <w:rPr>
-                <w:rFonts w:hint="eastAsia" w:ascii="Times New Roman" w:hAnsi="Times New Roman" w:eastAsia="宋体"/>
-                <w:sz w:val="24"/>
-                <w:szCs w:val="24"/>
-                <w:lang w:val="en-US" w:eastAsia="zh-CN"/>
+                <w:rFonts w:ascii="Times New Roman" w:eastAsia="宋体" w:hAnsi="Times New Roman"/>
+                <w:sz w:val="24"/>
+                <w:szCs w:val="24"/>
               </w:rPr>
             </w:pPr>
             <w:r>
               <w:rPr>
-                <w:rFonts w:hint="eastAsia" w:ascii="Times New Roman" w:hAnsi="Times New Roman" w:eastAsia="宋体"/>
-                <w:sz w:val="24"/>
-                <w:szCs w:val="24"/>
-                <w:lang w:val="en-US" w:eastAsia="zh-CN"/>
+                <w:rFonts w:ascii="Times New Roman" w:eastAsia="宋体" w:hAnsi="Times New Roman" w:hint="eastAsia"/>
+                <w:sz w:val="24"/>
+                <w:szCs w:val="24"/>
               </w:rPr>
               <w:t>游云</w:t>
             </w:r>
@@ -2175,18 +2613,16 @@
               <w:spacing w:line="300" w:lineRule="auto"/>
               <w:jc w:val="center"/>
               <w:rPr>
-                <w:rFonts w:hint="default" w:ascii="Times New Roman" w:hAnsi="Times New Roman" w:eastAsia="宋体"/>
-                <w:sz w:val="24"/>
-                <w:szCs w:val="24"/>
-                <w:lang w:val="en-US" w:eastAsia="zh-CN"/>
+                <w:rFonts w:ascii="Times New Roman" w:eastAsia="宋体" w:hAnsi="Times New Roman"/>
+                <w:sz w:val="24"/>
+                <w:szCs w:val="24"/>
               </w:rPr>
             </w:pPr>
             <w:r>
               <w:rPr>
-                <w:rFonts w:hint="eastAsia" w:ascii="Times New Roman" w:hAnsi="Times New Roman" w:eastAsia="宋体"/>
-                <w:sz w:val="24"/>
-                <w:szCs w:val="24"/>
-                <w:lang w:val="en-US" w:eastAsia="zh-CN"/>
+                <w:rFonts w:ascii="Times New Roman" w:eastAsia="宋体" w:hAnsi="Times New Roman" w:hint="eastAsia"/>
+                <w:sz w:val="24"/>
+                <w:szCs w:val="24"/>
               </w:rPr>
               <w:t>1190325121</w:t>
             </w:r>
@@ -2201,18 +2637,16 @@
               <w:spacing w:line="300" w:lineRule="auto"/>
               <w:jc w:val="center"/>
               <w:rPr>
-                <w:rFonts w:hint="eastAsia" w:ascii="Times New Roman" w:hAnsi="Times New Roman" w:eastAsia="宋体"/>
-                <w:sz w:val="24"/>
-                <w:szCs w:val="24"/>
-                <w:lang w:val="en-US" w:eastAsia="zh-CN"/>
+                <w:rFonts w:ascii="Times New Roman" w:eastAsia="宋体" w:hAnsi="Times New Roman"/>
+                <w:sz w:val="24"/>
+                <w:szCs w:val="24"/>
               </w:rPr>
             </w:pPr>
             <w:r>
               <w:rPr>
-                <w:rFonts w:hint="eastAsia" w:ascii="Times New Roman" w:hAnsi="Times New Roman" w:eastAsia="宋体"/>
-                <w:sz w:val="24"/>
-                <w:szCs w:val="24"/>
-                <w:lang w:val="en-US" w:eastAsia="zh-CN"/>
+                <w:rFonts w:ascii="Times New Roman" w:eastAsia="宋体" w:hAnsi="Times New Roman" w:hint="eastAsia"/>
+                <w:sz w:val="24"/>
+                <w:szCs w:val="24"/>
               </w:rPr>
               <w:t>计科申威</w:t>
             </w:r>
@@ -2226,17 +2660,64 @@
             <w:pPr>
               <w:spacing w:line="300" w:lineRule="auto"/>
               <w:rPr>
-                <w:rFonts w:ascii="Times New Roman" w:hAnsi="Times New Roman" w:eastAsia="宋体"/>
+                <w:rFonts w:ascii="Times New Roman" w:eastAsia="宋体" w:hAnsi="Times New Roman"/>
                 <w:sz w:val="24"/>
                 <w:szCs w:val="24"/>
               </w:rPr>
             </w:pPr>
             <w:r>
               <w:rPr>
-                <w:rFonts w:ascii="Times New Roman" w:hAnsi="Times New Roman" w:eastAsia="宋体"/>
-                <w:sz w:val="21"/>
-              </w:rPr>
-              <w:t>负责UI整体风格设计、主界面和地图界面草图；输出地图瓦片、血条素材、Task界面等PNG切图，并开发Task任务系统核心代码。</w:t>
+                <w:rFonts w:ascii="Times New Roman" w:eastAsia="宋体" w:hAnsi="Times New Roman"/>
+              </w:rPr>
+              <w:t>负责</w:t>
+            </w:r>
+            <w:r>
+              <w:rPr>
+                <w:rFonts w:ascii="Times New Roman" w:eastAsia="宋体" w:hAnsi="Times New Roman"/>
+              </w:rPr>
+              <w:t>UI</w:t>
+            </w:r>
+            <w:r>
+              <w:rPr>
+                <w:rFonts w:ascii="Times New Roman" w:eastAsia="宋体" w:hAnsi="Times New Roman"/>
+              </w:rPr>
+              <w:t>整体风格设计、主界面和地图界面草图；输出地图瓦片、血条素材、</w:t>
+            </w:r>
+            <w:r>
+              <w:rPr>
+                <w:rFonts w:ascii="Times New Roman" w:eastAsia="宋体" w:hAnsi="Times New Roman"/>
+              </w:rPr>
+              <w:t>Task</w:t>
+            </w:r>
+            <w:r>
+              <w:rPr>
+                <w:rFonts w:ascii="Times New Roman" w:eastAsia="宋体" w:hAnsi="Times New Roman"/>
+              </w:rPr>
+              <w:t>界面等</w:t>
+            </w:r>
+            <w:r>
+              <w:rPr>
+                <w:rFonts w:ascii="Times New Roman" w:eastAsia="宋体" w:hAnsi="Times New Roman"/>
+              </w:rPr>
+              <w:t>PNG</w:t>
+            </w:r>
+            <w:r>
+              <w:rPr>
+                <w:rFonts w:ascii="Times New Roman" w:eastAsia="宋体" w:hAnsi="Times New Roman"/>
+              </w:rPr>
+              <w:t>切图，并开发</w:t>
+            </w:r>
+            <w:r>
+              <w:rPr>
+                <w:rFonts w:ascii="Times New Roman" w:eastAsia="宋体" w:hAnsi="Times New Roman"/>
+              </w:rPr>
+              <w:t>Task</w:t>
+            </w:r>
+            <w:r>
+              <w:rPr>
+                <w:rFonts w:ascii="Times New Roman" w:eastAsia="宋体" w:hAnsi="Times New Roman"/>
+              </w:rPr>
+              <w:t>任务系统核心代码。</w:t>
             </w:r>
           </w:p>
         </w:tc>
@@ -2245,10 +2726,8 @@
     <w:p>
       <w:pPr>
         <w:keepNext/>
-        <w:jc w:val="both"/>
-        <w:rPr>
-          <w:rFonts w:hint="eastAsia" w:eastAsiaTheme="minorEastAsia"/>
-          <w:lang w:eastAsia="zh-CN"/>
+        <w:rPr>
+          <w:rFonts w:hint="eastAsia"/>
         </w:rPr>
       </w:pPr>
     </w:p>
@@ -2256,21 +2735,13 @@
       <w:pPr>
         <w:keepNext/>
         <w:jc w:val="center"/>
-        <w:rPr>
-          <w:rFonts w:hint="eastAsia" w:eastAsiaTheme="minorEastAsia"/>
-          <w:lang w:eastAsia="zh-CN"/>
-        </w:rPr>
-      </w:pPr>
-      <w:r>
-        <w:rPr>
-          <w:rFonts w:hint="eastAsia" w:eastAsiaTheme="minorEastAsia"/>
-          <w:lang w:eastAsia="zh-CN"/>
-        </w:rPr>
+      </w:pPr>
+      <w:r>
         <w:drawing>
-          <wp:inline distT="0" distB="0" distL="114300" distR="114300">
-            <wp:extent cx="6059805" cy="2543810"/>
-            <wp:effectExtent l="0" t="0" r="5715" b="1270"/>
-            <wp:docPr id="2" name="图片 2" descr="{29D2948E-CE1D-4C4D-A249-52CADA070936}"/>
+          <wp:inline distT="0" distB="0" distL="0" distR="0" wp14:anchorId="10082637" wp14:editId="4B48455E">
+            <wp:extent cx="5438775" cy="2437168"/>
+            <wp:effectExtent l="0" t="0" r="0" b="1270"/>
+            <wp:docPr id="97442361" name="图片 1"/>
             <wp:cNvGraphicFramePr>
               <a:graphicFrameLocks xmlns:a="http://schemas.openxmlformats.org/drawingml/2006/main" noChangeAspect="1"/>
             </wp:cNvGraphicFramePr>
@@ -2278,13 +2749,11 @@
               <a:graphicData uri="http://schemas.openxmlformats.org/drawingml/2006/picture">
                 <pic:pic xmlns:pic="http://schemas.openxmlformats.org/drawingml/2006/picture">
                   <pic:nvPicPr>
-                    <pic:cNvPr id="2" name="图片 2" descr="{29D2948E-CE1D-4C4D-A249-52CADA070936}"/>
-                    <pic:cNvPicPr>
-                      <a:picLocks noChangeAspect="1"/>
-                    </pic:cNvPicPr>
+                    <pic:cNvPr id="97442361" name=""/>
+                    <pic:cNvPicPr/>
                   </pic:nvPicPr>
                   <pic:blipFill>
-                    <a:blip r:embed="rId9"/>
+                    <a:blip r:embed="rId11"/>
                     <a:stretch>
                       <a:fillRect/>
                     </a:stretch>
@@ -2292,7 +2761,7 @@
                   <pic:spPr>
                     <a:xfrm>
                       <a:off x="0" y="0"/>
-                      <a:ext cx="6059805" cy="2543810"/>
+                      <a:ext cx="5444912" cy="2439918"/>
                     </a:xfrm>
                     <a:prstGeom prst="rect">
                       <a:avLst/>
@@ -2309,35 +2778,21 @@
       <w:pPr>
         <w:keepNext/>
         <w:jc w:val="center"/>
-        <w:rPr>
-          <w:rFonts w:hint="eastAsia" w:eastAsiaTheme="minorEastAsia"/>
-          <w:lang w:eastAsia="zh-CN"/>
-        </w:rPr>
-      </w:pPr>
-    </w:p>
-    <w:p>
-      <w:pPr>
-        <w:keepNext/>
+      </w:pPr>
+    </w:p>
+    <w:p>
+      <w:pPr>
+        <w:pStyle w:val="a3"/>
         <w:jc w:val="center"/>
         <w:rPr>
-          <w:rFonts w:hint="eastAsia" w:eastAsiaTheme="minorEastAsia"/>
-          <w:lang w:eastAsia="zh-CN"/>
-        </w:rPr>
-      </w:pPr>
-    </w:p>
-    <w:p>
-      <w:pPr>
-        <w:pStyle w:val="3"/>
-        <w:jc w:val="center"/>
-        <w:rPr>
-          <w:rFonts w:ascii="宋体" w:hAnsi="宋体" w:eastAsia="宋体"/>
-          <w:sz w:val="24"/>
-          <w:szCs w:val="24"/>
-        </w:rPr>
-      </w:pPr>
-      <w:r>
-        <w:rPr>
-          <w:rFonts w:ascii="宋体" w:hAnsi="宋体" w:eastAsia="宋体"/>
+          <w:rFonts w:ascii="宋体" w:eastAsia="宋体" w:hAnsi="宋体"/>
+          <w:sz w:val="24"/>
+          <w:szCs w:val="24"/>
+        </w:rPr>
+      </w:pPr>
+      <w:r>
+        <w:rPr>
+          <w:rFonts w:ascii="宋体" w:eastAsia="宋体" w:hAnsi="宋体"/>
           <w:sz w:val="24"/>
           <w:szCs w:val="24"/>
         </w:rPr>
@@ -2345,7 +2800,7 @@
       </w:r>
       <w:r>
         <w:rPr>
-          <w:rFonts w:ascii="宋体" w:hAnsi="宋体" w:eastAsia="宋体"/>
+          <w:rFonts w:ascii="宋体" w:eastAsia="宋体" w:hAnsi="宋体"/>
           <w:sz w:val="24"/>
           <w:szCs w:val="24"/>
         </w:rPr>
@@ -2353,7 +2808,7 @@
       </w:r>
       <w:r>
         <w:rPr>
-          <w:rFonts w:ascii="宋体" w:hAnsi="宋体" w:eastAsia="宋体"/>
+          <w:rFonts w:ascii="宋体" w:eastAsia="宋体" w:hAnsi="宋体"/>
           <w:sz w:val="24"/>
           <w:szCs w:val="24"/>
         </w:rPr>
@@ -2361,7 +2816,7 @@
       </w:r>
       <w:r>
         <w:rPr>
-          <w:rFonts w:ascii="宋体" w:hAnsi="宋体" w:eastAsia="宋体"/>
+          <w:rFonts w:ascii="宋体" w:eastAsia="宋体" w:hAnsi="宋体"/>
           <w:sz w:val="24"/>
           <w:szCs w:val="24"/>
         </w:rPr>
@@ -2369,7 +2824,7 @@
       </w:r>
       <w:r>
         <w:rPr>
-          <w:rFonts w:ascii="宋体" w:hAnsi="宋体" w:eastAsia="宋体"/>
+          <w:rFonts w:ascii="宋体" w:eastAsia="宋体" w:hAnsi="宋体"/>
           <w:sz w:val="24"/>
           <w:szCs w:val="24"/>
         </w:rPr>
@@ -2377,7 +2832,7 @@
       </w:r>
       <w:r>
         <w:rPr>
-          <w:rFonts w:ascii="宋体" w:hAnsi="宋体" w:eastAsia="宋体"/>
+          <w:rFonts w:ascii="宋体" w:eastAsia="宋体" w:hAnsi="宋体"/>
           <w:sz w:val="24"/>
           <w:szCs w:val="24"/>
         </w:rPr>
@@ -2385,7 +2840,7 @@
       </w:r>
       <w:r>
         <w:rPr>
-          <w:rFonts w:ascii="宋体" w:hAnsi="宋体" w:eastAsia="宋体"/>
+          <w:rFonts w:ascii="宋体" w:eastAsia="宋体" w:hAnsi="宋体"/>
           <w:sz w:val="24"/>
           <w:szCs w:val="24"/>
         </w:rPr>
@@ -2393,7 +2848,7 @@
       </w:r>
       <w:r>
         <w:rPr>
-          <w:rFonts w:hint="eastAsia" w:ascii="宋体" w:hAnsi="宋体" w:eastAsia="宋体"/>
+          <w:rFonts w:ascii="宋体" w:eastAsia="宋体" w:hAnsi="宋体" w:hint="eastAsia"/>
           <w:sz w:val="24"/>
           <w:szCs w:val="24"/>
         </w:rPr>
@@ -2408,14 +2863,14 @@
           <w:numId w:val="1"/>
         </w:numPr>
         <w:rPr>
-          <w:rFonts w:ascii="Times New Roman" w:hAnsi="Times New Roman" w:eastAsia="宋体"/>
+          <w:rFonts w:ascii="Times New Roman" w:eastAsia="宋体" w:hAnsi="Times New Roman"/>
           <w:sz w:val="28"/>
           <w:szCs w:val="28"/>
         </w:rPr>
       </w:pPr>
       <w:r>
         <w:rPr>
-          <w:rFonts w:hint="eastAsia" w:ascii="Times New Roman" w:hAnsi="Times New Roman" w:eastAsia="宋体"/>
+          <w:rFonts w:ascii="Times New Roman" w:eastAsia="宋体" w:hAnsi="Times New Roman" w:hint="eastAsia"/>
           <w:sz w:val="28"/>
           <w:szCs w:val="28"/>
         </w:rPr>
@@ -2424,12 +2879,12 @@
     </w:p>
     <w:p>
       <w:pPr>
-        <w:spacing w:before="0" w:after="120" w:line="300" w:lineRule="auto"/>
+        <w:spacing w:after="120" w:line="300" w:lineRule="auto"/>
         <w:ind w:firstLine="480"/>
       </w:pPr>
       <w:r>
         <w:rPr>
-          <w:rFonts w:ascii="Times New Roman" w:hAnsi="Times New Roman" w:eastAsia="宋体"/>
+          <w:rFonts w:ascii="Times New Roman" w:eastAsia="宋体" w:hAnsi="Times New Roman"/>
           <w:b/>
           <w:sz w:val="24"/>
         </w:rPr>
@@ -2438,13 +2893,12 @@
     </w:p>
     <w:p>
       <w:pPr>
-        <w:spacing w:before="0" w:after="120" w:line="300" w:lineRule="auto"/>
+        <w:spacing w:after="120" w:line="300" w:lineRule="auto"/>
         <w:ind w:firstLine="480"/>
       </w:pPr>
       <w:r>
         <w:rPr>
-          <w:rFonts w:ascii="Times New Roman" w:hAnsi="Times New Roman" w:eastAsia="宋体"/>
-          <w:b w:val="0"/>
+          <w:rFonts w:ascii="Times New Roman" w:eastAsia="宋体" w:hAnsi="Times New Roman"/>
           <w:sz w:val="24"/>
         </w:rPr>
         <w:t>系统应支持玩家创建角色并选择不同职业。项目当前提供普通学生、体育生、学霸等职业类型，不同职业具有不同的生命值、攻击力、防御力、闪避率和破韧能力，以满足玩家差异化体验和战斗策略选择。</w:t>
@@ -2452,41 +2906,94 @@
     </w:p>
     <w:p>
       <w:pPr>
-        <w:spacing w:before="0" w:after="120" w:line="300" w:lineRule="auto"/>
+        <w:spacing w:after="120" w:line="300" w:lineRule="auto"/>
         <w:ind w:firstLine="480"/>
       </w:pPr>
       <w:r>
         <w:rPr>
-          <w:rFonts w:ascii="Times New Roman" w:hAnsi="Times New Roman" w:eastAsia="宋体"/>
-          <w:b w:val="0"/>
-          <w:sz w:val="24"/>
-        </w:rPr>
-        <w:t>系统应支持校园地图探索。玩家能够通过 W/A/S/D 按键在地图中移动，界面需要根据玩家位置实时刷新视野；地图边界、障碍物和不可通行区域应阻止角色穿越，保证移动行为符合地图规则。</w:t>
-      </w:r>
-    </w:p>
-    <w:p>
-      <w:pPr>
-        <w:spacing w:before="0" w:after="120" w:line="300" w:lineRule="auto"/>
+          <w:rFonts w:ascii="Times New Roman" w:eastAsia="宋体" w:hAnsi="Times New Roman"/>
+          <w:sz w:val="24"/>
+        </w:rPr>
+        <w:t>系统应支持校园地图探索。玩家能够通过</w:t>
+      </w:r>
+      <w:r>
+        <w:rPr>
+          <w:rFonts w:ascii="Times New Roman" w:eastAsia="宋体" w:hAnsi="Times New Roman"/>
+          <w:sz w:val="24"/>
+        </w:rPr>
+        <w:t xml:space="preserve"> W/A/S/D </w:t>
+      </w:r>
+      <w:r>
+        <w:rPr>
+          <w:rFonts w:ascii="Times New Roman" w:eastAsia="宋体" w:hAnsi="Times New Roman"/>
+          <w:sz w:val="24"/>
+        </w:rPr>
+        <w:t>按键在地图中移动，界面需要根据玩家位置实时刷新视野；地图边界、障碍物和不可通行区域应阻止角色穿越，保证移动行为符合地图规则。</w:t>
+      </w:r>
+    </w:p>
+    <w:p>
+      <w:pPr>
+        <w:spacing w:after="120" w:line="300" w:lineRule="auto"/>
         <w:ind w:firstLine="480"/>
       </w:pPr>
       <w:r>
         <w:rPr>
-          <w:rFonts w:ascii="Times New Roman" w:hAnsi="Times New Roman" w:eastAsia="宋体"/>
-          <w:b w:val="0"/>
-          <w:sz w:val="24"/>
-        </w:rPr>
-        <w:t>系统应支持地图资源加载与场景组织。地图数据由 Tiled 导出的 JSON/.world 文件描述，程序需要解析瓦片、障碍层和对象层，将地图内容渲染为 Qt 图元，并同步生成底层碰撞数据和可交互实体。</w:t>
-      </w:r>
-    </w:p>
-    <w:p>
-      <w:pPr>
-        <w:spacing w:before="0" w:after="120" w:line="300" w:lineRule="auto"/>
+          <w:rFonts w:ascii="Times New Roman" w:eastAsia="宋体" w:hAnsi="Times New Roman"/>
+          <w:sz w:val="24"/>
+        </w:rPr>
+        <w:t>系统应支持地图资源加载与场景组织。地图数据由</w:t>
+      </w:r>
+      <w:r>
+        <w:rPr>
+          <w:rFonts w:ascii="Times New Roman" w:eastAsia="宋体" w:hAnsi="Times New Roman"/>
+          <w:sz w:val="24"/>
+        </w:rPr>
+        <w:t xml:space="preserve"> Tiled </w:t>
+      </w:r>
+      <w:r>
+        <w:rPr>
+          <w:rFonts w:ascii="Times New Roman" w:eastAsia="宋体" w:hAnsi="Times New Roman"/>
+          <w:sz w:val="24"/>
+        </w:rPr>
+        <w:t>导出的</w:t>
+      </w:r>
+      <w:r>
+        <w:rPr>
+          <w:rFonts w:ascii="Times New Roman" w:eastAsia="宋体" w:hAnsi="Times New Roman"/>
+          <w:sz w:val="24"/>
+        </w:rPr>
+        <w:t xml:space="preserve"> JSON/.world </w:t>
+      </w:r>
+      <w:r>
+        <w:rPr>
+          <w:rFonts w:ascii="Times New Roman" w:eastAsia="宋体" w:hAnsi="Times New Roman"/>
+          <w:sz w:val="24"/>
+        </w:rPr>
+        <w:t>文件描述，程序需要解析瓦片、障碍层和对象层，将地图内容渲染为</w:t>
+      </w:r>
+      <w:r>
+        <w:rPr>
+          <w:rFonts w:ascii="Times New Roman" w:eastAsia="宋体" w:hAnsi="Times New Roman"/>
+          <w:sz w:val="24"/>
+        </w:rPr>
+        <w:t xml:space="preserve"> Qt </w:t>
+      </w:r>
+      <w:r>
+        <w:rPr>
+          <w:rFonts w:ascii="Times New Roman" w:eastAsia="宋体" w:hAnsi="Times New Roman"/>
+          <w:sz w:val="24"/>
+        </w:rPr>
+        <w:t>图元，并同步生成底层碰撞数据和可交互实体。</w:t>
+      </w:r>
+    </w:p>
+    <w:p>
+      <w:pPr>
+        <w:spacing w:after="120" w:line="300" w:lineRule="auto"/>
         <w:ind w:firstLine="480"/>
       </w:pPr>
       <w:r>
         <w:rPr>
-          <w:rFonts w:ascii="Times New Roman" w:hAnsi="Times New Roman" w:eastAsia="宋体"/>
-          <w:b w:val="0"/>
+          <w:rFonts w:ascii="Times New Roman" w:eastAsia="宋体" w:hAnsi="Times New Roman"/>
           <w:sz w:val="24"/>
         </w:rPr>
         <w:t>系统应支持角色成长、背包与物品使用。玩家能够查看生命值、金币、等级、经验等状态；背包能够保存食物、药品和装备等不同类型道具，并通过多态机制触发回血、临时增益、装备加成等效果。</w:t>
@@ -2494,41 +3001,88 @@
     </w:p>
     <w:p>
       <w:pPr>
-        <w:spacing w:before="0" w:after="120" w:line="300" w:lineRule="auto"/>
+        <w:spacing w:after="120" w:line="300" w:lineRule="auto"/>
         <w:ind w:firstLine="480"/>
       </w:pPr>
       <w:r>
         <w:rPr>
-          <w:rFonts w:ascii="Times New Roman" w:hAnsi="Times New Roman" w:eastAsia="宋体"/>
-          <w:b w:val="0"/>
-          <w:sz w:val="24"/>
-        </w:rPr>
-        <w:t>系统应支持商店与黑市交易。白天玩家可以进入普通商店购买或出售物品；夜晚由 GameClock 触发黑市商人和夜晚怪物生成，黑市出售专属物品，与普通商店形成差异化经济系统。</w:t>
-      </w:r>
-    </w:p>
-    <w:p>
-      <w:pPr>
-        <w:spacing w:before="0" w:after="120" w:line="300" w:lineRule="auto"/>
+          <w:rFonts w:ascii="Times New Roman" w:eastAsia="宋体" w:hAnsi="Times New Roman"/>
+          <w:sz w:val="24"/>
+        </w:rPr>
+        <w:t>系统应支持商店与黑市交易。白天玩家可以进入普通商店购买或出售物品；夜晚由</w:t>
+      </w:r>
+      <w:r>
+        <w:rPr>
+          <w:rFonts w:ascii="Times New Roman" w:eastAsia="宋体" w:hAnsi="Times New Roman"/>
+          <w:sz w:val="24"/>
+        </w:rPr>
+        <w:t xml:space="preserve"> GameClock </w:t>
+      </w:r>
+      <w:r>
+        <w:rPr>
+          <w:rFonts w:ascii="Times New Roman" w:eastAsia="宋体" w:hAnsi="Times New Roman"/>
+          <w:sz w:val="24"/>
+        </w:rPr>
+        <w:t>触发黑市商人和夜晚怪物生成，黑市出售专属物品，与普通商店形成差异化经济系统。</w:t>
+      </w:r>
+    </w:p>
+    <w:p>
+      <w:pPr>
+        <w:spacing w:after="120" w:line="300" w:lineRule="auto"/>
         <w:ind w:firstLine="480"/>
       </w:pPr>
       <w:r>
         <w:rPr>
-          <w:rFonts w:ascii="Times New Roman" w:hAnsi="Times New Roman" w:eastAsia="宋体"/>
-          <w:b w:val="0"/>
-          <w:sz w:val="24"/>
-        </w:rPr>
-        <w:t>系统应支持回合制战斗。玩家靠近怪物或 Boss 后可进入战斗状态，战斗过程应包含玩家攻击、敌人反击、战斗中使用物品、逃跑、经验与金币奖励结算，以及 Boss 破韧、瘫痪和负面状态效果等机制。</w:t>
-      </w:r>
-    </w:p>
-    <w:p>
-      <w:pPr>
-        <w:spacing w:before="0" w:after="120" w:line="300" w:lineRule="auto"/>
+          <w:rFonts w:ascii="Times New Roman" w:eastAsia="宋体" w:hAnsi="Times New Roman"/>
+          <w:sz w:val="24"/>
+        </w:rPr>
+        <w:t>系统应支持回合制战斗。玩家靠近怪物或</w:t>
+      </w:r>
+      <w:r>
+        <w:rPr>
+          <w:rFonts w:ascii="Times New Roman" w:eastAsia="宋体" w:hAnsi="Times New Roman"/>
+          <w:sz w:val="24"/>
+        </w:rPr>
+        <w:t xml:space="preserve"> Boss </w:t>
+      </w:r>
+      <w:r>
+        <w:rPr>
+          <w:rFonts w:ascii="Times New Roman" w:eastAsia="宋体" w:hAnsi="Times New Roman"/>
+          <w:sz w:val="24"/>
+        </w:rPr>
+        <w:t>后可进入战斗状态，战斗过程应包含玩家攻击、敌人反击、战斗中使用物品、逃跑、经验与金币奖励结算，</w:t>
+      </w:r>
+      <w:r>
+        <w:rPr>
+          <w:rFonts w:ascii="Times New Roman" w:eastAsia="宋体" w:hAnsi="Times New Roman"/>
+          <w:sz w:val="24"/>
+        </w:rPr>
+        <w:lastRenderedPageBreak/>
+        <w:t>以及</w:t>
+      </w:r>
+      <w:r>
+        <w:rPr>
+          <w:rFonts w:ascii="Times New Roman" w:eastAsia="宋体" w:hAnsi="Times New Roman"/>
+          <w:sz w:val="24"/>
+        </w:rPr>
+        <w:t xml:space="preserve"> Boss </w:t>
+      </w:r>
+      <w:r>
+        <w:rPr>
+          <w:rFonts w:ascii="Times New Roman" w:eastAsia="宋体" w:hAnsi="Times New Roman"/>
+          <w:sz w:val="24"/>
+        </w:rPr>
+        <w:t>破韧、瘫痪和负面状态效果等机制。</w:t>
+      </w:r>
+    </w:p>
+    <w:p>
+      <w:pPr>
+        <w:spacing w:after="120" w:line="300" w:lineRule="auto"/>
         <w:ind w:firstLine="480"/>
       </w:pPr>
       <w:r>
         <w:rPr>
-          <w:rFonts w:ascii="Times New Roman" w:hAnsi="Times New Roman" w:eastAsia="宋体"/>
-          <w:b w:val="0"/>
+          <w:rFonts w:ascii="Times New Roman" w:eastAsia="宋体" w:hAnsi="Times New Roman"/>
           <w:sz w:val="24"/>
         </w:rPr>
         <w:t>系统应支持存档与读档。程序需要将角色职业、属性、背包、装备、当前位置和游戏时间保存到本地数据库，并能在再次启动或选择读档时恢复最新进度。</w:t>
@@ -2536,12 +3090,12 @@
     </w:p>
     <w:p>
       <w:pPr>
-        <w:spacing w:before="0" w:after="120" w:line="300" w:lineRule="auto"/>
+        <w:spacing w:after="120" w:line="300" w:lineRule="auto"/>
         <w:ind w:firstLine="480"/>
       </w:pPr>
       <w:r>
         <w:rPr>
-          <w:rFonts w:ascii="Times New Roman" w:hAnsi="Times New Roman" w:eastAsia="宋体"/>
+          <w:rFonts w:ascii="Times New Roman" w:eastAsia="宋体" w:hAnsi="Times New Roman"/>
           <w:b/>
           <w:sz w:val="24"/>
         </w:rPr>
@@ -2550,13 +3104,12 @@
     </w:p>
     <w:p>
       <w:pPr>
-        <w:spacing w:before="0" w:after="120" w:line="300" w:lineRule="auto"/>
+        <w:spacing w:after="120" w:line="300" w:lineRule="auto"/>
         <w:ind w:firstLine="480"/>
       </w:pPr>
       <w:r>
         <w:rPr>
-          <w:rFonts w:ascii="Times New Roman" w:hAnsi="Times New Roman" w:eastAsia="宋体"/>
-          <w:b w:val="0"/>
+          <w:rFonts w:ascii="Times New Roman" w:eastAsia="宋体" w:hAnsi="Times New Roman"/>
           <w:sz w:val="24"/>
         </w:rPr>
         <w:t>在可用性方面，界面操作应尽量直观，玩家能够通过键盘移动、快捷键进入商店或打开地图，并获得清晰的提示反馈；在稳定性方面，地图越界、非法物品序号、未创建角色时的操作等异常情况应被安全处理，不导致程序崩溃。</w:t>
@@ -2564,16 +3117,29 @@
     </w:p>
     <w:p>
       <w:pPr>
-        <w:spacing w:before="0" w:after="120" w:line="300" w:lineRule="auto"/>
+        <w:spacing w:after="120" w:line="300" w:lineRule="auto"/>
         <w:ind w:firstLine="480"/>
       </w:pPr>
       <w:r>
         <w:rPr>
-          <w:rFonts w:ascii="Times New Roman" w:hAnsi="Times New Roman" w:eastAsia="宋体"/>
-          <w:b w:val="0"/>
-          <w:sz w:val="24"/>
-        </w:rPr>
-        <w:t>在性能方面，地图移动采用定时器刷新并进行必要的碰撞检测，保证角色移动流畅；在可维护性方面，系统应保持逻辑层与 Qt 界面层分离，地图、角色、背包、商店、战斗、存档等模块职责清晰，便于后续继续扩展任务系统、更多地图和更多道具。</w:t>
+          <w:rFonts w:ascii="Times New Roman" w:eastAsia="宋体" w:hAnsi="Times New Roman"/>
+          <w:sz w:val="24"/>
+        </w:rPr>
+        <w:t>在性能方面，地图移动采用定时器刷新并进行必要的碰撞检测，保证角色移动流畅；在可维护性方面，系统应保持逻辑层与</w:t>
+      </w:r>
+      <w:r>
+        <w:rPr>
+          <w:rFonts w:ascii="Times New Roman" w:eastAsia="宋体" w:hAnsi="Times New Roman"/>
+          <w:sz w:val="24"/>
+        </w:rPr>
+        <w:t xml:space="preserve"> Qt </w:t>
+      </w:r>
+      <w:r>
+        <w:rPr>
+          <w:rFonts w:ascii="Times New Roman" w:eastAsia="宋体" w:hAnsi="Times New Roman"/>
+          <w:sz w:val="24"/>
+        </w:rPr>
+        <w:t>界面层分离，地图、角色、背包、商店、战斗、存档等模块职责清晰，便于后续继续扩展任务系统、更多地图和更多道具。</w:t>
       </w:r>
     </w:p>
     <w:p>
@@ -2584,14 +3150,14 @@
           <w:numId w:val="1"/>
         </w:numPr>
         <w:rPr>
-          <w:rFonts w:ascii="Times New Roman" w:hAnsi="Times New Roman" w:eastAsia="宋体"/>
+          <w:rFonts w:ascii="Times New Roman" w:eastAsia="宋体" w:hAnsi="Times New Roman"/>
           <w:sz w:val="28"/>
           <w:szCs w:val="28"/>
         </w:rPr>
       </w:pPr>
       <w:r>
         <w:rPr>
-          <w:rFonts w:hint="eastAsia" w:ascii="Times New Roman" w:hAnsi="Times New Roman" w:eastAsia="宋体"/>
+          <w:rFonts w:ascii="Times New Roman" w:eastAsia="宋体" w:hAnsi="Times New Roman" w:hint="eastAsia"/>
           <w:sz w:val="28"/>
           <w:szCs w:val="28"/>
         </w:rPr>
@@ -2600,12 +3166,12 @@
     </w:p>
     <w:p>
       <w:pPr>
-        <w:spacing w:before="0" w:after="120" w:line="300" w:lineRule="auto"/>
+        <w:spacing w:after="120" w:line="300" w:lineRule="auto"/>
         <w:ind w:firstLine="480"/>
       </w:pPr>
       <w:r>
         <w:rPr>
-          <w:rFonts w:ascii="Times New Roman" w:hAnsi="Times New Roman" w:eastAsia="宋体"/>
+          <w:rFonts w:ascii="Times New Roman" w:eastAsia="宋体" w:hAnsi="Times New Roman"/>
           <w:b/>
           <w:sz w:val="24"/>
         </w:rPr>
@@ -2614,40 +3180,234 @@
     </w:p>
     <w:p>
       <w:pPr>
-        <w:spacing w:before="0" w:after="120" w:line="300" w:lineRule="auto"/>
+        <w:spacing w:after="120" w:line="300" w:lineRule="auto"/>
         <w:ind w:firstLine="480"/>
       </w:pPr>
       <w:r>
         <w:rPr>
-          <w:rFonts w:ascii="Times New Roman" w:hAnsi="Times New Roman" w:eastAsia="宋体"/>
-          <w:b w:val="0"/>
-          <w:sz w:val="24"/>
-        </w:rPr>
-        <w:t>系统采用“界面层 + 游戏逻辑层 + 数据资源层”的分层结构。界面层主要由 MainWindow、ShopWindow 和 Qt 图形视图组件构成，负责地图显示、键鼠事件、提示标签和窗口交互；游戏逻辑层以 GameEngine 为核心，统一管理角色、背包、商店、黑市、战斗、时间和世界地图；数据资源层包含 Tiled 地图文件、图片素材、Qt 资源文件以及 SQLite 存档数据。</w:t>
-      </w:r>
-    </w:p>
-    <w:p>
-      <w:pPr>
-        <w:spacing w:before="0" w:after="120" w:line="300" w:lineRule="auto"/>
+          <w:rFonts w:ascii="Times New Roman" w:eastAsia="宋体" w:hAnsi="Times New Roman"/>
+          <w:sz w:val="24"/>
+        </w:rPr>
+        <w:t>系统采用</w:t>
+      </w:r>
+      <w:r>
+        <w:rPr>
+          <w:rFonts w:ascii="Times New Roman" w:eastAsia="宋体" w:hAnsi="Times New Roman"/>
+          <w:sz w:val="24"/>
+        </w:rPr>
+        <w:t>“</w:t>
+      </w:r>
+      <w:r>
+        <w:rPr>
+          <w:rFonts w:ascii="Times New Roman" w:eastAsia="宋体" w:hAnsi="Times New Roman"/>
+          <w:sz w:val="24"/>
+        </w:rPr>
+        <w:t>界面层</w:t>
+      </w:r>
+      <w:r>
+        <w:rPr>
+          <w:rFonts w:ascii="Times New Roman" w:eastAsia="宋体" w:hAnsi="Times New Roman"/>
+          <w:sz w:val="24"/>
+        </w:rPr>
+        <w:t xml:space="preserve"> + </w:t>
+      </w:r>
+      <w:r>
+        <w:rPr>
+          <w:rFonts w:ascii="Times New Roman" w:eastAsia="宋体" w:hAnsi="Times New Roman"/>
+          <w:sz w:val="24"/>
+        </w:rPr>
+        <w:t>游戏逻辑层</w:t>
+      </w:r>
+      <w:r>
+        <w:rPr>
+          <w:rFonts w:ascii="Times New Roman" w:eastAsia="宋体" w:hAnsi="Times New Roman"/>
+          <w:sz w:val="24"/>
+        </w:rPr>
+        <w:t xml:space="preserve"> + </w:t>
+      </w:r>
+      <w:r>
+        <w:rPr>
+          <w:rFonts w:ascii="Times New Roman" w:eastAsia="宋体" w:hAnsi="Times New Roman"/>
+          <w:sz w:val="24"/>
+        </w:rPr>
+        <w:t>数据资源层</w:t>
+      </w:r>
+      <w:r>
+        <w:rPr>
+          <w:rFonts w:ascii="Times New Roman" w:eastAsia="宋体" w:hAnsi="Times New Roman"/>
+          <w:sz w:val="24"/>
+        </w:rPr>
+        <w:t>”</w:t>
+      </w:r>
+      <w:r>
+        <w:rPr>
+          <w:rFonts w:ascii="Times New Roman" w:eastAsia="宋体" w:hAnsi="Times New Roman"/>
+          <w:sz w:val="24"/>
+        </w:rPr>
+        <w:t>的分层结构。界面层主要由</w:t>
+      </w:r>
+      <w:r>
+        <w:rPr>
+          <w:rFonts w:ascii="Times New Roman" w:eastAsia="宋体" w:hAnsi="Times New Roman"/>
+          <w:sz w:val="24"/>
+        </w:rPr>
+        <w:t xml:space="preserve"> MainWindow</w:t>
+      </w:r>
+      <w:r>
+        <w:rPr>
+          <w:rFonts w:ascii="Times New Roman" w:eastAsia="宋体" w:hAnsi="Times New Roman"/>
+          <w:sz w:val="24"/>
+        </w:rPr>
+        <w:t>、</w:t>
+      </w:r>
+      <w:r>
+        <w:rPr>
+          <w:rFonts w:ascii="Times New Roman" w:eastAsia="宋体" w:hAnsi="Times New Roman"/>
+          <w:sz w:val="24"/>
+        </w:rPr>
+        <w:t xml:space="preserve">ShopWindow </w:t>
+      </w:r>
+      <w:r>
+        <w:rPr>
+          <w:rFonts w:ascii="Times New Roman" w:eastAsia="宋体" w:hAnsi="Times New Roman"/>
+          <w:sz w:val="24"/>
+        </w:rPr>
+        <w:t>和</w:t>
+      </w:r>
+      <w:r>
+        <w:rPr>
+          <w:rFonts w:ascii="Times New Roman" w:eastAsia="宋体" w:hAnsi="Times New Roman"/>
+          <w:sz w:val="24"/>
+        </w:rPr>
+        <w:t xml:space="preserve"> Qt </w:t>
+      </w:r>
+      <w:r>
+        <w:rPr>
+          <w:rFonts w:ascii="Times New Roman" w:eastAsia="宋体" w:hAnsi="Times New Roman"/>
+          <w:sz w:val="24"/>
+        </w:rPr>
+        <w:t>图形视图组件构成，负责地图显示、键鼠事件、提示标签和窗口交互；游戏逻辑层以</w:t>
+      </w:r>
+      <w:r>
+        <w:rPr>
+          <w:rFonts w:ascii="Times New Roman" w:eastAsia="宋体" w:hAnsi="Times New Roman"/>
+          <w:sz w:val="24"/>
+        </w:rPr>
+        <w:t xml:space="preserve"> GameEngine </w:t>
+      </w:r>
+      <w:r>
+        <w:rPr>
+          <w:rFonts w:ascii="Times New Roman" w:eastAsia="宋体" w:hAnsi="Times New Roman"/>
+          <w:sz w:val="24"/>
+        </w:rPr>
+        <w:t>为核心，统一管理角色、背包、商店、黑市、战斗、时间和世界地图；数据资源层包含</w:t>
+      </w:r>
+      <w:r>
+        <w:rPr>
+          <w:rFonts w:ascii="Times New Roman" w:eastAsia="宋体" w:hAnsi="Times New Roman"/>
+          <w:sz w:val="24"/>
+        </w:rPr>
+        <w:t xml:space="preserve"> Tiled </w:t>
+      </w:r>
+      <w:r>
+        <w:rPr>
+          <w:rFonts w:ascii="Times New Roman" w:eastAsia="宋体" w:hAnsi="Times New Roman"/>
+          <w:sz w:val="24"/>
+        </w:rPr>
+        <w:t>地图文件、图片素材、</w:t>
+      </w:r>
+      <w:r>
+        <w:rPr>
+          <w:rFonts w:ascii="Times New Roman" w:eastAsia="宋体" w:hAnsi="Times New Roman"/>
+          <w:sz w:val="24"/>
+        </w:rPr>
+        <w:t xml:space="preserve">Qt </w:t>
+      </w:r>
+      <w:r>
+        <w:rPr>
+          <w:rFonts w:ascii="Times New Roman" w:eastAsia="宋体" w:hAnsi="Times New Roman"/>
+          <w:sz w:val="24"/>
+        </w:rPr>
+        <w:t>资源文件以及</w:t>
+      </w:r>
+      <w:r>
+        <w:rPr>
+          <w:rFonts w:ascii="Times New Roman" w:eastAsia="宋体" w:hAnsi="Times New Roman"/>
+          <w:sz w:val="24"/>
+        </w:rPr>
+        <w:t xml:space="preserve"> SQLite </w:t>
+      </w:r>
+      <w:r>
+        <w:rPr>
+          <w:rFonts w:ascii="Times New Roman" w:eastAsia="宋体" w:hAnsi="Times New Roman"/>
+          <w:sz w:val="24"/>
+        </w:rPr>
+        <w:t>存档数据。</w:t>
+      </w:r>
+    </w:p>
+    <w:p>
+      <w:pPr>
+        <w:spacing w:after="120" w:line="300" w:lineRule="auto"/>
         <w:ind w:firstLine="480"/>
       </w:pPr>
       <w:r>
         <w:rPr>
-          <w:rFonts w:ascii="Times New Roman" w:hAnsi="Times New Roman" w:eastAsia="宋体"/>
-          <w:b w:val="0"/>
-          <w:sz w:val="24"/>
-        </w:rPr>
-        <w:t>这种设计使界面层不直接修改角色或地图内部状态，而是通过 GameEngine 提供的接口查询和驱动游戏行为。底层逻辑不依赖具体 UI 控件，因此同一套游戏规则既可以被控制台版本调用，也可以被 Qt 图形界面调用，体现了较好的解耦思想。</w:t>
-      </w:r>
-    </w:p>
-    <w:p>
-      <w:pPr>
-        <w:spacing w:before="0" w:after="120" w:line="300" w:lineRule="auto"/>
+          <w:rFonts w:ascii="Times New Roman" w:eastAsia="宋体" w:hAnsi="Times New Roman"/>
+          <w:sz w:val="24"/>
+        </w:rPr>
+        <w:t>这种设计使界面层不直接修改角色或地图内部状态，而是通过</w:t>
+      </w:r>
+      <w:r>
+        <w:rPr>
+          <w:rFonts w:ascii="Times New Roman" w:eastAsia="宋体" w:hAnsi="Times New Roman"/>
+          <w:sz w:val="24"/>
+        </w:rPr>
+        <w:t xml:space="preserve"> GameEngine </w:t>
+      </w:r>
+      <w:r>
+        <w:rPr>
+          <w:rFonts w:ascii="Times New Roman" w:eastAsia="宋体" w:hAnsi="Times New Roman"/>
+          <w:sz w:val="24"/>
+        </w:rPr>
+        <w:t>提供的接口查询和驱动游戏行为。底层逻辑不依赖具体</w:t>
+      </w:r>
+      <w:r>
+        <w:rPr>
+          <w:rFonts w:ascii="Times New Roman" w:eastAsia="宋体" w:hAnsi="Times New Roman"/>
+          <w:sz w:val="24"/>
+        </w:rPr>
+        <w:t xml:space="preserve"> UI </w:t>
+      </w:r>
+      <w:r>
+        <w:rPr>
+          <w:rFonts w:ascii="Times New Roman" w:eastAsia="宋体" w:hAnsi="Times New Roman"/>
+          <w:sz w:val="24"/>
+        </w:rPr>
+        <w:t>控件，因此同一套游戏规则既可以被控制台版本调用，也可以被</w:t>
+      </w:r>
+      <w:r>
+        <w:rPr>
+          <w:rFonts w:ascii="Times New Roman" w:eastAsia="宋体" w:hAnsi="Times New Roman"/>
+          <w:sz w:val="24"/>
+        </w:rPr>
+        <w:t xml:space="preserve"> Qt </w:t>
+      </w:r>
+      <w:r>
+        <w:rPr>
+          <w:rFonts w:ascii="Times New Roman" w:eastAsia="宋体" w:hAnsi="Times New Roman"/>
+          <w:sz w:val="24"/>
+        </w:rPr>
+        <w:t>图形界面调用，体现了较好的解耦思想。</w:t>
+      </w:r>
+    </w:p>
+    <w:p>
+      <w:pPr>
+        <w:spacing w:after="120" w:line="300" w:lineRule="auto"/>
         <w:ind w:firstLine="480"/>
       </w:pPr>
       <w:r>
         <w:rPr>
-          <w:rFonts w:ascii="Times New Roman" w:hAnsi="Times New Roman" w:eastAsia="宋体"/>
+          <w:rFonts w:ascii="Times New Roman" w:eastAsia="宋体" w:hAnsi="Times New Roman"/>
           <w:b/>
           <w:sz w:val="24"/>
         </w:rPr>
@@ -2656,96 +3416,434 @@
     </w:p>
     <w:p>
       <w:pPr>
-        <w:spacing w:before="0" w:after="120" w:line="300" w:lineRule="auto"/>
+        <w:spacing w:after="120" w:line="300" w:lineRule="auto"/>
         <w:ind w:firstLine="480"/>
       </w:pPr>
       <w:r>
         <w:rPr>
-          <w:rFonts w:ascii="Times New Roman" w:hAnsi="Times New Roman" w:eastAsia="宋体"/>
-          <w:b w:val="0"/>
-          <w:sz w:val="24"/>
-        </w:rPr>
-        <w:t>角色模块由 Character 及其派生类组成，封装姓名、生命值、攻击力、防御力、金币、经验、等级、闪避率、状态效果和装备槽等属性。普通学生、体育生、学霸通过继承设置不同初始属性，满足职业差异化需求。</w:t>
-      </w:r>
-    </w:p>
-    <w:p>
-      <w:pPr>
-        <w:spacing w:before="0" w:after="120" w:line="300" w:lineRule="auto"/>
+          <w:rFonts w:ascii="Times New Roman" w:eastAsia="宋体" w:hAnsi="Times New Roman"/>
+          <w:sz w:val="24"/>
+        </w:rPr>
+        <w:t>角色模块由</w:t>
+      </w:r>
+      <w:r>
+        <w:rPr>
+          <w:rFonts w:ascii="Times New Roman" w:eastAsia="宋体" w:hAnsi="Times New Roman"/>
+          <w:sz w:val="24"/>
+        </w:rPr>
+        <w:t xml:space="preserve"> Character </w:t>
+      </w:r>
+      <w:r>
+        <w:rPr>
+          <w:rFonts w:ascii="Times New Roman" w:eastAsia="宋体" w:hAnsi="Times New Roman"/>
+          <w:sz w:val="24"/>
+        </w:rPr>
+        <w:t>及其派生类组成，封装姓名、生命值、攻击力、防御力、金币、经验、等级、闪避率、状态效果和装备槽等属性。普通学生、体育生、学霸通过继承设置不同初始属性，满足职业差异化需求。</w:t>
+      </w:r>
+    </w:p>
+    <w:p>
+      <w:pPr>
+        <w:spacing w:after="120" w:line="300" w:lineRule="auto"/>
         <w:ind w:firstLine="480"/>
       </w:pPr>
       <w:r>
         <w:rPr>
-          <w:rFonts w:ascii="Times New Roman" w:hAnsi="Times New Roman" w:eastAsia="宋体"/>
-          <w:b w:val="0"/>
-          <w:sz w:val="24"/>
-        </w:rPr>
-        <w:t>物品与背包模块由 Item、Food、Medicine、Equipment 和 Backpack 构成。背包使用智能指针容纳物品基类对象，通过虚函数和运行时类型判断实现不同物品的展示、使用、出售和装备效果。</w:t>
-      </w:r>
-    </w:p>
-    <w:p>
-      <w:pPr>
-        <w:spacing w:before="0" w:after="120" w:line="300" w:lineRule="auto"/>
+          <w:rFonts w:ascii="Times New Roman" w:eastAsia="宋体" w:hAnsi="Times New Roman"/>
+          <w:sz w:val="24"/>
+        </w:rPr>
+        <w:t>物品与背包模块由</w:t>
+      </w:r>
+      <w:r>
+        <w:rPr>
+          <w:rFonts w:ascii="Times New Roman" w:eastAsia="宋体" w:hAnsi="Times New Roman"/>
+          <w:sz w:val="24"/>
+        </w:rPr>
+        <w:t xml:space="preserve"> Item</w:t>
+      </w:r>
+      <w:r>
+        <w:rPr>
+          <w:rFonts w:ascii="Times New Roman" w:eastAsia="宋体" w:hAnsi="Times New Roman"/>
+          <w:sz w:val="24"/>
+        </w:rPr>
+        <w:t>、</w:t>
+      </w:r>
+      <w:r>
+        <w:rPr>
+          <w:rFonts w:ascii="Times New Roman" w:eastAsia="宋体" w:hAnsi="Times New Roman"/>
+          <w:sz w:val="24"/>
+        </w:rPr>
+        <w:t>Food</w:t>
+      </w:r>
+      <w:r>
+        <w:rPr>
+          <w:rFonts w:ascii="Times New Roman" w:eastAsia="宋体" w:hAnsi="Times New Roman"/>
+          <w:sz w:val="24"/>
+        </w:rPr>
+        <w:t>、</w:t>
+      </w:r>
+      <w:r>
+        <w:rPr>
+          <w:rFonts w:ascii="Times New Roman" w:eastAsia="宋体" w:hAnsi="Times New Roman"/>
+          <w:sz w:val="24"/>
+        </w:rPr>
+        <w:t>Medicine</w:t>
+      </w:r>
+      <w:r>
+        <w:rPr>
+          <w:rFonts w:ascii="Times New Roman" w:eastAsia="宋体" w:hAnsi="Times New Roman"/>
+          <w:sz w:val="24"/>
+        </w:rPr>
+        <w:t>、</w:t>
+      </w:r>
+      <w:r>
+        <w:rPr>
+          <w:rFonts w:ascii="Times New Roman" w:eastAsia="宋体" w:hAnsi="Times New Roman"/>
+          <w:sz w:val="24"/>
+        </w:rPr>
+        <w:t xml:space="preserve">Equipment </w:t>
+      </w:r>
+      <w:r>
+        <w:rPr>
+          <w:rFonts w:ascii="Times New Roman" w:eastAsia="宋体" w:hAnsi="Times New Roman"/>
+          <w:sz w:val="24"/>
+        </w:rPr>
+        <w:t>和</w:t>
+      </w:r>
+      <w:r>
+        <w:rPr>
+          <w:rFonts w:ascii="Times New Roman" w:eastAsia="宋体" w:hAnsi="Times New Roman"/>
+          <w:sz w:val="24"/>
+        </w:rPr>
+        <w:t xml:space="preserve"> Backpack </w:t>
+      </w:r>
+      <w:r>
+        <w:rPr>
+          <w:rFonts w:ascii="Times New Roman" w:eastAsia="宋体" w:hAnsi="Times New Roman"/>
+          <w:sz w:val="24"/>
+        </w:rPr>
+        <w:t>构成。背包使用智能指针容纳物品基类对象，通过虚函数和运行时类型判断实现不同物品的展示、使用、出售和装备效果。</w:t>
+      </w:r>
+    </w:p>
+    <w:p>
+      <w:pPr>
+        <w:spacing w:after="120" w:line="300" w:lineRule="auto"/>
         <w:ind w:firstLine="480"/>
       </w:pPr>
       <w:r>
         <w:rPr>
-          <w:rFonts w:ascii="Times New Roman" w:hAnsi="Times New Roman" w:eastAsia="宋体"/>
-          <w:b w:val="0"/>
-          <w:sz w:val="24"/>
-        </w:rPr>
-        <w:t>地图模块由 WorldMap、MapSystem 与 QtMapLoader 组成。MapSystem 维护二维栅格数据，使用 0/1 表示可通行区域与障碍物，并提供 A* 寻路能力；WorldMap 保存玩家坐标和可交互实体；QtMapLoader 负责把 JSON 地图解析为 Qt 场景图元，同时同步碰撞层和对象层。</w:t>
-      </w:r>
-    </w:p>
-    <w:p>
-      <w:pPr>
-        <w:spacing w:before="0" w:after="120" w:line="300" w:lineRule="auto"/>
+          <w:rFonts w:ascii="Times New Roman" w:eastAsia="宋体" w:hAnsi="Times New Roman"/>
+          <w:sz w:val="24"/>
+        </w:rPr>
+        <w:t>地图模块由</w:t>
+      </w:r>
+      <w:r>
+        <w:rPr>
+          <w:rFonts w:ascii="Times New Roman" w:eastAsia="宋体" w:hAnsi="Times New Roman"/>
+          <w:sz w:val="24"/>
+        </w:rPr>
+        <w:t xml:space="preserve"> WorldMap</w:t>
+      </w:r>
+      <w:r>
+        <w:rPr>
+          <w:rFonts w:ascii="Times New Roman" w:eastAsia="宋体" w:hAnsi="Times New Roman"/>
+          <w:sz w:val="24"/>
+        </w:rPr>
+        <w:t>、</w:t>
+      </w:r>
+      <w:r>
+        <w:rPr>
+          <w:rFonts w:ascii="Times New Roman" w:eastAsia="宋体" w:hAnsi="Times New Roman"/>
+          <w:sz w:val="24"/>
+        </w:rPr>
+        <w:t xml:space="preserve">MapSystem </w:t>
+      </w:r>
+      <w:r>
+        <w:rPr>
+          <w:rFonts w:ascii="Times New Roman" w:eastAsia="宋体" w:hAnsi="Times New Roman"/>
+          <w:sz w:val="24"/>
+        </w:rPr>
+        <w:t>与</w:t>
+      </w:r>
+      <w:r>
+        <w:rPr>
+          <w:rFonts w:ascii="Times New Roman" w:eastAsia="宋体" w:hAnsi="Times New Roman"/>
+          <w:sz w:val="24"/>
+        </w:rPr>
+        <w:t xml:space="preserve"> QtMapLoader </w:t>
+      </w:r>
+      <w:r>
+        <w:rPr>
+          <w:rFonts w:ascii="Times New Roman" w:eastAsia="宋体" w:hAnsi="Times New Roman"/>
+          <w:sz w:val="24"/>
+        </w:rPr>
+        <w:t>组成。</w:t>
+      </w:r>
+      <w:r>
+        <w:rPr>
+          <w:rFonts w:ascii="Times New Roman" w:eastAsia="宋体" w:hAnsi="Times New Roman"/>
+          <w:sz w:val="24"/>
+        </w:rPr>
+        <w:t xml:space="preserve">MapSystem </w:t>
+      </w:r>
+      <w:r>
+        <w:rPr>
+          <w:rFonts w:ascii="Times New Roman" w:eastAsia="宋体" w:hAnsi="Times New Roman"/>
+          <w:sz w:val="24"/>
+        </w:rPr>
+        <w:t>维</w:t>
+      </w:r>
+      <w:r>
+        <w:rPr>
+          <w:rFonts w:ascii="Times New Roman" w:eastAsia="宋体" w:hAnsi="Times New Roman"/>
+          <w:sz w:val="24"/>
+        </w:rPr>
+        <w:lastRenderedPageBreak/>
+        <w:t>护二维栅格数据，使用</w:t>
+      </w:r>
+      <w:r>
+        <w:rPr>
+          <w:rFonts w:ascii="Times New Roman" w:eastAsia="宋体" w:hAnsi="Times New Roman"/>
+          <w:sz w:val="24"/>
+        </w:rPr>
+        <w:t xml:space="preserve"> 0/1 </w:t>
+      </w:r>
+      <w:r>
+        <w:rPr>
+          <w:rFonts w:ascii="Times New Roman" w:eastAsia="宋体" w:hAnsi="Times New Roman"/>
+          <w:sz w:val="24"/>
+        </w:rPr>
+        <w:t>表示可通行区域与障碍物，并提供</w:t>
+      </w:r>
+      <w:r>
+        <w:rPr>
+          <w:rFonts w:ascii="Times New Roman" w:eastAsia="宋体" w:hAnsi="Times New Roman"/>
+          <w:sz w:val="24"/>
+        </w:rPr>
+        <w:t xml:space="preserve"> A* </w:t>
+      </w:r>
+      <w:r>
+        <w:rPr>
+          <w:rFonts w:ascii="Times New Roman" w:eastAsia="宋体" w:hAnsi="Times New Roman"/>
+          <w:sz w:val="24"/>
+        </w:rPr>
+        <w:t>寻路能力；</w:t>
+      </w:r>
+      <w:r>
+        <w:rPr>
+          <w:rFonts w:ascii="Times New Roman" w:eastAsia="宋体" w:hAnsi="Times New Roman"/>
+          <w:sz w:val="24"/>
+        </w:rPr>
+        <w:t xml:space="preserve">WorldMap </w:t>
+      </w:r>
+      <w:r>
+        <w:rPr>
+          <w:rFonts w:ascii="Times New Roman" w:eastAsia="宋体" w:hAnsi="Times New Roman"/>
+          <w:sz w:val="24"/>
+        </w:rPr>
+        <w:t>保存玩家坐标和可交互实体；</w:t>
+      </w:r>
+      <w:r>
+        <w:rPr>
+          <w:rFonts w:ascii="Times New Roman" w:eastAsia="宋体" w:hAnsi="Times New Roman"/>
+          <w:sz w:val="24"/>
+        </w:rPr>
+        <w:t xml:space="preserve">QtMapLoader </w:t>
+      </w:r>
+      <w:r>
+        <w:rPr>
+          <w:rFonts w:ascii="Times New Roman" w:eastAsia="宋体" w:hAnsi="Times New Roman"/>
+          <w:sz w:val="24"/>
+        </w:rPr>
+        <w:t>负责把</w:t>
+      </w:r>
+      <w:r>
+        <w:rPr>
+          <w:rFonts w:ascii="Times New Roman" w:eastAsia="宋体" w:hAnsi="Times New Roman"/>
+          <w:sz w:val="24"/>
+        </w:rPr>
+        <w:t xml:space="preserve"> JSON </w:t>
+      </w:r>
+      <w:r>
+        <w:rPr>
+          <w:rFonts w:ascii="Times New Roman" w:eastAsia="宋体" w:hAnsi="Times New Roman"/>
+          <w:sz w:val="24"/>
+        </w:rPr>
+        <w:t>地图解析为</w:t>
+      </w:r>
+      <w:r>
+        <w:rPr>
+          <w:rFonts w:ascii="Times New Roman" w:eastAsia="宋体" w:hAnsi="Times New Roman"/>
+          <w:sz w:val="24"/>
+        </w:rPr>
+        <w:t xml:space="preserve"> Qt </w:t>
+      </w:r>
+      <w:r>
+        <w:rPr>
+          <w:rFonts w:ascii="Times New Roman" w:eastAsia="宋体" w:hAnsi="Times New Roman"/>
+          <w:sz w:val="24"/>
+        </w:rPr>
+        <w:t>场景图元，同时同步碰撞层和对象层。</w:t>
+      </w:r>
+    </w:p>
+    <w:p>
+      <w:pPr>
+        <w:spacing w:after="120" w:line="300" w:lineRule="auto"/>
         <w:ind w:firstLine="480"/>
       </w:pPr>
       <w:r>
         <w:rPr>
-          <w:rFonts w:ascii="Times New Roman" w:hAnsi="Times New Roman" w:eastAsia="宋体"/>
-          <w:b w:val="0"/>
-          <w:sz w:val="24"/>
-        </w:rPr>
-        <w:t>时间、商店与黑市模块围绕 GameClock、Shop 和 BlackMarket 展开。GameClock 在后台线程中推进游戏时间，并在昼夜切换时触发回调；普通商店提供日常交易和库存管理，黑市在夜晚生成并出售专属物品，使游戏经济系统具有时间条件和探索属性。</w:t>
-      </w:r>
-    </w:p>
-    <w:p>
-      <w:pPr>
-        <w:spacing w:before="0" w:after="120" w:line="300" w:lineRule="auto"/>
+          <w:rFonts w:ascii="Times New Roman" w:eastAsia="宋体" w:hAnsi="Times New Roman"/>
+          <w:sz w:val="24"/>
+        </w:rPr>
+        <w:t>时间、商店与黑市模块围绕</w:t>
+      </w:r>
+      <w:r>
+        <w:rPr>
+          <w:rFonts w:ascii="Times New Roman" w:eastAsia="宋体" w:hAnsi="Times New Roman"/>
+          <w:sz w:val="24"/>
+        </w:rPr>
+        <w:t xml:space="preserve"> GameClock</w:t>
+      </w:r>
+      <w:r>
+        <w:rPr>
+          <w:rFonts w:ascii="Times New Roman" w:eastAsia="宋体" w:hAnsi="Times New Roman"/>
+          <w:sz w:val="24"/>
+        </w:rPr>
+        <w:t>、</w:t>
+      </w:r>
+      <w:r>
+        <w:rPr>
+          <w:rFonts w:ascii="Times New Roman" w:eastAsia="宋体" w:hAnsi="Times New Roman"/>
+          <w:sz w:val="24"/>
+        </w:rPr>
+        <w:t xml:space="preserve">Shop </w:t>
+      </w:r>
+      <w:r>
+        <w:rPr>
+          <w:rFonts w:ascii="Times New Roman" w:eastAsia="宋体" w:hAnsi="Times New Roman"/>
+          <w:sz w:val="24"/>
+        </w:rPr>
+        <w:t>和</w:t>
+      </w:r>
+      <w:r>
+        <w:rPr>
+          <w:rFonts w:ascii="Times New Roman" w:eastAsia="宋体" w:hAnsi="Times New Roman"/>
+          <w:sz w:val="24"/>
+        </w:rPr>
+        <w:t xml:space="preserve"> BlackMarket </w:t>
+      </w:r>
+      <w:r>
+        <w:rPr>
+          <w:rFonts w:ascii="Times New Roman" w:eastAsia="宋体" w:hAnsi="Times New Roman"/>
+          <w:sz w:val="24"/>
+        </w:rPr>
+        <w:t>展开。</w:t>
+      </w:r>
+      <w:r>
+        <w:rPr>
+          <w:rFonts w:ascii="Times New Roman" w:eastAsia="宋体" w:hAnsi="Times New Roman"/>
+          <w:sz w:val="24"/>
+        </w:rPr>
+        <w:t xml:space="preserve">GameClock </w:t>
+      </w:r>
+      <w:r>
+        <w:rPr>
+          <w:rFonts w:ascii="Times New Roman" w:eastAsia="宋体" w:hAnsi="Times New Roman"/>
+          <w:sz w:val="24"/>
+        </w:rPr>
+        <w:t>在后台线程中推进游戏时间，并在昼夜切换时触发回调；普通商店提供日常交易和库存管理，黑市在夜晚生成并出售专属物品，使游戏经济系统具有时间条件和探索属性。</w:t>
+      </w:r>
+    </w:p>
+    <w:p>
+      <w:pPr>
+        <w:spacing w:after="120" w:line="300" w:lineRule="auto"/>
         <w:ind w:firstLine="480"/>
       </w:pPr>
       <w:r>
         <w:rPr>
-          <w:rFonts w:ascii="Times New Roman" w:hAnsi="Times New Roman" w:eastAsia="宋体"/>
-          <w:b w:val="0"/>
-          <w:sz w:val="24"/>
-        </w:rPr>
-        <w:t>战斗模块由 GameEngine 的战斗状态机与 Enemy 类协同完成。敌人对象保存生命值、攻击力、防御力、经验、金币、破韧值和负面状态配置；引擎根据当前状态处理玩家攻击、战斗中使用物品、敌人反击、逃跑和胜利结算。</w:t>
-      </w:r>
-    </w:p>
-    <w:p>
-      <w:pPr>
-        <w:spacing w:before="0" w:after="120" w:line="300" w:lineRule="auto"/>
+          <w:rFonts w:ascii="Times New Roman" w:eastAsia="宋体" w:hAnsi="Times New Roman"/>
+          <w:sz w:val="24"/>
+        </w:rPr>
+        <w:t>战斗模块由</w:t>
+      </w:r>
+      <w:r>
+        <w:rPr>
+          <w:rFonts w:ascii="Times New Roman" w:eastAsia="宋体" w:hAnsi="Times New Roman"/>
+          <w:sz w:val="24"/>
+        </w:rPr>
+        <w:t xml:space="preserve"> GameEngine </w:t>
+      </w:r>
+      <w:r>
+        <w:rPr>
+          <w:rFonts w:ascii="Times New Roman" w:eastAsia="宋体" w:hAnsi="Times New Roman"/>
+          <w:sz w:val="24"/>
+        </w:rPr>
+        <w:t>的战斗状态机与</w:t>
+      </w:r>
+      <w:r>
+        <w:rPr>
+          <w:rFonts w:ascii="Times New Roman" w:eastAsia="宋体" w:hAnsi="Times New Roman"/>
+          <w:sz w:val="24"/>
+        </w:rPr>
+        <w:t xml:space="preserve"> Enemy </w:t>
+      </w:r>
+      <w:r>
+        <w:rPr>
+          <w:rFonts w:ascii="Times New Roman" w:eastAsia="宋体" w:hAnsi="Times New Roman"/>
+          <w:sz w:val="24"/>
+        </w:rPr>
+        <w:t>类协同完成。敌人对象保存生命值、攻击力、防御力、经验、金币、破韧值和负面状态配置；引擎根据当前状态处理玩家攻击、战斗中使用物品、敌人反击、逃跑和胜利结算。</w:t>
+      </w:r>
+    </w:p>
+    <w:p>
+      <w:pPr>
+        <w:spacing w:after="120" w:line="300" w:lineRule="auto"/>
         <w:ind w:firstLine="480"/>
       </w:pPr>
       <w:r>
         <w:rPr>
-          <w:rFonts w:ascii="Times New Roman" w:hAnsi="Times New Roman" w:eastAsia="宋体"/>
-          <w:b w:val="0"/>
-          <w:sz w:val="24"/>
-        </w:rPr>
-        <w:t>存档模块由 SaveSys 实现，使用 Qt SQL 接口保存玩家数据、背包装备、地图坐标和游戏时间。读取存档时根据职业类型重新构造角色对象，并恢复世界坐标与时间状态，保证玩家可以延续上一次游戏进度。</w:t>
-      </w:r>
-    </w:p>
-    <w:p>
-      <w:pPr>
-        <w:spacing w:before="0" w:after="120" w:line="300" w:lineRule="auto"/>
+          <w:rFonts w:ascii="Times New Roman" w:eastAsia="宋体" w:hAnsi="Times New Roman"/>
+          <w:sz w:val="24"/>
+        </w:rPr>
+        <w:t>存档模块由</w:t>
+      </w:r>
+      <w:r>
+        <w:rPr>
+          <w:rFonts w:ascii="Times New Roman" w:eastAsia="宋体" w:hAnsi="Times New Roman"/>
+          <w:sz w:val="24"/>
+        </w:rPr>
+        <w:t xml:space="preserve"> SaveSys </w:t>
+      </w:r>
+      <w:r>
+        <w:rPr>
+          <w:rFonts w:ascii="Times New Roman" w:eastAsia="宋体" w:hAnsi="Times New Roman"/>
+          <w:sz w:val="24"/>
+        </w:rPr>
+        <w:t>实现，使用</w:t>
+      </w:r>
+      <w:r>
+        <w:rPr>
+          <w:rFonts w:ascii="Times New Roman" w:eastAsia="宋体" w:hAnsi="Times New Roman"/>
+          <w:sz w:val="24"/>
+        </w:rPr>
+        <w:t xml:space="preserve"> Qt SQL </w:t>
+      </w:r>
+      <w:r>
+        <w:rPr>
+          <w:rFonts w:ascii="Times New Roman" w:eastAsia="宋体" w:hAnsi="Times New Roman"/>
+          <w:sz w:val="24"/>
+        </w:rPr>
+        <w:t>接口保存玩家数据、背包装备、地图坐标和游戏时间。读取存档时根据职业类型重新构造角色对象，并恢复世界坐标与时间状态，保证玩家可以延续上一次游戏进度。</w:t>
+      </w:r>
+    </w:p>
+    <w:p>
+      <w:pPr>
+        <w:spacing w:after="120" w:line="300" w:lineRule="auto"/>
         <w:ind w:firstLine="480"/>
       </w:pPr>
       <w:r>
         <w:rPr>
-          <w:rFonts w:ascii="Times New Roman" w:hAnsi="Times New Roman" w:eastAsia="宋体"/>
+          <w:rFonts w:ascii="Times New Roman" w:eastAsia="宋体" w:hAnsi="Times New Roman"/>
           <w:b/>
           <w:sz w:val="24"/>
         </w:rPr>
@@ -2754,30 +3852,140 @@
     </w:p>
     <w:p>
       <w:pPr>
-        <w:spacing w:before="0" w:after="120" w:line="300" w:lineRule="auto"/>
+        <w:spacing w:after="120" w:line="300" w:lineRule="auto"/>
         <w:ind w:firstLine="480"/>
       </w:pPr>
       <w:r>
         <w:rPr>
-          <w:rFonts w:ascii="Times New Roman" w:hAnsi="Times New Roman" w:eastAsia="宋体"/>
-          <w:b w:val="0"/>
-          <w:sz w:val="24"/>
-        </w:rPr>
-        <w:t>系统大量使用 std::vector 管理背包物品、商店商品、地图实体和寻路节点，使用 std::unique_ptr/std::shared_ptr 管理多态对象生命周期，使用 std::optional 表示当前战斗敌人等可能不存在的状态。地图以二维数组形式维护格子可通行性，角色坐标通过 GamePoint 在逻辑层传递，再由界面层换算为像素坐标。</w:t>
-      </w:r>
-    </w:p>
-    <w:p>
-      <w:pPr>
-        <w:spacing w:before="0" w:after="120" w:line="300" w:lineRule="auto"/>
+          <w:rFonts w:ascii="Times New Roman" w:eastAsia="宋体" w:hAnsi="Times New Roman"/>
+          <w:sz w:val="24"/>
+        </w:rPr>
+        <w:t>系统大量使用</w:t>
+      </w:r>
+      <w:r>
+        <w:rPr>
+          <w:rFonts w:ascii="Times New Roman" w:eastAsia="宋体" w:hAnsi="Times New Roman"/>
+          <w:sz w:val="24"/>
+        </w:rPr>
+        <w:t xml:space="preserve"> std::vector </w:t>
+      </w:r>
+      <w:r>
+        <w:rPr>
+          <w:rFonts w:ascii="Times New Roman" w:eastAsia="宋体" w:hAnsi="Times New Roman"/>
+          <w:sz w:val="24"/>
+        </w:rPr>
+        <w:t>管理背包物品、商店商品、地图实体和寻路节点，使用</w:t>
+      </w:r>
+      <w:r>
+        <w:rPr>
+          <w:rFonts w:ascii="Times New Roman" w:eastAsia="宋体" w:hAnsi="Times New Roman"/>
+          <w:sz w:val="24"/>
+        </w:rPr>
+        <w:t xml:space="preserve"> std::unique_ptr/std::shared_ptr </w:t>
+      </w:r>
+      <w:r>
+        <w:rPr>
+          <w:rFonts w:ascii="Times New Roman" w:eastAsia="宋体" w:hAnsi="Times New Roman"/>
+          <w:sz w:val="24"/>
+        </w:rPr>
+        <w:t>管理多态对象生命周期，使用</w:t>
+      </w:r>
+      <w:r>
+        <w:rPr>
+          <w:rFonts w:ascii="Times New Roman" w:eastAsia="宋体" w:hAnsi="Times New Roman"/>
+          <w:sz w:val="24"/>
+        </w:rPr>
+        <w:t xml:space="preserve"> std::optional </w:t>
+      </w:r>
+      <w:r>
+        <w:rPr>
+          <w:rFonts w:ascii="Times New Roman" w:eastAsia="宋体" w:hAnsi="Times New Roman"/>
+          <w:sz w:val="24"/>
+        </w:rPr>
+        <w:t>表示当前战斗敌人等可能不存在的状态。地图以二维数组形式维护格子可通行性，角色坐标通过</w:t>
+      </w:r>
+      <w:r>
+        <w:rPr>
+          <w:rFonts w:ascii="Times New Roman" w:eastAsia="宋体" w:hAnsi="Times New Roman"/>
+          <w:sz w:val="24"/>
+        </w:rPr>
+        <w:t xml:space="preserve"> GamePoint </w:t>
+      </w:r>
+      <w:r>
+        <w:rPr>
+          <w:rFonts w:ascii="Times New Roman" w:eastAsia="宋体" w:hAnsi="Times New Roman"/>
+          <w:sz w:val="24"/>
+        </w:rPr>
+        <w:t>在逻辑层传递，再由界面层换算为像素坐标。</w:t>
+      </w:r>
+    </w:p>
+    <w:p>
+      <w:pPr>
+        <w:spacing w:after="120" w:line="300" w:lineRule="auto"/>
         <w:ind w:firstLine="480"/>
       </w:pPr>
       <w:r>
         <w:rPr>
-          <w:rFonts w:ascii="Times New Roman" w:hAnsi="Times New Roman" w:eastAsia="宋体"/>
-          <w:b w:val="0"/>
-          <w:sz w:val="24"/>
-        </w:rPr>
-        <w:t>玩家移动流程为：Qt 捕获按键事件后记录方向状态，QTimer 以固定间隔计算下一帧位置；界面层根据地图边界和 MapSystem::isWalkable 进行碰撞检测，合法时更新角色图元坐标并移动摄像机视图。玩家靠近商店或实体时，系统显示交互提示，确认后再由 GameEngine::ExecuteInteraction 触发商店、战斗或其他交互。</w:t>
+          <w:rFonts w:ascii="Times New Roman" w:eastAsia="宋体" w:hAnsi="Times New Roman"/>
+          <w:sz w:val="24"/>
+        </w:rPr>
+        <w:t>玩家移动流程为：</w:t>
+      </w:r>
+      <w:r>
+        <w:rPr>
+          <w:rFonts w:ascii="Times New Roman" w:eastAsia="宋体" w:hAnsi="Times New Roman"/>
+          <w:sz w:val="24"/>
+        </w:rPr>
+        <w:t xml:space="preserve">Qt </w:t>
+      </w:r>
+      <w:r>
+        <w:rPr>
+          <w:rFonts w:ascii="Times New Roman" w:eastAsia="宋体" w:hAnsi="Times New Roman"/>
+          <w:sz w:val="24"/>
+        </w:rPr>
+        <w:t>捕获按键事件后记录方向状态，</w:t>
+      </w:r>
+      <w:r>
+        <w:rPr>
+          <w:rFonts w:ascii="Times New Roman" w:eastAsia="宋体" w:hAnsi="Times New Roman"/>
+          <w:sz w:val="24"/>
+        </w:rPr>
+        <w:t xml:space="preserve">QTimer </w:t>
+      </w:r>
+      <w:r>
+        <w:rPr>
+          <w:rFonts w:ascii="Times New Roman" w:eastAsia="宋体" w:hAnsi="Times New Roman"/>
+          <w:sz w:val="24"/>
+        </w:rPr>
+        <w:t>以固定间隔计算下一帧位置；界面层根据地图边界和</w:t>
+      </w:r>
+      <w:r>
+        <w:rPr>
+          <w:rFonts w:ascii="Times New Roman" w:eastAsia="宋体" w:hAnsi="Times New Roman"/>
+          <w:sz w:val="24"/>
+        </w:rPr>
+        <w:t xml:space="preserve"> MapSystem::isWalkable </w:t>
+      </w:r>
+      <w:r>
+        <w:rPr>
+          <w:rFonts w:ascii="Times New Roman" w:eastAsia="宋体" w:hAnsi="Times New Roman"/>
+          <w:sz w:val="24"/>
+        </w:rPr>
+        <w:t>进行碰撞检测，合法时更新角色图元坐标并移动摄像机视图。玩家靠近商店或实体时，系统显示交互提示，确认后再由</w:t>
+      </w:r>
+      <w:r>
+        <w:rPr>
+          <w:rFonts w:ascii="Times New Roman" w:eastAsia="宋体" w:hAnsi="Times New Roman"/>
+          <w:sz w:val="24"/>
+        </w:rPr>
+        <w:t xml:space="preserve"> GameEngine::ExecuteInteraction </w:t>
+      </w:r>
+      <w:r>
+        <w:rPr>
+          <w:rFonts w:ascii="Times New Roman" w:eastAsia="宋体" w:hAnsi="Times New Roman"/>
+          <w:sz w:val="24"/>
+        </w:rPr>
+        <w:t>触发商店、战斗或其他交互。</w:t>
       </w:r>
     </w:p>
     <w:p>
@@ -2788,16 +3996,14 @@
           <w:numId w:val="1"/>
         </w:numPr>
         <w:rPr>
-          <w:rFonts w:ascii="Times New Roman" w:hAnsi="Times New Roman" w:eastAsia="宋体"/>
+          <w:rFonts w:ascii="Times New Roman" w:eastAsia="宋体" w:hAnsi="Times New Roman"/>
           <w:sz w:val="28"/>
           <w:szCs w:val="28"/>
         </w:rPr>
       </w:pPr>
-      <w:bookmarkStart w:id="0" w:name="_GoBack"/>
-      <w:bookmarkEnd w:id="0"/>
-      <w:r>
-        <w:rPr>
-          <w:rFonts w:hint="eastAsia" w:ascii="Times New Roman" w:hAnsi="Times New Roman" w:eastAsia="宋体"/>
+      <w:r>
+        <w:rPr>
+          <w:rFonts w:ascii="Times New Roman" w:eastAsia="宋体" w:hAnsi="Times New Roman" w:hint="eastAsia"/>
           <w:sz w:val="28"/>
           <w:szCs w:val="28"/>
         </w:rPr>
@@ -2807,16 +4013,16 @@
     <w:p>
       <w:pPr>
         <w:spacing w:line="300" w:lineRule="auto"/>
-        <w:ind w:firstLine="480" w:firstLineChars="200"/>
-        <w:rPr>
-          <w:rFonts w:ascii="Times New Roman" w:hAnsi="Times New Roman" w:eastAsia="宋体"/>
-          <w:sz w:val="24"/>
-          <w:szCs w:val="24"/>
-        </w:rPr>
-      </w:pPr>
-      <w:r>
-        <w:rPr>
-          <w:rFonts w:hint="eastAsia" w:ascii="Times New Roman" w:hAnsi="Times New Roman" w:eastAsia="宋体"/>
+        <w:ind w:firstLineChars="200" w:firstLine="480"/>
+        <w:rPr>
+          <w:rFonts w:ascii="Times New Roman" w:eastAsia="宋体" w:hAnsi="Times New Roman"/>
+          <w:sz w:val="24"/>
+          <w:szCs w:val="24"/>
+        </w:rPr>
+      </w:pPr>
+      <w:r>
+        <w:rPr>
+          <w:rFonts w:ascii="Times New Roman" w:eastAsia="宋体" w:hAnsi="Times New Roman" w:hint="eastAsia"/>
           <w:sz w:val="24"/>
           <w:szCs w:val="24"/>
         </w:rPr>
@@ -2831,14 +4037,14 @@
           <w:numId w:val="1"/>
         </w:numPr>
         <w:rPr>
-          <w:rFonts w:ascii="Times New Roman" w:hAnsi="Times New Roman" w:eastAsia="宋体"/>
+          <w:rFonts w:ascii="Times New Roman" w:eastAsia="宋体" w:hAnsi="Times New Roman"/>
           <w:sz w:val="28"/>
           <w:szCs w:val="28"/>
         </w:rPr>
       </w:pPr>
       <w:r>
         <w:rPr>
-          <w:rFonts w:hint="eastAsia" w:ascii="Times New Roman" w:hAnsi="Times New Roman" w:eastAsia="宋体"/>
+          <w:rFonts w:ascii="Times New Roman" w:eastAsia="宋体" w:hAnsi="Times New Roman" w:hint="eastAsia"/>
           <w:sz w:val="28"/>
           <w:szCs w:val="28"/>
         </w:rPr>
@@ -2848,16 +4054,16 @@
     <w:p>
       <w:pPr>
         <w:spacing w:line="300" w:lineRule="auto"/>
-        <w:ind w:firstLine="480" w:firstLineChars="200"/>
-        <w:rPr>
-          <w:rFonts w:ascii="Times New Roman" w:hAnsi="Times New Roman" w:eastAsia="宋体"/>
-          <w:sz w:val="24"/>
-          <w:szCs w:val="24"/>
-        </w:rPr>
-      </w:pPr>
-      <w:r>
-        <w:rPr>
-          <w:rFonts w:hint="eastAsia" w:ascii="Times New Roman" w:hAnsi="Times New Roman" w:eastAsia="宋体"/>
+        <w:ind w:firstLineChars="200" w:firstLine="480"/>
+        <w:rPr>
+          <w:rFonts w:ascii="Times New Roman" w:eastAsia="宋体" w:hAnsi="Times New Roman"/>
+          <w:sz w:val="24"/>
+          <w:szCs w:val="24"/>
+        </w:rPr>
+      </w:pPr>
+      <w:r>
+        <w:rPr>
+          <w:rFonts w:ascii="Times New Roman" w:eastAsia="宋体" w:hAnsi="Times New Roman" w:hint="eastAsia"/>
           <w:sz w:val="24"/>
           <w:szCs w:val="24"/>
         </w:rPr>
@@ -2872,33 +4078,34 @@
           <w:numId w:val="1"/>
         </w:numPr>
         <w:rPr>
-          <w:rFonts w:ascii="Times New Roman" w:hAnsi="Times New Roman" w:eastAsia="宋体"/>
+          <w:rFonts w:ascii="Times New Roman" w:eastAsia="宋体" w:hAnsi="Times New Roman"/>
           <w:sz w:val="28"/>
           <w:szCs w:val="28"/>
         </w:rPr>
       </w:pPr>
       <w:r>
         <w:rPr>
-          <w:rFonts w:hint="eastAsia" w:ascii="Times New Roman" w:hAnsi="Times New Roman" w:eastAsia="宋体"/>
+          <w:rFonts w:ascii="Times New Roman" w:eastAsia="宋体" w:hAnsi="Times New Roman" w:hint="eastAsia"/>
           <w:sz w:val="28"/>
           <w:szCs w:val="28"/>
         </w:rPr>
+        <w:lastRenderedPageBreak/>
         <w:t>总结展望</w:t>
       </w:r>
     </w:p>
     <w:p>
       <w:pPr>
         <w:spacing w:line="300" w:lineRule="auto"/>
-        <w:ind w:firstLine="480" w:firstLineChars="200"/>
-        <w:rPr>
-          <w:rFonts w:ascii="Times New Roman" w:hAnsi="Times New Roman" w:eastAsia="宋体"/>
-          <w:sz w:val="24"/>
-          <w:szCs w:val="24"/>
-        </w:rPr>
-      </w:pPr>
-      <w:r>
-        <w:rPr>
-          <w:rFonts w:hint="eastAsia" w:ascii="Times New Roman" w:hAnsi="Times New Roman" w:eastAsia="宋体"/>
+        <w:ind w:firstLineChars="200" w:firstLine="480"/>
+        <w:rPr>
+          <w:rFonts w:ascii="Times New Roman" w:eastAsia="宋体" w:hAnsi="Times New Roman"/>
+          <w:sz w:val="24"/>
+          <w:szCs w:val="24"/>
+        </w:rPr>
+      </w:pPr>
+      <w:r>
+        <w:rPr>
+          <w:rFonts w:ascii="Times New Roman" w:eastAsia="宋体" w:hAnsi="Times New Roman" w:hint="eastAsia"/>
           <w:sz w:val="24"/>
           <w:szCs w:val="24"/>
         </w:rPr>
@@ -2913,14 +4120,14 @@
           <w:numId w:val="1"/>
         </w:numPr>
         <w:rPr>
-          <w:rFonts w:ascii="Times New Roman" w:hAnsi="Times New Roman" w:eastAsia="宋体"/>
+          <w:rFonts w:ascii="Times New Roman" w:eastAsia="宋体" w:hAnsi="Times New Roman"/>
           <w:sz w:val="28"/>
           <w:szCs w:val="28"/>
         </w:rPr>
       </w:pPr>
       <w:r>
         <w:rPr>
-          <w:rFonts w:hint="eastAsia" w:ascii="Times New Roman" w:hAnsi="Times New Roman" w:eastAsia="宋体"/>
+          <w:rFonts w:ascii="Times New Roman" w:eastAsia="宋体" w:hAnsi="Times New Roman" w:hint="eastAsia"/>
           <w:sz w:val="28"/>
           <w:szCs w:val="28"/>
         </w:rPr>
@@ -2930,16 +4137,16 @@
     <w:p>
       <w:pPr>
         <w:spacing w:line="300" w:lineRule="auto"/>
-        <w:ind w:firstLine="480" w:firstLineChars="200"/>
-        <w:rPr>
-          <w:rFonts w:ascii="Times New Roman" w:hAnsi="Times New Roman" w:eastAsia="宋体"/>
-          <w:sz w:val="24"/>
-          <w:szCs w:val="24"/>
-        </w:rPr>
-      </w:pPr>
-      <w:r>
-        <w:rPr>
-          <w:rFonts w:hint="eastAsia" w:ascii="Times New Roman" w:hAnsi="Times New Roman" w:eastAsia="宋体"/>
+        <w:ind w:firstLineChars="200" w:firstLine="480"/>
+        <w:rPr>
+          <w:rFonts w:ascii="Times New Roman" w:eastAsia="宋体" w:hAnsi="Times New Roman"/>
+          <w:sz w:val="24"/>
+          <w:szCs w:val="24"/>
+        </w:rPr>
+      </w:pPr>
+      <w:r>
+        <w:rPr>
+          <w:rFonts w:ascii="Times New Roman" w:eastAsia="宋体" w:hAnsi="Times New Roman" w:hint="eastAsia"/>
           <w:sz w:val="24"/>
           <w:szCs w:val="24"/>
         </w:rPr>
@@ -2949,16 +4156,16 @@
     <w:p>
       <w:pPr>
         <w:spacing w:line="300" w:lineRule="auto"/>
-        <w:ind w:firstLine="480" w:firstLineChars="200"/>
-        <w:rPr>
-          <w:rFonts w:ascii="Times New Roman" w:hAnsi="Times New Roman" w:eastAsia="宋体"/>
-          <w:sz w:val="24"/>
-          <w:szCs w:val="24"/>
-        </w:rPr>
-      </w:pPr>
-      <w:r>
-        <w:rPr>
-          <w:rFonts w:hint="eastAsia" w:ascii="Times New Roman" w:hAnsi="Times New Roman" w:eastAsia="宋体"/>
+        <w:ind w:firstLineChars="200" w:firstLine="480"/>
+        <w:rPr>
+          <w:rFonts w:ascii="Times New Roman" w:eastAsia="宋体" w:hAnsi="Times New Roman"/>
+          <w:sz w:val="24"/>
+          <w:szCs w:val="24"/>
+        </w:rPr>
+      </w:pPr>
+      <w:r>
+        <w:rPr>
+          <w:rFonts w:ascii="Times New Roman" w:eastAsia="宋体" w:hAnsi="Times New Roman" w:hint="eastAsia"/>
           <w:sz w:val="24"/>
           <w:szCs w:val="24"/>
         </w:rPr>
@@ -2968,16 +4175,16 @@
     <w:p>
       <w:pPr>
         <w:spacing w:line="300" w:lineRule="auto"/>
-        <w:ind w:firstLine="480" w:firstLineChars="200"/>
-        <w:rPr>
-          <w:rFonts w:ascii="Times New Roman" w:hAnsi="Times New Roman" w:eastAsia="宋体"/>
-          <w:sz w:val="24"/>
-          <w:szCs w:val="24"/>
-        </w:rPr>
-      </w:pPr>
-      <w:r>
-        <w:rPr>
-          <w:rFonts w:hint="eastAsia" w:ascii="Times New Roman" w:hAnsi="Times New Roman" w:eastAsia="宋体"/>
+        <w:ind w:firstLineChars="200" w:firstLine="480"/>
+        <w:rPr>
+          <w:rFonts w:ascii="Times New Roman" w:eastAsia="宋体" w:hAnsi="Times New Roman"/>
+          <w:sz w:val="24"/>
+          <w:szCs w:val="24"/>
+        </w:rPr>
+      </w:pPr>
+      <w:r>
+        <w:rPr>
+          <w:rFonts w:ascii="Times New Roman" w:eastAsia="宋体" w:hAnsi="Times New Roman" w:hint="eastAsia"/>
           <w:sz w:val="24"/>
           <w:szCs w:val="24"/>
         </w:rPr>
@@ -2987,16 +4194,16 @@
     <w:p>
       <w:pPr>
         <w:spacing w:line="300" w:lineRule="auto"/>
-        <w:ind w:firstLine="480" w:firstLineChars="200"/>
-        <w:rPr>
-          <w:rFonts w:ascii="Times New Roman" w:hAnsi="Times New Roman" w:eastAsia="宋体"/>
-          <w:sz w:val="24"/>
-          <w:szCs w:val="24"/>
-        </w:rPr>
-      </w:pPr>
-      <w:r>
-        <w:rPr>
-          <w:rFonts w:hint="eastAsia" w:ascii="Times New Roman" w:hAnsi="Times New Roman" w:eastAsia="宋体"/>
+        <w:ind w:firstLineChars="200" w:firstLine="480"/>
+        <w:rPr>
+          <w:rFonts w:ascii="Times New Roman" w:eastAsia="宋体" w:hAnsi="Times New Roman"/>
+          <w:sz w:val="24"/>
+          <w:szCs w:val="24"/>
+        </w:rPr>
+      </w:pPr>
+      <w:r>
+        <w:rPr>
+          <w:rFonts w:ascii="Times New Roman" w:eastAsia="宋体" w:hAnsi="Times New Roman" w:hint="eastAsia"/>
           <w:sz w:val="24"/>
           <w:szCs w:val="24"/>
         </w:rPr>
@@ -3006,16 +4213,16 @@
     <w:p>
       <w:pPr>
         <w:spacing w:line="300" w:lineRule="auto"/>
-        <w:ind w:firstLine="480" w:firstLineChars="200"/>
-        <w:rPr>
-          <w:rFonts w:ascii="Times New Roman" w:hAnsi="Times New Roman" w:eastAsia="宋体"/>
-          <w:sz w:val="24"/>
-          <w:szCs w:val="24"/>
-        </w:rPr>
-      </w:pPr>
-      <w:r>
-        <w:rPr>
-          <w:rFonts w:ascii="Times New Roman" w:hAnsi="Times New Roman" w:eastAsia="宋体"/>
+        <w:ind w:firstLineChars="200" w:firstLine="480"/>
+        <w:rPr>
+          <w:rFonts w:ascii="Times New Roman" w:eastAsia="宋体" w:hAnsi="Times New Roman"/>
+          <w:sz w:val="24"/>
+          <w:szCs w:val="24"/>
+        </w:rPr>
+      </w:pPr>
+      <w:r>
+        <w:rPr>
+          <w:rFonts w:ascii="Times New Roman" w:eastAsia="宋体" w:hAnsi="Times New Roman"/>
           <w:sz w:val="24"/>
           <w:szCs w:val="24"/>
         </w:rPr>
@@ -3025,16 +4232,16 @@
     <w:p>
       <w:pPr>
         <w:spacing w:line="300" w:lineRule="auto"/>
-        <w:ind w:firstLine="480" w:firstLineChars="200"/>
-        <w:rPr>
-          <w:rFonts w:ascii="Times New Roman" w:hAnsi="Times New Roman" w:eastAsia="宋体"/>
-          <w:sz w:val="24"/>
-          <w:szCs w:val="24"/>
-        </w:rPr>
-      </w:pPr>
-      <w:r>
-        <w:rPr>
-          <w:rFonts w:ascii="Times New Roman" w:hAnsi="Times New Roman" w:eastAsia="宋体"/>
+        <w:ind w:firstLineChars="200" w:firstLine="480"/>
+        <w:rPr>
+          <w:rFonts w:ascii="Times New Roman" w:eastAsia="宋体" w:hAnsi="Times New Roman"/>
+          <w:sz w:val="24"/>
+          <w:szCs w:val="24"/>
+        </w:rPr>
+      </w:pPr>
+      <w:r>
+        <w:rPr>
+          <w:rFonts w:ascii="Times New Roman" w:eastAsia="宋体" w:hAnsi="Times New Roman"/>
           <w:sz w:val="24"/>
           <w:szCs w:val="24"/>
         </w:rPr>
@@ -3044,35 +4251,147 @@
     <w:p>
       <w:pPr>
         <w:spacing w:line="300" w:lineRule="auto"/>
-        <w:ind w:firstLine="480" w:firstLineChars="200"/>
-        <w:rPr>
-          <w:rFonts w:ascii="Times New Roman" w:hAnsi="Times New Roman" w:eastAsia="宋体"/>
-          <w:sz w:val="24"/>
-          <w:szCs w:val="24"/>
-        </w:rPr>
-      </w:pPr>
-      <w:r>
-        <w:rPr>
-          <w:rFonts w:ascii="Times New Roman" w:hAnsi="Times New Roman" w:eastAsia="宋体"/>
-          <w:sz w:val="24"/>
-          <w:szCs w:val="24"/>
-        </w:rPr>
-        <w:t>[3] 王珊, 萨师煊, 数据库系统概论, 第5版. 北京: 高等教育出版社, 2014.</w:t>
+        <w:ind w:firstLineChars="200" w:firstLine="480"/>
+        <w:rPr>
+          <w:rFonts w:ascii="Times New Roman" w:eastAsia="宋体" w:hAnsi="Times New Roman"/>
+          <w:sz w:val="24"/>
+          <w:szCs w:val="24"/>
+        </w:rPr>
+      </w:pPr>
+      <w:r>
+        <w:rPr>
+          <w:rFonts w:ascii="Times New Roman" w:eastAsia="宋体" w:hAnsi="Times New Roman"/>
+          <w:sz w:val="24"/>
+          <w:szCs w:val="24"/>
+        </w:rPr>
+        <w:t xml:space="preserve">[3] </w:t>
+      </w:r>
+      <w:r>
+        <w:rPr>
+          <w:rFonts w:ascii="Times New Roman" w:eastAsia="宋体" w:hAnsi="Times New Roman"/>
+          <w:sz w:val="24"/>
+          <w:szCs w:val="24"/>
+        </w:rPr>
+        <w:t>王珊</w:t>
+      </w:r>
+      <w:r>
+        <w:rPr>
+          <w:rFonts w:ascii="Times New Roman" w:eastAsia="宋体" w:hAnsi="Times New Roman"/>
+          <w:sz w:val="24"/>
+          <w:szCs w:val="24"/>
+        </w:rPr>
+        <w:t xml:space="preserve">, </w:t>
+      </w:r>
+      <w:r>
+        <w:rPr>
+          <w:rFonts w:ascii="Times New Roman" w:eastAsia="宋体" w:hAnsi="Times New Roman"/>
+          <w:sz w:val="24"/>
+          <w:szCs w:val="24"/>
+        </w:rPr>
+        <w:t>萨师煊</w:t>
+      </w:r>
+      <w:r>
+        <w:rPr>
+          <w:rFonts w:ascii="Times New Roman" w:eastAsia="宋体" w:hAnsi="Times New Roman"/>
+          <w:sz w:val="24"/>
+          <w:szCs w:val="24"/>
+        </w:rPr>
+        <w:t xml:space="preserve">, </w:t>
+      </w:r>
+      <w:r>
+        <w:rPr>
+          <w:rFonts w:ascii="Times New Roman" w:eastAsia="宋体" w:hAnsi="Times New Roman"/>
+          <w:sz w:val="24"/>
+          <w:szCs w:val="24"/>
+        </w:rPr>
+        <w:t>数据库系统概论</w:t>
+      </w:r>
+      <w:r>
+        <w:rPr>
+          <w:rFonts w:ascii="Times New Roman" w:eastAsia="宋体" w:hAnsi="Times New Roman"/>
+          <w:sz w:val="24"/>
+          <w:szCs w:val="24"/>
+        </w:rPr>
+        <w:t xml:space="preserve">, </w:t>
+      </w:r>
+      <w:r>
+        <w:rPr>
+          <w:rFonts w:ascii="Times New Roman" w:eastAsia="宋体" w:hAnsi="Times New Roman"/>
+          <w:sz w:val="24"/>
+          <w:szCs w:val="24"/>
+        </w:rPr>
+        <w:t>第</w:t>
+      </w:r>
+      <w:r>
+        <w:rPr>
+          <w:rFonts w:ascii="Times New Roman" w:eastAsia="宋体" w:hAnsi="Times New Roman"/>
+          <w:sz w:val="24"/>
+          <w:szCs w:val="24"/>
+        </w:rPr>
+        <w:t>5</w:t>
+      </w:r>
+      <w:r>
+        <w:rPr>
+          <w:rFonts w:ascii="Times New Roman" w:eastAsia="宋体" w:hAnsi="Times New Roman"/>
+          <w:sz w:val="24"/>
+          <w:szCs w:val="24"/>
+        </w:rPr>
+        <w:t>版</w:t>
+      </w:r>
+      <w:r>
+        <w:rPr>
+          <w:rFonts w:ascii="Times New Roman" w:eastAsia="宋体" w:hAnsi="Times New Roman"/>
+          <w:sz w:val="24"/>
+          <w:szCs w:val="24"/>
+        </w:rPr>
+        <w:t xml:space="preserve">. </w:t>
+      </w:r>
+      <w:r>
+        <w:rPr>
+          <w:rFonts w:ascii="Times New Roman" w:eastAsia="宋体" w:hAnsi="Times New Roman"/>
+          <w:sz w:val="24"/>
+          <w:szCs w:val="24"/>
+        </w:rPr>
+        <w:t>北京</w:t>
+      </w:r>
+      <w:r>
+        <w:rPr>
+          <w:rFonts w:ascii="Times New Roman" w:eastAsia="宋体" w:hAnsi="Times New Roman"/>
+          <w:sz w:val="24"/>
+          <w:szCs w:val="24"/>
+        </w:rPr>
+        <w:t xml:space="preserve">: </w:t>
+      </w:r>
+      <w:r>
+        <w:rPr>
+          <w:rFonts w:ascii="Times New Roman" w:eastAsia="宋体" w:hAnsi="Times New Roman"/>
+          <w:sz w:val="24"/>
+          <w:szCs w:val="24"/>
+        </w:rPr>
+        <w:t>高等教育出版社</w:t>
+      </w:r>
+      <w:r>
+        <w:rPr>
+          <w:rFonts w:ascii="Times New Roman" w:eastAsia="宋体" w:hAnsi="Times New Roman"/>
+          <w:sz w:val="24"/>
+          <w:szCs w:val="24"/>
+        </w:rPr>
+        <w:t>, 2014.</w:t>
       </w:r>
     </w:p>
     <w:p>
       <w:pPr>
         <w:spacing w:line="300" w:lineRule="auto"/>
-        <w:ind w:firstLine="480" w:firstLineChars="200"/>
-        <w:rPr>
-          <w:rFonts w:ascii="Times New Roman" w:hAnsi="Times New Roman" w:eastAsia="宋体"/>
-          <w:sz w:val="24"/>
-          <w:szCs w:val="24"/>
-        </w:rPr>
-      </w:pPr>
-      <w:r>
-        <w:rPr>
-          <w:rFonts w:hint="eastAsia" w:ascii="Times New Roman" w:hAnsi="Times New Roman" w:eastAsia="宋体"/>
+        <w:ind w:firstLineChars="200" w:firstLine="480"/>
+        <w:rPr>
+          <w:rFonts w:ascii="Times New Roman" w:eastAsia="宋体" w:hAnsi="Times New Roman"/>
+          <w:sz w:val="24"/>
+          <w:szCs w:val="24"/>
+        </w:rPr>
+      </w:pPr>
+      <w:r>
+        <w:rPr>
+          <w:rFonts w:ascii="Times New Roman" w:eastAsia="宋体" w:hAnsi="Times New Roman" w:hint="eastAsia"/>
           <w:sz w:val="24"/>
           <w:szCs w:val="24"/>
         </w:rPr>
@@ -3082,16 +4401,16 @@
     <w:p>
       <w:pPr>
         <w:spacing w:line="300" w:lineRule="auto"/>
-        <w:ind w:firstLine="480" w:firstLineChars="200"/>
-        <w:rPr>
-          <w:rFonts w:ascii="Times New Roman" w:hAnsi="Times New Roman" w:eastAsia="宋体"/>
-          <w:sz w:val="24"/>
-          <w:szCs w:val="24"/>
-        </w:rPr>
-      </w:pPr>
-      <w:r>
-        <w:rPr>
-          <w:rFonts w:ascii="Times New Roman" w:hAnsi="Times New Roman" w:eastAsia="宋体"/>
+        <w:ind w:firstLineChars="200" w:firstLine="480"/>
+        <w:rPr>
+          <w:rFonts w:ascii="Times New Roman" w:eastAsia="宋体" w:hAnsi="Times New Roman"/>
+          <w:sz w:val="24"/>
+          <w:szCs w:val="24"/>
+        </w:rPr>
+      </w:pPr>
+      <w:r>
+        <w:rPr>
+          <w:rFonts w:ascii="Times New Roman" w:eastAsia="宋体" w:hAnsi="Times New Roman"/>
           <w:sz w:val="24"/>
           <w:szCs w:val="24"/>
         </w:rPr>
@@ -3101,35 +4420,83 @@
     <w:p>
       <w:pPr>
         <w:spacing w:line="300" w:lineRule="auto"/>
-        <w:ind w:firstLine="480" w:firstLineChars="200"/>
-        <w:rPr>
-          <w:rFonts w:ascii="Times New Roman" w:hAnsi="Times New Roman" w:eastAsia="宋体"/>
-          <w:sz w:val="24"/>
-          <w:szCs w:val="24"/>
-        </w:rPr>
-      </w:pPr>
-      <w:r>
-        <w:rPr>
-          <w:rFonts w:ascii="Times New Roman" w:hAnsi="Times New Roman" w:eastAsia="宋体"/>
-          <w:sz w:val="24"/>
-          <w:szCs w:val="24"/>
-        </w:rPr>
-        <w:t>[5] 李明, “面向对象编程教学研究,” 计算机教育, no. 8, pp. 45–48, 2023.</w:t>
+        <w:ind w:firstLineChars="200" w:firstLine="480"/>
+        <w:rPr>
+          <w:rFonts w:ascii="Times New Roman" w:eastAsia="宋体" w:hAnsi="Times New Roman"/>
+          <w:sz w:val="24"/>
+          <w:szCs w:val="24"/>
+        </w:rPr>
+      </w:pPr>
+      <w:r>
+        <w:rPr>
+          <w:rFonts w:ascii="Times New Roman" w:eastAsia="宋体" w:hAnsi="Times New Roman"/>
+          <w:sz w:val="24"/>
+          <w:szCs w:val="24"/>
+        </w:rPr>
+        <w:t xml:space="preserve">[5] </w:t>
+      </w:r>
+      <w:r>
+        <w:rPr>
+          <w:rFonts w:ascii="Times New Roman" w:eastAsia="宋体" w:hAnsi="Times New Roman"/>
+          <w:sz w:val="24"/>
+          <w:szCs w:val="24"/>
+        </w:rPr>
+        <w:t>李明</w:t>
+      </w:r>
+      <w:r>
+        <w:rPr>
+          <w:rFonts w:ascii="Times New Roman" w:eastAsia="宋体" w:hAnsi="Times New Roman"/>
+          <w:sz w:val="24"/>
+          <w:szCs w:val="24"/>
+        </w:rPr>
+        <w:t>, “</w:t>
+      </w:r>
+      <w:r>
+        <w:rPr>
+          <w:rFonts w:ascii="Times New Roman" w:eastAsia="宋体" w:hAnsi="Times New Roman"/>
+          <w:sz w:val="24"/>
+          <w:szCs w:val="24"/>
+        </w:rPr>
+        <w:t>面向对象编程教学研究</w:t>
+      </w:r>
+      <w:r>
+        <w:rPr>
+          <w:rFonts w:ascii="Times New Roman" w:eastAsia="宋体" w:hAnsi="Times New Roman"/>
+          <w:sz w:val="24"/>
+          <w:szCs w:val="24"/>
+        </w:rPr>
+        <w:t xml:space="preserve">,” </w:t>
+      </w:r>
+      <w:r>
+        <w:rPr>
+          <w:rFonts w:ascii="Times New Roman" w:eastAsia="宋体" w:hAnsi="Times New Roman"/>
+          <w:sz w:val="24"/>
+          <w:szCs w:val="24"/>
+        </w:rPr>
+        <w:t>计算机教育</w:t>
+      </w:r>
+      <w:r>
+        <w:rPr>
+          <w:rFonts w:ascii="Times New Roman" w:eastAsia="宋体" w:hAnsi="Times New Roman"/>
+          <w:sz w:val="24"/>
+          <w:szCs w:val="24"/>
+        </w:rPr>
+        <w:t>, no. 8, pp. 45–48, 2023.</w:t>
       </w:r>
     </w:p>
     <w:p>
       <w:pPr>
         <w:spacing w:line="300" w:lineRule="auto"/>
-        <w:ind w:firstLine="480" w:firstLineChars="200"/>
-        <w:rPr>
-          <w:rFonts w:ascii="Times New Roman" w:hAnsi="Times New Roman" w:eastAsia="宋体"/>
-          <w:sz w:val="24"/>
-          <w:szCs w:val="24"/>
-        </w:rPr>
-      </w:pPr>
-      <w:r>
-        <w:rPr>
-          <w:rFonts w:hint="eastAsia" w:ascii="Times New Roman" w:hAnsi="Times New Roman" w:eastAsia="宋体"/>
+        <w:ind w:firstLineChars="200" w:firstLine="480"/>
+        <w:rPr>
+          <w:rFonts w:ascii="Times New Roman" w:eastAsia="宋体" w:hAnsi="Times New Roman"/>
+          <w:sz w:val="24"/>
+          <w:szCs w:val="24"/>
+        </w:rPr>
+      </w:pPr>
+      <w:r>
+        <w:rPr>
+          <w:rFonts w:ascii="Times New Roman" w:eastAsia="宋体" w:hAnsi="Times New Roman" w:hint="eastAsia"/>
           <w:sz w:val="24"/>
           <w:szCs w:val="24"/>
         </w:rPr>
@@ -3139,16 +4506,16 @@
     <w:p>
       <w:pPr>
         <w:spacing w:line="300" w:lineRule="auto"/>
-        <w:ind w:firstLine="480" w:firstLineChars="200"/>
-        <w:rPr>
-          <w:rFonts w:ascii="Times New Roman" w:hAnsi="Times New Roman" w:eastAsia="宋体"/>
-          <w:sz w:val="24"/>
-          <w:szCs w:val="24"/>
-        </w:rPr>
-      </w:pPr>
-      <w:r>
-        <w:rPr>
-          <w:rFonts w:ascii="Times New Roman" w:hAnsi="Times New Roman" w:eastAsia="宋体"/>
+        <w:ind w:firstLineChars="200" w:firstLine="480"/>
+        <w:rPr>
+          <w:rFonts w:ascii="Times New Roman" w:eastAsia="宋体" w:hAnsi="Times New Roman"/>
+          <w:sz w:val="24"/>
+          <w:szCs w:val="24"/>
+        </w:rPr>
+      </w:pPr>
+      <w:r>
+        <w:rPr>
+          <w:rFonts w:ascii="Times New Roman" w:eastAsia="宋体" w:hAnsi="Times New Roman"/>
           <w:sz w:val="24"/>
           <w:szCs w:val="24"/>
         </w:rPr>
@@ -3158,35 +4525,115 @@
     <w:p>
       <w:pPr>
         <w:spacing w:line="300" w:lineRule="auto"/>
-        <w:ind w:firstLine="480" w:firstLineChars="200"/>
-        <w:rPr>
-          <w:rFonts w:ascii="Times New Roman" w:hAnsi="Times New Roman" w:eastAsia="宋体"/>
-          <w:sz w:val="24"/>
-          <w:szCs w:val="24"/>
-        </w:rPr>
-      </w:pPr>
-      <w:r>
-        <w:rPr>
-          <w:rFonts w:ascii="Times New Roman" w:hAnsi="Times New Roman" w:eastAsia="宋体"/>
-          <w:sz w:val="24"/>
-          <w:szCs w:val="24"/>
-        </w:rPr>
-        <w:t>[7] 刘强, 王芳, “基于C++的图书馆管理系统设计与实现,” 全国高校计算机教育研讨会论文集, 2022, pp. 112–117.</w:t>
+        <w:ind w:firstLineChars="200" w:firstLine="480"/>
+        <w:rPr>
+          <w:rFonts w:ascii="Times New Roman" w:eastAsia="宋体" w:hAnsi="Times New Roman"/>
+          <w:sz w:val="24"/>
+          <w:szCs w:val="24"/>
+        </w:rPr>
+      </w:pPr>
+      <w:r>
+        <w:rPr>
+          <w:rFonts w:ascii="Times New Roman" w:eastAsia="宋体" w:hAnsi="Times New Roman"/>
+          <w:sz w:val="24"/>
+          <w:szCs w:val="24"/>
+        </w:rPr>
+        <w:t xml:space="preserve">[7] </w:t>
+      </w:r>
+      <w:r>
+        <w:rPr>
+          <w:rFonts w:ascii="Times New Roman" w:eastAsia="宋体" w:hAnsi="Times New Roman"/>
+          <w:sz w:val="24"/>
+          <w:szCs w:val="24"/>
+        </w:rPr>
+        <w:t>刘强</w:t>
+      </w:r>
+      <w:r>
+        <w:rPr>
+          <w:rFonts w:ascii="Times New Roman" w:eastAsia="宋体" w:hAnsi="Times New Roman"/>
+          <w:sz w:val="24"/>
+          <w:szCs w:val="24"/>
+        </w:rPr>
+        <w:t xml:space="preserve">, </w:t>
+      </w:r>
+      <w:r>
+        <w:rPr>
+          <w:rFonts w:ascii="Times New Roman" w:eastAsia="宋体" w:hAnsi="Times New Roman"/>
+          <w:sz w:val="24"/>
+          <w:szCs w:val="24"/>
+        </w:rPr>
+        <w:t>王芳</w:t>
+      </w:r>
+      <w:r>
+        <w:rPr>
+          <w:rFonts w:ascii="Times New Roman" w:eastAsia="宋体" w:hAnsi="Times New Roman"/>
+          <w:sz w:val="24"/>
+          <w:szCs w:val="24"/>
+        </w:rPr>
+        <w:t>, “</w:t>
+      </w:r>
+      <w:r>
+        <w:rPr>
+          <w:rFonts w:ascii="Times New Roman" w:eastAsia="宋体" w:hAnsi="Times New Roman"/>
+          <w:sz w:val="24"/>
+          <w:szCs w:val="24"/>
+        </w:rPr>
+        <w:t>基于</w:t>
+      </w:r>
+      <w:r>
+        <w:rPr>
+          <w:rFonts w:ascii="Times New Roman" w:eastAsia="宋体" w:hAnsi="Times New Roman"/>
+          <w:sz w:val="24"/>
+          <w:szCs w:val="24"/>
+        </w:rPr>
+        <w:t>C++</w:t>
+      </w:r>
+      <w:r>
+        <w:rPr>
+          <w:rFonts w:ascii="Times New Roman" w:eastAsia="宋体" w:hAnsi="Times New Roman"/>
+          <w:sz w:val="24"/>
+          <w:szCs w:val="24"/>
+        </w:rPr>
+        <w:t>的图书馆管理系统设计与实现</w:t>
+      </w:r>
+      <w:r>
+        <w:rPr>
+          <w:rFonts w:ascii="Times New Roman" w:eastAsia="宋体" w:hAnsi="Times New Roman"/>
+          <w:sz w:val="24"/>
+          <w:szCs w:val="24"/>
+        </w:rPr>
+        <w:t xml:space="preserve">,” </w:t>
+      </w:r>
+      <w:r>
+        <w:rPr>
+          <w:rFonts w:ascii="Times New Roman" w:eastAsia="宋体" w:hAnsi="Times New Roman"/>
+          <w:sz w:val="24"/>
+          <w:szCs w:val="24"/>
+        </w:rPr>
+        <w:t>全国高校计算机教育研讨会论文集</w:t>
+      </w:r>
+      <w:r>
+        <w:rPr>
+          <w:rFonts w:ascii="Times New Roman" w:eastAsia="宋体" w:hAnsi="Times New Roman"/>
+          <w:sz w:val="24"/>
+          <w:szCs w:val="24"/>
+        </w:rPr>
+        <w:t>, 2022, pp. 112–117.</w:t>
       </w:r>
     </w:p>
     <w:p>
       <w:pPr>
         <w:spacing w:line="300" w:lineRule="auto"/>
-        <w:ind w:firstLine="480" w:firstLineChars="200"/>
-        <w:rPr>
-          <w:rFonts w:ascii="Times New Roman" w:hAnsi="Times New Roman" w:eastAsia="宋体"/>
-          <w:sz w:val="24"/>
-          <w:szCs w:val="24"/>
-        </w:rPr>
-      </w:pPr>
-      <w:r>
-        <w:rPr>
-          <w:rFonts w:hint="eastAsia" w:ascii="Times New Roman" w:hAnsi="Times New Roman" w:eastAsia="宋体"/>
+        <w:ind w:firstLineChars="200" w:firstLine="480"/>
+        <w:rPr>
+          <w:rFonts w:ascii="Times New Roman" w:eastAsia="宋体" w:hAnsi="Times New Roman"/>
+          <w:sz w:val="24"/>
+          <w:szCs w:val="24"/>
+        </w:rPr>
+      </w:pPr>
+      <w:r>
+        <w:rPr>
+          <w:rFonts w:ascii="Times New Roman" w:eastAsia="宋体" w:hAnsi="Times New Roman" w:hint="eastAsia"/>
           <w:sz w:val="24"/>
           <w:szCs w:val="24"/>
         </w:rPr>
@@ -3196,16 +4643,16 @@
     <w:p>
       <w:pPr>
         <w:spacing w:line="300" w:lineRule="auto"/>
-        <w:ind w:firstLine="480" w:firstLineChars="200"/>
-        <w:rPr>
-          <w:rFonts w:ascii="Times New Roman" w:hAnsi="Times New Roman" w:eastAsia="宋体"/>
-          <w:sz w:val="24"/>
-          <w:szCs w:val="24"/>
-        </w:rPr>
-      </w:pPr>
-      <w:r>
-        <w:rPr>
-          <w:rFonts w:ascii="Times New Roman" w:hAnsi="Times New Roman" w:eastAsia="宋体"/>
+        <w:ind w:firstLineChars="200" w:firstLine="480"/>
+        <w:rPr>
+          <w:rFonts w:ascii="Times New Roman" w:eastAsia="宋体" w:hAnsi="Times New Roman"/>
+          <w:sz w:val="24"/>
+          <w:szCs w:val="24"/>
+        </w:rPr>
+      </w:pPr>
+      <w:r>
+        <w:rPr>
+          <w:rFonts w:ascii="Times New Roman" w:eastAsia="宋体" w:hAnsi="Times New Roman"/>
           <w:sz w:val="24"/>
           <w:szCs w:val="24"/>
         </w:rPr>
@@ -3215,16 +4662,16 @@
     <w:p>
       <w:pPr>
         <w:spacing w:line="300" w:lineRule="auto"/>
-        <w:ind w:firstLine="480" w:firstLineChars="200"/>
-        <w:rPr>
-          <w:rFonts w:ascii="Times New Roman" w:hAnsi="Times New Roman" w:eastAsia="宋体"/>
-          <w:sz w:val="24"/>
-          <w:szCs w:val="24"/>
-        </w:rPr>
-      </w:pPr>
-      <w:r>
-        <w:rPr>
-          <w:rFonts w:ascii="Times New Roman" w:hAnsi="Times New Roman" w:eastAsia="宋体"/>
+        <w:ind w:firstLineChars="200" w:firstLine="480"/>
+        <w:rPr>
+          <w:rFonts w:ascii="Times New Roman" w:eastAsia="宋体" w:hAnsi="Times New Roman"/>
+          <w:sz w:val="24"/>
+          <w:szCs w:val="24"/>
+        </w:rPr>
+      </w:pPr>
+      <w:r>
+        <w:rPr>
+          <w:rFonts w:ascii="Times New Roman" w:eastAsia="宋体" w:hAnsi="Times New Roman"/>
           <w:sz w:val="24"/>
           <w:szCs w:val="24"/>
         </w:rPr>
@@ -3234,16 +4681,16 @@
     <w:p>
       <w:pPr>
         <w:spacing w:line="300" w:lineRule="auto"/>
-        <w:ind w:firstLine="480" w:firstLineChars="200"/>
-        <w:rPr>
-          <w:rFonts w:ascii="Times New Roman" w:hAnsi="Times New Roman" w:eastAsia="宋体"/>
-          <w:sz w:val="24"/>
-          <w:szCs w:val="24"/>
-        </w:rPr>
-      </w:pPr>
-      <w:r>
-        <w:rPr>
-          <w:rFonts w:ascii="Times New Roman" w:hAnsi="Times New Roman" w:eastAsia="宋体"/>
+        <w:ind w:firstLineChars="200" w:firstLine="480"/>
+        <w:rPr>
+          <w:rFonts w:ascii="Times New Roman" w:eastAsia="宋体" w:hAnsi="Times New Roman"/>
+          <w:sz w:val="24"/>
+          <w:szCs w:val="24"/>
+        </w:rPr>
+      </w:pPr>
+      <w:r>
+        <w:rPr>
+          <w:rFonts w:ascii="Times New Roman" w:eastAsia="宋体" w:hAnsi="Times New Roman"/>
           <w:sz w:val="24"/>
           <w:szCs w:val="24"/>
         </w:rPr>
@@ -3251,36 +4698,55 @@
       </w:r>
     </w:p>
     <w:sectPr>
-      <w:headerReference r:id="rId4" w:type="default"/>
-      <w:footerReference r:id="rId5" w:type="default"/>
+      <w:headerReference w:type="default" r:id="rId12"/>
+      <w:footerReference w:type="default" r:id="rId13"/>
       <w:pgSz w:w="11906" w:h="16838"/>
       <w:pgMar w:top="1440" w:right="1800" w:bottom="1440" w:left="1800" w:header="851" w:footer="992" w:gutter="0"/>
       <w:pgNumType w:start="1"/>
-      <w:cols w:space="425" w:num="1"/>
-      <w:docGrid w:type="lines" w:linePitch="312" w:charSpace="0"/>
+      <w:cols w:space="425"/>
+      <w:docGrid w:type="lines" w:linePitch="312"/>
     </w:sectPr>
   </w:body>
 </w:document>
 </file>
 
+<file path=word/endnotes.xml><?xml version="1.0" encoding="utf-8"?>
+<w:endnotes xmlns:wpc="http://schemas.microsoft.com/office/word/2010/wordprocessingCanvas" xmlns:cx="http://schemas.microsoft.com/office/drawing/2014/chartex" xmlns:cx1="http://schemas.microsoft.com/office/drawing/2015/9/8/chartex" xmlns:cx2="http://schemas.microsoft.com/office/drawing/2015/10/21/chartex" xmlns:cx3="http://schemas.microsoft.com/office/drawing/2016/5/9/chartex" xmlns:cx4="http://schemas.microsoft.com/office/drawing/2016/5/10/chartex" xmlns:cx5="http://schemas.microsoft.com/office/drawing/2016/5/11/chartex" xmlns:cx6="http://schemas.microsoft.com/office/drawing/2016/5/12/chartex" xmlns:cx7="http://schemas.microsoft.com/office/drawing/2016/5/13/chartex" xmlns:cx8="http://schemas.microsoft.com/office/drawing/2016/5/14/chartex" xmlns:mc="http://schemas.openxmlformats.org/markup-compatibility/2006" xmlns:aink="http://schemas.microsoft.com/office/drawing/2016/ink" xmlns:am3d="http://schemas.microsoft.com/office/drawing/2017/model3d" xmlns:o="urn:schemas-microsoft-com:office:office" xmlns:oel="http://schemas.microsoft.com/office/2019/extlst" xmlns:r="http://schemas.openxmlformats.org/officeDocument/2006/relationships" xmlns:m="http://schemas.openxmlformats.org/officeDocument/2006/math" xmlns:v="urn:schemas-microsoft-com:vml" xmlns:wp14="http://schemas.microsoft.com/office/word/2010/wordprocessingDrawing" xmlns:wp="http://schemas.openxmlformats.org/drawingml/2006/wordprocessingDrawing" xmlns:w10="urn:schemas-microsoft-com:office:word" xmlns:w="http://schemas.openxmlformats.org/wordprocessingml/2006/main" xmlns:w14="http://schemas.microsoft.com/office/word/2010/wordml" xmlns:w15="http://schemas.microsoft.com/office/word/2012/wordml" xmlns:w16cex="http://schemas.microsoft.com/office/word/2018/wordml/cex" xmlns:w16cid="http://schemas.microsoft.com/office/word/2016/wordml/cid" xmlns:w16="http://schemas.microsoft.com/office/word/2018/wordml" xmlns:w16du="http://schemas.microsoft.com/office/word/2023/wordml/word16du" xmlns:w16sdtdh="http://schemas.microsoft.com/office/word/2020/wordml/sdtdatahash" xmlns:w16sdtfl="http://schemas.microsoft.com/office/word/2024/wordml/sdtformatlock" xmlns:w16se="http://schemas.microsoft.com/office/word/2015/wordml/symex" xmlns:wpg="http://schemas.microsoft.com/office/word/2010/wordprocessingGroup" xmlns:wpi="http://schemas.microsoft.com/office/word/2010/wordprocessingInk" xmlns:wne="http://schemas.microsoft.com/office/word/2006/wordml" xmlns:wps="http://schemas.microsoft.com/office/word/2010/wordprocessingShape" mc:Ignorable="w14 w15 w16se w16cid w16 w16cex w16sdtdh w16sdtfl w16du wp14">
+  <w:endnote w:type="separator" w:id="-1">
+    <w:p>
+      <w:r>
+        <w:separator/>
+      </w:r>
+    </w:p>
+  </w:endnote>
+  <w:endnote w:type="continuationSeparator" w:id="0">
+    <w:p>
+      <w:r>
+        <w:continuationSeparator/>
+      </w:r>
+    </w:p>
+  </w:endnote>
+</w:endnotes>
+</file>
+
 <file path=word/footer1.xml><?xml version="1.0" encoding="utf-8"?>
-<w:ftr xmlns:wpc="http://schemas.microsoft.com/office/word/2010/wordprocessingCanvas" xmlns:mc="http://schemas.openxmlformats.org/markup-compatibility/2006" xmlns:o="urn:schemas-microsoft-com:office:office" xmlns:r="http://schemas.openxmlformats.org/officeDocument/2006/relationships" xmlns:m="http://schemas.openxmlformats.org/officeDocument/2006/math" xmlns:v="urn:schemas-microsoft-com:vml" xmlns:wp14="http://schemas.microsoft.com/office/word/2010/wordprocessingDrawing" xmlns:wp="http://schemas.openxmlformats.org/drawingml/2006/wordprocessingDrawing" xmlns:w10="urn:schemas-microsoft-com:office:word" xmlns:w="http://schemas.openxmlformats.org/wordprocessingml/2006/main" xmlns:w14="http://schemas.microsoft.com/office/word/2010/wordml" xmlns:w15="http://schemas.microsoft.com/office/word/2012/wordml" xmlns:wpg="http://schemas.microsoft.com/office/word/2010/wordprocessingGroup" xmlns:wpi="http://schemas.microsoft.com/office/word/2010/wordprocessingInk" xmlns:wne="http://schemas.microsoft.com/office/word/2006/wordml" xmlns:wps="http://schemas.microsoft.com/office/word/2010/wordprocessingShape" xmlns:wpsCustomData="http://www.wps.cn/officeDocument/2013/wpsCustomData" mc:Ignorable="w14 w15 wp14">
+<w:ftr xmlns:wpc="http://schemas.microsoft.com/office/word/2010/wordprocessingCanvas" xmlns:cx="http://schemas.microsoft.com/office/drawing/2014/chartex" xmlns:cx1="http://schemas.microsoft.com/office/drawing/2015/9/8/chartex" xmlns:cx2="http://schemas.microsoft.com/office/drawing/2015/10/21/chartex" xmlns:cx3="http://schemas.microsoft.com/office/drawing/2016/5/9/chartex" xmlns:cx4="http://schemas.microsoft.com/office/drawing/2016/5/10/chartex" xmlns:cx5="http://schemas.microsoft.com/office/drawing/2016/5/11/chartex" xmlns:cx6="http://schemas.microsoft.com/office/drawing/2016/5/12/chartex" xmlns:cx7="http://schemas.microsoft.com/office/drawing/2016/5/13/chartex" xmlns:cx8="http://schemas.microsoft.com/office/drawing/2016/5/14/chartex" xmlns:mc="http://schemas.openxmlformats.org/markup-compatibility/2006" xmlns:aink="http://schemas.microsoft.com/office/drawing/2016/ink" xmlns:am3d="http://schemas.microsoft.com/office/drawing/2017/model3d" xmlns:o="urn:schemas-microsoft-com:office:office" xmlns:oel="http://schemas.microsoft.com/office/2019/extlst" xmlns:r="http://schemas.openxmlformats.org/officeDocument/2006/relationships" xmlns:m="http://schemas.openxmlformats.org/officeDocument/2006/math" xmlns:v="urn:schemas-microsoft-com:vml" xmlns:wp14="http://schemas.microsoft.com/office/word/2010/wordprocessingDrawing" xmlns:wp="http://schemas.openxmlformats.org/drawingml/2006/wordprocessingDrawing" xmlns:w10="urn:schemas-microsoft-com:office:word" xmlns:w="http://schemas.openxmlformats.org/wordprocessingml/2006/main" xmlns:w14="http://schemas.microsoft.com/office/word/2010/wordml" xmlns:w15="http://schemas.microsoft.com/office/word/2012/wordml" xmlns:w16cex="http://schemas.microsoft.com/office/word/2018/wordml/cex" xmlns:w16cid="http://schemas.microsoft.com/office/word/2016/wordml/cid" xmlns:w16="http://schemas.microsoft.com/office/word/2018/wordml" xmlns:w16du="http://schemas.microsoft.com/office/word/2023/wordml/word16du" xmlns:w16sdtdh="http://schemas.microsoft.com/office/word/2020/wordml/sdtdatahash" xmlns:w16sdtfl="http://schemas.microsoft.com/office/word/2024/wordml/sdtformatlock" xmlns:w16se="http://schemas.microsoft.com/office/word/2015/wordml/symex" xmlns:wpg="http://schemas.microsoft.com/office/word/2010/wordprocessingGroup" xmlns:wpi="http://schemas.microsoft.com/office/word/2010/wordprocessingInk" xmlns:wne="http://schemas.microsoft.com/office/word/2006/wordml" xmlns:wps="http://schemas.microsoft.com/office/word/2010/wordprocessingShape" mc:Ignorable="w14 w15 w16se w16cid w16 w16cex w16sdtdh w16sdtfl w16du wp14">
   <w:p>
     <w:pPr>
-      <w:pStyle w:val="4"/>
+      <w:pStyle w:val="a4"/>
       <w:jc w:val="center"/>
     </w:pPr>
   </w:p>
   <w:p>
     <w:pPr>
-      <w:pStyle w:val="4"/>
+      <w:pStyle w:val="a4"/>
     </w:pPr>
   </w:p>
 </w:ftr>
 </file>
 
 <file path=word/footer2.xml><?xml version="1.0" encoding="utf-8"?>
-<w:ftr xmlns:wpc="http://schemas.microsoft.com/office/word/2010/wordprocessingCanvas" xmlns:mc="http://schemas.openxmlformats.org/markup-compatibility/2006" xmlns:o="urn:schemas-microsoft-com:office:office" xmlns:r="http://schemas.openxmlformats.org/officeDocument/2006/relationships" xmlns:m="http://schemas.openxmlformats.org/officeDocument/2006/math" xmlns:v="urn:schemas-microsoft-com:vml" xmlns:wp14="http://schemas.microsoft.com/office/word/2010/wordprocessingDrawing" xmlns:wp="http://schemas.openxmlformats.org/drawingml/2006/wordprocessingDrawing" xmlns:w10="urn:schemas-microsoft-com:office:word" xmlns:w="http://schemas.openxmlformats.org/wordprocessingml/2006/main" xmlns:w14="http://schemas.microsoft.com/office/word/2010/wordml" xmlns:w15="http://schemas.microsoft.com/office/word/2012/wordml" xmlns:wpg="http://schemas.microsoft.com/office/word/2010/wordprocessingGroup" xmlns:wpi="http://schemas.microsoft.com/office/word/2010/wordprocessingInk" xmlns:wne="http://schemas.microsoft.com/office/word/2006/wordml" xmlns:wps="http://schemas.microsoft.com/office/word/2010/wordprocessingShape" xmlns:wpsCustomData="http://www.wps.cn/officeDocument/2013/wpsCustomData" mc:Ignorable="w14 w15 wp14">
+<w:ftr xmlns:wpc="http://schemas.microsoft.com/office/word/2010/wordprocessingCanvas" xmlns:cx="http://schemas.microsoft.com/office/drawing/2014/chartex" xmlns:cx1="http://schemas.microsoft.com/office/drawing/2015/9/8/chartex" xmlns:cx2="http://schemas.microsoft.com/office/drawing/2015/10/21/chartex" xmlns:cx3="http://schemas.microsoft.com/office/drawing/2016/5/9/chartex" xmlns:cx4="http://schemas.microsoft.com/office/drawing/2016/5/10/chartex" xmlns:cx5="http://schemas.microsoft.com/office/drawing/2016/5/11/chartex" xmlns:cx6="http://schemas.microsoft.com/office/drawing/2016/5/12/chartex" xmlns:cx7="http://schemas.microsoft.com/office/drawing/2016/5/13/chartex" xmlns:cx8="http://schemas.microsoft.com/office/drawing/2016/5/14/chartex" xmlns:mc="http://schemas.openxmlformats.org/markup-compatibility/2006" xmlns:aink="http://schemas.microsoft.com/office/drawing/2016/ink" xmlns:am3d="http://schemas.microsoft.com/office/drawing/2017/model3d" xmlns:o="urn:schemas-microsoft-com:office:office" xmlns:oel="http://schemas.microsoft.com/office/2019/extlst" xmlns:r="http://schemas.openxmlformats.org/officeDocument/2006/relationships" xmlns:m="http://schemas.openxmlformats.org/officeDocument/2006/math" xmlns:v="urn:schemas-microsoft-com:vml" xmlns:wp14="http://schemas.microsoft.com/office/word/2010/wordprocessingDrawing" xmlns:wp="http://schemas.openxmlformats.org/drawingml/2006/wordprocessingDrawing" xmlns:w10="urn:schemas-microsoft-com:office:word" xmlns:w="http://schemas.openxmlformats.org/wordprocessingml/2006/main" xmlns:w14="http://schemas.microsoft.com/office/word/2010/wordml" xmlns:w15="http://schemas.microsoft.com/office/word/2012/wordml" xmlns:w16cex="http://schemas.microsoft.com/office/word/2018/wordml/cex" xmlns:w16cid="http://schemas.microsoft.com/office/word/2016/wordml/cid" xmlns:w16="http://schemas.microsoft.com/office/word/2018/wordml" xmlns:w16du="http://schemas.microsoft.com/office/word/2023/wordml/word16du" xmlns:w16sdtdh="http://schemas.microsoft.com/office/word/2020/wordml/sdtdatahash" xmlns:w16sdtfl="http://schemas.microsoft.com/office/word/2024/wordml/sdtformatlock" xmlns:w16se="http://schemas.microsoft.com/office/word/2015/wordml/symex" xmlns:wpg="http://schemas.microsoft.com/office/word/2010/wordprocessingGroup" xmlns:wpi="http://schemas.microsoft.com/office/word/2010/wordprocessingInk" xmlns:wne="http://schemas.microsoft.com/office/word/2006/wordml" xmlns:wps="http://schemas.microsoft.com/office/word/2010/wordprocessingShape" mc:Ignorable="w14 w15 w16se w16cid w16 w16cex w16sdtdh w16sdtfl w16du wp14">
   <w:sdt>
     <w:sdtPr>
       <w:id w:val="-1607726684"/>
@@ -3288,14 +4754,14 @@
     <w:sdtContent>
       <w:p>
         <w:pPr>
-          <w:pStyle w:val="4"/>
+          <w:pStyle w:val="a4"/>
           <w:jc w:val="center"/>
         </w:pPr>
         <w:r>
           <w:fldChar w:fldCharType="begin"/>
         </w:r>
         <w:r>
-          <w:instrText xml:space="preserve">PAGE   \* MERGEFORMAT</w:instrText>
+          <w:instrText>PAGE   \* MERGEFORMAT</w:instrText>
         </w:r>
         <w:r>
           <w:fldChar w:fldCharType="separate"/>
@@ -3314,17 +4780,36 @@
   </w:sdt>
   <w:p>
     <w:pPr>
-      <w:pStyle w:val="4"/>
+      <w:pStyle w:val="a4"/>
     </w:pPr>
   </w:p>
 </w:ftr>
 </file>
 
+<file path=word/footnotes.xml><?xml version="1.0" encoding="utf-8"?>
+<w:footnotes xmlns:wpc="http://schemas.microsoft.com/office/word/2010/wordprocessingCanvas" xmlns:cx="http://schemas.microsoft.com/office/drawing/2014/chartex" xmlns:cx1="http://schemas.microsoft.com/office/drawing/2015/9/8/chartex" xmlns:cx2="http://schemas.microsoft.com/office/drawing/2015/10/21/chartex" xmlns:cx3="http://schemas.microsoft.com/office/drawing/2016/5/9/chartex" xmlns:cx4="http://schemas.microsoft.com/office/drawing/2016/5/10/chartex" xmlns:cx5="http://schemas.microsoft.com/office/drawing/2016/5/11/chartex" xmlns:cx6="http://schemas.microsoft.com/office/drawing/2016/5/12/chartex" xmlns:cx7="http://schemas.microsoft.com/office/drawing/2016/5/13/chartex" xmlns:cx8="http://schemas.microsoft.com/office/drawing/2016/5/14/chartex" xmlns:mc="http://schemas.openxmlformats.org/markup-compatibility/2006" xmlns:aink="http://schemas.microsoft.com/office/drawing/2016/ink" xmlns:am3d="http://schemas.microsoft.com/office/drawing/2017/model3d" xmlns:o="urn:schemas-microsoft-com:office:office" xmlns:oel="http://schemas.microsoft.com/office/2019/extlst" xmlns:r="http://schemas.openxmlformats.org/officeDocument/2006/relationships" xmlns:m="http://schemas.openxmlformats.org/officeDocument/2006/math" xmlns:v="urn:schemas-microsoft-com:vml" xmlns:wp14="http://schemas.microsoft.com/office/word/2010/wordprocessingDrawing" xmlns:wp="http://schemas.openxmlformats.org/drawingml/2006/wordprocessingDrawing" xmlns:w10="urn:schemas-microsoft-com:office:word" xmlns:w="http://schemas.openxmlformats.org/wordprocessingml/2006/main" xmlns:w14="http://schemas.microsoft.com/office/word/2010/wordml" xmlns:w15="http://schemas.microsoft.com/office/word/2012/wordml" xmlns:w16cex="http://schemas.microsoft.com/office/word/2018/wordml/cex" xmlns:w16cid="http://schemas.microsoft.com/office/word/2016/wordml/cid" xmlns:w16="http://schemas.microsoft.com/office/word/2018/wordml" xmlns:w16du="http://schemas.microsoft.com/office/word/2023/wordml/word16du" xmlns:w16sdtdh="http://schemas.microsoft.com/office/word/2020/wordml/sdtdatahash" xmlns:w16sdtfl="http://schemas.microsoft.com/office/word/2024/wordml/sdtformatlock" xmlns:w16se="http://schemas.microsoft.com/office/word/2015/wordml/symex" xmlns:wpg="http://schemas.microsoft.com/office/word/2010/wordprocessingGroup" xmlns:wpi="http://schemas.microsoft.com/office/word/2010/wordprocessingInk" xmlns:wne="http://schemas.microsoft.com/office/word/2006/wordml" xmlns:wps="http://schemas.microsoft.com/office/word/2010/wordprocessingShape" mc:Ignorable="w14 w15 w16se w16cid w16 w16cex w16sdtdh w16sdtfl w16du wp14">
+  <w:footnote w:type="separator" w:id="-1">
+    <w:p>
+      <w:r>
+        <w:separator/>
+      </w:r>
+    </w:p>
+  </w:footnote>
+  <w:footnote w:type="continuationSeparator" w:id="0">
+    <w:p>
+      <w:r>
+        <w:continuationSeparator/>
+      </w:r>
+    </w:p>
+  </w:footnote>
+</w:footnotes>
+</file>
+
 <file path=word/header1.xml><?xml version="1.0" encoding="utf-8"?>
-<w:hdr xmlns:wpc="http://schemas.microsoft.com/office/word/2010/wordprocessingCanvas" xmlns:mc="http://schemas.openxmlformats.org/markup-compatibility/2006" xmlns:o="urn:schemas-microsoft-com:office:office" xmlns:r="http://schemas.openxmlformats.org/officeDocument/2006/relationships" xmlns:m="http://schemas.openxmlformats.org/officeDocument/2006/math" xmlns:v="urn:schemas-microsoft-com:vml" xmlns:wp14="http://schemas.microsoft.com/office/word/2010/wordprocessingDrawing" xmlns:wp="http://schemas.openxmlformats.org/drawingml/2006/wordprocessingDrawing" xmlns:w10="urn:schemas-microsoft-com:office:word" xmlns:w="http://schemas.openxmlformats.org/wordprocessingml/2006/main" xmlns:w14="http://schemas.microsoft.com/office/word/2010/wordml" xmlns:w15="http://schemas.microsoft.com/office/word/2012/wordml" xmlns:wpg="http://schemas.microsoft.com/office/word/2010/wordprocessingGroup" xmlns:wpi="http://schemas.microsoft.com/office/word/2010/wordprocessingInk" xmlns:wne="http://schemas.microsoft.com/office/word/2006/wordml" xmlns:wps="http://schemas.microsoft.com/office/word/2010/wordprocessingShape" xmlns:wpsCustomData="http://www.wps.cn/officeDocument/2013/wpsCustomData" mc:Ignorable="w14 w15 wp14">
+<w:hdr xmlns:wpc="http://schemas.microsoft.com/office/word/2010/wordprocessingCanvas" xmlns:cx="http://schemas.microsoft.com/office/drawing/2014/chartex" xmlns:cx1="http://schemas.microsoft.com/office/drawing/2015/9/8/chartex" xmlns:cx2="http://schemas.microsoft.com/office/drawing/2015/10/21/chartex" xmlns:cx3="http://schemas.microsoft.com/office/drawing/2016/5/9/chartex" xmlns:cx4="http://schemas.microsoft.com/office/drawing/2016/5/10/chartex" xmlns:cx5="http://schemas.microsoft.com/office/drawing/2016/5/11/chartex" xmlns:cx6="http://schemas.microsoft.com/office/drawing/2016/5/12/chartex" xmlns:cx7="http://schemas.microsoft.com/office/drawing/2016/5/13/chartex" xmlns:cx8="http://schemas.microsoft.com/office/drawing/2016/5/14/chartex" xmlns:mc="http://schemas.openxmlformats.org/markup-compatibility/2006" xmlns:aink="http://schemas.microsoft.com/office/drawing/2016/ink" xmlns:am3d="http://schemas.microsoft.com/office/drawing/2017/model3d" xmlns:o="urn:schemas-microsoft-com:office:office" xmlns:oel="http://schemas.microsoft.com/office/2019/extlst" xmlns:r="http://schemas.openxmlformats.org/officeDocument/2006/relationships" xmlns:m="http://schemas.openxmlformats.org/officeDocument/2006/math" xmlns:v="urn:schemas-microsoft-com:vml" xmlns:wp14="http://schemas.microsoft.com/office/word/2010/wordprocessingDrawing" xmlns:wp="http://schemas.openxmlformats.org/drawingml/2006/wordprocessingDrawing" xmlns:w10="urn:schemas-microsoft-com:office:word" xmlns:w="http://schemas.openxmlformats.org/wordprocessingml/2006/main" xmlns:w14="http://schemas.microsoft.com/office/word/2010/wordml" xmlns:w15="http://schemas.microsoft.com/office/word/2012/wordml" xmlns:w16cex="http://schemas.microsoft.com/office/word/2018/wordml/cex" xmlns:w16cid="http://schemas.microsoft.com/office/word/2016/wordml/cid" xmlns:w16="http://schemas.microsoft.com/office/word/2018/wordml" xmlns:w16du="http://schemas.microsoft.com/office/word/2023/wordml/word16du" xmlns:w16sdtdh="http://schemas.microsoft.com/office/word/2020/wordml/sdtdatahash" xmlns:w16sdtfl="http://schemas.microsoft.com/office/word/2024/wordml/sdtformatlock" xmlns:w16se="http://schemas.microsoft.com/office/word/2015/wordml/symex" xmlns:wpg="http://schemas.microsoft.com/office/word/2010/wordprocessingGroup" xmlns:wpi="http://schemas.microsoft.com/office/word/2010/wordprocessingInk" xmlns:wne="http://schemas.microsoft.com/office/word/2006/wordml" xmlns:wps="http://schemas.microsoft.com/office/word/2010/wordprocessingShape" mc:Ignorable="w14 w15 w16se w16cid w16 w16cex w16sdtdh w16sdtfl w16du wp14">
   <w:p>
     <w:pPr>
-      <w:pStyle w:val="5"/>
+      <w:pStyle w:val="a6"/>
     </w:pPr>
     <w:r>
       <w:rPr>
@@ -3337,12 +4822,12 @@
 </file>
 
 <file path=word/numbering.xml><?xml version="1.0" encoding="utf-8"?>
-<w:numbering xmlns:wpc="http://schemas.microsoft.com/office/word/2010/wordprocessingCanvas" xmlns:mc="http://schemas.openxmlformats.org/markup-compatibility/2006" xmlns:o="urn:schemas-microsoft-com:office:office" xmlns:r="http://schemas.openxmlformats.org/officeDocument/2006/relationships" xmlns:m="http://schemas.openxmlformats.org/officeDocument/2006/math" xmlns:v="urn:schemas-microsoft-com:vml" xmlns:wp14="http://schemas.microsoft.com/office/word/2010/wordprocessingDrawing" xmlns:wp="http://schemas.openxmlformats.org/drawingml/2006/wordprocessingDrawing" xmlns:w10="urn:schemas-microsoft-com:office:word" xmlns:w="http://schemas.openxmlformats.org/wordprocessingml/2006/main" xmlns:w14="http://schemas.microsoft.com/office/word/2010/wordml" xmlns:wpg="http://schemas.microsoft.com/office/word/2010/wordprocessingGroup" xmlns:wpi="http://schemas.microsoft.com/office/word/2010/wordprocessingInk" xmlns:wne="http://schemas.microsoft.com/office/word/2006/wordml" xmlns:wps="http://schemas.microsoft.com/office/word/2010/wordprocessingShape" xmlns:wpsCustomData="http://www.wps.cn/officeDocument/2013/wpsCustomData" mc:Ignorable="w14 wp14">
-  <w:abstractNum w:abstractNumId="0">
+<w:numbering xmlns:wpc="http://schemas.microsoft.com/office/word/2010/wordprocessingCanvas" xmlns:cx="http://schemas.microsoft.com/office/drawing/2014/chartex" xmlns:cx1="http://schemas.microsoft.com/office/drawing/2015/9/8/chartex" xmlns:cx2="http://schemas.microsoft.com/office/drawing/2015/10/21/chartex" xmlns:cx3="http://schemas.microsoft.com/office/drawing/2016/5/9/chartex" xmlns:cx4="http://schemas.microsoft.com/office/drawing/2016/5/10/chartex" xmlns:cx5="http://schemas.microsoft.com/office/drawing/2016/5/11/chartex" xmlns:cx6="http://schemas.microsoft.com/office/drawing/2016/5/12/chartex" xmlns:cx7="http://schemas.microsoft.com/office/drawing/2016/5/13/chartex" xmlns:cx8="http://schemas.microsoft.com/office/drawing/2016/5/14/chartex" xmlns:mc="http://schemas.openxmlformats.org/markup-compatibility/2006" xmlns:aink="http://schemas.microsoft.com/office/drawing/2016/ink" xmlns:am3d="http://schemas.microsoft.com/office/drawing/2017/model3d" xmlns:o="urn:schemas-microsoft-com:office:office" xmlns:oel="http://schemas.microsoft.com/office/2019/extlst" xmlns:r="http://schemas.openxmlformats.org/officeDocument/2006/relationships" xmlns:m="http://schemas.openxmlformats.org/officeDocument/2006/math" xmlns:v="urn:schemas-microsoft-com:vml" xmlns:wp14="http://schemas.microsoft.com/office/word/2010/wordprocessingDrawing" xmlns:wp="http://schemas.openxmlformats.org/drawingml/2006/wordprocessingDrawing" xmlns:w10="urn:schemas-microsoft-com:office:word" xmlns:w="http://schemas.openxmlformats.org/wordprocessingml/2006/main" xmlns:w14="http://schemas.microsoft.com/office/word/2010/wordml" xmlns:w15="http://schemas.microsoft.com/office/word/2012/wordml" xmlns:w16cex="http://schemas.microsoft.com/office/word/2018/wordml/cex" xmlns:w16cid="http://schemas.microsoft.com/office/word/2016/wordml/cid" xmlns:w16="http://schemas.microsoft.com/office/word/2018/wordml" xmlns:w16du="http://schemas.microsoft.com/office/word/2023/wordml/word16du" xmlns:w16sdtdh="http://schemas.microsoft.com/office/word/2020/wordml/sdtdatahash" xmlns:w16sdtfl="http://schemas.microsoft.com/office/word/2024/wordml/sdtformatlock" xmlns:w16se="http://schemas.microsoft.com/office/word/2015/wordml/symex" xmlns:wpg="http://schemas.microsoft.com/office/word/2010/wordprocessingGroup" xmlns:wpi="http://schemas.microsoft.com/office/word/2010/wordprocessingInk" xmlns:wne="http://schemas.microsoft.com/office/word/2006/wordml" xmlns:wps="http://schemas.microsoft.com/office/word/2010/wordprocessingShape" mc:Ignorable="w14 w15 w16se w16cid w16 w16cex w16sdtdh w16sdtfl w16du wp14">
+  <w:abstractNum w:abstractNumId="0" w15:restartNumberingAfterBreak="0">
     <w:nsid w:val="08BB1082"/>
     <w:multiLevelType w:val="multilevel"/>
     <w:tmpl w:val="08BB1082"/>
-    <w:lvl w:ilvl="0" w:tentative="0">
+    <w:lvl w:ilvl="0">
       <w:start w:val="1"/>
       <w:numFmt w:val="chineseCountingThousand"/>
       <w:lvlText w:val="%1、"/>
@@ -3351,7 +4836,7 @@
         <w:ind w:left="420" w:hanging="420"/>
       </w:pPr>
     </w:lvl>
-    <w:lvl w:ilvl="1" w:tentative="0">
+    <w:lvl w:ilvl="1">
       <w:start w:val="1"/>
       <w:numFmt w:val="lowerLetter"/>
       <w:lvlText w:val="%2)"/>
@@ -3360,7 +4845,7 @@
         <w:ind w:left="840" w:hanging="420"/>
       </w:pPr>
     </w:lvl>
-    <w:lvl w:ilvl="2" w:tentative="0">
+    <w:lvl w:ilvl="2">
       <w:start w:val="1"/>
       <w:numFmt w:val="lowerRoman"/>
       <w:lvlText w:val="%3."/>
@@ -3369,7 +4854,7 @@
         <w:ind w:left="1260" w:hanging="420"/>
       </w:pPr>
     </w:lvl>
-    <w:lvl w:ilvl="3" w:tentative="0">
+    <w:lvl w:ilvl="3">
       <w:start w:val="1"/>
       <w:numFmt w:val="decimal"/>
       <w:lvlText w:val="%4."/>
@@ -3378,7 +4863,7 @@
         <w:ind w:left="1680" w:hanging="420"/>
       </w:pPr>
     </w:lvl>
-    <w:lvl w:ilvl="4" w:tentative="0">
+    <w:lvl w:ilvl="4">
       <w:start w:val="1"/>
       <w:numFmt w:val="lowerLetter"/>
       <w:lvlText w:val="%5)"/>
@@ -3387,7 +4872,7 @@
         <w:ind w:left="2100" w:hanging="420"/>
       </w:pPr>
     </w:lvl>
-    <w:lvl w:ilvl="5" w:tentative="0">
+    <w:lvl w:ilvl="5">
       <w:start w:val="1"/>
       <w:numFmt w:val="lowerRoman"/>
       <w:lvlText w:val="%6."/>
@@ -3396,7 +4881,7 @@
         <w:ind w:left="2520" w:hanging="420"/>
       </w:pPr>
     </w:lvl>
-    <w:lvl w:ilvl="6" w:tentative="0">
+    <w:lvl w:ilvl="6">
       <w:start w:val="1"/>
       <w:numFmt w:val="decimal"/>
       <w:lvlText w:val="%7."/>
@@ -3405,7 +4890,7 @@
         <w:ind w:left="2940" w:hanging="420"/>
       </w:pPr>
     </w:lvl>
-    <w:lvl w:ilvl="7" w:tentative="0">
+    <w:lvl w:ilvl="7">
       <w:start w:val="1"/>
       <w:numFmt w:val="lowerLetter"/>
       <w:lvlText w:val="%8)"/>
@@ -3414,7 +4899,7 @@
         <w:ind w:left="3360" w:hanging="420"/>
       </w:pPr>
     </w:lvl>
-    <w:lvl w:ilvl="8" w:tentative="0">
+    <w:lvl w:ilvl="8">
       <w:start w:val="1"/>
       <w:numFmt w:val="lowerRoman"/>
       <w:lvlText w:val="%9."/>
@@ -3424,296 +4909,421 @@
       </w:pPr>
     </w:lvl>
   </w:abstractNum>
-  <w:num w:numId="1">
+  <w:num w:numId="1" w16cid:durableId="1618441359">
     <w:abstractNumId w:val="0"/>
   </w:num>
 </w:numbering>
 </file>
 
 <file path=word/styles.xml><?xml version="1.0" encoding="utf-8"?>
-<w:styles xmlns:mc="http://schemas.openxmlformats.org/markup-compatibility/2006" xmlns:o="urn:schemas-microsoft-com:office:office" xmlns:r="http://schemas.openxmlformats.org/officeDocument/2006/relationships" xmlns:m="http://schemas.openxmlformats.org/officeDocument/2006/math" xmlns:v="urn:schemas-microsoft-com:vml" xmlns:w="http://schemas.openxmlformats.org/wordprocessingml/2006/main" xmlns:w14="http://schemas.microsoft.com/office/word/2010/wordml" xmlns:w10="urn:schemas-microsoft-com:office:word" xmlns:sl="http://schemas.openxmlformats.org/schemaLibrary/2006/main" xmlns:wpsCustomData="http://www.wps.cn/officeDocument/2013/wpsCustomData" mc:Ignorable="w14">
+<w:styles xmlns:mc="http://schemas.openxmlformats.org/markup-compatibility/2006" xmlns:r="http://schemas.openxmlformats.org/officeDocument/2006/relationships" xmlns:w="http://schemas.openxmlformats.org/wordprocessingml/2006/main" xmlns:w14="http://schemas.microsoft.com/office/word/2010/wordml" xmlns:w15="http://schemas.microsoft.com/office/word/2012/wordml" xmlns:w16cex="http://schemas.microsoft.com/office/word/2018/wordml/cex" xmlns:w16cid="http://schemas.microsoft.com/office/word/2016/wordml/cid" xmlns:w16="http://schemas.microsoft.com/office/word/2018/wordml" xmlns:w16du="http://schemas.microsoft.com/office/word/2023/wordml/word16du" xmlns:w16sdtdh="http://schemas.microsoft.com/office/word/2020/wordml/sdtdatahash" xmlns:w16sdtfl="http://schemas.microsoft.com/office/word/2024/wordml/sdtformatlock" xmlns:w16se="http://schemas.microsoft.com/office/word/2015/wordml/symex" mc:Ignorable="w14 w15 w16se w16cid w16 w16cex w16sdtdh w16sdtfl w16du">
   <w:docDefaults>
     <w:rPrDefault>
       <w:rPr>
-        <w:rFonts w:ascii="Times New Roman" w:hAnsi="Times New Roman" w:eastAsia="宋体" w:cs="Times New Roman"/>
+        <w:rFonts w:ascii="Times New Roman" w:eastAsia="宋体" w:hAnsi="Times New Roman" w:cs="Times New Roman"/>
+        <w:lang w:val="en-US" w:eastAsia="zh-CN" w:bidi="ar-SA"/>
       </w:rPr>
     </w:rPrDefault>
     <w:pPrDefault/>
   </w:docDefaults>
-  <w:latentStyles w:count="260" w:defQFormat="0" w:defUnhideWhenUsed="1" w:defSemiHidden="1" w:defUIPriority="99" w:defLockedState="0">
-    <w:lsdException w:qFormat="1" w:unhideWhenUsed="0" w:uiPriority="0" w:semiHidden="0" w:name="Normal"/>
-    <w:lsdException w:qFormat="1" w:unhideWhenUsed="0" w:uiPriority="9" w:semiHidden="0" w:name="heading 1"/>
-    <w:lsdException w:qFormat="1" w:unhideWhenUsed="0" w:uiPriority="0" w:semiHidden="0" w:name="heading 2"/>
-    <w:lsdException w:qFormat="1" w:uiPriority="9" w:name="heading 3"/>
-    <w:lsdException w:qFormat="1" w:uiPriority="9" w:name="heading 4"/>
-    <w:lsdException w:qFormat="1" w:uiPriority="9" w:name="heading 5"/>
-    <w:lsdException w:qFormat="1" w:uiPriority="9" w:name="heading 6"/>
-    <w:lsdException w:qFormat="1" w:uiPriority="9" w:name="heading 7"/>
-    <w:lsdException w:qFormat="1" w:uiPriority="9" w:name="heading 8"/>
-    <w:lsdException w:qFormat="1" w:uiPriority="9" w:name="heading 9"/>
-    <w:lsdException w:uiPriority="99" w:name="index 1"/>
-    <w:lsdException w:uiPriority="99" w:name="index 2"/>
-    <w:lsdException w:uiPriority="99" w:name="index 3"/>
-    <w:lsdException w:uiPriority="99" w:name="index 4"/>
-    <w:lsdException w:uiPriority="99" w:name="index 5"/>
-    <w:lsdException w:uiPriority="99" w:name="index 6"/>
-    <w:lsdException w:uiPriority="99" w:name="index 7"/>
-    <w:lsdException w:uiPriority="99" w:name="index 8"/>
-    <w:lsdException w:uiPriority="99" w:name="index 9"/>
-    <w:lsdException w:uiPriority="39" w:name="toc 1"/>
-    <w:lsdException w:uiPriority="39" w:name="toc 2"/>
-    <w:lsdException w:uiPriority="39" w:name="toc 3"/>
-    <w:lsdException w:uiPriority="39" w:name="toc 4"/>
-    <w:lsdException w:uiPriority="39" w:name="toc 5"/>
-    <w:lsdException w:uiPriority="39" w:name="toc 6"/>
-    <w:lsdException w:uiPriority="39" w:name="toc 7"/>
-    <w:lsdException w:uiPriority="39" w:name="toc 8"/>
-    <w:lsdException w:uiPriority="39" w:name="toc 9"/>
-    <w:lsdException w:uiPriority="99" w:name="Normal Indent"/>
-    <w:lsdException w:uiPriority="99" w:name="footnote text"/>
-    <w:lsdException w:uiPriority="99" w:name="annotation text"/>
-    <w:lsdException w:qFormat="1" w:uiPriority="99" w:semiHidden="0" w:name="header"/>
-    <w:lsdException w:uiPriority="99" w:semiHidden="0" w:name="footer"/>
-    <w:lsdException w:uiPriority="99" w:name="index heading"/>
-    <w:lsdException w:qFormat="1" w:uiPriority="35" w:semiHidden="0" w:name="caption"/>
-    <w:lsdException w:uiPriority="99" w:name="table of figures"/>
-    <w:lsdException w:uiPriority="99" w:name="envelope address"/>
-    <w:lsdException w:uiPriority="99" w:name="envelope return"/>
-    <w:lsdException w:uiPriority="99" w:name="footnote reference"/>
-    <w:lsdException w:uiPriority="99" w:name="annotation reference"/>
-    <w:lsdException w:uiPriority="99" w:name="line number"/>
-    <w:lsdException w:uiPriority="99" w:name="page number"/>
-    <w:lsdException w:uiPriority="99" w:name="endnote reference"/>
-    <w:lsdException w:uiPriority="99" w:name="endnote text"/>
-    <w:lsdException w:uiPriority="99" w:name="table of authorities"/>
-    <w:lsdException w:uiPriority="99" w:name="macro"/>
-    <w:lsdException w:uiPriority="99" w:name="toa heading"/>
-    <w:lsdException w:uiPriority="99" w:name="List"/>
-    <w:lsdException w:uiPriority="99" w:name="List Bullet"/>
-    <w:lsdException w:uiPriority="99" w:name="List Number"/>
-    <w:lsdException w:uiPriority="99" w:name="List 2"/>
-    <w:lsdException w:uiPriority="99" w:name="List 3"/>
-    <w:lsdException w:uiPriority="99" w:name="List 4"/>
-    <w:lsdException w:uiPriority="99" w:name="List 5"/>
-    <w:lsdException w:uiPriority="99" w:name="List Bullet 2"/>
-    <w:lsdException w:uiPriority="99" w:name="List Bullet 3"/>
-    <w:lsdException w:uiPriority="99" w:name="List Bullet 4"/>
-    <w:lsdException w:uiPriority="99" w:name="List Bullet 5"/>
-    <w:lsdException w:uiPriority="99" w:name="List Number 2"/>
-    <w:lsdException w:uiPriority="99" w:name="List Number 3"/>
-    <w:lsdException w:uiPriority="99" w:name="List Number 4"/>
-    <w:lsdException w:uiPriority="99" w:name="List Number 5"/>
-    <w:lsdException w:qFormat="1" w:unhideWhenUsed="0" w:uiPriority="10" w:semiHidden="0" w:name="Title"/>
-    <w:lsdException w:uiPriority="99" w:name="Closing"/>
-    <w:lsdException w:uiPriority="99" w:name="Signature"/>
-    <w:lsdException w:qFormat="1" w:uiPriority="1" w:name="Default Paragraph Font"/>
-    <w:lsdException w:uiPriority="99" w:name="Body Text"/>
-    <w:lsdException w:uiPriority="99" w:name="Body Text Indent"/>
-    <w:lsdException w:uiPriority="99" w:name="List Continue"/>
-    <w:lsdException w:uiPriority="99" w:name="List Continue 2"/>
-    <w:lsdException w:uiPriority="99" w:name="List Continue 3"/>
-    <w:lsdException w:uiPriority="99" w:name="List Continue 4"/>
-    <w:lsdException w:uiPriority="99" w:name="List Continue 5"/>
-    <w:lsdException w:uiPriority="99" w:name="Message Header"/>
-    <w:lsdException w:qFormat="1" w:unhideWhenUsed="0" w:uiPriority="11" w:semiHidden="0" w:name="Subtitle"/>
-    <w:lsdException w:uiPriority="99" w:name="Salutation"/>
-    <w:lsdException w:uiPriority="99" w:name="Date"/>
-    <w:lsdException w:uiPriority="99" w:name="Body Text First Indent"/>
-    <w:lsdException w:uiPriority="99" w:name="Body Text First Indent 2"/>
-    <w:lsdException w:uiPriority="99" w:name="Note Heading"/>
-    <w:lsdException w:uiPriority="99" w:name="Body Text 2"/>
-    <w:lsdException w:uiPriority="99" w:name="Body Text 3"/>
-    <w:lsdException w:uiPriority="99" w:name="Body Text Indent 2"/>
-    <w:lsdException w:uiPriority="99" w:name="Body Text Indent 3"/>
-    <w:lsdException w:uiPriority="99" w:name="Block Text"/>
-    <w:lsdException w:uiPriority="99" w:name="Hyperlink"/>
-    <w:lsdException w:uiPriority="99" w:name="FollowedHyperlink"/>
-    <w:lsdException w:qFormat="1" w:unhideWhenUsed="0" w:uiPriority="22" w:semiHidden="0" w:name="Strong"/>
-    <w:lsdException w:qFormat="1" w:unhideWhenUsed="0" w:uiPriority="20" w:semiHidden="0" w:name="Emphasis"/>
-    <w:lsdException w:uiPriority="99" w:name="Document Map"/>
-    <w:lsdException w:uiPriority="99" w:name="Plain Text"/>
-    <w:lsdException w:uiPriority="99" w:name="E-mail Signature"/>
-    <w:lsdException w:uiPriority="99" w:name="Normal (Web)"/>
-    <w:lsdException w:uiPriority="99" w:name="HTML Acronym"/>
-    <w:lsdException w:uiPriority="99" w:name="HTML Address"/>
-    <w:lsdException w:uiPriority="99" w:name="HTML Cite"/>
-    <w:lsdException w:qFormat="1" w:uiPriority="99" w:name="HTML Code"/>
-    <w:lsdException w:uiPriority="99" w:name="HTML Definition"/>
-    <w:lsdException w:uiPriority="99" w:name="HTML Keyboard"/>
-    <w:lsdException w:uiPriority="99" w:name="HTML Preformatted"/>
-    <w:lsdException w:uiPriority="99" w:name="HTML Sample"/>
-    <w:lsdException w:uiPriority="99" w:name="HTML Typewriter"/>
-    <w:lsdException w:uiPriority="99" w:name="HTML Variable"/>
-    <w:lsdException w:qFormat="1" w:uiPriority="99" w:name="Normal Table"/>
-    <w:lsdException w:uiPriority="99" w:name="annotation subject"/>
-    <w:lsdException w:uiPriority="99" w:name="Table Simple 1"/>
-    <w:lsdException w:uiPriority="99" w:name="Table Simple 2"/>
-    <w:lsdException w:uiPriority="99" w:name="Table Simple 3"/>
-    <w:lsdException w:uiPriority="99" w:name="Table Classic 1"/>
-    <w:lsdException w:uiPriority="99" w:name="Table Classic 2"/>
-    <w:lsdException w:uiPriority="99" w:name="Table Classic 3"/>
-    <w:lsdException w:uiPriority="99" w:name="Table Classic 4"/>
-    <w:lsdException w:uiPriority="99" w:name="Table Colorful 1"/>
-    <w:lsdException w:uiPriority="99" w:name="Table Colorful 2"/>
-    <w:lsdException w:uiPriority="99" w:name="Table Colorful 3"/>
-    <w:lsdException w:uiPriority="99" w:name="Table Columns 1"/>
-    <w:lsdException w:uiPriority="99" w:name="Table Columns 2"/>
-    <w:lsdException w:uiPriority="99" w:name="Table Columns 3"/>
-    <w:lsdException w:uiPriority="99" w:name="Table Columns 4"/>
-    <w:lsdException w:uiPriority="99" w:name="Table Columns 5"/>
-    <w:lsdException w:uiPriority="99" w:name="Table Grid 1"/>
-    <w:lsdException w:uiPriority="99" w:name="Table Grid 2"/>
-    <w:lsdException w:uiPriority="99" w:name="Table Grid 3"/>
-    <w:lsdException w:uiPriority="99" w:name="Table Grid 4"/>
-    <w:lsdException w:uiPriority="99" w:name="Table Grid 5"/>
-    <w:lsdException w:uiPriority="99" w:name="Table Grid 6"/>
-    <w:lsdException w:uiPriority="99" w:name="Table Grid 7"/>
-    <w:lsdException w:uiPriority="99" w:name="Table Grid 8"/>
-    <w:lsdException w:uiPriority="99" w:name="Table List 1"/>
-    <w:lsdException w:uiPriority="99" w:name="Table List 2"/>
-    <w:lsdException w:uiPriority="99" w:name="Table List 3"/>
-    <w:lsdException w:uiPriority="99" w:name="Table List 4"/>
-    <w:lsdException w:uiPriority="99" w:name="Table List 5"/>
-    <w:lsdException w:uiPriority="99" w:name="Table List 6"/>
-    <w:lsdException w:uiPriority="99" w:name="Table List 7"/>
-    <w:lsdException w:uiPriority="99" w:name="Table List 8"/>
-    <w:lsdException w:uiPriority="99" w:name="Table 3D effects 1"/>
-    <w:lsdException w:uiPriority="99" w:name="Table 3D effects 2"/>
-    <w:lsdException w:uiPriority="99" w:name="Table 3D effects 3"/>
-    <w:lsdException w:uiPriority="99" w:name="Table Contemporary"/>
-    <w:lsdException w:uiPriority="99" w:name="Table Elegant"/>
-    <w:lsdException w:uiPriority="99" w:name="Table Professional"/>
-    <w:lsdException w:uiPriority="99" w:name="Table Subtle 1"/>
-    <w:lsdException w:uiPriority="99" w:name="Table Subtle 2"/>
-    <w:lsdException w:uiPriority="99" w:name="Table Web 1"/>
-    <w:lsdException w:uiPriority="99" w:name="Table Web 2"/>
-    <w:lsdException w:uiPriority="99" w:name="Table Web 3"/>
-    <w:lsdException w:uiPriority="99" w:name="Balloon Text"/>
-    <w:lsdException w:qFormat="1" w:unhideWhenUsed="0" w:uiPriority="39" w:semiHidden="0" w:name="Table Grid"/>
-    <w:lsdException w:uiPriority="99" w:name="Table Theme"/>
-    <w:lsdException w:unhideWhenUsed="0" w:uiPriority="60" w:semiHidden="0" w:name="Light Shading"/>
-    <w:lsdException w:unhideWhenUsed="0" w:uiPriority="61" w:semiHidden="0" w:name="Light List"/>
-    <w:lsdException w:unhideWhenUsed="0" w:uiPriority="62" w:semiHidden="0" w:name="Light Grid"/>
-    <w:lsdException w:unhideWhenUsed="0" w:uiPriority="63" w:semiHidden="0" w:name="Medium Shading 1"/>
-    <w:lsdException w:unhideWhenUsed="0" w:uiPriority="64" w:semiHidden="0" w:name="Medium Shading 2"/>
-    <w:lsdException w:unhideWhenUsed="0" w:uiPriority="65" w:semiHidden="0" w:name="Medium List 1"/>
-    <w:lsdException w:unhideWhenUsed="0" w:uiPriority="66" w:semiHidden="0" w:name="Medium List 2"/>
-    <w:lsdException w:unhideWhenUsed="0" w:uiPriority="67" w:semiHidden="0" w:name="Medium Grid 1"/>
-    <w:lsdException w:unhideWhenUsed="0" w:uiPriority="68" w:semiHidden="0" w:name="Medium Grid 2"/>
-    <w:lsdException w:unhideWhenUsed="0" w:uiPriority="69" w:semiHidden="0" w:name="Medium Grid 3"/>
-    <w:lsdException w:unhideWhenUsed="0" w:uiPriority="70" w:semiHidden="0" w:name="Dark List"/>
-    <w:lsdException w:unhideWhenUsed="0" w:uiPriority="71" w:semiHidden="0" w:name="Colorful Shading"/>
-    <w:lsdException w:unhideWhenUsed="0" w:uiPriority="72" w:semiHidden="0" w:name="Colorful List"/>
-    <w:lsdException w:unhideWhenUsed="0" w:uiPriority="73" w:semiHidden="0" w:name="Colorful Grid"/>
-    <w:lsdException w:unhideWhenUsed="0" w:uiPriority="60" w:semiHidden="0" w:name="Light Shading Accent 1"/>
-    <w:lsdException w:unhideWhenUsed="0" w:uiPriority="61" w:semiHidden="0" w:name="Light List Accent 1"/>
-    <w:lsdException w:unhideWhenUsed="0" w:uiPriority="62" w:semiHidden="0" w:name="Light Grid Accent 1"/>
-    <w:lsdException w:unhideWhenUsed="0" w:uiPriority="63" w:semiHidden="0" w:name="Medium Shading 1 Accent 1"/>
-    <w:lsdException w:unhideWhenUsed="0" w:uiPriority="64" w:semiHidden="0" w:name="Medium Shading 2 Accent 1"/>
-    <w:lsdException w:unhideWhenUsed="0" w:uiPriority="65" w:semiHidden="0" w:name="Medium List 1 Accent 1"/>
-    <w:lsdException w:qFormat="1" w:unhideWhenUsed="0" w:uiPriority="34" w:semiHidden="0" w:name="List Paragraph"/>
-    <w:lsdException w:unhideWhenUsed="0" w:uiPriority="66" w:semiHidden="0" w:name="Medium List 2 Accent 1"/>
-    <w:lsdException w:unhideWhenUsed="0" w:uiPriority="67" w:semiHidden="0" w:name="Medium Grid 1 Accent 1"/>
-    <w:lsdException w:unhideWhenUsed="0" w:uiPriority="68" w:semiHidden="0" w:name="Medium Grid 2 Accent 1"/>
-    <w:lsdException w:unhideWhenUsed="0" w:uiPriority="69" w:semiHidden="0" w:name="Medium Grid 3 Accent 1"/>
-    <w:lsdException w:unhideWhenUsed="0" w:uiPriority="70" w:semiHidden="0" w:name="Dark List Accent 1"/>
-    <w:lsdException w:unhideWhenUsed="0" w:uiPriority="71" w:semiHidden="0" w:name="Colorful Shading Accent 1"/>
-    <w:lsdException w:unhideWhenUsed="0" w:uiPriority="72" w:semiHidden="0" w:name="Colorful List Accent 1"/>
-    <w:lsdException w:unhideWhenUsed="0" w:uiPriority="73" w:semiHidden="0" w:name="Colorful Grid Accent 1"/>
-    <w:lsdException w:unhideWhenUsed="0" w:uiPriority="60" w:semiHidden="0" w:name="Light Shading Accent 2"/>
-    <w:lsdException w:unhideWhenUsed="0" w:uiPriority="61" w:semiHidden="0" w:name="Light List Accent 2"/>
-    <w:lsdException w:unhideWhenUsed="0" w:uiPriority="62" w:semiHidden="0" w:name="Light Grid Accent 2"/>
-    <w:lsdException w:unhideWhenUsed="0" w:uiPriority="63" w:semiHidden="0" w:name="Medium Shading 1 Accent 2"/>
-    <w:lsdException w:unhideWhenUsed="0" w:uiPriority="64" w:semiHidden="0" w:name="Medium Shading 2 Accent 2"/>
-    <w:lsdException w:unhideWhenUsed="0" w:uiPriority="65" w:semiHidden="0" w:name="Medium List 1 Accent 2"/>
-    <w:lsdException w:unhideWhenUsed="0" w:uiPriority="66" w:semiHidden="0" w:name="Medium List 2 Accent 2"/>
-    <w:lsdException w:unhideWhenUsed="0" w:uiPriority="67" w:semiHidden="0" w:name="Medium Grid 1 Accent 2"/>
-    <w:lsdException w:unhideWhenUsed="0" w:uiPriority="68" w:semiHidden="0" w:name="Medium Grid 2 Accent 2"/>
-    <w:lsdException w:unhideWhenUsed="0" w:uiPriority="69" w:semiHidden="0" w:name="Medium Grid 3 Accent 2"/>
-    <w:lsdException w:unhideWhenUsed="0" w:uiPriority="70" w:semiHidden="0" w:name="Dark List Accent 2"/>
-    <w:lsdException w:unhideWhenUsed="0" w:uiPriority="71" w:semiHidden="0" w:name="Colorful Shading Accent 2"/>
-    <w:lsdException w:unhideWhenUsed="0" w:uiPriority="72" w:semiHidden="0" w:name="Colorful List Accent 2"/>
-    <w:lsdException w:unhideWhenUsed="0" w:uiPriority="73" w:semiHidden="0" w:name="Colorful Grid Accent 2"/>
-    <w:lsdException w:unhideWhenUsed="0" w:uiPriority="60" w:semiHidden="0" w:name="Light Shading Accent 3"/>
-    <w:lsdException w:unhideWhenUsed="0" w:uiPriority="61" w:semiHidden="0" w:name="Light List Accent 3"/>
-    <w:lsdException w:unhideWhenUsed="0" w:uiPriority="62" w:semiHidden="0" w:name="Light Grid Accent 3"/>
-    <w:lsdException w:unhideWhenUsed="0" w:uiPriority="63" w:semiHidden="0" w:name="Medium Shading 1 Accent 3"/>
-    <w:lsdException w:unhideWhenUsed="0" w:uiPriority="64" w:semiHidden="0" w:name="Medium Shading 2 Accent 3"/>
-    <w:lsdException w:unhideWhenUsed="0" w:uiPriority="65" w:semiHidden="0" w:name="Medium List 1 Accent 3"/>
-    <w:lsdException w:unhideWhenUsed="0" w:uiPriority="66" w:semiHidden="0" w:name="Medium List 2 Accent 3"/>
-    <w:lsdException w:unhideWhenUsed="0" w:uiPriority="67" w:semiHidden="0" w:name="Medium Grid 1 Accent 3"/>
-    <w:lsdException w:unhideWhenUsed="0" w:uiPriority="68" w:semiHidden="0" w:name="Medium Grid 2 Accent 3"/>
-    <w:lsdException w:unhideWhenUsed="0" w:uiPriority="69" w:semiHidden="0" w:name="Medium Grid 3 Accent 3"/>
-    <w:lsdException w:unhideWhenUsed="0" w:uiPriority="70" w:semiHidden="0" w:name="Dark List Accent 3"/>
-    <w:lsdException w:unhideWhenUsed="0" w:uiPriority="71" w:semiHidden="0" w:name="Colorful Shading Accent 3"/>
-    <w:lsdException w:unhideWhenUsed="0" w:uiPriority="72" w:semiHidden="0" w:name="Colorful List Accent 3"/>
-    <w:lsdException w:unhideWhenUsed="0" w:uiPriority="73" w:semiHidden="0" w:name="Colorful Grid Accent 3"/>
-    <w:lsdException w:unhideWhenUsed="0" w:uiPriority="60" w:semiHidden="0" w:name="Light Shading Accent 4"/>
-    <w:lsdException w:unhideWhenUsed="0" w:uiPriority="61" w:semiHidden="0" w:name="Light List Accent 4"/>
-    <w:lsdException w:unhideWhenUsed="0" w:uiPriority="62" w:semiHidden="0" w:name="Light Grid Accent 4"/>
-    <w:lsdException w:unhideWhenUsed="0" w:uiPriority="63" w:semiHidden="0" w:name="Medium Shading 1 Accent 4"/>
-    <w:lsdException w:unhideWhenUsed="0" w:uiPriority="64" w:semiHidden="0" w:name="Medium Shading 2 Accent 4"/>
-    <w:lsdException w:unhideWhenUsed="0" w:uiPriority="65" w:semiHidden="0" w:name="Medium List 1 Accent 4"/>
-    <w:lsdException w:unhideWhenUsed="0" w:uiPriority="66" w:semiHidden="0" w:name="Medium List 2 Accent 4"/>
-    <w:lsdException w:unhideWhenUsed="0" w:uiPriority="67" w:semiHidden="0" w:name="Medium Grid 1 Accent 4"/>
-    <w:lsdException w:unhideWhenUsed="0" w:uiPriority="68" w:semiHidden="0" w:name="Medium Grid 2 Accent 4"/>
-    <w:lsdException w:unhideWhenUsed="0" w:uiPriority="69" w:semiHidden="0" w:name="Medium Grid 3 Accent 4"/>
-    <w:lsdException w:unhideWhenUsed="0" w:uiPriority="70" w:semiHidden="0" w:name="Dark List Accent 4"/>
-    <w:lsdException w:unhideWhenUsed="0" w:uiPriority="71" w:semiHidden="0" w:name="Colorful Shading Accent 4"/>
-    <w:lsdException w:unhideWhenUsed="0" w:uiPriority="72" w:semiHidden="0" w:name="Colorful List Accent 4"/>
-    <w:lsdException w:unhideWhenUsed="0" w:uiPriority="73" w:semiHidden="0" w:name="Colorful Grid Accent 4"/>
-    <w:lsdException w:unhideWhenUsed="0" w:uiPriority="60" w:semiHidden="0" w:name="Light Shading Accent 5"/>
-    <w:lsdException w:unhideWhenUsed="0" w:uiPriority="61" w:semiHidden="0" w:name="Light List Accent 5"/>
-    <w:lsdException w:unhideWhenUsed="0" w:uiPriority="62" w:semiHidden="0" w:name="Light Grid Accent 5"/>
-    <w:lsdException w:unhideWhenUsed="0" w:uiPriority="63" w:semiHidden="0" w:name="Medium Shading 1 Accent 5"/>
-    <w:lsdException w:unhideWhenUsed="0" w:uiPriority="64" w:semiHidden="0" w:name="Medium Shading 2 Accent 5"/>
-    <w:lsdException w:unhideWhenUsed="0" w:uiPriority="65" w:semiHidden="0" w:name="Medium List 1 Accent 5"/>
-    <w:lsdException w:unhideWhenUsed="0" w:uiPriority="66" w:semiHidden="0" w:name="Medium List 2 Accent 5"/>
-    <w:lsdException w:unhideWhenUsed="0" w:uiPriority="67" w:semiHidden="0" w:name="Medium Grid 1 Accent 5"/>
-    <w:lsdException w:unhideWhenUsed="0" w:uiPriority="68" w:semiHidden="0" w:name="Medium Grid 2 Accent 5"/>
-    <w:lsdException w:unhideWhenUsed="0" w:uiPriority="69" w:semiHidden="0" w:name="Medium Grid 3 Accent 5"/>
-    <w:lsdException w:unhideWhenUsed="0" w:uiPriority="70" w:semiHidden="0" w:name="Dark List Accent 5"/>
-    <w:lsdException w:unhideWhenUsed="0" w:uiPriority="71" w:semiHidden="0" w:name="Colorful Shading Accent 5"/>
-    <w:lsdException w:unhideWhenUsed="0" w:uiPriority="72" w:semiHidden="0" w:name="Colorful List Accent 5"/>
-    <w:lsdException w:unhideWhenUsed="0" w:uiPriority="73" w:semiHidden="0" w:name="Colorful Grid Accent 5"/>
-    <w:lsdException w:unhideWhenUsed="0" w:uiPriority="60" w:semiHidden="0" w:name="Light Shading Accent 6"/>
-    <w:lsdException w:unhideWhenUsed="0" w:uiPriority="61" w:semiHidden="0" w:name="Light List Accent 6"/>
-    <w:lsdException w:unhideWhenUsed="0" w:uiPriority="62" w:semiHidden="0" w:name="Light Grid Accent 6"/>
-    <w:lsdException w:unhideWhenUsed="0" w:uiPriority="63" w:semiHidden="0" w:name="Medium Shading 1 Accent 6"/>
-    <w:lsdException w:unhideWhenUsed="0" w:uiPriority="64" w:semiHidden="0" w:name="Medium Shading 2 Accent 6"/>
-    <w:lsdException w:unhideWhenUsed="0" w:uiPriority="65" w:semiHidden="0" w:name="Medium List 1 Accent 6"/>
-    <w:lsdException w:unhideWhenUsed="0" w:uiPriority="66" w:semiHidden="0" w:name="Medium List 2 Accent 6"/>
-    <w:lsdException w:unhideWhenUsed="0" w:uiPriority="67" w:semiHidden="0" w:name="Medium Grid 1 Accent 6"/>
-    <w:lsdException w:unhideWhenUsed="0" w:uiPriority="68" w:semiHidden="0" w:name="Medium Grid 2 Accent 6"/>
-    <w:lsdException w:unhideWhenUsed="0" w:uiPriority="69" w:semiHidden="0" w:name="Medium Grid 3 Accent 6"/>
-    <w:lsdException w:unhideWhenUsed="0" w:uiPriority="70" w:semiHidden="0" w:name="Dark List Accent 6"/>
-    <w:lsdException w:unhideWhenUsed="0" w:uiPriority="71" w:semiHidden="0" w:name="Colorful Shading Accent 6"/>
-    <w:lsdException w:unhideWhenUsed="0" w:uiPriority="72" w:semiHidden="0" w:name="Colorful List Accent 6"/>
-    <w:lsdException w:unhideWhenUsed="0" w:uiPriority="73" w:semiHidden="0" w:name="Colorful Grid Accent 6"/>
+  <w:latentStyles w:defLockedState="0" w:defUIPriority="99" w:defSemiHidden="0" w:defUnhideWhenUsed="0" w:defQFormat="0" w:count="376">
+    <w:lsdException w:name="Normal" w:uiPriority="0" w:qFormat="1"/>
+    <w:lsdException w:name="heading 1" w:uiPriority="9" w:qFormat="1"/>
+    <w:lsdException w:name="heading 2" w:uiPriority="0" w:qFormat="1"/>
+    <w:lsdException w:name="heading 3" w:semiHidden="1" w:uiPriority="9" w:unhideWhenUsed="1" w:qFormat="1"/>
+    <w:lsdException w:name="heading 4" w:semiHidden="1" w:uiPriority="9" w:unhideWhenUsed="1" w:qFormat="1"/>
+    <w:lsdException w:name="heading 5" w:semiHidden="1" w:uiPriority="9" w:unhideWhenUsed="1" w:qFormat="1"/>
+    <w:lsdException w:name="heading 6" w:semiHidden="1" w:uiPriority="9" w:unhideWhenUsed="1" w:qFormat="1"/>
+    <w:lsdException w:name="heading 7" w:semiHidden="1" w:uiPriority="9" w:unhideWhenUsed="1" w:qFormat="1"/>
+    <w:lsdException w:name="heading 8" w:semiHidden="1" w:uiPriority="9" w:unhideWhenUsed="1" w:qFormat="1"/>
+    <w:lsdException w:name="heading 9" w:semiHidden="1" w:uiPriority="9" w:unhideWhenUsed="1" w:qFormat="1"/>
+    <w:lsdException w:name="index 1" w:semiHidden="1" w:unhideWhenUsed="1"/>
+    <w:lsdException w:name="index 2" w:semiHidden="1" w:unhideWhenUsed="1"/>
+    <w:lsdException w:name="index 3" w:semiHidden="1" w:unhideWhenUsed="1"/>
+    <w:lsdException w:name="index 4" w:semiHidden="1" w:unhideWhenUsed="1"/>
+    <w:lsdException w:name="index 5" w:semiHidden="1" w:unhideWhenUsed="1"/>
+    <w:lsdException w:name="index 6" w:semiHidden="1" w:unhideWhenUsed="1"/>
+    <w:lsdException w:name="index 7" w:semiHidden="1" w:unhideWhenUsed="1"/>
+    <w:lsdException w:name="index 8" w:semiHidden="1" w:unhideWhenUsed="1"/>
+    <w:lsdException w:name="index 9" w:semiHidden="1" w:unhideWhenUsed="1"/>
+    <w:lsdException w:name="toc 1" w:semiHidden="1" w:uiPriority="39" w:unhideWhenUsed="1"/>
+    <w:lsdException w:name="toc 2" w:semiHidden="1" w:uiPriority="39" w:unhideWhenUsed="1"/>
+    <w:lsdException w:name="toc 3" w:semiHidden="1" w:uiPriority="39" w:unhideWhenUsed="1"/>
+    <w:lsdException w:name="toc 4" w:semiHidden="1" w:uiPriority="39" w:unhideWhenUsed="1"/>
+    <w:lsdException w:name="toc 5" w:semiHidden="1" w:uiPriority="39" w:unhideWhenUsed="1"/>
+    <w:lsdException w:name="toc 6" w:semiHidden="1" w:uiPriority="39" w:unhideWhenUsed="1"/>
+    <w:lsdException w:name="toc 7" w:semiHidden="1" w:uiPriority="39" w:unhideWhenUsed="1"/>
+    <w:lsdException w:name="toc 8" w:semiHidden="1" w:uiPriority="39" w:unhideWhenUsed="1"/>
+    <w:lsdException w:name="toc 9" w:semiHidden="1" w:uiPriority="39" w:unhideWhenUsed="1"/>
+    <w:lsdException w:name="Normal Indent" w:semiHidden="1" w:unhideWhenUsed="1"/>
+    <w:lsdException w:name="footnote text" w:semiHidden="1" w:unhideWhenUsed="1"/>
+    <w:lsdException w:name="annotation text" w:semiHidden="1" w:unhideWhenUsed="1"/>
+    <w:lsdException w:name="header" w:unhideWhenUsed="1" w:qFormat="1"/>
+    <w:lsdException w:name="footer" w:unhideWhenUsed="1"/>
+    <w:lsdException w:name="index heading" w:semiHidden="1" w:unhideWhenUsed="1"/>
+    <w:lsdException w:name="caption" w:uiPriority="35" w:unhideWhenUsed="1" w:qFormat="1"/>
+    <w:lsdException w:name="table of figures" w:semiHidden="1" w:unhideWhenUsed="1"/>
+    <w:lsdException w:name="envelope address" w:semiHidden="1" w:unhideWhenUsed="1"/>
+    <w:lsdException w:name="envelope return" w:semiHidden="1" w:unhideWhenUsed="1"/>
+    <w:lsdException w:name="footnote reference" w:semiHidden="1" w:unhideWhenUsed="1"/>
+    <w:lsdException w:name="annotation reference" w:semiHidden="1" w:unhideWhenUsed="1"/>
+    <w:lsdException w:name="line number" w:semiHidden="1" w:unhideWhenUsed="1"/>
+    <w:lsdException w:name="page number" w:semiHidden="1" w:unhideWhenUsed="1"/>
+    <w:lsdException w:name="endnote reference" w:semiHidden="1" w:unhideWhenUsed="1"/>
+    <w:lsdException w:name="endnote text" w:semiHidden="1" w:unhideWhenUsed="1"/>
+    <w:lsdException w:name="table of authorities" w:semiHidden="1" w:unhideWhenUsed="1"/>
+    <w:lsdException w:name="macro" w:semiHidden="1" w:unhideWhenUsed="1"/>
+    <w:lsdException w:name="toa heading" w:semiHidden="1" w:unhideWhenUsed="1"/>
+    <w:lsdException w:name="List" w:semiHidden="1" w:unhideWhenUsed="1"/>
+    <w:lsdException w:name="List Bullet" w:semiHidden="1" w:unhideWhenUsed="1"/>
+    <w:lsdException w:name="List Number" w:semiHidden="1" w:unhideWhenUsed="1"/>
+    <w:lsdException w:name="List 2" w:semiHidden="1" w:unhideWhenUsed="1"/>
+    <w:lsdException w:name="List 3" w:semiHidden="1" w:unhideWhenUsed="1"/>
+    <w:lsdException w:name="List 4" w:semiHidden="1" w:unhideWhenUsed="1"/>
+    <w:lsdException w:name="List 5" w:semiHidden="1" w:unhideWhenUsed="1"/>
+    <w:lsdException w:name="List Bullet 2" w:semiHidden="1" w:unhideWhenUsed="1"/>
+    <w:lsdException w:name="List Bullet 3" w:semiHidden="1" w:unhideWhenUsed="1"/>
+    <w:lsdException w:name="List Bullet 4" w:semiHidden="1" w:unhideWhenUsed="1"/>
+    <w:lsdException w:name="List Bullet 5" w:semiHidden="1" w:unhideWhenUsed="1"/>
+    <w:lsdException w:name="List Number 2" w:semiHidden="1" w:unhideWhenUsed="1"/>
+    <w:lsdException w:name="List Number 3" w:semiHidden="1" w:unhideWhenUsed="1"/>
+    <w:lsdException w:name="List Number 4" w:semiHidden="1" w:unhideWhenUsed="1"/>
+    <w:lsdException w:name="List Number 5" w:semiHidden="1" w:unhideWhenUsed="1"/>
+    <w:lsdException w:name="Title" w:uiPriority="10" w:qFormat="1"/>
+    <w:lsdException w:name="Closing" w:semiHidden="1" w:unhideWhenUsed="1"/>
+    <w:lsdException w:name="Signature" w:semiHidden="1" w:unhideWhenUsed="1"/>
+    <w:lsdException w:name="Default Paragraph Font" w:semiHidden="1" w:uiPriority="1" w:unhideWhenUsed="1" w:qFormat="1"/>
+    <w:lsdException w:name="Body Text" w:semiHidden="1" w:unhideWhenUsed="1"/>
+    <w:lsdException w:name="Body Text Indent" w:semiHidden="1" w:unhideWhenUsed="1"/>
+    <w:lsdException w:name="List Continue" w:semiHidden="1" w:unhideWhenUsed="1"/>
+    <w:lsdException w:name="List Continue 2" w:semiHidden="1" w:unhideWhenUsed="1"/>
+    <w:lsdException w:name="List Continue 3" w:semiHidden="1" w:unhideWhenUsed="1"/>
+    <w:lsdException w:name="List Continue 4" w:semiHidden="1" w:unhideWhenUsed="1"/>
+    <w:lsdException w:name="List Continue 5" w:semiHidden="1" w:unhideWhenUsed="1"/>
+    <w:lsdException w:name="Message Header" w:semiHidden="1" w:unhideWhenUsed="1"/>
+    <w:lsdException w:name="Subtitle" w:uiPriority="11" w:qFormat="1"/>
+    <w:lsdException w:name="Salutation" w:semiHidden="1" w:unhideWhenUsed="1"/>
+    <w:lsdException w:name="Date" w:semiHidden="1" w:unhideWhenUsed="1"/>
+    <w:lsdException w:name="Body Text First Indent" w:semiHidden="1" w:unhideWhenUsed="1"/>
+    <w:lsdException w:name="Body Text First Indent 2" w:semiHidden="1" w:unhideWhenUsed="1"/>
+    <w:lsdException w:name="Note Heading" w:semiHidden="1" w:unhideWhenUsed="1"/>
+    <w:lsdException w:name="Body Text 2" w:semiHidden="1" w:unhideWhenUsed="1"/>
+    <w:lsdException w:name="Body Text 3" w:semiHidden="1" w:unhideWhenUsed="1"/>
+    <w:lsdException w:name="Body Text Indent 2" w:semiHidden="1" w:unhideWhenUsed="1"/>
+    <w:lsdException w:name="Body Text Indent 3" w:semiHidden="1" w:unhideWhenUsed="1"/>
+    <w:lsdException w:name="Block Text" w:semiHidden="1" w:unhideWhenUsed="1"/>
+    <w:lsdException w:name="Hyperlink" w:semiHidden="1" w:unhideWhenUsed="1"/>
+    <w:lsdException w:name="FollowedHyperlink" w:semiHidden="1" w:unhideWhenUsed="1"/>
+    <w:lsdException w:name="Strong" w:uiPriority="22" w:qFormat="1"/>
+    <w:lsdException w:name="Emphasis" w:uiPriority="20" w:qFormat="1"/>
+    <w:lsdException w:name="Document Map" w:semiHidden="1" w:unhideWhenUsed="1"/>
+    <w:lsdException w:name="Plain Text" w:semiHidden="1" w:unhideWhenUsed="1"/>
+    <w:lsdException w:name="E-mail Signature" w:semiHidden="1" w:unhideWhenUsed="1"/>
+    <w:lsdException w:name="HTML Top of Form" w:semiHidden="1" w:unhideWhenUsed="1"/>
+    <w:lsdException w:name="HTML Bottom of Form" w:semiHidden="1" w:unhideWhenUsed="1"/>
+    <w:lsdException w:name="Normal (Web)" w:semiHidden="1" w:unhideWhenUsed="1"/>
+    <w:lsdException w:name="HTML Acronym" w:semiHidden="1" w:unhideWhenUsed="1"/>
+    <w:lsdException w:name="HTML Address" w:semiHidden="1" w:unhideWhenUsed="1"/>
+    <w:lsdException w:name="HTML Cite" w:semiHidden="1" w:unhideWhenUsed="1"/>
+    <w:lsdException w:name="HTML Code" w:semiHidden="1" w:unhideWhenUsed="1" w:qFormat="1"/>
+    <w:lsdException w:name="HTML Definition" w:semiHidden="1" w:unhideWhenUsed="1"/>
+    <w:lsdException w:name="HTML Keyboard" w:semiHidden="1" w:unhideWhenUsed="1"/>
+    <w:lsdException w:name="HTML Preformatted" w:semiHidden="1" w:unhideWhenUsed="1"/>
+    <w:lsdException w:name="HTML Sample" w:semiHidden="1" w:unhideWhenUsed="1"/>
+    <w:lsdException w:name="HTML Typewriter" w:semiHidden="1" w:unhideWhenUsed="1"/>
+    <w:lsdException w:name="HTML Variable" w:semiHidden="1" w:unhideWhenUsed="1"/>
+    <w:lsdException w:name="Normal Table" w:semiHidden="1" w:unhideWhenUsed="1" w:qFormat="1"/>
+    <w:lsdException w:name="annotation subject" w:semiHidden="1" w:unhideWhenUsed="1"/>
+    <w:lsdException w:name="No List" w:semiHidden="1" w:unhideWhenUsed="1"/>
+    <w:lsdException w:name="Outline List 1" w:semiHidden="1" w:unhideWhenUsed="1"/>
+    <w:lsdException w:name="Outline List 2" w:semiHidden="1" w:unhideWhenUsed="1"/>
+    <w:lsdException w:name="Outline List 3" w:semiHidden="1" w:unhideWhenUsed="1"/>
+    <w:lsdException w:name="Table Simple 1" w:semiHidden="1" w:unhideWhenUsed="1"/>
+    <w:lsdException w:name="Table Simple 2" w:semiHidden="1" w:unhideWhenUsed="1"/>
+    <w:lsdException w:name="Table Simple 3" w:semiHidden="1" w:unhideWhenUsed="1"/>
+    <w:lsdException w:name="Table Classic 1" w:semiHidden="1" w:unhideWhenUsed="1"/>
+    <w:lsdException w:name="Table Classic 2" w:semiHidden="1" w:unhideWhenUsed="1"/>
+    <w:lsdException w:name="Table Classic 3" w:semiHidden="1" w:unhideWhenUsed="1"/>
+    <w:lsdException w:name="Table Classic 4" w:semiHidden="1" w:unhideWhenUsed="1"/>
+    <w:lsdException w:name="Table Colorful 1" w:semiHidden="1" w:unhideWhenUsed="1"/>
+    <w:lsdException w:name="Table Colorful 2" w:semiHidden="1" w:unhideWhenUsed="1"/>
+    <w:lsdException w:name="Table Colorful 3" w:semiHidden="1" w:unhideWhenUsed="1"/>
+    <w:lsdException w:name="Table Columns 1" w:semiHidden="1" w:unhideWhenUsed="1"/>
+    <w:lsdException w:name="Table Columns 2" w:semiHidden="1" w:unhideWhenUsed="1"/>
+    <w:lsdException w:name="Table Columns 3" w:semiHidden="1" w:unhideWhenUsed="1"/>
+    <w:lsdException w:name="Table Columns 4" w:semiHidden="1" w:unhideWhenUsed="1"/>
+    <w:lsdException w:name="Table Columns 5" w:semiHidden="1" w:unhideWhenUsed="1"/>
+    <w:lsdException w:name="Table Grid 1" w:semiHidden="1" w:unhideWhenUsed="1"/>
+    <w:lsdException w:name="Table Grid 2" w:semiHidden="1" w:unhideWhenUsed="1"/>
+    <w:lsdException w:name="Table Grid 3" w:semiHidden="1" w:unhideWhenUsed="1"/>
+    <w:lsdException w:name="Table Grid 4" w:semiHidden="1" w:unhideWhenUsed="1"/>
+    <w:lsdException w:name="Table Grid 5" w:semiHidden="1" w:unhideWhenUsed="1"/>
+    <w:lsdException w:name="Table Grid 6" w:semiHidden="1" w:unhideWhenUsed="1"/>
+    <w:lsdException w:name="Table Grid 7" w:semiHidden="1" w:unhideWhenUsed="1"/>
+    <w:lsdException w:name="Table Grid 8" w:semiHidden="1" w:unhideWhenUsed="1"/>
+    <w:lsdException w:name="Table List 1" w:semiHidden="1" w:unhideWhenUsed="1"/>
+    <w:lsdException w:name="Table List 2" w:semiHidden="1" w:unhideWhenUsed="1"/>
+    <w:lsdException w:name="Table List 3" w:semiHidden="1" w:unhideWhenUsed="1"/>
+    <w:lsdException w:name="Table List 4" w:semiHidden="1" w:unhideWhenUsed="1"/>
+    <w:lsdException w:name="Table List 5" w:semiHidden="1" w:unhideWhenUsed="1"/>
+    <w:lsdException w:name="Table List 6" w:semiHidden="1" w:unhideWhenUsed="1"/>
+    <w:lsdException w:name="Table List 7" w:semiHidden="1" w:unhideWhenUsed="1"/>
+    <w:lsdException w:name="Table List 8" w:semiHidden="1" w:unhideWhenUsed="1"/>
+    <w:lsdException w:name="Table 3D effects 1" w:semiHidden="1" w:unhideWhenUsed="1"/>
+    <w:lsdException w:name="Table 3D effects 2" w:semiHidden="1" w:unhideWhenUsed="1"/>
+    <w:lsdException w:name="Table 3D effects 3" w:semiHidden="1" w:unhideWhenUsed="1"/>
+    <w:lsdException w:name="Table Contemporary" w:semiHidden="1" w:unhideWhenUsed="1"/>
+    <w:lsdException w:name="Table Elegant" w:semiHidden="1" w:unhideWhenUsed="1"/>
+    <w:lsdException w:name="Table Professional" w:semiHidden="1" w:unhideWhenUsed="1"/>
+    <w:lsdException w:name="Table Subtle 1" w:semiHidden="1" w:unhideWhenUsed="1"/>
+    <w:lsdException w:name="Table Subtle 2" w:semiHidden="1" w:unhideWhenUsed="1"/>
+    <w:lsdException w:name="Table Web 1" w:semiHidden="1" w:unhideWhenUsed="1"/>
+    <w:lsdException w:name="Table Web 2" w:semiHidden="1" w:unhideWhenUsed="1"/>
+    <w:lsdException w:name="Table Web 3" w:semiHidden="1" w:unhideWhenUsed="1"/>
+    <w:lsdException w:name="Balloon Text" w:semiHidden="1" w:unhideWhenUsed="1"/>
+    <w:lsdException w:name="Table Grid" w:uiPriority="39" w:qFormat="1"/>
+    <w:lsdException w:name="Table Theme" w:semiHidden="1" w:unhideWhenUsed="1"/>
+    <w:lsdException w:name="Placeholder Text" w:semiHidden="1" w:unhideWhenUsed="1"/>
+    <w:lsdException w:name="No Spacing" w:semiHidden="1" w:unhideWhenUsed="1"/>
+    <w:lsdException w:name="Light Shading" w:uiPriority="60"/>
+    <w:lsdException w:name="Light List" w:uiPriority="61"/>
+    <w:lsdException w:name="Light Grid" w:uiPriority="62"/>
+    <w:lsdException w:name="Medium Shading 1" w:uiPriority="63"/>
+    <w:lsdException w:name="Medium Shading 2" w:uiPriority="64"/>
+    <w:lsdException w:name="Medium List 1" w:uiPriority="65"/>
+    <w:lsdException w:name="Medium List 2" w:uiPriority="66"/>
+    <w:lsdException w:name="Medium Grid 1" w:uiPriority="67"/>
+    <w:lsdException w:name="Medium Grid 2" w:uiPriority="68"/>
+    <w:lsdException w:name="Medium Grid 3" w:uiPriority="69"/>
+    <w:lsdException w:name="Dark List" w:uiPriority="70"/>
+    <w:lsdException w:name="Colorful Shading" w:uiPriority="71"/>
+    <w:lsdException w:name="Colorful List" w:uiPriority="72"/>
+    <w:lsdException w:name="Colorful Grid" w:uiPriority="73"/>
+    <w:lsdException w:name="Light Shading Accent 1" w:uiPriority="60"/>
+    <w:lsdException w:name="Light List Accent 1" w:uiPriority="61"/>
+    <w:lsdException w:name="Light Grid Accent 1" w:uiPriority="62"/>
+    <w:lsdException w:name="Medium Shading 1 Accent 1" w:uiPriority="63"/>
+    <w:lsdException w:name="Medium Shading 2 Accent 1" w:uiPriority="64"/>
+    <w:lsdException w:name="Medium List 1 Accent 1" w:uiPriority="65"/>
+    <w:lsdException w:name="Revision" w:semiHidden="1" w:unhideWhenUsed="1"/>
+    <w:lsdException w:name="List Paragraph" w:uiPriority="34" w:qFormat="1"/>
+    <w:lsdException w:name="Quote" w:semiHidden="1" w:unhideWhenUsed="1"/>
+    <w:lsdException w:name="Intense Quote" w:semiHidden="1" w:unhideWhenUsed="1"/>
+    <w:lsdException w:name="Medium List 2 Accent 1" w:uiPriority="66"/>
+    <w:lsdException w:name="Medium Grid 1 Accent 1" w:uiPriority="67"/>
+    <w:lsdException w:name="Medium Grid 2 Accent 1" w:uiPriority="68"/>
+    <w:lsdException w:name="Medium Grid 3 Accent 1" w:uiPriority="69"/>
+    <w:lsdException w:name="Dark List Accent 1" w:uiPriority="70"/>
+    <w:lsdException w:name="Colorful Shading Accent 1" w:uiPriority="71"/>
+    <w:lsdException w:name="Colorful List Accent 1" w:uiPriority="72"/>
+    <w:lsdException w:name="Colorful Grid Accent 1" w:uiPriority="73"/>
+    <w:lsdException w:name="Light Shading Accent 2" w:uiPriority="60"/>
+    <w:lsdException w:name="Light List Accent 2" w:uiPriority="61"/>
+    <w:lsdException w:name="Light Grid Accent 2" w:uiPriority="62"/>
+    <w:lsdException w:name="Medium Shading 1 Accent 2" w:uiPriority="63"/>
+    <w:lsdException w:name="Medium Shading 2 Accent 2" w:uiPriority="64"/>
+    <w:lsdException w:name="Medium List 1 Accent 2" w:uiPriority="65"/>
+    <w:lsdException w:name="Medium List 2 Accent 2" w:uiPriority="66"/>
+    <w:lsdException w:name="Medium Grid 1 Accent 2" w:uiPriority="67"/>
+    <w:lsdException w:name="Medium Grid 2 Accent 2" w:uiPriority="68"/>
+    <w:lsdException w:name="Medium Grid 3 Accent 2" w:uiPriority="69"/>
+    <w:lsdException w:name="Dark List Accent 2" w:uiPriority="70"/>
+    <w:lsdException w:name="Colorful Shading Accent 2" w:uiPriority="71"/>
+    <w:lsdException w:name="Colorful List Accent 2" w:uiPriority="72"/>
+    <w:lsdException w:name="Colorful Grid Accent 2" w:uiPriority="73"/>
+    <w:lsdException w:name="Light Shading Accent 3" w:uiPriority="60"/>
+    <w:lsdException w:name="Light List Accent 3" w:uiPriority="61"/>
+    <w:lsdException w:name="Light Grid Accent 3" w:uiPriority="62"/>
+    <w:lsdException w:name="Medium Shading 1 Accent 3" w:uiPriority="63"/>
+    <w:lsdException w:name="Medium Shading 2 Accent 3" w:uiPriority="64"/>
+    <w:lsdException w:name="Medium List 1 Accent 3" w:uiPriority="65"/>
+    <w:lsdException w:name="Medium List 2 Accent 3" w:uiPriority="66"/>
+    <w:lsdException w:name="Medium Grid 1 Accent 3" w:uiPriority="67"/>
+    <w:lsdException w:name="Medium Grid 2 Accent 3" w:uiPriority="68"/>
+    <w:lsdException w:name="Medium Grid 3 Accent 3" w:uiPriority="69"/>
+    <w:lsdException w:name="Dark List Accent 3" w:uiPriority="70"/>
+    <w:lsdException w:name="Colorful Shading Accent 3" w:uiPriority="71"/>
+    <w:lsdException w:name="Colorful List Accent 3" w:uiPriority="72"/>
+    <w:lsdException w:name="Colorful Grid Accent 3" w:uiPriority="73"/>
+    <w:lsdException w:name="Light Shading Accent 4" w:uiPriority="60"/>
+    <w:lsdException w:name="Light List Accent 4" w:uiPriority="61"/>
+    <w:lsdException w:name="Light Grid Accent 4" w:uiPriority="62"/>
+    <w:lsdException w:name="Medium Shading 1 Accent 4" w:uiPriority="63"/>
+    <w:lsdException w:name="Medium Shading 2 Accent 4" w:uiPriority="64"/>
+    <w:lsdException w:name="Medium List 1 Accent 4" w:uiPriority="65"/>
+    <w:lsdException w:name="Medium List 2 Accent 4" w:uiPriority="66"/>
+    <w:lsdException w:name="Medium Grid 1 Accent 4" w:uiPriority="67"/>
+    <w:lsdException w:name="Medium Grid 2 Accent 4" w:uiPriority="68"/>
+    <w:lsdException w:name="Medium Grid 3 Accent 4" w:uiPriority="69"/>
+    <w:lsdException w:name="Dark List Accent 4" w:uiPriority="70"/>
+    <w:lsdException w:name="Colorful Shading Accent 4" w:uiPriority="71"/>
+    <w:lsdException w:name="Colorful List Accent 4" w:uiPriority="72"/>
+    <w:lsdException w:name="Colorful Grid Accent 4" w:uiPriority="73"/>
+    <w:lsdException w:name="Light Shading Accent 5" w:uiPriority="60"/>
+    <w:lsdException w:name="Light List Accent 5" w:uiPriority="61"/>
+    <w:lsdException w:name="Light Grid Accent 5" w:uiPriority="62"/>
+    <w:lsdException w:name="Medium Shading 1 Accent 5" w:uiPriority="63"/>
+    <w:lsdException w:name="Medium Shading 2 Accent 5" w:uiPriority="64"/>
+    <w:lsdException w:name="Medium List 1 Accent 5" w:uiPriority="65"/>
+    <w:lsdException w:name="Medium List 2 Accent 5" w:uiPriority="66"/>
+    <w:lsdException w:name="Medium Grid 1 Accent 5" w:uiPriority="67"/>
+    <w:lsdException w:name="Medium Grid 2 Accent 5" w:uiPriority="68"/>
+    <w:lsdException w:name="Medium Grid 3 Accent 5" w:uiPriority="69"/>
+    <w:lsdException w:name="Dark List Accent 5" w:uiPriority="70"/>
+    <w:lsdException w:name="Colorful Shading Accent 5" w:uiPriority="71"/>
+    <w:lsdException w:name="Colorful List Accent 5" w:uiPriority="72"/>
+    <w:lsdException w:name="Colorful Grid Accent 5" w:uiPriority="73"/>
+    <w:lsdException w:name="Light Shading Accent 6" w:uiPriority="60"/>
+    <w:lsdException w:name="Light List Accent 6" w:uiPriority="61"/>
+    <w:lsdException w:name="Light Grid Accent 6" w:uiPriority="62"/>
+    <w:lsdException w:name="Medium Shading 1 Accent 6" w:uiPriority="63"/>
+    <w:lsdException w:name="Medium Shading 2 Accent 6" w:uiPriority="64"/>
+    <w:lsdException w:name="Medium List 1 Accent 6" w:uiPriority="65"/>
+    <w:lsdException w:name="Medium List 2 Accent 6" w:uiPriority="66"/>
+    <w:lsdException w:name="Medium Grid 1 Accent 6" w:uiPriority="67"/>
+    <w:lsdException w:name="Medium Grid 2 Accent 6" w:uiPriority="68"/>
+    <w:lsdException w:name="Medium Grid 3 Accent 6" w:uiPriority="69"/>
+    <w:lsdException w:name="Dark List Accent 6" w:uiPriority="70"/>
+    <w:lsdException w:name="Colorful Shading Accent 6" w:uiPriority="71"/>
+    <w:lsdException w:name="Colorful List Accent 6" w:uiPriority="72"/>
+    <w:lsdException w:name="Colorful Grid Accent 6" w:uiPriority="73"/>
+    <w:lsdException w:name="Subtle Emphasis" w:uiPriority="19" w:qFormat="1"/>
+    <w:lsdException w:name="Intense Emphasis" w:uiPriority="21" w:qFormat="1"/>
+    <w:lsdException w:name="Subtle Reference" w:uiPriority="31" w:qFormat="1"/>
+    <w:lsdException w:name="Intense Reference" w:uiPriority="32" w:qFormat="1"/>
+    <w:lsdException w:name="Book Title" w:uiPriority="33" w:qFormat="1"/>
+    <w:lsdException w:name="Bibliography" w:semiHidden="1" w:uiPriority="37" w:unhideWhenUsed="1"/>
+    <w:lsdException w:name="TOC Heading" w:semiHidden="1" w:uiPriority="39" w:unhideWhenUsed="1" w:qFormat="1"/>
+    <w:lsdException w:name="Plain Table 1" w:uiPriority="41"/>
+    <w:lsdException w:name="Plain Table 2" w:uiPriority="42"/>
+    <w:lsdException w:name="Plain Table 3" w:uiPriority="43"/>
+    <w:lsdException w:name="Plain Table 4" w:uiPriority="44"/>
+    <w:lsdException w:name="Plain Table 5" w:uiPriority="45"/>
+    <w:lsdException w:name="Grid Table Light" w:uiPriority="40"/>
+    <w:lsdException w:name="Grid Table 1 Light" w:uiPriority="46"/>
+    <w:lsdException w:name="Grid Table 2" w:uiPriority="47"/>
+    <w:lsdException w:name="Grid Table 3" w:uiPriority="48"/>
+    <w:lsdException w:name="Grid Table 4" w:uiPriority="49"/>
+    <w:lsdException w:name="Grid Table 5 Dark" w:uiPriority="50"/>
+    <w:lsdException w:name="Grid Table 6 Colorful" w:uiPriority="51"/>
+    <w:lsdException w:name="Grid Table 7 Colorful" w:uiPriority="52"/>
+    <w:lsdException w:name="Grid Table 1 Light Accent 1" w:uiPriority="46"/>
+    <w:lsdException w:name="Grid Table 2 Accent 1" w:uiPriority="47"/>
+    <w:lsdException w:name="Grid Table 3 Accent 1" w:uiPriority="48"/>
+    <w:lsdException w:name="Grid Table 4 Accent 1" w:uiPriority="49"/>
+    <w:lsdException w:name="Grid Table 5 Dark Accent 1" w:uiPriority="50"/>
+    <w:lsdException w:name="Grid Table 6 Colorful Accent 1" w:uiPriority="51"/>
+    <w:lsdException w:name="Grid Table 7 Colorful Accent 1" w:uiPriority="52"/>
+    <w:lsdException w:name="Grid Table 1 Light Accent 2" w:uiPriority="46"/>
+    <w:lsdException w:name="Grid Table 2 Accent 2" w:uiPriority="47"/>
+    <w:lsdException w:name="Grid Table 3 Accent 2" w:uiPriority="48"/>
+    <w:lsdException w:name="Grid Table 4 Accent 2" w:uiPriority="49"/>
+    <w:lsdException w:name="Grid Table 5 Dark Accent 2" w:uiPriority="50"/>
+    <w:lsdException w:name="Grid Table 6 Colorful Accent 2" w:uiPriority="51"/>
+    <w:lsdException w:name="Grid Table 7 Colorful Accent 2" w:uiPriority="52"/>
+    <w:lsdException w:name="Grid Table 1 Light Accent 3" w:uiPriority="46"/>
+    <w:lsdException w:name="Grid Table 2 Accent 3" w:uiPriority="47"/>
+    <w:lsdException w:name="Grid Table 3 Accent 3" w:uiPriority="48"/>
+    <w:lsdException w:name="Grid Table 4 Accent 3" w:uiPriority="49"/>
+    <w:lsdException w:name="Grid Table 5 Dark Accent 3" w:uiPriority="50"/>
+    <w:lsdException w:name="Grid Table 6 Colorful Accent 3" w:uiPriority="51"/>
+    <w:lsdException w:name="Grid Table 7 Colorful Accent 3" w:uiPriority="52"/>
+    <w:lsdException w:name="Grid Table 1 Light Accent 4" w:uiPriority="46"/>
+    <w:lsdException w:name="Grid Table 2 Accent 4" w:uiPriority="47"/>
+    <w:lsdException w:name="Grid Table 3 Accent 4" w:uiPriority="48"/>
+    <w:lsdException w:name="Grid Table 4 Accent 4" w:uiPriority="49"/>
+    <w:lsdException w:name="Grid Table 5 Dark Accent 4" w:uiPriority="50"/>
+    <w:lsdException w:name="Grid Table 6 Colorful Accent 4" w:uiPriority="51"/>
+    <w:lsdException w:name="Grid Table 7 Colorful Accent 4" w:uiPriority="52"/>
+    <w:lsdException w:name="Grid Table 1 Light Accent 5" w:uiPriority="46"/>
+    <w:lsdException w:name="Grid Table 2 Accent 5" w:uiPriority="47"/>
+    <w:lsdException w:name="Grid Table 3 Accent 5" w:uiPriority="48"/>
+    <w:lsdException w:name="Grid Table 4 Accent 5" w:uiPriority="49"/>
+    <w:lsdException w:name="Grid Table 5 Dark Accent 5" w:uiPriority="50"/>
+    <w:lsdException w:name="Grid Table 6 Colorful Accent 5" w:uiPriority="51"/>
+    <w:lsdException w:name="Grid Table 7 Colorful Accent 5" w:uiPriority="52"/>
+    <w:lsdException w:name="Grid Table 1 Light Accent 6" w:uiPriority="46"/>
+    <w:lsdException w:name="Grid Table 2 Accent 6" w:uiPriority="47"/>
+    <w:lsdException w:name="Grid Table 3 Accent 6" w:uiPriority="48"/>
+    <w:lsdException w:name="Grid Table 4 Accent 6" w:uiPriority="49"/>
+    <w:lsdException w:name="Grid Table 5 Dark Accent 6" w:uiPriority="50"/>
+    <w:lsdException w:name="Grid Table 6 Colorful Accent 6" w:uiPriority="51"/>
+    <w:lsdException w:name="Grid Table 7 Colorful Accent 6" w:uiPriority="52"/>
+    <w:lsdException w:name="List Table 1 Light" w:uiPriority="46"/>
+    <w:lsdException w:name="List Table 2" w:uiPriority="47"/>
+    <w:lsdException w:name="List Table 3" w:uiPriority="48"/>
+    <w:lsdException w:name="List Table 4" w:uiPriority="49"/>
+    <w:lsdException w:name="List Table 5 Dark" w:uiPriority="50"/>
+    <w:lsdException w:name="List Table 6 Colorful" w:uiPriority="51"/>
+    <w:lsdException w:name="List Table 7 Colorful" w:uiPriority="52"/>
+    <w:lsdException w:name="List Table 1 Light Accent 1" w:uiPriority="46"/>
+    <w:lsdException w:name="List Table 2 Accent 1" w:uiPriority="47"/>
+    <w:lsdException w:name="List Table 3 Accent 1" w:uiPriority="48"/>
+    <w:lsdException w:name="List Table 4 Accent 1" w:uiPriority="49"/>
+    <w:lsdException w:name="List Table 5 Dark Accent 1" w:uiPriority="50"/>
+    <w:lsdException w:name="List Table 6 Colorful Accent 1" w:uiPriority="51"/>
+    <w:lsdException w:name="List Table 7 Colorful Accent 1" w:uiPriority="52"/>
+    <w:lsdException w:name="List Table 1 Light Accent 2" w:uiPriority="46"/>
+    <w:lsdException w:name="List Table 2 Accent 2" w:uiPriority="47"/>
+    <w:lsdException w:name="List Table 3 Accent 2" w:uiPriority="48"/>
+    <w:lsdException w:name="List Table 4 Accent 2" w:uiPriority="49"/>
+    <w:lsdException w:name="List Table 5 Dark Accent 2" w:uiPriority="50"/>
+    <w:lsdException w:name="List Table 6 Colorful Accent 2" w:uiPriority="51"/>
+    <w:lsdException w:name="List Table 7 Colorful Accent 2" w:uiPriority="52"/>
+    <w:lsdException w:name="List Table 1 Light Accent 3" w:uiPriority="46"/>
+    <w:lsdException w:name="List Table 2 Accent 3" w:uiPriority="47"/>
+    <w:lsdException w:name="List Table 3 Accent 3" w:uiPriority="48"/>
+    <w:lsdException w:name="List Table 4 Accent 3" w:uiPriority="49"/>
+    <w:lsdException w:name="List Table 5 Dark Accent 3" w:uiPriority="50"/>
+    <w:lsdException w:name="List Table 6 Colorful Accent 3" w:uiPriority="51"/>
+    <w:lsdException w:name="List Table 7 Colorful Accent 3" w:uiPriority="52"/>
+    <w:lsdException w:name="List Table 1 Light Accent 4" w:uiPriority="46"/>
+    <w:lsdException w:name="List Table 2 Accent 4" w:uiPriority="47"/>
+    <w:lsdException w:name="List Table 3 Accent 4" w:uiPriority="48"/>
+    <w:lsdException w:name="List Table 4 Accent 4" w:uiPriority="49"/>
+    <w:lsdException w:name="List Table 5 Dark Accent 4" w:uiPriority="50"/>
+    <w:lsdException w:name="List Table 6 Colorful Accent 4" w:uiPriority="51"/>
+    <w:lsdException w:name="List Table 7 Colorful Accent 4" w:uiPriority="52"/>
+    <w:lsdException w:name="List Table 1 Light Accent 5" w:uiPriority="46"/>
+    <w:lsdException w:name="List Table 2 Accent 5" w:uiPriority="47"/>
+    <w:lsdException w:name="List Table 3 Accent 5" w:uiPriority="48"/>
+    <w:lsdException w:name="List Table 4 Accent 5" w:uiPriority="49"/>
+    <w:lsdException w:name="List Table 5 Dark Accent 5" w:uiPriority="50"/>
+    <w:lsdException w:name="List Table 6 Colorful Accent 5" w:uiPriority="51"/>
+    <w:lsdException w:name="List Table 7 Colorful Accent 5" w:uiPriority="52"/>
+    <w:lsdException w:name="List Table 1 Light Accent 6" w:uiPriority="46"/>
+    <w:lsdException w:name="List Table 2 Accent 6" w:uiPriority="47"/>
+    <w:lsdException w:name="List Table 3 Accent 6" w:uiPriority="48"/>
+    <w:lsdException w:name="List Table 4 Accent 6" w:uiPriority="49"/>
+    <w:lsdException w:name="List Table 5 Dark Accent 6" w:uiPriority="50"/>
+    <w:lsdException w:name="List Table 6 Colorful Accent 6" w:uiPriority="51"/>
+    <w:lsdException w:name="List Table 7 Colorful Accent 6" w:uiPriority="52"/>
+    <w:lsdException w:name="Mention" w:semiHidden="1" w:unhideWhenUsed="1"/>
+    <w:lsdException w:name="Smart Hyperlink" w:semiHidden="1" w:unhideWhenUsed="1"/>
+    <w:lsdException w:name="Hashtag" w:semiHidden="1" w:unhideWhenUsed="1"/>
+    <w:lsdException w:name="Unresolved Mention" w:semiHidden="1" w:unhideWhenUsed="1"/>
+    <w:lsdException w:name="Smart Link" w:semiHidden="1" w:unhideWhenUsed="1"/>
   </w:latentStyles>
-  <w:style w:type="paragraph" w:default="1" w:styleId="1">
+  <w:style w:type="paragraph" w:default="1" w:styleId="a">
     <w:name w:val="Normal"/>
     <w:qFormat/>
-    <w:uiPriority w:val="0"/>
     <w:pPr>
       <w:widowControl w:val="0"/>
       <w:jc w:val="both"/>
     </w:pPr>
     <w:rPr>
-      <w:rFonts w:asciiTheme="minorHAnsi" w:hAnsiTheme="minorHAnsi" w:eastAsiaTheme="minorEastAsia" w:cstheme="minorBidi"/>
+      <w:rFonts w:asciiTheme="minorHAnsi" w:eastAsiaTheme="minorEastAsia" w:hAnsiTheme="minorHAnsi" w:cstheme="minorBidi"/>
       <w:kern w:val="2"/>
       <w:sz w:val="21"/>
       <w:szCs w:val="22"/>
-      <w:lang w:val="en-US" w:eastAsia="zh-CN" w:bidi="ar-SA"/>
     </w:rPr>
   </w:style>
   <w:style w:type="paragraph" w:styleId="2">
     <w:name w:val="heading 2"/>
-    <w:basedOn w:val="1"/>
-    <w:next w:val="1"/>
-    <w:link w:val="14"/>
+    <w:basedOn w:val="a"/>
+    <w:next w:val="a"/>
+    <w:link w:val="20"/>
     <w:qFormat/>
-    <w:uiPriority w:val="0"/>
     <w:pPr>
       <w:keepNext/>
       <w:keepLines/>
@@ -3721,27 +5331,26 @@
       <w:outlineLvl w:val="1"/>
     </w:pPr>
     <w:rPr>
-      <w:rFonts w:ascii="Arial" w:hAnsi="Arial" w:eastAsia="黑体" w:cs="Times New Roman"/>
+      <w:rFonts w:ascii="Arial" w:eastAsia="黑体" w:hAnsi="Arial" w:cs="Times New Roman"/>
       <w:b/>
       <w:bCs/>
       <w:sz w:val="32"/>
       <w:szCs w:val="32"/>
     </w:rPr>
   </w:style>
-  <w:style w:type="character" w:default="1" w:styleId="8">
+  <w:style w:type="character" w:default="1" w:styleId="a0">
     <w:name w:val="Default Paragraph Font"/>
+    <w:uiPriority w:val="1"/>
     <w:semiHidden/>
     <w:unhideWhenUsed/>
-    <w:qFormat/>
-    <w:uiPriority w:val="1"/>
   </w:style>
-  <w:style w:type="table" w:default="1" w:styleId="6">
+  <w:style w:type="table" w:default="1" w:styleId="a1">
     <w:name w:val="Normal Table"/>
+    <w:uiPriority w:val="99"/>
     <w:semiHidden/>
     <w:unhideWhenUsed/>
-    <w:qFormat/>
-    <w:uiPriority w:val="99"/>
     <w:tblPr>
+      <w:tblInd w:w="0" w:type="dxa"/>
       <w:tblCellMar>
         <w:top w:w="0" w:type="dxa"/>
         <w:left w:w="108" w:type="dxa"/>
@@ -3750,25 +5359,31 @@
       </w:tblCellMar>
     </w:tblPr>
   </w:style>
-  <w:style w:type="paragraph" w:styleId="3">
+  <w:style w:type="numbering" w:default="1" w:styleId="a2">
+    <w:name w:val="No List"/>
+    <w:uiPriority w:val="99"/>
+    <w:semiHidden/>
+    <w:unhideWhenUsed/>
+  </w:style>
+  <w:style w:type="paragraph" w:styleId="a3">
     <w:name w:val="caption"/>
-    <w:basedOn w:val="1"/>
-    <w:next w:val="1"/>
+    <w:basedOn w:val="a"/>
+    <w:next w:val="a"/>
+    <w:uiPriority w:val="35"/>
     <w:unhideWhenUsed/>
     <w:qFormat/>
-    <w:uiPriority w:val="35"/>
     <w:rPr>
-      <w:rFonts w:eastAsia="黑体" w:asciiTheme="majorHAnsi" w:hAnsiTheme="majorHAnsi" w:cstheme="majorBidi"/>
+      <w:rFonts w:asciiTheme="majorHAnsi" w:eastAsia="黑体" w:hAnsiTheme="majorHAnsi" w:cstheme="majorBidi"/>
       <w:sz w:val="20"/>
       <w:szCs w:val="20"/>
     </w:rPr>
   </w:style>
-  <w:style w:type="paragraph" w:styleId="4">
+  <w:style w:type="paragraph" w:styleId="a4">
     <w:name w:val="footer"/>
-    <w:basedOn w:val="1"/>
-    <w:link w:val="12"/>
+    <w:basedOn w:val="a"/>
+    <w:link w:val="a5"/>
+    <w:uiPriority w:val="99"/>
     <w:unhideWhenUsed/>
-    <w:uiPriority w:val="99"/>
     <w:pPr>
       <w:tabs>
         <w:tab w:val="center" w:pos="4153"/>
@@ -3782,16 +5397,16 @@
       <w:szCs w:val="18"/>
     </w:rPr>
   </w:style>
-  <w:style w:type="paragraph" w:styleId="5">
+  <w:style w:type="paragraph" w:styleId="a6">
     <w:name w:val="header"/>
-    <w:basedOn w:val="1"/>
-    <w:link w:val="11"/>
+    <w:basedOn w:val="a"/>
+    <w:link w:val="a7"/>
+    <w:uiPriority w:val="99"/>
     <w:unhideWhenUsed/>
     <w:qFormat/>
-    <w:uiPriority w:val="99"/>
     <w:pPr>
       <w:pBdr>
-        <w:bottom w:val="single" w:color="auto" w:sz="6" w:space="1"/>
+        <w:bottom w:val="single" w:sz="6" w:space="1" w:color="auto"/>
       </w:pBdr>
       <w:tabs>
         <w:tab w:val="center" w:pos="4153"/>
@@ -3805,84 +5420,83 @@
       <w:szCs w:val="18"/>
     </w:rPr>
   </w:style>
-  <w:style w:type="table" w:styleId="7">
+  <w:style w:type="table" w:styleId="a8">
     <w:name w:val="Table Grid"/>
-    <w:basedOn w:val="6"/>
+    <w:basedOn w:val="a1"/>
+    <w:uiPriority w:val="39"/>
     <w:qFormat/>
-    <w:uiPriority w:val="39"/>
     <w:tblPr>
       <w:tblBorders>
-        <w:top w:val="single" w:color="auto" w:sz="4" w:space="0"/>
-        <w:left w:val="single" w:color="auto" w:sz="4" w:space="0"/>
-        <w:bottom w:val="single" w:color="auto" w:sz="4" w:space="0"/>
-        <w:right w:val="single" w:color="auto" w:sz="4" w:space="0"/>
-        <w:insideH w:val="single" w:color="auto" w:sz="4" w:space="0"/>
-        <w:insideV w:val="single" w:color="auto" w:sz="4" w:space="0"/>
+        <w:top w:val="single" w:sz="4" w:space="0" w:color="auto"/>
+        <w:left w:val="single" w:sz="4" w:space="0" w:color="auto"/>
+        <w:bottom w:val="single" w:sz="4" w:space="0" w:color="auto"/>
+        <w:right w:val="single" w:sz="4" w:space="0" w:color="auto"/>
+        <w:insideH w:val="single" w:sz="4" w:space="0" w:color="auto"/>
+        <w:insideV w:val="single" w:sz="4" w:space="0" w:color="auto"/>
       </w:tblBorders>
     </w:tblPr>
   </w:style>
-  <w:style w:type="character" w:styleId="9">
+  <w:style w:type="character" w:styleId="a9">
     <w:name w:val="Strong"/>
-    <w:basedOn w:val="8"/>
+    <w:basedOn w:val="a0"/>
+    <w:uiPriority w:val="22"/>
     <w:qFormat/>
-    <w:uiPriority w:val="22"/>
     <w:rPr>
       <w:b/>
       <w:bCs/>
     </w:rPr>
   </w:style>
-  <w:style w:type="character" w:styleId="10">
+  <w:style w:type="character" w:styleId="HTML">
     <w:name w:val="HTML Code"/>
-    <w:basedOn w:val="8"/>
+    <w:basedOn w:val="a0"/>
+    <w:uiPriority w:val="99"/>
     <w:semiHidden/>
     <w:unhideWhenUsed/>
     <w:qFormat/>
-    <w:uiPriority w:val="99"/>
     <w:rPr>
-      <w:rFonts w:ascii="宋体" w:hAnsi="宋体" w:eastAsia="宋体" w:cs="宋体"/>
+      <w:rFonts w:ascii="宋体" w:eastAsia="宋体" w:hAnsi="宋体" w:cs="宋体"/>
       <w:sz w:val="24"/>
       <w:szCs w:val="24"/>
     </w:rPr>
   </w:style>
-  <w:style w:type="character" w:customStyle="1" w:styleId="11">
+  <w:style w:type="character" w:customStyle="1" w:styleId="a7">
     <w:name w:val="页眉 字符"/>
-    <w:basedOn w:val="8"/>
-    <w:link w:val="5"/>
+    <w:basedOn w:val="a0"/>
+    <w:link w:val="a6"/>
+    <w:uiPriority w:val="99"/>
     <w:qFormat/>
-    <w:uiPriority w:val="99"/>
     <w:rPr>
       <w:sz w:val="18"/>
       <w:szCs w:val="18"/>
     </w:rPr>
   </w:style>
-  <w:style w:type="character" w:customStyle="1" w:styleId="12">
+  <w:style w:type="character" w:customStyle="1" w:styleId="a5">
     <w:name w:val="页脚 字符"/>
-    <w:basedOn w:val="8"/>
-    <w:link w:val="4"/>
+    <w:basedOn w:val="a0"/>
+    <w:link w:val="a4"/>
+    <w:uiPriority w:val="99"/>
     <w:qFormat/>
-    <w:uiPriority w:val="99"/>
     <w:rPr>
       <w:sz w:val="18"/>
       <w:szCs w:val="18"/>
     </w:rPr>
   </w:style>
-  <w:style w:type="paragraph" w:styleId="13">
+  <w:style w:type="paragraph" w:styleId="aa">
     <w:name w:val="List Paragraph"/>
-    <w:basedOn w:val="1"/>
+    <w:basedOn w:val="a"/>
+    <w:uiPriority w:val="34"/>
     <w:qFormat/>
-    <w:uiPriority w:val="34"/>
     <w:pPr>
-      <w:ind w:firstLine="420" w:firstLineChars="200"/>
+      <w:ind w:firstLineChars="200" w:firstLine="420"/>
     </w:pPr>
   </w:style>
-  <w:style w:type="character" w:customStyle="1" w:styleId="14">
+  <w:style w:type="character" w:customStyle="1" w:styleId="20">
     <w:name w:val="标题 2 字符"/>
-    <w:basedOn w:val="8"/>
+    <w:basedOn w:val="a0"/>
     <w:link w:val="2"/>
     <w:qFormat/>
-    <w:uiPriority w:val="0"/>
     <w:rPr>
-      <w:rFonts w:ascii="Arial" w:hAnsi="Arial" w:eastAsia="黑体" w:cs="Times New Roman"/>
+      <w:rFonts w:ascii="Arial" w:eastAsia="黑体" w:hAnsi="Arial" w:cs="Times New Roman"/>
       <w:b/>
       <w:bCs/>
       <w:sz w:val="32"/>
@@ -4144,6 +5758,7 @@
     </a:fmtScheme>
   </a:themeElements>
   <a:objectDefaults/>
+  <a:extraClrSchemeLst/>
 </a:theme>
 </file>
 
@@ -4153,6 +5768,8 @@
 
 <file path=customXml/itemProps1.xml><?xml version="1.0" encoding="utf-8"?>
 <ds:datastoreItem xmlns:ds="http://schemas.openxmlformats.org/officeDocument/2006/customXml" ds:itemID="{B1D8C0FB-7BF1-44D5-9F27-75219381D875}">
-  <ds:schemaRefs/>
+  <ds:schemaRefs>
+    <ds:schemaRef ds:uri="http://schemas.openxmlformats.org/officeDocument/2006/bibliography"/>
+  </ds:schemaRefs>
 </ds:datastoreItem>
 </file>
--- a/大作业文档.docx
+++ b/大作业文档.docx
@@ -1695,7 +1695,7 @@
         <w:tc>
           <w:tcPr>
             <w:tcW w:w="2408" w:type="dxa"/>
-            <w:shd w:val="clear"/>
+            <w:shd w:val="clear" w:color="auto" w:fill="auto"/>
             <w:vAlign w:val="center"/>
           </w:tcPr>
           <w:p>
@@ -2524,14 +2524,38 @@
       <w:pPr>
         <w:spacing w:before="0" w:after="120" w:line="300" w:lineRule="auto"/>
         <w:ind w:firstLine="480"/>
-      </w:pPr>
-      <w:r>
         <w:rPr>
           <w:rFonts w:ascii="Times New Roman" w:hAnsi="Times New Roman" w:eastAsia="宋体"/>
           <w:b w:val="0"/>
           <w:sz w:val="24"/>
         </w:rPr>
+      </w:pPr>
+      <w:r>
+        <w:rPr>
+          <w:rFonts w:ascii="Times New Roman" w:hAnsi="Times New Roman" w:eastAsia="宋体"/>
+          <w:b w:val="0"/>
+          <w:sz w:val="24"/>
+        </w:rPr>
         <w:t>系统应支持存档与读档。程序需要将角色职业、属性、背包、装备、当前位置和游戏时间保存到本地数据库，并能在再次启动或选择读档时恢复最新进度。</w:t>
+      </w:r>
+    </w:p>
+    <w:p>
+      <w:pPr>
+        <w:spacing w:before="0" w:after="120" w:line="300" w:lineRule="auto"/>
+        <w:ind w:firstLine="480"/>
+        <w:rPr>
+          <w:rFonts w:ascii="Times New Roman" w:hAnsi="Times New Roman" w:eastAsia="宋体"/>
+          <w:b w:val="0"/>
+          <w:sz w:val="24"/>
+        </w:rPr>
+      </w:pPr>
+      <w:r>
+        <w:rPr>
+          <w:rFonts w:hint="eastAsia" w:ascii="Times New Roman" w:hAnsi="Times New Roman" w:eastAsia="宋体"/>
+          <w:b w:val="0"/>
+          <w:sz w:val="24"/>
+        </w:rPr>
+        <w:t>系统应支持任务的发布与管理。 玩家可以在地图中与特定NPC对话接取任务，任务类型涵盖击杀特定怪物、购买指定道具等。系统能实时追踪任务进度，并在完成后进行结算，发放金币、经验和物品奖励，从而增强游戏的探索目的性和长线目标。</w:t>
       </w:r>
     </w:p>
     <w:p>
@@ -2728,14 +2752,103 @@
       <w:pPr>
         <w:spacing w:before="0" w:after="120" w:line="300" w:lineRule="auto"/>
         <w:ind w:firstLine="480"/>
-      </w:pPr>
-      <w:r>
         <w:rPr>
           <w:rFonts w:ascii="Times New Roman" w:hAnsi="Times New Roman" w:eastAsia="宋体"/>
           <w:b w:val="0"/>
           <w:sz w:val="24"/>
         </w:rPr>
+      </w:pPr>
+      <w:r>
+        <w:rPr>
+          <w:rFonts w:ascii="Times New Roman" w:hAnsi="Times New Roman" w:eastAsia="宋体"/>
+          <w:b w:val="0"/>
+          <w:sz w:val="24"/>
+        </w:rPr>
         <w:t>存档模块由 SaveSys 实现，使用 Qt SQL 接口保存玩家数据、背包装备、地图坐标和游戏时间。读取存档时根据职业类型重新构造角色对象，并恢复世界坐标与时间状态，保证玩家可以延续上一次游戏进度。</w:t>
+      </w:r>
+    </w:p>
+    <w:p>
+      <w:pPr>
+        <w:spacing w:before="0" w:after="120" w:line="300" w:lineRule="auto"/>
+        <w:ind w:firstLine="480"/>
+        <w:rPr>
+          <w:rFonts w:hint="eastAsia" w:ascii="Times New Roman" w:hAnsi="Times New Roman" w:eastAsia="宋体"/>
+          <w:b w:val="0"/>
+          <w:sz w:val="24"/>
+        </w:rPr>
+      </w:pPr>
+      <w:r>
+        <w:rPr>
+          <w:rFonts w:hint="eastAsia" w:ascii="Times New Roman" w:hAnsi="Times New Roman" w:eastAsia="宋体"/>
+          <w:b w:val="0"/>
+          <w:sz w:val="24"/>
+        </w:rPr>
+        <w:t>任务系统模块 由 TaskManager、Task 和 TaskWindow 等组成。Task 类利用枚举 TaskType 和结构体 TaskObjective 封装了任务状态（未开始、进行中、已完成、已提交）、任务目标及奖励配置。底层逻辑负责在玩家击杀或购买物品时调用 UpdateKill() 等方法自动更新进度，TaskWindow 则在界面上以图形化列表的形式动态展示当前的任务进展。</w:t>
+      </w:r>
+    </w:p>
+    <w:p>
+      <w:pPr>
+        <w:spacing w:before="0" w:after="120" w:line="300" w:lineRule="auto"/>
+        <w:ind w:firstLine="480"/>
+        <w:rPr>
+          <w:rFonts w:hint="eastAsia" w:ascii="Times New Roman" w:hAnsi="Times New Roman" w:eastAsia="宋体"/>
+          <w:b w:val="0"/>
+          <w:sz w:val="24"/>
+          <w:lang w:eastAsia="zh-CN"/>
+        </w:rPr>
+      </w:pPr>
+      <w:r>
+        <w:rPr>
+          <w:rFonts w:hint="eastAsia" w:ascii="Times New Roman" w:hAnsi="Times New Roman" w:eastAsia="宋体"/>
+          <w:b w:val="0"/>
+          <w:sz w:val="24"/>
+          <w:lang w:eastAsia="zh-CN"/>
+        </w:rPr>
+        <w:drawing>
+          <wp:anchor distT="0" distB="0" distL="114300" distR="114300" simplePos="0" relativeHeight="251659264" behindDoc="0" locked="0" layoutInCell="1" allowOverlap="1">
+            <wp:simplePos x="0" y="0"/>
+            <wp:positionH relativeFrom="column">
+              <wp:posOffset>-844550</wp:posOffset>
+            </wp:positionH>
+            <wp:positionV relativeFrom="paragraph">
+              <wp:posOffset>409575</wp:posOffset>
+            </wp:positionV>
+            <wp:extent cx="7143115" cy="3179445"/>
+            <wp:effectExtent l="0" t="0" r="4445" b="5715"/>
+            <wp:wrapSquare wrapText="bothSides"/>
+            <wp:docPr id="4" name="图片 4" descr="屏幕截图_12-7-2026_112810_raw.githubusercontent.com"/>
+            <wp:cNvGraphicFramePr>
+              <a:graphicFrameLocks xmlns:a="http://schemas.openxmlformats.org/drawingml/2006/main" noChangeAspect="1"/>
+            </wp:cNvGraphicFramePr>
+            <a:graphic xmlns:a="http://schemas.openxmlformats.org/drawingml/2006/main">
+              <a:graphicData uri="http://schemas.openxmlformats.org/drawingml/2006/picture">
+                <pic:pic xmlns:pic="http://schemas.openxmlformats.org/drawingml/2006/picture">
+                  <pic:nvPicPr>
+                    <pic:cNvPr id="4" name="图片 4" descr="屏幕截图_12-7-2026_112810_raw.githubusercontent.com"/>
+                    <pic:cNvPicPr>
+                      <a:picLocks noChangeAspect="1"/>
+                    </pic:cNvPicPr>
+                  </pic:nvPicPr>
+                  <pic:blipFill>
+                    <a:blip r:embed="rId10"/>
+                    <a:stretch>
+                      <a:fillRect/>
+                    </a:stretch>
+                  </pic:blipFill>
+                  <pic:spPr>
+                    <a:xfrm>
+                      <a:off x="0" y="0"/>
+                      <a:ext cx="7143115" cy="3179445"/>
+                    </a:xfrm>
+                    <a:prstGeom prst="rect">
+                      <a:avLst/>
+                    </a:prstGeom>
+                  </pic:spPr>
+                </pic:pic>
+              </a:graphicData>
+            </a:graphic>
+          </wp:anchor>
+        </w:drawing>
       </w:r>
     </w:p>
     <w:p>
@@ -2770,15 +2883,1266 @@
       <w:pPr>
         <w:spacing w:before="0" w:after="120" w:line="300" w:lineRule="auto"/>
         <w:ind w:firstLine="480"/>
-      </w:pPr>
-      <w:r>
         <w:rPr>
           <w:rFonts w:ascii="Times New Roman" w:hAnsi="Times New Roman" w:eastAsia="宋体"/>
           <w:b w:val="0"/>
           <w:sz w:val="24"/>
         </w:rPr>
+      </w:pPr>
+      <w:r>
+        <w:rPr>
+          <w:rFonts w:ascii="Times New Roman" w:hAnsi="Times New Roman" w:eastAsia="宋体"/>
+          <w:b w:val="0"/>
+          <w:sz w:val="24"/>
+        </w:rPr>
         <w:t>玩家移动流程为：Qt 捕获按键事件后记录方向状态，QTimer 以固定间隔计算下一帧位置；界面层根据地图边界和 MapSystem::isWalkable 进行碰撞检测，合法时更新角色图元坐标并移动摄像机视图。玩家靠近商店或实体时，系统显示交互提示，确认后再由 GameEngine::ExecuteInteraction 触发商店、战斗或其他交互。</w:t>
       </w:r>
+    </w:p>
+    <w:p>
+      <w:pPr>
+        <w:spacing w:before="0" w:after="120" w:line="300" w:lineRule="auto"/>
+        <w:ind w:firstLine="480"/>
+        <w:rPr>
+          <w:rFonts w:hint="eastAsia" w:ascii="Times New Roman" w:hAnsi="Times New Roman" w:eastAsia="宋体"/>
+          <w:b/>
+          <w:bCs/>
+          <w:sz w:val="24"/>
+          <w:lang w:val="en-US" w:eastAsia="zh-CN"/>
+        </w:rPr>
+      </w:pPr>
+      <w:r>
+        <w:rPr>
+          <w:rFonts w:hint="eastAsia" w:ascii="Times New Roman" w:hAnsi="Times New Roman" w:eastAsia="宋体"/>
+          <w:b/>
+          <w:bCs/>
+          <w:sz w:val="24"/>
+          <w:lang w:val="en-US" w:eastAsia="zh-CN"/>
+        </w:rPr>
+        <w:t>Stl应用：</w:t>
+      </w:r>
+    </w:p>
+    <w:p>
+      <w:pPr>
+        <w:keepNext w:val="0"/>
+        <w:keepLines w:val="0"/>
+        <w:pageBreakBefore w:val="0"/>
+        <w:widowControl w:val="0"/>
+        <w:kinsoku/>
+        <w:wordWrap/>
+        <w:overflowPunct/>
+        <w:topLinePunct w:val="0"/>
+        <w:autoSpaceDE/>
+        <w:autoSpaceDN/>
+        <w:bidi w:val="0"/>
+        <w:adjustRightInd/>
+        <w:snapToGrid/>
+        <w:spacing w:before="0" w:after="120" w:line="300" w:lineRule="auto"/>
+        <w:ind w:firstLine="204" w:firstLineChars="85"/>
+        <w:textAlignment w:val="auto"/>
+        <w:rPr>
+          <w:rFonts w:hint="default" w:ascii="Times New Roman" w:hAnsi="Times New Roman" w:eastAsia="宋体"/>
+          <w:b w:val="0"/>
+          <w:bCs w:val="0"/>
+          <w:sz w:val="24"/>
+          <w:lang w:val="en-US" w:eastAsia="zh-CN"/>
+        </w:rPr>
+      </w:pPr>
+      <w:r>
+        <w:rPr>
+          <w:rFonts w:hint="default" w:ascii="Times New Roman" w:hAnsi="Times New Roman" w:eastAsia="宋体"/>
+          <w:b w:val="0"/>
+          <w:bCs w:val="0"/>
+          <w:sz w:val="24"/>
+          <w:lang w:val="en-US" w:eastAsia="zh-CN"/>
+        </w:rPr>
+        <w:t>1. std::vector (动态数组)</w:t>
+      </w:r>
+    </w:p>
+    <w:p>
+      <w:pPr>
+        <w:keepNext w:val="0"/>
+        <w:keepLines w:val="0"/>
+        <w:pageBreakBefore w:val="0"/>
+        <w:widowControl w:val="0"/>
+        <w:kinsoku/>
+        <w:wordWrap/>
+        <w:overflowPunct/>
+        <w:topLinePunct w:val="0"/>
+        <w:autoSpaceDE/>
+        <w:autoSpaceDN/>
+        <w:bidi w:val="0"/>
+        <w:adjustRightInd/>
+        <w:snapToGrid/>
+        <w:spacing w:before="0" w:after="120" w:line="300" w:lineRule="auto"/>
+        <w:ind w:firstLine="204" w:firstLineChars="85"/>
+        <w:textAlignment w:val="auto"/>
+        <w:rPr>
+          <w:rFonts w:hint="default" w:ascii="Times New Roman" w:hAnsi="Times New Roman" w:eastAsia="宋体"/>
+          <w:b w:val="0"/>
+          <w:bCs w:val="0"/>
+          <w:sz w:val="24"/>
+          <w:lang w:val="en-US" w:eastAsia="zh-CN"/>
+        </w:rPr>
+      </w:pPr>
+      <w:r>
+        <w:rPr>
+          <w:rFonts w:hint="default" w:ascii="Times New Roman" w:hAnsi="Times New Roman" w:eastAsia="宋体"/>
+          <w:b w:val="0"/>
+          <w:bCs w:val="0"/>
+          <w:sz w:val="24"/>
+          <w:lang w:val="en-US" w:eastAsia="zh-CN"/>
+        </w:rPr>
+        <w:t>应用场景： 项目中应用最广泛的容器。核心使用场景包括：</w:t>
+      </w:r>
+    </w:p>
+    <w:p>
+      <w:pPr>
+        <w:keepNext w:val="0"/>
+        <w:keepLines w:val="0"/>
+        <w:pageBreakBefore w:val="0"/>
+        <w:widowControl w:val="0"/>
+        <w:kinsoku/>
+        <w:wordWrap/>
+        <w:overflowPunct/>
+        <w:topLinePunct w:val="0"/>
+        <w:autoSpaceDE/>
+        <w:autoSpaceDN/>
+        <w:bidi w:val="0"/>
+        <w:adjustRightInd/>
+        <w:snapToGrid/>
+        <w:spacing w:before="0" w:after="120" w:line="300" w:lineRule="auto"/>
+        <w:ind w:firstLine="204" w:firstLineChars="85"/>
+        <w:textAlignment w:val="auto"/>
+        <w:rPr>
+          <w:rFonts w:hint="default" w:ascii="Times New Roman" w:hAnsi="Times New Roman" w:eastAsia="宋体"/>
+          <w:b w:val="0"/>
+          <w:bCs w:val="0"/>
+          <w:sz w:val="24"/>
+          <w:lang w:val="en-US" w:eastAsia="zh-CN"/>
+        </w:rPr>
+      </w:pPr>
+      <w:r>
+        <w:rPr>
+          <w:rFonts w:hint="default" w:ascii="Times New Roman" w:hAnsi="Times New Roman" w:eastAsia="宋体"/>
+          <w:b w:val="0"/>
+          <w:bCs w:val="0"/>
+          <w:sz w:val="24"/>
+          <w:lang w:val="en-US" w:eastAsia="zh-CN"/>
+        </w:rPr>
+        <w:t>物品管理： 背包系统 (std::vector&lt;std::unique_ptr&lt;Item&gt;&gt; items)、商店商品列表 (std::vector&lt;ShopItem&gt;) 和黑市商品。</w:t>
+      </w:r>
+    </w:p>
+    <w:p>
+      <w:pPr>
+        <w:keepNext w:val="0"/>
+        <w:keepLines w:val="0"/>
+        <w:pageBreakBefore w:val="0"/>
+        <w:widowControl w:val="0"/>
+        <w:kinsoku/>
+        <w:wordWrap/>
+        <w:overflowPunct/>
+        <w:topLinePunct w:val="0"/>
+        <w:autoSpaceDE/>
+        <w:autoSpaceDN/>
+        <w:bidi w:val="0"/>
+        <w:adjustRightInd/>
+        <w:snapToGrid/>
+        <w:spacing w:before="0" w:after="120" w:line="300" w:lineRule="auto"/>
+        <w:ind w:firstLine="204" w:firstLineChars="85"/>
+        <w:textAlignment w:val="auto"/>
+        <w:rPr>
+          <w:rFonts w:hint="default" w:ascii="Times New Roman" w:hAnsi="Times New Roman" w:eastAsia="宋体"/>
+          <w:b w:val="0"/>
+          <w:bCs w:val="0"/>
+          <w:sz w:val="24"/>
+          <w:lang w:val="en-US" w:eastAsia="zh-CN"/>
+        </w:rPr>
+      </w:pPr>
+      <w:r>
+        <w:rPr>
+          <w:rFonts w:hint="default" w:ascii="Times New Roman" w:hAnsi="Times New Roman" w:eastAsia="宋体"/>
+          <w:b w:val="0"/>
+          <w:bCs w:val="0"/>
+          <w:sz w:val="24"/>
+          <w:lang w:val="en-US" w:eastAsia="zh-CN"/>
+        </w:rPr>
+        <w:t>地图数据： 2D 地图网格的底层存储 (std::vector&lt;std::vector&lt;int&gt;&gt; mapData)。</w:t>
+      </w:r>
+    </w:p>
+    <w:p>
+      <w:pPr>
+        <w:keepNext w:val="0"/>
+        <w:keepLines w:val="0"/>
+        <w:pageBreakBefore w:val="0"/>
+        <w:widowControl w:val="0"/>
+        <w:kinsoku/>
+        <w:wordWrap/>
+        <w:overflowPunct/>
+        <w:topLinePunct w:val="0"/>
+        <w:autoSpaceDE/>
+        <w:autoSpaceDN/>
+        <w:bidi w:val="0"/>
+        <w:adjustRightInd/>
+        <w:snapToGrid/>
+        <w:spacing w:before="0" w:after="120" w:line="300" w:lineRule="auto"/>
+        <w:ind w:firstLine="204" w:firstLineChars="85"/>
+        <w:textAlignment w:val="auto"/>
+        <w:rPr>
+          <w:rFonts w:hint="default" w:ascii="Times New Roman" w:hAnsi="Times New Roman" w:eastAsia="宋体"/>
+          <w:b w:val="0"/>
+          <w:bCs w:val="0"/>
+          <w:sz w:val="24"/>
+          <w:lang w:val="en-US" w:eastAsia="zh-CN"/>
+        </w:rPr>
+      </w:pPr>
+      <w:r>
+        <w:rPr>
+          <w:rFonts w:hint="default" w:ascii="Times New Roman" w:hAnsi="Times New Roman" w:eastAsia="宋体"/>
+          <w:b w:val="0"/>
+          <w:bCs w:val="0"/>
+          <w:sz w:val="24"/>
+          <w:lang w:val="en-US" w:eastAsia="zh-CN"/>
+        </w:rPr>
+        <w:t>系统交互： A* 寻路算法返回的路径节点列表 (std::vector&lt;GamePoint&gt; path)、获取视野范围内的瓦片信息 (std::vector&lt;MapTileInfo&gt;)。</w:t>
+      </w:r>
+    </w:p>
+    <w:p>
+      <w:pPr>
+        <w:keepNext w:val="0"/>
+        <w:keepLines w:val="0"/>
+        <w:pageBreakBefore w:val="0"/>
+        <w:widowControl w:val="0"/>
+        <w:kinsoku/>
+        <w:wordWrap/>
+        <w:overflowPunct/>
+        <w:topLinePunct w:val="0"/>
+        <w:autoSpaceDE/>
+        <w:autoSpaceDN/>
+        <w:bidi w:val="0"/>
+        <w:adjustRightInd/>
+        <w:snapToGrid/>
+        <w:spacing w:before="0" w:after="120" w:line="300" w:lineRule="auto"/>
+        <w:ind w:firstLine="204" w:firstLineChars="85"/>
+        <w:textAlignment w:val="auto"/>
+        <w:rPr>
+          <w:rFonts w:hint="default" w:ascii="Times New Roman" w:hAnsi="Times New Roman" w:eastAsia="宋体"/>
+          <w:b w:val="0"/>
+          <w:bCs w:val="0"/>
+          <w:sz w:val="24"/>
+          <w:lang w:val="en-US" w:eastAsia="zh-CN"/>
+        </w:rPr>
+      </w:pPr>
+      <w:r>
+        <w:rPr>
+          <w:rFonts w:hint="default" w:ascii="Times New Roman" w:hAnsi="Times New Roman" w:eastAsia="宋体"/>
+          <w:b w:val="0"/>
+          <w:bCs w:val="0"/>
+          <w:sz w:val="24"/>
+          <w:lang w:val="en-US" w:eastAsia="zh-CN"/>
+        </w:rPr>
+        <w:t>设计理由：</w:t>
+      </w:r>
+    </w:p>
+    <w:p>
+      <w:pPr>
+        <w:keepNext w:val="0"/>
+        <w:keepLines w:val="0"/>
+        <w:pageBreakBefore w:val="0"/>
+        <w:widowControl w:val="0"/>
+        <w:kinsoku/>
+        <w:wordWrap/>
+        <w:overflowPunct/>
+        <w:topLinePunct w:val="0"/>
+        <w:autoSpaceDE/>
+        <w:autoSpaceDN/>
+        <w:bidi w:val="0"/>
+        <w:adjustRightInd/>
+        <w:snapToGrid/>
+        <w:spacing w:before="0" w:after="120" w:line="300" w:lineRule="auto"/>
+        <w:ind w:firstLine="204" w:firstLineChars="85"/>
+        <w:textAlignment w:val="auto"/>
+        <w:rPr>
+          <w:rFonts w:hint="default" w:ascii="Times New Roman" w:hAnsi="Times New Roman" w:eastAsia="宋体"/>
+          <w:b w:val="0"/>
+          <w:bCs w:val="0"/>
+          <w:sz w:val="24"/>
+          <w:lang w:val="en-US" w:eastAsia="zh-CN"/>
+        </w:rPr>
+      </w:pPr>
+      <w:r>
+        <w:rPr>
+          <w:rFonts w:hint="default" w:ascii="Times New Roman" w:hAnsi="Times New Roman" w:eastAsia="宋体"/>
+          <w:b w:val="0"/>
+          <w:bCs w:val="0"/>
+          <w:sz w:val="24"/>
+          <w:lang w:val="en-US" w:eastAsia="zh-CN"/>
+        </w:rPr>
+        <w:t>内存连续性与极致性能： vector 在内存中是连续分配的，对 CPU 缓存极其友好。在进行高频次的地图网格渲染、UI 列表刷新（如遍历背包和商店）时，提供了 O(1) 的随机访问时间复杂度。</w:t>
+      </w:r>
+    </w:p>
+    <w:p>
+      <w:pPr>
+        <w:keepNext w:val="0"/>
+        <w:keepLines w:val="0"/>
+        <w:pageBreakBefore w:val="0"/>
+        <w:widowControl w:val="0"/>
+        <w:kinsoku/>
+        <w:wordWrap/>
+        <w:overflowPunct/>
+        <w:topLinePunct w:val="0"/>
+        <w:autoSpaceDE/>
+        <w:autoSpaceDN/>
+        <w:bidi w:val="0"/>
+        <w:adjustRightInd/>
+        <w:snapToGrid/>
+        <w:spacing w:before="0" w:after="120" w:line="300" w:lineRule="auto"/>
+        <w:ind w:firstLine="204" w:firstLineChars="85"/>
+        <w:textAlignment w:val="auto"/>
+        <w:rPr>
+          <w:rFonts w:hint="default" w:ascii="Times New Roman" w:hAnsi="Times New Roman" w:eastAsia="宋体"/>
+          <w:b w:val="0"/>
+          <w:bCs w:val="0"/>
+          <w:sz w:val="24"/>
+          <w:lang w:val="en-US" w:eastAsia="zh-CN"/>
+        </w:rPr>
+      </w:pPr>
+      <w:r>
+        <w:rPr>
+          <w:rFonts w:hint="default" w:ascii="Times New Roman" w:hAnsi="Times New Roman" w:eastAsia="宋体"/>
+          <w:b w:val="0"/>
+          <w:bCs w:val="0"/>
+          <w:sz w:val="24"/>
+          <w:lang w:val="en-US" w:eastAsia="zh-CN"/>
+        </w:rPr>
+        <w:t>动态扩容： 玩家的背包物品和游戏中的路径长度都是动态变化的，vector 支持在尾部高效追加 (push_back) 元素，既保证了数组的灵活性，又避免了手动管理内存的风险。</w:t>
+      </w:r>
+    </w:p>
+    <w:p>
+      <w:pPr>
+        <w:keepNext w:val="0"/>
+        <w:keepLines w:val="0"/>
+        <w:pageBreakBefore w:val="0"/>
+        <w:widowControl w:val="0"/>
+        <w:kinsoku/>
+        <w:wordWrap/>
+        <w:overflowPunct/>
+        <w:topLinePunct w:val="0"/>
+        <w:autoSpaceDE/>
+        <w:autoSpaceDN/>
+        <w:bidi w:val="0"/>
+        <w:adjustRightInd/>
+        <w:snapToGrid/>
+        <w:spacing w:before="0" w:after="120" w:line="300" w:lineRule="auto"/>
+        <w:ind w:firstLine="204" w:firstLineChars="85"/>
+        <w:textAlignment w:val="auto"/>
+        <w:rPr>
+          <w:rFonts w:hint="default" w:ascii="Times New Roman" w:hAnsi="Times New Roman" w:eastAsia="宋体"/>
+          <w:b w:val="0"/>
+          <w:bCs w:val="0"/>
+          <w:sz w:val="24"/>
+          <w:lang w:val="en-US" w:eastAsia="zh-CN"/>
+        </w:rPr>
+      </w:pPr>
+      <w:r>
+        <w:rPr>
+          <w:rFonts w:hint="default" w:ascii="Times New Roman" w:hAnsi="Times New Roman" w:eastAsia="宋体"/>
+          <w:b w:val="0"/>
+          <w:bCs w:val="0"/>
+          <w:sz w:val="24"/>
+          <w:lang w:val="en-US" w:eastAsia="zh-CN"/>
+        </w:rPr>
+        <w:t>2. std::queue (队列)</w:t>
+      </w:r>
+    </w:p>
+    <w:p>
+      <w:pPr>
+        <w:keepNext w:val="0"/>
+        <w:keepLines w:val="0"/>
+        <w:pageBreakBefore w:val="0"/>
+        <w:widowControl w:val="0"/>
+        <w:kinsoku/>
+        <w:wordWrap/>
+        <w:overflowPunct/>
+        <w:topLinePunct w:val="0"/>
+        <w:autoSpaceDE/>
+        <w:autoSpaceDN/>
+        <w:bidi w:val="0"/>
+        <w:adjustRightInd/>
+        <w:snapToGrid/>
+        <w:spacing w:before="0" w:after="120" w:line="300" w:lineRule="auto"/>
+        <w:ind w:firstLine="204" w:firstLineChars="85"/>
+        <w:textAlignment w:val="auto"/>
+        <w:rPr>
+          <w:rFonts w:hint="default" w:ascii="Times New Roman" w:hAnsi="Times New Roman" w:eastAsia="宋体"/>
+          <w:b w:val="0"/>
+          <w:bCs w:val="0"/>
+          <w:sz w:val="24"/>
+          <w:lang w:val="en-US" w:eastAsia="zh-CN"/>
+        </w:rPr>
+      </w:pPr>
+      <w:r>
+        <w:rPr>
+          <w:rFonts w:hint="default" w:ascii="Times New Roman" w:hAnsi="Times New Roman" w:eastAsia="宋体"/>
+          <w:b w:val="0"/>
+          <w:bCs w:val="0"/>
+          <w:sz w:val="24"/>
+          <w:lang w:val="en-US" w:eastAsia="zh-CN"/>
+        </w:rPr>
+        <w:t>应用场景：</w:t>
+      </w:r>
+    </w:p>
+    <w:p>
+      <w:pPr>
+        <w:keepNext w:val="0"/>
+        <w:keepLines w:val="0"/>
+        <w:pageBreakBefore w:val="0"/>
+        <w:widowControl w:val="0"/>
+        <w:kinsoku/>
+        <w:wordWrap/>
+        <w:overflowPunct/>
+        <w:topLinePunct w:val="0"/>
+        <w:autoSpaceDE/>
+        <w:autoSpaceDN/>
+        <w:bidi w:val="0"/>
+        <w:adjustRightInd/>
+        <w:snapToGrid/>
+        <w:spacing w:before="0" w:after="120" w:line="300" w:lineRule="auto"/>
+        <w:ind w:firstLine="204" w:firstLineChars="85"/>
+        <w:textAlignment w:val="auto"/>
+        <w:rPr>
+          <w:rFonts w:hint="default" w:ascii="Times New Roman" w:hAnsi="Times New Roman" w:eastAsia="宋体"/>
+          <w:b w:val="0"/>
+          <w:bCs w:val="0"/>
+          <w:sz w:val="24"/>
+          <w:lang w:val="en-US" w:eastAsia="zh-CN"/>
+        </w:rPr>
+      </w:pPr>
+      <w:r>
+        <w:rPr>
+          <w:rFonts w:hint="default" w:ascii="Times New Roman" w:hAnsi="Times New Roman" w:eastAsia="宋体"/>
+          <w:b w:val="0"/>
+          <w:bCs w:val="0"/>
+          <w:sz w:val="24"/>
+          <w:lang w:val="en-US" w:eastAsia="zh-CN"/>
+        </w:rPr>
+        <w:t>UI 消息提示系统： 在主窗口中用于管理屏幕中央弹出的浮动提示文字 (std::queue&lt;QString&gt; m_notifyQueue; 位于 mainwindow.h)。</w:t>
+      </w:r>
+    </w:p>
+    <w:p>
+      <w:pPr>
+        <w:keepNext w:val="0"/>
+        <w:keepLines w:val="0"/>
+        <w:pageBreakBefore w:val="0"/>
+        <w:widowControl w:val="0"/>
+        <w:kinsoku/>
+        <w:wordWrap/>
+        <w:overflowPunct/>
+        <w:topLinePunct w:val="0"/>
+        <w:autoSpaceDE/>
+        <w:autoSpaceDN/>
+        <w:bidi w:val="0"/>
+        <w:adjustRightInd/>
+        <w:snapToGrid/>
+        <w:spacing w:before="0" w:after="120" w:line="300" w:lineRule="auto"/>
+        <w:ind w:firstLine="204" w:firstLineChars="85"/>
+        <w:textAlignment w:val="auto"/>
+        <w:rPr>
+          <w:rFonts w:hint="default" w:ascii="Times New Roman" w:hAnsi="Times New Roman" w:eastAsia="宋体"/>
+          <w:b w:val="0"/>
+          <w:bCs w:val="0"/>
+          <w:sz w:val="24"/>
+          <w:lang w:val="en-US" w:eastAsia="zh-CN"/>
+        </w:rPr>
+      </w:pPr>
+      <w:r>
+        <w:rPr>
+          <w:rFonts w:hint="default" w:ascii="Times New Roman" w:hAnsi="Times New Roman" w:eastAsia="宋体"/>
+          <w:b w:val="0"/>
+          <w:bCs w:val="0"/>
+          <w:sz w:val="24"/>
+          <w:lang w:val="en-US" w:eastAsia="zh-CN"/>
+        </w:rPr>
+        <w:t>设计理由：</w:t>
+      </w:r>
+    </w:p>
+    <w:p>
+      <w:pPr>
+        <w:keepNext w:val="0"/>
+        <w:keepLines w:val="0"/>
+        <w:pageBreakBefore w:val="0"/>
+        <w:widowControl w:val="0"/>
+        <w:kinsoku/>
+        <w:wordWrap/>
+        <w:overflowPunct/>
+        <w:topLinePunct w:val="0"/>
+        <w:autoSpaceDE/>
+        <w:autoSpaceDN/>
+        <w:bidi w:val="0"/>
+        <w:adjustRightInd/>
+        <w:snapToGrid/>
+        <w:spacing w:before="0" w:after="120" w:line="300" w:lineRule="auto"/>
+        <w:ind w:firstLine="204" w:firstLineChars="85"/>
+        <w:textAlignment w:val="auto"/>
+        <w:rPr>
+          <w:rFonts w:hint="default" w:ascii="Times New Roman" w:hAnsi="Times New Roman" w:eastAsia="宋体"/>
+          <w:b w:val="0"/>
+          <w:bCs w:val="0"/>
+          <w:sz w:val="24"/>
+          <w:lang w:val="en-US" w:eastAsia="zh-CN"/>
+        </w:rPr>
+      </w:pPr>
+      <w:r>
+        <w:rPr>
+          <w:rFonts w:hint="default" w:ascii="Times New Roman" w:hAnsi="Times New Roman" w:eastAsia="宋体"/>
+          <w:b w:val="0"/>
+          <w:bCs w:val="0"/>
+          <w:sz w:val="24"/>
+          <w:lang w:val="en-US" w:eastAsia="zh-CN"/>
+        </w:rPr>
+        <w:t>先进先出 (FIFO) 特性： 游戏中的系统通知（如“获得物品”、“任务更新”、“金币不足”等）可能在极短时间内被集中触发。如果同时显示会造成 UI 遮挡。</w:t>
+      </w:r>
+    </w:p>
+    <w:p>
+      <w:pPr>
+        <w:keepNext w:val="0"/>
+        <w:keepLines w:val="0"/>
+        <w:pageBreakBefore w:val="0"/>
+        <w:widowControl w:val="0"/>
+        <w:kinsoku/>
+        <w:wordWrap/>
+        <w:overflowPunct/>
+        <w:topLinePunct w:val="0"/>
+        <w:autoSpaceDE/>
+        <w:autoSpaceDN/>
+        <w:bidi w:val="0"/>
+        <w:adjustRightInd/>
+        <w:snapToGrid/>
+        <w:spacing w:before="0" w:after="120" w:line="300" w:lineRule="auto"/>
+        <w:ind w:firstLine="204" w:firstLineChars="85"/>
+        <w:textAlignment w:val="auto"/>
+        <w:rPr>
+          <w:rFonts w:hint="default" w:ascii="Times New Roman" w:hAnsi="Times New Roman" w:eastAsia="宋体"/>
+          <w:b w:val="0"/>
+          <w:bCs w:val="0"/>
+          <w:sz w:val="24"/>
+          <w:lang w:val="en-US" w:eastAsia="zh-CN"/>
+        </w:rPr>
+      </w:pPr>
+      <w:r>
+        <w:rPr>
+          <w:rFonts w:hint="default" w:ascii="Times New Roman" w:hAnsi="Times New Roman" w:eastAsia="宋体"/>
+          <w:b w:val="0"/>
+          <w:bCs w:val="0"/>
+          <w:sz w:val="24"/>
+          <w:lang w:val="en-US" w:eastAsia="zh-CN"/>
+        </w:rPr>
+        <w:t>queue 天然的 FIFO 特性完美契合了消息队列的设计模式。先触发的提示优先入队并展示，展示完毕后出队 (pop())，严格保证了玩家接收信息的先后逻辑顺序。</w:t>
+      </w:r>
+    </w:p>
+    <w:p>
+      <w:pPr>
+        <w:keepNext w:val="0"/>
+        <w:keepLines w:val="0"/>
+        <w:pageBreakBefore w:val="0"/>
+        <w:widowControl w:val="0"/>
+        <w:kinsoku/>
+        <w:wordWrap/>
+        <w:overflowPunct/>
+        <w:topLinePunct w:val="0"/>
+        <w:autoSpaceDE/>
+        <w:autoSpaceDN/>
+        <w:bidi w:val="0"/>
+        <w:adjustRightInd/>
+        <w:snapToGrid/>
+        <w:spacing w:before="0" w:after="120" w:line="300" w:lineRule="auto"/>
+        <w:ind w:firstLine="204" w:firstLineChars="85"/>
+        <w:textAlignment w:val="auto"/>
+        <w:rPr>
+          <w:rFonts w:hint="default" w:ascii="Times New Roman" w:hAnsi="Times New Roman" w:eastAsia="宋体"/>
+          <w:b w:val="0"/>
+          <w:bCs w:val="0"/>
+          <w:sz w:val="24"/>
+          <w:lang w:val="en-US" w:eastAsia="zh-CN"/>
+        </w:rPr>
+      </w:pPr>
+      <w:r>
+        <w:rPr>
+          <w:rFonts w:hint="default" w:ascii="Times New Roman" w:hAnsi="Times New Roman" w:eastAsia="宋体"/>
+          <w:b w:val="0"/>
+          <w:bCs w:val="0"/>
+          <w:sz w:val="24"/>
+          <w:lang w:val="en-US" w:eastAsia="zh-CN"/>
+        </w:rPr>
+        <w:t>3. std::priority_queue (优先队列)</w:t>
+      </w:r>
+    </w:p>
+    <w:p>
+      <w:pPr>
+        <w:keepNext w:val="0"/>
+        <w:keepLines w:val="0"/>
+        <w:pageBreakBefore w:val="0"/>
+        <w:widowControl w:val="0"/>
+        <w:kinsoku/>
+        <w:wordWrap/>
+        <w:overflowPunct/>
+        <w:topLinePunct w:val="0"/>
+        <w:autoSpaceDE/>
+        <w:autoSpaceDN/>
+        <w:bidi w:val="0"/>
+        <w:adjustRightInd/>
+        <w:snapToGrid/>
+        <w:spacing w:before="0" w:after="120" w:line="300" w:lineRule="auto"/>
+        <w:ind w:firstLine="204" w:firstLineChars="85"/>
+        <w:textAlignment w:val="auto"/>
+        <w:rPr>
+          <w:rFonts w:hint="default" w:ascii="Times New Roman" w:hAnsi="Times New Roman" w:eastAsia="宋体"/>
+          <w:b w:val="0"/>
+          <w:bCs w:val="0"/>
+          <w:sz w:val="24"/>
+          <w:lang w:val="en-US" w:eastAsia="zh-CN"/>
+        </w:rPr>
+      </w:pPr>
+      <w:r>
+        <w:rPr>
+          <w:rFonts w:hint="default" w:ascii="Times New Roman" w:hAnsi="Times New Roman" w:eastAsia="宋体"/>
+          <w:b w:val="0"/>
+          <w:bCs w:val="0"/>
+          <w:sz w:val="24"/>
+          <w:lang w:val="en-US" w:eastAsia="zh-CN"/>
+        </w:rPr>
+        <w:t>应用场景：</w:t>
+      </w:r>
+    </w:p>
+    <w:p>
+      <w:pPr>
+        <w:keepNext w:val="0"/>
+        <w:keepLines w:val="0"/>
+        <w:pageBreakBefore w:val="0"/>
+        <w:widowControl w:val="0"/>
+        <w:kinsoku/>
+        <w:wordWrap/>
+        <w:overflowPunct/>
+        <w:topLinePunct w:val="0"/>
+        <w:autoSpaceDE/>
+        <w:autoSpaceDN/>
+        <w:bidi w:val="0"/>
+        <w:adjustRightInd/>
+        <w:snapToGrid/>
+        <w:spacing w:before="0" w:after="120" w:line="300" w:lineRule="auto"/>
+        <w:ind w:firstLine="204" w:firstLineChars="85"/>
+        <w:textAlignment w:val="auto"/>
+        <w:rPr>
+          <w:rFonts w:hint="default" w:ascii="Times New Roman" w:hAnsi="Times New Roman" w:eastAsia="宋体"/>
+          <w:b w:val="0"/>
+          <w:bCs w:val="0"/>
+          <w:sz w:val="24"/>
+          <w:lang w:val="en-US" w:eastAsia="zh-CN"/>
+        </w:rPr>
+      </w:pPr>
+      <w:r>
+        <w:rPr>
+          <w:rFonts w:hint="default" w:ascii="Times New Roman" w:hAnsi="Times New Roman" w:eastAsia="宋体"/>
+          <w:b w:val="0"/>
+          <w:bCs w:val="0"/>
+          <w:sz w:val="24"/>
+          <w:lang w:val="en-US" w:eastAsia="zh-CN"/>
+        </w:rPr>
+        <w:t>A 寻路算法的核心数据结构：* 用于在地图系统中维护待探索节点列表（Open List）（std::priority_queue&lt;AStarNode*, std::vector&lt;AStarNode*&gt;, CompareNodePtr&gt; openList; 位于 Map.cpp）。</w:t>
+      </w:r>
+    </w:p>
+    <w:p>
+      <w:pPr>
+        <w:keepNext w:val="0"/>
+        <w:keepLines w:val="0"/>
+        <w:pageBreakBefore w:val="0"/>
+        <w:widowControl w:val="0"/>
+        <w:kinsoku/>
+        <w:wordWrap/>
+        <w:overflowPunct/>
+        <w:topLinePunct w:val="0"/>
+        <w:autoSpaceDE/>
+        <w:autoSpaceDN/>
+        <w:bidi w:val="0"/>
+        <w:adjustRightInd/>
+        <w:snapToGrid/>
+        <w:spacing w:before="0" w:after="120" w:line="300" w:lineRule="auto"/>
+        <w:ind w:firstLine="204" w:firstLineChars="85"/>
+        <w:textAlignment w:val="auto"/>
+        <w:rPr>
+          <w:rFonts w:hint="default" w:ascii="Times New Roman" w:hAnsi="Times New Roman" w:eastAsia="宋体"/>
+          <w:b w:val="0"/>
+          <w:bCs w:val="0"/>
+          <w:sz w:val="24"/>
+          <w:lang w:val="en-US" w:eastAsia="zh-CN"/>
+        </w:rPr>
+      </w:pPr>
+      <w:r>
+        <w:rPr>
+          <w:rFonts w:hint="default" w:ascii="Times New Roman" w:hAnsi="Times New Roman" w:eastAsia="宋体"/>
+          <w:b w:val="0"/>
+          <w:bCs w:val="0"/>
+          <w:sz w:val="24"/>
+          <w:lang w:val="en-US" w:eastAsia="zh-CN"/>
+        </w:rPr>
+        <w:t>设计理由：</w:t>
+      </w:r>
+    </w:p>
+    <w:p>
+      <w:pPr>
+        <w:keepNext w:val="0"/>
+        <w:keepLines w:val="0"/>
+        <w:pageBreakBefore w:val="0"/>
+        <w:widowControl w:val="0"/>
+        <w:kinsoku/>
+        <w:wordWrap/>
+        <w:overflowPunct/>
+        <w:topLinePunct w:val="0"/>
+        <w:autoSpaceDE/>
+        <w:autoSpaceDN/>
+        <w:bidi w:val="0"/>
+        <w:adjustRightInd/>
+        <w:snapToGrid/>
+        <w:spacing w:before="0" w:after="120" w:line="300" w:lineRule="auto"/>
+        <w:ind w:firstLine="204" w:firstLineChars="85"/>
+        <w:textAlignment w:val="auto"/>
+        <w:rPr>
+          <w:rFonts w:hint="default" w:ascii="Times New Roman" w:hAnsi="Times New Roman" w:eastAsia="宋体"/>
+          <w:b w:val="0"/>
+          <w:bCs w:val="0"/>
+          <w:sz w:val="24"/>
+          <w:lang w:val="en-US" w:eastAsia="zh-CN"/>
+        </w:rPr>
+      </w:pPr>
+      <w:r>
+        <w:rPr>
+          <w:rFonts w:hint="default" w:ascii="Times New Roman" w:hAnsi="Times New Roman" w:eastAsia="宋体"/>
+          <w:b w:val="0"/>
+          <w:bCs w:val="0"/>
+          <w:sz w:val="24"/>
+          <w:lang w:val="en-US" w:eastAsia="zh-CN"/>
+        </w:rPr>
+        <w:t>最高效的极值查找： A* 算法在寻路时，每次循环都必须从候选节点中挑出总代价（f=g+h）最小的节点进行扩展。</w:t>
+      </w:r>
+    </w:p>
+    <w:p>
+      <w:pPr>
+        <w:keepNext w:val="0"/>
+        <w:keepLines w:val="0"/>
+        <w:pageBreakBefore w:val="0"/>
+        <w:widowControl w:val="0"/>
+        <w:kinsoku/>
+        <w:wordWrap/>
+        <w:overflowPunct/>
+        <w:topLinePunct w:val="0"/>
+        <w:autoSpaceDE/>
+        <w:autoSpaceDN/>
+        <w:bidi w:val="0"/>
+        <w:adjustRightInd/>
+        <w:snapToGrid/>
+        <w:spacing w:before="0" w:after="120" w:line="300" w:lineRule="auto"/>
+        <w:ind w:firstLine="204" w:firstLineChars="85"/>
+        <w:textAlignment w:val="auto"/>
+        <w:rPr>
+          <w:rFonts w:hint="default" w:ascii="Times New Roman" w:hAnsi="Times New Roman" w:eastAsia="宋体"/>
+          <w:b w:val="0"/>
+          <w:bCs w:val="0"/>
+          <w:sz w:val="24"/>
+          <w:lang w:val="en-US" w:eastAsia="zh-CN"/>
+        </w:rPr>
+      </w:pPr>
+      <w:r>
+        <w:rPr>
+          <w:rFonts w:hint="default" w:ascii="Times New Roman" w:hAnsi="Times New Roman" w:eastAsia="宋体"/>
+          <w:b w:val="0"/>
+          <w:bCs w:val="0"/>
+          <w:sz w:val="24"/>
+          <w:lang w:val="en-US" w:eastAsia="zh-CN"/>
+        </w:rPr>
+        <w:t xml:space="preserve">如果使用普通的 vector 或 list，每次寻找最小代价节点都需要遍历，时间复杂度为 O(N)；而通过注入自定义比较器 CompareNodePtr，priority_queue 底层构建了一个最小堆 (Min-Heap)，这使得获取最小代价节点的时间复杂度降为 </w:t>
+      </w:r>
+    </w:p>
+    <w:p>
+      <w:pPr>
+        <w:keepNext w:val="0"/>
+        <w:keepLines w:val="0"/>
+        <w:pageBreakBefore w:val="0"/>
+        <w:widowControl w:val="0"/>
+        <w:kinsoku/>
+        <w:wordWrap/>
+        <w:overflowPunct/>
+        <w:topLinePunct w:val="0"/>
+        <w:autoSpaceDE/>
+        <w:autoSpaceDN/>
+        <w:bidi w:val="0"/>
+        <w:adjustRightInd/>
+        <w:snapToGrid/>
+        <w:spacing w:before="0" w:after="120" w:line="300" w:lineRule="auto"/>
+        <w:ind w:firstLine="204" w:firstLineChars="85"/>
+        <w:textAlignment w:val="auto"/>
+        <w:rPr>
+          <w:rFonts w:hint="default" w:ascii="Times New Roman" w:hAnsi="Times New Roman" w:eastAsia="宋体"/>
+          <w:b w:val="0"/>
+          <w:bCs w:val="0"/>
+          <w:sz w:val="24"/>
+          <w:lang w:val="en-US" w:eastAsia="zh-CN"/>
+        </w:rPr>
+      </w:pPr>
+      <w:r>
+        <w:rPr>
+          <w:rFonts w:hint="default" w:ascii="Times New Roman" w:hAnsi="Times New Roman" w:eastAsia="宋体"/>
+          <w:b w:val="0"/>
+          <w:bCs w:val="0"/>
+          <w:sz w:val="24"/>
+          <w:lang w:val="en-US" w:eastAsia="zh-CN"/>
+        </w:rPr>
+        <w:t>O(1)，插入新节点的时间复杂度仅为 O(logN)，极大地提升了 NPC 或怪物的自动寻路性能。</w:t>
+      </w:r>
+    </w:p>
+    <w:p>
+      <w:pPr>
+        <w:keepNext w:val="0"/>
+        <w:keepLines w:val="0"/>
+        <w:pageBreakBefore w:val="0"/>
+        <w:widowControl w:val="0"/>
+        <w:kinsoku/>
+        <w:wordWrap/>
+        <w:overflowPunct/>
+        <w:topLinePunct w:val="0"/>
+        <w:autoSpaceDE/>
+        <w:autoSpaceDN/>
+        <w:bidi w:val="0"/>
+        <w:adjustRightInd/>
+        <w:snapToGrid/>
+        <w:spacing w:before="0" w:after="120" w:line="300" w:lineRule="auto"/>
+        <w:ind w:firstLine="204" w:firstLineChars="85"/>
+        <w:textAlignment w:val="auto"/>
+        <w:rPr>
+          <w:rFonts w:hint="default" w:ascii="Times New Roman" w:hAnsi="Times New Roman" w:eastAsia="宋体"/>
+          <w:b w:val="0"/>
+          <w:bCs w:val="0"/>
+          <w:sz w:val="24"/>
+          <w:lang w:val="en-US" w:eastAsia="zh-CN"/>
+        </w:rPr>
+      </w:pPr>
+      <w:r>
+        <w:rPr>
+          <w:rFonts w:hint="default" w:ascii="Times New Roman" w:hAnsi="Times New Roman" w:eastAsia="宋体"/>
+          <w:b w:val="0"/>
+          <w:bCs w:val="0"/>
+          <w:sz w:val="24"/>
+          <w:lang w:val="en-US" w:eastAsia="zh-CN"/>
+        </w:rPr>
+        <w:t>4. std::set (有序集合)</w:t>
+      </w:r>
+    </w:p>
+    <w:p>
+      <w:pPr>
+        <w:keepNext w:val="0"/>
+        <w:keepLines w:val="0"/>
+        <w:pageBreakBefore w:val="0"/>
+        <w:widowControl w:val="0"/>
+        <w:kinsoku/>
+        <w:wordWrap/>
+        <w:overflowPunct/>
+        <w:topLinePunct w:val="0"/>
+        <w:autoSpaceDE/>
+        <w:autoSpaceDN/>
+        <w:bidi w:val="0"/>
+        <w:adjustRightInd/>
+        <w:snapToGrid/>
+        <w:spacing w:before="0" w:after="120" w:line="300" w:lineRule="auto"/>
+        <w:ind w:firstLine="204" w:firstLineChars="85"/>
+        <w:textAlignment w:val="auto"/>
+        <w:rPr>
+          <w:rFonts w:hint="default" w:ascii="Times New Roman" w:hAnsi="Times New Roman" w:eastAsia="宋体"/>
+          <w:b w:val="0"/>
+          <w:bCs w:val="0"/>
+          <w:sz w:val="24"/>
+          <w:lang w:val="en-US" w:eastAsia="zh-CN"/>
+        </w:rPr>
+      </w:pPr>
+      <w:r>
+        <w:rPr>
+          <w:rFonts w:hint="default" w:ascii="Times New Roman" w:hAnsi="Times New Roman" w:eastAsia="宋体"/>
+          <w:b w:val="0"/>
+          <w:bCs w:val="0"/>
+          <w:sz w:val="24"/>
+          <w:lang w:val="en-US" w:eastAsia="zh-CN"/>
+        </w:rPr>
+        <w:t>应用场景：</w:t>
+      </w:r>
+    </w:p>
+    <w:p>
+      <w:pPr>
+        <w:keepNext w:val="0"/>
+        <w:keepLines w:val="0"/>
+        <w:pageBreakBefore w:val="0"/>
+        <w:widowControl w:val="0"/>
+        <w:kinsoku/>
+        <w:wordWrap/>
+        <w:overflowPunct/>
+        <w:topLinePunct w:val="0"/>
+        <w:autoSpaceDE/>
+        <w:autoSpaceDN/>
+        <w:bidi w:val="0"/>
+        <w:adjustRightInd/>
+        <w:snapToGrid/>
+        <w:spacing w:before="0" w:after="120" w:line="300" w:lineRule="auto"/>
+        <w:ind w:firstLine="204" w:firstLineChars="85"/>
+        <w:textAlignment w:val="auto"/>
+        <w:rPr>
+          <w:rFonts w:hint="default" w:ascii="Times New Roman" w:hAnsi="Times New Roman" w:eastAsia="宋体"/>
+          <w:b w:val="0"/>
+          <w:bCs w:val="0"/>
+          <w:sz w:val="24"/>
+          <w:lang w:val="en-US" w:eastAsia="zh-CN"/>
+        </w:rPr>
+      </w:pPr>
+      <w:r>
+        <w:rPr>
+          <w:rFonts w:hint="default" w:ascii="Times New Roman" w:hAnsi="Times New Roman" w:eastAsia="宋体"/>
+          <w:b w:val="0"/>
+          <w:bCs w:val="0"/>
+          <w:sz w:val="24"/>
+          <w:lang w:val="en-US" w:eastAsia="zh-CN"/>
+        </w:rPr>
+        <w:t>任务状态监控： 在玩家与 NPC 交互（对话）前后，用于快照并追踪正在进行中的任务 ID 集合（std::set&lt;int&gt; taskIdsBefore; 位于 mainwindow.cpp 第 774 行）。</w:t>
+      </w:r>
+    </w:p>
+    <w:p>
+      <w:pPr>
+        <w:keepNext w:val="0"/>
+        <w:keepLines w:val="0"/>
+        <w:pageBreakBefore w:val="0"/>
+        <w:widowControl w:val="0"/>
+        <w:kinsoku/>
+        <w:wordWrap/>
+        <w:overflowPunct/>
+        <w:topLinePunct w:val="0"/>
+        <w:autoSpaceDE/>
+        <w:autoSpaceDN/>
+        <w:bidi w:val="0"/>
+        <w:adjustRightInd/>
+        <w:snapToGrid/>
+        <w:spacing w:before="0" w:after="120" w:line="300" w:lineRule="auto"/>
+        <w:ind w:firstLine="204" w:firstLineChars="85"/>
+        <w:textAlignment w:val="auto"/>
+        <w:rPr>
+          <w:rFonts w:hint="default" w:ascii="Times New Roman" w:hAnsi="Times New Roman" w:eastAsia="宋体"/>
+          <w:b w:val="0"/>
+          <w:bCs w:val="0"/>
+          <w:sz w:val="24"/>
+          <w:lang w:val="en-US" w:eastAsia="zh-CN"/>
+        </w:rPr>
+      </w:pPr>
+      <w:r>
+        <w:rPr>
+          <w:rFonts w:hint="default" w:ascii="Times New Roman" w:hAnsi="Times New Roman" w:eastAsia="宋体"/>
+          <w:b w:val="0"/>
+          <w:bCs w:val="0"/>
+          <w:sz w:val="24"/>
+          <w:lang w:val="en-US" w:eastAsia="zh-CN"/>
+        </w:rPr>
+        <w:t>设计理由：</w:t>
+      </w:r>
+    </w:p>
+    <w:p>
+      <w:pPr>
+        <w:keepNext w:val="0"/>
+        <w:keepLines w:val="0"/>
+        <w:pageBreakBefore w:val="0"/>
+        <w:widowControl w:val="0"/>
+        <w:kinsoku/>
+        <w:wordWrap/>
+        <w:overflowPunct/>
+        <w:topLinePunct w:val="0"/>
+        <w:autoSpaceDE/>
+        <w:autoSpaceDN/>
+        <w:bidi w:val="0"/>
+        <w:adjustRightInd/>
+        <w:snapToGrid/>
+        <w:spacing w:before="0" w:after="120" w:line="300" w:lineRule="auto"/>
+        <w:ind w:firstLine="204" w:firstLineChars="85"/>
+        <w:textAlignment w:val="auto"/>
+        <w:rPr>
+          <w:rFonts w:hint="default" w:ascii="Times New Roman" w:hAnsi="Times New Roman" w:eastAsia="宋体"/>
+          <w:b w:val="0"/>
+          <w:bCs w:val="0"/>
+          <w:sz w:val="24"/>
+          <w:lang w:val="en-US" w:eastAsia="zh-CN"/>
+        </w:rPr>
+      </w:pPr>
+      <w:r>
+        <w:rPr>
+          <w:rFonts w:hint="default" w:ascii="Times New Roman" w:hAnsi="Times New Roman" w:eastAsia="宋体"/>
+          <w:b w:val="0"/>
+          <w:bCs w:val="0"/>
+          <w:sz w:val="24"/>
+          <w:lang w:val="en-US" w:eastAsia="zh-CN"/>
+        </w:rPr>
+        <w:t>自动去重与高效的集合运算： 任务系统在判定 NPC 对话是否触发了新任务、或推进了某任务进度时，需要比对交互前后的状态。</w:t>
+      </w:r>
+    </w:p>
+    <w:p>
+      <w:pPr>
+        <w:keepNext w:val="0"/>
+        <w:keepLines w:val="0"/>
+        <w:pageBreakBefore w:val="0"/>
+        <w:widowControl w:val="0"/>
+        <w:kinsoku/>
+        <w:wordWrap/>
+        <w:overflowPunct/>
+        <w:topLinePunct w:val="0"/>
+        <w:autoSpaceDE/>
+        <w:autoSpaceDN/>
+        <w:bidi w:val="0"/>
+        <w:adjustRightInd/>
+        <w:snapToGrid/>
+        <w:spacing w:before="0" w:after="120" w:line="300" w:lineRule="auto"/>
+        <w:ind w:firstLine="204" w:firstLineChars="85"/>
+        <w:textAlignment w:val="auto"/>
+        <w:rPr>
+          <w:rFonts w:hint="default" w:ascii="Times New Roman" w:hAnsi="Times New Roman" w:eastAsia="宋体"/>
+          <w:b w:val="0"/>
+          <w:bCs w:val="0"/>
+          <w:sz w:val="24"/>
+          <w:lang w:val="en-US" w:eastAsia="zh-CN"/>
+        </w:rPr>
+      </w:pPr>
+      <w:r>
+        <w:rPr>
+          <w:rFonts w:hint="default" w:ascii="Times New Roman" w:hAnsi="Times New Roman" w:eastAsia="宋体"/>
+          <w:b w:val="0"/>
+          <w:bCs w:val="0"/>
+          <w:sz w:val="24"/>
+          <w:lang w:val="en-US" w:eastAsia="zh-CN"/>
+        </w:rPr>
+        <w:t>set 基于红黑树实现，天生保证了集合内元素的唯一性，且拥有 O(logN) 的查找与插入效率。利用 set 可以非常优雅地进行状态快照对比，不会因为重复的 ID 造成逻辑错误。</w:t>
+      </w:r>
+    </w:p>
+    <w:p>
+      <w:pPr>
+        <w:keepNext w:val="0"/>
+        <w:keepLines w:val="0"/>
+        <w:pageBreakBefore w:val="0"/>
+        <w:widowControl w:val="0"/>
+        <w:kinsoku/>
+        <w:wordWrap/>
+        <w:overflowPunct/>
+        <w:topLinePunct w:val="0"/>
+        <w:autoSpaceDE/>
+        <w:autoSpaceDN/>
+        <w:bidi w:val="0"/>
+        <w:adjustRightInd/>
+        <w:snapToGrid/>
+        <w:spacing w:before="0" w:after="120" w:line="300" w:lineRule="auto"/>
+        <w:ind w:firstLine="204" w:firstLineChars="85"/>
+        <w:textAlignment w:val="auto"/>
+        <w:rPr>
+          <w:rFonts w:hint="default" w:ascii="Times New Roman" w:hAnsi="Times New Roman" w:eastAsia="宋体"/>
+          <w:b w:val="0"/>
+          <w:bCs w:val="0"/>
+          <w:sz w:val="24"/>
+          <w:lang w:val="en-US" w:eastAsia="zh-CN"/>
+        </w:rPr>
+      </w:pPr>
+      <w:r>
+        <w:rPr>
+          <w:rFonts w:hint="default" w:ascii="Times New Roman" w:hAnsi="Times New Roman" w:eastAsia="宋体"/>
+          <w:b w:val="0"/>
+          <w:bCs w:val="0"/>
+          <w:sz w:val="24"/>
+          <w:lang w:val="en-US" w:eastAsia="zh-CN"/>
+        </w:rPr>
+        <w:t>5. std::unordered_set (哈希集合)</w:t>
+      </w:r>
+    </w:p>
+    <w:p>
+      <w:pPr>
+        <w:keepNext w:val="0"/>
+        <w:keepLines w:val="0"/>
+        <w:pageBreakBefore w:val="0"/>
+        <w:widowControl w:val="0"/>
+        <w:kinsoku/>
+        <w:wordWrap/>
+        <w:overflowPunct/>
+        <w:topLinePunct w:val="0"/>
+        <w:autoSpaceDE/>
+        <w:autoSpaceDN/>
+        <w:bidi w:val="0"/>
+        <w:adjustRightInd/>
+        <w:snapToGrid/>
+        <w:spacing w:before="0" w:after="120" w:line="300" w:lineRule="auto"/>
+        <w:ind w:firstLine="204" w:firstLineChars="85"/>
+        <w:textAlignment w:val="auto"/>
+        <w:rPr>
+          <w:rFonts w:hint="default" w:ascii="Times New Roman" w:hAnsi="Times New Roman" w:eastAsia="宋体"/>
+          <w:b w:val="0"/>
+          <w:bCs w:val="0"/>
+          <w:sz w:val="24"/>
+          <w:lang w:val="en-US" w:eastAsia="zh-CN"/>
+        </w:rPr>
+      </w:pPr>
+      <w:r>
+        <w:rPr>
+          <w:rFonts w:hint="default" w:ascii="Times New Roman" w:hAnsi="Times New Roman" w:eastAsia="宋体"/>
+          <w:b w:val="0"/>
+          <w:bCs w:val="0"/>
+          <w:sz w:val="24"/>
+          <w:lang w:val="en-US" w:eastAsia="zh-CN"/>
+        </w:rPr>
+        <w:t>应用场景：</w:t>
+      </w:r>
+    </w:p>
+    <w:p>
+      <w:pPr>
+        <w:keepNext w:val="0"/>
+        <w:keepLines w:val="0"/>
+        <w:pageBreakBefore w:val="0"/>
+        <w:widowControl w:val="0"/>
+        <w:kinsoku/>
+        <w:wordWrap/>
+        <w:overflowPunct/>
+        <w:topLinePunct w:val="0"/>
+        <w:autoSpaceDE/>
+        <w:autoSpaceDN/>
+        <w:bidi w:val="0"/>
+        <w:adjustRightInd/>
+        <w:snapToGrid/>
+        <w:spacing w:before="0" w:after="120" w:line="300" w:lineRule="auto"/>
+        <w:ind w:firstLine="204" w:firstLineChars="85"/>
+        <w:textAlignment w:val="auto"/>
+        <w:rPr>
+          <w:rFonts w:hint="default" w:ascii="Times New Roman" w:hAnsi="Times New Roman" w:eastAsia="宋体"/>
+          <w:b w:val="0"/>
+          <w:bCs w:val="0"/>
+          <w:sz w:val="24"/>
+          <w:lang w:val="en-US" w:eastAsia="zh-CN"/>
+        </w:rPr>
+      </w:pPr>
+      <w:r>
+        <w:rPr>
+          <w:rFonts w:hint="default" w:ascii="Times New Roman" w:hAnsi="Times New Roman" w:eastAsia="宋体"/>
+          <w:b w:val="0"/>
+          <w:bCs w:val="0"/>
+          <w:sz w:val="24"/>
+          <w:lang w:val="en-US" w:eastAsia="zh-CN"/>
+        </w:rPr>
+        <w:t>地图碰撞检测： 在 Tiled 地图加载器中，用于存储图块集中被标记为“障碍物(Solid)”的图块本地 ID（std::unordered_set&lt;int&gt; solidTiles; 位于 QtMapLoader.cpp 第 373 行）。</w:t>
+      </w:r>
+    </w:p>
+    <w:p>
+      <w:pPr>
+        <w:keepNext w:val="0"/>
+        <w:keepLines w:val="0"/>
+        <w:pageBreakBefore w:val="0"/>
+        <w:widowControl w:val="0"/>
+        <w:kinsoku/>
+        <w:wordWrap/>
+        <w:overflowPunct/>
+        <w:topLinePunct w:val="0"/>
+        <w:autoSpaceDE/>
+        <w:autoSpaceDN/>
+        <w:bidi w:val="0"/>
+        <w:adjustRightInd/>
+        <w:snapToGrid/>
+        <w:spacing w:before="0" w:after="120" w:line="300" w:lineRule="auto"/>
+        <w:ind w:firstLine="204" w:firstLineChars="85"/>
+        <w:textAlignment w:val="auto"/>
+        <w:rPr>
+          <w:rFonts w:hint="default" w:ascii="Times New Roman" w:hAnsi="Times New Roman" w:eastAsia="宋体"/>
+          <w:b w:val="0"/>
+          <w:bCs w:val="0"/>
+          <w:sz w:val="24"/>
+          <w:lang w:val="en-US" w:eastAsia="zh-CN"/>
+        </w:rPr>
+      </w:pPr>
+      <w:r>
+        <w:rPr>
+          <w:rFonts w:hint="default" w:ascii="Times New Roman" w:hAnsi="Times New Roman" w:eastAsia="宋体"/>
+          <w:b w:val="0"/>
+          <w:bCs w:val="0"/>
+          <w:sz w:val="24"/>
+          <w:lang w:val="en-US" w:eastAsia="zh-CN"/>
+        </w:rPr>
+        <w:t>设计理由：</w:t>
+      </w:r>
+    </w:p>
+    <w:p>
+      <w:pPr>
+        <w:keepNext w:val="0"/>
+        <w:keepLines w:val="0"/>
+        <w:pageBreakBefore w:val="0"/>
+        <w:widowControl w:val="0"/>
+        <w:kinsoku/>
+        <w:wordWrap/>
+        <w:overflowPunct/>
+        <w:topLinePunct w:val="0"/>
+        <w:autoSpaceDE/>
+        <w:autoSpaceDN/>
+        <w:bidi w:val="0"/>
+        <w:adjustRightInd/>
+        <w:snapToGrid/>
+        <w:spacing w:before="0" w:after="120" w:line="300" w:lineRule="auto"/>
+        <w:ind w:firstLine="204" w:firstLineChars="85"/>
+        <w:textAlignment w:val="auto"/>
+        <w:rPr>
+          <w:rFonts w:hint="default" w:ascii="Times New Roman" w:hAnsi="Times New Roman" w:eastAsia="宋体"/>
+          <w:b w:val="0"/>
+          <w:bCs w:val="0"/>
+          <w:sz w:val="24"/>
+          <w:lang w:val="en-US" w:eastAsia="zh-CN"/>
+        </w:rPr>
+      </w:pPr>
+      <w:r>
+        <w:rPr>
+          <w:rFonts w:hint="default" w:ascii="Times New Roman" w:hAnsi="Times New Roman" w:eastAsia="宋体"/>
+          <w:b w:val="0"/>
+          <w:bCs w:val="0"/>
+          <w:sz w:val="24"/>
+          <w:lang w:val="en-US" w:eastAsia="zh-CN"/>
+        </w:rPr>
+        <w:t>极限的 O(1) 查询速度： 游戏中每一次移动判定、每一次碰撞检测都需要查询目标坐标的图块是否属于“障碍物”。这种查询频率极高（可能达到每秒数十次）。</w:t>
+      </w:r>
+    </w:p>
+    <w:p>
+      <w:pPr>
+        <w:keepNext w:val="0"/>
+        <w:keepLines w:val="0"/>
+        <w:pageBreakBefore w:val="0"/>
+        <w:widowControl w:val="0"/>
+        <w:kinsoku/>
+        <w:wordWrap/>
+        <w:overflowPunct/>
+        <w:topLinePunct w:val="0"/>
+        <w:autoSpaceDE/>
+        <w:autoSpaceDN/>
+        <w:bidi w:val="0"/>
+        <w:adjustRightInd/>
+        <w:snapToGrid/>
+        <w:spacing w:before="0" w:after="120" w:line="300" w:lineRule="auto"/>
+        <w:ind w:firstLine="204" w:firstLineChars="85"/>
+        <w:textAlignment w:val="auto"/>
+        <w:rPr>
+          <w:rFonts w:hint="default" w:ascii="Times New Roman" w:hAnsi="Times New Roman" w:eastAsia="宋体"/>
+          <w:b w:val="0"/>
+          <w:bCs w:val="0"/>
+          <w:sz w:val="24"/>
+          <w:lang w:val="en-US" w:eastAsia="zh-CN"/>
+        </w:rPr>
+      </w:pPr>
+      <w:r>
+        <w:rPr>
+          <w:rFonts w:hint="default" w:ascii="Times New Roman" w:hAnsi="Times New Roman" w:eastAsia="宋体"/>
+          <w:b w:val="0"/>
+          <w:bCs w:val="0"/>
+          <w:sz w:val="24"/>
+          <w:lang w:val="en-US" w:eastAsia="zh-CN"/>
+        </w:rPr>
+        <w:t>相比于 set 需要的 O(logN) 树遍历，unordered_set 底层使用哈希表实现，能够提供平均时间复杂度为 O(1) 的常数级查找性能。并且我们只关心“是否是障碍物”，不需要对其 ID 进行排序，因此哈希集合是该场景下在性能和逻辑上最完美的选择。</w:t>
+      </w:r>
+      <w:bookmarkStart w:id="0" w:name="_GoBack"/>
+      <w:bookmarkEnd w:id="0"/>
     </w:p>
     <w:p>
       <w:pPr>
@@ -2793,8 +4157,6 @@
           <w:szCs w:val="28"/>
         </w:rPr>
       </w:pPr>
-      <w:bookmarkStart w:id="0" w:name="_GoBack"/>
-      <w:bookmarkEnd w:id="0"/>
       <w:r>
         <w:rPr>
           <w:rFonts w:hint="eastAsia" w:ascii="Times New Roman" w:hAnsi="Times New Roman" w:eastAsia="宋体"/>
@@ -2806,21 +4168,439 @@
     </w:p>
     <w:p>
       <w:pPr>
+        <w:keepNext w:val="0"/>
+        <w:keepLines w:val="0"/>
+        <w:pageBreakBefore w:val="0"/>
+        <w:widowControl w:val="0"/>
+        <w:kinsoku/>
+        <w:wordWrap/>
+        <w:overflowPunct/>
+        <w:topLinePunct w:val="0"/>
+        <w:autoSpaceDE/>
+        <w:autoSpaceDN/>
+        <w:bidi w:val="0"/>
+        <w:adjustRightInd/>
+        <w:snapToGrid/>
         <w:spacing w:line="300" w:lineRule="auto"/>
-        <w:ind w:firstLine="480" w:firstLineChars="200"/>
-        <w:rPr>
-          <w:rFonts w:ascii="Times New Roman" w:hAnsi="Times New Roman" w:eastAsia="宋体"/>
-          <w:sz w:val="24"/>
-          <w:szCs w:val="24"/>
-        </w:rPr>
-      </w:pPr>
-      <w:r>
-        <w:rPr>
-          <w:rFonts w:hint="eastAsia" w:ascii="Times New Roman" w:hAnsi="Times New Roman" w:eastAsia="宋体"/>
-          <w:sz w:val="24"/>
-          <w:szCs w:val="24"/>
-        </w:rPr>
-        <w:t>描述关键功能的实现，注意说明你是如何一步步将设计转化为实际程序的，包括开发环境搭建、关键功能的实现细节、遇到的问题与解决方法等。</w:t>
+        <w:ind w:firstLine="204" w:firstLineChars="85"/>
+        <w:textAlignment w:val="auto"/>
+        <w:rPr>
+          <w:rFonts w:hint="eastAsia" w:ascii="宋体" w:hAnsi="宋体" w:eastAsia="宋体" w:cs="宋体"/>
+          <w:sz w:val="24"/>
+          <w:szCs w:val="24"/>
+        </w:rPr>
+      </w:pPr>
+      <w:r>
+        <w:rPr>
+          <w:rFonts w:hint="eastAsia" w:ascii="宋体" w:hAnsi="宋体" w:eastAsia="宋体" w:cs="宋体"/>
+          <w:sz w:val="24"/>
+          <w:szCs w:val="24"/>
+        </w:rPr>
+        <w:t>6.1 基于 Qt 图形视图的地图解析与碰撞检测 项目使用</w:t>
+      </w:r>
+      <w:r>
+        <w:rPr>
+          <w:rFonts w:hint="default" w:ascii="Times New Roman" w:hAnsi="Times New Roman" w:eastAsia="宋体" w:cs="Times New Roman"/>
+          <w:sz w:val="24"/>
+          <w:szCs w:val="24"/>
+        </w:rPr>
+        <w:t xml:space="preserve"> QGraphicsScene </w:t>
+      </w:r>
+      <w:r>
+        <w:rPr>
+          <w:rFonts w:hint="eastAsia" w:ascii="宋体" w:hAnsi="宋体" w:eastAsia="宋体" w:cs="宋体"/>
+          <w:sz w:val="24"/>
+          <w:szCs w:val="24"/>
+        </w:rPr>
+        <w:t xml:space="preserve">与 </w:t>
+      </w:r>
+      <w:r>
+        <w:rPr>
+          <w:rFonts w:hint="default" w:ascii="Times New Roman" w:hAnsi="Times New Roman" w:eastAsia="宋体" w:cs="Times New Roman"/>
+          <w:sz w:val="24"/>
+          <w:szCs w:val="24"/>
+        </w:rPr>
+        <w:t xml:space="preserve">QGraphicsView </w:t>
+      </w:r>
+      <w:r>
+        <w:rPr>
+          <w:rFonts w:hint="eastAsia" w:ascii="宋体" w:hAnsi="宋体" w:eastAsia="宋体" w:cs="宋体"/>
+          <w:sz w:val="24"/>
+          <w:szCs w:val="24"/>
+        </w:rPr>
+        <w:t>搭建了 2D 渲染管线。地图数据由 Tiled 软件导出为 JSON 格式，通过我们编写的</w:t>
+      </w:r>
+      <w:r>
+        <w:rPr>
+          <w:rFonts w:hint="default" w:ascii="Times New Roman" w:hAnsi="Times New Roman" w:eastAsia="宋体" w:cs="Times New Roman"/>
+          <w:sz w:val="24"/>
+          <w:szCs w:val="24"/>
+        </w:rPr>
+        <w:t xml:space="preserve"> QtMapLoader</w:t>
+      </w:r>
+      <w:r>
+        <w:rPr>
+          <w:rFonts w:hint="eastAsia" w:ascii="宋体" w:hAnsi="宋体" w:eastAsia="宋体" w:cs="宋体"/>
+          <w:sz w:val="24"/>
+          <w:szCs w:val="24"/>
+        </w:rPr>
+        <w:t xml:space="preserve"> 类解析瓦片层、碰撞层和对象层。寻路与碰撞逻辑由 </w:t>
+      </w:r>
+      <w:r>
+        <w:rPr>
+          <w:rFonts w:hint="default" w:ascii="Times New Roman" w:hAnsi="Times New Roman" w:eastAsia="宋体" w:cs="Times New Roman"/>
+          <w:sz w:val="24"/>
+          <w:szCs w:val="24"/>
+        </w:rPr>
+        <w:t>MapSystem</w:t>
+      </w:r>
+      <w:r>
+        <w:rPr>
+          <w:rFonts w:hint="eastAsia" w:ascii="宋体" w:hAnsi="宋体" w:eastAsia="宋体" w:cs="宋体"/>
+          <w:sz w:val="24"/>
+          <w:szCs w:val="24"/>
+        </w:rPr>
+        <w:t xml:space="preserve"> 维护，地图的每个格子被抽象为二维数组中的 0/1（可通行/障碍）。当玩家按下方向键时</w:t>
+      </w:r>
+      <w:r>
+        <w:rPr>
+          <w:rFonts w:hint="default" w:ascii="Times New Roman" w:hAnsi="Times New Roman" w:eastAsia="宋体" w:cs="Times New Roman"/>
+          <w:sz w:val="24"/>
+          <w:szCs w:val="24"/>
+        </w:rPr>
+        <w:t xml:space="preserve">，QTimer </w:t>
+      </w:r>
+      <w:r>
+        <w:rPr>
+          <w:rFonts w:hint="eastAsia" w:ascii="宋体" w:hAnsi="宋体" w:eastAsia="宋体" w:cs="宋体"/>
+          <w:sz w:val="24"/>
+          <w:szCs w:val="24"/>
+        </w:rPr>
+        <w:t>会触发移动判断，在执行坐标更新前严格进行越界与碰撞检验，从而实现了流畅且无穿模的移动效果。</w:t>
+      </w:r>
+    </w:p>
+    <w:p>
+      <w:pPr>
+        <w:keepNext w:val="0"/>
+        <w:keepLines w:val="0"/>
+        <w:pageBreakBefore w:val="0"/>
+        <w:widowControl w:val="0"/>
+        <w:kinsoku/>
+        <w:wordWrap/>
+        <w:overflowPunct/>
+        <w:topLinePunct w:val="0"/>
+        <w:autoSpaceDE/>
+        <w:autoSpaceDN/>
+        <w:bidi w:val="0"/>
+        <w:adjustRightInd/>
+        <w:snapToGrid/>
+        <w:spacing w:line="300" w:lineRule="auto"/>
+        <w:ind w:firstLine="204" w:firstLineChars="85"/>
+        <w:textAlignment w:val="auto"/>
+        <w:rPr>
+          <w:rFonts w:hint="eastAsia" w:ascii="宋体" w:hAnsi="宋体" w:eastAsia="宋体" w:cs="宋体"/>
+          <w:sz w:val="24"/>
+          <w:szCs w:val="24"/>
+        </w:rPr>
+      </w:pPr>
+    </w:p>
+    <w:p>
+      <w:pPr>
+        <w:keepNext w:val="0"/>
+        <w:keepLines w:val="0"/>
+        <w:pageBreakBefore w:val="0"/>
+        <w:widowControl w:val="0"/>
+        <w:kinsoku/>
+        <w:wordWrap/>
+        <w:overflowPunct/>
+        <w:topLinePunct w:val="0"/>
+        <w:autoSpaceDE/>
+        <w:autoSpaceDN/>
+        <w:bidi w:val="0"/>
+        <w:adjustRightInd/>
+        <w:snapToGrid/>
+        <w:spacing w:line="300" w:lineRule="auto"/>
+        <w:ind w:firstLine="204" w:firstLineChars="85"/>
+        <w:textAlignment w:val="auto"/>
+        <w:rPr>
+          <w:rFonts w:hint="eastAsia" w:ascii="宋体" w:hAnsi="宋体" w:eastAsia="宋体" w:cs="宋体"/>
+          <w:sz w:val="24"/>
+          <w:szCs w:val="24"/>
+        </w:rPr>
+      </w:pPr>
+      <w:r>
+        <w:rPr>
+          <w:rFonts w:hint="eastAsia" w:ascii="宋体" w:hAnsi="宋体" w:eastAsia="宋体" w:cs="宋体"/>
+          <w:sz w:val="24"/>
+          <w:szCs w:val="24"/>
+        </w:rPr>
+        <w:t>6.2 多线程驱动的游戏时钟与昼夜机制 为使世界更有生机，时间流逝和黑市刷新等事件被解耦至后台的</w:t>
+      </w:r>
+      <w:r>
+        <w:rPr>
+          <w:rFonts w:hint="default" w:ascii="Times New Roman" w:hAnsi="Times New Roman" w:eastAsia="宋体" w:cs="Times New Roman"/>
+          <w:sz w:val="24"/>
+          <w:szCs w:val="24"/>
+        </w:rPr>
+        <w:t xml:space="preserve"> GameClock</w:t>
+      </w:r>
+      <w:r>
+        <w:rPr>
+          <w:rFonts w:hint="eastAsia" w:ascii="宋体" w:hAnsi="宋体" w:eastAsia="宋体" w:cs="宋体"/>
+          <w:sz w:val="24"/>
+          <w:szCs w:val="24"/>
+        </w:rPr>
+        <w:t xml:space="preserve"> 线程。我们利用 </w:t>
+      </w:r>
+      <w:r>
+        <w:rPr>
+          <w:rFonts w:hint="default" w:ascii="Times New Roman" w:hAnsi="Times New Roman" w:eastAsia="宋体" w:cs="Times New Roman"/>
+          <w:sz w:val="24"/>
+          <w:szCs w:val="24"/>
+        </w:rPr>
+        <w:t>std::thread</w:t>
+      </w:r>
+      <w:r>
+        <w:rPr>
+          <w:rFonts w:hint="eastAsia" w:ascii="宋体" w:hAnsi="宋体" w:eastAsia="宋体" w:cs="宋体"/>
+          <w:sz w:val="24"/>
+          <w:szCs w:val="24"/>
+        </w:rPr>
+        <w:t xml:space="preserve"> 启动一个计时循环，使用 </w:t>
+      </w:r>
+      <w:r>
+        <w:rPr>
+          <w:rFonts w:hint="default" w:ascii="Times New Roman" w:hAnsi="Times New Roman" w:eastAsia="宋体" w:cs="Times New Roman"/>
+          <w:sz w:val="24"/>
+          <w:szCs w:val="24"/>
+        </w:rPr>
+        <w:t xml:space="preserve">std::this_thread::sleep_for </w:t>
+      </w:r>
+      <w:r>
+        <w:rPr>
+          <w:rFonts w:hint="eastAsia" w:ascii="宋体" w:hAnsi="宋体" w:eastAsia="宋体" w:cs="宋体"/>
+          <w:sz w:val="24"/>
+          <w:szCs w:val="24"/>
+        </w:rPr>
+        <w:t>控制现实时间与游戏时间的映射比例。同时，使用</w:t>
+      </w:r>
+      <w:r>
+        <w:rPr>
+          <w:rFonts w:hint="default" w:ascii="Times New Roman" w:hAnsi="Times New Roman" w:eastAsia="宋体" w:cs="Times New Roman"/>
+          <w:sz w:val="24"/>
+          <w:szCs w:val="24"/>
+        </w:rPr>
+        <w:t xml:space="preserve"> std::mutex </w:t>
+      </w:r>
+      <w:r>
+        <w:rPr>
+          <w:rFonts w:hint="eastAsia" w:ascii="宋体" w:hAnsi="宋体" w:eastAsia="宋体" w:cs="宋体"/>
+          <w:sz w:val="24"/>
+          <w:szCs w:val="24"/>
+        </w:rPr>
+        <w:t>配合 s</w:t>
+      </w:r>
+      <w:r>
+        <w:rPr>
+          <w:rFonts w:hint="default" w:ascii="Times New Roman" w:hAnsi="Times New Roman" w:eastAsia="宋体" w:cs="Times New Roman"/>
+          <w:sz w:val="24"/>
+          <w:szCs w:val="24"/>
+        </w:rPr>
+        <w:t>td::atomic</w:t>
+      </w:r>
+      <w:r>
+        <w:rPr>
+          <w:rFonts w:hint="eastAsia" w:ascii="宋体" w:hAnsi="宋体" w:eastAsia="宋体" w:cs="宋体"/>
+          <w:sz w:val="24"/>
+          <w:szCs w:val="24"/>
+        </w:rPr>
+        <w:t xml:space="preserve"> 保证了主界面读取时间、触发黑市或夜晚怪物的过程是线程安全的。</w:t>
+      </w:r>
+    </w:p>
+    <w:p>
+      <w:pPr>
+        <w:keepNext w:val="0"/>
+        <w:keepLines w:val="0"/>
+        <w:pageBreakBefore w:val="0"/>
+        <w:widowControl w:val="0"/>
+        <w:kinsoku/>
+        <w:wordWrap/>
+        <w:overflowPunct/>
+        <w:topLinePunct w:val="0"/>
+        <w:autoSpaceDE/>
+        <w:autoSpaceDN/>
+        <w:bidi w:val="0"/>
+        <w:adjustRightInd/>
+        <w:snapToGrid/>
+        <w:spacing w:line="300" w:lineRule="auto"/>
+        <w:ind w:firstLine="204" w:firstLineChars="85"/>
+        <w:textAlignment w:val="auto"/>
+        <w:rPr>
+          <w:rFonts w:hint="eastAsia" w:ascii="宋体" w:hAnsi="宋体" w:eastAsia="宋体" w:cs="宋体"/>
+          <w:sz w:val="24"/>
+          <w:szCs w:val="24"/>
+        </w:rPr>
+      </w:pPr>
+    </w:p>
+    <w:p>
+      <w:pPr>
+        <w:keepNext w:val="0"/>
+        <w:keepLines w:val="0"/>
+        <w:pageBreakBefore w:val="0"/>
+        <w:widowControl w:val="0"/>
+        <w:kinsoku/>
+        <w:wordWrap/>
+        <w:overflowPunct/>
+        <w:topLinePunct w:val="0"/>
+        <w:autoSpaceDE/>
+        <w:autoSpaceDN/>
+        <w:bidi w:val="0"/>
+        <w:adjustRightInd/>
+        <w:snapToGrid/>
+        <w:spacing w:line="300" w:lineRule="auto"/>
+        <w:ind w:firstLine="204" w:firstLineChars="85"/>
+        <w:textAlignment w:val="auto"/>
+        <w:rPr>
+          <w:rFonts w:hint="eastAsia" w:ascii="宋体" w:hAnsi="宋体" w:eastAsia="宋体" w:cs="宋体"/>
+          <w:sz w:val="24"/>
+          <w:szCs w:val="24"/>
+        </w:rPr>
+      </w:pPr>
+      <w:r>
+        <w:rPr>
+          <w:rFonts w:hint="eastAsia" w:ascii="宋体" w:hAnsi="宋体" w:eastAsia="宋体" w:cs="宋体"/>
+          <w:sz w:val="24"/>
+          <w:szCs w:val="24"/>
+        </w:rPr>
+        <w:t>6.3 持久化</w:t>
+      </w:r>
+      <w:r>
+        <w:rPr>
+          <w:rFonts w:hint="default" w:ascii="Times New Roman" w:hAnsi="Times New Roman" w:eastAsia="宋体" w:cs="Times New Roman"/>
+          <w:sz w:val="24"/>
+          <w:szCs w:val="24"/>
+        </w:rPr>
+        <w:t xml:space="preserve"> SQLite</w:t>
+      </w:r>
+      <w:r>
+        <w:rPr>
+          <w:rFonts w:hint="eastAsia" w:ascii="宋体" w:hAnsi="宋体" w:eastAsia="宋体" w:cs="宋体"/>
+          <w:sz w:val="24"/>
+          <w:szCs w:val="24"/>
+        </w:rPr>
+        <w:t xml:space="preserve"> 存档系统机制 存档模块采用</w:t>
+      </w:r>
+      <w:r>
+        <w:rPr>
+          <w:rFonts w:hint="default" w:ascii="Times New Roman" w:hAnsi="Times New Roman" w:eastAsia="宋体" w:cs="Times New Roman"/>
+          <w:sz w:val="24"/>
+          <w:szCs w:val="24"/>
+        </w:rPr>
+        <w:t xml:space="preserve"> Qt </w:t>
+      </w:r>
+      <w:r>
+        <w:rPr>
+          <w:rFonts w:hint="eastAsia" w:ascii="宋体" w:hAnsi="宋体" w:eastAsia="宋体" w:cs="宋体"/>
+          <w:sz w:val="24"/>
+          <w:szCs w:val="24"/>
+        </w:rPr>
+        <w:t>的</w:t>
+      </w:r>
+      <w:r>
+        <w:rPr>
+          <w:rFonts w:hint="default" w:ascii="Times New Roman" w:hAnsi="Times New Roman" w:eastAsia="宋体" w:cs="Times New Roman"/>
+          <w:sz w:val="24"/>
+          <w:szCs w:val="24"/>
+        </w:rPr>
+        <w:t xml:space="preserve"> QSQLITE </w:t>
+      </w:r>
+      <w:r>
+        <w:rPr>
+          <w:rFonts w:hint="eastAsia" w:ascii="宋体" w:hAnsi="宋体" w:eastAsia="宋体" w:cs="宋体"/>
+          <w:sz w:val="24"/>
+          <w:szCs w:val="24"/>
+        </w:rPr>
+        <w:t>数据库驱动实现。</w:t>
+      </w:r>
+      <w:r>
+        <w:rPr>
+          <w:rFonts w:hint="default" w:ascii="Times New Roman" w:hAnsi="Times New Roman" w:eastAsia="宋体" w:cs="Times New Roman"/>
+          <w:sz w:val="24"/>
+          <w:szCs w:val="24"/>
+        </w:rPr>
+        <w:t>SaveSys</w:t>
+      </w:r>
+      <w:r>
+        <w:rPr>
+          <w:rFonts w:hint="eastAsia" w:ascii="宋体" w:hAnsi="宋体" w:eastAsia="宋体" w:cs="宋体"/>
+          <w:sz w:val="24"/>
+          <w:szCs w:val="24"/>
+        </w:rPr>
+        <w:t xml:space="preserve"> 在初始化时创建或连接本地的 .db 数据库文件，并针对角色属性（</w:t>
+      </w:r>
+      <w:r>
+        <w:rPr>
+          <w:rFonts w:hint="default" w:ascii="Times New Roman" w:hAnsi="Times New Roman" w:eastAsia="宋体" w:cs="Times New Roman"/>
+          <w:sz w:val="24"/>
+          <w:szCs w:val="24"/>
+        </w:rPr>
+        <w:t>player</w:t>
+      </w:r>
+      <w:r>
+        <w:rPr>
+          <w:rFonts w:hint="eastAsia" w:ascii="宋体" w:hAnsi="宋体" w:eastAsia="宋体" w:cs="宋体"/>
+          <w:sz w:val="24"/>
+          <w:szCs w:val="24"/>
+        </w:rPr>
+        <w:t xml:space="preserve"> 表）、背包（</w:t>
+      </w:r>
+      <w:r>
+        <w:rPr>
+          <w:rFonts w:hint="default" w:ascii="Times New Roman" w:hAnsi="Times New Roman" w:eastAsia="宋体" w:cs="Times New Roman"/>
+          <w:sz w:val="24"/>
+          <w:szCs w:val="24"/>
+        </w:rPr>
+        <w:t>backpack</w:t>
+      </w:r>
+      <w:r>
+        <w:rPr>
+          <w:rFonts w:hint="eastAsia" w:ascii="宋体" w:hAnsi="宋体" w:eastAsia="宋体" w:cs="宋体"/>
+          <w:sz w:val="24"/>
+          <w:szCs w:val="24"/>
+        </w:rPr>
+        <w:t xml:space="preserve"> 表）、游戏时间（</w:t>
+      </w:r>
+      <w:r>
+        <w:rPr>
+          <w:rFonts w:hint="default" w:ascii="Times New Roman" w:hAnsi="Times New Roman" w:eastAsia="宋体" w:cs="Times New Roman"/>
+          <w:sz w:val="24"/>
+          <w:szCs w:val="24"/>
+        </w:rPr>
+        <w:t xml:space="preserve">time </w:t>
+      </w:r>
+      <w:r>
+        <w:rPr>
+          <w:rFonts w:hint="eastAsia" w:ascii="宋体" w:hAnsi="宋体" w:eastAsia="宋体" w:cs="宋体"/>
+          <w:sz w:val="24"/>
+          <w:szCs w:val="24"/>
+        </w:rPr>
+        <w:t>表）进行关系型建表。存档时，将对象的内存状态序列化执行</w:t>
+      </w:r>
+      <w:r>
+        <w:rPr>
+          <w:rFonts w:hint="default" w:ascii="Times New Roman" w:hAnsi="Times New Roman" w:eastAsia="宋体" w:cs="Times New Roman"/>
+          <w:sz w:val="24"/>
+          <w:szCs w:val="24"/>
+        </w:rPr>
+        <w:t xml:space="preserve"> INSERT / UPDATE</w:t>
+      </w:r>
+      <w:r>
+        <w:rPr>
+          <w:rFonts w:hint="eastAsia" w:ascii="宋体" w:hAnsi="宋体" w:eastAsia="宋体" w:cs="宋体"/>
+          <w:sz w:val="24"/>
+          <w:szCs w:val="24"/>
+        </w:rPr>
+        <w:t xml:space="preserve"> 语句；读档时，通过主键联合查询重新实例化角色，并安全恢复所有装备与世界坐标。</w:t>
       </w:r>
     </w:p>
     <w:p>
@@ -2850,6 +4630,74 @@
         <w:spacing w:line="300" w:lineRule="auto"/>
         <w:ind w:firstLine="480" w:firstLineChars="200"/>
         <w:rPr>
+          <w:rFonts w:hint="eastAsia" w:ascii="Times New Roman" w:hAnsi="Times New Roman" w:eastAsia="宋体"/>
+          <w:sz w:val="24"/>
+          <w:szCs w:val="24"/>
+        </w:rPr>
+      </w:pPr>
+      <w:r>
+        <w:rPr>
+          <w:rFonts w:hint="eastAsia" w:ascii="Times New Roman" w:hAnsi="Times New Roman" w:eastAsia="宋体"/>
+          <w:sz w:val="24"/>
+          <w:szCs w:val="24"/>
+        </w:rPr>
+        <w:t>本项目采用黑盒测试验证核心功能的完整性，结合边界值分析保证程序的鲁棒性。主要测试用例及结果如下：</w:t>
+      </w:r>
+    </w:p>
+    <w:p>
+      <w:pPr>
+        <w:spacing w:line="300" w:lineRule="auto"/>
+        <w:ind w:firstLine="480" w:firstLineChars="200"/>
+        <w:rPr>
+          <w:rFonts w:hint="eastAsia" w:ascii="Times New Roman" w:hAnsi="Times New Roman" w:eastAsia="宋体"/>
+          <w:sz w:val="24"/>
+          <w:szCs w:val="24"/>
+        </w:rPr>
+      </w:pPr>
+    </w:p>
+    <w:p>
+      <w:pPr>
+        <w:spacing w:line="300" w:lineRule="auto"/>
+        <w:ind w:firstLine="480" w:firstLineChars="200"/>
+        <w:rPr>
+          <w:rFonts w:hint="eastAsia" w:ascii="Times New Roman" w:hAnsi="Times New Roman" w:eastAsia="宋体"/>
+          <w:sz w:val="24"/>
+          <w:szCs w:val="24"/>
+        </w:rPr>
+      </w:pPr>
+      <w:r>
+        <w:rPr>
+          <w:rFonts w:hint="eastAsia" w:ascii="Times New Roman" w:hAnsi="Times New Roman" w:eastAsia="宋体"/>
+          <w:sz w:val="24"/>
+          <w:szCs w:val="24"/>
+        </w:rPr>
+        <w:t>地图碰撞与交互测试：控制角色向地图边缘及不可通行水域移动，预期角色被阻挡；靠近商店与 NPC，按下交互键能正确打开相应 UI。实际表现符合预期，未发生越界崩溃或重叠。</w:t>
+      </w:r>
+    </w:p>
+    <w:p>
+      <w:pPr>
+        <w:spacing w:line="300" w:lineRule="auto"/>
+        <w:ind w:firstLine="480" w:firstLineChars="200"/>
+        <w:rPr>
+          <w:rFonts w:hint="eastAsia" w:ascii="Times New Roman" w:hAnsi="Times New Roman" w:eastAsia="宋体"/>
+          <w:sz w:val="24"/>
+          <w:szCs w:val="24"/>
+        </w:rPr>
+      </w:pPr>
+      <w:r>
+        <w:rPr>
+          <w:rFonts w:hint="eastAsia" w:ascii="Times New Roman" w:hAnsi="Times New Roman" w:eastAsia="宋体"/>
+          <w:sz w:val="24"/>
+          <w:szCs w:val="24"/>
+        </w:rPr>
+        <w:t>战斗与任务进度测试：接取“击杀怪物”任务后进入战斗，测试使用药水、攻击和防御；战胜怪物后，检查任务面板中的击杀计数器是否正确 +1。满足条件后前往 NPC 处提交，经验与金币成功增加，且界面同步刷新。</w:t>
+      </w:r>
+    </w:p>
+    <w:p>
+      <w:pPr>
+        <w:spacing w:line="300" w:lineRule="auto"/>
+        <w:ind w:firstLine="480" w:firstLineChars="200"/>
+        <w:rPr>
           <w:rFonts w:ascii="Times New Roman" w:hAnsi="Times New Roman" w:eastAsia="宋体"/>
           <w:sz w:val="24"/>
           <w:szCs w:val="24"/>
@@ -2861,7 +4709,7 @@
           <w:sz w:val="24"/>
           <w:szCs w:val="24"/>
         </w:rPr>
-        <w:t>测试结果用来验证你的系统是否按照预期运行、功能是否完整、是否存在缺陷，并为后续改进提供依据。可以采用白盒测试和黑盒测试，并提供完整的测试用例和测试结果。建议提供测试结果截图。</w:t>
+        <w:t>存档读写一致性测试：在角色购买多件装备并更改坐标后退出游戏；重新启动选择“继续游戏”，程序能够准确从 SQLite 数据库中反序列化玩家的血量、背包物品、具体位置与当前时间，实现无缝衔接。</w:t>
       </w:r>
     </w:p>
     <w:p>
@@ -2888,21 +4736,173 @@
     </w:p>
     <w:p>
       <w:pPr>
+        <w:keepNext w:val="0"/>
+        <w:keepLines w:val="0"/>
+        <w:pageBreakBefore w:val="0"/>
+        <w:widowControl w:val="0"/>
+        <w:kinsoku/>
+        <w:wordWrap/>
+        <w:overflowPunct/>
+        <w:topLinePunct w:val="0"/>
+        <w:autoSpaceDE/>
+        <w:autoSpaceDN/>
+        <w:bidi w:val="0"/>
+        <w:adjustRightInd/>
+        <w:snapToGrid/>
         <w:spacing w:line="300" w:lineRule="auto"/>
-        <w:ind w:firstLine="480" w:firstLineChars="200"/>
-        <w:rPr>
-          <w:rFonts w:ascii="Times New Roman" w:hAnsi="Times New Roman" w:eastAsia="宋体"/>
-          <w:sz w:val="24"/>
-          <w:szCs w:val="24"/>
-        </w:rPr>
-      </w:pPr>
-      <w:r>
-        <w:rPr>
-          <w:rFonts w:hint="eastAsia" w:ascii="Times New Roman" w:hAnsi="Times New Roman" w:eastAsia="宋体"/>
-          <w:sz w:val="24"/>
-          <w:szCs w:val="24"/>
-        </w:rPr>
-        <w:t>在此处撰写总结与展望，字数不宜多。</w:t>
+        <w:ind w:firstLine="204" w:firstLineChars="85"/>
+        <w:textAlignment w:val="auto"/>
+        <w:rPr>
+          <w:rFonts w:hint="eastAsia" w:ascii="宋体" w:hAnsi="宋体" w:eastAsia="宋体" w:cs="宋体"/>
+          <w:sz w:val="24"/>
+          <w:szCs w:val="24"/>
+        </w:rPr>
+      </w:pPr>
+      <w:r>
+        <w:rPr>
+          <w:rFonts w:hint="eastAsia" w:ascii="宋体" w:hAnsi="宋体" w:eastAsia="宋体" w:cs="宋体"/>
+          <w:sz w:val="24"/>
+          <w:szCs w:val="24"/>
+        </w:rPr>
+        <w:t xml:space="preserve">通过本次《程序设计课程设计》，我们团队在巩固 </w:t>
+      </w:r>
+      <w:r>
+        <w:rPr>
+          <w:rFonts w:hint="default" w:ascii="Times New Roman" w:hAnsi="Times New Roman" w:eastAsia="宋体" w:cs="Times New Roman"/>
+          <w:sz w:val="24"/>
+          <w:szCs w:val="24"/>
+        </w:rPr>
+        <w:t>C++</w:t>
+      </w:r>
+      <w:r>
+        <w:rPr>
+          <w:rFonts w:hint="eastAsia" w:ascii="宋体" w:hAnsi="宋体" w:eastAsia="宋体" w:cs="宋体"/>
+          <w:sz w:val="24"/>
+          <w:szCs w:val="24"/>
+        </w:rPr>
+        <w:t xml:space="preserve"> 核心面向对象特性的基础上，深入应用了</w:t>
+      </w:r>
+      <w:r>
+        <w:rPr>
+          <w:rFonts w:hint="default" w:ascii="Times New Roman" w:hAnsi="Times New Roman" w:eastAsia="宋体" w:cs="Times New Roman"/>
+          <w:sz w:val="24"/>
+          <w:szCs w:val="24"/>
+        </w:rPr>
+        <w:t xml:space="preserve"> STL </w:t>
+      </w:r>
+      <w:r>
+        <w:rPr>
+          <w:rFonts w:hint="eastAsia" w:ascii="宋体" w:hAnsi="宋体" w:eastAsia="宋体" w:cs="宋体"/>
+          <w:sz w:val="24"/>
+          <w:szCs w:val="24"/>
+        </w:rPr>
+        <w:t>容器、智能指针、多线程同步以及 Qt 框架的事件机制。项目从最初单一的控制台文本逻辑，逐步进化为拥有可视化地图、独立时间线程、任务与</w:t>
+      </w:r>
+      <w:r>
+        <w:rPr>
+          <w:rFonts w:hint="default" w:ascii="Times New Roman" w:hAnsi="Times New Roman" w:eastAsia="宋体" w:cs="Times New Roman"/>
+          <w:sz w:val="24"/>
+          <w:szCs w:val="24"/>
+        </w:rPr>
+        <w:t xml:space="preserve"> SQLite </w:t>
+      </w:r>
+      <w:r>
+        <w:rPr>
+          <w:rFonts w:hint="eastAsia" w:ascii="宋体" w:hAnsi="宋体" w:eastAsia="宋体" w:cs="宋体"/>
+          <w:sz w:val="24"/>
+          <w:szCs w:val="24"/>
+        </w:rPr>
+        <w:t>存档系统的完整</w:t>
+      </w:r>
+      <w:r>
+        <w:rPr>
+          <w:rFonts w:hint="default" w:ascii="Times New Roman" w:hAnsi="Times New Roman" w:eastAsia="宋体" w:cs="Times New Roman"/>
+          <w:sz w:val="24"/>
+          <w:szCs w:val="24"/>
+        </w:rPr>
+        <w:t xml:space="preserve"> 2D </w:t>
+      </w:r>
+      <w:r>
+        <w:rPr>
+          <w:rFonts w:hint="eastAsia" w:ascii="宋体" w:hAnsi="宋体" w:eastAsia="宋体" w:cs="宋体"/>
+          <w:sz w:val="24"/>
+          <w:szCs w:val="24"/>
+        </w:rPr>
+        <w:t>游戏。这极大地锻炼了我们将业务逻辑层与界面表现层解耦的工程化架构能力。</w:t>
+      </w:r>
+    </w:p>
+    <w:p>
+      <w:pPr>
+        <w:keepNext w:val="0"/>
+        <w:keepLines w:val="0"/>
+        <w:pageBreakBefore w:val="0"/>
+        <w:widowControl w:val="0"/>
+        <w:kinsoku/>
+        <w:wordWrap/>
+        <w:overflowPunct/>
+        <w:topLinePunct w:val="0"/>
+        <w:autoSpaceDE/>
+        <w:autoSpaceDN/>
+        <w:bidi w:val="0"/>
+        <w:adjustRightInd/>
+        <w:snapToGrid/>
+        <w:spacing w:line="300" w:lineRule="auto"/>
+        <w:ind w:firstLine="204" w:firstLineChars="85"/>
+        <w:textAlignment w:val="auto"/>
+        <w:rPr>
+          <w:rFonts w:hint="eastAsia" w:ascii="宋体" w:hAnsi="宋体" w:eastAsia="宋体" w:cs="宋体"/>
+          <w:sz w:val="24"/>
+          <w:szCs w:val="24"/>
+        </w:rPr>
+      </w:pPr>
+    </w:p>
+    <w:p>
+      <w:pPr>
+        <w:keepNext w:val="0"/>
+        <w:keepLines w:val="0"/>
+        <w:pageBreakBefore w:val="0"/>
+        <w:widowControl w:val="0"/>
+        <w:kinsoku/>
+        <w:wordWrap/>
+        <w:overflowPunct/>
+        <w:topLinePunct w:val="0"/>
+        <w:autoSpaceDE/>
+        <w:autoSpaceDN/>
+        <w:bidi w:val="0"/>
+        <w:adjustRightInd/>
+        <w:snapToGrid/>
+        <w:spacing w:line="300" w:lineRule="auto"/>
+        <w:ind w:firstLine="204" w:firstLineChars="85"/>
+        <w:textAlignment w:val="auto"/>
+        <w:rPr>
+          <w:rFonts w:hint="eastAsia" w:ascii="宋体" w:hAnsi="宋体" w:eastAsia="宋体" w:cs="宋体"/>
+          <w:sz w:val="24"/>
+          <w:szCs w:val="24"/>
+        </w:rPr>
+      </w:pPr>
+      <w:r>
+        <w:rPr>
+          <w:rFonts w:hint="eastAsia" w:ascii="宋体" w:hAnsi="宋体" w:eastAsia="宋体" w:cs="宋体"/>
+          <w:sz w:val="24"/>
+          <w:szCs w:val="24"/>
+        </w:rPr>
+        <w:t xml:space="preserve">展望未来，项目仍有很大的迭代空间：一是可以引入更丰富的序列帧动画系统，使人物移动、施法和攻击在视觉上更加生动；二是丰富敌人的 </w:t>
+      </w:r>
+      <w:r>
+        <w:rPr>
+          <w:rFonts w:hint="default" w:ascii="Times New Roman" w:hAnsi="Times New Roman" w:eastAsia="宋体" w:cs="Times New Roman"/>
+          <w:sz w:val="24"/>
+          <w:szCs w:val="24"/>
+        </w:rPr>
+        <w:t>AI</w:t>
+      </w:r>
+      <w:r>
+        <w:rPr>
+          <w:rFonts w:hint="eastAsia" w:ascii="宋体" w:hAnsi="宋体" w:eastAsia="宋体" w:cs="宋体"/>
+          <w:sz w:val="24"/>
+          <w:szCs w:val="24"/>
+        </w:rPr>
+        <w:t xml:space="preserve"> 状态机，例如加入仇恨视野追逐系统；三是可以扩展更复杂的装备词缀与随机掉落机制。</w:t>
       </w:r>
     </w:p>
     <w:p>
@@ -2932,18 +4932,18 @@
         <w:spacing w:line="300" w:lineRule="auto"/>
         <w:ind w:firstLine="480" w:firstLineChars="200"/>
         <w:rPr>
-          <w:rFonts w:ascii="Times New Roman" w:hAnsi="Times New Roman" w:eastAsia="宋体"/>
-          <w:sz w:val="24"/>
-          <w:szCs w:val="24"/>
-        </w:rPr>
-      </w:pPr>
-      <w:r>
-        <w:rPr>
           <w:rFonts w:hint="eastAsia" w:ascii="Times New Roman" w:hAnsi="Times New Roman" w:eastAsia="宋体"/>
           <w:sz w:val="24"/>
           <w:szCs w:val="24"/>
         </w:rPr>
-        <w:t>在此处列出完成该项目使用的参考文献。</w:t>
+      </w:pPr>
+      <w:r>
+        <w:rPr>
+          <w:rFonts w:hint="eastAsia" w:ascii="Times New Roman" w:hAnsi="Times New Roman" w:eastAsia="宋体"/>
+          <w:sz w:val="24"/>
+          <w:szCs w:val="24"/>
+        </w:rPr>
+        <w:t xml:space="preserve">[1] Stanley B. Lippman, Josee Lajoie, Barbara E. Moo. C++ Primer (第5版) [M]. 北京: 电子工业出版社, 2013. </w:t>
       </w:r>
     </w:p>
     <w:p>
@@ -2951,18 +4951,18 @@
         <w:spacing w:line="300" w:lineRule="auto"/>
         <w:ind w:firstLine="480" w:firstLineChars="200"/>
         <w:rPr>
-          <w:rFonts w:ascii="Times New Roman" w:hAnsi="Times New Roman" w:eastAsia="宋体"/>
-          <w:sz w:val="24"/>
-          <w:szCs w:val="24"/>
-        </w:rPr>
-      </w:pPr>
-      <w:r>
-        <w:rPr>
           <w:rFonts w:hint="eastAsia" w:ascii="Times New Roman" w:hAnsi="Times New Roman" w:eastAsia="宋体"/>
           <w:sz w:val="24"/>
           <w:szCs w:val="24"/>
         </w:rPr>
-        <w:t>参考文献是学术写作中不可或缺的一部分，它不仅展示了作者对已有研究成果的尊重，也为读者提供了追踪信息源的机会。</w:t>
+      </w:pPr>
+      <w:r>
+        <w:rPr>
+          <w:rFonts w:hint="eastAsia" w:ascii="Times New Roman" w:hAnsi="Times New Roman" w:eastAsia="宋体"/>
+          <w:sz w:val="24"/>
+          <w:szCs w:val="24"/>
+        </w:rPr>
+        <w:t>[2] 侯捷. STL源码剖析 [M]. 武汉: 华中科技大学出版社, 2002.</w:t>
       </w:r>
     </w:p>
     <w:p>
@@ -2970,18 +4970,18 @@
         <w:spacing w:line="300" w:lineRule="auto"/>
         <w:ind w:firstLine="480" w:firstLineChars="200"/>
         <w:rPr>
-          <w:rFonts w:ascii="Times New Roman" w:hAnsi="Times New Roman" w:eastAsia="宋体"/>
-          <w:sz w:val="24"/>
-          <w:szCs w:val="24"/>
-        </w:rPr>
-      </w:pPr>
-      <w:r>
-        <w:rPr>
           <w:rFonts w:hint="eastAsia" w:ascii="Times New Roman" w:hAnsi="Times New Roman" w:eastAsia="宋体"/>
           <w:sz w:val="24"/>
           <w:szCs w:val="24"/>
         </w:rPr>
-        <w:t>以下列出了一些典型类型参考文献格式：</w:t>
+      </w:pPr>
+      <w:r>
+        <w:rPr>
+          <w:rFonts w:hint="eastAsia" w:ascii="Times New Roman" w:hAnsi="Times New Roman" w:eastAsia="宋体"/>
+          <w:sz w:val="24"/>
+          <w:szCs w:val="24"/>
+        </w:rPr>
+        <w:t xml:space="preserve">[3] The Qt Company. Qt 6.11 Documentation [EB/OL]. https://doc.qt.io/qt-6/, 2026. </w:t>
       </w:r>
     </w:p>
     <w:p>
@@ -2989,18 +4989,18 @@
         <w:spacing w:line="300" w:lineRule="auto"/>
         <w:ind w:firstLine="480" w:firstLineChars="200"/>
         <w:rPr>
-          <w:rFonts w:ascii="Times New Roman" w:hAnsi="Times New Roman" w:eastAsia="宋体"/>
-          <w:sz w:val="24"/>
-          <w:szCs w:val="24"/>
-        </w:rPr>
-      </w:pPr>
-      <w:r>
-        <w:rPr>
           <w:rFonts w:hint="eastAsia" w:ascii="Times New Roman" w:hAnsi="Times New Roman" w:eastAsia="宋体"/>
           <w:sz w:val="24"/>
           <w:szCs w:val="24"/>
         </w:rPr>
-        <w:t>【图书教材类】</w:t>
+      </w:pPr>
+      <w:r>
+        <w:rPr>
+          <w:rFonts w:hint="eastAsia" w:ascii="Times New Roman" w:hAnsi="Times New Roman" w:eastAsia="宋体"/>
+          <w:sz w:val="24"/>
+          <w:szCs w:val="24"/>
+        </w:rPr>
+        <w:t xml:space="preserve">[4] Tiled Map Editor. Tiled Documentation [EB/OL]. https://doc.mapeditor.org/en/stable/, 2026. </w:t>
       </w:r>
     </w:p>
     <w:p>
@@ -3015,239 +5015,11 @@
       </w:pPr>
       <w:r>
         <w:rPr>
-          <w:rFonts w:ascii="Times New Roman" w:hAnsi="Times New Roman" w:eastAsia="宋体"/>
-          <w:sz w:val="24"/>
-          <w:szCs w:val="24"/>
-        </w:rPr>
-        <w:t>[1] M. Fowler, Patterns of Enterprise Application Architecture. Boston, MA, USA: Addison-Wesley, 2002.</w:t>
-      </w:r>
-    </w:p>
-    <w:p>
-      <w:pPr>
-        <w:spacing w:line="300" w:lineRule="auto"/>
-        <w:ind w:firstLine="480" w:firstLineChars="200"/>
-        <w:rPr>
-          <w:rFonts w:ascii="Times New Roman" w:hAnsi="Times New Roman" w:eastAsia="宋体"/>
-          <w:sz w:val="24"/>
-          <w:szCs w:val="24"/>
-        </w:rPr>
-      </w:pPr>
-      <w:r>
-        <w:rPr>
-          <w:rFonts w:ascii="Times New Roman" w:hAnsi="Times New Roman" w:eastAsia="宋体"/>
-          <w:sz w:val="24"/>
-          <w:szCs w:val="24"/>
-        </w:rPr>
-        <w:t>[2] I. Sommerville and P. Sawyer, Requirements Engineering: A Good Practice Guide. Hoboken, NJ, USA: Wiley, 1997.</w:t>
-      </w:r>
-    </w:p>
-    <w:p>
-      <w:pPr>
-        <w:spacing w:line="300" w:lineRule="auto"/>
-        <w:ind w:firstLine="480" w:firstLineChars="200"/>
-        <w:rPr>
-          <w:rFonts w:ascii="Times New Roman" w:hAnsi="Times New Roman" w:eastAsia="宋体"/>
-          <w:sz w:val="24"/>
-          <w:szCs w:val="24"/>
-        </w:rPr>
-      </w:pPr>
-      <w:r>
-        <w:rPr>
-          <w:rFonts w:ascii="Times New Roman" w:hAnsi="Times New Roman" w:eastAsia="宋体"/>
-          <w:sz w:val="24"/>
-          <w:szCs w:val="24"/>
-        </w:rPr>
-        <w:t>[3] 王珊, 萨师煊, 数据库系统概论, 第5版. 北京: 高等教育出版社, 2014.</w:t>
-      </w:r>
-    </w:p>
-    <w:p>
-      <w:pPr>
-        <w:spacing w:line="300" w:lineRule="auto"/>
-        <w:ind w:firstLine="480" w:firstLineChars="200"/>
-        <w:rPr>
-          <w:rFonts w:ascii="Times New Roman" w:hAnsi="Times New Roman" w:eastAsia="宋体"/>
-          <w:sz w:val="24"/>
-          <w:szCs w:val="24"/>
-        </w:rPr>
-      </w:pPr>
-      <w:r>
-        <w:rPr>
           <w:rFonts w:hint="eastAsia" w:ascii="Times New Roman" w:hAnsi="Times New Roman" w:eastAsia="宋体"/>
           <w:sz w:val="24"/>
           <w:szCs w:val="24"/>
         </w:rPr>
-        <w:t>【期刊类】</w:t>
-      </w:r>
-    </w:p>
-    <w:p>
-      <w:pPr>
-        <w:spacing w:line="300" w:lineRule="auto"/>
-        <w:ind w:firstLine="480" w:firstLineChars="200"/>
-        <w:rPr>
-          <w:rFonts w:ascii="Times New Roman" w:hAnsi="Times New Roman" w:eastAsia="宋体"/>
-          <w:sz w:val="24"/>
-          <w:szCs w:val="24"/>
-        </w:rPr>
-      </w:pPr>
-      <w:r>
-        <w:rPr>
-          <w:rFonts w:ascii="Times New Roman" w:hAnsi="Times New Roman" w:eastAsia="宋体"/>
-          <w:sz w:val="24"/>
-          <w:szCs w:val="24"/>
-        </w:rPr>
-        <w:t>[4] B. Meyer, "Applying 'design by contract'," IEEE Trans. Softw. Eng., vol. 17, no. 10, pp. 1010–1021, Oct. 1992.</w:t>
-      </w:r>
-    </w:p>
-    <w:p>
-      <w:pPr>
-        <w:spacing w:line="300" w:lineRule="auto"/>
-        <w:ind w:firstLine="480" w:firstLineChars="200"/>
-        <w:rPr>
-          <w:rFonts w:ascii="Times New Roman" w:hAnsi="Times New Roman" w:eastAsia="宋体"/>
-          <w:sz w:val="24"/>
-          <w:szCs w:val="24"/>
-        </w:rPr>
-      </w:pPr>
-      <w:r>
-        <w:rPr>
-          <w:rFonts w:ascii="Times New Roman" w:hAnsi="Times New Roman" w:eastAsia="宋体"/>
-          <w:sz w:val="24"/>
-          <w:szCs w:val="24"/>
-        </w:rPr>
-        <w:t>[5] 李明, “面向对象编程教学研究,” 计算机教育, no. 8, pp. 45–48, 2023.</w:t>
-      </w:r>
-    </w:p>
-    <w:p>
-      <w:pPr>
-        <w:spacing w:line="300" w:lineRule="auto"/>
-        <w:ind w:firstLine="480" w:firstLineChars="200"/>
-        <w:rPr>
-          <w:rFonts w:ascii="Times New Roman" w:hAnsi="Times New Roman" w:eastAsia="宋体"/>
-          <w:sz w:val="24"/>
-          <w:szCs w:val="24"/>
-        </w:rPr>
-      </w:pPr>
-      <w:r>
-        <w:rPr>
-          <w:rFonts w:hint="eastAsia" w:ascii="Times New Roman" w:hAnsi="Times New Roman" w:eastAsia="宋体"/>
-          <w:sz w:val="24"/>
-          <w:szCs w:val="24"/>
-        </w:rPr>
-        <w:t>【会议类】</w:t>
-      </w:r>
-    </w:p>
-    <w:p>
-      <w:pPr>
-        <w:spacing w:line="300" w:lineRule="auto"/>
-        <w:ind w:firstLine="480" w:firstLineChars="200"/>
-        <w:rPr>
-          <w:rFonts w:ascii="Times New Roman" w:hAnsi="Times New Roman" w:eastAsia="宋体"/>
-          <w:sz w:val="24"/>
-          <w:szCs w:val="24"/>
-        </w:rPr>
-      </w:pPr>
-      <w:r>
-        <w:rPr>
-          <w:rFonts w:ascii="Times New Roman" w:hAnsi="Times New Roman" w:eastAsia="宋体"/>
-          <w:sz w:val="24"/>
-          <w:szCs w:val="24"/>
-        </w:rPr>
-        <w:t>[6] T. H. Cormen, C. E. Leiserson, and R. L. Rivest, "An improved algorithm for dynamic load balancing," in Proc. IEEE Int. Conf. Parallel Distrib. Process., 1991, pp. 543–547.</w:t>
-      </w:r>
-    </w:p>
-    <w:p>
-      <w:pPr>
-        <w:spacing w:line="300" w:lineRule="auto"/>
-        <w:ind w:firstLine="480" w:firstLineChars="200"/>
-        <w:rPr>
-          <w:rFonts w:ascii="Times New Roman" w:hAnsi="Times New Roman" w:eastAsia="宋体"/>
-          <w:sz w:val="24"/>
-          <w:szCs w:val="24"/>
-        </w:rPr>
-      </w:pPr>
-      <w:r>
-        <w:rPr>
-          <w:rFonts w:ascii="Times New Roman" w:hAnsi="Times New Roman" w:eastAsia="宋体"/>
-          <w:sz w:val="24"/>
-          <w:szCs w:val="24"/>
-        </w:rPr>
-        <w:t>[7] 刘强, 王芳, “基于C++的图书馆管理系统设计与实现,” 全国高校计算机教育研讨会论文集, 2022, pp. 112–117.</w:t>
-      </w:r>
-    </w:p>
-    <w:p>
-      <w:pPr>
-        <w:spacing w:line="300" w:lineRule="auto"/>
-        <w:ind w:firstLine="480" w:firstLineChars="200"/>
-        <w:rPr>
-          <w:rFonts w:ascii="Times New Roman" w:hAnsi="Times New Roman" w:eastAsia="宋体"/>
-          <w:sz w:val="24"/>
-          <w:szCs w:val="24"/>
-        </w:rPr>
-      </w:pPr>
-      <w:r>
-        <w:rPr>
-          <w:rFonts w:hint="eastAsia" w:ascii="Times New Roman" w:hAnsi="Times New Roman" w:eastAsia="宋体"/>
-          <w:sz w:val="24"/>
-          <w:szCs w:val="24"/>
-        </w:rPr>
-        <w:t>【网络资源类】</w:t>
-      </w:r>
-    </w:p>
-    <w:p>
-      <w:pPr>
-        <w:spacing w:line="300" w:lineRule="auto"/>
-        <w:ind w:firstLine="480" w:firstLineChars="200"/>
-        <w:rPr>
-          <w:rFonts w:ascii="Times New Roman" w:hAnsi="Times New Roman" w:eastAsia="宋体"/>
-          <w:sz w:val="24"/>
-          <w:szCs w:val="24"/>
-        </w:rPr>
-      </w:pPr>
-      <w:r>
-        <w:rPr>
-          <w:rFonts w:ascii="Times New Roman" w:hAnsi="Times New Roman" w:eastAsia="宋体"/>
-          <w:sz w:val="24"/>
-          <w:szCs w:val="24"/>
-        </w:rPr>
-        <w:t>[8] Oracle, "Java Language Specification," Oracle Documentation. [Online]. Available: https://docs.oracle.com/javase/specs/. [Accessed: Jun. 1, 2025].</w:t>
-      </w:r>
-    </w:p>
-    <w:p>
-      <w:pPr>
-        <w:spacing w:line="300" w:lineRule="auto"/>
-        <w:ind w:firstLine="480" w:firstLineChars="200"/>
-        <w:rPr>
-          <w:rFonts w:ascii="Times New Roman" w:hAnsi="Times New Roman" w:eastAsia="宋体"/>
-          <w:sz w:val="24"/>
-          <w:szCs w:val="24"/>
-        </w:rPr>
-      </w:pPr>
-      <w:r>
-        <w:rPr>
-          <w:rFonts w:ascii="Times New Roman" w:hAnsi="Times New Roman" w:eastAsia="宋体"/>
-          <w:sz w:val="24"/>
-          <w:szCs w:val="24"/>
-        </w:rPr>
-        <w:t>[9] Wikipedia, "Object-oriented programming," Wikipedia, the Free Encyclopedia. [Online]. Available: https://en.wikipedia.org/wiki/Object-oriented_programming. [Accessed: May 30, 2025].</w:t>
-      </w:r>
-    </w:p>
-    <w:p>
-      <w:pPr>
-        <w:spacing w:line="300" w:lineRule="auto"/>
-        <w:ind w:firstLine="480" w:firstLineChars="200"/>
-        <w:rPr>
-          <w:rFonts w:ascii="Times New Roman" w:hAnsi="Times New Roman" w:eastAsia="宋体"/>
-          <w:sz w:val="24"/>
-          <w:szCs w:val="24"/>
-        </w:rPr>
-      </w:pPr>
-      <w:r>
-        <w:rPr>
-          <w:rFonts w:ascii="Times New Roman" w:hAnsi="Times New Roman" w:eastAsia="宋体"/>
-          <w:sz w:val="24"/>
-          <w:szCs w:val="24"/>
-        </w:rPr>
-        <w:t>[10] GitHub, "Library Management System Project," [Online]. Available: https://github.com/team/library-system. [Accessed: May 28, 2025].</w:t>
+        <w:t>[5] Richard Grimes. Beginning C++17: From Novice to Professional [M]. Apress, 2018.</w:t>
       </w:r>
     </w:p>
     <w:sectPr>
@@ -3473,7 +5245,7 @@
     <w:lsdException w:uiPriority="99" w:name="footnote text"/>
     <w:lsdException w:uiPriority="99" w:name="annotation text"/>
     <w:lsdException w:qFormat="1" w:uiPriority="99" w:semiHidden="0" w:name="header"/>
-    <w:lsdException w:uiPriority="99" w:semiHidden="0" w:name="footer"/>
+    <w:lsdException w:qFormat="1" w:uiPriority="99" w:semiHidden="0" w:name="footer"/>
     <w:lsdException w:uiPriority="99" w:name="index heading"/>
     <w:lsdException w:qFormat="1" w:uiPriority="35" w:semiHidden="0" w:name="caption"/>
     <w:lsdException w:uiPriority="99" w:name="table of figures"/>
@@ -3768,6 +5540,7 @@
     <w:basedOn w:val="1"/>
     <w:link w:val="12"/>
     <w:unhideWhenUsed/>
+    <w:qFormat/>
     <w:uiPriority w:val="99"/>
     <w:pPr>
       <w:tabs>

--- a/大作业文档.docx
+++ b/大作业文档.docx
@@ -309,6 +309,62 @@
       <w:r>
         <w:rPr>
           <w:rFonts w:ascii="Times New Roman" w:eastAsia="宋体" w:hAnsi="Times New Roman" w:cs="Times New Roman"/>
+          <w:szCs w:val="24"/>
+        </w:rPr>
+        <w:fldChar w:fldCharType="separate"/>
+      </w:r>
+      <w:r>
+        <w:rPr>
+          <w:rFonts w:ascii="Times New Roman" w:eastAsia="宋体" w:hAnsi="Times New Roman" w:cs="Times New Roman"/>
+          <w:noProof/>
+          <w:szCs w:val="24"/>
+        </w:rPr>
+        <w:fldChar w:fldCharType="begin"/>
+      </w:r>
+      <w:r>
+        <w:rPr>
+          <w:rFonts w:ascii="Times New Roman" w:eastAsia="宋体" w:hAnsi="Times New Roman" w:cs="Times New Roman"/>
+          <w:noProof/>
+          <w:szCs w:val="24"/>
+        </w:rPr>
+        <w:instrText xml:space="preserve"> </w:instrText>
+      </w:r>
+      <w:r>
+        <w:rPr>
+          <w:rFonts w:ascii="Times New Roman" w:eastAsia="宋体" w:hAnsi="Times New Roman" w:cs="Times New Roman" w:hint="eastAsia"/>
+          <w:noProof/>
+          <w:szCs w:val="24"/>
+        </w:rPr>
+        <w:instrText>INCLUDEPICTURE  "/Users/../</w:instrText>
+      </w:r>
+      <w:r>
+        <w:rPr>
+          <w:rFonts w:ascii="Times New Roman" w:eastAsia="宋体" w:hAnsi="Times New Roman" w:cs="Times New Roman" w:hint="eastAsia"/>
+          <w:noProof/>
+          <w:szCs w:val="24"/>
+        </w:rPr>
+        <w:instrText>实践管理科</w:instrText>
+      </w:r>
+      <w:r>
+        <w:rPr>
+          <w:rFonts w:ascii="Times New Roman" w:eastAsia="宋体" w:hAnsi="Times New Roman" w:cs="Times New Roman" w:hint="eastAsia"/>
+          <w:noProof/>
+          <w:szCs w:val="24"/>
+        </w:rPr>
+        <w:instrText>/JNDX_M.GIF" \* MERGEFORMATINET</w:instrText>
+      </w:r>
+      <w:r>
+        <w:rPr>
+          <w:rFonts w:ascii="Times New Roman" w:eastAsia="宋体" w:hAnsi="Times New Roman" w:cs="Times New Roman"/>
+          <w:noProof/>
+          <w:szCs w:val="24"/>
+        </w:rPr>
+        <w:instrText xml:space="preserve"> </w:instrText>
+      </w:r>
+      <w:r>
+        <w:rPr>
+          <w:rFonts w:ascii="Times New Roman" w:eastAsia="宋体" w:hAnsi="Times New Roman" w:cs="Times New Roman"/>
+          <w:noProof/>
           <w:szCs w:val="24"/>
         </w:rPr>
         <w:fldChar w:fldCharType="separate"/>
@@ -339,10 +395,18 @@
             <v:path o:extrusionok="f" gradientshapeok="t" o:connecttype="rect"/>
             <o:lock v:ext="edit" aspectratio="t"/>
           </v:shapetype>
-          <v:shape id="_x0000_i1025" type="#_x0000_t75" alt="" style="width:174.1pt;height:58.35pt;mso-width-percent:0;mso-height-percent:0;mso-width-percent:0;mso-height-percent:0">
+          <v:shape id="_x0000_i1025" type="#_x0000_t75" alt="" style="width:173.55pt;height:58.5pt;mso-width-percent:0;mso-height-percent:0;mso-width-percent:0;mso-height-percent:0">
             <v:imagedata r:id="rId8" r:href="rId9"/>
           </v:shape>
         </w:pict>
+      </w:r>
+      <w:r>
+        <w:rPr>
+          <w:rFonts w:ascii="Times New Roman" w:eastAsia="宋体" w:hAnsi="Times New Roman" w:cs="Times New Roman"/>
+          <w:noProof/>
+          <w:szCs w:val="24"/>
+        </w:rPr>
+        <w:fldChar w:fldCharType="end"/>
       </w:r>
       <w:r>
         <w:rPr>
@@ -1117,25 +1181,47 @@
     </w:p>
     <w:p>
       <w:pPr>
+        <w:wordWrap w:val="0"/>
         <w:spacing w:line="300" w:lineRule="auto"/>
         <w:ind w:firstLineChars="200" w:firstLine="480"/>
         <w:rPr>
-          <w:rFonts w:ascii="Times New Roman" w:eastAsia="宋体" w:hAnsi="Times New Roman"/>
-          <w:sz w:val="24"/>
-          <w:szCs w:val="24"/>
-        </w:rPr>
-      </w:pPr>
-    </w:p>
-    <w:p>
-      <w:pPr>
-        <w:spacing w:line="300" w:lineRule="auto"/>
-        <w:ind w:firstLineChars="200" w:firstLine="480"/>
-        <w:rPr>
-          <w:rFonts w:ascii="Times New Roman" w:eastAsia="宋体" w:hAnsi="Times New Roman"/>
-          <w:sz w:val="24"/>
-          <w:szCs w:val="24"/>
-        </w:rPr>
-      </w:pPr>
+          <w:rFonts w:ascii="Times New Roman" w:eastAsia="宋体" w:hAnsi="Times New Roman" w:hint="eastAsia"/>
+          <w:sz w:val="24"/>
+          <w:szCs w:val="24"/>
+        </w:rPr>
+      </w:pPr>
+      <w:r>
+        <w:rPr>
+          <w:rFonts w:ascii="Times New Roman" w:eastAsia="宋体" w:hAnsi="Times New Roman" w:hint="eastAsia"/>
+          <w:sz w:val="24"/>
+          <w:szCs w:val="24"/>
+        </w:rPr>
+        <w:t>项目</w:t>
+      </w:r>
+      <w:r>
+        <w:rPr>
+          <w:rFonts w:ascii="Times New Roman" w:eastAsia="宋体" w:hAnsi="Times New Roman" w:hint="eastAsia"/>
+          <w:sz w:val="24"/>
+          <w:szCs w:val="24"/>
+        </w:rPr>
+        <w:t>GitHub</w:t>
+      </w:r>
+      <w:r>
+        <w:rPr>
+          <w:rFonts w:ascii="Times New Roman" w:eastAsia="宋体" w:hAnsi="Times New Roman" w:hint="eastAsia"/>
+          <w:sz w:val="24"/>
+          <w:szCs w:val="24"/>
+        </w:rPr>
+        <w:t>地址：</w:t>
+      </w:r>
+      <w:r>
+        <w:rPr>
+          <w:rFonts w:ascii="Times New Roman" w:eastAsia="宋体" w:hAnsi="Times New Roman"/>
+          <w:sz w:val="24"/>
+          <w:szCs w:val="24"/>
+        </w:rPr>
+        <w:t>https://github.com/luqie0106/CampusRPG_Simultaneously</w:t>
+      </w:r>
     </w:p>
     <w:p>
       <w:pPr>
@@ -1158,6 +1244,14 @@
         </w:rPr>
         <w:t>项目特色与创新</w:t>
       </w:r>
+    </w:p>
+    <w:p/>
+    <w:p>
+      <w:pPr>
+        <w:rPr>
+          <w:rFonts w:hint="eastAsia"/>
+        </w:rPr>
+      </w:pPr>
     </w:p>
     <w:p>
       <w:pPr>
@@ -1588,6 +1682,15 @@
             <w:tcW w:w="1984" w:type="dxa"/>
             <w:vAlign w:val="center"/>
           </w:tcPr>
+          <w:p>
+            <w:pPr>
+              <w:spacing w:line="300" w:lineRule="auto"/>
+              <w:rPr>
+                <w:rFonts w:ascii="Times New Roman" w:eastAsia="宋体" w:hAnsi="Times New Roman" w:hint="eastAsia"/>
+                <w:sz w:val="24"/>
+              </w:rPr>
+            </w:pPr>
+          </w:p>
           <w:p>
             <w:pPr>
               <w:spacing w:line="300" w:lineRule="auto"/>
@@ -4033,15 +4136,6 @@
         </w:rPr>
         <w:t>则在界面上以图形化列表的形式动态展示当前的任务进展。</w:t>
       </w:r>
-    </w:p>
-    <w:p>
-      <w:pPr>
-        <w:spacing w:after="120" w:line="300" w:lineRule="auto"/>
-        <w:rPr>
-          <w:rFonts w:ascii="Times New Roman" w:eastAsia="宋体" w:hAnsi="Times New Roman"/>
-          <w:sz w:val="24"/>
-        </w:rPr>
-      </w:pPr>
     </w:p>
     <w:p>
       <w:pPr>
@@ -4104,6 +4198,30 @@
     <w:p>
       <w:pPr>
         <w:spacing w:after="120" w:line="300" w:lineRule="auto"/>
+        <w:jc w:val="center"/>
+        <w:rPr>
+          <w:rFonts w:ascii="Times New Roman" w:eastAsia="宋体" w:hAnsi="Times New Roman" w:hint="eastAsia"/>
+          <w:sz w:val="24"/>
+        </w:rPr>
+      </w:pPr>
+      <w:r>
+        <w:rPr>
+          <w:rFonts w:ascii="Times New Roman" w:eastAsia="宋体" w:hAnsi="Times New Roman" w:hint="eastAsia"/>
+          <w:sz w:val="24"/>
+        </w:rPr>
+        <w:t>UML</w:t>
+      </w:r>
+      <w:r>
+        <w:rPr>
+          <w:rFonts w:ascii="Times New Roman" w:eastAsia="宋体" w:hAnsi="Times New Roman" w:hint="eastAsia"/>
+          <w:sz w:val="24"/>
+        </w:rPr>
+        <w:t>类图</w:t>
+      </w:r>
+    </w:p>
+    <w:p>
+      <w:pPr>
+        <w:spacing w:after="120" w:line="300" w:lineRule="auto"/>
         <w:ind w:firstLine="480"/>
       </w:pPr>
       <w:r>
@@ -6946,6 +7064,7 @@
     </w:p>
     <w:p>
       <w:pPr>
+        <w:wordWrap w:val="0"/>
         <w:spacing w:line="300" w:lineRule="auto"/>
         <w:ind w:firstLineChars="200" w:firstLine="480"/>
         <w:rPr>
@@ -6960,7 +7079,7 @@
           <w:sz w:val="24"/>
           <w:szCs w:val="24"/>
         </w:rPr>
-        <w:t xml:space="preserve">[4] Tiled Map Editor. Tiled Documentation [EB/OL]. </w:t>
+        <w:t>[4] Tiled Map Editor. Tiled Documentation [EB/OL]. https://doc.mapeditor.o</w:t>
       </w:r>
       <w:r>
         <w:rPr>
@@ -6969,11 +7088,12 @@
           <w:szCs w:val="24"/>
         </w:rPr>
         <w:lastRenderedPageBreak/>
-        <w:t xml:space="preserve">https://doc.mapeditor.org/en/stable/, 2026. </w:t>
-      </w:r>
-    </w:p>
-    <w:p>
-      <w:pPr>
+        <w:t xml:space="preserve">rg/en/stable/, 2026. </w:t>
+      </w:r>
+    </w:p>
+    <w:p>
+      <w:pPr>
+        <w:wordWrap w:val="0"/>
         <w:spacing w:line="300" w:lineRule="auto"/>
         <w:ind w:firstLineChars="200" w:firstLine="480"/>
         <w:rPr>
